--- a/Business_Template Bolatava lab.docx
+++ b/Business_Template Bolatava lab.docx
@@ -1447,15 +1447,7 @@
         </w:rPr>
       </w:pPr>
       <w:r>
-        <w:t xml:space="preserve">Currently, the company faces challenges due to fragmented data stored in separate systems (Offline POS and Online </w:t>
-      </w:r>
-      <w:proofErr w:type="gramStart"/>
-      <w:r>
-        <w:t>Web-store</w:t>
-      </w:r>
-      <w:proofErr w:type="gramEnd"/>
-      <w:r>
-        <w:t>). Poor data management leads to several issues:</w:t>
+        <w:t>Currently, the company faces challenges due to fragmented data stored in separate systems (Offline POS and Online Web-store). Poor data management leads to several issues:</w:t>
       </w:r>
     </w:p>
     <w:p>
@@ -1574,9 +1566,6 @@
         <w:pStyle w:val="Heading2"/>
         <w:keepNext w:val="0"/>
         <w:ind w:left="851" w:hanging="851"/>
-        <w:rPr>
-          <w:lang w:val="ru-RU"/>
-        </w:rPr>
       </w:pPr>
       <w:bookmarkStart w:id="14" w:name="_Toc412572572"/>
       <w:bookmarkStart w:id="15" w:name="_Toc509167636"/>
@@ -1798,7 +1787,10 @@
       </w:r>
       <w:proofErr w:type="spellStart"/>
       <w:r>
-        <w:t>item_number</w:t>
+        <w:t>item_</w:t>
+      </w:r>
+      <w:r>
+        <w:t>id</w:t>
       </w:r>
       <w:proofErr w:type="spellEnd"/>
       <w:r>
@@ -1826,7 +1818,13 @@
         <w:t>Product Category:</w:t>
       </w:r>
       <w:r>
-        <w:t xml:space="preserve"> Consists of category code and </w:t>
+        <w:t xml:space="preserve"> Consists of category </w:t>
+      </w:r>
+      <w:r>
+        <w:t>id</w:t>
+      </w:r>
+      <w:r>
+        <w:t xml:space="preserve"> and </w:t>
       </w:r>
       <w:proofErr w:type="spellStart"/>
       <w:r>
@@ -1854,7 +1852,10 @@
       </w:r>
       <w:proofErr w:type="spellStart"/>
       <w:r>
-        <w:t>vendor_number</w:t>
+        <w:t>vendor_</w:t>
+      </w:r>
+      <w:r>
+        <w:t>id</w:t>
       </w:r>
       <w:proofErr w:type="spellEnd"/>
       <w:r>
@@ -1982,37 +1983,44 @@
           <w:b/>
           <w:bCs/>
         </w:rPr>
-        <w:t>store_num</w:t>
-      </w:r>
-      <w:proofErr w:type="spellEnd"/>
+        <w:t>store_</w:t>
+      </w:r>
       <w:r>
         <w:rPr>
           <w:b/>
           <w:bCs/>
         </w:rPr>
-        <w:t xml:space="preserve">, </w:t>
-      </w:r>
-      <w:proofErr w:type="spellStart"/>
+        <w:t>id</w:t>
+      </w:r>
+      <w:proofErr w:type="spellEnd"/>
       <w:r>
         <w:rPr>
           <w:b/>
           <w:bCs/>
         </w:rPr>
-        <w:t>store_name</w:t>
-      </w:r>
-      <w:proofErr w:type="spellEnd"/>
+        <w:t xml:space="preserve">, </w:t>
+      </w:r>
+      <w:proofErr w:type="spellStart"/>
       <w:r>
         <w:rPr>
           <w:b/>
           <w:bCs/>
         </w:rPr>
-        <w:t>, address</w:t>
-      </w:r>
+        <w:t>store_name</w:t>
+      </w:r>
+      <w:proofErr w:type="spellEnd"/>
       <w:r>
         <w:rPr>
           <w:b/>
           <w:bCs/>
         </w:rPr>
+        <w:t>, address</w:t>
+      </w:r>
+      <w:r>
+        <w:rPr>
+          <w:b/>
+          <w:bCs/>
+        </w:rPr>
         <w:t>):</w:t>
       </w:r>
       <w:r>
@@ -2044,7 +2052,10 @@
       </w:r>
       <w:proofErr w:type="spellStart"/>
       <w:r>
-        <w:t>county_number</w:t>
+        <w:t>county_</w:t>
+      </w:r>
+      <w:r>
+        <w:t>id</w:t>
       </w:r>
       <w:proofErr w:type="spellEnd"/>
       <w:r>
@@ -2060,9 +2071,6 @@
     <w:p>
       <w:pPr>
         <w:pStyle w:val="BodyText"/>
-        <w:rPr>
-          <w:lang w:val="ru-RU"/>
-        </w:rPr>
       </w:pPr>
       <w:r>
         <w:t>Cost &amp; Sales Measures</w:t>
@@ -2196,15 +2204,7 @@
       </w:r>
       <w:proofErr w:type="spellEnd"/>
       <w:r>
-        <w:t xml:space="preserve"> (total liquid volume). These are essential for calculating the "price per liter" and "sales </w:t>
-      </w:r>
-      <w:proofErr w:type="gramStart"/>
-      <w:r>
-        <w:t>density</w:t>
-      </w:r>
-      <w:proofErr w:type="gramEnd"/>
-      <w:r>
-        <w:t>.</w:t>
+        <w:t xml:space="preserve"> (total liquid volume). These are essential for calculating the "price per liter" and "sales density.</w:t>
       </w:r>
     </w:p>
     <w:p>
@@ -2215,9 +2215,6 @@
     <w:p>
       <w:pPr>
         <w:pStyle w:val="BodyText"/>
-        <w:rPr>
-          <w:lang w:val="ru-RU"/>
-        </w:rPr>
       </w:pPr>
       <w:r>
         <w:rPr>
@@ -2233,9 +2230,6 @@
     <w:p>
       <w:pPr>
         <w:pStyle w:val="BodyText"/>
-        <w:rPr>
-          <w:lang w:val="ru-RU"/>
-        </w:rPr>
       </w:pPr>
     </w:p>
     <w:p>
@@ -2263,7 +2257,10 @@
       </w:r>
       <w:proofErr w:type="spellStart"/>
       <w:r>
-        <w:t>item_number</w:t>
+        <w:t>item_</w:t>
+      </w:r>
+      <w:r>
+        <w:t>id</w:t>
       </w:r>
       <w:proofErr w:type="spellEnd"/>
       <w:r>
@@ -2291,7 +2288,13 @@
         <w:t>Product Category:</w:t>
       </w:r>
       <w:r>
-        <w:t xml:space="preserve"> Consists of category code and </w:t>
+        <w:t xml:space="preserve"> Consists of category </w:t>
+      </w:r>
+      <w:r>
+        <w:t>id</w:t>
+      </w:r>
+      <w:r>
+        <w:t xml:space="preserve"> and </w:t>
       </w:r>
       <w:proofErr w:type="spellStart"/>
       <w:r>
@@ -2315,13 +2318,14 @@
         <w:t>Vendor Details:</w:t>
       </w:r>
       <w:r>
-        <w:t xml:space="preserve"> Includes </w:t>
-      </w:r>
-      <w:proofErr w:type="spellStart"/>
-      <w:r>
-        <w:t>vendor_number</w:t>
-      </w:r>
-      <w:proofErr w:type="spellEnd"/>
+        <w:t xml:space="preserve"> Includes vendor_</w:t>
+      </w:r>
+      <w:r>
+        <w:t xml:space="preserve"> </w:t>
+      </w:r>
+      <w:r>
+        <w:t>id</w:t>
+      </w:r>
       <w:r>
         <w:t xml:space="preserve"> and </w:t>
       </w:r>
@@ -2474,33 +2478,76 @@
           <w:b/>
           <w:bCs/>
         </w:rPr>
+        <w:t xml:space="preserve"> (Delivery Destination):</w:t>
+      </w:r>
+      <w:r>
+        <w:t xml:space="preserve"> city, </w:t>
+      </w:r>
+      <w:proofErr w:type="spellStart"/>
+      <w:r>
+        <w:t>zip_code</w:t>
+      </w:r>
+      <w:proofErr w:type="spellEnd"/>
+      <w:r>
+        <w:t>, county, county_</w:t>
+      </w:r>
+      <w:r>
         <w:t xml:space="preserve"> </w:t>
       </w:r>
+      <w:r>
+        <w:t>id</w:t>
+      </w:r>
+      <w:r>
+        <w:t>.</w:t>
+      </w:r>
+    </w:p>
+    <w:p>
+      <w:pPr>
+        <w:pStyle w:val="BodyText"/>
+        <w:ind w:left="720"/>
+      </w:pPr>
+    </w:p>
+    <w:p>
+      <w:pPr>
+        <w:pStyle w:val="BodyText"/>
+      </w:pPr>
+      <w:r>
+        <w:t>Cost &amp; Sales Measures</w:t>
+      </w:r>
+      <w:r>
+        <w:t>:</w:t>
+      </w:r>
+    </w:p>
+    <w:p>
+      <w:pPr>
+        <w:pStyle w:val="BodyText"/>
+        <w:ind w:left="720"/>
+      </w:pPr>
       <w:r>
         <w:rPr>
           <w:b/>
           <w:bCs/>
         </w:rPr>
-        <w:t>(Delivery Destination):</w:t>
-      </w:r>
-      <w:r>
-        <w:t xml:space="preserve"> city, </w:t>
+        <w:t>Cost Measure (</w:t>
       </w:r>
       <w:proofErr w:type="spellStart"/>
       <w:r>
-        <w:t>zip_code</w:t>
+        <w:rPr>
+          <w:b/>
+          <w:bCs/>
+        </w:rPr>
+        <w:t>state_bottle_cost</w:t>
       </w:r>
       <w:proofErr w:type="spellEnd"/>
       <w:r>
-        <w:t xml:space="preserve">, county, </w:t>
-      </w:r>
-      <w:proofErr w:type="spellStart"/>
-      <w:r>
-        <w:t>county_number</w:t>
-      </w:r>
-      <w:proofErr w:type="spellEnd"/>
-      <w:r>
-        <w:t>.</w:t>
+        <w:rPr>
+          <w:b/>
+          <w:bCs/>
+        </w:rPr>
+        <w:t>):</w:t>
+      </w:r>
+      <w:r>
+        <w:t xml:space="preserve"> The wholesale price the retailer pays per bottle. </w:t>
       </w:r>
     </w:p>
     <w:p>
@@ -2508,16 +2555,31 @@
         <w:pStyle w:val="BodyText"/>
         <w:ind w:left="720"/>
       </w:pPr>
-    </w:p>
-    <w:p>
-      <w:pPr>
-        <w:pStyle w:val="BodyText"/>
-      </w:pPr>
-      <w:r>
-        <w:t>Cost &amp; Sales Measures</w:t>
-      </w:r>
-      <w:r>
-        <w:t>:</w:t>
+      <w:r>
+        <w:rPr>
+          <w:b/>
+          <w:bCs/>
+        </w:rPr>
+        <w:t>Retail Price (</w:t>
+      </w:r>
+      <w:proofErr w:type="spellStart"/>
+      <w:r>
+        <w:rPr>
+          <w:b/>
+          <w:bCs/>
+        </w:rPr>
+        <w:t>state_bottle_retail</w:t>
+      </w:r>
+      <w:proofErr w:type="spellEnd"/>
+      <w:r>
+        <w:rPr>
+          <w:b/>
+          <w:bCs/>
+        </w:rPr>
+        <w:t>):</w:t>
+      </w:r>
+      <w:r>
+        <w:t xml:space="preserve"> The standard suggested retail price per bottle. </w:t>
       </w:r>
     </w:p>
     <w:p>
@@ -2530,7 +2592,7 @@
           <w:b/>
           <w:bCs/>
         </w:rPr>
-        <w:t>Cost Measure (</w:t>
+        <w:t>Sales Measure (</w:t>
       </w:r>
       <w:proofErr w:type="spellStart"/>
       <w:r>
@@ -2538,7 +2600,7 @@
           <w:b/>
           <w:bCs/>
         </w:rPr>
-        <w:t>state_bottle_cost</w:t>
+        <w:t>sale_dollars</w:t>
       </w:r>
       <w:proofErr w:type="spellEnd"/>
       <w:r>
@@ -2549,7 +2611,7 @@
         <w:t>):</w:t>
       </w:r>
       <w:r>
-        <w:t xml:space="preserve"> The wholesale price the retailer pays per bottle. </w:t>
+        <w:t xml:space="preserve"> The actual total revenue generated from the transaction (after any discounts or promotions).</w:t>
       </w:r>
     </w:p>
     <w:p>
@@ -2562,26 +2624,58 @@
           <w:b/>
           <w:bCs/>
         </w:rPr>
-        <w:t>Retail Price (</w:t>
+        <w:t>Volume Metrics:</w:t>
+      </w:r>
+      <w:r>
+        <w:t xml:space="preserve"> </w:t>
       </w:r>
       <w:proofErr w:type="spellStart"/>
       <w:r>
+        <w:t>bottles_sold</w:t>
+      </w:r>
+      <w:proofErr w:type="spellEnd"/>
+      <w:r>
+        <w:t xml:space="preserve"> (quantity) and </w:t>
+      </w:r>
+      <w:proofErr w:type="spellStart"/>
+      <w:r>
+        <w:t>volume_sold_liters</w:t>
+      </w:r>
+      <w:proofErr w:type="spellEnd"/>
+      <w:r>
+        <w:t xml:space="preserve"> (total liquid volume). These are essential for calculating the "price per liter" and "sales density.</w:t>
+      </w:r>
+    </w:p>
+    <w:p>
+      <w:pPr>
+        <w:pStyle w:val="BodyText"/>
+      </w:pPr>
+    </w:p>
+    <w:p>
+      <w:pPr>
+        <w:pStyle w:val="BodyText"/>
+      </w:pPr>
+    </w:p>
+    <w:p>
+      <w:pPr>
+        <w:pStyle w:val="BodyText"/>
+      </w:pPr>
+    </w:p>
+    <w:p>
+      <w:pPr>
+        <w:pStyle w:val="BodyText"/>
+        <w:ind w:left="720"/>
         <w:rPr>
           <w:b/>
           <w:bCs/>
         </w:rPr>
-        <w:t>state_bottle_retail</w:t>
-      </w:r>
-      <w:proofErr w:type="spellEnd"/>
+      </w:pPr>
       <w:r>
         <w:rPr>
           <w:b/>
           <w:bCs/>
         </w:rPr>
-        <w:t>):</w:t>
-      </w:r>
-      <w:r>
-        <w:t xml:space="preserve"> The standard suggested retail price per bottle. </w:t>
+        <w:t>Differences Between Datasets</w:t>
       </w:r>
     </w:p>
     <w:p>
@@ -2594,64 +2688,44 @@
           <w:b/>
           <w:bCs/>
         </w:rPr>
-        <w:t>Sales Measure (</w:t>
-      </w:r>
-      <w:proofErr w:type="spellStart"/>
+        <w:t>Structure:</w:t>
+      </w:r>
+      <w:r>
+        <w:t xml:space="preserve"> The Offline dataset includes physical store addresses and store numbers, while the Online dataset focuses on the delivery destination.</w:t>
+      </w:r>
+    </w:p>
+    <w:p>
+      <w:pPr>
+        <w:pStyle w:val="BodyText"/>
+        <w:ind w:left="720"/>
+      </w:pPr>
       <w:r>
         <w:rPr>
           <w:b/>
           <w:bCs/>
         </w:rPr>
-        <w:t>sale_dollars</w:t>
-      </w:r>
-      <w:proofErr w:type="spellEnd"/>
+        <w:t>Data Source:</w:t>
+      </w:r>
+      <w:r>
+        <w:t xml:space="preserve"> Source 1 originates from the </w:t>
+      </w:r>
       <w:r>
         <w:rPr>
           <w:b/>
           <w:bCs/>
         </w:rPr>
-        <w:t>):</w:t>
-      </w:r>
-      <w:r>
-        <w:t xml:space="preserve"> The actual total revenue generated from the transaction (after any discounts or promotions).</w:t>
-      </w:r>
-    </w:p>
-    <w:p>
-      <w:pPr>
-        <w:pStyle w:val="BodyText"/>
-        <w:ind w:left="720"/>
-      </w:pPr>
+        <w:t>Legacy POS System</w:t>
+      </w:r>
+      <w:r>
+        <w:t xml:space="preserve">, while Source 2 originates from the </w:t>
+      </w:r>
       <w:r>
         <w:rPr>
           <w:b/>
           <w:bCs/>
         </w:rPr>
-        <w:t>Volume Metrics:</w:t>
-      </w:r>
-      <w:r>
-        <w:t xml:space="preserve"> </w:t>
-      </w:r>
-      <w:proofErr w:type="spellStart"/>
-      <w:r>
-        <w:t>bottles_sold</w:t>
-      </w:r>
-      <w:proofErr w:type="spellEnd"/>
-      <w:r>
-        <w:t xml:space="preserve"> (quantity) and </w:t>
-      </w:r>
-      <w:proofErr w:type="spellStart"/>
-      <w:r>
-        <w:t>volume_sold_liters</w:t>
-      </w:r>
-      <w:proofErr w:type="spellEnd"/>
-      <w:r>
-        <w:t xml:space="preserve"> (total liquid volume). These are essential for calculating the "price per liter" and "sales </w:t>
-      </w:r>
-      <w:proofErr w:type="gramStart"/>
-      <w:r>
-        <w:t>density</w:t>
-      </w:r>
-      <w:proofErr w:type="gramEnd"/>
+        <w:t>Cloud E-Commerce Platform</w:t>
+      </w:r>
       <w:r>
         <w:t>.</w:t>
       </w:r>
@@ -2660,98 +2734,8 @@
       <w:pPr>
         <w:pStyle w:val="BodyText"/>
       </w:pPr>
-    </w:p>
-    <w:p>
-      <w:pPr>
-        <w:pStyle w:val="BodyText"/>
-      </w:pPr>
-    </w:p>
-    <w:p>
-      <w:pPr>
-        <w:pStyle w:val="BodyText"/>
-      </w:pPr>
-    </w:p>
-    <w:p>
-      <w:pPr>
-        <w:pStyle w:val="BodyText"/>
-        <w:ind w:left="720"/>
-        <w:rPr>
-          <w:b/>
-          <w:bCs/>
-        </w:rPr>
-      </w:pPr>
-      <w:r>
-        <w:rPr>
-          <w:b/>
-          <w:bCs/>
-        </w:rPr>
-        <w:t>Differences Between Datasets</w:t>
-      </w:r>
-    </w:p>
-    <w:p>
-      <w:pPr>
-        <w:pStyle w:val="BodyText"/>
-        <w:ind w:left="720"/>
-      </w:pPr>
-      <w:r>
-        <w:rPr>
-          <w:b/>
-          <w:bCs/>
-        </w:rPr>
-        <w:t>Structure:</w:t>
-      </w:r>
-      <w:r>
-        <w:t xml:space="preserve"> The Offline dataset includes physical store addresses and store numbers, while the Online dataset focuses on the delivery destination.</w:t>
-      </w:r>
-    </w:p>
-    <w:p>
-      <w:pPr>
-        <w:pStyle w:val="BodyText"/>
-        <w:ind w:left="720"/>
-      </w:pPr>
-      <w:r>
-        <w:rPr>
-          <w:b/>
-          <w:bCs/>
-        </w:rPr>
-        <w:t>Data Source:</w:t>
-      </w:r>
-      <w:r>
-        <w:t xml:space="preserve"> Source 1 originates from the </w:t>
-      </w:r>
-      <w:r>
-        <w:rPr>
-          <w:b/>
-          <w:bCs/>
-        </w:rPr>
-        <w:t>Legacy POS System</w:t>
-      </w:r>
-      <w:r>
-        <w:t xml:space="preserve">, while Source 2 originates from the </w:t>
-      </w:r>
-      <w:r>
-        <w:rPr>
-          <w:b/>
-          <w:bCs/>
-        </w:rPr>
-        <w:t>Cloud E-Commerce Platform</w:t>
-      </w:r>
-      <w:r>
-        <w:t>.</w:t>
-      </w:r>
-    </w:p>
-    <w:p>
-      <w:pPr>
-        <w:pStyle w:val="BodyText"/>
-      </w:pPr>
-      <w:r>
-        <w:t>The datasets</w:t>
-      </w:r>
-      <w:r>
-        <w:t xml:space="preserve"> </w:t>
-      </w:r>
-      <w:r>
-        <w:t>provide a complete view of the liquor retail market, merging offline store transactions with online sales. This allows the business to analyze consumer behavior, regional demand, and brand performance. The data provides a solid foundation for optimizing inventory, refining omnichannel pricing, and improving vendor relationships through a unified Data Warehouse.</w:t>
+      <w:r>
+        <w:t>The datasets provide a complete view of the liquor retail market, merging offline store transactions with online sales. This allows the business to analyze consumer behavior, regional demand, and brand performance. The data provides a solid foundation for optimizing inventory, refining omnichannel pricing, and improving vendor relationships through a unified Data Warehouse.</w:t>
       </w:r>
     </w:p>
     <w:p>
@@ -2770,7 +2754,2705 @@
       <w:pPr>
         <w:pStyle w:val="BodyText"/>
       </w:pPr>
-    </w:p>
+      <w:r>
+        <w:rPr>
+          <w:b/>
+          <w:bCs/>
+        </w:rPr>
+        <w:t>Dimensional Design: The 4-Step Process</w:t>
+      </w:r>
+      <w:r>
+        <w:rPr>
+          <w:b/>
+          <w:bCs/>
+        </w:rPr>
+        <w:t>:</w:t>
+      </w:r>
+      <w:r>
+        <w:rPr>
+          <w:b/>
+          <w:bCs/>
+        </w:rPr>
+        <w:br/>
+      </w:r>
+      <w:r>
+        <w:rPr>
+          <w:b/>
+          <w:bCs/>
+        </w:rPr>
+        <w:br/>
+        <w:t xml:space="preserve">1. </w:t>
+      </w:r>
+      <w:r>
+        <w:rPr>
+          <w:b/>
+          <w:bCs/>
+        </w:rPr>
+        <w:t>Business Process:</w:t>
+      </w:r>
+      <w:r>
+        <w:rPr>
+          <w:b/>
+          <w:bCs/>
+        </w:rPr>
+        <w:t xml:space="preserve"> </w:t>
+      </w:r>
+      <w:r>
+        <w:t>Retail and online sales of alcoholic beverages, includes tracking transactions across physical and digital stores.</w:t>
+      </w:r>
+    </w:p>
+    <w:p>
+      <w:pPr>
+        <w:pStyle w:val="BodyText"/>
+      </w:pPr>
+      <w:r>
+        <w:t>2.</w:t>
+      </w:r>
+      <w:r>
+        <w:rPr>
+          <w:rFonts w:ascii="Times New Roman" w:hAnsi="Times New Roman"/>
+          <w:b/>
+          <w:bCs/>
+          <w:color w:val="auto"/>
+        </w:rPr>
+        <w:t xml:space="preserve"> </w:t>
+      </w:r>
+      <w:r>
+        <w:rPr>
+          <w:b/>
+          <w:bCs/>
+        </w:rPr>
+        <w:t>Grain:</w:t>
+      </w:r>
+      <w:r>
+        <w:t xml:space="preserve"> The grain is defined as one line item within an invoice (</w:t>
+      </w:r>
+      <w:proofErr w:type="spellStart"/>
+      <w:r>
+        <w:t>invoice_and_item_id</w:t>
+      </w:r>
+      <w:proofErr w:type="spellEnd"/>
+      <w:r>
+        <w:t xml:space="preserve">). </w:t>
+      </w:r>
+    </w:p>
+    <w:p>
+      <w:pPr>
+        <w:pStyle w:val="BodyText"/>
+        <w:rPr>
+          <w:b/>
+          <w:bCs/>
+        </w:rPr>
+      </w:pPr>
+      <w:r>
+        <w:t xml:space="preserve">3. </w:t>
+      </w:r>
+      <w:r>
+        <w:rPr>
+          <w:b/>
+          <w:bCs/>
+        </w:rPr>
+        <w:t>Dimensions:</w:t>
+      </w:r>
+      <w:r>
+        <w:rPr>
+          <w:b/>
+          <w:bCs/>
+        </w:rPr>
+        <w:t xml:space="preserve"> </w:t>
+      </w:r>
+    </w:p>
+    <w:p>
+      <w:pPr>
+        <w:pStyle w:val="BodyText"/>
+        <w:numPr>
+          <w:ilvl w:val="0"/>
+          <w:numId w:val="31"/>
+        </w:numPr>
+      </w:pPr>
+      <w:proofErr w:type="spellStart"/>
+      <w:r>
+        <w:t>Dim_Store</w:t>
+      </w:r>
+      <w:proofErr w:type="spellEnd"/>
+      <w:r>
+        <w:t>: Contains physical and digital store attributes (name, city, address).</w:t>
+      </w:r>
+    </w:p>
+    <w:p>
+      <w:pPr>
+        <w:pStyle w:val="BodyText"/>
+        <w:numPr>
+          <w:ilvl w:val="0"/>
+          <w:numId w:val="30"/>
+        </w:numPr>
+      </w:pPr>
+      <w:proofErr w:type="spellStart"/>
+      <w:r>
+        <w:t>Dim_Item</w:t>
+      </w:r>
+      <w:proofErr w:type="spellEnd"/>
+      <w:r>
+        <w:t>: Contains product descriptions and category information.</w:t>
+      </w:r>
+    </w:p>
+    <w:p>
+      <w:pPr>
+        <w:pStyle w:val="BodyText"/>
+        <w:numPr>
+          <w:ilvl w:val="0"/>
+          <w:numId w:val="30"/>
+        </w:numPr>
+      </w:pPr>
+      <w:proofErr w:type="spellStart"/>
+      <w:r>
+        <w:t>Dim_Vendor</w:t>
+      </w:r>
+      <w:proofErr w:type="spellEnd"/>
+      <w:r>
+        <w:t>: Contains information about product suppliers.</w:t>
+      </w:r>
+    </w:p>
+    <w:p>
+      <w:pPr>
+        <w:pStyle w:val="BodyText"/>
+      </w:pPr>
+      <w:r>
+        <w:t xml:space="preserve">4. </w:t>
+      </w:r>
+      <w:r>
+        <w:rPr>
+          <w:b/>
+          <w:bCs/>
+        </w:rPr>
+        <w:t>Facts:</w:t>
+      </w:r>
+      <w:r>
+        <w:t xml:space="preserve"> The quantitative measures include </w:t>
+      </w:r>
+      <w:proofErr w:type="spellStart"/>
+      <w:r>
+        <w:t>sale_dollars</w:t>
+      </w:r>
+      <w:proofErr w:type="spellEnd"/>
+      <w:r>
+        <w:t xml:space="preserve"> </w:t>
+      </w:r>
+      <w:r>
+        <w:t xml:space="preserve">, </w:t>
+      </w:r>
+      <w:proofErr w:type="spellStart"/>
+      <w:r>
+        <w:t>bottles_sold</w:t>
+      </w:r>
+      <w:proofErr w:type="spellEnd"/>
+      <w:r>
+        <w:t xml:space="preserve">, </w:t>
+      </w:r>
+      <w:proofErr w:type="spellStart"/>
+      <w:r>
+        <w:t>volume_sold_liters</w:t>
+      </w:r>
+      <w:proofErr w:type="spellEnd"/>
+      <w:r>
+        <w:t xml:space="preserve">, </w:t>
+      </w:r>
+      <w:proofErr w:type="spellStart"/>
+      <w:r>
+        <w:t>volume_sold_gallons</w:t>
+      </w:r>
+      <w:proofErr w:type="spellEnd"/>
+      <w:r>
+        <w:t>, and pricing data (</w:t>
+      </w:r>
+      <w:proofErr w:type="spellStart"/>
+      <w:r>
+        <w:t>state_bottle_cost</w:t>
+      </w:r>
+      <w:proofErr w:type="spellEnd"/>
+      <w:r>
+        <w:t xml:space="preserve"> and </w:t>
+      </w:r>
+      <w:proofErr w:type="spellStart"/>
+      <w:r>
+        <w:t>state_bottle_retail</w:t>
+      </w:r>
+      <w:proofErr w:type="spellEnd"/>
+      <w:r>
+        <w:t>)</w:t>
+      </w:r>
+      <w:r>
+        <w:t>.</w:t>
+      </w:r>
+    </w:p>
+    <w:p>
+      <w:pPr>
+        <w:pStyle w:val="BodyText"/>
+      </w:pPr>
+    </w:p>
+    <w:p>
+      <w:pPr>
+        <w:pStyle w:val="BodyText"/>
+        <w:rPr>
+          <w:b/>
+          <w:bCs/>
+        </w:rPr>
+      </w:pPr>
+      <w:r>
+        <w:rPr>
+          <w:b/>
+          <w:bCs/>
+        </w:rPr>
+        <w:t>Normalization Steps (From Star to Snowflake)</w:t>
+      </w:r>
+    </w:p>
+    <w:p>
+      <w:pPr>
+        <w:pStyle w:val="BodyText"/>
+      </w:pPr>
+      <w:r>
+        <w:t>To transform the Star Schema into a Snowflake Schema, the following normalization steps were performed to reach Third Normal Form (3NF):</w:t>
+      </w:r>
+    </w:p>
+    <w:p>
+      <w:pPr>
+        <w:pStyle w:val="BodyText"/>
+        <w:numPr>
+          <w:ilvl w:val="0"/>
+          <w:numId w:val="32"/>
+        </w:numPr>
+      </w:pPr>
+      <w:r>
+        <w:t xml:space="preserve">Normalization of the Item Dimension: The </w:t>
+      </w:r>
+      <w:proofErr w:type="spellStart"/>
+      <w:r>
+        <w:t>category_</w:t>
+      </w:r>
+      <w:r>
+        <w:t>id</w:t>
+      </w:r>
+      <w:proofErr w:type="spellEnd"/>
+      <w:r>
+        <w:t xml:space="preserve"> was extracted from the </w:t>
+      </w:r>
+      <w:proofErr w:type="spellStart"/>
+      <w:r>
+        <w:t>Dim_Item</w:t>
+      </w:r>
+      <w:proofErr w:type="spellEnd"/>
+      <w:r>
+        <w:t xml:space="preserve"> table into a new sub-dimension </w:t>
+      </w:r>
+      <w:proofErr w:type="spellStart"/>
+      <w:r>
+        <w:t>Dim_Category</w:t>
+      </w:r>
+      <w:proofErr w:type="spellEnd"/>
+      <w:r>
+        <w:t xml:space="preserve">. This ensures each category name is stored only once, referencing the items via a </w:t>
+      </w:r>
+      <w:proofErr w:type="spellStart"/>
+      <w:r>
+        <w:t>category_id</w:t>
+      </w:r>
+      <w:proofErr w:type="spellEnd"/>
+      <w:r>
+        <w:t>.</w:t>
+      </w:r>
+    </w:p>
+    <w:p>
+      <w:pPr>
+        <w:pStyle w:val="BodyText"/>
+        <w:numPr>
+          <w:ilvl w:val="0"/>
+          <w:numId w:val="32"/>
+        </w:numPr>
+      </w:pPr>
+      <w:r>
+        <w:t xml:space="preserve">Normalization of the Store Dimension: The </w:t>
+      </w:r>
+      <w:proofErr w:type="spellStart"/>
+      <w:r>
+        <w:t>county_name</w:t>
+      </w:r>
+      <w:proofErr w:type="spellEnd"/>
+      <w:r>
+        <w:t xml:space="preserve"> was removed from the </w:t>
+      </w:r>
+      <w:proofErr w:type="spellStart"/>
+      <w:r>
+        <w:t>Dim_Store</w:t>
+      </w:r>
+      <w:proofErr w:type="spellEnd"/>
+      <w:r>
+        <w:t xml:space="preserve"> table and moved to a separate </w:t>
+      </w:r>
+      <w:proofErr w:type="spellStart"/>
+      <w:r>
+        <w:t>Dim_County</w:t>
+      </w:r>
+      <w:proofErr w:type="spellEnd"/>
+      <w:r>
+        <w:t xml:space="preserve"> table. Stores now link to their respective counties through a </w:t>
+      </w:r>
+      <w:proofErr w:type="spellStart"/>
+      <w:r>
+        <w:t>county_</w:t>
+      </w:r>
+      <w:r>
+        <w:t>id</w:t>
+      </w:r>
+      <w:proofErr w:type="spellEnd"/>
+      <w:r>
+        <w:t xml:space="preserve"> foreign key.</w:t>
+      </w:r>
+    </w:p>
+    <w:p>
+      <w:pPr>
+        <w:pStyle w:val="BodyText"/>
+        <w:numPr>
+          <w:ilvl w:val="0"/>
+          <w:numId w:val="32"/>
+        </w:numPr>
+      </w:pPr>
+      <w:r>
+        <w:t xml:space="preserve">Normalization of the Vendor Attribute: The </w:t>
+      </w:r>
+      <w:proofErr w:type="spellStart"/>
+      <w:r>
+        <w:t>vendor_name</w:t>
+      </w:r>
+      <w:proofErr w:type="spellEnd"/>
+      <w:r>
+        <w:t xml:space="preserve"> was moved to a standalone </w:t>
+      </w:r>
+      <w:proofErr w:type="spellStart"/>
+      <w:r>
+        <w:t>Dim_Vendor</w:t>
+      </w:r>
+      <w:proofErr w:type="spellEnd"/>
+      <w:r>
+        <w:t xml:space="preserve"> table, which is now linked through the </w:t>
+      </w:r>
+      <w:proofErr w:type="spellStart"/>
+      <w:r>
+        <w:t>Dim_Item</w:t>
+      </w:r>
+      <w:proofErr w:type="spellEnd"/>
+      <w:r>
+        <w:t xml:space="preserve"> table.</w:t>
+      </w:r>
+    </w:p>
+    <w:p>
+      <w:pPr>
+        <w:pStyle w:val="Heading4"/>
+        <w:numPr>
+          <w:ilvl w:val="0"/>
+          <w:numId w:val="0"/>
+        </w:numPr>
+        <w:rPr>
+          <w:rFonts w:ascii="Trebuchet MS" w:hAnsi="Trebuchet MS"/>
+          <w:b/>
+          <w:bCs/>
+          <w:color w:val="464547"/>
+          <w:sz w:val="20"/>
+        </w:rPr>
+      </w:pPr>
+      <w:r>
+        <w:rPr>
+          <w:rFonts w:ascii="Trebuchet MS" w:hAnsi="Trebuchet MS"/>
+          <w:b/>
+          <w:bCs/>
+          <w:color w:val="464547"/>
+          <w:sz w:val="20"/>
+        </w:rPr>
+        <w:t>Fact Table: Sales</w:t>
+      </w:r>
+    </w:p>
+    <w:p>
+      <w:pPr>
+        <w:pStyle w:val="NormalWeb"/>
+        <w:rPr>
+          <w:rFonts w:ascii="Trebuchet MS" w:hAnsi="Trebuchet MS"/>
+          <w:color w:val="464547"/>
+          <w:sz w:val="20"/>
+          <w:szCs w:val="20"/>
+        </w:rPr>
+      </w:pPr>
+      <w:r>
+        <w:rPr>
+          <w:rFonts w:ascii="Trebuchet MS" w:hAnsi="Trebuchet MS"/>
+          <w:color w:val="464547"/>
+          <w:sz w:val="20"/>
+          <w:szCs w:val="20"/>
+        </w:rPr>
+        <w:t>Description: Captures the numerical measurements of every product sold per invoice.</w:t>
+      </w:r>
+    </w:p>
+    <w:tbl>
+      <w:tblPr>
+        <w:tblW w:w="0" w:type="auto"/>
+        <w:tblInd w:w="-5" w:type="dxa"/>
+        <w:tblBorders>
+          <w:top w:val="single" w:sz="4" w:space="0" w:color="76CDD8"/>
+          <w:left w:val="single" w:sz="4" w:space="0" w:color="76CDD8"/>
+          <w:bottom w:val="single" w:sz="4" w:space="0" w:color="76CDD8"/>
+          <w:right w:val="single" w:sz="4" w:space="0" w:color="76CDD8"/>
+          <w:insideH w:val="single" w:sz="4" w:space="0" w:color="76CDD8"/>
+          <w:insideV w:val="single" w:sz="4" w:space="0" w:color="76CDD8"/>
+        </w:tblBorders>
+        <w:tblLayout w:type="fixed"/>
+        <w:tblLook w:val="0000" w:firstRow="0" w:lastRow="0" w:firstColumn="0" w:lastColumn="0" w:noHBand="0" w:noVBand="0"/>
+      </w:tblPr>
+      <w:tblGrid>
+        <w:gridCol w:w="3073"/>
+        <w:gridCol w:w="3330"/>
+        <w:gridCol w:w="2790"/>
+      </w:tblGrid>
+      <w:tr>
+        <w:trPr>
+          <w:trHeight w:val="292"/>
+        </w:trPr>
+        <w:tc>
+          <w:tcPr>
+            <w:tcW w:w="3073" w:type="dxa"/>
+            <w:shd w:val="clear" w:color="auto" w:fill="76CDD8"/>
+          </w:tcPr>
+          <w:p>
+            <w:pPr>
+              <w:pStyle w:val="BodyText"/>
+              <w:widowControl w:val="0"/>
+              <w:spacing w:line="360" w:lineRule="auto"/>
+              <w:jc w:val="center"/>
+              <w:rPr>
+                <w:color w:val="FFFFFF" w:themeColor="background1"/>
+                <w:sz w:val="18"/>
+                <w:szCs w:val="18"/>
+              </w:rPr>
+            </w:pPr>
+            <w:r>
+              <w:rPr>
+                <w:color w:val="FFFFFF" w:themeColor="background1"/>
+                <w:sz w:val="18"/>
+                <w:szCs w:val="18"/>
+              </w:rPr>
+              <w:t xml:space="preserve">Column </w:t>
+            </w:r>
+            <w:r>
+              <w:rPr>
+                <w:color w:val="FFFFFF" w:themeColor="background1"/>
+                <w:sz w:val="18"/>
+                <w:szCs w:val="18"/>
+              </w:rPr>
+              <w:t xml:space="preserve">name </w:t>
+            </w:r>
+          </w:p>
+        </w:tc>
+        <w:tc>
+          <w:tcPr>
+            <w:tcW w:w="3330" w:type="dxa"/>
+            <w:shd w:val="clear" w:color="auto" w:fill="76CDD8"/>
+          </w:tcPr>
+          <w:p>
+            <w:pPr>
+              <w:pStyle w:val="BodyText"/>
+              <w:widowControl w:val="0"/>
+              <w:spacing w:line="360" w:lineRule="auto"/>
+              <w:jc w:val="center"/>
+              <w:rPr>
+                <w:color w:val="FFFFFF" w:themeColor="background1"/>
+                <w:sz w:val="18"/>
+                <w:szCs w:val="18"/>
+              </w:rPr>
+            </w:pPr>
+            <w:r>
+              <w:rPr>
+                <w:color w:val="FFFFFF" w:themeColor="background1"/>
+                <w:sz w:val="18"/>
+                <w:szCs w:val="18"/>
+              </w:rPr>
+              <w:t xml:space="preserve">Description </w:t>
+            </w:r>
+          </w:p>
+        </w:tc>
+        <w:tc>
+          <w:tcPr>
+            <w:tcW w:w="2790" w:type="dxa"/>
+            <w:shd w:val="clear" w:color="auto" w:fill="76CDD8"/>
+          </w:tcPr>
+          <w:p>
+            <w:pPr>
+              <w:pStyle w:val="BodyText"/>
+              <w:widowControl w:val="0"/>
+              <w:spacing w:line="360" w:lineRule="auto"/>
+              <w:jc w:val="center"/>
+              <w:rPr>
+                <w:color w:val="FFFFFF" w:themeColor="background1"/>
+                <w:sz w:val="18"/>
+                <w:szCs w:val="18"/>
+              </w:rPr>
+            </w:pPr>
+            <w:r>
+              <w:rPr>
+                <w:color w:val="FFFFFF" w:themeColor="background1"/>
+                <w:sz w:val="18"/>
+                <w:szCs w:val="18"/>
+              </w:rPr>
+              <w:t xml:space="preserve">Data Type </w:t>
+            </w:r>
+          </w:p>
+        </w:tc>
+      </w:tr>
+      <w:tr>
+        <w:trPr>
+          <w:trHeight w:val="432"/>
+        </w:trPr>
+        <w:tc>
+          <w:tcPr>
+            <w:tcW w:w="3073" w:type="dxa"/>
+            <w:vAlign w:val="center"/>
+          </w:tcPr>
+          <w:p>
+            <w:pPr>
+              <w:pStyle w:val="BodyText"/>
+            </w:pPr>
+            <w:proofErr w:type="spellStart"/>
+            <w:r>
+              <w:rPr>
+                <w:b/>
+                <w:bCs/>
+              </w:rPr>
+              <w:t>invoice_and_item_id</w:t>
+            </w:r>
+            <w:proofErr w:type="spellEnd"/>
+          </w:p>
+        </w:tc>
+        <w:tc>
+          <w:tcPr>
+            <w:tcW w:w="3330" w:type="dxa"/>
+            <w:vAlign w:val="center"/>
+          </w:tcPr>
+          <w:p>
+            <w:pPr>
+              <w:pStyle w:val="BodyText"/>
+            </w:pPr>
+            <w:r>
+              <w:t>Primary Key: Unique identifier for each line item (Invoice + Item)</w:t>
+            </w:r>
+          </w:p>
+        </w:tc>
+        <w:tc>
+          <w:tcPr>
+            <w:tcW w:w="2790" w:type="dxa"/>
+            <w:vAlign w:val="center"/>
+          </w:tcPr>
+          <w:p>
+            <w:pPr>
+              <w:pStyle w:val="BodyText"/>
+            </w:pPr>
+            <w:r>
+              <w:t>Varchar</w:t>
+            </w:r>
+          </w:p>
+        </w:tc>
+      </w:tr>
+      <w:tr>
+        <w:trPr>
+          <w:trHeight w:val="432"/>
+        </w:trPr>
+        <w:tc>
+          <w:tcPr>
+            <w:tcW w:w="3073" w:type="dxa"/>
+            <w:vAlign w:val="center"/>
+          </w:tcPr>
+          <w:p>
+            <w:pPr>
+              <w:pStyle w:val="BodyText"/>
+            </w:pPr>
+            <w:r>
+              <w:rPr>
+                <w:b/>
+                <w:bCs/>
+              </w:rPr>
+              <w:t>date</w:t>
+            </w:r>
+          </w:p>
+        </w:tc>
+        <w:tc>
+          <w:tcPr>
+            <w:tcW w:w="3330" w:type="dxa"/>
+            <w:vAlign w:val="center"/>
+          </w:tcPr>
+          <w:p>
+            <w:pPr>
+              <w:pStyle w:val="BodyText"/>
+            </w:pPr>
+            <w:r>
+              <w:t>The date the transaction occurred</w:t>
+            </w:r>
+          </w:p>
+        </w:tc>
+        <w:tc>
+          <w:tcPr>
+            <w:tcW w:w="2790" w:type="dxa"/>
+            <w:vAlign w:val="center"/>
+          </w:tcPr>
+          <w:p>
+            <w:pPr>
+              <w:pStyle w:val="BodyText"/>
+            </w:pPr>
+            <w:r>
+              <w:t>Date</w:t>
+            </w:r>
+          </w:p>
+        </w:tc>
+      </w:tr>
+      <w:tr>
+        <w:trPr>
+          <w:trHeight w:val="432"/>
+        </w:trPr>
+        <w:tc>
+          <w:tcPr>
+            <w:tcW w:w="3073" w:type="dxa"/>
+            <w:vAlign w:val="center"/>
+          </w:tcPr>
+          <w:p>
+            <w:pPr>
+              <w:pStyle w:val="BodyText"/>
+              <w:rPr>
+                <w:b/>
+                <w:bCs/>
+              </w:rPr>
+            </w:pPr>
+            <w:proofErr w:type="spellStart"/>
+            <w:r>
+              <w:rPr>
+                <w:b/>
+                <w:bCs/>
+              </w:rPr>
+              <w:t>store_id</w:t>
+            </w:r>
+            <w:proofErr w:type="spellEnd"/>
+          </w:p>
+        </w:tc>
+        <w:tc>
+          <w:tcPr>
+            <w:tcW w:w="3330" w:type="dxa"/>
+            <w:vAlign w:val="center"/>
+          </w:tcPr>
+          <w:p>
+            <w:pPr>
+              <w:pStyle w:val="BodyText"/>
+            </w:pPr>
+            <w:r>
+              <w:t>Foreign Key: Link to the Store dimension</w:t>
+            </w:r>
+          </w:p>
+        </w:tc>
+        <w:tc>
+          <w:tcPr>
+            <w:tcW w:w="2790" w:type="dxa"/>
+            <w:vAlign w:val="center"/>
+          </w:tcPr>
+          <w:p>
+            <w:pPr>
+              <w:pStyle w:val="BodyText"/>
+            </w:pPr>
+            <w:r>
+              <w:t>Int</w:t>
+            </w:r>
+          </w:p>
+        </w:tc>
+      </w:tr>
+      <w:tr>
+        <w:trPr>
+          <w:trHeight w:val="432"/>
+        </w:trPr>
+        <w:tc>
+          <w:tcPr>
+            <w:tcW w:w="3073" w:type="dxa"/>
+            <w:vAlign w:val="center"/>
+          </w:tcPr>
+          <w:p>
+            <w:pPr>
+              <w:pStyle w:val="BodyText"/>
+              <w:rPr>
+                <w:b/>
+                <w:bCs/>
+              </w:rPr>
+            </w:pPr>
+            <w:proofErr w:type="spellStart"/>
+            <w:r>
+              <w:rPr>
+                <w:b/>
+                <w:bCs/>
+              </w:rPr>
+              <w:lastRenderedPageBreak/>
+              <w:t>item_id</w:t>
+            </w:r>
+            <w:proofErr w:type="spellEnd"/>
+          </w:p>
+        </w:tc>
+        <w:tc>
+          <w:tcPr>
+            <w:tcW w:w="3330" w:type="dxa"/>
+            <w:vAlign w:val="center"/>
+          </w:tcPr>
+          <w:p>
+            <w:pPr>
+              <w:pStyle w:val="BodyText"/>
+            </w:pPr>
+            <w:r>
+              <w:t>Foreign Key: Link to the Item dimension</w:t>
+            </w:r>
+          </w:p>
+        </w:tc>
+        <w:tc>
+          <w:tcPr>
+            <w:tcW w:w="2790" w:type="dxa"/>
+            <w:vAlign w:val="center"/>
+          </w:tcPr>
+          <w:p>
+            <w:pPr>
+              <w:pStyle w:val="BodyText"/>
+            </w:pPr>
+            <w:r>
+              <w:t>Int</w:t>
+            </w:r>
+          </w:p>
+        </w:tc>
+      </w:tr>
+      <w:tr>
+        <w:trPr>
+          <w:trHeight w:val="432"/>
+        </w:trPr>
+        <w:tc>
+          <w:tcPr>
+            <w:tcW w:w="3073" w:type="dxa"/>
+            <w:vAlign w:val="center"/>
+          </w:tcPr>
+          <w:p>
+            <w:pPr>
+              <w:pStyle w:val="BodyText"/>
+              <w:rPr>
+                <w:b/>
+                <w:bCs/>
+              </w:rPr>
+            </w:pPr>
+            <w:proofErr w:type="spellStart"/>
+            <w:r>
+              <w:rPr>
+                <w:b/>
+                <w:bCs/>
+              </w:rPr>
+              <w:t>vendor_id</w:t>
+            </w:r>
+            <w:proofErr w:type="spellEnd"/>
+          </w:p>
+        </w:tc>
+        <w:tc>
+          <w:tcPr>
+            <w:tcW w:w="3330" w:type="dxa"/>
+            <w:vAlign w:val="center"/>
+          </w:tcPr>
+          <w:p>
+            <w:pPr>
+              <w:pStyle w:val="BodyText"/>
+            </w:pPr>
+            <w:r>
+              <w:t>Foreign Key: Link to the Vendor dimension</w:t>
+            </w:r>
+          </w:p>
+        </w:tc>
+        <w:tc>
+          <w:tcPr>
+            <w:tcW w:w="2790" w:type="dxa"/>
+            <w:vAlign w:val="center"/>
+          </w:tcPr>
+          <w:p>
+            <w:pPr>
+              <w:pStyle w:val="BodyText"/>
+            </w:pPr>
+            <w:r>
+              <w:t>Int</w:t>
+            </w:r>
+          </w:p>
+        </w:tc>
+      </w:tr>
+      <w:tr>
+        <w:trPr>
+          <w:trHeight w:val="432"/>
+        </w:trPr>
+        <w:tc>
+          <w:tcPr>
+            <w:tcW w:w="3073" w:type="dxa"/>
+            <w:vAlign w:val="center"/>
+          </w:tcPr>
+          <w:p>
+            <w:pPr>
+              <w:pStyle w:val="BodyText"/>
+              <w:rPr>
+                <w:b/>
+                <w:bCs/>
+              </w:rPr>
+            </w:pPr>
+            <w:proofErr w:type="spellStart"/>
+            <w:r>
+              <w:rPr>
+                <w:b/>
+                <w:bCs/>
+              </w:rPr>
+              <w:t>bottles_sold</w:t>
+            </w:r>
+            <w:proofErr w:type="spellEnd"/>
+          </w:p>
+        </w:tc>
+        <w:tc>
+          <w:tcPr>
+            <w:tcW w:w="3330" w:type="dxa"/>
+            <w:vAlign w:val="center"/>
+          </w:tcPr>
+          <w:p>
+            <w:pPr>
+              <w:pStyle w:val="BodyText"/>
+            </w:pPr>
+            <w:r>
+              <w:t>The number of bottles sold in this line item</w:t>
+            </w:r>
+          </w:p>
+        </w:tc>
+        <w:tc>
+          <w:tcPr>
+            <w:tcW w:w="2790" w:type="dxa"/>
+            <w:vAlign w:val="center"/>
+          </w:tcPr>
+          <w:p>
+            <w:pPr>
+              <w:pStyle w:val="BodyText"/>
+            </w:pPr>
+            <w:r>
+              <w:t>Int</w:t>
+            </w:r>
+          </w:p>
+        </w:tc>
+      </w:tr>
+      <w:tr>
+        <w:trPr>
+          <w:trHeight w:val="432"/>
+        </w:trPr>
+        <w:tc>
+          <w:tcPr>
+            <w:tcW w:w="3073" w:type="dxa"/>
+            <w:vAlign w:val="center"/>
+          </w:tcPr>
+          <w:p>
+            <w:pPr>
+              <w:pStyle w:val="BodyText"/>
+              <w:rPr>
+                <w:b/>
+                <w:bCs/>
+              </w:rPr>
+            </w:pPr>
+            <w:proofErr w:type="spellStart"/>
+            <w:r>
+              <w:rPr>
+                <w:b/>
+                <w:bCs/>
+              </w:rPr>
+              <w:t>sale_dollars</w:t>
+            </w:r>
+            <w:proofErr w:type="spellEnd"/>
+          </w:p>
+        </w:tc>
+        <w:tc>
+          <w:tcPr>
+            <w:tcW w:w="3330" w:type="dxa"/>
+            <w:vAlign w:val="center"/>
+          </w:tcPr>
+          <w:p>
+            <w:pPr>
+              <w:pStyle w:val="BodyText"/>
+            </w:pPr>
+            <w:r>
+              <w:t>Total retail cost of the bottles sold (Revenue)</w:t>
+            </w:r>
+          </w:p>
+        </w:tc>
+        <w:tc>
+          <w:tcPr>
+            <w:tcW w:w="2790" w:type="dxa"/>
+            <w:vAlign w:val="center"/>
+          </w:tcPr>
+          <w:p>
+            <w:pPr>
+              <w:pStyle w:val="BodyText"/>
+            </w:pPr>
+            <w:r>
+              <w:t>Decimal</w:t>
+            </w:r>
+          </w:p>
+        </w:tc>
+      </w:tr>
+      <w:tr>
+        <w:trPr>
+          <w:trHeight w:val="432"/>
+        </w:trPr>
+        <w:tc>
+          <w:tcPr>
+            <w:tcW w:w="3073" w:type="dxa"/>
+            <w:vAlign w:val="center"/>
+          </w:tcPr>
+          <w:p>
+            <w:pPr>
+              <w:pStyle w:val="BodyText"/>
+              <w:rPr>
+                <w:b/>
+                <w:bCs/>
+              </w:rPr>
+            </w:pPr>
+            <w:proofErr w:type="spellStart"/>
+            <w:r>
+              <w:rPr>
+                <w:b/>
+                <w:bCs/>
+              </w:rPr>
+              <w:t>volume_sold_liters</w:t>
+            </w:r>
+            <w:proofErr w:type="spellEnd"/>
+          </w:p>
+        </w:tc>
+        <w:tc>
+          <w:tcPr>
+            <w:tcW w:w="3330" w:type="dxa"/>
+            <w:vAlign w:val="center"/>
+          </w:tcPr>
+          <w:p>
+            <w:pPr>
+              <w:pStyle w:val="BodyText"/>
+            </w:pPr>
+            <w:r>
+              <w:t>Total volume sold in Liters</w:t>
+            </w:r>
+          </w:p>
+        </w:tc>
+        <w:tc>
+          <w:tcPr>
+            <w:tcW w:w="2790" w:type="dxa"/>
+            <w:vAlign w:val="center"/>
+          </w:tcPr>
+          <w:p>
+            <w:pPr>
+              <w:pStyle w:val="BodyText"/>
+            </w:pPr>
+            <w:r>
+              <w:t>Decimal</w:t>
+            </w:r>
+          </w:p>
+        </w:tc>
+      </w:tr>
+      <w:tr>
+        <w:trPr>
+          <w:trHeight w:val="432"/>
+        </w:trPr>
+        <w:tc>
+          <w:tcPr>
+            <w:tcW w:w="3073" w:type="dxa"/>
+            <w:vAlign w:val="center"/>
+          </w:tcPr>
+          <w:p>
+            <w:pPr>
+              <w:pStyle w:val="BodyText"/>
+              <w:rPr>
+                <w:b/>
+                <w:bCs/>
+              </w:rPr>
+            </w:pPr>
+            <w:proofErr w:type="spellStart"/>
+            <w:r>
+              <w:rPr>
+                <w:b/>
+                <w:bCs/>
+              </w:rPr>
+              <w:t>volume_sold_gallons</w:t>
+            </w:r>
+            <w:proofErr w:type="spellEnd"/>
+          </w:p>
+        </w:tc>
+        <w:tc>
+          <w:tcPr>
+            <w:tcW w:w="3330" w:type="dxa"/>
+            <w:vAlign w:val="center"/>
+          </w:tcPr>
+          <w:p>
+            <w:pPr>
+              <w:pStyle w:val="BodyText"/>
+            </w:pPr>
+            <w:r>
+              <w:t>Total volume sold in Gallons</w:t>
+            </w:r>
+          </w:p>
+        </w:tc>
+        <w:tc>
+          <w:tcPr>
+            <w:tcW w:w="2790" w:type="dxa"/>
+            <w:vAlign w:val="center"/>
+          </w:tcPr>
+          <w:p>
+            <w:pPr>
+              <w:pStyle w:val="BodyText"/>
+            </w:pPr>
+            <w:r>
+              <w:t>Decimal</w:t>
+            </w:r>
+          </w:p>
+        </w:tc>
+      </w:tr>
+      <w:tr>
+        <w:trPr>
+          <w:trHeight w:val="432"/>
+        </w:trPr>
+        <w:tc>
+          <w:tcPr>
+            <w:tcW w:w="3073" w:type="dxa"/>
+            <w:vAlign w:val="center"/>
+          </w:tcPr>
+          <w:p>
+            <w:pPr>
+              <w:pStyle w:val="BodyText"/>
+              <w:rPr>
+                <w:b/>
+                <w:bCs/>
+              </w:rPr>
+            </w:pPr>
+            <w:proofErr w:type="spellStart"/>
+            <w:r>
+              <w:rPr>
+                <w:b/>
+                <w:bCs/>
+              </w:rPr>
+              <w:t>state_bottle_cost</w:t>
+            </w:r>
+            <w:proofErr w:type="spellEnd"/>
+          </w:p>
+        </w:tc>
+        <w:tc>
+          <w:tcPr>
+            <w:tcW w:w="3330" w:type="dxa"/>
+            <w:vAlign w:val="center"/>
+          </w:tcPr>
+          <w:p>
+            <w:pPr>
+              <w:pStyle w:val="BodyText"/>
+            </w:pPr>
+            <w:r>
+              <w:t>The wholesale cost paid by the store per bottle</w:t>
+            </w:r>
+          </w:p>
+        </w:tc>
+        <w:tc>
+          <w:tcPr>
+            <w:tcW w:w="2790" w:type="dxa"/>
+            <w:vAlign w:val="center"/>
+          </w:tcPr>
+          <w:p>
+            <w:pPr>
+              <w:pStyle w:val="BodyText"/>
+            </w:pPr>
+            <w:r>
+              <w:t>Decimal</w:t>
+            </w:r>
+          </w:p>
+        </w:tc>
+      </w:tr>
+      <w:tr>
+        <w:trPr>
+          <w:trHeight w:val="432"/>
+        </w:trPr>
+        <w:tc>
+          <w:tcPr>
+            <w:tcW w:w="3073" w:type="dxa"/>
+            <w:vAlign w:val="center"/>
+          </w:tcPr>
+          <w:p>
+            <w:pPr>
+              <w:pStyle w:val="BodyText"/>
+              <w:rPr>
+                <w:b/>
+                <w:bCs/>
+              </w:rPr>
+            </w:pPr>
+            <w:proofErr w:type="spellStart"/>
+            <w:r>
+              <w:rPr>
+                <w:b/>
+                <w:bCs/>
+              </w:rPr>
+              <w:t>state_bottle_retail</w:t>
+            </w:r>
+            <w:proofErr w:type="spellEnd"/>
+          </w:p>
+        </w:tc>
+        <w:tc>
+          <w:tcPr>
+            <w:tcW w:w="3330" w:type="dxa"/>
+            <w:vAlign w:val="center"/>
+          </w:tcPr>
+          <w:p>
+            <w:pPr>
+              <w:pStyle w:val="BodyText"/>
+            </w:pPr>
+            <w:r>
+              <w:t>The retail price per bottle</w:t>
+            </w:r>
+          </w:p>
+        </w:tc>
+        <w:tc>
+          <w:tcPr>
+            <w:tcW w:w="2790" w:type="dxa"/>
+            <w:vAlign w:val="center"/>
+          </w:tcPr>
+          <w:p>
+            <w:pPr>
+              <w:pStyle w:val="BodyText"/>
+            </w:pPr>
+            <w:r>
+              <w:t>Decimal</w:t>
+            </w:r>
+          </w:p>
+        </w:tc>
+      </w:tr>
+    </w:tbl>
+    <w:p>
+      <w:pPr>
+        <w:pStyle w:val="Heading4"/>
+        <w:numPr>
+          <w:ilvl w:val="0"/>
+          <w:numId w:val="0"/>
+        </w:numPr>
+        <w:rPr>
+          <w:rFonts w:ascii="Trebuchet MS" w:hAnsi="Trebuchet MS"/>
+          <w:b/>
+          <w:bCs/>
+          <w:color w:val="464547"/>
+          <w:sz w:val="20"/>
+          <w:lang w:val="ru-RU"/>
+        </w:rPr>
+      </w:pPr>
+      <w:r>
+        <w:rPr>
+          <w:rFonts w:ascii="Trebuchet MS" w:hAnsi="Trebuchet MS"/>
+          <w:b/>
+          <w:bCs/>
+          <w:color w:val="464547"/>
+          <w:sz w:val="20"/>
+        </w:rPr>
+        <w:t>Dim</w:t>
+      </w:r>
+      <w:r>
+        <w:rPr>
+          <w:rFonts w:ascii="Trebuchet MS" w:hAnsi="Trebuchet MS"/>
+          <w:b/>
+          <w:bCs/>
+          <w:color w:val="464547"/>
+          <w:sz w:val="20"/>
+        </w:rPr>
+        <w:t xml:space="preserve"> Table: </w:t>
+      </w:r>
+      <w:r>
+        <w:rPr>
+          <w:rFonts w:ascii="Trebuchet MS" w:hAnsi="Trebuchet MS"/>
+          <w:b/>
+          <w:bCs/>
+          <w:color w:val="464547"/>
+          <w:sz w:val="20"/>
+        </w:rPr>
+        <w:t>Store</w:t>
+      </w:r>
+    </w:p>
+    <w:p>
+      <w:pPr>
+        <w:pStyle w:val="BodyText"/>
+      </w:pPr>
+      <w:r>
+        <w:t>Description: Details about the physical and online points of sale.</w:t>
+      </w:r>
+    </w:p>
+    <w:p>
+      <w:pPr>
+        <w:pStyle w:val="BodyText"/>
+      </w:pPr>
+    </w:p>
+    <w:tbl>
+      <w:tblPr>
+        <w:tblW w:w="0" w:type="auto"/>
+        <w:tblInd w:w="-5" w:type="dxa"/>
+        <w:tblBorders>
+          <w:top w:val="single" w:sz="4" w:space="0" w:color="76CDD8"/>
+          <w:left w:val="single" w:sz="4" w:space="0" w:color="76CDD8"/>
+          <w:bottom w:val="single" w:sz="4" w:space="0" w:color="76CDD8"/>
+          <w:right w:val="single" w:sz="4" w:space="0" w:color="76CDD8"/>
+          <w:insideH w:val="single" w:sz="4" w:space="0" w:color="76CDD8"/>
+          <w:insideV w:val="single" w:sz="4" w:space="0" w:color="76CDD8"/>
+        </w:tblBorders>
+        <w:tblLayout w:type="fixed"/>
+        <w:tblLook w:val="0000" w:firstRow="0" w:lastRow="0" w:firstColumn="0" w:lastColumn="0" w:noHBand="0" w:noVBand="0"/>
+      </w:tblPr>
+      <w:tblGrid>
+        <w:gridCol w:w="3073"/>
+        <w:gridCol w:w="3330"/>
+        <w:gridCol w:w="2790"/>
+      </w:tblGrid>
+      <w:tr>
+        <w:trPr>
+          <w:trHeight w:val="292"/>
+        </w:trPr>
+        <w:tc>
+          <w:tcPr>
+            <w:tcW w:w="3073" w:type="dxa"/>
+            <w:shd w:val="clear" w:color="auto" w:fill="76CDD8"/>
+          </w:tcPr>
+          <w:p>
+            <w:pPr>
+              <w:pStyle w:val="BodyText"/>
+              <w:widowControl w:val="0"/>
+              <w:spacing w:line="360" w:lineRule="auto"/>
+              <w:jc w:val="center"/>
+              <w:rPr>
+                <w:color w:val="FFFFFF" w:themeColor="background1"/>
+                <w:sz w:val="18"/>
+                <w:szCs w:val="18"/>
+              </w:rPr>
+            </w:pPr>
+            <w:r>
+              <w:rPr>
+                <w:color w:val="FFFFFF" w:themeColor="background1"/>
+                <w:sz w:val="18"/>
+                <w:szCs w:val="18"/>
+              </w:rPr>
+              <w:t xml:space="preserve">Column </w:t>
+            </w:r>
+            <w:r>
+              <w:rPr>
+                <w:color w:val="FFFFFF" w:themeColor="background1"/>
+                <w:sz w:val="18"/>
+                <w:szCs w:val="18"/>
+              </w:rPr>
+              <w:t xml:space="preserve">name </w:t>
+            </w:r>
+          </w:p>
+        </w:tc>
+        <w:tc>
+          <w:tcPr>
+            <w:tcW w:w="3330" w:type="dxa"/>
+            <w:shd w:val="clear" w:color="auto" w:fill="76CDD8"/>
+          </w:tcPr>
+          <w:p>
+            <w:pPr>
+              <w:pStyle w:val="BodyText"/>
+              <w:widowControl w:val="0"/>
+              <w:spacing w:line="360" w:lineRule="auto"/>
+              <w:jc w:val="center"/>
+              <w:rPr>
+                <w:color w:val="FFFFFF" w:themeColor="background1"/>
+                <w:sz w:val="18"/>
+                <w:szCs w:val="18"/>
+              </w:rPr>
+            </w:pPr>
+            <w:r>
+              <w:rPr>
+                <w:color w:val="FFFFFF" w:themeColor="background1"/>
+                <w:sz w:val="18"/>
+                <w:szCs w:val="18"/>
+              </w:rPr>
+              <w:t xml:space="preserve">Description </w:t>
+            </w:r>
+          </w:p>
+        </w:tc>
+        <w:tc>
+          <w:tcPr>
+            <w:tcW w:w="2790" w:type="dxa"/>
+            <w:shd w:val="clear" w:color="auto" w:fill="76CDD8"/>
+          </w:tcPr>
+          <w:p>
+            <w:pPr>
+              <w:pStyle w:val="BodyText"/>
+              <w:widowControl w:val="0"/>
+              <w:spacing w:line="360" w:lineRule="auto"/>
+              <w:jc w:val="center"/>
+              <w:rPr>
+                <w:color w:val="FFFFFF" w:themeColor="background1"/>
+                <w:sz w:val="18"/>
+                <w:szCs w:val="18"/>
+              </w:rPr>
+            </w:pPr>
+            <w:r>
+              <w:rPr>
+                <w:color w:val="FFFFFF" w:themeColor="background1"/>
+                <w:sz w:val="18"/>
+                <w:szCs w:val="18"/>
+              </w:rPr>
+              <w:t xml:space="preserve">Data Type </w:t>
+            </w:r>
+          </w:p>
+        </w:tc>
+      </w:tr>
+      <w:tr>
+        <w:trPr>
+          <w:trHeight w:val="432"/>
+        </w:trPr>
+        <w:tc>
+          <w:tcPr>
+            <w:tcW w:w="3073" w:type="dxa"/>
+            <w:vAlign w:val="center"/>
+          </w:tcPr>
+          <w:p>
+            <w:pPr>
+              <w:pStyle w:val="BodyText"/>
+              <w:rPr>
+                <w:b/>
+                <w:bCs/>
+              </w:rPr>
+            </w:pPr>
+            <w:proofErr w:type="spellStart"/>
+            <w:r>
+              <w:rPr>
+                <w:b/>
+                <w:bCs/>
+              </w:rPr>
+              <w:t>store_id</w:t>
+            </w:r>
+            <w:proofErr w:type="spellEnd"/>
+          </w:p>
+        </w:tc>
+        <w:tc>
+          <w:tcPr>
+            <w:tcW w:w="3330" w:type="dxa"/>
+            <w:vAlign w:val="center"/>
+          </w:tcPr>
+          <w:p>
+            <w:pPr>
+              <w:pStyle w:val="BodyText"/>
+            </w:pPr>
+            <w:r>
+              <w:t>Primary Key: Unique identifier for the store</w:t>
+            </w:r>
+          </w:p>
+        </w:tc>
+        <w:tc>
+          <w:tcPr>
+            <w:tcW w:w="2790" w:type="dxa"/>
+            <w:vAlign w:val="center"/>
+          </w:tcPr>
+          <w:p>
+            <w:pPr>
+              <w:pStyle w:val="BodyText"/>
+            </w:pPr>
+            <w:r>
+              <w:t>Int</w:t>
+            </w:r>
+          </w:p>
+        </w:tc>
+      </w:tr>
+      <w:tr>
+        <w:trPr>
+          <w:trHeight w:val="432"/>
+        </w:trPr>
+        <w:tc>
+          <w:tcPr>
+            <w:tcW w:w="3073" w:type="dxa"/>
+            <w:vAlign w:val="center"/>
+          </w:tcPr>
+          <w:p>
+            <w:pPr>
+              <w:pStyle w:val="BodyText"/>
+            </w:pPr>
+            <w:proofErr w:type="spellStart"/>
+            <w:r>
+              <w:rPr>
+                <w:b/>
+                <w:bCs/>
+              </w:rPr>
+              <w:t>store_name</w:t>
+            </w:r>
+            <w:proofErr w:type="spellEnd"/>
+          </w:p>
+        </w:tc>
+        <w:tc>
+          <w:tcPr>
+            <w:tcW w:w="3330" w:type="dxa"/>
+            <w:vAlign w:val="center"/>
+          </w:tcPr>
+          <w:p>
+            <w:pPr>
+              <w:pStyle w:val="BodyText"/>
+            </w:pPr>
+            <w:r>
+              <w:t xml:space="preserve">The name of the store </w:t>
+            </w:r>
+          </w:p>
+        </w:tc>
+        <w:tc>
+          <w:tcPr>
+            <w:tcW w:w="2790" w:type="dxa"/>
+            <w:vAlign w:val="center"/>
+          </w:tcPr>
+          <w:p>
+            <w:pPr>
+              <w:pStyle w:val="BodyText"/>
+              <w:rPr>
+                <w:lang w:val="ru-RU"/>
+              </w:rPr>
+            </w:pPr>
+            <w:r>
+              <w:t>V</w:t>
+            </w:r>
+            <w:r>
+              <w:t xml:space="preserve">archar </w:t>
+            </w:r>
+          </w:p>
+        </w:tc>
+      </w:tr>
+      <w:tr>
+        <w:trPr>
+          <w:trHeight w:val="432"/>
+        </w:trPr>
+        <w:tc>
+          <w:tcPr>
+            <w:tcW w:w="3073" w:type="dxa"/>
+            <w:vAlign w:val="center"/>
+          </w:tcPr>
+          <w:p>
+            <w:pPr>
+              <w:pStyle w:val="BodyText"/>
+              <w:rPr>
+                <w:b/>
+                <w:bCs/>
+              </w:rPr>
+            </w:pPr>
+            <w:r>
+              <w:rPr>
+                <w:b/>
+                <w:bCs/>
+              </w:rPr>
+              <w:t>address</w:t>
+            </w:r>
+          </w:p>
+        </w:tc>
+        <w:tc>
+          <w:tcPr>
+            <w:tcW w:w="3330" w:type="dxa"/>
+            <w:vAlign w:val="center"/>
+          </w:tcPr>
+          <w:p>
+            <w:pPr>
+              <w:pStyle w:val="BodyText"/>
+            </w:pPr>
+            <w:r>
+              <w:t xml:space="preserve">Street address of the physical store </w:t>
+            </w:r>
+          </w:p>
+        </w:tc>
+        <w:tc>
+          <w:tcPr>
+            <w:tcW w:w="2790" w:type="dxa"/>
+            <w:vAlign w:val="center"/>
+          </w:tcPr>
+          <w:p>
+            <w:pPr>
+              <w:pStyle w:val="BodyText"/>
+            </w:pPr>
+            <w:r>
+              <w:t>V</w:t>
+            </w:r>
+            <w:r>
+              <w:t>archar</w:t>
+            </w:r>
+          </w:p>
+        </w:tc>
+      </w:tr>
+      <w:tr>
+        <w:trPr>
+          <w:trHeight w:val="432"/>
+        </w:trPr>
+        <w:tc>
+          <w:tcPr>
+            <w:tcW w:w="3073" w:type="dxa"/>
+            <w:vAlign w:val="center"/>
+          </w:tcPr>
+          <w:p>
+            <w:pPr>
+              <w:pStyle w:val="BodyText"/>
+              <w:rPr>
+                <w:b/>
+                <w:bCs/>
+              </w:rPr>
+            </w:pPr>
+            <w:r>
+              <w:rPr>
+                <w:b/>
+                <w:bCs/>
+              </w:rPr>
+              <w:t>city</w:t>
+            </w:r>
+          </w:p>
+        </w:tc>
+        <w:tc>
+          <w:tcPr>
+            <w:tcW w:w="3330" w:type="dxa"/>
+            <w:vAlign w:val="center"/>
+          </w:tcPr>
+          <w:p>
+            <w:pPr>
+              <w:pStyle w:val="BodyText"/>
+            </w:pPr>
+            <w:r>
+              <w:t>City of location</w:t>
+            </w:r>
+          </w:p>
+        </w:tc>
+        <w:tc>
+          <w:tcPr>
+            <w:tcW w:w="2790" w:type="dxa"/>
+            <w:vAlign w:val="center"/>
+          </w:tcPr>
+          <w:p>
+            <w:pPr>
+              <w:pStyle w:val="BodyText"/>
+            </w:pPr>
+            <w:r>
+              <w:t>V</w:t>
+            </w:r>
+            <w:r>
+              <w:t>archar</w:t>
+            </w:r>
+          </w:p>
+        </w:tc>
+      </w:tr>
+      <w:tr>
+        <w:trPr>
+          <w:trHeight w:val="432"/>
+        </w:trPr>
+        <w:tc>
+          <w:tcPr>
+            <w:tcW w:w="3073" w:type="dxa"/>
+            <w:vAlign w:val="center"/>
+          </w:tcPr>
+          <w:p>
+            <w:pPr>
+              <w:pStyle w:val="BodyText"/>
+              <w:rPr>
+                <w:b/>
+                <w:bCs/>
+              </w:rPr>
+            </w:pPr>
+            <w:proofErr w:type="spellStart"/>
+            <w:r>
+              <w:rPr>
+                <w:b/>
+                <w:bCs/>
+              </w:rPr>
+              <w:t>zip_code</w:t>
+            </w:r>
+            <w:proofErr w:type="spellEnd"/>
+          </w:p>
+        </w:tc>
+        <w:tc>
+          <w:tcPr>
+            <w:tcW w:w="3330" w:type="dxa"/>
+            <w:vAlign w:val="center"/>
+          </w:tcPr>
+          <w:p>
+            <w:pPr>
+              <w:pStyle w:val="BodyText"/>
+            </w:pPr>
+            <w:r>
+              <w:t>Postal code</w:t>
+            </w:r>
+          </w:p>
+        </w:tc>
+        <w:tc>
+          <w:tcPr>
+            <w:tcW w:w="2790" w:type="dxa"/>
+            <w:vAlign w:val="center"/>
+          </w:tcPr>
+          <w:p>
+            <w:pPr>
+              <w:pStyle w:val="BodyText"/>
+            </w:pPr>
+            <w:r>
+              <w:t>V</w:t>
+            </w:r>
+            <w:r>
+              <w:t>archar</w:t>
+            </w:r>
+          </w:p>
+        </w:tc>
+      </w:tr>
+      <w:tr>
+        <w:trPr>
+          <w:trHeight w:val="432"/>
+        </w:trPr>
+        <w:tc>
+          <w:tcPr>
+            <w:tcW w:w="3073" w:type="dxa"/>
+            <w:vAlign w:val="center"/>
+          </w:tcPr>
+          <w:p>
+            <w:pPr>
+              <w:pStyle w:val="BodyText"/>
+              <w:rPr>
+                <w:b/>
+                <w:bCs/>
+              </w:rPr>
+            </w:pPr>
+            <w:proofErr w:type="spellStart"/>
+            <w:r>
+              <w:rPr>
+                <w:b/>
+                <w:bCs/>
+              </w:rPr>
+              <w:t>store_location</w:t>
+            </w:r>
+            <w:proofErr w:type="spellEnd"/>
+          </w:p>
+        </w:tc>
+        <w:tc>
+          <w:tcPr>
+            <w:tcW w:w="3330" w:type="dxa"/>
+            <w:vAlign w:val="center"/>
+          </w:tcPr>
+          <w:p>
+            <w:pPr>
+              <w:pStyle w:val="BodyText"/>
+            </w:pPr>
+            <w:r>
+              <w:t>Geospatial coordinates (</w:t>
+            </w:r>
+            <w:r>
+              <w:t xml:space="preserve">or </w:t>
+            </w:r>
+            <w:r>
+              <w:t>Online for Online</w:t>
+            </w:r>
+            <w:r>
+              <w:t xml:space="preserve"> transactions</w:t>
+            </w:r>
+            <w:r>
+              <w:t>)</w:t>
+            </w:r>
+          </w:p>
+        </w:tc>
+        <w:tc>
+          <w:tcPr>
+            <w:tcW w:w="2790" w:type="dxa"/>
+            <w:vAlign w:val="center"/>
+          </w:tcPr>
+          <w:p>
+            <w:pPr>
+              <w:pStyle w:val="BodyText"/>
+            </w:pPr>
+            <w:r>
+              <w:t>V</w:t>
+            </w:r>
+            <w:r>
+              <w:t>archar</w:t>
+            </w:r>
+          </w:p>
+        </w:tc>
+      </w:tr>
+      <w:tr>
+        <w:trPr>
+          <w:trHeight w:val="432"/>
+        </w:trPr>
+        <w:tc>
+          <w:tcPr>
+            <w:tcW w:w="3073" w:type="dxa"/>
+            <w:vAlign w:val="center"/>
+          </w:tcPr>
+          <w:p>
+            <w:pPr>
+              <w:pStyle w:val="BodyText"/>
+              <w:rPr>
+                <w:b/>
+                <w:bCs/>
+              </w:rPr>
+            </w:pPr>
+            <w:proofErr w:type="spellStart"/>
+            <w:r>
+              <w:rPr>
+                <w:b/>
+                <w:bCs/>
+              </w:rPr>
+              <w:t>county_</w:t>
+            </w:r>
+            <w:r>
+              <w:rPr>
+                <w:b/>
+                <w:bCs/>
+              </w:rPr>
+              <w:t>id</w:t>
+            </w:r>
+            <w:proofErr w:type="spellEnd"/>
+          </w:p>
+        </w:tc>
+        <w:tc>
+          <w:tcPr>
+            <w:tcW w:w="3330" w:type="dxa"/>
+            <w:vAlign w:val="center"/>
+          </w:tcPr>
+          <w:p>
+            <w:pPr>
+              <w:pStyle w:val="BodyText"/>
+            </w:pPr>
+            <w:r>
+              <w:t>Numeric code for the county</w:t>
+            </w:r>
+          </w:p>
+        </w:tc>
+        <w:tc>
+          <w:tcPr>
+            <w:tcW w:w="2790" w:type="dxa"/>
+            <w:vAlign w:val="center"/>
+          </w:tcPr>
+          <w:p>
+            <w:pPr>
+              <w:pStyle w:val="BodyText"/>
+            </w:pPr>
+            <w:r>
+              <w:t>Int</w:t>
+            </w:r>
+          </w:p>
+        </w:tc>
+      </w:tr>
+      <w:tr>
+        <w:trPr>
+          <w:trHeight w:val="432"/>
+        </w:trPr>
+        <w:tc>
+          <w:tcPr>
+            <w:tcW w:w="3073" w:type="dxa"/>
+            <w:vAlign w:val="center"/>
+          </w:tcPr>
+          <w:p>
+            <w:pPr>
+              <w:pStyle w:val="BodyText"/>
+              <w:rPr>
+                <w:b/>
+                <w:bCs/>
+              </w:rPr>
+            </w:pPr>
+            <w:r>
+              <w:rPr>
+                <w:b/>
+                <w:bCs/>
+              </w:rPr>
+              <w:t>county</w:t>
+            </w:r>
+          </w:p>
+        </w:tc>
+        <w:tc>
+          <w:tcPr>
+            <w:tcW w:w="3330" w:type="dxa"/>
+            <w:vAlign w:val="center"/>
+          </w:tcPr>
+          <w:p>
+            <w:pPr>
+              <w:pStyle w:val="BodyText"/>
+            </w:pPr>
+            <w:r>
+              <w:t>The n</w:t>
+            </w:r>
+            <w:r>
+              <w:t>ame</w:t>
+            </w:r>
+            <w:r>
+              <w:t xml:space="preserve"> </w:t>
+            </w:r>
+            <w:r>
+              <w:t>of</w:t>
+            </w:r>
+            <w:r>
+              <w:t xml:space="preserve"> the county</w:t>
+            </w:r>
+          </w:p>
+        </w:tc>
+        <w:tc>
+          <w:tcPr>
+            <w:tcW w:w="2790" w:type="dxa"/>
+            <w:vAlign w:val="center"/>
+          </w:tcPr>
+          <w:p>
+            <w:pPr>
+              <w:pStyle w:val="BodyText"/>
+            </w:pPr>
+            <w:r>
+              <w:t>V</w:t>
+            </w:r>
+            <w:r>
+              <w:t>archar</w:t>
+            </w:r>
+          </w:p>
+        </w:tc>
+      </w:tr>
+    </w:tbl>
+    <w:p>
+      <w:pPr>
+        <w:pStyle w:val="Heading4"/>
+        <w:numPr>
+          <w:ilvl w:val="0"/>
+          <w:numId w:val="0"/>
+        </w:numPr>
+        <w:rPr>
+          <w:rFonts w:ascii="Trebuchet MS" w:hAnsi="Trebuchet MS"/>
+          <w:b/>
+          <w:bCs/>
+          <w:color w:val="464547"/>
+          <w:sz w:val="20"/>
+          <w:lang w:val="ru-RU"/>
+        </w:rPr>
+      </w:pPr>
+      <w:r>
+        <w:rPr>
+          <w:rFonts w:ascii="Trebuchet MS" w:hAnsi="Trebuchet MS"/>
+          <w:b/>
+          <w:bCs/>
+          <w:color w:val="464547"/>
+          <w:sz w:val="20"/>
+        </w:rPr>
+        <w:t>Dim</w:t>
+      </w:r>
+      <w:r>
+        <w:rPr>
+          <w:rFonts w:ascii="Trebuchet MS" w:hAnsi="Trebuchet MS"/>
+          <w:b/>
+          <w:bCs/>
+          <w:color w:val="464547"/>
+          <w:sz w:val="20"/>
+        </w:rPr>
+        <w:t xml:space="preserve"> Table: </w:t>
+      </w:r>
+      <w:r>
+        <w:rPr>
+          <w:rFonts w:ascii="Trebuchet MS" w:hAnsi="Trebuchet MS"/>
+          <w:b/>
+          <w:bCs/>
+          <w:color w:val="464547"/>
+          <w:sz w:val="20"/>
+        </w:rPr>
+        <w:t>Item</w:t>
+      </w:r>
+    </w:p>
+    <w:p>
+      <w:pPr>
+        <w:pStyle w:val="BodyText"/>
+      </w:pPr>
+      <w:r>
+        <w:t>Description: Product characteristics including categories.</w:t>
+      </w:r>
+    </w:p>
+    <w:p>
+      <w:pPr>
+        <w:pStyle w:val="BodyText"/>
+      </w:pPr>
+    </w:p>
+    <w:tbl>
+      <w:tblPr>
+        <w:tblW w:w="0" w:type="auto"/>
+        <w:tblInd w:w="-5" w:type="dxa"/>
+        <w:tblBorders>
+          <w:top w:val="single" w:sz="4" w:space="0" w:color="76CDD8"/>
+          <w:left w:val="single" w:sz="4" w:space="0" w:color="76CDD8"/>
+          <w:bottom w:val="single" w:sz="4" w:space="0" w:color="76CDD8"/>
+          <w:right w:val="single" w:sz="4" w:space="0" w:color="76CDD8"/>
+          <w:insideH w:val="single" w:sz="4" w:space="0" w:color="76CDD8"/>
+          <w:insideV w:val="single" w:sz="4" w:space="0" w:color="76CDD8"/>
+        </w:tblBorders>
+        <w:tblLayout w:type="fixed"/>
+        <w:tblLook w:val="0000" w:firstRow="0" w:lastRow="0" w:firstColumn="0" w:lastColumn="0" w:noHBand="0" w:noVBand="0"/>
+      </w:tblPr>
+      <w:tblGrid>
+        <w:gridCol w:w="3073"/>
+        <w:gridCol w:w="3330"/>
+        <w:gridCol w:w="2790"/>
+      </w:tblGrid>
+      <w:tr>
+        <w:trPr>
+          <w:trHeight w:val="292"/>
+        </w:trPr>
+        <w:tc>
+          <w:tcPr>
+            <w:tcW w:w="3073" w:type="dxa"/>
+            <w:shd w:val="clear" w:color="auto" w:fill="76CDD8"/>
+          </w:tcPr>
+          <w:p>
+            <w:pPr>
+              <w:pStyle w:val="BodyText"/>
+              <w:widowControl w:val="0"/>
+              <w:spacing w:line="360" w:lineRule="auto"/>
+              <w:jc w:val="center"/>
+              <w:rPr>
+                <w:color w:val="FFFFFF" w:themeColor="background1"/>
+                <w:sz w:val="18"/>
+                <w:szCs w:val="18"/>
+              </w:rPr>
+            </w:pPr>
+            <w:r>
+              <w:rPr>
+                <w:color w:val="FFFFFF" w:themeColor="background1"/>
+                <w:sz w:val="18"/>
+                <w:szCs w:val="18"/>
+              </w:rPr>
+              <w:t xml:space="preserve">Column </w:t>
+            </w:r>
+            <w:r>
+              <w:rPr>
+                <w:color w:val="FFFFFF" w:themeColor="background1"/>
+                <w:sz w:val="18"/>
+                <w:szCs w:val="18"/>
+              </w:rPr>
+              <w:t xml:space="preserve">name </w:t>
+            </w:r>
+          </w:p>
+        </w:tc>
+        <w:tc>
+          <w:tcPr>
+            <w:tcW w:w="3330" w:type="dxa"/>
+            <w:shd w:val="clear" w:color="auto" w:fill="76CDD8"/>
+          </w:tcPr>
+          <w:p>
+            <w:pPr>
+              <w:pStyle w:val="BodyText"/>
+              <w:widowControl w:val="0"/>
+              <w:spacing w:line="360" w:lineRule="auto"/>
+              <w:jc w:val="center"/>
+              <w:rPr>
+                <w:color w:val="FFFFFF" w:themeColor="background1"/>
+                <w:sz w:val="18"/>
+                <w:szCs w:val="18"/>
+              </w:rPr>
+            </w:pPr>
+            <w:r>
+              <w:rPr>
+                <w:color w:val="FFFFFF" w:themeColor="background1"/>
+                <w:sz w:val="18"/>
+                <w:szCs w:val="18"/>
+              </w:rPr>
+              <w:t xml:space="preserve">Description </w:t>
+            </w:r>
+          </w:p>
+        </w:tc>
+        <w:tc>
+          <w:tcPr>
+            <w:tcW w:w="2790" w:type="dxa"/>
+            <w:shd w:val="clear" w:color="auto" w:fill="76CDD8"/>
+          </w:tcPr>
+          <w:p>
+            <w:pPr>
+              <w:pStyle w:val="BodyText"/>
+              <w:widowControl w:val="0"/>
+              <w:spacing w:line="360" w:lineRule="auto"/>
+              <w:jc w:val="center"/>
+              <w:rPr>
+                <w:color w:val="FFFFFF" w:themeColor="background1"/>
+                <w:sz w:val="18"/>
+                <w:szCs w:val="18"/>
+              </w:rPr>
+            </w:pPr>
+            <w:r>
+              <w:rPr>
+                <w:color w:val="FFFFFF" w:themeColor="background1"/>
+                <w:sz w:val="18"/>
+                <w:szCs w:val="18"/>
+              </w:rPr>
+              <w:t xml:space="preserve">Data Type </w:t>
+            </w:r>
+          </w:p>
+        </w:tc>
+      </w:tr>
+      <w:tr>
+        <w:trPr>
+          <w:trHeight w:val="432"/>
+        </w:trPr>
+        <w:tc>
+          <w:tcPr>
+            <w:tcW w:w="3073" w:type="dxa"/>
+            <w:vAlign w:val="center"/>
+          </w:tcPr>
+          <w:p>
+            <w:pPr>
+              <w:pStyle w:val="BodyText"/>
+              <w:rPr>
+                <w:b/>
+                <w:bCs/>
+              </w:rPr>
+            </w:pPr>
+            <w:proofErr w:type="spellStart"/>
+            <w:r>
+              <w:rPr>
+                <w:b/>
+                <w:bCs/>
+              </w:rPr>
+              <w:t>item_id</w:t>
+            </w:r>
+            <w:proofErr w:type="spellEnd"/>
+          </w:p>
+        </w:tc>
+        <w:tc>
+          <w:tcPr>
+            <w:tcW w:w="3330" w:type="dxa"/>
+            <w:vAlign w:val="center"/>
+          </w:tcPr>
+          <w:p>
+            <w:pPr>
+              <w:pStyle w:val="BodyText"/>
+            </w:pPr>
+            <w:r>
+              <w:t>Primary Key: Unique identifier for the product</w:t>
+            </w:r>
+          </w:p>
+        </w:tc>
+        <w:tc>
+          <w:tcPr>
+            <w:tcW w:w="2790" w:type="dxa"/>
+            <w:vAlign w:val="center"/>
+          </w:tcPr>
+          <w:p>
+            <w:pPr>
+              <w:pStyle w:val="BodyText"/>
+            </w:pPr>
+            <w:r>
+              <w:t>Int</w:t>
+            </w:r>
+          </w:p>
+        </w:tc>
+      </w:tr>
+      <w:tr>
+        <w:trPr>
+          <w:trHeight w:val="432"/>
+        </w:trPr>
+        <w:tc>
+          <w:tcPr>
+            <w:tcW w:w="3073" w:type="dxa"/>
+            <w:vAlign w:val="center"/>
+          </w:tcPr>
+          <w:p>
+            <w:pPr>
+              <w:pStyle w:val="BodyText"/>
+            </w:pPr>
+            <w:proofErr w:type="spellStart"/>
+            <w:r>
+              <w:rPr>
+                <w:b/>
+                <w:bCs/>
+              </w:rPr>
+              <w:t>item_description</w:t>
+            </w:r>
+            <w:proofErr w:type="spellEnd"/>
+          </w:p>
+        </w:tc>
+        <w:tc>
+          <w:tcPr>
+            <w:tcW w:w="3330" w:type="dxa"/>
+            <w:vAlign w:val="center"/>
+          </w:tcPr>
+          <w:p>
+            <w:pPr>
+              <w:pStyle w:val="BodyText"/>
+            </w:pPr>
+            <w:r>
+              <w:t>The description of the liquor item</w:t>
+            </w:r>
+          </w:p>
+        </w:tc>
+        <w:tc>
+          <w:tcPr>
+            <w:tcW w:w="2790" w:type="dxa"/>
+            <w:vAlign w:val="center"/>
+          </w:tcPr>
+          <w:p>
+            <w:pPr>
+              <w:pStyle w:val="BodyText"/>
+              <w:rPr>
+                <w:lang w:val="ru-RU"/>
+              </w:rPr>
+            </w:pPr>
+            <w:r>
+              <w:t>Text</w:t>
+            </w:r>
+          </w:p>
+        </w:tc>
+      </w:tr>
+      <w:tr>
+        <w:trPr>
+          <w:trHeight w:val="432"/>
+        </w:trPr>
+        <w:tc>
+          <w:tcPr>
+            <w:tcW w:w="3073" w:type="dxa"/>
+            <w:vAlign w:val="center"/>
+          </w:tcPr>
+          <w:p>
+            <w:pPr>
+              <w:pStyle w:val="BodyText"/>
+              <w:rPr>
+                <w:b/>
+                <w:bCs/>
+              </w:rPr>
+            </w:pPr>
+            <w:proofErr w:type="spellStart"/>
+            <w:r>
+              <w:rPr>
+                <w:b/>
+                <w:bCs/>
+              </w:rPr>
+              <w:t>category_id</w:t>
+            </w:r>
+            <w:proofErr w:type="spellEnd"/>
+          </w:p>
+        </w:tc>
+        <w:tc>
+          <w:tcPr>
+            <w:tcW w:w="3330" w:type="dxa"/>
+            <w:vAlign w:val="center"/>
+          </w:tcPr>
+          <w:p>
+            <w:pPr>
+              <w:pStyle w:val="BodyText"/>
+            </w:pPr>
+            <w:r>
+              <w:t xml:space="preserve">Unique identifier for the </w:t>
+            </w:r>
+            <w:r>
+              <w:t>category</w:t>
+            </w:r>
+          </w:p>
+        </w:tc>
+        <w:tc>
+          <w:tcPr>
+            <w:tcW w:w="2790" w:type="dxa"/>
+            <w:vAlign w:val="center"/>
+          </w:tcPr>
+          <w:p>
+            <w:pPr>
+              <w:pStyle w:val="BodyText"/>
+            </w:pPr>
+            <w:r>
+              <w:t>Int</w:t>
+            </w:r>
+          </w:p>
+        </w:tc>
+      </w:tr>
+      <w:tr>
+        <w:trPr>
+          <w:trHeight w:val="432"/>
+        </w:trPr>
+        <w:tc>
+          <w:tcPr>
+            <w:tcW w:w="3073" w:type="dxa"/>
+            <w:vAlign w:val="center"/>
+          </w:tcPr>
+          <w:p>
+            <w:pPr>
+              <w:pStyle w:val="BodyText"/>
+              <w:rPr>
+                <w:b/>
+                <w:bCs/>
+                <w:lang w:val="ru-RU"/>
+              </w:rPr>
+            </w:pPr>
+            <w:proofErr w:type="spellStart"/>
+            <w:r>
+              <w:rPr>
+                <w:b/>
+                <w:bCs/>
+              </w:rPr>
+              <w:t>category_</w:t>
+            </w:r>
+            <w:r>
+              <w:rPr>
+                <w:b/>
+                <w:bCs/>
+              </w:rPr>
+              <w:t>name</w:t>
+            </w:r>
+            <w:proofErr w:type="spellEnd"/>
+          </w:p>
+        </w:tc>
+        <w:tc>
+          <w:tcPr>
+            <w:tcW w:w="3330" w:type="dxa"/>
+            <w:vAlign w:val="center"/>
+          </w:tcPr>
+          <w:p>
+            <w:pPr>
+              <w:pStyle w:val="BodyText"/>
+            </w:pPr>
+            <w:r>
+              <w:t>Name of the category</w:t>
+            </w:r>
+          </w:p>
+        </w:tc>
+        <w:tc>
+          <w:tcPr>
+            <w:tcW w:w="2790" w:type="dxa"/>
+            <w:vAlign w:val="center"/>
+          </w:tcPr>
+          <w:p>
+            <w:pPr>
+              <w:pStyle w:val="BodyText"/>
+            </w:pPr>
+            <w:r>
+              <w:t>V</w:t>
+            </w:r>
+            <w:r>
+              <w:t>archar</w:t>
+            </w:r>
+          </w:p>
+        </w:tc>
+      </w:tr>
+      <w:tr>
+        <w:trPr>
+          <w:trHeight w:val="432"/>
+        </w:trPr>
+        <w:tc>
+          <w:tcPr>
+            <w:tcW w:w="3073" w:type="dxa"/>
+            <w:vAlign w:val="center"/>
+          </w:tcPr>
+          <w:p>
+            <w:pPr>
+              <w:pStyle w:val="BodyText"/>
+              <w:rPr>
+                <w:b/>
+                <w:bCs/>
+              </w:rPr>
+            </w:pPr>
+            <w:r>
+              <w:rPr>
+                <w:b/>
+                <w:bCs/>
+              </w:rPr>
+              <w:t>pack</w:t>
+            </w:r>
+          </w:p>
+        </w:tc>
+        <w:tc>
+          <w:tcPr>
+            <w:tcW w:w="3330" w:type="dxa"/>
+            <w:vAlign w:val="center"/>
+          </w:tcPr>
+          <w:p>
+            <w:pPr>
+              <w:pStyle w:val="BodyText"/>
+            </w:pPr>
+            <w:r>
+              <w:t>The number of bottles in a case</w:t>
+            </w:r>
+          </w:p>
+        </w:tc>
+        <w:tc>
+          <w:tcPr>
+            <w:tcW w:w="2790" w:type="dxa"/>
+            <w:vAlign w:val="center"/>
+          </w:tcPr>
+          <w:p>
+            <w:pPr>
+              <w:pStyle w:val="BodyText"/>
+            </w:pPr>
+            <w:r>
+              <w:t>Int</w:t>
+            </w:r>
+          </w:p>
+        </w:tc>
+      </w:tr>
+      <w:tr>
+        <w:trPr>
+          <w:trHeight w:val="432"/>
+        </w:trPr>
+        <w:tc>
+          <w:tcPr>
+            <w:tcW w:w="3073" w:type="dxa"/>
+            <w:vAlign w:val="center"/>
+          </w:tcPr>
+          <w:p>
+            <w:pPr>
+              <w:pStyle w:val="BodyText"/>
+              <w:rPr>
+                <w:b/>
+                <w:bCs/>
+              </w:rPr>
+            </w:pPr>
+            <w:proofErr w:type="spellStart"/>
+            <w:r>
+              <w:rPr>
+                <w:b/>
+                <w:bCs/>
+              </w:rPr>
+              <w:lastRenderedPageBreak/>
+              <w:t>bottle_volume_ml</w:t>
+            </w:r>
+            <w:proofErr w:type="spellEnd"/>
+          </w:p>
+        </w:tc>
+        <w:tc>
+          <w:tcPr>
+            <w:tcW w:w="3330" w:type="dxa"/>
+            <w:vAlign w:val="center"/>
+          </w:tcPr>
+          <w:p>
+            <w:pPr>
+              <w:pStyle w:val="BodyText"/>
+            </w:pPr>
+            <w:r>
+              <w:t>Volume of a single bottle in milliliters</w:t>
+            </w:r>
+          </w:p>
+        </w:tc>
+        <w:tc>
+          <w:tcPr>
+            <w:tcW w:w="2790" w:type="dxa"/>
+            <w:vAlign w:val="center"/>
+          </w:tcPr>
+          <w:p>
+            <w:pPr>
+              <w:pStyle w:val="BodyText"/>
+            </w:pPr>
+            <w:r>
+              <w:t>Int</w:t>
+            </w:r>
+          </w:p>
+        </w:tc>
+      </w:tr>
+    </w:tbl>
+    <w:p>
+      <w:pPr>
+        <w:pStyle w:val="Heading4"/>
+        <w:numPr>
+          <w:ilvl w:val="0"/>
+          <w:numId w:val="0"/>
+        </w:numPr>
+        <w:rPr>
+          <w:rFonts w:ascii="Trebuchet MS" w:hAnsi="Trebuchet MS"/>
+          <w:b/>
+          <w:bCs/>
+          <w:color w:val="464547"/>
+          <w:sz w:val="20"/>
+          <w:lang w:val="ru-RU"/>
+        </w:rPr>
+      </w:pPr>
+      <w:r>
+        <w:rPr>
+          <w:rFonts w:ascii="Trebuchet MS" w:hAnsi="Trebuchet MS"/>
+          <w:b/>
+          <w:bCs/>
+          <w:color w:val="464547"/>
+          <w:sz w:val="20"/>
+        </w:rPr>
+        <w:t>Dim</w:t>
+      </w:r>
+      <w:r>
+        <w:rPr>
+          <w:rFonts w:ascii="Trebuchet MS" w:hAnsi="Trebuchet MS"/>
+          <w:b/>
+          <w:bCs/>
+          <w:color w:val="464547"/>
+          <w:sz w:val="20"/>
+        </w:rPr>
+        <w:t xml:space="preserve"> Table: </w:t>
+      </w:r>
+      <w:r>
+        <w:rPr>
+          <w:rFonts w:ascii="Trebuchet MS" w:hAnsi="Trebuchet MS"/>
+          <w:b/>
+          <w:bCs/>
+          <w:color w:val="464547"/>
+          <w:sz w:val="20"/>
+        </w:rPr>
+        <w:t>Vendor</w:t>
+      </w:r>
+    </w:p>
+    <w:p>
+      <w:pPr>
+        <w:pStyle w:val="BodyText"/>
+      </w:pPr>
+      <w:r>
+        <w:t xml:space="preserve">Description: </w:t>
+      </w:r>
+      <w:r>
+        <w:t>Vendor</w:t>
+      </w:r>
+      <w:r>
+        <w:t xml:space="preserve"> characteristics.</w:t>
+      </w:r>
+    </w:p>
+    <w:p>
+      <w:pPr>
+        <w:pStyle w:val="BodyText"/>
+      </w:pPr>
+    </w:p>
+    <w:tbl>
+      <w:tblPr>
+        <w:tblW w:w="0" w:type="auto"/>
+        <w:tblInd w:w="-5" w:type="dxa"/>
+        <w:tblBorders>
+          <w:top w:val="single" w:sz="4" w:space="0" w:color="76CDD8"/>
+          <w:left w:val="single" w:sz="4" w:space="0" w:color="76CDD8"/>
+          <w:bottom w:val="single" w:sz="4" w:space="0" w:color="76CDD8"/>
+          <w:right w:val="single" w:sz="4" w:space="0" w:color="76CDD8"/>
+          <w:insideH w:val="single" w:sz="4" w:space="0" w:color="76CDD8"/>
+          <w:insideV w:val="single" w:sz="4" w:space="0" w:color="76CDD8"/>
+        </w:tblBorders>
+        <w:tblLayout w:type="fixed"/>
+        <w:tblLook w:val="0000" w:firstRow="0" w:lastRow="0" w:firstColumn="0" w:lastColumn="0" w:noHBand="0" w:noVBand="0"/>
+      </w:tblPr>
+      <w:tblGrid>
+        <w:gridCol w:w="3073"/>
+        <w:gridCol w:w="3330"/>
+        <w:gridCol w:w="2790"/>
+      </w:tblGrid>
+      <w:tr>
+        <w:trPr>
+          <w:trHeight w:val="292"/>
+        </w:trPr>
+        <w:tc>
+          <w:tcPr>
+            <w:tcW w:w="3073" w:type="dxa"/>
+            <w:shd w:val="clear" w:color="auto" w:fill="76CDD8"/>
+          </w:tcPr>
+          <w:p>
+            <w:pPr>
+              <w:pStyle w:val="BodyText"/>
+              <w:widowControl w:val="0"/>
+              <w:spacing w:line="360" w:lineRule="auto"/>
+              <w:jc w:val="center"/>
+              <w:rPr>
+                <w:color w:val="FFFFFF" w:themeColor="background1"/>
+                <w:sz w:val="18"/>
+                <w:szCs w:val="18"/>
+              </w:rPr>
+            </w:pPr>
+            <w:r>
+              <w:rPr>
+                <w:color w:val="FFFFFF" w:themeColor="background1"/>
+                <w:sz w:val="18"/>
+                <w:szCs w:val="18"/>
+              </w:rPr>
+              <w:t xml:space="preserve">Column </w:t>
+            </w:r>
+            <w:r>
+              <w:rPr>
+                <w:color w:val="FFFFFF" w:themeColor="background1"/>
+                <w:sz w:val="18"/>
+                <w:szCs w:val="18"/>
+              </w:rPr>
+              <w:t xml:space="preserve">name </w:t>
+            </w:r>
+          </w:p>
+        </w:tc>
+        <w:tc>
+          <w:tcPr>
+            <w:tcW w:w="3330" w:type="dxa"/>
+            <w:shd w:val="clear" w:color="auto" w:fill="76CDD8"/>
+          </w:tcPr>
+          <w:p>
+            <w:pPr>
+              <w:pStyle w:val="BodyText"/>
+              <w:widowControl w:val="0"/>
+              <w:spacing w:line="360" w:lineRule="auto"/>
+              <w:jc w:val="center"/>
+              <w:rPr>
+                <w:color w:val="FFFFFF" w:themeColor="background1"/>
+                <w:sz w:val="18"/>
+                <w:szCs w:val="18"/>
+              </w:rPr>
+            </w:pPr>
+            <w:r>
+              <w:rPr>
+                <w:color w:val="FFFFFF" w:themeColor="background1"/>
+                <w:sz w:val="18"/>
+                <w:szCs w:val="18"/>
+              </w:rPr>
+              <w:t xml:space="preserve">Description </w:t>
+            </w:r>
+          </w:p>
+        </w:tc>
+        <w:tc>
+          <w:tcPr>
+            <w:tcW w:w="2790" w:type="dxa"/>
+            <w:shd w:val="clear" w:color="auto" w:fill="76CDD8"/>
+          </w:tcPr>
+          <w:p>
+            <w:pPr>
+              <w:pStyle w:val="BodyText"/>
+              <w:widowControl w:val="0"/>
+              <w:spacing w:line="360" w:lineRule="auto"/>
+              <w:jc w:val="center"/>
+              <w:rPr>
+                <w:color w:val="FFFFFF" w:themeColor="background1"/>
+                <w:sz w:val="18"/>
+                <w:szCs w:val="18"/>
+              </w:rPr>
+            </w:pPr>
+            <w:r>
+              <w:rPr>
+                <w:color w:val="FFFFFF" w:themeColor="background1"/>
+                <w:sz w:val="18"/>
+                <w:szCs w:val="18"/>
+              </w:rPr>
+              <w:t xml:space="preserve">Data Type </w:t>
+            </w:r>
+          </w:p>
+        </w:tc>
+      </w:tr>
+      <w:tr>
+        <w:trPr>
+          <w:trHeight w:val="432"/>
+        </w:trPr>
+        <w:tc>
+          <w:tcPr>
+            <w:tcW w:w="3073" w:type="dxa"/>
+            <w:vAlign w:val="center"/>
+          </w:tcPr>
+          <w:p>
+            <w:pPr>
+              <w:pStyle w:val="BodyText"/>
+              <w:rPr>
+                <w:b/>
+                <w:bCs/>
+              </w:rPr>
+            </w:pPr>
+            <w:proofErr w:type="spellStart"/>
+            <w:r>
+              <w:rPr>
+                <w:b/>
+                <w:bCs/>
+              </w:rPr>
+              <w:t>vendor</w:t>
+            </w:r>
+            <w:r>
+              <w:rPr>
+                <w:b/>
+                <w:bCs/>
+              </w:rPr>
+              <w:t>_id</w:t>
+            </w:r>
+            <w:proofErr w:type="spellEnd"/>
+          </w:p>
+        </w:tc>
+        <w:tc>
+          <w:tcPr>
+            <w:tcW w:w="3330" w:type="dxa"/>
+            <w:vAlign w:val="center"/>
+          </w:tcPr>
+          <w:p>
+            <w:pPr>
+              <w:pStyle w:val="BodyText"/>
+            </w:pPr>
+            <w:r>
+              <w:t xml:space="preserve">Primary Key: Unique identifier for the </w:t>
+            </w:r>
+            <w:r>
+              <w:t>vendor</w:t>
+            </w:r>
+          </w:p>
+        </w:tc>
+        <w:tc>
+          <w:tcPr>
+            <w:tcW w:w="2790" w:type="dxa"/>
+            <w:vAlign w:val="center"/>
+          </w:tcPr>
+          <w:p>
+            <w:pPr>
+              <w:pStyle w:val="BodyText"/>
+            </w:pPr>
+            <w:r>
+              <w:t>Int</w:t>
+            </w:r>
+          </w:p>
+        </w:tc>
+      </w:tr>
+      <w:tr>
+        <w:trPr>
+          <w:trHeight w:val="432"/>
+        </w:trPr>
+        <w:tc>
+          <w:tcPr>
+            <w:tcW w:w="3073" w:type="dxa"/>
+            <w:vAlign w:val="center"/>
+          </w:tcPr>
+          <w:p>
+            <w:pPr>
+              <w:pStyle w:val="BodyText"/>
+            </w:pPr>
+            <w:r>
+              <w:rPr>
+                <w:b/>
+                <w:bCs/>
+              </w:rPr>
+              <w:t>vendor</w:t>
+            </w:r>
+            <w:r>
+              <w:rPr>
+                <w:b/>
+                <w:bCs/>
+              </w:rPr>
+              <w:t xml:space="preserve"> _</w:t>
+            </w:r>
+            <w:r>
+              <w:rPr>
+                <w:b/>
+                <w:bCs/>
+              </w:rPr>
+              <w:t>name</w:t>
+            </w:r>
+          </w:p>
+        </w:tc>
+        <w:tc>
+          <w:tcPr>
+            <w:tcW w:w="3330" w:type="dxa"/>
+            <w:vAlign w:val="center"/>
+          </w:tcPr>
+          <w:p>
+            <w:pPr>
+              <w:pStyle w:val="BodyText"/>
+            </w:pPr>
+            <w:r>
+              <w:t xml:space="preserve">The </w:t>
+            </w:r>
+            <w:r>
+              <w:t>name</w:t>
+            </w:r>
+            <w:r>
+              <w:t xml:space="preserve"> of the </w:t>
+            </w:r>
+            <w:r>
+              <w:t>vendor</w:t>
+            </w:r>
+          </w:p>
+        </w:tc>
+        <w:tc>
+          <w:tcPr>
+            <w:tcW w:w="2790" w:type="dxa"/>
+            <w:vAlign w:val="center"/>
+          </w:tcPr>
+          <w:p>
+            <w:pPr>
+              <w:pStyle w:val="BodyText"/>
+              <w:rPr>
+                <w:lang w:val="ru-RU"/>
+              </w:rPr>
+            </w:pPr>
+            <w:r>
+              <w:t>V</w:t>
+            </w:r>
+            <w:r>
+              <w:t>archar</w:t>
+            </w:r>
+          </w:p>
+        </w:tc>
+      </w:tr>
+    </w:tbl>
     <w:p>
       <w:pPr>
         <w:pStyle w:val="BodyText"/>
@@ -3549,6 +6231,155 @@
     </w:lvl>
   </w:abstractNum>
   <w:abstractNum w:abstractNumId="1" w15:restartNumberingAfterBreak="0">
+    <w:nsid w:val="06D82E21"/>
+    <w:multiLevelType w:val="multilevel"/>
+    <w:tmpl w:val="CF8CACEA"/>
+    <w:lvl w:ilvl="0">
+      <w:start w:val="1"/>
+      <w:numFmt w:val="bullet"/>
+      <w:lvlText w:val=""/>
+      <w:lvlJc w:val="left"/>
+      <w:pPr>
+        <w:tabs>
+          <w:tab w:val="num" w:pos="720"/>
+        </w:tabs>
+        <w:ind w:left="720" w:hanging="360"/>
+      </w:pPr>
+      <w:rPr>
+        <w:rFonts w:ascii="Symbol" w:hAnsi="Symbol" w:hint="default"/>
+        <w:sz w:val="20"/>
+      </w:rPr>
+    </w:lvl>
+    <w:lvl w:ilvl="1" w:tentative="1">
+      <w:start w:val="1"/>
+      <w:numFmt w:val="bullet"/>
+      <w:lvlText w:val="o"/>
+      <w:lvlJc w:val="left"/>
+      <w:pPr>
+        <w:tabs>
+          <w:tab w:val="num" w:pos="1440"/>
+        </w:tabs>
+        <w:ind w:left="1440" w:hanging="360"/>
+      </w:pPr>
+      <w:rPr>
+        <w:rFonts w:ascii="Courier New" w:hAnsi="Courier New" w:hint="default"/>
+        <w:sz w:val="20"/>
+      </w:rPr>
+    </w:lvl>
+    <w:lvl w:ilvl="2" w:tentative="1">
+      <w:start w:val="1"/>
+      <w:numFmt w:val="bullet"/>
+      <w:lvlText w:val=""/>
+      <w:lvlJc w:val="left"/>
+      <w:pPr>
+        <w:tabs>
+          <w:tab w:val="num" w:pos="2160"/>
+        </w:tabs>
+        <w:ind w:left="2160" w:hanging="360"/>
+      </w:pPr>
+      <w:rPr>
+        <w:rFonts w:ascii="Wingdings" w:hAnsi="Wingdings" w:hint="default"/>
+        <w:sz w:val="20"/>
+      </w:rPr>
+    </w:lvl>
+    <w:lvl w:ilvl="3" w:tentative="1">
+      <w:start w:val="1"/>
+      <w:numFmt w:val="bullet"/>
+      <w:lvlText w:val=""/>
+      <w:lvlJc w:val="left"/>
+      <w:pPr>
+        <w:tabs>
+          <w:tab w:val="num" w:pos="2880"/>
+        </w:tabs>
+        <w:ind w:left="2880" w:hanging="360"/>
+      </w:pPr>
+      <w:rPr>
+        <w:rFonts w:ascii="Wingdings" w:hAnsi="Wingdings" w:hint="default"/>
+        <w:sz w:val="20"/>
+      </w:rPr>
+    </w:lvl>
+    <w:lvl w:ilvl="4" w:tentative="1">
+      <w:start w:val="1"/>
+      <w:numFmt w:val="bullet"/>
+      <w:lvlText w:val=""/>
+      <w:lvlJc w:val="left"/>
+      <w:pPr>
+        <w:tabs>
+          <w:tab w:val="num" w:pos="3600"/>
+        </w:tabs>
+        <w:ind w:left="3600" w:hanging="360"/>
+      </w:pPr>
+      <w:rPr>
+        <w:rFonts w:ascii="Wingdings" w:hAnsi="Wingdings" w:hint="default"/>
+        <w:sz w:val="20"/>
+      </w:rPr>
+    </w:lvl>
+    <w:lvl w:ilvl="5" w:tentative="1">
+      <w:start w:val="1"/>
+      <w:numFmt w:val="bullet"/>
+      <w:lvlText w:val=""/>
+      <w:lvlJc w:val="left"/>
+      <w:pPr>
+        <w:tabs>
+          <w:tab w:val="num" w:pos="4320"/>
+        </w:tabs>
+        <w:ind w:left="4320" w:hanging="360"/>
+      </w:pPr>
+      <w:rPr>
+        <w:rFonts w:ascii="Wingdings" w:hAnsi="Wingdings" w:hint="default"/>
+        <w:sz w:val="20"/>
+      </w:rPr>
+    </w:lvl>
+    <w:lvl w:ilvl="6" w:tentative="1">
+      <w:start w:val="1"/>
+      <w:numFmt w:val="bullet"/>
+      <w:lvlText w:val=""/>
+      <w:lvlJc w:val="left"/>
+      <w:pPr>
+        <w:tabs>
+          <w:tab w:val="num" w:pos="5040"/>
+        </w:tabs>
+        <w:ind w:left="5040" w:hanging="360"/>
+      </w:pPr>
+      <w:rPr>
+        <w:rFonts w:ascii="Wingdings" w:hAnsi="Wingdings" w:hint="default"/>
+        <w:sz w:val="20"/>
+      </w:rPr>
+    </w:lvl>
+    <w:lvl w:ilvl="7" w:tentative="1">
+      <w:start w:val="1"/>
+      <w:numFmt w:val="bullet"/>
+      <w:lvlText w:val=""/>
+      <w:lvlJc w:val="left"/>
+      <w:pPr>
+        <w:tabs>
+          <w:tab w:val="num" w:pos="5760"/>
+        </w:tabs>
+        <w:ind w:left="5760" w:hanging="360"/>
+      </w:pPr>
+      <w:rPr>
+        <w:rFonts w:ascii="Wingdings" w:hAnsi="Wingdings" w:hint="default"/>
+        <w:sz w:val="20"/>
+      </w:rPr>
+    </w:lvl>
+    <w:lvl w:ilvl="8" w:tentative="1">
+      <w:start w:val="1"/>
+      <w:numFmt w:val="bullet"/>
+      <w:lvlText w:val=""/>
+      <w:lvlJc w:val="left"/>
+      <w:pPr>
+        <w:tabs>
+          <w:tab w:val="num" w:pos="6480"/>
+        </w:tabs>
+        <w:ind w:left="6480" w:hanging="360"/>
+      </w:pPr>
+      <w:rPr>
+        <w:rFonts w:ascii="Wingdings" w:hAnsi="Wingdings" w:hint="default"/>
+        <w:sz w:val="20"/>
+      </w:rPr>
+    </w:lvl>
+  </w:abstractNum>
+  <w:abstractNum w:abstractNumId="2" w15:restartNumberingAfterBreak="0">
     <w:nsid w:val="06DA0CA8"/>
     <w:multiLevelType w:val="hybridMultilevel"/>
     <w:tmpl w:val="7D964CB6"/>
@@ -3661,7 +6492,7 @@
       </w:rPr>
     </w:lvl>
   </w:abstractNum>
-  <w:abstractNum w:abstractNumId="2" w15:restartNumberingAfterBreak="0">
+  <w:abstractNum w:abstractNumId="3" w15:restartNumberingAfterBreak="0">
     <w:nsid w:val="12B44983"/>
     <w:multiLevelType w:val="multilevel"/>
     <w:tmpl w:val="1436B0F0"/>
@@ -3770,7 +6601,156 @@
       </w:pPr>
     </w:lvl>
   </w:abstractNum>
-  <w:abstractNum w:abstractNumId="3" w15:restartNumberingAfterBreak="0">
+  <w:abstractNum w:abstractNumId="4" w15:restartNumberingAfterBreak="0">
+    <w:nsid w:val="184F4EE4"/>
+    <w:multiLevelType w:val="multilevel"/>
+    <w:tmpl w:val="71962ACC"/>
+    <w:lvl w:ilvl="0">
+      <w:start w:val="1"/>
+      <w:numFmt w:val="bullet"/>
+      <w:lvlText w:val=""/>
+      <w:lvlJc w:val="left"/>
+      <w:pPr>
+        <w:tabs>
+          <w:tab w:val="num" w:pos="720"/>
+        </w:tabs>
+        <w:ind w:left="720" w:hanging="360"/>
+      </w:pPr>
+      <w:rPr>
+        <w:rFonts w:ascii="Symbol" w:hAnsi="Symbol" w:hint="default"/>
+        <w:sz w:val="20"/>
+      </w:rPr>
+    </w:lvl>
+    <w:lvl w:ilvl="1" w:tentative="1">
+      <w:start w:val="1"/>
+      <w:numFmt w:val="bullet"/>
+      <w:lvlText w:val="o"/>
+      <w:lvlJc w:val="left"/>
+      <w:pPr>
+        <w:tabs>
+          <w:tab w:val="num" w:pos="1440"/>
+        </w:tabs>
+        <w:ind w:left="1440" w:hanging="360"/>
+      </w:pPr>
+      <w:rPr>
+        <w:rFonts w:ascii="Courier New" w:hAnsi="Courier New" w:hint="default"/>
+        <w:sz w:val="20"/>
+      </w:rPr>
+    </w:lvl>
+    <w:lvl w:ilvl="2" w:tentative="1">
+      <w:start w:val="1"/>
+      <w:numFmt w:val="bullet"/>
+      <w:lvlText w:val=""/>
+      <w:lvlJc w:val="left"/>
+      <w:pPr>
+        <w:tabs>
+          <w:tab w:val="num" w:pos="2160"/>
+        </w:tabs>
+        <w:ind w:left="2160" w:hanging="360"/>
+      </w:pPr>
+      <w:rPr>
+        <w:rFonts w:ascii="Wingdings" w:hAnsi="Wingdings" w:hint="default"/>
+        <w:sz w:val="20"/>
+      </w:rPr>
+    </w:lvl>
+    <w:lvl w:ilvl="3" w:tentative="1">
+      <w:start w:val="1"/>
+      <w:numFmt w:val="bullet"/>
+      <w:lvlText w:val=""/>
+      <w:lvlJc w:val="left"/>
+      <w:pPr>
+        <w:tabs>
+          <w:tab w:val="num" w:pos="2880"/>
+        </w:tabs>
+        <w:ind w:left="2880" w:hanging="360"/>
+      </w:pPr>
+      <w:rPr>
+        <w:rFonts w:ascii="Wingdings" w:hAnsi="Wingdings" w:hint="default"/>
+        <w:sz w:val="20"/>
+      </w:rPr>
+    </w:lvl>
+    <w:lvl w:ilvl="4" w:tentative="1">
+      <w:start w:val="1"/>
+      <w:numFmt w:val="bullet"/>
+      <w:lvlText w:val=""/>
+      <w:lvlJc w:val="left"/>
+      <w:pPr>
+        <w:tabs>
+          <w:tab w:val="num" w:pos="3600"/>
+        </w:tabs>
+        <w:ind w:left="3600" w:hanging="360"/>
+      </w:pPr>
+      <w:rPr>
+        <w:rFonts w:ascii="Wingdings" w:hAnsi="Wingdings" w:hint="default"/>
+        <w:sz w:val="20"/>
+      </w:rPr>
+    </w:lvl>
+    <w:lvl w:ilvl="5" w:tentative="1">
+      <w:start w:val="1"/>
+      <w:numFmt w:val="bullet"/>
+      <w:lvlText w:val=""/>
+      <w:lvlJc w:val="left"/>
+      <w:pPr>
+        <w:tabs>
+          <w:tab w:val="num" w:pos="4320"/>
+        </w:tabs>
+        <w:ind w:left="4320" w:hanging="360"/>
+      </w:pPr>
+      <w:rPr>
+        <w:rFonts w:ascii="Wingdings" w:hAnsi="Wingdings" w:hint="default"/>
+        <w:sz w:val="20"/>
+      </w:rPr>
+    </w:lvl>
+    <w:lvl w:ilvl="6" w:tentative="1">
+      <w:start w:val="1"/>
+      <w:numFmt w:val="bullet"/>
+      <w:lvlText w:val=""/>
+      <w:lvlJc w:val="left"/>
+      <w:pPr>
+        <w:tabs>
+          <w:tab w:val="num" w:pos="5040"/>
+        </w:tabs>
+        <w:ind w:left="5040" w:hanging="360"/>
+      </w:pPr>
+      <w:rPr>
+        <w:rFonts w:ascii="Wingdings" w:hAnsi="Wingdings" w:hint="default"/>
+        <w:sz w:val="20"/>
+      </w:rPr>
+    </w:lvl>
+    <w:lvl w:ilvl="7" w:tentative="1">
+      <w:start w:val="1"/>
+      <w:numFmt w:val="bullet"/>
+      <w:lvlText w:val=""/>
+      <w:lvlJc w:val="left"/>
+      <w:pPr>
+        <w:tabs>
+          <w:tab w:val="num" w:pos="5760"/>
+        </w:tabs>
+        <w:ind w:left="5760" w:hanging="360"/>
+      </w:pPr>
+      <w:rPr>
+        <w:rFonts w:ascii="Wingdings" w:hAnsi="Wingdings" w:hint="default"/>
+        <w:sz w:val="20"/>
+      </w:rPr>
+    </w:lvl>
+    <w:lvl w:ilvl="8" w:tentative="1">
+      <w:start w:val="1"/>
+      <w:numFmt w:val="bullet"/>
+      <w:lvlText w:val=""/>
+      <w:lvlJc w:val="left"/>
+      <w:pPr>
+        <w:tabs>
+          <w:tab w:val="num" w:pos="6480"/>
+        </w:tabs>
+        <w:ind w:left="6480" w:hanging="360"/>
+      </w:pPr>
+      <w:rPr>
+        <w:rFonts w:ascii="Wingdings" w:hAnsi="Wingdings" w:hint="default"/>
+        <w:sz w:val="20"/>
+      </w:rPr>
+    </w:lvl>
+  </w:abstractNum>
+  <w:abstractNum w:abstractNumId="5" w15:restartNumberingAfterBreak="0">
     <w:nsid w:val="195A4727"/>
     <w:multiLevelType w:val="hybridMultilevel"/>
     <w:tmpl w:val="A55AFE38"/>
@@ -3859,7 +6839,7 @@
       </w:pPr>
     </w:lvl>
   </w:abstractNum>
-  <w:abstractNum w:abstractNumId="4" w15:restartNumberingAfterBreak="0">
+  <w:abstractNum w:abstractNumId="6" w15:restartNumberingAfterBreak="0">
     <w:nsid w:val="195D43B9"/>
     <w:multiLevelType w:val="multilevel"/>
     <w:tmpl w:val="CAD271F8"/>
@@ -3994,7 +6974,7 @@
       </w:rPr>
     </w:lvl>
   </w:abstractNum>
-  <w:abstractNum w:abstractNumId="5" w15:restartNumberingAfterBreak="0">
+  <w:abstractNum w:abstractNumId="7" w15:restartNumberingAfterBreak="0">
     <w:nsid w:val="1E293D5E"/>
     <w:multiLevelType w:val="hybridMultilevel"/>
     <w:tmpl w:val="1F9AC738"/>
@@ -4080,7 +7060,7 @@
       </w:pPr>
     </w:lvl>
   </w:abstractNum>
-  <w:abstractNum w:abstractNumId="6" w15:restartNumberingAfterBreak="0">
+  <w:abstractNum w:abstractNumId="8" w15:restartNumberingAfterBreak="0">
     <w:nsid w:val="23A944B1"/>
     <w:multiLevelType w:val="hybridMultilevel"/>
     <w:tmpl w:val="F2869934"/>
@@ -4192,7 +7172,7 @@
       </w:rPr>
     </w:lvl>
   </w:abstractNum>
-  <w:abstractNum w:abstractNumId="7" w15:restartNumberingAfterBreak="0">
+  <w:abstractNum w:abstractNumId="9" w15:restartNumberingAfterBreak="0">
     <w:nsid w:val="288B0C11"/>
     <w:multiLevelType w:val="hybridMultilevel"/>
     <w:tmpl w:val="0F601464"/>
@@ -4305,7 +7285,7 @@
       </w:rPr>
     </w:lvl>
   </w:abstractNum>
-  <w:abstractNum w:abstractNumId="8" w15:restartNumberingAfterBreak="0">
+  <w:abstractNum w:abstractNumId="10" w15:restartNumberingAfterBreak="0">
     <w:nsid w:val="2B0C1E43"/>
     <w:multiLevelType w:val="hybridMultilevel"/>
     <w:tmpl w:val="2ABA9C58"/>
@@ -4418,7 +7398,120 @@
       </w:rPr>
     </w:lvl>
   </w:abstractNum>
-  <w:abstractNum w:abstractNumId="9" w15:restartNumberingAfterBreak="0">
+  <w:abstractNum w:abstractNumId="11" w15:restartNumberingAfterBreak="0">
+    <w:nsid w:val="2D39150F"/>
+    <w:multiLevelType w:val="hybridMultilevel"/>
+    <w:tmpl w:val="180E56BC"/>
+    <w:lvl w:ilvl="0" w:tplc="04090001">
+      <w:start w:val="1"/>
+      <w:numFmt w:val="bullet"/>
+      <w:lvlText w:val=""/>
+      <w:lvlJc w:val="left"/>
+      <w:pPr>
+        <w:ind w:left="720" w:hanging="360"/>
+      </w:pPr>
+      <w:rPr>
+        <w:rFonts w:ascii="Symbol" w:hAnsi="Symbol" w:hint="default"/>
+      </w:rPr>
+    </w:lvl>
+    <w:lvl w:ilvl="1" w:tplc="04090003" w:tentative="1">
+      <w:start w:val="1"/>
+      <w:numFmt w:val="bullet"/>
+      <w:lvlText w:val="o"/>
+      <w:lvlJc w:val="left"/>
+      <w:pPr>
+        <w:ind w:left="1440" w:hanging="360"/>
+      </w:pPr>
+      <w:rPr>
+        <w:rFonts w:ascii="Courier New" w:hAnsi="Courier New" w:cs="Courier New" w:hint="default"/>
+      </w:rPr>
+    </w:lvl>
+    <w:lvl w:ilvl="2" w:tplc="04090005" w:tentative="1">
+      <w:start w:val="1"/>
+      <w:numFmt w:val="bullet"/>
+      <w:lvlText w:val=""/>
+      <w:lvlJc w:val="left"/>
+      <w:pPr>
+        <w:ind w:left="2160" w:hanging="360"/>
+      </w:pPr>
+      <w:rPr>
+        <w:rFonts w:ascii="Wingdings" w:hAnsi="Wingdings" w:hint="default"/>
+      </w:rPr>
+    </w:lvl>
+    <w:lvl w:ilvl="3" w:tplc="04090001" w:tentative="1">
+      <w:start w:val="1"/>
+      <w:numFmt w:val="bullet"/>
+      <w:lvlText w:val=""/>
+      <w:lvlJc w:val="left"/>
+      <w:pPr>
+        <w:ind w:left="2880" w:hanging="360"/>
+      </w:pPr>
+      <w:rPr>
+        <w:rFonts w:ascii="Symbol" w:hAnsi="Symbol" w:hint="default"/>
+      </w:rPr>
+    </w:lvl>
+    <w:lvl w:ilvl="4" w:tplc="04090003" w:tentative="1">
+      <w:start w:val="1"/>
+      <w:numFmt w:val="bullet"/>
+      <w:lvlText w:val="o"/>
+      <w:lvlJc w:val="left"/>
+      <w:pPr>
+        <w:ind w:left="3600" w:hanging="360"/>
+      </w:pPr>
+      <w:rPr>
+        <w:rFonts w:ascii="Courier New" w:hAnsi="Courier New" w:cs="Courier New" w:hint="default"/>
+      </w:rPr>
+    </w:lvl>
+    <w:lvl w:ilvl="5" w:tplc="04090005" w:tentative="1">
+      <w:start w:val="1"/>
+      <w:numFmt w:val="bullet"/>
+      <w:lvlText w:val=""/>
+      <w:lvlJc w:val="left"/>
+      <w:pPr>
+        <w:ind w:left="4320" w:hanging="360"/>
+      </w:pPr>
+      <w:rPr>
+        <w:rFonts w:ascii="Wingdings" w:hAnsi="Wingdings" w:hint="default"/>
+      </w:rPr>
+    </w:lvl>
+    <w:lvl w:ilvl="6" w:tplc="04090001" w:tentative="1">
+      <w:start w:val="1"/>
+      <w:numFmt w:val="bullet"/>
+      <w:lvlText w:val=""/>
+      <w:lvlJc w:val="left"/>
+      <w:pPr>
+        <w:ind w:left="5040" w:hanging="360"/>
+      </w:pPr>
+      <w:rPr>
+        <w:rFonts w:ascii="Symbol" w:hAnsi="Symbol" w:hint="default"/>
+      </w:rPr>
+    </w:lvl>
+    <w:lvl w:ilvl="7" w:tplc="04090003" w:tentative="1">
+      <w:start w:val="1"/>
+      <w:numFmt w:val="bullet"/>
+      <w:lvlText w:val="o"/>
+      <w:lvlJc w:val="left"/>
+      <w:pPr>
+        <w:ind w:left="5760" w:hanging="360"/>
+      </w:pPr>
+      <w:rPr>
+        <w:rFonts w:ascii="Courier New" w:hAnsi="Courier New" w:cs="Courier New" w:hint="default"/>
+      </w:rPr>
+    </w:lvl>
+    <w:lvl w:ilvl="8" w:tplc="04090005" w:tentative="1">
+      <w:start w:val="1"/>
+      <w:numFmt w:val="bullet"/>
+      <w:lvlText w:val=""/>
+      <w:lvlJc w:val="left"/>
+      <w:pPr>
+        <w:ind w:left="6480" w:hanging="360"/>
+      </w:pPr>
+      <w:rPr>
+        <w:rFonts w:ascii="Wingdings" w:hAnsi="Wingdings" w:hint="default"/>
+      </w:rPr>
+    </w:lvl>
+  </w:abstractNum>
+  <w:abstractNum w:abstractNumId="12" w15:restartNumberingAfterBreak="0">
     <w:nsid w:val="2E3432A8"/>
     <w:multiLevelType w:val="hybridMultilevel"/>
     <w:tmpl w:val="F2E286F2"/>
@@ -4511,7 +7604,7 @@
       </w:pPr>
     </w:lvl>
   </w:abstractNum>
-  <w:abstractNum w:abstractNumId="10" w15:restartNumberingAfterBreak="0">
+  <w:abstractNum w:abstractNumId="13" w15:restartNumberingAfterBreak="0">
     <w:nsid w:val="2F980CEB"/>
     <w:multiLevelType w:val="multilevel"/>
     <w:tmpl w:val="7F9AC5AC"/>
@@ -4660,7 +7753,7 @@
       </w:rPr>
     </w:lvl>
   </w:abstractNum>
-  <w:abstractNum w:abstractNumId="11" w15:restartNumberingAfterBreak="0">
+  <w:abstractNum w:abstractNumId="14" w15:restartNumberingAfterBreak="0">
     <w:nsid w:val="3267610B"/>
     <w:multiLevelType w:val="hybridMultilevel"/>
     <w:tmpl w:val="7CAC42BE"/>
@@ -4749,7 +7842,7 @@
       </w:pPr>
     </w:lvl>
   </w:abstractNum>
-  <w:abstractNum w:abstractNumId="12" w15:restartNumberingAfterBreak="0">
+  <w:abstractNum w:abstractNumId="15" w15:restartNumberingAfterBreak="0">
     <w:nsid w:val="33FD3863"/>
     <w:multiLevelType w:val="hybridMultilevel"/>
     <w:tmpl w:val="54E2D8BC"/>
@@ -4838,7 +7931,120 @@
       </w:pPr>
     </w:lvl>
   </w:abstractNum>
-  <w:abstractNum w:abstractNumId="13" w15:restartNumberingAfterBreak="0">
+  <w:abstractNum w:abstractNumId="16" w15:restartNumberingAfterBreak="0">
+    <w:nsid w:val="360F1D76"/>
+    <w:multiLevelType w:val="multilevel"/>
+    <w:tmpl w:val="BEE4DBA2"/>
+    <w:lvl w:ilvl="0">
+      <w:start w:val="1"/>
+      <w:numFmt w:val="decimal"/>
+      <w:lvlText w:val="%1."/>
+      <w:lvlJc w:val="left"/>
+      <w:pPr>
+        <w:tabs>
+          <w:tab w:val="num" w:pos="720"/>
+        </w:tabs>
+        <w:ind w:left="720" w:hanging="360"/>
+      </w:pPr>
+    </w:lvl>
+    <w:lvl w:ilvl="1" w:tentative="1">
+      <w:start w:val="1"/>
+      <w:numFmt w:val="decimal"/>
+      <w:lvlText w:val="%2."/>
+      <w:lvlJc w:val="left"/>
+      <w:pPr>
+        <w:tabs>
+          <w:tab w:val="num" w:pos="1440"/>
+        </w:tabs>
+        <w:ind w:left="1440" w:hanging="360"/>
+      </w:pPr>
+    </w:lvl>
+    <w:lvl w:ilvl="2" w:tentative="1">
+      <w:start w:val="1"/>
+      <w:numFmt w:val="decimal"/>
+      <w:lvlText w:val="%3."/>
+      <w:lvlJc w:val="left"/>
+      <w:pPr>
+        <w:tabs>
+          <w:tab w:val="num" w:pos="2160"/>
+        </w:tabs>
+        <w:ind w:left="2160" w:hanging="360"/>
+      </w:pPr>
+    </w:lvl>
+    <w:lvl w:ilvl="3" w:tentative="1">
+      <w:start w:val="1"/>
+      <w:numFmt w:val="decimal"/>
+      <w:lvlText w:val="%4."/>
+      <w:lvlJc w:val="left"/>
+      <w:pPr>
+        <w:tabs>
+          <w:tab w:val="num" w:pos="2880"/>
+        </w:tabs>
+        <w:ind w:left="2880" w:hanging="360"/>
+      </w:pPr>
+    </w:lvl>
+    <w:lvl w:ilvl="4" w:tentative="1">
+      <w:start w:val="1"/>
+      <w:numFmt w:val="decimal"/>
+      <w:lvlText w:val="%5."/>
+      <w:lvlJc w:val="left"/>
+      <w:pPr>
+        <w:tabs>
+          <w:tab w:val="num" w:pos="3600"/>
+        </w:tabs>
+        <w:ind w:left="3600" w:hanging="360"/>
+      </w:pPr>
+    </w:lvl>
+    <w:lvl w:ilvl="5" w:tentative="1">
+      <w:start w:val="1"/>
+      <w:numFmt w:val="decimal"/>
+      <w:lvlText w:val="%6."/>
+      <w:lvlJc w:val="left"/>
+      <w:pPr>
+        <w:tabs>
+          <w:tab w:val="num" w:pos="4320"/>
+        </w:tabs>
+        <w:ind w:left="4320" w:hanging="360"/>
+      </w:pPr>
+    </w:lvl>
+    <w:lvl w:ilvl="6" w:tentative="1">
+      <w:start w:val="1"/>
+      <w:numFmt w:val="decimal"/>
+      <w:lvlText w:val="%7."/>
+      <w:lvlJc w:val="left"/>
+      <w:pPr>
+        <w:tabs>
+          <w:tab w:val="num" w:pos="5040"/>
+        </w:tabs>
+        <w:ind w:left="5040" w:hanging="360"/>
+      </w:pPr>
+    </w:lvl>
+    <w:lvl w:ilvl="7" w:tentative="1">
+      <w:start w:val="1"/>
+      <w:numFmt w:val="decimal"/>
+      <w:lvlText w:val="%8."/>
+      <w:lvlJc w:val="left"/>
+      <w:pPr>
+        <w:tabs>
+          <w:tab w:val="num" w:pos="5760"/>
+        </w:tabs>
+        <w:ind w:left="5760" w:hanging="360"/>
+      </w:pPr>
+    </w:lvl>
+    <w:lvl w:ilvl="8" w:tentative="1">
+      <w:start w:val="1"/>
+      <w:numFmt w:val="decimal"/>
+      <w:lvlText w:val="%9."/>
+      <w:lvlJc w:val="left"/>
+      <w:pPr>
+        <w:tabs>
+          <w:tab w:val="num" w:pos="6480"/>
+        </w:tabs>
+        <w:ind w:left="6480" w:hanging="360"/>
+      </w:pPr>
+    </w:lvl>
+  </w:abstractNum>
+  <w:abstractNum w:abstractNumId="17" w15:restartNumberingAfterBreak="0">
     <w:nsid w:val="3C5A0EF0"/>
     <w:multiLevelType w:val="hybridMultilevel"/>
     <w:tmpl w:val="3C502EE8"/>
@@ -4978,7 +8184,7 @@
       </w:rPr>
     </w:lvl>
   </w:abstractNum>
-  <w:abstractNum w:abstractNumId="14" w15:restartNumberingAfterBreak="0">
+  <w:abstractNum w:abstractNumId="18" w15:restartNumberingAfterBreak="0">
     <w:nsid w:val="486A47FD"/>
     <w:multiLevelType w:val="multilevel"/>
     <w:tmpl w:val="04090023"/>
@@ -5092,7 +8298,7 @@
       </w:pPr>
     </w:lvl>
   </w:abstractNum>
-  <w:abstractNum w:abstractNumId="15" w15:restartNumberingAfterBreak="0">
+  <w:abstractNum w:abstractNumId="19" w15:restartNumberingAfterBreak="0">
     <w:nsid w:val="49D41F63"/>
     <w:multiLevelType w:val="multilevel"/>
     <w:tmpl w:val="9FC6E80E"/>
@@ -5241,7 +8447,7 @@
       </w:rPr>
     </w:lvl>
   </w:abstractNum>
-  <w:abstractNum w:abstractNumId="16" w15:restartNumberingAfterBreak="0">
+  <w:abstractNum w:abstractNumId="20" w15:restartNumberingAfterBreak="0">
     <w:nsid w:val="4D3F3451"/>
     <w:multiLevelType w:val="multilevel"/>
     <w:tmpl w:val="8FC61E7C"/>
@@ -5390,13 +8596,13 @@
       </w:rPr>
     </w:lvl>
   </w:abstractNum>
-  <w:abstractNum w:abstractNumId="17" w15:restartNumberingAfterBreak="0">
+  <w:abstractNum w:abstractNumId="21" w15:restartNumberingAfterBreak="0">
     <w:nsid w:val="57DD6F34"/>
     <w:multiLevelType w:val="multilevel"/>
     <w:tmpl w:val="1436B0F0"/>
     <w:numStyleLink w:val="NumberList"/>
   </w:abstractNum>
-  <w:abstractNum w:abstractNumId="18" w15:restartNumberingAfterBreak="0">
+  <w:abstractNum w:abstractNumId="22" w15:restartNumberingAfterBreak="0">
     <w:nsid w:val="58155A8A"/>
     <w:multiLevelType w:val="multilevel"/>
     <w:tmpl w:val="EE7A7A12"/>
@@ -5498,7 +8704,7 @@
       </w:pPr>
     </w:lvl>
   </w:abstractNum>
-  <w:abstractNum w:abstractNumId="19" w15:restartNumberingAfterBreak="0">
+  <w:abstractNum w:abstractNumId="23" w15:restartNumberingAfterBreak="0">
     <w:nsid w:val="6B0C0518"/>
     <w:multiLevelType w:val="multilevel"/>
     <w:tmpl w:val="1244338A"/>
@@ -5647,7 +8853,7 @@
       </w:rPr>
     </w:lvl>
   </w:abstractNum>
-  <w:abstractNum w:abstractNumId="20" w15:restartNumberingAfterBreak="0">
+  <w:abstractNum w:abstractNumId="24" w15:restartNumberingAfterBreak="0">
     <w:nsid w:val="7ECA4DDE"/>
     <w:multiLevelType w:val="hybridMultilevel"/>
     <w:tmpl w:val="220478B4"/>
@@ -5734,31 +8940,31 @@
     </w:lvl>
   </w:abstractNum>
   <w:num w:numId="1" w16cid:durableId="1355501660">
-    <w:abstractNumId w:val="4"/>
+    <w:abstractNumId w:val="6"/>
   </w:num>
   <w:num w:numId="2" w16cid:durableId="401415250">
     <w:abstractNumId w:val="0"/>
   </w:num>
   <w:num w:numId="3" w16cid:durableId="2145733634">
-    <w:abstractNumId w:val="1"/>
+    <w:abstractNumId w:val="2"/>
   </w:num>
   <w:num w:numId="4" w16cid:durableId="1602491445">
+    <w:abstractNumId w:val="9"/>
+  </w:num>
+  <w:num w:numId="5" w16cid:durableId="1764492637">
     <w:abstractNumId w:val="7"/>
   </w:num>
-  <w:num w:numId="5" w16cid:durableId="1764492637">
+  <w:num w:numId="6" w16cid:durableId="1705255523">
     <w:abstractNumId w:val="5"/>
   </w:num>
-  <w:num w:numId="6" w16cid:durableId="1705255523">
-    <w:abstractNumId w:val="3"/>
-  </w:num>
   <w:num w:numId="7" w16cid:durableId="1617325366">
-    <w:abstractNumId w:val="20"/>
+    <w:abstractNumId w:val="24"/>
   </w:num>
   <w:num w:numId="8" w16cid:durableId="2131194476">
-    <w:abstractNumId w:val="12"/>
+    <w:abstractNumId w:val="15"/>
   </w:num>
   <w:num w:numId="9" w16cid:durableId="1562717750">
-    <w:abstractNumId w:val="4"/>
+    <w:abstractNumId w:val="6"/>
     <w:lvlOverride w:ilvl="0">
       <w:startOverride w:val="1"/>
     </w:lvlOverride>
@@ -5788,10 +8994,10 @@
     </w:lvlOverride>
   </w:num>
   <w:num w:numId="10" w16cid:durableId="1239826050">
-    <w:abstractNumId w:val="18"/>
+    <w:abstractNumId w:val="22"/>
   </w:num>
   <w:num w:numId="11" w16cid:durableId="1047994370">
-    <w:abstractNumId w:val="18"/>
+    <w:abstractNumId w:val="22"/>
     <w:lvlOverride w:ilvl="0"/>
     <w:lvlOverride w:ilvl="1"/>
     <w:lvlOverride w:ilvl="2"/>
@@ -5815,7 +9021,7 @@
     </w:lvlOverride>
   </w:num>
   <w:num w:numId="12" w16cid:durableId="139814723">
-    <w:abstractNumId w:val="17"/>
+    <w:abstractNumId w:val="21"/>
     <w:lvlOverride w:ilvl="0">
       <w:startOverride w:val="1"/>
     </w:lvlOverride>
@@ -5845,43 +9051,43 @@
     </w:lvlOverride>
   </w:num>
   <w:num w:numId="13" w16cid:durableId="1402560041">
-    <w:abstractNumId w:val="2"/>
+    <w:abstractNumId w:val="3"/>
   </w:num>
   <w:num w:numId="14" w16cid:durableId="697778143">
-    <w:abstractNumId w:val="14"/>
+    <w:abstractNumId w:val="18"/>
   </w:num>
   <w:num w:numId="15" w16cid:durableId="1997491479">
-    <w:abstractNumId w:val="13"/>
+    <w:abstractNumId w:val="17"/>
   </w:num>
   <w:num w:numId="16" w16cid:durableId="1198546483">
-    <w:abstractNumId w:val="9"/>
+    <w:abstractNumId w:val="12"/>
   </w:num>
   <w:num w:numId="17" w16cid:durableId="1801000362">
-    <w:abstractNumId w:val="9"/>
+    <w:abstractNumId w:val="12"/>
     <w:lvlOverride w:ilvl="0">
       <w:startOverride w:val="1"/>
     </w:lvlOverride>
   </w:num>
   <w:num w:numId="18" w16cid:durableId="1045984528">
+    <w:abstractNumId w:val="8"/>
+  </w:num>
+  <w:num w:numId="19" w16cid:durableId="355159004">
     <w:abstractNumId w:val="6"/>
   </w:num>
-  <w:num w:numId="19" w16cid:durableId="355159004">
-    <w:abstractNumId w:val="4"/>
-  </w:num>
   <w:num w:numId="20" w16cid:durableId="937755645">
-    <w:abstractNumId w:val="4"/>
+    <w:abstractNumId w:val="6"/>
   </w:num>
   <w:num w:numId="21" w16cid:durableId="1563902871">
-    <w:abstractNumId w:val="11"/>
+    <w:abstractNumId w:val="14"/>
   </w:num>
   <w:num w:numId="22" w16cid:durableId="1436485292">
-    <w:abstractNumId w:val="8"/>
+    <w:abstractNumId w:val="10"/>
   </w:num>
   <w:num w:numId="23" w16cid:durableId="329675502">
-    <w:abstractNumId w:val="15"/>
+    <w:abstractNumId w:val="19"/>
   </w:num>
   <w:num w:numId="24" w16cid:durableId="143476166">
-    <w:abstractNumId w:val="4"/>
+    <w:abstractNumId w:val="6"/>
     <w:lvlOverride w:ilvl="0">
       <w:startOverride w:val="1"/>
     </w:lvlOverride>
@@ -5911,13 +9117,55 @@
     </w:lvlOverride>
   </w:num>
   <w:num w:numId="25" w16cid:durableId="1655530842">
-    <w:abstractNumId w:val="19"/>
+    <w:abstractNumId w:val="23"/>
   </w:num>
   <w:num w:numId="26" w16cid:durableId="2035112836">
+    <w:abstractNumId w:val="20"/>
+  </w:num>
+  <w:num w:numId="27" w16cid:durableId="1696727899">
+    <w:abstractNumId w:val="13"/>
+  </w:num>
+  <w:num w:numId="28" w16cid:durableId="1207452660">
     <w:abstractNumId w:val="16"/>
   </w:num>
-  <w:num w:numId="27" w16cid:durableId="1696727899">
-    <w:abstractNumId w:val="10"/>
+  <w:num w:numId="29" w16cid:durableId="1554195885">
+    <w:abstractNumId w:val="6"/>
+    <w:lvlOverride w:ilvl="0">
+      <w:startOverride w:val="1"/>
+    </w:lvlOverride>
+    <w:lvlOverride w:ilvl="1">
+      <w:startOverride w:val="1"/>
+    </w:lvlOverride>
+    <w:lvlOverride w:ilvl="2">
+      <w:startOverride w:val="1"/>
+    </w:lvlOverride>
+    <w:lvlOverride w:ilvl="3">
+      <w:startOverride w:val="1"/>
+    </w:lvlOverride>
+    <w:lvlOverride w:ilvl="4">
+      <w:startOverride w:val="1"/>
+    </w:lvlOverride>
+    <w:lvlOverride w:ilvl="5">
+      <w:startOverride w:val="1"/>
+    </w:lvlOverride>
+    <w:lvlOverride w:ilvl="6">
+      <w:startOverride w:val="1"/>
+    </w:lvlOverride>
+    <w:lvlOverride w:ilvl="7">
+      <w:startOverride w:val="1"/>
+    </w:lvlOverride>
+    <w:lvlOverride w:ilvl="8">
+      <w:startOverride w:val="1"/>
+    </w:lvlOverride>
+  </w:num>
+  <w:num w:numId="30" w16cid:durableId="269045739">
+    <w:abstractNumId w:val="1"/>
+  </w:num>
+  <w:num w:numId="31" w16cid:durableId="1151557252">
+    <w:abstractNumId w:val="11"/>
+  </w:num>
+  <w:num w:numId="32" w16cid:durableId="303778647">
+    <w:abstractNumId w:val="4"/>
   </w:num>
 </w:numbering>
 </file>
@@ -6424,6 +9672,7 @@
   <w:style w:type="character" w:default="1" w:styleId="DefaultParagraphFont">
     <w:name w:val="Default Paragraph Font"/>
     <w:uiPriority w:val="1"/>
+    <w:semiHidden/>
     <w:unhideWhenUsed/>
   </w:style>
   <w:style w:type="table" w:default="1" w:styleId="TableNormal">

--- a/Business_Template Bolatava lab.docx
+++ b/Business_Template Bolatava lab.docx
@@ -1447,7 +1447,15 @@
         </w:rPr>
       </w:pPr>
       <w:r>
-        <w:t>Currently, the company faces challenges due to fragmented data stored in separate systems (Offline POS and Online Web-store). Poor data management leads to several issues:</w:t>
+        <w:t xml:space="preserve">Currently, the company faces challenges due to fragmented data stored in separate systems (Offline POS and Online </w:t>
+      </w:r>
+      <w:proofErr w:type="gramStart"/>
+      <w:r>
+        <w:t>Web-store</w:t>
+      </w:r>
+      <w:proofErr w:type="gramEnd"/>
+      <w:r>
+        <w:t>). Poor data management leads to several issues:</w:t>
       </w:r>
     </w:p>
     <w:p>
@@ -1798,7 +1806,10 @@
       </w:r>
       <w:proofErr w:type="spellStart"/>
       <w:r>
-        <w:t>item_description</w:t>
+        <w:t>item_</w:t>
+      </w:r>
+      <w:r>
+        <w:t>name</w:t>
       </w:r>
       <w:proofErr w:type="spellEnd"/>
       <w:r>
@@ -1818,11 +1829,19 @@
         <w:t>Product Category:</w:t>
       </w:r>
       <w:r>
-        <w:t xml:space="preserve"> Consists of category </w:t>
+        <w:t xml:space="preserve"> Consists of </w:t>
+      </w:r>
+      <w:proofErr w:type="spellStart"/>
+      <w:r>
+        <w:t>category</w:t>
+      </w:r>
+      <w:r>
+        <w:t>_</w:t>
       </w:r>
       <w:r>
         <w:t>id</w:t>
       </w:r>
+      <w:proofErr w:type="spellEnd"/>
       <w:r>
         <w:t xml:space="preserve"> and </w:t>
       </w:r>
@@ -2204,7 +2223,15 @@
       </w:r>
       <w:proofErr w:type="spellEnd"/>
       <w:r>
-        <w:t xml:space="preserve"> (total liquid volume). These are essential for calculating the "price per liter" and "sales density.</w:t>
+        <w:t xml:space="preserve"> (total liquid volume). These are essential for calculating the "price per liter" and "sales </w:t>
+      </w:r>
+      <w:proofErr w:type="gramStart"/>
+      <w:r>
+        <w:t>density</w:t>
+      </w:r>
+      <w:proofErr w:type="gramEnd"/>
+      <w:r>
+        <w:t>.</w:t>
       </w:r>
     </w:p>
     <w:p>
@@ -2268,7 +2295,10 @@
       </w:r>
       <w:proofErr w:type="spellStart"/>
       <w:r>
-        <w:t>item_description</w:t>
+        <w:t>item_</w:t>
+      </w:r>
+      <w:r>
+        <w:t>name</w:t>
       </w:r>
       <w:proofErr w:type="spellEnd"/>
       <w:r>
@@ -2437,7 +2467,14 @@
           <w:b/>
           <w:bCs/>
         </w:rPr>
-        <w:t>store_location</w:t>
+        <w:t>store_</w:t>
+      </w:r>
+      <w:r>
+        <w:rPr>
+          <w:b/>
+          <w:bCs/>
+        </w:rPr>
+        <w:t>type</w:t>
       </w:r>
       <w:proofErr w:type="spellEnd"/>
       <w:r>
@@ -2458,7 +2495,15 @@
         <w:t xml:space="preserve"> </w:t>
       </w:r>
       <w:r>
-        <w:t xml:space="preserve">Shows type of the purchase (online). </w:t>
+        <w:t xml:space="preserve">Shows type of </w:t>
+      </w:r>
+      <w:proofErr w:type="gramStart"/>
+      <w:r>
+        <w:t>the purchase</w:t>
+      </w:r>
+      <w:proofErr w:type="gramEnd"/>
+      <w:r>
+        <w:t xml:space="preserve"> (online). </w:t>
       </w:r>
     </w:p>
     <w:p>
@@ -2579,7 +2624,7 @@
         <w:t>):</w:t>
       </w:r>
       <w:r>
-        <w:t xml:space="preserve"> The standard suggested retail price per bottle. </w:t>
+        <w:t xml:space="preserve"> The retail price per bottle. </w:t>
       </w:r>
     </w:p>
     <w:p>
@@ -2643,7 +2688,15 @@
       </w:r>
       <w:proofErr w:type="spellEnd"/>
       <w:r>
-        <w:t xml:space="preserve"> (total liquid volume). These are essential for calculating the "price per liter" and "sales density.</w:t>
+        <w:t xml:space="preserve"> (total liquid volume). These are essential for calculating the "price per liter" and "sales </w:t>
+      </w:r>
+      <w:proofErr w:type="gramStart"/>
+      <w:r>
+        <w:t>density</w:t>
+      </w:r>
+      <w:proofErr w:type="gramEnd"/>
+      <w:r>
+        <w:t>.</w:t>
       </w:r>
     </w:p>
     <w:p>
@@ -2688,22 +2741,6 @@
           <w:b/>
           <w:bCs/>
         </w:rPr>
-        <w:t>Structure:</w:t>
-      </w:r>
-      <w:r>
-        <w:t xml:space="preserve"> The Offline dataset includes physical store addresses and store numbers, while the Online dataset focuses on the delivery destination.</w:t>
-      </w:r>
-    </w:p>
-    <w:p>
-      <w:pPr>
-        <w:pStyle w:val="BodyText"/>
-        <w:ind w:left="720"/>
-      </w:pPr>
-      <w:r>
-        <w:rPr>
-          <w:b/>
-          <w:bCs/>
-        </w:rPr>
         <w:t>Data Source:</w:t>
       </w:r>
       <w:r>
@@ -2798,7 +2835,23 @@
         <w:t xml:space="preserve"> </w:t>
       </w:r>
       <w:r>
-        <w:t>Retail and online sales of alcoholic beverages, includes tracking transactions across physical and digital stores.</w:t>
+        <w:t xml:space="preserve">Retail and online sales of alcoholic </w:t>
+      </w:r>
+      <w:proofErr w:type="gramStart"/>
+      <w:r>
+        <w:t>beverages,</w:t>
+      </w:r>
+      <w:proofErr w:type="gramEnd"/>
+      <w:r>
+        <w:t xml:space="preserve"> </w:t>
+      </w:r>
+      <w:proofErr w:type="gramStart"/>
+      <w:r>
+        <w:t>includes</w:t>
+      </w:r>
+      <w:proofErr w:type="gramEnd"/>
+      <w:r>
+        <w:t xml:space="preserve"> tracking transactions across physical and digital stores.</w:t>
       </w:r>
     </w:p>
     <w:p>
@@ -2825,15 +2878,7 @@
         <w:t>Grain:</w:t>
       </w:r>
       <w:r>
-        <w:t xml:space="preserve"> The grain is defined as one line item within an invoice (</w:t>
-      </w:r>
-      <w:proofErr w:type="spellStart"/>
-      <w:r>
-        <w:t>invoice_and_item_id</w:t>
-      </w:r>
-      <w:proofErr w:type="spellEnd"/>
-      <w:r>
-        <w:t xml:space="preserve">). </w:t>
+        <w:t xml:space="preserve"> The grain is defined as one line item within an invoice. </w:t>
       </w:r>
     </w:p>
     <w:p>
@@ -2916,6 +2961,53 @@
     <w:p>
       <w:pPr>
         <w:pStyle w:val="BodyText"/>
+        <w:numPr>
+          <w:ilvl w:val="0"/>
+          <w:numId w:val="30"/>
+        </w:numPr>
+      </w:pPr>
+      <w:proofErr w:type="spellStart"/>
+      <w:r>
+        <w:t>Dim_Date</w:t>
+      </w:r>
+      <w:proofErr w:type="spellEnd"/>
+      <w:r>
+        <w:t>:</w:t>
+      </w:r>
+      <w:r>
+        <w:rPr>
+          <w:rFonts w:ascii="Times New Roman" w:hAnsi="Times New Roman"/>
+          <w:color w:val="auto"/>
+        </w:rPr>
+        <w:t xml:space="preserve"> </w:t>
+      </w:r>
+      <w:r>
+        <w:t>Contains attributes for time-based analysis</w:t>
+      </w:r>
+    </w:p>
+    <w:p>
+      <w:pPr>
+        <w:pStyle w:val="BodyText"/>
+        <w:numPr>
+          <w:ilvl w:val="0"/>
+          <w:numId w:val="30"/>
+        </w:numPr>
+      </w:pPr>
+      <w:proofErr w:type="spellStart"/>
+      <w:r>
+        <w:t>Dim_Promotion</w:t>
+      </w:r>
+      <w:proofErr w:type="spellEnd"/>
+      <w:r>
+        <w:t xml:space="preserve">: </w:t>
+      </w:r>
+      <w:r>
+        <w:t>Contains promotional campaign details including promotion name and discount percentage.</w:t>
+      </w:r>
+    </w:p>
+    <w:p>
+      <w:pPr>
+        <w:pStyle w:val="BodyText"/>
       </w:pPr>
       <w:r>
         <w:t xml:space="preserve">4. </w:t>
@@ -2932,14 +3024,22 @@
       </w:r>
       <w:proofErr w:type="spellStart"/>
       <w:r>
-        <w:t>sale_dollars</w:t>
+        <w:t>sale_</w:t>
+      </w:r>
+      <w:proofErr w:type="gramStart"/>
+      <w:r>
+        <w:t>dollars</w:t>
       </w:r>
       <w:proofErr w:type="spellEnd"/>
       <w:r>
         <w:t xml:space="preserve"> </w:t>
       </w:r>
       <w:r>
-        <w:t xml:space="preserve">, </w:t>
+        <w:t>,</w:t>
+      </w:r>
+      <w:proofErr w:type="gramEnd"/>
+      <w:r>
+        <w:t xml:space="preserve"> </w:t>
       </w:r>
       <w:proofErr w:type="spellStart"/>
       <w:r>
@@ -3054,12 +3154,9 @@
       </w:r>
       <w:proofErr w:type="spellStart"/>
       <w:r>
-        <w:t>category_id</w:t>
+        <w:t>category_id.</w:t>
       </w:r>
       <w:proofErr w:type="spellEnd"/>
-      <w:r>
-        <w:t>.</w:t>
-      </w:r>
     </w:p>
     <w:p>
       <w:pPr>
@@ -3072,13 +3169,37 @@
       <w:r>
         <w:t xml:space="preserve">Normalization of the Store Dimension: The </w:t>
       </w:r>
+      <w:r>
+        <w:t>geographic hierarchy</w:t>
+      </w:r>
+      <w:r>
+        <w:t xml:space="preserve"> was implemented.</w:t>
+      </w:r>
+      <w:r>
+        <w:rPr>
+          <w:rFonts w:ascii="Times New Roman" w:hAnsi="Times New Roman"/>
+          <w:color w:val="auto"/>
+        </w:rPr>
+        <w:t xml:space="preserve"> </w:t>
+      </w:r>
+      <w:r>
+        <w:t xml:space="preserve">The </w:t>
+      </w:r>
       <w:proofErr w:type="spellStart"/>
       <w:r>
+        <w:t>city_name</w:t>
+      </w:r>
+      <w:proofErr w:type="spellEnd"/>
+      <w:r>
+        <w:t xml:space="preserve"> and </w:t>
+      </w:r>
+      <w:proofErr w:type="spellStart"/>
+      <w:r>
         <w:t>county_name</w:t>
       </w:r>
       <w:proofErr w:type="spellEnd"/>
       <w:r>
-        <w:t xml:space="preserve"> was removed from the </w:t>
+        <w:t xml:space="preserve"> were removed from the </w:t>
       </w:r>
       <w:proofErr w:type="spellStart"/>
       <w:r>
@@ -3086,62 +3207,26 @@
       </w:r>
       <w:proofErr w:type="spellEnd"/>
       <w:r>
-        <w:t xml:space="preserve"> table and moved to a separate </w:t>
+        <w:t xml:space="preserve"> table and moved to separate </w:t>
       </w:r>
       <w:proofErr w:type="spellStart"/>
       <w:r>
+        <w:t>Dim_City</w:t>
+      </w:r>
+      <w:proofErr w:type="spellEnd"/>
+      <w:r>
+        <w:t xml:space="preserve"> and </w:t>
+      </w:r>
+      <w:proofErr w:type="spellStart"/>
+      <w:r>
         <w:t>Dim_County</w:t>
       </w:r>
       <w:proofErr w:type="spellEnd"/>
       <w:r>
-        <w:t xml:space="preserve"> table. Stores now link to their respective counties through a </w:t>
-      </w:r>
-      <w:proofErr w:type="spellStart"/>
-      <w:r>
-        <w:t>county_</w:t>
-      </w:r>
-      <w:r>
-        <w:t>id</w:t>
-      </w:r>
-      <w:proofErr w:type="spellEnd"/>
-      <w:r>
-        <w:t xml:space="preserve"> foreign key.</w:t>
-      </w:r>
-    </w:p>
-    <w:p>
-      <w:pPr>
-        <w:pStyle w:val="BodyText"/>
-        <w:numPr>
-          <w:ilvl w:val="0"/>
-          <w:numId w:val="32"/>
-        </w:numPr>
-      </w:pPr>
-      <w:r>
-        <w:t xml:space="preserve">Normalization of the Vendor Attribute: The </w:t>
-      </w:r>
-      <w:proofErr w:type="spellStart"/>
-      <w:r>
-        <w:t>vendor_name</w:t>
-      </w:r>
-      <w:proofErr w:type="spellEnd"/>
-      <w:r>
-        <w:t xml:space="preserve"> was moved to a standalone </w:t>
-      </w:r>
-      <w:proofErr w:type="spellStart"/>
-      <w:r>
-        <w:t>Dim_Vendor</w:t>
-      </w:r>
-      <w:proofErr w:type="spellEnd"/>
-      <w:r>
-        <w:t xml:space="preserve"> table, which is now linked through the </w:t>
-      </w:r>
-      <w:proofErr w:type="spellStart"/>
-      <w:r>
-        <w:t>Dim_Item</w:t>
-      </w:r>
-      <w:proofErr w:type="spellEnd"/>
-      <w:r>
-        <w:t xml:space="preserve"> table.</w:t>
+        <w:t xml:space="preserve"> tables.</w:t>
+      </w:r>
+      <w:r>
+        <w:t xml:space="preserve"> </w:t>
       </w:r>
     </w:p>
     <w:p>
@@ -3167,7 +3252,27 @@
           <w:color w:val="464547"/>
           <w:sz w:val="20"/>
         </w:rPr>
-        <w:t>Fact Table: Sales</w:t>
+        <w:t>Fact</w:t>
+      </w:r>
+      <w:r>
+        <w:rPr>
+          <w:rFonts w:ascii="Trebuchet MS" w:hAnsi="Trebuchet MS"/>
+          <w:b/>
+          <w:bCs/>
+          <w:color w:val="464547"/>
+          <w:sz w:val="20"/>
+        </w:rPr>
+        <w:t xml:space="preserve"> Table: </w:t>
+      </w:r>
+      <w:r>
+        <w:rPr>
+          <w:rFonts w:ascii="Trebuchet MS" w:hAnsi="Trebuchet MS"/>
+          <w:b/>
+          <w:bCs/>
+          <w:color w:val="464547"/>
+          <w:sz w:val="20"/>
+        </w:rPr>
+        <w:t>Sale</w:t>
       </w:r>
     </w:p>
     <w:p>
@@ -3187,7 +3292,27 @@
           <w:sz w:val="20"/>
           <w:szCs w:val="20"/>
         </w:rPr>
-        <w:t>Description: Captures the numerical measurements of every product sold per invoice.</w:t>
+        <w:t xml:space="preserve">Description: Captures the numerical measurements of every product sold </w:t>
+      </w:r>
+      <w:proofErr w:type="gramStart"/>
+      <w:r>
+        <w:rPr>
+          <w:rFonts w:ascii="Trebuchet MS" w:hAnsi="Trebuchet MS"/>
+          <w:color w:val="464547"/>
+          <w:sz w:val="20"/>
+          <w:szCs w:val="20"/>
+        </w:rPr>
+        <w:t>per</w:t>
+      </w:r>
+      <w:proofErr w:type="gramEnd"/>
+      <w:r>
+        <w:rPr>
+          <w:rFonts w:ascii="Trebuchet MS" w:hAnsi="Trebuchet MS"/>
+          <w:color w:val="464547"/>
+          <w:sz w:val="20"/>
+          <w:szCs w:val="20"/>
+        </w:rPr>
+        <w:t xml:space="preserve"> invoice.</w:t>
       </w:r>
     </w:p>
     <w:tbl>
@@ -3317,15 +3442,13 @@
             <w:pPr>
               <w:pStyle w:val="BodyText"/>
             </w:pPr>
-            <w:proofErr w:type="spellStart"/>
             <w:r>
               <w:rPr>
                 <w:b/>
                 <w:bCs/>
               </w:rPr>
-              <w:t>invoice_and_item_id</w:t>
-            </w:r>
-            <w:proofErr w:type="spellEnd"/>
+              <w:t>date</w:t>
+            </w:r>
           </w:p>
         </w:tc>
         <w:tc>
@@ -3338,7 +3461,7 @@
               <w:pStyle w:val="BodyText"/>
             </w:pPr>
             <w:r>
-              <w:t>Primary Key: Unique identifier for each line item (Invoice + Item)</w:t>
+              <w:t>The date the transaction occurred</w:t>
             </w:r>
           </w:p>
         </w:tc>
@@ -3352,7 +3475,7 @@
               <w:pStyle w:val="BodyText"/>
             </w:pPr>
             <w:r>
-              <w:t>Varchar</w:t>
+              <w:t>Date</w:t>
             </w:r>
           </w:p>
         </w:tc>
@@ -3369,14 +3492,20 @@
           <w:p>
             <w:pPr>
               <w:pStyle w:val="BodyText"/>
-            </w:pPr>
-            <w:r>
               <w:rPr>
                 <w:b/>
                 <w:bCs/>
               </w:rPr>
-              <w:t>date</w:t>
-            </w:r>
+            </w:pPr>
+            <w:proofErr w:type="spellStart"/>
+            <w:r>
+              <w:rPr>
+                <w:b/>
+                <w:bCs/>
+              </w:rPr>
+              <w:t>store_id</w:t>
+            </w:r>
+            <w:proofErr w:type="spellEnd"/>
           </w:p>
         </w:tc>
         <w:tc>
@@ -3389,7 +3518,7 @@
               <w:pStyle w:val="BodyText"/>
             </w:pPr>
             <w:r>
-              <w:t>The date the transaction occurred</w:t>
+              <w:t>Foreign Key: Link to the Store dimension</w:t>
             </w:r>
           </w:p>
         </w:tc>
@@ -3403,7 +3532,7 @@
               <w:pStyle w:val="BodyText"/>
             </w:pPr>
             <w:r>
-              <w:t>Date</w:t>
+              <w:t>Int</w:t>
             </w:r>
           </w:p>
         </w:tc>
@@ -3431,7 +3560,7 @@
                 <w:b/>
                 <w:bCs/>
               </w:rPr>
-              <w:t>store_id</w:t>
+              <w:t>item_id</w:t>
             </w:r>
             <w:proofErr w:type="spellEnd"/>
           </w:p>
@@ -3446,7 +3575,7 @@
               <w:pStyle w:val="BodyText"/>
             </w:pPr>
             <w:r>
-              <w:t>Foreign Key: Link to the Store dimension</w:t>
+              <w:t>Foreign Key: Link to the Item dimension</w:t>
             </w:r>
           </w:p>
         </w:tc>
@@ -3489,7 +3618,7 @@
                 <w:bCs/>
               </w:rPr>
               <w:lastRenderedPageBreak/>
-              <w:t>item_id</w:t>
+              <w:t>vendor_id</w:t>
             </w:r>
             <w:proofErr w:type="spellEnd"/>
           </w:p>
@@ -3504,7 +3633,7 @@
               <w:pStyle w:val="BodyText"/>
             </w:pPr>
             <w:r>
-              <w:t>Foreign Key: Link to the Item dimension</w:t>
+              <w:t>Foreign Key: Link to the Vendor dimension</w:t>
             </w:r>
           </w:p>
         </w:tc>
@@ -3546,7 +3675,7 @@
                 <w:b/>
                 <w:bCs/>
               </w:rPr>
-              <w:t>vendor_id</w:t>
+              <w:t>promo_id</w:t>
             </w:r>
             <w:proofErr w:type="spellEnd"/>
           </w:p>
@@ -3561,7 +3690,16 @@
               <w:pStyle w:val="BodyText"/>
             </w:pPr>
             <w:r>
-              <w:t>Foreign Key: Link to the Vendor dimension</w:t>
+              <w:t xml:space="preserve">Foreign Key: Link to the </w:t>
+            </w:r>
+            <w:r>
+              <w:t>Promotion</w:t>
+            </w:r>
+            <w:r>
+              <w:t xml:space="preserve"> </w:t>
+            </w:r>
+            <w:r>
+              <w:t>dimension</w:t>
             </w:r>
           </w:p>
         </w:tc>
@@ -3603,7 +3741,7 @@
                 <w:b/>
                 <w:bCs/>
               </w:rPr>
-              <w:t>bottles_sold</w:t>
+              <w:t>state_bottle_cost</w:t>
             </w:r>
             <w:proofErr w:type="spellEnd"/>
           </w:p>
@@ -3618,7 +3756,7 @@
               <w:pStyle w:val="BodyText"/>
             </w:pPr>
             <w:r>
-              <w:t>The number of bottles sold in this line item</w:t>
+              <w:t>The wholesale cost paid by the store per bottle</w:t>
             </w:r>
           </w:p>
         </w:tc>
@@ -3632,7 +3770,17 @@
               <w:pStyle w:val="BodyText"/>
             </w:pPr>
             <w:r>
-              <w:t>Int</w:t>
+              <w:t>Decimal</w:t>
+            </w:r>
+            <w:r>
+              <w:rPr>
+                <w:rFonts w:ascii="Times New Roman" w:hAnsi="Times New Roman"/>
+                <w:color w:val="auto"/>
+              </w:rPr>
+              <w:t xml:space="preserve"> </w:t>
+            </w:r>
+            <w:r>
+              <w:t>(6,2)</w:t>
             </w:r>
           </w:p>
         </w:tc>
@@ -3660,7 +3808,7 @@
                 <w:b/>
                 <w:bCs/>
               </w:rPr>
-              <w:t>sale_dollars</w:t>
+              <w:t>state_bottle_retail</w:t>
             </w:r>
             <w:proofErr w:type="spellEnd"/>
           </w:p>
@@ -3675,7 +3823,7 @@
               <w:pStyle w:val="BodyText"/>
             </w:pPr>
             <w:r>
-              <w:t>Total retail cost of the bottles sold (Revenue)</w:t>
+              <w:t>The retail price per bottle</w:t>
             </w:r>
           </w:p>
         </w:tc>
@@ -3690,6 +3838,16 @@
             </w:pPr>
             <w:r>
               <w:t>Decimal</w:t>
+            </w:r>
+            <w:r>
+              <w:rPr>
+                <w:rFonts w:ascii="Times New Roman" w:hAnsi="Times New Roman"/>
+                <w:color w:val="auto"/>
+              </w:rPr>
+              <w:t xml:space="preserve"> </w:t>
+            </w:r>
+            <w:r>
+              <w:t>(6,2)</w:t>
             </w:r>
           </w:p>
         </w:tc>
@@ -3717,7 +3875,7 @@
                 <w:b/>
                 <w:bCs/>
               </w:rPr>
-              <w:t>volume_sold_liters</w:t>
+              <w:t>bottles_sold</w:t>
             </w:r>
             <w:proofErr w:type="spellEnd"/>
           </w:p>
@@ -3732,7 +3890,7 @@
               <w:pStyle w:val="BodyText"/>
             </w:pPr>
             <w:r>
-              <w:t>Total volume sold in Liters</w:t>
+              <w:t>The number of bottles sold in this line item</w:t>
             </w:r>
           </w:p>
         </w:tc>
@@ -3746,7 +3904,7 @@
               <w:pStyle w:val="BodyText"/>
             </w:pPr>
             <w:r>
-              <w:t>Decimal</w:t>
+              <w:t>Int</w:t>
             </w:r>
           </w:p>
         </w:tc>
@@ -3774,7 +3932,7 @@
                 <w:b/>
                 <w:bCs/>
               </w:rPr>
-              <w:t>volume_sold_gallons</w:t>
+              <w:t>sale_dollars</w:t>
             </w:r>
             <w:proofErr w:type="spellEnd"/>
           </w:p>
@@ -3789,7 +3947,7 @@
               <w:pStyle w:val="BodyText"/>
             </w:pPr>
             <w:r>
-              <w:t>Total volume sold in Gallons</w:t>
+              <w:t>Total retail cost of the bottles sold after applying promotion discount (Net Revenue)</w:t>
             </w:r>
           </w:p>
         </w:tc>
@@ -3804,6 +3962,16 @@
             </w:pPr>
             <w:r>
               <w:t>Decimal</w:t>
+            </w:r>
+            <w:r>
+              <w:rPr>
+                <w:rFonts w:ascii="Times New Roman" w:hAnsi="Times New Roman"/>
+                <w:color w:val="auto"/>
+              </w:rPr>
+              <w:t xml:space="preserve"> </w:t>
+            </w:r>
+            <w:r>
+              <w:t>(10,3)</w:t>
             </w:r>
           </w:p>
         </w:tc>
@@ -3831,7 +3999,7 @@
                 <w:b/>
                 <w:bCs/>
               </w:rPr>
-              <w:t>state_bottle_cost</w:t>
+              <w:t>volume_sold_liters</w:t>
             </w:r>
             <w:proofErr w:type="spellEnd"/>
           </w:p>
@@ -3846,7 +4014,7 @@
               <w:pStyle w:val="BodyText"/>
             </w:pPr>
             <w:r>
-              <w:t>The wholesale cost paid by the store per bottle</w:t>
+              <w:t>Total volume sold in Liters</w:t>
             </w:r>
           </w:p>
         </w:tc>
@@ -3861,6 +4029,16 @@
             </w:pPr>
             <w:r>
               <w:t>Decimal</w:t>
+            </w:r>
+            <w:r>
+              <w:rPr>
+                <w:rFonts w:ascii="Times New Roman" w:hAnsi="Times New Roman"/>
+                <w:color w:val="auto"/>
+              </w:rPr>
+              <w:t xml:space="preserve"> </w:t>
+            </w:r>
+            <w:r>
+              <w:t>(8,3)</w:t>
             </w:r>
           </w:p>
         </w:tc>
@@ -3888,7 +4066,7 @@
                 <w:b/>
                 <w:bCs/>
               </w:rPr>
-              <w:t>state_bottle_retail</w:t>
+              <w:t>volume_sold_gallons</w:t>
             </w:r>
             <w:proofErr w:type="spellEnd"/>
           </w:p>
@@ -3903,7 +4081,7 @@
               <w:pStyle w:val="BodyText"/>
             </w:pPr>
             <w:r>
-              <w:t>The retail price per bottle</w:t>
+              <w:t>Total volume sold in Gallons</w:t>
             </w:r>
           </w:p>
         </w:tc>
@@ -3918,6 +4096,1028 @@
             </w:pPr>
             <w:r>
               <w:t>Decimal</w:t>
+            </w:r>
+            <w:r>
+              <w:rPr>
+                <w:rFonts w:ascii="Times New Roman" w:hAnsi="Times New Roman"/>
+                <w:color w:val="auto"/>
+              </w:rPr>
+              <w:t xml:space="preserve"> </w:t>
+            </w:r>
+            <w:r>
+              <w:t>(6,3)</w:t>
+            </w:r>
+          </w:p>
+        </w:tc>
+      </w:tr>
+    </w:tbl>
+    <w:p>
+      <w:pPr>
+        <w:pStyle w:val="BodyText"/>
+        <w:rPr>
+          <w:lang w:val="ru-RU"/>
+        </w:rPr>
+      </w:pPr>
+    </w:p>
+    <w:p>
+      <w:pPr>
+        <w:pStyle w:val="BodyText"/>
+        <w:rPr>
+          <w:lang w:val="ru-RU"/>
+        </w:rPr>
+      </w:pPr>
+      <w:r>
+        <w:t xml:space="preserve">Example </w:t>
+      </w:r>
+      <w:r>
+        <w:t>with filled data</w:t>
+      </w:r>
+      <w:r>
+        <w:t>:</w:t>
+      </w:r>
+    </w:p>
+    <w:tbl>
+      <w:tblPr>
+        <w:tblW w:w="0" w:type="auto"/>
+        <w:tblInd w:w="-545" w:type="dxa"/>
+        <w:tblBorders>
+          <w:top w:val="single" w:sz="4" w:space="0" w:color="76CDD8"/>
+          <w:left w:val="single" w:sz="4" w:space="0" w:color="76CDD8"/>
+          <w:bottom w:val="single" w:sz="4" w:space="0" w:color="76CDD8"/>
+          <w:right w:val="single" w:sz="4" w:space="0" w:color="76CDD8"/>
+          <w:insideH w:val="single" w:sz="4" w:space="0" w:color="76CDD8"/>
+          <w:insideV w:val="single" w:sz="4" w:space="0" w:color="76CDD8"/>
+        </w:tblBorders>
+        <w:tblLook w:val="0000" w:firstRow="0" w:lastRow="0" w:firstColumn="0" w:lastColumn="0" w:noHBand="0" w:noVBand="0"/>
+      </w:tblPr>
+      <w:tblGrid>
+        <w:gridCol w:w="678"/>
+        <w:gridCol w:w="645"/>
+        <w:gridCol w:w="615"/>
+        <w:gridCol w:w="742"/>
+        <w:gridCol w:w="712"/>
+        <w:gridCol w:w="1129"/>
+        <w:gridCol w:w="1198"/>
+        <w:gridCol w:w="849"/>
+        <w:gridCol w:w="832"/>
+        <w:gridCol w:w="1202"/>
+        <w:gridCol w:w="1290"/>
+      </w:tblGrid>
+      <w:tr>
+        <w:trPr>
+          <w:trHeight w:val="328"/>
+        </w:trPr>
+        <w:tc>
+          <w:tcPr>
+            <w:tcW w:w="0" w:type="auto"/>
+          </w:tcPr>
+          <w:p>
+            <w:pPr>
+              <w:pStyle w:val="BodyText"/>
+              <w:widowControl w:val="0"/>
+              <w:spacing w:line="360" w:lineRule="auto"/>
+              <w:jc w:val="center"/>
+              <w:rPr>
+                <w:b/>
+                <w:bCs/>
+                <w:color w:val="auto"/>
+                <w:sz w:val="18"/>
+                <w:szCs w:val="18"/>
+              </w:rPr>
+            </w:pPr>
+            <w:r>
+              <w:rPr>
+                <w:b/>
+                <w:bCs/>
+                <w:color w:val="auto"/>
+                <w:sz w:val="18"/>
+                <w:szCs w:val="18"/>
+              </w:rPr>
+              <w:t>date</w:t>
+            </w:r>
+          </w:p>
+        </w:tc>
+        <w:tc>
+          <w:tcPr>
+            <w:tcW w:w="0" w:type="auto"/>
+          </w:tcPr>
+          <w:p>
+            <w:pPr>
+              <w:pStyle w:val="BodyText"/>
+              <w:widowControl w:val="0"/>
+              <w:spacing w:line="360" w:lineRule="auto"/>
+              <w:jc w:val="center"/>
+              <w:rPr>
+                <w:b/>
+                <w:bCs/>
+                <w:color w:val="auto"/>
+                <w:sz w:val="18"/>
+                <w:szCs w:val="18"/>
+              </w:rPr>
+            </w:pPr>
+            <w:proofErr w:type="spellStart"/>
+            <w:r>
+              <w:rPr>
+                <w:b/>
+                <w:bCs/>
+                <w:color w:val="auto"/>
+                <w:sz w:val="18"/>
+                <w:szCs w:val="18"/>
+              </w:rPr>
+              <w:t>store_id</w:t>
+            </w:r>
+            <w:proofErr w:type="spellEnd"/>
+          </w:p>
+        </w:tc>
+        <w:tc>
+          <w:tcPr>
+            <w:tcW w:w="0" w:type="auto"/>
+          </w:tcPr>
+          <w:p>
+            <w:pPr>
+              <w:pStyle w:val="BodyText"/>
+              <w:widowControl w:val="0"/>
+              <w:spacing w:line="360" w:lineRule="auto"/>
+              <w:jc w:val="center"/>
+              <w:rPr>
+                <w:b/>
+                <w:bCs/>
+                <w:color w:val="auto"/>
+                <w:sz w:val="18"/>
+                <w:szCs w:val="18"/>
+              </w:rPr>
+            </w:pPr>
+            <w:proofErr w:type="spellStart"/>
+            <w:r>
+              <w:rPr>
+                <w:b/>
+                <w:bCs/>
+                <w:color w:val="auto"/>
+                <w:sz w:val="18"/>
+                <w:szCs w:val="18"/>
+              </w:rPr>
+              <w:t>item_id</w:t>
+            </w:r>
+            <w:proofErr w:type="spellEnd"/>
+          </w:p>
+        </w:tc>
+        <w:tc>
+          <w:tcPr>
+            <w:tcW w:w="0" w:type="auto"/>
+          </w:tcPr>
+          <w:p>
+            <w:pPr>
+              <w:pStyle w:val="BodyText"/>
+              <w:widowControl w:val="0"/>
+              <w:spacing w:line="360" w:lineRule="auto"/>
+              <w:jc w:val="center"/>
+              <w:rPr>
+                <w:b/>
+                <w:bCs/>
+                <w:color w:val="auto"/>
+                <w:sz w:val="18"/>
+                <w:szCs w:val="18"/>
+              </w:rPr>
+            </w:pPr>
+            <w:proofErr w:type="spellStart"/>
+            <w:r>
+              <w:rPr>
+                <w:b/>
+                <w:bCs/>
+                <w:color w:val="auto"/>
+                <w:sz w:val="18"/>
+                <w:szCs w:val="18"/>
+              </w:rPr>
+              <w:t>vendor_id</w:t>
+            </w:r>
+            <w:proofErr w:type="spellEnd"/>
+          </w:p>
+        </w:tc>
+        <w:tc>
+          <w:tcPr>
+            <w:tcW w:w="0" w:type="auto"/>
+          </w:tcPr>
+          <w:p>
+            <w:pPr>
+              <w:pStyle w:val="BodyText"/>
+              <w:widowControl w:val="0"/>
+              <w:spacing w:line="360" w:lineRule="auto"/>
+              <w:jc w:val="center"/>
+              <w:rPr>
+                <w:b/>
+                <w:bCs/>
+                <w:color w:val="auto"/>
+                <w:sz w:val="18"/>
+                <w:szCs w:val="18"/>
+              </w:rPr>
+            </w:pPr>
+            <w:proofErr w:type="spellStart"/>
+            <w:r>
+              <w:rPr>
+                <w:b/>
+                <w:bCs/>
+                <w:color w:val="auto"/>
+                <w:sz w:val="18"/>
+                <w:szCs w:val="18"/>
+              </w:rPr>
+              <w:t>promo_id</w:t>
+            </w:r>
+            <w:proofErr w:type="spellEnd"/>
+          </w:p>
+        </w:tc>
+        <w:tc>
+          <w:tcPr>
+            <w:tcW w:w="0" w:type="auto"/>
+          </w:tcPr>
+          <w:p>
+            <w:pPr>
+              <w:pStyle w:val="BodyText"/>
+              <w:widowControl w:val="0"/>
+              <w:spacing w:line="360" w:lineRule="auto"/>
+              <w:jc w:val="center"/>
+              <w:rPr>
+                <w:b/>
+                <w:bCs/>
+                <w:color w:val="auto"/>
+                <w:sz w:val="18"/>
+                <w:szCs w:val="18"/>
+              </w:rPr>
+            </w:pPr>
+            <w:proofErr w:type="spellStart"/>
+            <w:r>
+              <w:rPr>
+                <w:b/>
+                <w:bCs/>
+                <w:color w:val="auto"/>
+                <w:sz w:val="18"/>
+                <w:szCs w:val="18"/>
+              </w:rPr>
+              <w:t>state_bottle_cost</w:t>
+            </w:r>
+            <w:proofErr w:type="spellEnd"/>
+          </w:p>
+        </w:tc>
+        <w:tc>
+          <w:tcPr>
+            <w:tcW w:w="0" w:type="auto"/>
+          </w:tcPr>
+          <w:p>
+            <w:pPr>
+              <w:pStyle w:val="BodyText"/>
+              <w:widowControl w:val="0"/>
+              <w:spacing w:line="360" w:lineRule="auto"/>
+              <w:jc w:val="center"/>
+              <w:rPr>
+                <w:b/>
+                <w:bCs/>
+                <w:color w:val="auto"/>
+                <w:sz w:val="18"/>
+                <w:szCs w:val="18"/>
+              </w:rPr>
+            </w:pPr>
+            <w:proofErr w:type="spellStart"/>
+            <w:r>
+              <w:rPr>
+                <w:b/>
+                <w:bCs/>
+                <w:color w:val="auto"/>
+                <w:sz w:val="18"/>
+                <w:szCs w:val="18"/>
+              </w:rPr>
+              <w:t>state_bottle_retail</w:t>
+            </w:r>
+            <w:proofErr w:type="spellEnd"/>
+          </w:p>
+        </w:tc>
+        <w:tc>
+          <w:tcPr>
+            <w:tcW w:w="0" w:type="auto"/>
+          </w:tcPr>
+          <w:p>
+            <w:pPr>
+              <w:pStyle w:val="BodyText"/>
+              <w:widowControl w:val="0"/>
+              <w:spacing w:line="360" w:lineRule="auto"/>
+              <w:jc w:val="center"/>
+              <w:rPr>
+                <w:b/>
+                <w:bCs/>
+                <w:color w:val="auto"/>
+                <w:sz w:val="18"/>
+                <w:szCs w:val="18"/>
+              </w:rPr>
+            </w:pPr>
+            <w:proofErr w:type="spellStart"/>
+            <w:r>
+              <w:rPr>
+                <w:b/>
+                <w:bCs/>
+                <w:color w:val="auto"/>
+                <w:sz w:val="18"/>
+                <w:szCs w:val="18"/>
+              </w:rPr>
+              <w:t>bottles_sold</w:t>
+            </w:r>
+            <w:proofErr w:type="spellEnd"/>
+          </w:p>
+        </w:tc>
+        <w:tc>
+          <w:tcPr>
+            <w:tcW w:w="0" w:type="auto"/>
+          </w:tcPr>
+          <w:p>
+            <w:pPr>
+              <w:pStyle w:val="BodyText"/>
+              <w:widowControl w:val="0"/>
+              <w:spacing w:line="360" w:lineRule="auto"/>
+              <w:jc w:val="center"/>
+              <w:rPr>
+                <w:b/>
+                <w:bCs/>
+                <w:color w:val="auto"/>
+                <w:sz w:val="18"/>
+                <w:szCs w:val="18"/>
+              </w:rPr>
+            </w:pPr>
+            <w:proofErr w:type="spellStart"/>
+            <w:r>
+              <w:rPr>
+                <w:b/>
+                <w:bCs/>
+                <w:color w:val="auto"/>
+                <w:sz w:val="18"/>
+                <w:szCs w:val="18"/>
+              </w:rPr>
+              <w:t>sale_dollars</w:t>
+            </w:r>
+            <w:proofErr w:type="spellEnd"/>
+          </w:p>
+        </w:tc>
+        <w:tc>
+          <w:tcPr>
+            <w:tcW w:w="0" w:type="auto"/>
+          </w:tcPr>
+          <w:p>
+            <w:pPr>
+              <w:pStyle w:val="BodyText"/>
+              <w:widowControl w:val="0"/>
+              <w:spacing w:line="360" w:lineRule="auto"/>
+              <w:jc w:val="center"/>
+              <w:rPr>
+                <w:b/>
+                <w:bCs/>
+                <w:color w:val="auto"/>
+                <w:sz w:val="18"/>
+                <w:szCs w:val="18"/>
+              </w:rPr>
+            </w:pPr>
+            <w:proofErr w:type="spellStart"/>
+            <w:r>
+              <w:rPr>
+                <w:b/>
+                <w:bCs/>
+                <w:color w:val="auto"/>
+                <w:sz w:val="18"/>
+                <w:szCs w:val="18"/>
+              </w:rPr>
+              <w:t>volume_sold_liters</w:t>
+            </w:r>
+            <w:proofErr w:type="spellEnd"/>
+          </w:p>
+        </w:tc>
+        <w:tc>
+          <w:tcPr>
+            <w:tcW w:w="0" w:type="auto"/>
+          </w:tcPr>
+          <w:p>
+            <w:pPr>
+              <w:pStyle w:val="BodyText"/>
+              <w:widowControl w:val="0"/>
+              <w:spacing w:line="360" w:lineRule="auto"/>
+              <w:jc w:val="center"/>
+              <w:rPr>
+                <w:b/>
+                <w:bCs/>
+                <w:color w:val="auto"/>
+                <w:sz w:val="18"/>
+                <w:szCs w:val="18"/>
+              </w:rPr>
+            </w:pPr>
+            <w:proofErr w:type="spellStart"/>
+            <w:r>
+              <w:rPr>
+                <w:b/>
+                <w:bCs/>
+                <w:color w:val="auto"/>
+                <w:sz w:val="18"/>
+                <w:szCs w:val="18"/>
+              </w:rPr>
+              <w:t>volume_sold_gallons</w:t>
+            </w:r>
+            <w:proofErr w:type="spellEnd"/>
+          </w:p>
+        </w:tc>
+      </w:tr>
+      <w:tr>
+        <w:trPr>
+          <w:trHeight w:val="485"/>
+        </w:trPr>
+        <w:tc>
+          <w:tcPr>
+            <w:tcW w:w="0" w:type="auto"/>
+            <w:vAlign w:val="bottom"/>
+          </w:tcPr>
+          <w:p>
+            <w:pPr>
+              <w:pStyle w:val="BodyText"/>
+              <w:jc w:val="center"/>
+              <w:rPr>
+                <w:rFonts w:asciiTheme="majorHAnsi" w:hAnsiTheme="majorHAnsi" w:cstheme="majorHAnsi"/>
+                <w:color w:val="auto"/>
+                <w:sz w:val="16"/>
+                <w:szCs w:val="16"/>
+              </w:rPr>
+            </w:pPr>
+            <w:r>
+              <w:rPr>
+                <w:rFonts w:ascii="Aptos Narrow" w:hAnsi="Aptos Narrow"/>
+                <w:color w:val="000000"/>
+                <w:sz w:val="16"/>
+                <w:szCs w:val="16"/>
+              </w:rPr>
+              <w:t>11/29/2025</w:t>
+            </w:r>
+          </w:p>
+        </w:tc>
+        <w:tc>
+          <w:tcPr>
+            <w:tcW w:w="0" w:type="auto"/>
+            <w:vAlign w:val="bottom"/>
+          </w:tcPr>
+          <w:p>
+            <w:pPr>
+              <w:pStyle w:val="BodyText"/>
+              <w:jc w:val="center"/>
+              <w:rPr>
+                <w:rFonts w:ascii="Aptos Narrow" w:hAnsi="Aptos Narrow"/>
+                <w:color w:val="000000"/>
+                <w:sz w:val="16"/>
+                <w:szCs w:val="16"/>
+              </w:rPr>
+            </w:pPr>
+            <w:r>
+              <w:rPr>
+                <w:rFonts w:ascii="Aptos Narrow" w:hAnsi="Aptos Narrow"/>
+                <w:color w:val="000000"/>
+                <w:sz w:val="16"/>
+                <w:szCs w:val="16"/>
+              </w:rPr>
+              <w:t>2502</w:t>
+            </w:r>
+          </w:p>
+        </w:tc>
+        <w:tc>
+          <w:tcPr>
+            <w:tcW w:w="0" w:type="auto"/>
+            <w:vAlign w:val="bottom"/>
+          </w:tcPr>
+          <w:p>
+            <w:pPr>
+              <w:pStyle w:val="BodyText"/>
+              <w:jc w:val="center"/>
+              <w:rPr>
+                <w:rFonts w:ascii="Aptos Narrow" w:hAnsi="Aptos Narrow"/>
+                <w:color w:val="000000"/>
+                <w:sz w:val="16"/>
+                <w:szCs w:val="16"/>
+              </w:rPr>
+            </w:pPr>
+            <w:r>
+              <w:rPr>
+                <w:rFonts w:ascii="Aptos Narrow" w:hAnsi="Aptos Narrow"/>
+                <w:color w:val="000000"/>
+                <w:sz w:val="16"/>
+                <w:szCs w:val="16"/>
+              </w:rPr>
+              <w:t>88291</w:t>
+            </w:r>
+          </w:p>
+        </w:tc>
+        <w:tc>
+          <w:tcPr>
+            <w:tcW w:w="0" w:type="auto"/>
+            <w:vAlign w:val="bottom"/>
+          </w:tcPr>
+          <w:p>
+            <w:pPr>
+              <w:pStyle w:val="BodyText"/>
+              <w:jc w:val="center"/>
+              <w:rPr>
+                <w:rFonts w:ascii="Aptos Narrow" w:hAnsi="Aptos Narrow"/>
+                <w:color w:val="000000"/>
+                <w:sz w:val="16"/>
+                <w:szCs w:val="16"/>
+              </w:rPr>
+            </w:pPr>
+            <w:r>
+              <w:rPr>
+                <w:rFonts w:ascii="Aptos Narrow" w:hAnsi="Aptos Narrow"/>
+                <w:color w:val="000000"/>
+                <w:sz w:val="16"/>
+                <w:szCs w:val="16"/>
+              </w:rPr>
+              <w:t>410</w:t>
+            </w:r>
+          </w:p>
+        </w:tc>
+        <w:tc>
+          <w:tcPr>
+            <w:tcW w:w="0" w:type="auto"/>
+            <w:vAlign w:val="bottom"/>
+          </w:tcPr>
+          <w:p>
+            <w:pPr>
+              <w:pStyle w:val="BodyText"/>
+              <w:jc w:val="center"/>
+              <w:rPr>
+                <w:rFonts w:ascii="Aptos Narrow" w:hAnsi="Aptos Narrow"/>
+                <w:color w:val="000000"/>
+                <w:sz w:val="16"/>
+                <w:szCs w:val="16"/>
+              </w:rPr>
+            </w:pPr>
+            <w:r>
+              <w:rPr>
+                <w:rFonts w:ascii="Aptos Narrow" w:hAnsi="Aptos Narrow"/>
+                <w:color w:val="000000"/>
+                <w:sz w:val="16"/>
+                <w:szCs w:val="16"/>
+              </w:rPr>
+              <w:t>1000</w:t>
+            </w:r>
+          </w:p>
+        </w:tc>
+        <w:tc>
+          <w:tcPr>
+            <w:tcW w:w="0" w:type="auto"/>
+            <w:vAlign w:val="bottom"/>
+          </w:tcPr>
+          <w:p>
+            <w:pPr>
+              <w:pStyle w:val="BodyText"/>
+              <w:jc w:val="center"/>
+              <w:rPr>
+                <w:rFonts w:ascii="Aptos Narrow" w:hAnsi="Aptos Narrow"/>
+                <w:color w:val="000000"/>
+                <w:sz w:val="16"/>
+                <w:szCs w:val="16"/>
+              </w:rPr>
+            </w:pPr>
+            <w:r>
+              <w:rPr>
+                <w:rFonts w:ascii="Aptos Narrow" w:hAnsi="Aptos Narrow"/>
+                <w:color w:val="000000"/>
+                <w:sz w:val="16"/>
+                <w:szCs w:val="16"/>
+              </w:rPr>
+              <w:t>20.3</w:t>
+            </w:r>
+          </w:p>
+        </w:tc>
+        <w:tc>
+          <w:tcPr>
+            <w:tcW w:w="0" w:type="auto"/>
+            <w:vAlign w:val="bottom"/>
+          </w:tcPr>
+          <w:p>
+            <w:pPr>
+              <w:pStyle w:val="BodyText"/>
+              <w:jc w:val="center"/>
+              <w:rPr>
+                <w:rFonts w:ascii="Aptos Narrow" w:hAnsi="Aptos Narrow"/>
+                <w:color w:val="000000"/>
+                <w:sz w:val="16"/>
+                <w:szCs w:val="16"/>
+              </w:rPr>
+            </w:pPr>
+            <w:r>
+              <w:rPr>
+                <w:rFonts w:ascii="Aptos Narrow" w:hAnsi="Aptos Narrow"/>
+                <w:color w:val="000000"/>
+                <w:sz w:val="16"/>
+                <w:szCs w:val="16"/>
+              </w:rPr>
+              <w:t>30.45</w:t>
+            </w:r>
+          </w:p>
+        </w:tc>
+        <w:tc>
+          <w:tcPr>
+            <w:tcW w:w="0" w:type="auto"/>
+            <w:vAlign w:val="bottom"/>
+          </w:tcPr>
+          <w:p>
+            <w:pPr>
+              <w:pStyle w:val="BodyText"/>
+              <w:jc w:val="center"/>
+              <w:rPr>
+                <w:rFonts w:ascii="Aptos Narrow" w:hAnsi="Aptos Narrow"/>
+                <w:color w:val="000000"/>
+                <w:sz w:val="16"/>
+                <w:szCs w:val="16"/>
+              </w:rPr>
+            </w:pPr>
+            <w:r>
+              <w:rPr>
+                <w:rFonts w:ascii="Aptos Narrow" w:hAnsi="Aptos Narrow"/>
+                <w:color w:val="000000"/>
+                <w:sz w:val="16"/>
+                <w:szCs w:val="16"/>
+              </w:rPr>
+              <w:t>2</w:t>
+            </w:r>
+          </w:p>
+        </w:tc>
+        <w:tc>
+          <w:tcPr>
+            <w:tcW w:w="0" w:type="auto"/>
+            <w:vAlign w:val="bottom"/>
+          </w:tcPr>
+          <w:p>
+            <w:pPr>
+              <w:pStyle w:val="BodyText"/>
+              <w:jc w:val="center"/>
+              <w:rPr>
+                <w:rFonts w:ascii="Aptos Narrow" w:hAnsi="Aptos Narrow"/>
+                <w:color w:val="000000"/>
+                <w:sz w:val="16"/>
+                <w:szCs w:val="16"/>
+              </w:rPr>
+            </w:pPr>
+            <w:r>
+              <w:rPr>
+                <w:rFonts w:ascii="Aptos Narrow" w:hAnsi="Aptos Narrow"/>
+                <w:color w:val="000000"/>
+                <w:sz w:val="16"/>
+                <w:szCs w:val="16"/>
+              </w:rPr>
+              <w:t>57.855</w:t>
+            </w:r>
+          </w:p>
+        </w:tc>
+        <w:tc>
+          <w:tcPr>
+            <w:tcW w:w="0" w:type="auto"/>
+            <w:vAlign w:val="bottom"/>
+          </w:tcPr>
+          <w:p>
+            <w:pPr>
+              <w:pStyle w:val="BodyText"/>
+              <w:jc w:val="center"/>
+              <w:rPr>
+                <w:rFonts w:ascii="Aptos Narrow" w:hAnsi="Aptos Narrow"/>
+                <w:color w:val="000000"/>
+                <w:sz w:val="16"/>
+                <w:szCs w:val="16"/>
+              </w:rPr>
+            </w:pPr>
+            <w:r>
+              <w:rPr>
+                <w:rFonts w:ascii="Aptos Narrow" w:hAnsi="Aptos Narrow"/>
+                <w:color w:val="000000"/>
+                <w:sz w:val="16"/>
+                <w:szCs w:val="16"/>
+              </w:rPr>
+              <w:t>0.6</w:t>
+            </w:r>
+          </w:p>
+        </w:tc>
+        <w:tc>
+          <w:tcPr>
+            <w:tcW w:w="0" w:type="auto"/>
+            <w:vAlign w:val="bottom"/>
+          </w:tcPr>
+          <w:p>
+            <w:pPr>
+              <w:pStyle w:val="BodyText"/>
+              <w:jc w:val="center"/>
+              <w:rPr>
+                <w:rFonts w:ascii="Aptos Narrow" w:hAnsi="Aptos Narrow"/>
+                <w:color w:val="000000"/>
+                <w:sz w:val="16"/>
+                <w:szCs w:val="16"/>
+              </w:rPr>
+            </w:pPr>
+            <w:r>
+              <w:rPr>
+                <w:rFonts w:ascii="Aptos Narrow" w:hAnsi="Aptos Narrow"/>
+                <w:color w:val="000000"/>
+                <w:sz w:val="16"/>
+                <w:szCs w:val="16"/>
+              </w:rPr>
+              <w:t>0.16</w:t>
+            </w:r>
+          </w:p>
+        </w:tc>
+      </w:tr>
+      <w:tr>
+        <w:trPr>
+          <w:trHeight w:val="485"/>
+        </w:trPr>
+        <w:tc>
+          <w:tcPr>
+            <w:tcW w:w="0" w:type="auto"/>
+            <w:vAlign w:val="bottom"/>
+          </w:tcPr>
+          <w:p>
+            <w:pPr>
+              <w:pStyle w:val="BodyText"/>
+              <w:jc w:val="center"/>
+              <w:rPr>
+                <w:rFonts w:asciiTheme="majorHAnsi" w:hAnsiTheme="majorHAnsi" w:cstheme="majorHAnsi"/>
+                <w:color w:val="auto"/>
+                <w:sz w:val="16"/>
+                <w:szCs w:val="16"/>
+              </w:rPr>
+            </w:pPr>
+            <w:r>
+              <w:rPr>
+                <w:rFonts w:ascii="Aptos Narrow" w:hAnsi="Aptos Narrow"/>
+                <w:color w:val="000000"/>
+                <w:sz w:val="16"/>
+                <w:szCs w:val="16"/>
+              </w:rPr>
+              <w:t>9/28/2025</w:t>
+            </w:r>
+          </w:p>
+        </w:tc>
+        <w:tc>
+          <w:tcPr>
+            <w:tcW w:w="0" w:type="auto"/>
+            <w:vAlign w:val="bottom"/>
+          </w:tcPr>
+          <w:p>
+            <w:pPr>
+              <w:pStyle w:val="BodyText"/>
+              <w:jc w:val="center"/>
+              <w:rPr>
+                <w:rFonts w:ascii="Aptos Narrow" w:hAnsi="Aptos Narrow"/>
+                <w:color w:val="000000"/>
+                <w:sz w:val="16"/>
+                <w:szCs w:val="16"/>
+              </w:rPr>
+            </w:pPr>
+            <w:r>
+              <w:rPr>
+                <w:rFonts w:ascii="Aptos Narrow" w:hAnsi="Aptos Narrow"/>
+                <w:color w:val="000000"/>
+                <w:sz w:val="16"/>
+                <w:szCs w:val="16"/>
+              </w:rPr>
+              <w:t>2587</w:t>
+            </w:r>
+          </w:p>
+        </w:tc>
+        <w:tc>
+          <w:tcPr>
+            <w:tcW w:w="0" w:type="auto"/>
+            <w:vAlign w:val="bottom"/>
+          </w:tcPr>
+          <w:p>
+            <w:pPr>
+              <w:pStyle w:val="BodyText"/>
+              <w:jc w:val="center"/>
+              <w:rPr>
+                <w:rFonts w:ascii="Aptos Narrow" w:hAnsi="Aptos Narrow"/>
+                <w:color w:val="000000"/>
+                <w:sz w:val="16"/>
+                <w:szCs w:val="16"/>
+              </w:rPr>
+            </w:pPr>
+            <w:r>
+              <w:rPr>
+                <w:rFonts w:ascii="Aptos Narrow" w:hAnsi="Aptos Narrow"/>
+                <w:color w:val="000000"/>
+                <w:sz w:val="16"/>
+                <w:szCs w:val="16"/>
+              </w:rPr>
+              <w:t>36903</w:t>
+            </w:r>
+          </w:p>
+        </w:tc>
+        <w:tc>
+          <w:tcPr>
+            <w:tcW w:w="0" w:type="auto"/>
+            <w:vAlign w:val="bottom"/>
+          </w:tcPr>
+          <w:p>
+            <w:pPr>
+              <w:pStyle w:val="BodyText"/>
+              <w:jc w:val="center"/>
+              <w:rPr>
+                <w:rFonts w:ascii="Aptos Narrow" w:hAnsi="Aptos Narrow"/>
+                <w:color w:val="000000"/>
+                <w:sz w:val="16"/>
+                <w:szCs w:val="16"/>
+              </w:rPr>
+            </w:pPr>
+            <w:r>
+              <w:rPr>
+                <w:rFonts w:ascii="Aptos Narrow" w:hAnsi="Aptos Narrow"/>
+                <w:color w:val="000000"/>
+                <w:sz w:val="16"/>
+                <w:szCs w:val="16"/>
+              </w:rPr>
+              <w:t>300</w:t>
+            </w:r>
+          </w:p>
+        </w:tc>
+        <w:tc>
+          <w:tcPr>
+            <w:tcW w:w="0" w:type="auto"/>
+            <w:vAlign w:val="bottom"/>
+          </w:tcPr>
+          <w:p>
+            <w:pPr>
+              <w:pStyle w:val="BodyText"/>
+              <w:jc w:val="center"/>
+              <w:rPr>
+                <w:rFonts w:ascii="Aptos Narrow" w:hAnsi="Aptos Narrow"/>
+                <w:color w:val="000000"/>
+                <w:sz w:val="16"/>
+                <w:szCs w:val="16"/>
+              </w:rPr>
+            </w:pPr>
+            <w:r>
+              <w:rPr>
+                <w:rFonts w:ascii="Aptos Narrow" w:hAnsi="Aptos Narrow"/>
+                <w:color w:val="000000"/>
+                <w:sz w:val="16"/>
+                <w:szCs w:val="16"/>
+              </w:rPr>
+              <w:t>1095</w:t>
+            </w:r>
+          </w:p>
+        </w:tc>
+        <w:tc>
+          <w:tcPr>
+            <w:tcW w:w="0" w:type="auto"/>
+            <w:vAlign w:val="bottom"/>
+          </w:tcPr>
+          <w:p>
+            <w:pPr>
+              <w:pStyle w:val="BodyText"/>
+              <w:jc w:val="center"/>
+              <w:rPr>
+                <w:rFonts w:ascii="Aptos Narrow" w:hAnsi="Aptos Narrow"/>
+                <w:color w:val="000000"/>
+                <w:sz w:val="16"/>
+                <w:szCs w:val="16"/>
+              </w:rPr>
+            </w:pPr>
+            <w:r>
+              <w:rPr>
+                <w:rFonts w:ascii="Aptos Narrow" w:hAnsi="Aptos Narrow"/>
+                <w:color w:val="000000"/>
+                <w:sz w:val="16"/>
+                <w:szCs w:val="16"/>
+              </w:rPr>
+              <w:t>1.19</w:t>
+            </w:r>
+          </w:p>
+        </w:tc>
+        <w:tc>
+          <w:tcPr>
+            <w:tcW w:w="0" w:type="auto"/>
+            <w:vAlign w:val="bottom"/>
+          </w:tcPr>
+          <w:p>
+            <w:pPr>
+              <w:pStyle w:val="BodyText"/>
+              <w:jc w:val="center"/>
+              <w:rPr>
+                <w:rFonts w:ascii="Aptos Narrow" w:hAnsi="Aptos Narrow"/>
+                <w:color w:val="000000"/>
+                <w:sz w:val="16"/>
+                <w:szCs w:val="16"/>
+              </w:rPr>
+            </w:pPr>
+            <w:r>
+              <w:rPr>
+                <w:rFonts w:ascii="Aptos Narrow" w:hAnsi="Aptos Narrow"/>
+                <w:color w:val="000000"/>
+                <w:sz w:val="16"/>
+                <w:szCs w:val="16"/>
+              </w:rPr>
+              <w:t>1.79</w:t>
+            </w:r>
+          </w:p>
+        </w:tc>
+        <w:tc>
+          <w:tcPr>
+            <w:tcW w:w="0" w:type="auto"/>
+            <w:vAlign w:val="bottom"/>
+          </w:tcPr>
+          <w:p>
+            <w:pPr>
+              <w:pStyle w:val="BodyText"/>
+              <w:jc w:val="center"/>
+              <w:rPr>
+                <w:rFonts w:ascii="Aptos Narrow" w:hAnsi="Aptos Narrow"/>
+                <w:color w:val="000000"/>
+                <w:sz w:val="16"/>
+                <w:szCs w:val="16"/>
+              </w:rPr>
+            </w:pPr>
+            <w:r>
+              <w:rPr>
+                <w:rFonts w:ascii="Aptos Narrow" w:hAnsi="Aptos Narrow"/>
+                <w:color w:val="000000"/>
+                <w:sz w:val="16"/>
+                <w:szCs w:val="16"/>
+              </w:rPr>
+              <w:t>6</w:t>
+            </w:r>
+          </w:p>
+        </w:tc>
+        <w:tc>
+          <w:tcPr>
+            <w:tcW w:w="0" w:type="auto"/>
+            <w:vAlign w:val="bottom"/>
+          </w:tcPr>
+          <w:p>
+            <w:pPr>
+              <w:pStyle w:val="BodyText"/>
+              <w:jc w:val="center"/>
+              <w:rPr>
+                <w:rFonts w:ascii="Aptos Narrow" w:hAnsi="Aptos Narrow"/>
+                <w:color w:val="000000"/>
+                <w:sz w:val="16"/>
+                <w:szCs w:val="16"/>
+              </w:rPr>
+            </w:pPr>
+            <w:r>
+              <w:rPr>
+                <w:rFonts w:ascii="Aptos Narrow" w:hAnsi="Aptos Narrow"/>
+                <w:color w:val="000000"/>
+                <w:sz w:val="16"/>
+                <w:szCs w:val="16"/>
+              </w:rPr>
+              <w:t>10.203</w:t>
+            </w:r>
+          </w:p>
+        </w:tc>
+        <w:tc>
+          <w:tcPr>
+            <w:tcW w:w="0" w:type="auto"/>
+            <w:vAlign w:val="bottom"/>
+          </w:tcPr>
+          <w:p>
+            <w:pPr>
+              <w:pStyle w:val="BodyText"/>
+              <w:jc w:val="center"/>
+              <w:rPr>
+                <w:rFonts w:ascii="Aptos Narrow" w:hAnsi="Aptos Narrow"/>
+                <w:color w:val="000000"/>
+                <w:sz w:val="16"/>
+                <w:szCs w:val="16"/>
+              </w:rPr>
+            </w:pPr>
+            <w:r>
+              <w:rPr>
+                <w:rFonts w:ascii="Aptos Narrow" w:hAnsi="Aptos Narrow"/>
+                <w:color w:val="000000"/>
+                <w:sz w:val="16"/>
+                <w:szCs w:val="16"/>
+              </w:rPr>
+              <w:t>1.2</w:t>
+            </w:r>
+          </w:p>
+        </w:tc>
+        <w:tc>
+          <w:tcPr>
+            <w:tcW w:w="0" w:type="auto"/>
+            <w:vAlign w:val="bottom"/>
+          </w:tcPr>
+          <w:p>
+            <w:pPr>
+              <w:pStyle w:val="BodyText"/>
+              <w:jc w:val="center"/>
+              <w:rPr>
+                <w:rFonts w:ascii="Aptos Narrow" w:hAnsi="Aptos Narrow"/>
+                <w:color w:val="000000"/>
+                <w:sz w:val="16"/>
+                <w:szCs w:val="16"/>
+              </w:rPr>
+            </w:pPr>
+            <w:r>
+              <w:rPr>
+                <w:rFonts w:ascii="Aptos Narrow" w:hAnsi="Aptos Narrow"/>
+                <w:color w:val="000000"/>
+                <w:sz w:val="16"/>
+                <w:szCs w:val="16"/>
+              </w:rPr>
+              <w:t>0.31</w:t>
             </w:r>
           </w:p>
         </w:tc>
@@ -3936,7 +5136,6 @@
           <w:bCs/>
           <w:color w:val="464547"/>
           <w:sz w:val="20"/>
-          <w:lang w:val="ru-RU"/>
         </w:rPr>
       </w:pPr>
       <w:r>
@@ -4210,6 +5409,9 @@
             <w:r>
               <w:t xml:space="preserve">archar </w:t>
             </w:r>
+            <w:r>
+              <w:t>(100)</w:t>
+            </w:r>
           </w:p>
         </w:tc>
       </w:tr>
@@ -4230,13 +5432,15 @@
                 <w:bCs/>
               </w:rPr>
             </w:pPr>
+            <w:proofErr w:type="spellStart"/>
             <w:r>
               <w:rPr>
                 <w:b/>
                 <w:bCs/>
               </w:rPr>
-              <w:t>address</w:t>
-            </w:r>
+              <w:t>store_type</w:t>
+            </w:r>
+            <w:proofErr w:type="spellEnd"/>
           </w:p>
         </w:tc>
         <w:tc>
@@ -4249,7 +5453,7 @@
               <w:pStyle w:val="BodyText"/>
             </w:pPr>
             <w:r>
-              <w:t xml:space="preserve">Street address of the physical store </w:t>
+              <w:t>Store distribution channel identifier</w:t>
             </w:r>
           </w:p>
         </w:tc>
@@ -4267,6 +5471,16 @@
             </w:r>
             <w:r>
               <w:t>archar</w:t>
+            </w:r>
+            <w:r>
+              <w:rPr>
+                <w:rFonts w:ascii="Times New Roman" w:hAnsi="Times New Roman"/>
+                <w:color w:val="auto"/>
+              </w:rPr>
+              <w:t xml:space="preserve"> </w:t>
+            </w:r>
+            <w:r>
+              <w:t>(10)</w:t>
             </w:r>
           </w:p>
         </w:tc>
@@ -4293,7 +5507,7 @@
                 <w:b/>
                 <w:bCs/>
               </w:rPr>
-              <w:t>city</w:t>
+              <w:t>address</w:t>
             </w:r>
           </w:p>
         </w:tc>
@@ -4307,7 +5521,7 @@
               <w:pStyle w:val="BodyText"/>
             </w:pPr>
             <w:r>
-              <w:t>City of location</w:t>
+              <w:t xml:space="preserve">Street address of the physical store </w:t>
             </w:r>
           </w:p>
         </w:tc>
@@ -4325,6 +5539,16 @@
             </w:r>
             <w:r>
               <w:t>archar</w:t>
+            </w:r>
+            <w:r>
+              <w:rPr>
+                <w:rFonts w:ascii="Times New Roman" w:hAnsi="Times New Roman"/>
+                <w:color w:val="auto"/>
+              </w:rPr>
+              <w:t xml:space="preserve"> </w:t>
+            </w:r>
+            <w:r>
+              <w:t>(100)</w:t>
             </w:r>
           </w:p>
         </w:tc>
@@ -4386,6 +5610,16 @@
             <w:r>
               <w:t>archar</w:t>
             </w:r>
+            <w:r>
+              <w:rPr>
+                <w:rFonts w:ascii="Times New Roman" w:hAnsi="Times New Roman"/>
+                <w:color w:val="auto"/>
+              </w:rPr>
+              <w:t xml:space="preserve"> </w:t>
+            </w:r>
+            <w:r>
+              <w:t>(5)</w:t>
+            </w:r>
           </w:p>
         </w:tc>
       </w:tr>
@@ -4406,15 +5640,35 @@
                 <w:bCs/>
               </w:rPr>
             </w:pPr>
-            <w:proofErr w:type="spellStart"/>
             <w:r>
               <w:rPr>
                 <w:b/>
                 <w:bCs/>
               </w:rPr>
-              <w:t>store_location</w:t>
-            </w:r>
-            <w:proofErr w:type="spellEnd"/>
+              <w:t>c</w:t>
+            </w:r>
+            <w:r>
+              <w:rPr>
+                <w:b/>
+                <w:bCs/>
+              </w:rPr>
+              <w:t>ity</w:t>
+            </w:r>
+            <w:r>
+              <w:rPr>
+                <w:b/>
+                <w:bCs/>
+                <w:lang w:val="ru-RU"/>
+              </w:rPr>
+              <w:t>_</w:t>
+            </w:r>
+            <w:r>
+              <w:rPr>
+                <w:b/>
+                <w:bCs/>
+              </w:rPr>
+              <w:t>id</w:t>
+            </w:r>
           </w:p>
         </w:tc>
         <w:tc>
@@ -4427,19 +5681,10 @@
               <w:pStyle w:val="BodyText"/>
             </w:pPr>
             <w:r>
-              <w:t>Geospatial coordinates (</w:t>
-            </w:r>
-            <w:r>
-              <w:t xml:space="preserve">or </w:t>
-            </w:r>
-            <w:r>
-              <w:t>Online for Online</w:t>
-            </w:r>
-            <w:r>
-              <w:t xml:space="preserve"> transactions</w:t>
-            </w:r>
-            <w:r>
-              <w:t>)</w:t>
+              <w:t xml:space="preserve">Numeric code for the </w:t>
+            </w:r>
+            <w:r>
+              <w:t xml:space="preserve">city </w:t>
             </w:r>
           </w:p>
         </w:tc>
@@ -4453,10 +5698,7 @@
               <w:pStyle w:val="BodyText"/>
             </w:pPr>
             <w:r>
-              <w:t>V</w:t>
-            </w:r>
-            <w:r>
-              <w:t>archar</w:t>
+              <w:t>Int</w:t>
             </w:r>
           </w:p>
         </w:tc>
@@ -4484,14 +5726,7 @@
                 <w:b/>
                 <w:bCs/>
               </w:rPr>
-              <w:t>county_</w:t>
-            </w:r>
-            <w:r>
-              <w:rPr>
-                <w:b/>
-                <w:bCs/>
-              </w:rPr>
-              <w:t>id</w:t>
+              <w:t>city_name</w:t>
             </w:r>
             <w:proofErr w:type="spellEnd"/>
           </w:p>
@@ -4506,7 +5741,19 @@
               <w:pStyle w:val="BodyText"/>
             </w:pPr>
             <w:r>
-              <w:t>Numeric code for the county</w:t>
+              <w:t>The name</w:t>
+            </w:r>
+            <w:r>
+              <w:t xml:space="preserve"> </w:t>
+            </w:r>
+            <w:r>
+              <w:t>of</w:t>
+            </w:r>
+            <w:r>
+              <w:t xml:space="preserve"> the </w:t>
+            </w:r>
+            <w:r>
+              <w:t>city</w:t>
             </w:r>
           </w:p>
         </w:tc>
@@ -4520,7 +5767,20 @@
               <w:pStyle w:val="BodyText"/>
             </w:pPr>
             <w:r>
-              <w:t>Int</w:t>
+              <w:t>V</w:t>
+            </w:r>
+            <w:r>
+              <w:t>archar</w:t>
+            </w:r>
+            <w:r>
+              <w:rPr>
+                <w:rFonts w:ascii="Times New Roman" w:hAnsi="Times New Roman"/>
+                <w:color w:val="auto"/>
+              </w:rPr>
+              <w:t xml:space="preserve"> </w:t>
+            </w:r>
+            <w:r>
+              <w:t>(20)</w:t>
             </w:r>
           </w:p>
         </w:tc>
@@ -4542,13 +5802,22 @@
                 <w:bCs/>
               </w:rPr>
             </w:pPr>
+            <w:proofErr w:type="spellStart"/>
             <w:r>
               <w:rPr>
                 <w:b/>
                 <w:bCs/>
               </w:rPr>
-              <w:t>county</w:t>
-            </w:r>
+              <w:t>county_</w:t>
+            </w:r>
+            <w:r>
+              <w:rPr>
+                <w:b/>
+                <w:bCs/>
+              </w:rPr>
+              <w:t>id</w:t>
+            </w:r>
+            <w:proofErr w:type="spellEnd"/>
           </w:p>
         </w:tc>
         <w:tc>
@@ -4561,19 +5830,7 @@
               <w:pStyle w:val="BodyText"/>
             </w:pPr>
             <w:r>
-              <w:t>The n</w:t>
-            </w:r>
-            <w:r>
-              <w:t>ame</w:t>
-            </w:r>
-            <w:r>
-              <w:t xml:space="preserve"> </w:t>
-            </w:r>
-            <w:r>
-              <w:t>of</w:t>
-            </w:r>
-            <w:r>
-              <w:t xml:space="preserve"> the county</w:t>
+              <w:t>Numeric code for the county</w:t>
             </w:r>
           </w:p>
         </w:tc>
@@ -4587,10 +5844,1018 @@
               <w:pStyle w:val="BodyText"/>
             </w:pPr>
             <w:r>
+              <w:t>Int</w:t>
+            </w:r>
+          </w:p>
+        </w:tc>
+      </w:tr>
+      <w:tr>
+        <w:trPr>
+          <w:trHeight w:val="432"/>
+        </w:trPr>
+        <w:tc>
+          <w:tcPr>
+            <w:tcW w:w="3073" w:type="dxa"/>
+            <w:vAlign w:val="center"/>
+          </w:tcPr>
+          <w:p>
+            <w:pPr>
+              <w:pStyle w:val="BodyText"/>
+              <w:rPr>
+                <w:b/>
+                <w:bCs/>
+              </w:rPr>
+            </w:pPr>
+            <w:r>
+              <w:rPr>
+                <w:b/>
+                <w:bCs/>
+              </w:rPr>
+              <w:t>county</w:t>
+            </w:r>
+          </w:p>
+        </w:tc>
+        <w:tc>
+          <w:tcPr>
+            <w:tcW w:w="3330" w:type="dxa"/>
+            <w:vAlign w:val="center"/>
+          </w:tcPr>
+          <w:p>
+            <w:pPr>
+              <w:pStyle w:val="BodyText"/>
+            </w:pPr>
+            <w:r>
+              <w:t>The n</w:t>
+            </w:r>
+            <w:r>
+              <w:t>ame</w:t>
+            </w:r>
+            <w:r>
+              <w:t xml:space="preserve"> </w:t>
+            </w:r>
+            <w:r>
+              <w:t>of</w:t>
+            </w:r>
+            <w:r>
+              <w:t xml:space="preserve"> the county</w:t>
+            </w:r>
+          </w:p>
+        </w:tc>
+        <w:tc>
+          <w:tcPr>
+            <w:tcW w:w="2790" w:type="dxa"/>
+            <w:vAlign w:val="center"/>
+          </w:tcPr>
+          <w:p>
+            <w:pPr>
+              <w:pStyle w:val="BodyText"/>
+            </w:pPr>
+            <w:r>
               <w:t>V</w:t>
             </w:r>
             <w:r>
               <w:t>archar</w:t>
+            </w:r>
+            <w:r>
+              <w:rPr>
+                <w:rFonts w:ascii="Times New Roman" w:hAnsi="Times New Roman"/>
+                <w:color w:val="auto"/>
+              </w:rPr>
+              <w:t xml:space="preserve"> </w:t>
+            </w:r>
+            <w:r>
+              <w:t>(20)</w:t>
+            </w:r>
+          </w:p>
+        </w:tc>
+      </w:tr>
+    </w:tbl>
+    <w:p>
+      <w:pPr>
+        <w:pStyle w:val="BodyText"/>
+        <w:rPr>
+          <w:lang w:val="ru-RU"/>
+        </w:rPr>
+      </w:pPr>
+    </w:p>
+    <w:p>
+      <w:pPr>
+        <w:pStyle w:val="BodyText"/>
+      </w:pPr>
+      <w:r>
+        <w:t xml:space="preserve">Example </w:t>
+      </w:r>
+      <w:r>
+        <w:t>with filled data</w:t>
+      </w:r>
+      <w:r>
+        <w:t>:</w:t>
+      </w:r>
+    </w:p>
+    <w:p>
+      <w:pPr>
+        <w:pStyle w:val="BodyText"/>
+        <w:rPr>
+          <w:lang w:val="ru-RU"/>
+        </w:rPr>
+      </w:pPr>
+    </w:p>
+    <w:tbl>
+      <w:tblPr>
+        <w:tblW w:w="0" w:type="auto"/>
+        <w:tblInd w:w="-545" w:type="dxa"/>
+        <w:tblBorders>
+          <w:top w:val="single" w:sz="4" w:space="0" w:color="76CDD8"/>
+          <w:left w:val="single" w:sz="4" w:space="0" w:color="76CDD8"/>
+          <w:bottom w:val="single" w:sz="4" w:space="0" w:color="76CDD8"/>
+          <w:right w:val="single" w:sz="4" w:space="0" w:color="76CDD8"/>
+          <w:insideH w:val="single" w:sz="4" w:space="0" w:color="76CDD8"/>
+          <w:insideV w:val="single" w:sz="4" w:space="0" w:color="76CDD8"/>
+        </w:tblBorders>
+        <w:tblLook w:val="0000" w:firstRow="0" w:lastRow="0" w:firstColumn="0" w:lastColumn="0" w:noHBand="0" w:noVBand="0"/>
+      </w:tblPr>
+      <w:tblGrid>
+        <w:gridCol w:w="880"/>
+        <w:gridCol w:w="1169"/>
+        <w:gridCol w:w="834"/>
+        <w:gridCol w:w="1089"/>
+        <w:gridCol w:w="829"/>
+        <w:gridCol w:w="944"/>
+        <w:gridCol w:w="768"/>
+        <w:gridCol w:w="1056"/>
+        <w:gridCol w:w="1017"/>
+        <w:gridCol w:w="1306"/>
+      </w:tblGrid>
+      <w:tr>
+        <w:trPr>
+          <w:trHeight w:val="328"/>
+        </w:trPr>
+        <w:tc>
+          <w:tcPr>
+            <w:tcW w:w="880" w:type="dxa"/>
+          </w:tcPr>
+          <w:p>
+            <w:pPr>
+              <w:pStyle w:val="BodyText"/>
+              <w:widowControl w:val="0"/>
+              <w:spacing w:line="360" w:lineRule="auto"/>
+              <w:jc w:val="center"/>
+              <w:rPr>
+                <w:b/>
+                <w:bCs/>
+                <w:color w:val="auto"/>
+                <w:sz w:val="18"/>
+                <w:szCs w:val="18"/>
+              </w:rPr>
+            </w:pPr>
+            <w:proofErr w:type="spellStart"/>
+            <w:r>
+              <w:rPr>
+                <w:b/>
+                <w:bCs/>
+                <w:color w:val="auto"/>
+                <w:sz w:val="18"/>
+                <w:szCs w:val="18"/>
+              </w:rPr>
+              <w:lastRenderedPageBreak/>
+              <w:t>store_id</w:t>
+            </w:r>
+            <w:proofErr w:type="spellEnd"/>
+          </w:p>
+        </w:tc>
+        <w:tc>
+          <w:tcPr>
+            <w:tcW w:w="1167" w:type="dxa"/>
+          </w:tcPr>
+          <w:p>
+            <w:pPr>
+              <w:pStyle w:val="BodyText"/>
+              <w:widowControl w:val="0"/>
+              <w:spacing w:line="360" w:lineRule="auto"/>
+              <w:jc w:val="center"/>
+              <w:rPr>
+                <w:b/>
+                <w:bCs/>
+                <w:color w:val="auto"/>
+                <w:sz w:val="18"/>
+                <w:szCs w:val="18"/>
+              </w:rPr>
+            </w:pPr>
+            <w:proofErr w:type="spellStart"/>
+            <w:r>
+              <w:rPr>
+                <w:b/>
+                <w:bCs/>
+                <w:color w:val="auto"/>
+                <w:sz w:val="18"/>
+                <w:szCs w:val="18"/>
+              </w:rPr>
+              <w:t>store_name</w:t>
+            </w:r>
+            <w:proofErr w:type="spellEnd"/>
+          </w:p>
+        </w:tc>
+        <w:tc>
+          <w:tcPr>
+            <w:tcW w:w="833" w:type="dxa"/>
+          </w:tcPr>
+          <w:p>
+            <w:pPr>
+              <w:pStyle w:val="BodyText"/>
+              <w:widowControl w:val="0"/>
+              <w:spacing w:line="360" w:lineRule="auto"/>
+              <w:jc w:val="center"/>
+              <w:rPr>
+                <w:b/>
+                <w:bCs/>
+                <w:color w:val="auto"/>
+                <w:sz w:val="18"/>
+                <w:szCs w:val="18"/>
+              </w:rPr>
+            </w:pPr>
+            <w:proofErr w:type="spellStart"/>
+            <w:r>
+              <w:rPr>
+                <w:b/>
+                <w:bCs/>
+                <w:color w:val="auto"/>
+                <w:sz w:val="18"/>
+                <w:szCs w:val="18"/>
+              </w:rPr>
+              <w:t>item_id</w:t>
+            </w:r>
+            <w:proofErr w:type="spellEnd"/>
+          </w:p>
+        </w:tc>
+        <w:tc>
+          <w:tcPr>
+            <w:tcW w:w="1087" w:type="dxa"/>
+          </w:tcPr>
+          <w:p>
+            <w:pPr>
+              <w:pStyle w:val="BodyText"/>
+              <w:widowControl w:val="0"/>
+              <w:spacing w:line="360" w:lineRule="auto"/>
+              <w:jc w:val="center"/>
+              <w:rPr>
+                <w:b/>
+                <w:bCs/>
+                <w:color w:val="auto"/>
+                <w:sz w:val="18"/>
+                <w:szCs w:val="18"/>
+              </w:rPr>
+            </w:pPr>
+            <w:proofErr w:type="spellStart"/>
+            <w:r>
+              <w:rPr>
+                <w:b/>
+                <w:bCs/>
+                <w:color w:val="auto"/>
+                <w:sz w:val="18"/>
+                <w:szCs w:val="18"/>
+              </w:rPr>
+              <w:t>store_type</w:t>
+            </w:r>
+            <w:proofErr w:type="spellEnd"/>
+          </w:p>
+        </w:tc>
+        <w:tc>
+          <w:tcPr>
+            <w:tcW w:w="0" w:type="auto"/>
+          </w:tcPr>
+          <w:p>
+            <w:pPr>
+              <w:pStyle w:val="BodyText"/>
+              <w:widowControl w:val="0"/>
+              <w:spacing w:line="360" w:lineRule="auto"/>
+              <w:jc w:val="center"/>
+              <w:rPr>
+                <w:b/>
+                <w:bCs/>
+                <w:color w:val="auto"/>
+                <w:sz w:val="18"/>
+                <w:szCs w:val="18"/>
+              </w:rPr>
+            </w:pPr>
+            <w:r>
+              <w:rPr>
+                <w:b/>
+                <w:bCs/>
+                <w:color w:val="auto"/>
+                <w:sz w:val="18"/>
+                <w:szCs w:val="18"/>
+              </w:rPr>
+              <w:t>address</w:t>
+            </w:r>
+          </w:p>
+        </w:tc>
+        <w:tc>
+          <w:tcPr>
+            <w:tcW w:w="0" w:type="auto"/>
+          </w:tcPr>
+          <w:p>
+            <w:pPr>
+              <w:pStyle w:val="BodyText"/>
+              <w:widowControl w:val="0"/>
+              <w:spacing w:line="360" w:lineRule="auto"/>
+              <w:jc w:val="center"/>
+              <w:rPr>
+                <w:b/>
+                <w:bCs/>
+                <w:color w:val="auto"/>
+                <w:sz w:val="18"/>
+                <w:szCs w:val="18"/>
+              </w:rPr>
+            </w:pPr>
+            <w:proofErr w:type="spellStart"/>
+            <w:r>
+              <w:rPr>
+                <w:b/>
+                <w:bCs/>
+                <w:color w:val="auto"/>
+                <w:sz w:val="18"/>
+                <w:szCs w:val="18"/>
+              </w:rPr>
+              <w:t>zip_code</w:t>
+            </w:r>
+            <w:proofErr w:type="spellEnd"/>
+          </w:p>
+        </w:tc>
+        <w:tc>
+          <w:tcPr>
+            <w:tcW w:w="766" w:type="dxa"/>
+          </w:tcPr>
+          <w:p>
+            <w:pPr>
+              <w:pStyle w:val="BodyText"/>
+              <w:widowControl w:val="0"/>
+              <w:spacing w:line="360" w:lineRule="auto"/>
+              <w:jc w:val="center"/>
+              <w:rPr>
+                <w:b/>
+                <w:bCs/>
+                <w:color w:val="auto"/>
+                <w:sz w:val="18"/>
+                <w:szCs w:val="18"/>
+              </w:rPr>
+            </w:pPr>
+            <w:proofErr w:type="spellStart"/>
+            <w:r>
+              <w:rPr>
+                <w:b/>
+                <w:bCs/>
+                <w:color w:val="auto"/>
+                <w:sz w:val="18"/>
+                <w:szCs w:val="18"/>
+              </w:rPr>
+              <w:t>city_id</w:t>
+            </w:r>
+            <w:proofErr w:type="spellEnd"/>
+          </w:p>
+        </w:tc>
+        <w:tc>
+          <w:tcPr>
+            <w:tcW w:w="1071" w:type="dxa"/>
+          </w:tcPr>
+          <w:p>
+            <w:pPr>
+              <w:pStyle w:val="BodyText"/>
+              <w:widowControl w:val="0"/>
+              <w:spacing w:line="360" w:lineRule="auto"/>
+              <w:jc w:val="center"/>
+              <w:rPr>
+                <w:b/>
+                <w:bCs/>
+                <w:color w:val="auto"/>
+                <w:sz w:val="18"/>
+                <w:szCs w:val="18"/>
+              </w:rPr>
+            </w:pPr>
+            <w:proofErr w:type="spellStart"/>
+            <w:r>
+              <w:rPr>
+                <w:b/>
+                <w:bCs/>
+                <w:color w:val="auto"/>
+                <w:sz w:val="18"/>
+                <w:szCs w:val="18"/>
+              </w:rPr>
+              <w:t>city_name</w:t>
+            </w:r>
+            <w:proofErr w:type="spellEnd"/>
+          </w:p>
+        </w:tc>
+        <w:tc>
+          <w:tcPr>
+            <w:tcW w:w="0" w:type="auto"/>
+          </w:tcPr>
+          <w:p>
+            <w:pPr>
+              <w:pStyle w:val="BodyText"/>
+              <w:widowControl w:val="0"/>
+              <w:spacing w:line="360" w:lineRule="auto"/>
+              <w:jc w:val="center"/>
+              <w:rPr>
+                <w:b/>
+                <w:bCs/>
+                <w:color w:val="auto"/>
+                <w:sz w:val="18"/>
+                <w:szCs w:val="18"/>
+              </w:rPr>
+            </w:pPr>
+            <w:proofErr w:type="spellStart"/>
+            <w:r>
+              <w:rPr>
+                <w:b/>
+                <w:bCs/>
+                <w:color w:val="auto"/>
+                <w:sz w:val="18"/>
+                <w:szCs w:val="18"/>
+              </w:rPr>
+              <w:t>county_id</w:t>
+            </w:r>
+            <w:proofErr w:type="spellEnd"/>
+          </w:p>
+        </w:tc>
+        <w:tc>
+          <w:tcPr>
+            <w:tcW w:w="0" w:type="auto"/>
+          </w:tcPr>
+          <w:p>
+            <w:pPr>
+              <w:pStyle w:val="BodyText"/>
+              <w:widowControl w:val="0"/>
+              <w:spacing w:line="360" w:lineRule="auto"/>
+              <w:jc w:val="center"/>
+              <w:rPr>
+                <w:b/>
+                <w:bCs/>
+                <w:color w:val="auto"/>
+                <w:sz w:val="18"/>
+                <w:szCs w:val="18"/>
+              </w:rPr>
+            </w:pPr>
+            <w:proofErr w:type="spellStart"/>
+            <w:r>
+              <w:rPr>
+                <w:b/>
+                <w:bCs/>
+                <w:color w:val="auto"/>
+                <w:sz w:val="18"/>
+                <w:szCs w:val="18"/>
+              </w:rPr>
+              <w:t>county_name</w:t>
+            </w:r>
+            <w:proofErr w:type="spellEnd"/>
+          </w:p>
+        </w:tc>
+      </w:tr>
+      <w:tr>
+        <w:trPr>
+          <w:trHeight w:val="485"/>
+        </w:trPr>
+        <w:tc>
+          <w:tcPr>
+            <w:tcW w:w="880" w:type="dxa"/>
+            <w:vAlign w:val="bottom"/>
+          </w:tcPr>
+          <w:p>
+            <w:pPr>
+              <w:pStyle w:val="BodyText"/>
+              <w:jc w:val="center"/>
+              <w:rPr>
+                <w:rFonts w:asciiTheme="majorHAnsi" w:hAnsiTheme="majorHAnsi" w:cstheme="majorHAnsi"/>
+                <w:color w:val="auto"/>
+                <w:sz w:val="16"/>
+                <w:szCs w:val="16"/>
+              </w:rPr>
+            </w:pPr>
+            <w:r>
+              <w:rPr>
+                <w:rFonts w:ascii="Aptos Narrow" w:hAnsi="Aptos Narrow"/>
+                <w:color w:val="000000"/>
+                <w:sz w:val="16"/>
+                <w:szCs w:val="16"/>
+              </w:rPr>
+              <w:t>2502</w:t>
+            </w:r>
+          </w:p>
+        </w:tc>
+        <w:tc>
+          <w:tcPr>
+            <w:tcW w:w="1167" w:type="dxa"/>
+            <w:vAlign w:val="bottom"/>
+          </w:tcPr>
+          <w:p>
+            <w:pPr>
+              <w:pStyle w:val="BodyText"/>
+              <w:jc w:val="center"/>
+              <w:rPr>
+                <w:rFonts w:ascii="Aptos Narrow" w:hAnsi="Aptos Narrow"/>
+                <w:color w:val="000000"/>
+                <w:sz w:val="16"/>
+                <w:szCs w:val="16"/>
+              </w:rPr>
+            </w:pPr>
+            <w:r>
+              <w:rPr>
+                <w:rFonts w:ascii="Aptos Narrow" w:hAnsi="Aptos Narrow"/>
+                <w:color w:val="000000"/>
+                <w:sz w:val="16"/>
+                <w:szCs w:val="16"/>
+              </w:rPr>
+              <w:t>HY-VEE WINE AND SPIRITS / ANKENY</w:t>
+            </w:r>
+          </w:p>
+        </w:tc>
+        <w:tc>
+          <w:tcPr>
+            <w:tcW w:w="833" w:type="dxa"/>
+            <w:vAlign w:val="bottom"/>
+          </w:tcPr>
+          <w:p>
+            <w:pPr>
+              <w:pStyle w:val="BodyText"/>
+              <w:jc w:val="center"/>
+              <w:rPr>
+                <w:rFonts w:ascii="Aptos Narrow" w:hAnsi="Aptos Narrow"/>
+                <w:color w:val="000000"/>
+                <w:sz w:val="16"/>
+                <w:szCs w:val="16"/>
+              </w:rPr>
+            </w:pPr>
+            <w:r>
+              <w:rPr>
+                <w:rFonts w:ascii="Aptos Narrow" w:hAnsi="Aptos Narrow"/>
+                <w:color w:val="000000"/>
+                <w:sz w:val="16"/>
+                <w:szCs w:val="16"/>
+              </w:rPr>
+              <w:t>88291</w:t>
+            </w:r>
+          </w:p>
+        </w:tc>
+        <w:tc>
+          <w:tcPr>
+            <w:tcW w:w="1087" w:type="dxa"/>
+            <w:vAlign w:val="bottom"/>
+          </w:tcPr>
+          <w:p>
+            <w:pPr>
+              <w:pStyle w:val="BodyText"/>
+              <w:jc w:val="center"/>
+              <w:rPr>
+                <w:rFonts w:ascii="Aptos Narrow" w:hAnsi="Aptos Narrow"/>
+                <w:color w:val="000000"/>
+                <w:sz w:val="16"/>
+                <w:szCs w:val="16"/>
+              </w:rPr>
+            </w:pPr>
+            <w:r>
+              <w:rPr>
+                <w:rFonts w:ascii="Aptos Narrow" w:hAnsi="Aptos Narrow"/>
+                <w:color w:val="000000"/>
+                <w:sz w:val="16"/>
+                <w:szCs w:val="16"/>
+              </w:rPr>
+              <w:t>Physical</w:t>
+            </w:r>
+          </w:p>
+        </w:tc>
+        <w:tc>
+          <w:tcPr>
+            <w:tcW w:w="0" w:type="auto"/>
+            <w:vAlign w:val="bottom"/>
+          </w:tcPr>
+          <w:p>
+            <w:pPr>
+              <w:pStyle w:val="BodyText"/>
+              <w:jc w:val="center"/>
+              <w:rPr>
+                <w:rFonts w:ascii="Aptos Narrow" w:hAnsi="Aptos Narrow"/>
+                <w:color w:val="000000"/>
+                <w:sz w:val="16"/>
+                <w:szCs w:val="16"/>
+              </w:rPr>
+            </w:pPr>
+            <w:r>
+              <w:rPr>
+                <w:rFonts w:ascii="Aptos Narrow" w:hAnsi="Aptos Narrow"/>
+                <w:color w:val="000000"/>
+                <w:sz w:val="16"/>
+                <w:szCs w:val="16"/>
+              </w:rPr>
+              <w:t>1989 PARK ST</w:t>
+            </w:r>
+          </w:p>
+        </w:tc>
+        <w:tc>
+          <w:tcPr>
+            <w:tcW w:w="0" w:type="auto"/>
+            <w:vAlign w:val="bottom"/>
+          </w:tcPr>
+          <w:p>
+            <w:pPr>
+              <w:pStyle w:val="BodyText"/>
+              <w:jc w:val="center"/>
+              <w:rPr>
+                <w:rFonts w:ascii="Aptos Narrow" w:hAnsi="Aptos Narrow"/>
+                <w:color w:val="000000"/>
+                <w:sz w:val="16"/>
+                <w:szCs w:val="16"/>
+              </w:rPr>
+            </w:pPr>
+            <w:r>
+              <w:rPr>
+                <w:rFonts w:ascii="Aptos Narrow" w:hAnsi="Aptos Narrow"/>
+                <w:color w:val="000000"/>
+                <w:sz w:val="16"/>
+                <w:szCs w:val="16"/>
+              </w:rPr>
+              <w:t>51201</w:t>
+            </w:r>
+          </w:p>
+        </w:tc>
+        <w:tc>
+          <w:tcPr>
+            <w:tcW w:w="766" w:type="dxa"/>
+            <w:vAlign w:val="bottom"/>
+          </w:tcPr>
+          <w:p>
+            <w:pPr>
+              <w:pStyle w:val="BodyText"/>
+              <w:jc w:val="center"/>
+              <w:rPr>
+                <w:rFonts w:ascii="Aptos Narrow" w:hAnsi="Aptos Narrow"/>
+                <w:color w:val="000000"/>
+                <w:sz w:val="16"/>
+                <w:szCs w:val="16"/>
+              </w:rPr>
+            </w:pPr>
+            <w:r>
+              <w:rPr>
+                <w:rFonts w:ascii="Aptos Narrow" w:hAnsi="Aptos Narrow"/>
+                <w:color w:val="000000"/>
+                <w:sz w:val="16"/>
+                <w:szCs w:val="16"/>
+              </w:rPr>
+              <w:t>1</w:t>
+            </w:r>
+          </w:p>
+        </w:tc>
+        <w:tc>
+          <w:tcPr>
+            <w:tcW w:w="1071" w:type="dxa"/>
+            <w:vAlign w:val="bottom"/>
+          </w:tcPr>
+          <w:p>
+            <w:pPr>
+              <w:pStyle w:val="BodyText"/>
+              <w:jc w:val="center"/>
+              <w:rPr>
+                <w:rFonts w:ascii="Aptos Narrow" w:hAnsi="Aptos Narrow"/>
+                <w:color w:val="000000"/>
+                <w:sz w:val="16"/>
+                <w:szCs w:val="16"/>
+              </w:rPr>
+            </w:pPr>
+            <w:r>
+              <w:rPr>
+                <w:rFonts w:ascii="Aptos Narrow" w:hAnsi="Aptos Narrow"/>
+                <w:color w:val="000000"/>
+                <w:sz w:val="16"/>
+                <w:szCs w:val="16"/>
+              </w:rPr>
+              <w:t>SHELDON</w:t>
+            </w:r>
+          </w:p>
+        </w:tc>
+        <w:tc>
+          <w:tcPr>
+            <w:tcW w:w="0" w:type="auto"/>
+            <w:vAlign w:val="bottom"/>
+          </w:tcPr>
+          <w:p>
+            <w:pPr>
+              <w:pStyle w:val="BodyText"/>
+              <w:jc w:val="center"/>
+              <w:rPr>
+                <w:rFonts w:ascii="Aptos Narrow" w:hAnsi="Aptos Narrow"/>
+                <w:color w:val="000000"/>
+                <w:sz w:val="16"/>
+                <w:szCs w:val="16"/>
+              </w:rPr>
+            </w:pPr>
+            <w:r>
+              <w:rPr>
+                <w:rFonts w:ascii="Aptos Narrow" w:hAnsi="Aptos Narrow"/>
+                <w:color w:val="000000"/>
+                <w:sz w:val="16"/>
+                <w:szCs w:val="16"/>
+              </w:rPr>
+              <w:t>71</w:t>
+            </w:r>
+          </w:p>
+        </w:tc>
+        <w:tc>
+          <w:tcPr>
+            <w:tcW w:w="0" w:type="auto"/>
+            <w:vAlign w:val="bottom"/>
+          </w:tcPr>
+          <w:p>
+            <w:pPr>
+              <w:pStyle w:val="BodyText"/>
+              <w:jc w:val="center"/>
+              <w:rPr>
+                <w:rFonts w:ascii="Aptos Narrow" w:hAnsi="Aptos Narrow"/>
+                <w:color w:val="000000"/>
+                <w:sz w:val="16"/>
+                <w:szCs w:val="16"/>
+              </w:rPr>
+            </w:pPr>
+            <w:r>
+              <w:rPr>
+                <w:rFonts w:ascii="Aptos Narrow" w:hAnsi="Aptos Narrow"/>
+                <w:color w:val="000000"/>
+                <w:sz w:val="16"/>
+                <w:szCs w:val="16"/>
+              </w:rPr>
+              <w:t>O'BRIEN</w:t>
+            </w:r>
+          </w:p>
+        </w:tc>
+      </w:tr>
+      <w:tr>
+        <w:trPr>
+          <w:trHeight w:val="485"/>
+        </w:trPr>
+        <w:tc>
+          <w:tcPr>
+            <w:tcW w:w="880" w:type="dxa"/>
+            <w:vAlign w:val="bottom"/>
+          </w:tcPr>
+          <w:p>
+            <w:pPr>
+              <w:pStyle w:val="BodyText"/>
+              <w:jc w:val="center"/>
+              <w:rPr>
+                <w:rFonts w:asciiTheme="majorHAnsi" w:hAnsiTheme="majorHAnsi" w:cstheme="majorHAnsi"/>
+                <w:color w:val="auto"/>
+                <w:sz w:val="16"/>
+                <w:szCs w:val="16"/>
+              </w:rPr>
+            </w:pPr>
+            <w:r>
+              <w:rPr>
+                <w:rFonts w:ascii="Aptos Narrow" w:hAnsi="Aptos Narrow"/>
+                <w:color w:val="000000"/>
+                <w:sz w:val="16"/>
+                <w:szCs w:val="16"/>
+              </w:rPr>
+              <w:t>2587</w:t>
+            </w:r>
+          </w:p>
+        </w:tc>
+        <w:tc>
+          <w:tcPr>
+            <w:tcW w:w="1167" w:type="dxa"/>
+            <w:vAlign w:val="bottom"/>
+          </w:tcPr>
+          <w:p>
+            <w:pPr>
+              <w:pStyle w:val="BodyText"/>
+              <w:jc w:val="center"/>
+              <w:rPr>
+                <w:rFonts w:ascii="Aptos Narrow" w:hAnsi="Aptos Narrow"/>
+                <w:color w:val="000000"/>
+                <w:sz w:val="16"/>
+                <w:szCs w:val="16"/>
+              </w:rPr>
+            </w:pPr>
+            <w:r>
+              <w:rPr>
+                <w:rFonts w:ascii="Aptos Narrow" w:hAnsi="Aptos Narrow"/>
+                <w:color w:val="000000"/>
+                <w:sz w:val="16"/>
+                <w:szCs w:val="16"/>
+              </w:rPr>
+              <w:t>HY-VEE FOOD STORE / JOHNSTON</w:t>
+            </w:r>
+          </w:p>
+        </w:tc>
+        <w:tc>
+          <w:tcPr>
+            <w:tcW w:w="833" w:type="dxa"/>
+            <w:vAlign w:val="bottom"/>
+          </w:tcPr>
+          <w:p>
+            <w:pPr>
+              <w:pStyle w:val="BodyText"/>
+              <w:jc w:val="center"/>
+              <w:rPr>
+                <w:rFonts w:ascii="Aptos Narrow" w:hAnsi="Aptos Narrow"/>
+                <w:color w:val="000000"/>
+                <w:sz w:val="16"/>
+                <w:szCs w:val="16"/>
+              </w:rPr>
+            </w:pPr>
+            <w:r>
+              <w:rPr>
+                <w:rFonts w:ascii="Aptos Narrow" w:hAnsi="Aptos Narrow"/>
+                <w:color w:val="000000"/>
+                <w:sz w:val="16"/>
+                <w:szCs w:val="16"/>
+              </w:rPr>
+              <w:t>36903</w:t>
+            </w:r>
+          </w:p>
+        </w:tc>
+        <w:tc>
+          <w:tcPr>
+            <w:tcW w:w="1087" w:type="dxa"/>
+            <w:vAlign w:val="bottom"/>
+          </w:tcPr>
+          <w:p>
+            <w:pPr>
+              <w:pStyle w:val="BodyText"/>
+              <w:jc w:val="center"/>
+              <w:rPr>
+                <w:rFonts w:ascii="Aptos Narrow" w:hAnsi="Aptos Narrow"/>
+                <w:color w:val="000000"/>
+                <w:sz w:val="16"/>
+                <w:szCs w:val="16"/>
+              </w:rPr>
+            </w:pPr>
+            <w:r>
+              <w:rPr>
+                <w:rFonts w:ascii="Aptos Narrow" w:hAnsi="Aptos Narrow"/>
+                <w:color w:val="000000"/>
+                <w:sz w:val="16"/>
+                <w:szCs w:val="16"/>
+              </w:rPr>
+              <w:t>Online</w:t>
+            </w:r>
+          </w:p>
+        </w:tc>
+        <w:tc>
+          <w:tcPr>
+            <w:tcW w:w="0" w:type="auto"/>
+            <w:vAlign w:val="bottom"/>
+          </w:tcPr>
+          <w:p>
+            <w:pPr>
+              <w:pStyle w:val="BodyText"/>
+              <w:jc w:val="center"/>
+              <w:rPr>
+                <w:rFonts w:ascii="Aptos Narrow" w:hAnsi="Aptos Narrow"/>
+                <w:color w:val="000000"/>
+                <w:sz w:val="16"/>
+                <w:szCs w:val="16"/>
+              </w:rPr>
+            </w:pPr>
+            <w:r>
+              <w:rPr>
+                <w:rFonts w:ascii="Aptos Narrow" w:hAnsi="Aptos Narrow"/>
+                <w:color w:val="000000"/>
+                <w:sz w:val="16"/>
+                <w:szCs w:val="16"/>
+              </w:rPr>
+              <w:t>-</w:t>
+            </w:r>
+          </w:p>
+        </w:tc>
+        <w:tc>
+          <w:tcPr>
+            <w:tcW w:w="0" w:type="auto"/>
+            <w:vAlign w:val="bottom"/>
+          </w:tcPr>
+          <w:p>
+            <w:pPr>
+              <w:pStyle w:val="BodyText"/>
+              <w:jc w:val="center"/>
+              <w:rPr>
+                <w:rFonts w:ascii="Aptos Narrow" w:hAnsi="Aptos Narrow"/>
+                <w:color w:val="000000"/>
+                <w:sz w:val="16"/>
+                <w:szCs w:val="16"/>
+              </w:rPr>
+            </w:pPr>
+            <w:r>
+              <w:rPr>
+                <w:rFonts w:ascii="Aptos Narrow" w:hAnsi="Aptos Narrow"/>
+                <w:color w:val="000000"/>
+                <w:sz w:val="16"/>
+                <w:szCs w:val="16"/>
+              </w:rPr>
+              <w:t>-</w:t>
+            </w:r>
+          </w:p>
+        </w:tc>
+        <w:tc>
+          <w:tcPr>
+            <w:tcW w:w="766" w:type="dxa"/>
+            <w:vAlign w:val="bottom"/>
+          </w:tcPr>
+          <w:p>
+            <w:pPr>
+              <w:pStyle w:val="BodyText"/>
+              <w:jc w:val="center"/>
+              <w:rPr>
+                <w:rFonts w:ascii="Aptos Narrow" w:hAnsi="Aptos Narrow"/>
+                <w:color w:val="000000"/>
+                <w:sz w:val="16"/>
+                <w:szCs w:val="16"/>
+              </w:rPr>
+            </w:pPr>
+            <w:r>
+              <w:rPr>
+                <w:rFonts w:ascii="Aptos Narrow" w:hAnsi="Aptos Narrow"/>
+                <w:color w:val="000000"/>
+                <w:sz w:val="16"/>
+                <w:szCs w:val="16"/>
+              </w:rPr>
+              <w:t>-</w:t>
+            </w:r>
+          </w:p>
+        </w:tc>
+        <w:tc>
+          <w:tcPr>
+            <w:tcW w:w="1071" w:type="dxa"/>
+            <w:vAlign w:val="bottom"/>
+          </w:tcPr>
+          <w:p>
+            <w:pPr>
+              <w:pStyle w:val="BodyText"/>
+              <w:jc w:val="center"/>
+              <w:rPr>
+                <w:rFonts w:ascii="Aptos Narrow" w:hAnsi="Aptos Narrow"/>
+                <w:color w:val="000000"/>
+                <w:sz w:val="16"/>
+                <w:szCs w:val="16"/>
+              </w:rPr>
+            </w:pPr>
+            <w:r>
+              <w:rPr>
+                <w:rFonts w:ascii="Aptos Narrow" w:hAnsi="Aptos Narrow"/>
+                <w:color w:val="000000"/>
+                <w:sz w:val="16"/>
+                <w:szCs w:val="16"/>
+              </w:rPr>
+              <w:t>-</w:t>
+            </w:r>
+          </w:p>
+        </w:tc>
+        <w:tc>
+          <w:tcPr>
+            <w:tcW w:w="0" w:type="auto"/>
+            <w:vAlign w:val="bottom"/>
+          </w:tcPr>
+          <w:p>
+            <w:pPr>
+              <w:pStyle w:val="BodyText"/>
+              <w:jc w:val="center"/>
+              <w:rPr>
+                <w:rFonts w:ascii="Aptos Narrow" w:hAnsi="Aptos Narrow"/>
+                <w:color w:val="000000"/>
+                <w:sz w:val="16"/>
+                <w:szCs w:val="16"/>
+              </w:rPr>
+            </w:pPr>
+            <w:r>
+              <w:rPr>
+                <w:rFonts w:ascii="Aptos Narrow" w:hAnsi="Aptos Narrow"/>
+                <w:color w:val="000000"/>
+                <w:sz w:val="16"/>
+                <w:szCs w:val="16"/>
+              </w:rPr>
+              <w:t>-</w:t>
+            </w:r>
+          </w:p>
+        </w:tc>
+        <w:tc>
+          <w:tcPr>
+            <w:tcW w:w="0" w:type="auto"/>
+            <w:vAlign w:val="bottom"/>
+          </w:tcPr>
+          <w:p>
+            <w:pPr>
+              <w:pStyle w:val="BodyText"/>
+              <w:jc w:val="center"/>
+              <w:rPr>
+                <w:rFonts w:ascii="Aptos Narrow" w:hAnsi="Aptos Narrow"/>
+                <w:color w:val="000000"/>
+                <w:sz w:val="16"/>
+                <w:szCs w:val="16"/>
+              </w:rPr>
+            </w:pPr>
+            <w:r>
+              <w:rPr>
+                <w:rFonts w:ascii="Aptos Narrow" w:hAnsi="Aptos Narrow"/>
+                <w:color w:val="000000"/>
+                <w:sz w:val="16"/>
+                <w:szCs w:val="16"/>
+              </w:rPr>
+              <w:t>-</w:t>
             </w:r>
           </w:p>
         </w:tc>
@@ -4846,7 +7111,14 @@
                 <w:b/>
                 <w:bCs/>
               </w:rPr>
-              <w:t>item_description</w:t>
+              <w:t>item_</w:t>
+            </w:r>
+            <w:r>
+              <w:rPr>
+                <w:b/>
+                <w:bCs/>
+              </w:rPr>
+              <w:t>name</w:t>
             </w:r>
             <w:proofErr w:type="spellEnd"/>
           </w:p>
@@ -4877,8 +7149,19 @@
                 <w:lang w:val="ru-RU"/>
               </w:rPr>
             </w:pPr>
-            <w:r>
-              <w:t>Text</w:t>
+            <w:proofErr w:type="gramStart"/>
+            <w:r>
+              <w:t>V</w:t>
+            </w:r>
+            <w:r>
+              <w:t>archar</w:t>
+            </w:r>
+            <w:r>
+              <w:t>(</w:t>
+            </w:r>
+            <w:proofErr w:type="gramEnd"/>
+            <w:r>
+              <w:t>100)</w:t>
             </w:r>
           </w:p>
         </w:tc>
@@ -4900,15 +7183,13 @@
                 <w:bCs/>
               </w:rPr>
             </w:pPr>
-            <w:proofErr w:type="spellStart"/>
             <w:r>
               <w:rPr>
                 <w:b/>
                 <w:bCs/>
               </w:rPr>
-              <w:t>category_id</w:t>
-            </w:r>
-            <w:proofErr w:type="spellEnd"/>
+              <w:t>pack</w:t>
+            </w:r>
           </w:p>
         </w:tc>
         <w:tc>
@@ -4921,10 +7202,7 @@
               <w:pStyle w:val="BodyText"/>
             </w:pPr>
             <w:r>
-              <w:t xml:space="preserve">Unique identifier for the </w:t>
-            </w:r>
-            <w:r>
-              <w:t>category</w:t>
+              <w:t>The number of bottles in a case</w:t>
             </w:r>
           </w:p>
         </w:tc>
@@ -4958,7 +7236,6 @@
               <w:rPr>
                 <w:b/>
                 <w:bCs/>
-                <w:lang w:val="ru-RU"/>
               </w:rPr>
             </w:pPr>
             <w:proofErr w:type="spellStart"/>
@@ -4967,14 +7244,7 @@
                 <w:b/>
                 <w:bCs/>
               </w:rPr>
-              <w:t>category_</w:t>
-            </w:r>
-            <w:r>
-              <w:rPr>
-                <w:b/>
-                <w:bCs/>
-              </w:rPr>
-              <w:t>name</w:t>
+              <w:t>bottle_volume_ml</w:t>
             </w:r>
             <w:proofErr w:type="spellEnd"/>
           </w:p>
@@ -4989,7 +7259,7 @@
               <w:pStyle w:val="BodyText"/>
             </w:pPr>
             <w:r>
-              <w:t>Name of the category</w:t>
+              <w:t>Volume of a single bottle in milliliters</w:t>
             </w:r>
           </w:p>
         </w:tc>
@@ -5003,10 +7273,7 @@
               <w:pStyle w:val="BodyText"/>
             </w:pPr>
             <w:r>
-              <w:t>V</w:t>
-            </w:r>
-            <w:r>
-              <w:t>archar</w:t>
+              <w:t>Int</w:t>
             </w:r>
           </w:p>
         </w:tc>
@@ -5028,13 +7295,15 @@
                 <w:bCs/>
               </w:rPr>
             </w:pPr>
+            <w:proofErr w:type="spellStart"/>
             <w:r>
               <w:rPr>
                 <w:b/>
                 <w:bCs/>
               </w:rPr>
-              <w:t>pack</w:t>
-            </w:r>
+              <w:t>category_id</w:t>
+            </w:r>
+            <w:proofErr w:type="spellEnd"/>
           </w:p>
         </w:tc>
         <w:tc>
@@ -5047,7 +7316,10 @@
               <w:pStyle w:val="BodyText"/>
             </w:pPr>
             <w:r>
-              <w:t>The number of bottles in a case</w:t>
+              <w:t xml:space="preserve">Unique identifier for the </w:t>
+            </w:r>
+            <w:r>
+              <w:t>category</w:t>
             </w:r>
           </w:p>
         </w:tc>
@@ -5081,6 +7353,7 @@
               <w:rPr>
                 <w:b/>
                 <w:bCs/>
+                <w:lang w:val="ru-RU"/>
               </w:rPr>
             </w:pPr>
             <w:proofErr w:type="spellStart"/>
@@ -5089,8 +7362,14 @@
                 <w:b/>
                 <w:bCs/>
               </w:rPr>
-              <w:lastRenderedPageBreak/>
-              <w:t>bottle_volume_ml</w:t>
+              <w:t>category_</w:t>
+            </w:r>
+            <w:r>
+              <w:rPr>
+                <w:b/>
+                <w:bCs/>
+              </w:rPr>
+              <w:t>name</w:t>
             </w:r>
             <w:proofErr w:type="spellEnd"/>
           </w:p>
@@ -5105,7 +7384,7 @@
               <w:pStyle w:val="BodyText"/>
             </w:pPr>
             <w:r>
-              <w:t>Volume of a single bottle in milliliters</w:t>
+              <w:t>Name of the category</w:t>
             </w:r>
           </w:p>
         </w:tc>
@@ -5118,13 +7397,600 @@
             <w:pPr>
               <w:pStyle w:val="BodyText"/>
             </w:pPr>
-            <w:r>
-              <w:t>Int</w:t>
+            <w:proofErr w:type="gramStart"/>
+            <w:r>
+              <w:t>V</w:t>
+            </w:r>
+            <w:r>
+              <w:t>archar</w:t>
+            </w:r>
+            <w:r>
+              <w:t>(</w:t>
+            </w:r>
+            <w:proofErr w:type="gramEnd"/>
+            <w:r>
+              <w:t>50)</w:t>
             </w:r>
           </w:p>
         </w:tc>
       </w:tr>
     </w:tbl>
+    <w:p>
+      <w:pPr>
+        <w:pStyle w:val="BodyText"/>
+      </w:pPr>
+    </w:p>
+    <w:p>
+      <w:pPr>
+        <w:pStyle w:val="BodyText"/>
+      </w:pPr>
+      <w:r>
+        <w:t xml:space="preserve">Example </w:t>
+      </w:r>
+      <w:r>
+        <w:t>with filled data</w:t>
+      </w:r>
+      <w:r>
+        <w:t>:</w:t>
+      </w:r>
+    </w:p>
+    <w:tbl>
+      <w:tblPr>
+        <w:tblW w:w="0" w:type="auto"/>
+        <w:tblInd w:w="77" w:type="dxa"/>
+        <w:tblBorders>
+          <w:top w:val="single" w:sz="4" w:space="0" w:color="76CDD8"/>
+          <w:left w:val="single" w:sz="4" w:space="0" w:color="76CDD8"/>
+          <w:bottom w:val="single" w:sz="4" w:space="0" w:color="76CDD8"/>
+          <w:right w:val="single" w:sz="4" w:space="0" w:color="76CDD8"/>
+          <w:insideH w:val="single" w:sz="4" w:space="0" w:color="76CDD8"/>
+          <w:insideV w:val="single" w:sz="4" w:space="0" w:color="76CDD8"/>
+        </w:tblBorders>
+        <w:tblLook w:val="0000" w:firstRow="0" w:lastRow="0" w:firstColumn="0" w:lastColumn="0" w:noHBand="0" w:noVBand="0"/>
+      </w:tblPr>
+      <w:tblGrid>
+        <w:gridCol w:w="863"/>
+        <w:gridCol w:w="2437"/>
+        <w:gridCol w:w="608"/>
+        <w:gridCol w:w="1755"/>
+        <w:gridCol w:w="1208"/>
+        <w:gridCol w:w="2135"/>
+      </w:tblGrid>
+      <w:tr>
+        <w:trPr>
+          <w:trHeight w:val="328"/>
+        </w:trPr>
+        <w:tc>
+          <w:tcPr>
+            <w:tcW w:w="863" w:type="dxa"/>
+          </w:tcPr>
+          <w:p>
+            <w:pPr>
+              <w:pStyle w:val="BodyText"/>
+              <w:widowControl w:val="0"/>
+              <w:spacing w:line="360" w:lineRule="auto"/>
+              <w:jc w:val="center"/>
+              <w:rPr>
+                <w:b/>
+                <w:bCs/>
+                <w:color w:val="auto"/>
+                <w:sz w:val="18"/>
+                <w:szCs w:val="18"/>
+              </w:rPr>
+            </w:pPr>
+            <w:proofErr w:type="spellStart"/>
+            <w:r>
+              <w:rPr>
+                <w:b/>
+                <w:bCs/>
+                <w:color w:val="auto"/>
+                <w:sz w:val="18"/>
+                <w:szCs w:val="18"/>
+              </w:rPr>
+              <w:t>item_id</w:t>
+            </w:r>
+            <w:proofErr w:type="spellEnd"/>
+          </w:p>
+        </w:tc>
+        <w:tc>
+          <w:tcPr>
+            <w:tcW w:w="0" w:type="auto"/>
+          </w:tcPr>
+          <w:p>
+            <w:pPr>
+              <w:pStyle w:val="BodyText"/>
+              <w:widowControl w:val="0"/>
+              <w:spacing w:line="360" w:lineRule="auto"/>
+              <w:jc w:val="center"/>
+              <w:rPr>
+                <w:b/>
+                <w:bCs/>
+                <w:color w:val="auto"/>
+                <w:sz w:val="18"/>
+                <w:szCs w:val="18"/>
+              </w:rPr>
+            </w:pPr>
+            <w:proofErr w:type="spellStart"/>
+            <w:r>
+              <w:rPr>
+                <w:b/>
+                <w:bCs/>
+                <w:color w:val="auto"/>
+                <w:sz w:val="18"/>
+                <w:szCs w:val="18"/>
+              </w:rPr>
+              <w:t>item_name</w:t>
+            </w:r>
+            <w:proofErr w:type="spellEnd"/>
+          </w:p>
+        </w:tc>
+        <w:tc>
+          <w:tcPr>
+            <w:tcW w:w="0" w:type="auto"/>
+          </w:tcPr>
+          <w:p>
+            <w:pPr>
+              <w:pStyle w:val="BodyText"/>
+              <w:widowControl w:val="0"/>
+              <w:spacing w:line="360" w:lineRule="auto"/>
+              <w:jc w:val="center"/>
+              <w:rPr>
+                <w:b/>
+                <w:bCs/>
+                <w:color w:val="auto"/>
+                <w:sz w:val="18"/>
+                <w:szCs w:val="18"/>
+              </w:rPr>
+            </w:pPr>
+            <w:r>
+              <w:rPr>
+                <w:b/>
+                <w:bCs/>
+                <w:color w:val="auto"/>
+                <w:sz w:val="18"/>
+                <w:szCs w:val="18"/>
+              </w:rPr>
+              <w:t>pack</w:t>
+            </w:r>
+          </w:p>
+        </w:tc>
+        <w:tc>
+          <w:tcPr>
+            <w:tcW w:w="0" w:type="auto"/>
+          </w:tcPr>
+          <w:p>
+            <w:pPr>
+              <w:pStyle w:val="BodyText"/>
+              <w:widowControl w:val="0"/>
+              <w:spacing w:line="360" w:lineRule="auto"/>
+              <w:jc w:val="center"/>
+              <w:rPr>
+                <w:b/>
+                <w:bCs/>
+                <w:color w:val="auto"/>
+                <w:sz w:val="18"/>
+                <w:szCs w:val="18"/>
+              </w:rPr>
+            </w:pPr>
+            <w:proofErr w:type="spellStart"/>
+            <w:r>
+              <w:rPr>
+                <w:b/>
+                <w:bCs/>
+                <w:color w:val="auto"/>
+                <w:sz w:val="18"/>
+                <w:szCs w:val="18"/>
+              </w:rPr>
+              <w:t>bottle_volume_ml</w:t>
+            </w:r>
+            <w:proofErr w:type="spellEnd"/>
+          </w:p>
+        </w:tc>
+        <w:tc>
+          <w:tcPr>
+            <w:tcW w:w="0" w:type="auto"/>
+          </w:tcPr>
+          <w:p>
+            <w:pPr>
+              <w:pStyle w:val="BodyText"/>
+              <w:widowControl w:val="0"/>
+              <w:spacing w:line="360" w:lineRule="auto"/>
+              <w:jc w:val="center"/>
+              <w:rPr>
+                <w:b/>
+                <w:bCs/>
+                <w:color w:val="auto"/>
+                <w:sz w:val="18"/>
+                <w:szCs w:val="18"/>
+              </w:rPr>
+            </w:pPr>
+            <w:proofErr w:type="spellStart"/>
+            <w:r>
+              <w:rPr>
+                <w:b/>
+                <w:bCs/>
+                <w:color w:val="auto"/>
+                <w:sz w:val="18"/>
+                <w:szCs w:val="18"/>
+              </w:rPr>
+              <w:t>category_id</w:t>
+            </w:r>
+            <w:proofErr w:type="spellEnd"/>
+          </w:p>
+        </w:tc>
+        <w:tc>
+          <w:tcPr>
+            <w:tcW w:w="0" w:type="auto"/>
+          </w:tcPr>
+          <w:p>
+            <w:pPr>
+              <w:pStyle w:val="BodyText"/>
+              <w:widowControl w:val="0"/>
+              <w:spacing w:line="360" w:lineRule="auto"/>
+              <w:jc w:val="center"/>
+              <w:rPr>
+                <w:b/>
+                <w:bCs/>
+                <w:color w:val="auto"/>
+                <w:sz w:val="18"/>
+                <w:szCs w:val="18"/>
+              </w:rPr>
+            </w:pPr>
+            <w:proofErr w:type="spellStart"/>
+            <w:r>
+              <w:rPr>
+                <w:b/>
+                <w:bCs/>
+                <w:color w:val="auto"/>
+                <w:sz w:val="18"/>
+                <w:szCs w:val="18"/>
+              </w:rPr>
+              <w:t>category_name</w:t>
+            </w:r>
+            <w:proofErr w:type="spellEnd"/>
+          </w:p>
+        </w:tc>
+      </w:tr>
+      <w:tr>
+        <w:trPr>
+          <w:trHeight w:val="485"/>
+        </w:trPr>
+        <w:tc>
+          <w:tcPr>
+            <w:tcW w:w="863" w:type="dxa"/>
+            <w:vAlign w:val="bottom"/>
+          </w:tcPr>
+          <w:p>
+            <w:pPr>
+              <w:pStyle w:val="BodyText"/>
+              <w:jc w:val="center"/>
+              <w:rPr>
+                <w:rFonts w:ascii="Aptos Narrow" w:hAnsi="Aptos Narrow"/>
+                <w:color w:val="000000"/>
+                <w:sz w:val="16"/>
+                <w:szCs w:val="16"/>
+              </w:rPr>
+            </w:pPr>
+            <w:r>
+              <w:rPr>
+                <w:rFonts w:ascii="Aptos Narrow" w:hAnsi="Aptos Narrow"/>
+                <w:color w:val="000000"/>
+                <w:sz w:val="16"/>
+                <w:szCs w:val="16"/>
+              </w:rPr>
+              <w:t>10803</w:t>
+            </w:r>
+          </w:p>
+        </w:tc>
+        <w:tc>
+          <w:tcPr>
+            <w:tcW w:w="0" w:type="auto"/>
+            <w:vAlign w:val="bottom"/>
+          </w:tcPr>
+          <w:p>
+            <w:pPr>
+              <w:pStyle w:val="BodyText"/>
+              <w:jc w:val="center"/>
+              <w:rPr>
+                <w:rFonts w:ascii="Aptos Narrow" w:hAnsi="Aptos Narrow"/>
+                <w:color w:val="000000"/>
+                <w:sz w:val="16"/>
+                <w:szCs w:val="16"/>
+              </w:rPr>
+            </w:pPr>
+            <w:r>
+              <w:rPr>
+                <w:rFonts w:ascii="Aptos Narrow" w:hAnsi="Aptos Narrow"/>
+                <w:color w:val="000000"/>
+                <w:sz w:val="16"/>
+                <w:szCs w:val="16"/>
+              </w:rPr>
+              <w:t>CROWN ROYAL REGAL APPLE MINI</w:t>
+            </w:r>
+          </w:p>
+        </w:tc>
+        <w:tc>
+          <w:tcPr>
+            <w:tcW w:w="0" w:type="auto"/>
+            <w:vAlign w:val="bottom"/>
+          </w:tcPr>
+          <w:p>
+            <w:pPr>
+              <w:pStyle w:val="BodyText"/>
+              <w:jc w:val="center"/>
+              <w:rPr>
+                <w:rFonts w:ascii="Aptos Narrow" w:hAnsi="Aptos Narrow"/>
+                <w:color w:val="000000"/>
+                <w:sz w:val="16"/>
+                <w:szCs w:val="16"/>
+              </w:rPr>
+            </w:pPr>
+            <w:r>
+              <w:rPr>
+                <w:rFonts w:ascii="Aptos Narrow" w:hAnsi="Aptos Narrow"/>
+                <w:color w:val="000000"/>
+                <w:sz w:val="16"/>
+                <w:szCs w:val="16"/>
+              </w:rPr>
+              <w:t>10</w:t>
+            </w:r>
+          </w:p>
+        </w:tc>
+        <w:tc>
+          <w:tcPr>
+            <w:tcW w:w="0" w:type="auto"/>
+            <w:vAlign w:val="bottom"/>
+          </w:tcPr>
+          <w:p>
+            <w:pPr>
+              <w:pStyle w:val="BodyText"/>
+              <w:jc w:val="center"/>
+              <w:rPr>
+                <w:rFonts w:ascii="Aptos Narrow" w:hAnsi="Aptos Narrow"/>
+                <w:color w:val="000000"/>
+                <w:sz w:val="16"/>
+                <w:szCs w:val="16"/>
+              </w:rPr>
+            </w:pPr>
+            <w:r>
+              <w:rPr>
+                <w:rFonts w:ascii="Aptos Narrow" w:hAnsi="Aptos Narrow"/>
+                <w:color w:val="000000"/>
+                <w:sz w:val="16"/>
+                <w:szCs w:val="16"/>
+              </w:rPr>
+              <w:t>300</w:t>
+            </w:r>
+          </w:p>
+        </w:tc>
+        <w:tc>
+          <w:tcPr>
+            <w:tcW w:w="0" w:type="auto"/>
+            <w:vAlign w:val="bottom"/>
+          </w:tcPr>
+          <w:p>
+            <w:pPr>
+              <w:pStyle w:val="BodyText"/>
+              <w:jc w:val="center"/>
+              <w:rPr>
+                <w:rFonts w:ascii="Aptos Narrow" w:hAnsi="Aptos Narrow"/>
+                <w:color w:val="000000"/>
+                <w:sz w:val="16"/>
+                <w:szCs w:val="16"/>
+              </w:rPr>
+            </w:pPr>
+            <w:r>
+              <w:rPr>
+                <w:rFonts w:ascii="Aptos Narrow" w:hAnsi="Aptos Narrow"/>
+                <w:color w:val="000000"/>
+                <w:sz w:val="16"/>
+                <w:szCs w:val="16"/>
+              </w:rPr>
+              <w:t>1012100</w:t>
+            </w:r>
+          </w:p>
+        </w:tc>
+        <w:tc>
+          <w:tcPr>
+            <w:tcW w:w="0" w:type="auto"/>
+            <w:vAlign w:val="bottom"/>
+          </w:tcPr>
+          <w:p>
+            <w:pPr>
+              <w:pStyle w:val="BodyText"/>
+              <w:jc w:val="center"/>
+              <w:rPr>
+                <w:rFonts w:ascii="Aptos Narrow" w:hAnsi="Aptos Narrow"/>
+                <w:color w:val="000000"/>
+                <w:sz w:val="16"/>
+                <w:szCs w:val="16"/>
+              </w:rPr>
+            </w:pPr>
+            <w:r>
+              <w:rPr>
+                <w:rFonts w:ascii="Aptos Narrow" w:hAnsi="Aptos Narrow"/>
+                <w:color w:val="000000"/>
+                <w:sz w:val="16"/>
+                <w:szCs w:val="16"/>
+              </w:rPr>
+              <w:t>CANADIAN WHISKIES</w:t>
+            </w:r>
+          </w:p>
+        </w:tc>
+      </w:tr>
+      <w:tr>
+        <w:trPr>
+          <w:trHeight w:val="485"/>
+        </w:trPr>
+        <w:tc>
+          <w:tcPr>
+            <w:tcW w:w="863" w:type="dxa"/>
+            <w:vAlign w:val="bottom"/>
+          </w:tcPr>
+          <w:p>
+            <w:pPr>
+              <w:pStyle w:val="BodyText"/>
+              <w:jc w:val="center"/>
+              <w:rPr>
+                <w:rFonts w:ascii="Aptos Narrow" w:hAnsi="Aptos Narrow"/>
+                <w:color w:val="000000"/>
+                <w:sz w:val="16"/>
+                <w:szCs w:val="16"/>
+              </w:rPr>
+            </w:pPr>
+            <w:r>
+              <w:rPr>
+                <w:rFonts w:ascii="Aptos Narrow" w:hAnsi="Aptos Narrow"/>
+                <w:color w:val="000000"/>
+                <w:sz w:val="16"/>
+                <w:szCs w:val="16"/>
+              </w:rPr>
+              <w:t>39492</w:t>
+            </w:r>
+          </w:p>
+        </w:tc>
+        <w:tc>
+          <w:tcPr>
+            <w:tcW w:w="0" w:type="auto"/>
+            <w:vAlign w:val="bottom"/>
+          </w:tcPr>
+          <w:p>
+            <w:pPr>
+              <w:pStyle w:val="BodyText"/>
+              <w:jc w:val="center"/>
+              <w:rPr>
+                <w:rFonts w:ascii="Aptos Narrow" w:hAnsi="Aptos Narrow"/>
+                <w:color w:val="000000"/>
+                <w:sz w:val="16"/>
+                <w:szCs w:val="16"/>
+              </w:rPr>
+            </w:pPr>
+            <w:r>
+              <w:rPr>
+                <w:rFonts w:ascii="Aptos Narrow" w:hAnsi="Aptos Narrow"/>
+                <w:color w:val="000000"/>
+                <w:sz w:val="16"/>
+                <w:szCs w:val="16"/>
+              </w:rPr>
+              <w:t>NEW AMSTERDAM PINK WHITNEY</w:t>
+            </w:r>
+          </w:p>
+        </w:tc>
+        <w:tc>
+          <w:tcPr>
+            <w:tcW w:w="0" w:type="auto"/>
+            <w:vAlign w:val="bottom"/>
+          </w:tcPr>
+          <w:p>
+            <w:pPr>
+              <w:pStyle w:val="BodyText"/>
+              <w:jc w:val="center"/>
+              <w:rPr>
+                <w:rFonts w:ascii="Aptos Narrow" w:hAnsi="Aptos Narrow"/>
+                <w:color w:val="000000"/>
+                <w:sz w:val="16"/>
+                <w:szCs w:val="16"/>
+              </w:rPr>
+            </w:pPr>
+            <w:r>
+              <w:rPr>
+                <w:rFonts w:ascii="Aptos Narrow" w:hAnsi="Aptos Narrow"/>
+                <w:color w:val="000000"/>
+                <w:sz w:val="16"/>
+                <w:szCs w:val="16"/>
+              </w:rPr>
+              <w:t>12</w:t>
+            </w:r>
+          </w:p>
+        </w:tc>
+        <w:tc>
+          <w:tcPr>
+            <w:tcW w:w="0" w:type="auto"/>
+            <w:vAlign w:val="bottom"/>
+          </w:tcPr>
+          <w:p>
+            <w:pPr>
+              <w:pStyle w:val="BodyText"/>
+              <w:jc w:val="center"/>
+              <w:rPr>
+                <w:rFonts w:ascii="Aptos Narrow" w:hAnsi="Aptos Narrow"/>
+                <w:color w:val="000000"/>
+                <w:sz w:val="16"/>
+                <w:szCs w:val="16"/>
+              </w:rPr>
+            </w:pPr>
+            <w:r>
+              <w:rPr>
+                <w:rFonts w:ascii="Aptos Narrow" w:hAnsi="Aptos Narrow"/>
+                <w:color w:val="000000"/>
+                <w:sz w:val="16"/>
+                <w:szCs w:val="16"/>
+              </w:rPr>
+              <w:t>750</w:t>
+            </w:r>
+          </w:p>
+        </w:tc>
+        <w:tc>
+          <w:tcPr>
+            <w:tcW w:w="0" w:type="auto"/>
+            <w:vAlign w:val="bottom"/>
+          </w:tcPr>
+          <w:p>
+            <w:pPr>
+              <w:pStyle w:val="BodyText"/>
+              <w:jc w:val="center"/>
+              <w:rPr>
+                <w:rFonts w:ascii="Aptos Narrow" w:hAnsi="Aptos Narrow"/>
+                <w:color w:val="000000"/>
+                <w:sz w:val="16"/>
+                <w:szCs w:val="16"/>
+              </w:rPr>
+            </w:pPr>
+            <w:r>
+              <w:rPr>
+                <w:rFonts w:ascii="Aptos Narrow" w:hAnsi="Aptos Narrow"/>
+                <w:color w:val="000000"/>
+                <w:sz w:val="16"/>
+                <w:szCs w:val="16"/>
+              </w:rPr>
+              <w:t>1031200</w:t>
+            </w:r>
+          </w:p>
+        </w:tc>
+        <w:tc>
+          <w:tcPr>
+            <w:tcW w:w="0" w:type="auto"/>
+            <w:vAlign w:val="bottom"/>
+          </w:tcPr>
+          <w:p>
+            <w:pPr>
+              <w:pStyle w:val="BodyText"/>
+              <w:jc w:val="center"/>
+              <w:rPr>
+                <w:rFonts w:ascii="Aptos Narrow" w:hAnsi="Aptos Narrow"/>
+                <w:color w:val="000000"/>
+                <w:sz w:val="16"/>
+                <w:szCs w:val="16"/>
+              </w:rPr>
+            </w:pPr>
+            <w:r>
+              <w:rPr>
+                <w:rFonts w:ascii="Aptos Narrow" w:hAnsi="Aptos Narrow"/>
+                <w:color w:val="000000"/>
+                <w:sz w:val="16"/>
+                <w:szCs w:val="16"/>
+              </w:rPr>
+              <w:t>AMERICAN FLAVORED VODKA</w:t>
+            </w:r>
+          </w:p>
+        </w:tc>
+      </w:tr>
+    </w:tbl>
+    <w:p>
+      <w:pPr>
+        <w:pStyle w:val="BodyText"/>
+      </w:pPr>
+    </w:p>
     <w:p>
       <w:pPr>
         <w:pStyle w:val="Heading4"/>
@@ -5385,6 +8251,7 @@
             <w:pPr>
               <w:pStyle w:val="BodyText"/>
             </w:pPr>
+            <w:proofErr w:type="spellStart"/>
             <w:r>
               <w:rPr>
                 <w:b/>
@@ -5397,7 +8264,7 @@
                 <w:b/>
                 <w:bCs/>
               </w:rPr>
-              <w:t xml:space="preserve"> _</w:t>
+              <w:t>_</w:t>
             </w:r>
             <w:r>
               <w:rPr>
@@ -5406,6 +8273,7 @@
               </w:rPr>
               <w:t>name</w:t>
             </w:r>
+            <w:proofErr w:type="spellEnd"/>
           </w:p>
         </w:tc>
         <w:tc>
@@ -5443,11 +8311,19 @@
                 <w:lang w:val="ru-RU"/>
               </w:rPr>
             </w:pPr>
+            <w:proofErr w:type="gramStart"/>
             <w:r>
               <w:t>V</w:t>
             </w:r>
             <w:r>
               <w:t>archar</w:t>
+            </w:r>
+            <w:r>
+              <w:t>(</w:t>
+            </w:r>
+            <w:proofErr w:type="gramEnd"/>
+            <w:r>
+              <w:t>100)</w:t>
             </w:r>
           </w:p>
         </w:tc>
@@ -5460,6 +8336,2169 @@
     </w:p>
     <w:p>
       <w:pPr>
+        <w:pStyle w:val="BodyText"/>
+      </w:pPr>
+    </w:p>
+    <w:p>
+      <w:pPr>
+        <w:pStyle w:val="BodyText"/>
+      </w:pPr>
+      <w:r>
+        <w:t xml:space="preserve">Example </w:t>
+      </w:r>
+      <w:r>
+        <w:t>with filled data</w:t>
+      </w:r>
+      <w:r>
+        <w:t>:</w:t>
+      </w:r>
+    </w:p>
+    <w:p>
+      <w:pPr>
+        <w:pStyle w:val="BodyText"/>
+      </w:pPr>
+    </w:p>
+    <w:tbl>
+      <w:tblPr>
+        <w:tblW w:w="5000" w:type="pct"/>
+        <w:tblBorders>
+          <w:top w:val="single" w:sz="4" w:space="0" w:color="76CDD8"/>
+          <w:left w:val="single" w:sz="4" w:space="0" w:color="76CDD8"/>
+          <w:bottom w:val="single" w:sz="4" w:space="0" w:color="76CDD8"/>
+          <w:right w:val="single" w:sz="4" w:space="0" w:color="76CDD8"/>
+          <w:insideH w:val="single" w:sz="4" w:space="0" w:color="76CDD8"/>
+          <w:insideV w:val="single" w:sz="4" w:space="0" w:color="76CDD8"/>
+        </w:tblBorders>
+        <w:tblLook w:val="0000" w:firstRow="0" w:lastRow="0" w:firstColumn="0" w:lastColumn="0" w:noHBand="0" w:noVBand="0"/>
+      </w:tblPr>
+      <w:tblGrid>
+        <w:gridCol w:w="2849"/>
+        <w:gridCol w:w="6498"/>
+      </w:tblGrid>
+      <w:tr>
+        <w:trPr>
+          <w:trHeight w:val="328"/>
+        </w:trPr>
+        <w:tc>
+          <w:tcPr>
+            <w:tcW w:w="1524" w:type="pct"/>
+          </w:tcPr>
+          <w:p>
+            <w:pPr>
+              <w:pStyle w:val="BodyText"/>
+              <w:widowControl w:val="0"/>
+              <w:spacing w:line="360" w:lineRule="auto"/>
+              <w:jc w:val="center"/>
+              <w:rPr>
+                <w:b/>
+                <w:bCs/>
+                <w:color w:val="auto"/>
+                <w:sz w:val="18"/>
+                <w:szCs w:val="18"/>
+              </w:rPr>
+            </w:pPr>
+            <w:proofErr w:type="spellStart"/>
+            <w:r>
+              <w:rPr>
+                <w:b/>
+                <w:bCs/>
+                <w:color w:val="auto"/>
+                <w:sz w:val="18"/>
+                <w:szCs w:val="18"/>
+              </w:rPr>
+              <w:t>vendor_id</w:t>
+            </w:r>
+            <w:proofErr w:type="spellEnd"/>
+          </w:p>
+        </w:tc>
+        <w:tc>
+          <w:tcPr>
+            <w:tcW w:w="3476" w:type="pct"/>
+          </w:tcPr>
+          <w:p>
+            <w:pPr>
+              <w:pStyle w:val="BodyText"/>
+              <w:widowControl w:val="0"/>
+              <w:spacing w:line="360" w:lineRule="auto"/>
+              <w:jc w:val="center"/>
+              <w:rPr>
+                <w:b/>
+                <w:bCs/>
+                <w:color w:val="auto"/>
+                <w:sz w:val="18"/>
+                <w:szCs w:val="18"/>
+              </w:rPr>
+            </w:pPr>
+            <w:proofErr w:type="spellStart"/>
+            <w:r>
+              <w:rPr>
+                <w:b/>
+                <w:bCs/>
+                <w:color w:val="auto"/>
+                <w:sz w:val="18"/>
+                <w:szCs w:val="18"/>
+              </w:rPr>
+              <w:t>vendor_name</w:t>
+            </w:r>
+            <w:proofErr w:type="spellEnd"/>
+          </w:p>
+        </w:tc>
+      </w:tr>
+      <w:tr>
+        <w:trPr>
+          <w:trHeight w:val="485"/>
+        </w:trPr>
+        <w:tc>
+          <w:tcPr>
+            <w:tcW w:w="1524" w:type="pct"/>
+            <w:vAlign w:val="bottom"/>
+          </w:tcPr>
+          <w:p>
+            <w:pPr>
+              <w:pStyle w:val="BodyText"/>
+              <w:jc w:val="center"/>
+              <w:rPr>
+                <w:rFonts w:ascii="Aptos Narrow" w:hAnsi="Aptos Narrow"/>
+                <w:color w:val="000000"/>
+                <w:sz w:val="16"/>
+                <w:szCs w:val="16"/>
+              </w:rPr>
+            </w:pPr>
+            <w:r>
+              <w:rPr>
+                <w:rFonts w:ascii="Aptos Narrow" w:hAnsi="Aptos Narrow"/>
+                <w:color w:val="000000"/>
+                <w:sz w:val="16"/>
+                <w:szCs w:val="16"/>
+              </w:rPr>
+              <w:lastRenderedPageBreak/>
+              <w:t>260</w:t>
+            </w:r>
+          </w:p>
+        </w:tc>
+        <w:tc>
+          <w:tcPr>
+            <w:tcW w:w="3476" w:type="pct"/>
+            <w:vAlign w:val="bottom"/>
+          </w:tcPr>
+          <w:p>
+            <w:pPr>
+              <w:pStyle w:val="BodyText"/>
+              <w:jc w:val="center"/>
+              <w:rPr>
+                <w:rFonts w:ascii="Aptos Narrow" w:hAnsi="Aptos Narrow"/>
+                <w:color w:val="000000"/>
+                <w:sz w:val="16"/>
+                <w:szCs w:val="16"/>
+              </w:rPr>
+            </w:pPr>
+            <w:r>
+              <w:rPr>
+                <w:rFonts w:ascii="Aptos Narrow" w:hAnsi="Aptos Narrow"/>
+                <w:color w:val="000000"/>
+                <w:sz w:val="16"/>
+                <w:szCs w:val="16"/>
+              </w:rPr>
+              <w:t>DIAGEO AMERICAS</w:t>
+            </w:r>
+          </w:p>
+        </w:tc>
+      </w:tr>
+      <w:tr>
+        <w:trPr>
+          <w:trHeight w:val="485"/>
+        </w:trPr>
+        <w:tc>
+          <w:tcPr>
+            <w:tcW w:w="1524" w:type="pct"/>
+            <w:vAlign w:val="bottom"/>
+          </w:tcPr>
+          <w:p>
+            <w:pPr>
+              <w:pStyle w:val="BodyText"/>
+              <w:jc w:val="center"/>
+              <w:rPr>
+                <w:rFonts w:ascii="Aptos Narrow" w:hAnsi="Aptos Narrow"/>
+                <w:color w:val="000000"/>
+                <w:sz w:val="16"/>
+                <w:szCs w:val="16"/>
+              </w:rPr>
+            </w:pPr>
+            <w:r>
+              <w:rPr>
+                <w:rFonts w:ascii="Aptos Narrow" w:hAnsi="Aptos Narrow"/>
+                <w:color w:val="000000"/>
+                <w:sz w:val="16"/>
+                <w:szCs w:val="16"/>
+              </w:rPr>
+              <w:t>205</w:t>
+            </w:r>
+          </w:p>
+        </w:tc>
+        <w:tc>
+          <w:tcPr>
+            <w:tcW w:w="3476" w:type="pct"/>
+            <w:vAlign w:val="bottom"/>
+          </w:tcPr>
+          <w:p>
+            <w:pPr>
+              <w:pStyle w:val="BodyText"/>
+              <w:jc w:val="center"/>
+              <w:rPr>
+                <w:rFonts w:ascii="Aptos Narrow" w:hAnsi="Aptos Narrow"/>
+                <w:color w:val="000000"/>
+                <w:sz w:val="16"/>
+                <w:szCs w:val="16"/>
+              </w:rPr>
+            </w:pPr>
+            <w:r>
+              <w:rPr>
+                <w:rFonts w:ascii="Aptos Narrow" w:hAnsi="Aptos Narrow"/>
+                <w:color w:val="000000"/>
+                <w:sz w:val="16"/>
+                <w:szCs w:val="16"/>
+              </w:rPr>
+              <w:t>E &amp; J GALLO WINERY</w:t>
+            </w:r>
+          </w:p>
+        </w:tc>
+      </w:tr>
+    </w:tbl>
+    <w:p>
+      <w:pPr>
+        <w:pStyle w:val="Heading4"/>
+        <w:numPr>
+          <w:ilvl w:val="0"/>
+          <w:numId w:val="0"/>
+        </w:numPr>
+        <w:rPr>
+          <w:rFonts w:ascii="Trebuchet MS" w:hAnsi="Trebuchet MS"/>
+          <w:b/>
+          <w:bCs/>
+          <w:color w:val="464547"/>
+          <w:sz w:val="20"/>
+          <w:lang w:val="ru-RU"/>
+        </w:rPr>
+      </w:pPr>
+      <w:r>
+        <w:rPr>
+          <w:rFonts w:ascii="Trebuchet MS" w:hAnsi="Trebuchet MS"/>
+          <w:b/>
+          <w:bCs/>
+          <w:color w:val="464547"/>
+          <w:sz w:val="20"/>
+        </w:rPr>
+        <w:t>Dim</w:t>
+      </w:r>
+      <w:r>
+        <w:rPr>
+          <w:rFonts w:ascii="Trebuchet MS" w:hAnsi="Trebuchet MS"/>
+          <w:b/>
+          <w:bCs/>
+          <w:color w:val="464547"/>
+          <w:sz w:val="20"/>
+        </w:rPr>
+        <w:t xml:space="preserve"> Table: </w:t>
+      </w:r>
+      <w:r>
+        <w:rPr>
+          <w:rFonts w:ascii="Trebuchet MS" w:hAnsi="Trebuchet MS"/>
+          <w:b/>
+          <w:bCs/>
+          <w:color w:val="464547"/>
+          <w:sz w:val="20"/>
+        </w:rPr>
+        <w:t>Date</w:t>
+      </w:r>
+    </w:p>
+    <w:p>
+      <w:pPr>
+        <w:pStyle w:val="BodyText"/>
+      </w:pPr>
+      <w:r>
+        <w:t xml:space="preserve">Description: </w:t>
+      </w:r>
+      <w:r>
+        <w:t>Contains date attributes for time-based analysis</w:t>
+      </w:r>
+      <w:r>
+        <w:t>.</w:t>
+      </w:r>
+    </w:p>
+    <w:tbl>
+      <w:tblPr>
+        <w:tblW w:w="0" w:type="auto"/>
+        <w:tblInd w:w="-5" w:type="dxa"/>
+        <w:tblBorders>
+          <w:top w:val="single" w:sz="4" w:space="0" w:color="76CDD8"/>
+          <w:left w:val="single" w:sz="4" w:space="0" w:color="76CDD8"/>
+          <w:bottom w:val="single" w:sz="4" w:space="0" w:color="76CDD8"/>
+          <w:right w:val="single" w:sz="4" w:space="0" w:color="76CDD8"/>
+          <w:insideH w:val="single" w:sz="4" w:space="0" w:color="76CDD8"/>
+          <w:insideV w:val="single" w:sz="4" w:space="0" w:color="76CDD8"/>
+        </w:tblBorders>
+        <w:tblLayout w:type="fixed"/>
+        <w:tblLook w:val="0000" w:firstRow="0" w:lastRow="0" w:firstColumn="0" w:lastColumn="0" w:noHBand="0" w:noVBand="0"/>
+      </w:tblPr>
+      <w:tblGrid>
+        <w:gridCol w:w="3073"/>
+        <w:gridCol w:w="3330"/>
+        <w:gridCol w:w="2790"/>
+      </w:tblGrid>
+      <w:tr>
+        <w:trPr>
+          <w:trHeight w:val="292"/>
+        </w:trPr>
+        <w:tc>
+          <w:tcPr>
+            <w:tcW w:w="3073" w:type="dxa"/>
+            <w:shd w:val="clear" w:color="auto" w:fill="76CDD8"/>
+          </w:tcPr>
+          <w:p>
+            <w:pPr>
+              <w:pStyle w:val="BodyText"/>
+              <w:widowControl w:val="0"/>
+              <w:spacing w:line="360" w:lineRule="auto"/>
+              <w:jc w:val="center"/>
+              <w:rPr>
+                <w:color w:val="FFFFFF" w:themeColor="background1"/>
+                <w:sz w:val="18"/>
+                <w:szCs w:val="18"/>
+              </w:rPr>
+            </w:pPr>
+            <w:r>
+              <w:rPr>
+                <w:color w:val="FFFFFF" w:themeColor="background1"/>
+                <w:sz w:val="18"/>
+                <w:szCs w:val="18"/>
+              </w:rPr>
+              <w:t xml:space="preserve">Column </w:t>
+            </w:r>
+            <w:r>
+              <w:rPr>
+                <w:color w:val="FFFFFF" w:themeColor="background1"/>
+                <w:sz w:val="18"/>
+                <w:szCs w:val="18"/>
+              </w:rPr>
+              <w:t xml:space="preserve">name </w:t>
+            </w:r>
+          </w:p>
+        </w:tc>
+        <w:tc>
+          <w:tcPr>
+            <w:tcW w:w="3330" w:type="dxa"/>
+            <w:shd w:val="clear" w:color="auto" w:fill="76CDD8"/>
+          </w:tcPr>
+          <w:p>
+            <w:pPr>
+              <w:pStyle w:val="BodyText"/>
+              <w:widowControl w:val="0"/>
+              <w:spacing w:line="360" w:lineRule="auto"/>
+              <w:jc w:val="center"/>
+              <w:rPr>
+                <w:color w:val="FFFFFF" w:themeColor="background1"/>
+                <w:sz w:val="18"/>
+                <w:szCs w:val="18"/>
+              </w:rPr>
+            </w:pPr>
+            <w:r>
+              <w:rPr>
+                <w:color w:val="FFFFFF" w:themeColor="background1"/>
+                <w:sz w:val="18"/>
+                <w:szCs w:val="18"/>
+              </w:rPr>
+              <w:t xml:space="preserve">Description </w:t>
+            </w:r>
+          </w:p>
+        </w:tc>
+        <w:tc>
+          <w:tcPr>
+            <w:tcW w:w="2790" w:type="dxa"/>
+            <w:shd w:val="clear" w:color="auto" w:fill="76CDD8"/>
+          </w:tcPr>
+          <w:p>
+            <w:pPr>
+              <w:pStyle w:val="BodyText"/>
+              <w:widowControl w:val="0"/>
+              <w:spacing w:line="360" w:lineRule="auto"/>
+              <w:jc w:val="center"/>
+              <w:rPr>
+                <w:color w:val="FFFFFF" w:themeColor="background1"/>
+                <w:sz w:val="18"/>
+                <w:szCs w:val="18"/>
+              </w:rPr>
+            </w:pPr>
+            <w:r>
+              <w:rPr>
+                <w:color w:val="FFFFFF" w:themeColor="background1"/>
+                <w:sz w:val="18"/>
+                <w:szCs w:val="18"/>
+              </w:rPr>
+              <w:t xml:space="preserve">Data Type </w:t>
+            </w:r>
+          </w:p>
+        </w:tc>
+      </w:tr>
+      <w:tr>
+        <w:trPr>
+          <w:trHeight w:val="432"/>
+        </w:trPr>
+        <w:tc>
+          <w:tcPr>
+            <w:tcW w:w="3073" w:type="dxa"/>
+            <w:vAlign w:val="center"/>
+          </w:tcPr>
+          <w:p>
+            <w:pPr>
+              <w:pStyle w:val="BodyText"/>
+              <w:rPr>
+                <w:b/>
+                <w:bCs/>
+              </w:rPr>
+            </w:pPr>
+            <w:r>
+              <w:rPr>
+                <w:b/>
+                <w:bCs/>
+              </w:rPr>
+              <w:t>date</w:t>
+            </w:r>
+          </w:p>
+        </w:tc>
+        <w:tc>
+          <w:tcPr>
+            <w:tcW w:w="3330" w:type="dxa"/>
+            <w:vAlign w:val="center"/>
+          </w:tcPr>
+          <w:p>
+            <w:pPr>
+              <w:pStyle w:val="BodyText"/>
+            </w:pPr>
+            <w:r>
+              <w:t>Primary Key: Unique identifier for the date</w:t>
+            </w:r>
+          </w:p>
+        </w:tc>
+        <w:tc>
+          <w:tcPr>
+            <w:tcW w:w="2790" w:type="dxa"/>
+            <w:vAlign w:val="center"/>
+          </w:tcPr>
+          <w:p>
+            <w:pPr>
+              <w:pStyle w:val="BodyText"/>
+            </w:pPr>
+            <w:r>
+              <w:t>D</w:t>
+            </w:r>
+            <w:r>
+              <w:t>ate</w:t>
+            </w:r>
+          </w:p>
+        </w:tc>
+      </w:tr>
+      <w:tr>
+        <w:trPr>
+          <w:trHeight w:val="432"/>
+        </w:trPr>
+        <w:tc>
+          <w:tcPr>
+            <w:tcW w:w="3073" w:type="dxa"/>
+            <w:vAlign w:val="center"/>
+          </w:tcPr>
+          <w:p>
+            <w:pPr>
+              <w:pStyle w:val="BodyText"/>
+            </w:pPr>
+            <w:r>
+              <w:rPr>
+                <w:b/>
+                <w:bCs/>
+              </w:rPr>
+              <w:t>day</w:t>
+            </w:r>
+          </w:p>
+        </w:tc>
+        <w:tc>
+          <w:tcPr>
+            <w:tcW w:w="3330" w:type="dxa"/>
+            <w:vAlign w:val="center"/>
+          </w:tcPr>
+          <w:p>
+            <w:pPr>
+              <w:pStyle w:val="BodyText"/>
+            </w:pPr>
+            <w:r>
+              <w:t>The day of the month</w:t>
+            </w:r>
+          </w:p>
+        </w:tc>
+        <w:tc>
+          <w:tcPr>
+            <w:tcW w:w="2790" w:type="dxa"/>
+            <w:vAlign w:val="center"/>
+          </w:tcPr>
+          <w:p>
+            <w:pPr>
+              <w:pStyle w:val="BodyText"/>
+              <w:rPr>
+                <w:lang w:val="ru-RU"/>
+              </w:rPr>
+            </w:pPr>
+            <w:r>
+              <w:t>Int</w:t>
+            </w:r>
+          </w:p>
+        </w:tc>
+      </w:tr>
+      <w:tr>
+        <w:trPr>
+          <w:trHeight w:val="432"/>
+        </w:trPr>
+        <w:tc>
+          <w:tcPr>
+            <w:tcW w:w="3073" w:type="dxa"/>
+            <w:vAlign w:val="center"/>
+          </w:tcPr>
+          <w:p>
+            <w:pPr>
+              <w:pStyle w:val="BodyText"/>
+              <w:rPr>
+                <w:b/>
+                <w:bCs/>
+              </w:rPr>
+            </w:pPr>
+            <w:r>
+              <w:rPr>
+                <w:b/>
+                <w:bCs/>
+              </w:rPr>
+              <w:t>month</w:t>
+            </w:r>
+          </w:p>
+        </w:tc>
+        <w:tc>
+          <w:tcPr>
+            <w:tcW w:w="3330" w:type="dxa"/>
+            <w:vAlign w:val="center"/>
+          </w:tcPr>
+          <w:p>
+            <w:pPr>
+              <w:pStyle w:val="BodyText"/>
+            </w:pPr>
+            <w:r>
+              <w:t>The month of the year</w:t>
+            </w:r>
+          </w:p>
+        </w:tc>
+        <w:tc>
+          <w:tcPr>
+            <w:tcW w:w="2790" w:type="dxa"/>
+            <w:vAlign w:val="center"/>
+          </w:tcPr>
+          <w:p>
+            <w:pPr>
+              <w:pStyle w:val="BodyText"/>
+            </w:pPr>
+            <w:r>
+              <w:t>Int</w:t>
+            </w:r>
+          </w:p>
+        </w:tc>
+      </w:tr>
+      <w:tr>
+        <w:trPr>
+          <w:trHeight w:val="432"/>
+        </w:trPr>
+        <w:tc>
+          <w:tcPr>
+            <w:tcW w:w="3073" w:type="dxa"/>
+            <w:vAlign w:val="center"/>
+          </w:tcPr>
+          <w:p>
+            <w:pPr>
+              <w:pStyle w:val="BodyText"/>
+              <w:rPr>
+                <w:b/>
+                <w:bCs/>
+              </w:rPr>
+            </w:pPr>
+            <w:r>
+              <w:rPr>
+                <w:b/>
+                <w:bCs/>
+              </w:rPr>
+              <w:t>quarter</w:t>
+            </w:r>
+          </w:p>
+        </w:tc>
+        <w:tc>
+          <w:tcPr>
+            <w:tcW w:w="3330" w:type="dxa"/>
+            <w:vAlign w:val="center"/>
+          </w:tcPr>
+          <w:p>
+            <w:pPr>
+              <w:pStyle w:val="BodyText"/>
+            </w:pPr>
+            <w:r>
+              <w:t>The quarter of the year (1-4)</w:t>
+            </w:r>
+          </w:p>
+        </w:tc>
+        <w:tc>
+          <w:tcPr>
+            <w:tcW w:w="2790" w:type="dxa"/>
+            <w:vAlign w:val="center"/>
+          </w:tcPr>
+          <w:p>
+            <w:pPr>
+              <w:pStyle w:val="BodyText"/>
+            </w:pPr>
+            <w:r>
+              <w:t>Int</w:t>
+            </w:r>
+          </w:p>
+        </w:tc>
+      </w:tr>
+      <w:tr>
+        <w:trPr>
+          <w:trHeight w:val="432"/>
+        </w:trPr>
+        <w:tc>
+          <w:tcPr>
+            <w:tcW w:w="3073" w:type="dxa"/>
+            <w:vAlign w:val="center"/>
+          </w:tcPr>
+          <w:p>
+            <w:pPr>
+              <w:pStyle w:val="BodyText"/>
+              <w:rPr>
+                <w:b/>
+                <w:bCs/>
+              </w:rPr>
+            </w:pPr>
+            <w:r>
+              <w:rPr>
+                <w:b/>
+                <w:bCs/>
+              </w:rPr>
+              <w:t>year</w:t>
+            </w:r>
+          </w:p>
+        </w:tc>
+        <w:tc>
+          <w:tcPr>
+            <w:tcW w:w="3330" w:type="dxa"/>
+            <w:vAlign w:val="center"/>
+          </w:tcPr>
+          <w:p>
+            <w:pPr>
+              <w:pStyle w:val="BodyText"/>
+            </w:pPr>
+            <w:r>
+              <w:t>The calendar year</w:t>
+            </w:r>
+          </w:p>
+        </w:tc>
+        <w:tc>
+          <w:tcPr>
+            <w:tcW w:w="2790" w:type="dxa"/>
+            <w:vAlign w:val="center"/>
+          </w:tcPr>
+          <w:p>
+            <w:pPr>
+              <w:pStyle w:val="BodyText"/>
+            </w:pPr>
+            <w:r>
+              <w:t>Int</w:t>
+            </w:r>
+          </w:p>
+        </w:tc>
+      </w:tr>
+      <w:tr>
+        <w:trPr>
+          <w:trHeight w:val="432"/>
+        </w:trPr>
+        <w:tc>
+          <w:tcPr>
+            <w:tcW w:w="3073" w:type="dxa"/>
+            <w:vAlign w:val="center"/>
+          </w:tcPr>
+          <w:p>
+            <w:pPr>
+              <w:pStyle w:val="BodyText"/>
+              <w:rPr>
+                <w:b/>
+                <w:bCs/>
+              </w:rPr>
+            </w:pPr>
+            <w:proofErr w:type="spellStart"/>
+            <w:r>
+              <w:rPr>
+                <w:b/>
+                <w:bCs/>
+              </w:rPr>
+              <w:t>day_of_week</w:t>
+            </w:r>
+            <w:proofErr w:type="spellEnd"/>
+          </w:p>
+        </w:tc>
+        <w:tc>
+          <w:tcPr>
+            <w:tcW w:w="3330" w:type="dxa"/>
+            <w:vAlign w:val="center"/>
+          </w:tcPr>
+          <w:p>
+            <w:pPr>
+              <w:pStyle w:val="BodyText"/>
+            </w:pPr>
+            <w:r>
+              <w:t>The name of the day of the week</w:t>
+            </w:r>
+          </w:p>
+        </w:tc>
+        <w:tc>
+          <w:tcPr>
+            <w:tcW w:w="2790" w:type="dxa"/>
+            <w:vAlign w:val="center"/>
+          </w:tcPr>
+          <w:p>
+            <w:pPr>
+              <w:pStyle w:val="BodyText"/>
+            </w:pPr>
+            <w:proofErr w:type="gramStart"/>
+            <w:r>
+              <w:t>V</w:t>
+            </w:r>
+            <w:r>
+              <w:t>archar</w:t>
+            </w:r>
+            <w:r>
+              <w:t>(</w:t>
+            </w:r>
+            <w:proofErr w:type="gramEnd"/>
+            <w:r>
+              <w:t>1</w:t>
+            </w:r>
+            <w:r>
+              <w:t>0</w:t>
+            </w:r>
+            <w:r>
+              <w:t>)</w:t>
+            </w:r>
+          </w:p>
+        </w:tc>
+      </w:tr>
+      <w:tr>
+        <w:trPr>
+          <w:trHeight w:val="432"/>
+        </w:trPr>
+        <w:tc>
+          <w:tcPr>
+            <w:tcW w:w="3073" w:type="dxa"/>
+            <w:vAlign w:val="center"/>
+          </w:tcPr>
+          <w:p>
+            <w:pPr>
+              <w:pStyle w:val="BodyText"/>
+              <w:rPr>
+                <w:b/>
+                <w:bCs/>
+                <w:lang w:val="ru-RU"/>
+              </w:rPr>
+            </w:pPr>
+            <w:proofErr w:type="spellStart"/>
+            <w:r>
+              <w:rPr>
+                <w:b/>
+                <w:bCs/>
+              </w:rPr>
+              <w:t>is_weekend</w:t>
+            </w:r>
+            <w:proofErr w:type="spellEnd"/>
+          </w:p>
+        </w:tc>
+        <w:tc>
+          <w:tcPr>
+            <w:tcW w:w="3330" w:type="dxa"/>
+            <w:vAlign w:val="center"/>
+          </w:tcPr>
+          <w:p>
+            <w:pPr>
+              <w:pStyle w:val="BodyText"/>
+            </w:pPr>
+            <w:r>
+              <w:t>Indicates whether the day is a weekend</w:t>
+            </w:r>
+          </w:p>
+        </w:tc>
+        <w:tc>
+          <w:tcPr>
+            <w:tcW w:w="2790" w:type="dxa"/>
+            <w:vAlign w:val="center"/>
+          </w:tcPr>
+          <w:p>
+            <w:pPr>
+              <w:pStyle w:val="BodyText"/>
+            </w:pPr>
+            <w:r>
+              <w:t>B</w:t>
+            </w:r>
+            <w:r>
+              <w:t>oolean</w:t>
+            </w:r>
+          </w:p>
+        </w:tc>
+      </w:tr>
+    </w:tbl>
+    <w:p>
+      <w:pPr>
+        <w:pStyle w:val="BodyText"/>
+      </w:pPr>
+    </w:p>
+    <w:p>
+      <w:pPr>
+        <w:pStyle w:val="BodyText"/>
+      </w:pPr>
+      <w:r>
+        <w:t xml:space="preserve">Example </w:t>
+      </w:r>
+      <w:r>
+        <w:t>with filled data</w:t>
+      </w:r>
+      <w:r>
+        <w:t>:</w:t>
+      </w:r>
+    </w:p>
+    <w:p>
+      <w:pPr>
+        <w:pStyle w:val="BodyText"/>
+        <w:rPr>
+          <w:lang w:val="ru-RU"/>
+        </w:rPr>
+      </w:pPr>
+    </w:p>
+    <w:tbl>
+      <w:tblPr>
+        <w:tblW w:w="9349" w:type="dxa"/>
+        <w:tblInd w:w="77" w:type="dxa"/>
+        <w:tblBorders>
+          <w:top w:val="single" w:sz="4" w:space="0" w:color="76CDD8"/>
+          <w:left w:val="single" w:sz="4" w:space="0" w:color="76CDD8"/>
+          <w:bottom w:val="single" w:sz="4" w:space="0" w:color="76CDD8"/>
+          <w:right w:val="single" w:sz="4" w:space="0" w:color="76CDD8"/>
+          <w:insideH w:val="single" w:sz="4" w:space="0" w:color="76CDD8"/>
+          <w:insideV w:val="single" w:sz="4" w:space="0" w:color="76CDD8"/>
+        </w:tblBorders>
+        <w:tblLook w:val="0000" w:firstRow="0" w:lastRow="0" w:firstColumn="0" w:lastColumn="0" w:noHBand="0" w:noVBand="0"/>
+      </w:tblPr>
+      <w:tblGrid>
+        <w:gridCol w:w="1628"/>
+        <w:gridCol w:w="1743"/>
+        <w:gridCol w:w="843"/>
+        <w:gridCol w:w="949"/>
+        <w:gridCol w:w="861"/>
+        <w:gridCol w:w="2111"/>
+        <w:gridCol w:w="1214"/>
+      </w:tblGrid>
+      <w:tr>
+        <w:trPr>
+          <w:trHeight w:val="328"/>
+        </w:trPr>
+        <w:tc>
+          <w:tcPr>
+            <w:tcW w:w="1628" w:type="dxa"/>
+          </w:tcPr>
+          <w:p>
+            <w:pPr>
+              <w:pStyle w:val="BodyText"/>
+              <w:widowControl w:val="0"/>
+              <w:spacing w:line="360" w:lineRule="auto"/>
+              <w:jc w:val="center"/>
+              <w:rPr>
+                <w:b/>
+                <w:bCs/>
+                <w:color w:val="auto"/>
+                <w:sz w:val="18"/>
+                <w:szCs w:val="18"/>
+              </w:rPr>
+            </w:pPr>
+            <w:r>
+              <w:rPr>
+                <w:b/>
+                <w:bCs/>
+                <w:color w:val="auto"/>
+                <w:sz w:val="18"/>
+                <w:szCs w:val="18"/>
+              </w:rPr>
+              <w:t>date</w:t>
+            </w:r>
+          </w:p>
+        </w:tc>
+        <w:tc>
+          <w:tcPr>
+            <w:tcW w:w="1743" w:type="dxa"/>
+          </w:tcPr>
+          <w:p>
+            <w:pPr>
+              <w:pStyle w:val="BodyText"/>
+              <w:widowControl w:val="0"/>
+              <w:spacing w:line="360" w:lineRule="auto"/>
+              <w:jc w:val="center"/>
+              <w:rPr>
+                <w:b/>
+                <w:bCs/>
+                <w:color w:val="auto"/>
+                <w:sz w:val="18"/>
+                <w:szCs w:val="18"/>
+              </w:rPr>
+            </w:pPr>
+            <w:r>
+              <w:rPr>
+                <w:b/>
+                <w:bCs/>
+                <w:color w:val="auto"/>
+                <w:sz w:val="18"/>
+                <w:szCs w:val="18"/>
+              </w:rPr>
+              <w:t>day</w:t>
+            </w:r>
+          </w:p>
+        </w:tc>
+        <w:tc>
+          <w:tcPr>
+            <w:tcW w:w="843" w:type="dxa"/>
+          </w:tcPr>
+          <w:p>
+            <w:pPr>
+              <w:pStyle w:val="BodyText"/>
+              <w:widowControl w:val="0"/>
+              <w:spacing w:line="360" w:lineRule="auto"/>
+              <w:jc w:val="center"/>
+              <w:rPr>
+                <w:b/>
+                <w:bCs/>
+                <w:color w:val="auto"/>
+                <w:sz w:val="18"/>
+                <w:szCs w:val="18"/>
+              </w:rPr>
+            </w:pPr>
+            <w:r>
+              <w:rPr>
+                <w:b/>
+                <w:bCs/>
+                <w:color w:val="auto"/>
+                <w:sz w:val="18"/>
+                <w:szCs w:val="18"/>
+              </w:rPr>
+              <w:t>month</w:t>
+            </w:r>
+          </w:p>
+        </w:tc>
+        <w:tc>
+          <w:tcPr>
+            <w:tcW w:w="949" w:type="dxa"/>
+          </w:tcPr>
+          <w:p>
+            <w:pPr>
+              <w:pStyle w:val="BodyText"/>
+              <w:widowControl w:val="0"/>
+              <w:spacing w:line="360" w:lineRule="auto"/>
+              <w:jc w:val="center"/>
+              <w:rPr>
+                <w:b/>
+                <w:bCs/>
+                <w:color w:val="auto"/>
+                <w:sz w:val="18"/>
+                <w:szCs w:val="18"/>
+              </w:rPr>
+            </w:pPr>
+            <w:r>
+              <w:rPr>
+                <w:b/>
+                <w:bCs/>
+                <w:color w:val="auto"/>
+                <w:sz w:val="18"/>
+                <w:szCs w:val="18"/>
+              </w:rPr>
+              <w:t>quarter</w:t>
+            </w:r>
+          </w:p>
+        </w:tc>
+        <w:tc>
+          <w:tcPr>
+            <w:tcW w:w="861" w:type="dxa"/>
+          </w:tcPr>
+          <w:p>
+            <w:pPr>
+              <w:pStyle w:val="BodyText"/>
+              <w:widowControl w:val="0"/>
+              <w:spacing w:line="360" w:lineRule="auto"/>
+              <w:jc w:val="center"/>
+              <w:rPr>
+                <w:b/>
+                <w:bCs/>
+                <w:color w:val="auto"/>
+                <w:sz w:val="18"/>
+                <w:szCs w:val="18"/>
+              </w:rPr>
+            </w:pPr>
+            <w:r>
+              <w:rPr>
+                <w:b/>
+                <w:bCs/>
+                <w:color w:val="auto"/>
+                <w:sz w:val="18"/>
+                <w:szCs w:val="18"/>
+              </w:rPr>
+              <w:t>year</w:t>
+            </w:r>
+          </w:p>
+        </w:tc>
+        <w:tc>
+          <w:tcPr>
+            <w:tcW w:w="2111" w:type="dxa"/>
+          </w:tcPr>
+          <w:p>
+            <w:pPr>
+              <w:pStyle w:val="BodyText"/>
+              <w:widowControl w:val="0"/>
+              <w:spacing w:line="360" w:lineRule="auto"/>
+              <w:jc w:val="center"/>
+              <w:rPr>
+                <w:b/>
+                <w:bCs/>
+                <w:color w:val="auto"/>
+                <w:sz w:val="18"/>
+                <w:szCs w:val="18"/>
+              </w:rPr>
+            </w:pPr>
+            <w:proofErr w:type="spellStart"/>
+            <w:r>
+              <w:rPr>
+                <w:b/>
+                <w:bCs/>
+                <w:color w:val="auto"/>
+                <w:sz w:val="18"/>
+                <w:szCs w:val="18"/>
+              </w:rPr>
+              <w:t>day_of_week</w:t>
+            </w:r>
+            <w:proofErr w:type="spellEnd"/>
+          </w:p>
+        </w:tc>
+        <w:tc>
+          <w:tcPr>
+            <w:tcW w:w="1214" w:type="dxa"/>
+          </w:tcPr>
+          <w:p>
+            <w:pPr>
+              <w:pStyle w:val="BodyText"/>
+              <w:widowControl w:val="0"/>
+              <w:spacing w:line="360" w:lineRule="auto"/>
+              <w:jc w:val="center"/>
+              <w:rPr>
+                <w:b/>
+                <w:bCs/>
+                <w:color w:val="auto"/>
+                <w:sz w:val="18"/>
+                <w:szCs w:val="18"/>
+              </w:rPr>
+            </w:pPr>
+            <w:proofErr w:type="spellStart"/>
+            <w:r>
+              <w:rPr>
+                <w:b/>
+                <w:bCs/>
+                <w:color w:val="auto"/>
+                <w:sz w:val="18"/>
+                <w:szCs w:val="18"/>
+              </w:rPr>
+              <w:t>is_weekend</w:t>
+            </w:r>
+            <w:proofErr w:type="spellEnd"/>
+          </w:p>
+        </w:tc>
+      </w:tr>
+      <w:tr>
+        <w:trPr>
+          <w:trHeight w:val="485"/>
+        </w:trPr>
+        <w:tc>
+          <w:tcPr>
+            <w:tcW w:w="1628" w:type="dxa"/>
+            <w:vAlign w:val="bottom"/>
+          </w:tcPr>
+          <w:p>
+            <w:pPr>
+              <w:pStyle w:val="BodyText"/>
+              <w:jc w:val="center"/>
+              <w:rPr>
+                <w:rFonts w:ascii="Aptos Narrow" w:hAnsi="Aptos Narrow"/>
+                <w:color w:val="000000"/>
+                <w:sz w:val="16"/>
+                <w:szCs w:val="16"/>
+              </w:rPr>
+            </w:pPr>
+            <w:r>
+              <w:rPr>
+                <w:rFonts w:ascii="Aptos Narrow" w:hAnsi="Aptos Narrow"/>
+                <w:color w:val="000000"/>
+                <w:sz w:val="22"/>
+                <w:szCs w:val="22"/>
+              </w:rPr>
+              <w:t>12/5/2025</w:t>
+            </w:r>
+          </w:p>
+        </w:tc>
+        <w:tc>
+          <w:tcPr>
+            <w:tcW w:w="1743" w:type="dxa"/>
+            <w:vAlign w:val="bottom"/>
+          </w:tcPr>
+          <w:p>
+            <w:pPr>
+              <w:pStyle w:val="BodyText"/>
+              <w:jc w:val="center"/>
+              <w:rPr>
+                <w:rFonts w:ascii="Aptos Narrow" w:hAnsi="Aptos Narrow"/>
+                <w:color w:val="000000"/>
+                <w:sz w:val="16"/>
+                <w:szCs w:val="16"/>
+              </w:rPr>
+            </w:pPr>
+            <w:r>
+              <w:rPr>
+                <w:rFonts w:ascii="Aptos Narrow" w:hAnsi="Aptos Narrow"/>
+                <w:color w:val="000000"/>
+                <w:sz w:val="22"/>
+                <w:szCs w:val="22"/>
+              </w:rPr>
+              <w:t>5</w:t>
+            </w:r>
+          </w:p>
+        </w:tc>
+        <w:tc>
+          <w:tcPr>
+            <w:tcW w:w="843" w:type="dxa"/>
+            <w:vAlign w:val="bottom"/>
+          </w:tcPr>
+          <w:p>
+            <w:pPr>
+              <w:pStyle w:val="BodyText"/>
+              <w:jc w:val="center"/>
+              <w:rPr>
+                <w:rFonts w:ascii="Aptos Narrow" w:hAnsi="Aptos Narrow"/>
+                <w:color w:val="000000"/>
+                <w:sz w:val="16"/>
+                <w:szCs w:val="16"/>
+              </w:rPr>
+            </w:pPr>
+            <w:r>
+              <w:rPr>
+                <w:rFonts w:ascii="Aptos Narrow" w:hAnsi="Aptos Narrow"/>
+                <w:color w:val="000000"/>
+                <w:sz w:val="22"/>
+                <w:szCs w:val="22"/>
+              </w:rPr>
+              <w:t>12</w:t>
+            </w:r>
+          </w:p>
+        </w:tc>
+        <w:tc>
+          <w:tcPr>
+            <w:tcW w:w="949" w:type="dxa"/>
+            <w:vAlign w:val="bottom"/>
+          </w:tcPr>
+          <w:p>
+            <w:pPr>
+              <w:pStyle w:val="BodyText"/>
+              <w:jc w:val="center"/>
+              <w:rPr>
+                <w:rFonts w:ascii="Aptos Narrow" w:hAnsi="Aptos Narrow"/>
+                <w:color w:val="000000"/>
+                <w:sz w:val="16"/>
+                <w:szCs w:val="16"/>
+              </w:rPr>
+            </w:pPr>
+            <w:r>
+              <w:rPr>
+                <w:rFonts w:ascii="Aptos Narrow" w:hAnsi="Aptos Narrow"/>
+                <w:color w:val="000000"/>
+                <w:sz w:val="22"/>
+                <w:szCs w:val="22"/>
+              </w:rPr>
+              <w:t>4</w:t>
+            </w:r>
+          </w:p>
+        </w:tc>
+        <w:tc>
+          <w:tcPr>
+            <w:tcW w:w="861" w:type="dxa"/>
+            <w:vAlign w:val="bottom"/>
+          </w:tcPr>
+          <w:p>
+            <w:pPr>
+              <w:pStyle w:val="BodyText"/>
+              <w:jc w:val="center"/>
+              <w:rPr>
+                <w:rFonts w:ascii="Aptos Narrow" w:hAnsi="Aptos Narrow"/>
+                <w:color w:val="000000"/>
+                <w:sz w:val="16"/>
+                <w:szCs w:val="16"/>
+              </w:rPr>
+            </w:pPr>
+            <w:r>
+              <w:rPr>
+                <w:rFonts w:ascii="Aptos Narrow" w:hAnsi="Aptos Narrow"/>
+                <w:color w:val="000000"/>
+                <w:sz w:val="22"/>
+                <w:szCs w:val="22"/>
+              </w:rPr>
+              <w:t>2025</w:t>
+            </w:r>
+          </w:p>
+        </w:tc>
+        <w:tc>
+          <w:tcPr>
+            <w:tcW w:w="2111" w:type="dxa"/>
+            <w:vAlign w:val="bottom"/>
+          </w:tcPr>
+          <w:p>
+            <w:pPr>
+              <w:pStyle w:val="BodyText"/>
+              <w:jc w:val="center"/>
+              <w:rPr>
+                <w:rFonts w:ascii="Aptos Narrow" w:hAnsi="Aptos Narrow"/>
+                <w:color w:val="000000"/>
+                <w:sz w:val="16"/>
+                <w:szCs w:val="16"/>
+              </w:rPr>
+            </w:pPr>
+            <w:r>
+              <w:rPr>
+                <w:rFonts w:ascii="Aptos Narrow" w:hAnsi="Aptos Narrow"/>
+                <w:color w:val="000000"/>
+                <w:sz w:val="22"/>
+                <w:szCs w:val="22"/>
+              </w:rPr>
+              <w:t>Friday</w:t>
+            </w:r>
+          </w:p>
+        </w:tc>
+        <w:tc>
+          <w:tcPr>
+            <w:tcW w:w="1214" w:type="dxa"/>
+            <w:vAlign w:val="bottom"/>
+          </w:tcPr>
+          <w:p>
+            <w:pPr>
+              <w:pStyle w:val="BodyText"/>
+              <w:jc w:val="center"/>
+              <w:rPr>
+                <w:rFonts w:ascii="Aptos Narrow" w:hAnsi="Aptos Narrow"/>
+                <w:color w:val="000000"/>
+                <w:sz w:val="16"/>
+                <w:szCs w:val="16"/>
+              </w:rPr>
+            </w:pPr>
+            <w:r>
+              <w:rPr>
+                <w:rFonts w:ascii="Aptos Narrow" w:hAnsi="Aptos Narrow"/>
+                <w:color w:val="000000"/>
+                <w:sz w:val="22"/>
+                <w:szCs w:val="22"/>
+              </w:rPr>
+              <w:t>FALSE</w:t>
+            </w:r>
+          </w:p>
+        </w:tc>
+      </w:tr>
+      <w:tr>
+        <w:trPr>
+          <w:trHeight w:val="485"/>
+        </w:trPr>
+        <w:tc>
+          <w:tcPr>
+            <w:tcW w:w="1628" w:type="dxa"/>
+            <w:vAlign w:val="bottom"/>
+          </w:tcPr>
+          <w:p>
+            <w:pPr>
+              <w:pStyle w:val="BodyText"/>
+              <w:jc w:val="center"/>
+              <w:rPr>
+                <w:rFonts w:ascii="Aptos Narrow" w:hAnsi="Aptos Narrow"/>
+                <w:color w:val="000000"/>
+                <w:sz w:val="16"/>
+                <w:szCs w:val="16"/>
+              </w:rPr>
+            </w:pPr>
+            <w:r>
+              <w:rPr>
+                <w:rFonts w:ascii="Aptos Narrow" w:hAnsi="Aptos Narrow"/>
+                <w:color w:val="000000"/>
+                <w:sz w:val="22"/>
+                <w:szCs w:val="22"/>
+              </w:rPr>
+              <w:t>7/26/2025</w:t>
+            </w:r>
+          </w:p>
+        </w:tc>
+        <w:tc>
+          <w:tcPr>
+            <w:tcW w:w="1743" w:type="dxa"/>
+            <w:vAlign w:val="bottom"/>
+          </w:tcPr>
+          <w:p>
+            <w:pPr>
+              <w:pStyle w:val="BodyText"/>
+              <w:jc w:val="center"/>
+              <w:rPr>
+                <w:rFonts w:ascii="Aptos Narrow" w:hAnsi="Aptos Narrow"/>
+                <w:color w:val="000000"/>
+                <w:sz w:val="16"/>
+                <w:szCs w:val="16"/>
+              </w:rPr>
+            </w:pPr>
+            <w:r>
+              <w:rPr>
+                <w:rFonts w:ascii="Aptos Narrow" w:hAnsi="Aptos Narrow"/>
+                <w:color w:val="000000"/>
+                <w:sz w:val="22"/>
+                <w:szCs w:val="22"/>
+              </w:rPr>
+              <w:t>26</w:t>
+            </w:r>
+          </w:p>
+        </w:tc>
+        <w:tc>
+          <w:tcPr>
+            <w:tcW w:w="843" w:type="dxa"/>
+            <w:vAlign w:val="bottom"/>
+          </w:tcPr>
+          <w:p>
+            <w:pPr>
+              <w:pStyle w:val="BodyText"/>
+              <w:jc w:val="center"/>
+              <w:rPr>
+                <w:rFonts w:ascii="Aptos Narrow" w:hAnsi="Aptos Narrow"/>
+                <w:color w:val="000000"/>
+                <w:sz w:val="16"/>
+                <w:szCs w:val="16"/>
+              </w:rPr>
+            </w:pPr>
+            <w:r>
+              <w:rPr>
+                <w:rFonts w:ascii="Aptos Narrow" w:hAnsi="Aptos Narrow"/>
+                <w:color w:val="000000"/>
+                <w:sz w:val="22"/>
+                <w:szCs w:val="22"/>
+              </w:rPr>
+              <w:t>7</w:t>
+            </w:r>
+          </w:p>
+        </w:tc>
+        <w:tc>
+          <w:tcPr>
+            <w:tcW w:w="949" w:type="dxa"/>
+            <w:vAlign w:val="bottom"/>
+          </w:tcPr>
+          <w:p>
+            <w:pPr>
+              <w:pStyle w:val="BodyText"/>
+              <w:jc w:val="center"/>
+              <w:rPr>
+                <w:rFonts w:ascii="Aptos Narrow" w:hAnsi="Aptos Narrow"/>
+                <w:color w:val="000000"/>
+                <w:sz w:val="16"/>
+                <w:szCs w:val="16"/>
+              </w:rPr>
+            </w:pPr>
+            <w:r>
+              <w:rPr>
+                <w:rFonts w:ascii="Aptos Narrow" w:hAnsi="Aptos Narrow"/>
+                <w:color w:val="000000"/>
+                <w:sz w:val="22"/>
+                <w:szCs w:val="22"/>
+              </w:rPr>
+              <w:t>3</w:t>
+            </w:r>
+          </w:p>
+        </w:tc>
+        <w:tc>
+          <w:tcPr>
+            <w:tcW w:w="861" w:type="dxa"/>
+            <w:vAlign w:val="bottom"/>
+          </w:tcPr>
+          <w:p>
+            <w:pPr>
+              <w:pStyle w:val="BodyText"/>
+              <w:jc w:val="center"/>
+              <w:rPr>
+                <w:rFonts w:ascii="Aptos Narrow" w:hAnsi="Aptos Narrow"/>
+                <w:color w:val="000000"/>
+                <w:sz w:val="16"/>
+                <w:szCs w:val="16"/>
+              </w:rPr>
+            </w:pPr>
+            <w:r>
+              <w:rPr>
+                <w:rFonts w:ascii="Aptos Narrow" w:hAnsi="Aptos Narrow"/>
+                <w:color w:val="000000"/>
+                <w:sz w:val="22"/>
+                <w:szCs w:val="22"/>
+              </w:rPr>
+              <w:t>2025</w:t>
+            </w:r>
+          </w:p>
+        </w:tc>
+        <w:tc>
+          <w:tcPr>
+            <w:tcW w:w="2111" w:type="dxa"/>
+            <w:vAlign w:val="bottom"/>
+          </w:tcPr>
+          <w:p>
+            <w:pPr>
+              <w:pStyle w:val="BodyText"/>
+              <w:jc w:val="center"/>
+              <w:rPr>
+                <w:rFonts w:ascii="Aptos Narrow" w:hAnsi="Aptos Narrow"/>
+                <w:color w:val="000000"/>
+                <w:sz w:val="16"/>
+                <w:szCs w:val="16"/>
+              </w:rPr>
+            </w:pPr>
+            <w:r>
+              <w:rPr>
+                <w:rFonts w:ascii="Aptos Narrow" w:hAnsi="Aptos Narrow"/>
+                <w:color w:val="000000"/>
+                <w:sz w:val="22"/>
+                <w:szCs w:val="22"/>
+              </w:rPr>
+              <w:t>Saturday</w:t>
+            </w:r>
+          </w:p>
+        </w:tc>
+        <w:tc>
+          <w:tcPr>
+            <w:tcW w:w="1214" w:type="dxa"/>
+            <w:vAlign w:val="bottom"/>
+          </w:tcPr>
+          <w:p>
+            <w:pPr>
+              <w:pStyle w:val="BodyText"/>
+              <w:jc w:val="center"/>
+              <w:rPr>
+                <w:rFonts w:ascii="Aptos Narrow" w:hAnsi="Aptos Narrow"/>
+                <w:color w:val="000000"/>
+                <w:sz w:val="16"/>
+                <w:szCs w:val="16"/>
+              </w:rPr>
+            </w:pPr>
+            <w:r>
+              <w:rPr>
+                <w:rFonts w:ascii="Aptos Narrow" w:hAnsi="Aptos Narrow"/>
+                <w:color w:val="000000"/>
+                <w:sz w:val="22"/>
+                <w:szCs w:val="22"/>
+              </w:rPr>
+              <w:t>TRUE</w:t>
+            </w:r>
+          </w:p>
+        </w:tc>
+      </w:tr>
+    </w:tbl>
+    <w:p>
+      <w:pPr>
+        <w:pStyle w:val="BodyText"/>
+      </w:pPr>
+    </w:p>
+    <w:p>
+      <w:pPr>
+        <w:pStyle w:val="Heading4"/>
+        <w:numPr>
+          <w:ilvl w:val="0"/>
+          <w:numId w:val="0"/>
+        </w:numPr>
+        <w:rPr>
+          <w:rFonts w:ascii="Trebuchet MS" w:hAnsi="Trebuchet MS"/>
+          <w:b/>
+          <w:bCs/>
+          <w:color w:val="464547"/>
+          <w:sz w:val="20"/>
+          <w:lang w:val="ru-RU"/>
+        </w:rPr>
+      </w:pPr>
+      <w:r>
+        <w:rPr>
+          <w:rFonts w:ascii="Trebuchet MS" w:hAnsi="Trebuchet MS"/>
+          <w:b/>
+          <w:bCs/>
+          <w:color w:val="464547"/>
+          <w:sz w:val="20"/>
+        </w:rPr>
+        <w:t>Dim</w:t>
+      </w:r>
+      <w:r>
+        <w:rPr>
+          <w:rFonts w:ascii="Trebuchet MS" w:hAnsi="Trebuchet MS"/>
+          <w:b/>
+          <w:bCs/>
+          <w:color w:val="464547"/>
+          <w:sz w:val="20"/>
+        </w:rPr>
+        <w:t xml:space="preserve"> Table: </w:t>
+      </w:r>
+      <w:r>
+        <w:rPr>
+          <w:rFonts w:ascii="Trebuchet MS" w:hAnsi="Trebuchet MS"/>
+          <w:b/>
+          <w:bCs/>
+          <w:color w:val="464547"/>
+          <w:sz w:val="20"/>
+        </w:rPr>
+        <w:t>Promotion</w:t>
+      </w:r>
+    </w:p>
+    <w:p>
+      <w:pPr>
+        <w:pStyle w:val="BodyText"/>
+      </w:pPr>
+      <w:r>
+        <w:t xml:space="preserve">Description: </w:t>
+      </w:r>
+      <w:r>
+        <w:t>P</w:t>
+      </w:r>
+      <w:r>
+        <w:t>romotional campaign</w:t>
+      </w:r>
+      <w:r>
+        <w:t xml:space="preserve"> </w:t>
+      </w:r>
+      <w:r>
+        <w:t>characteristics.</w:t>
+      </w:r>
+    </w:p>
+    <w:tbl>
+      <w:tblPr>
+        <w:tblW w:w="0" w:type="auto"/>
+        <w:tblInd w:w="-5" w:type="dxa"/>
+        <w:tblBorders>
+          <w:top w:val="single" w:sz="4" w:space="0" w:color="76CDD8"/>
+          <w:left w:val="single" w:sz="4" w:space="0" w:color="76CDD8"/>
+          <w:bottom w:val="single" w:sz="4" w:space="0" w:color="76CDD8"/>
+          <w:right w:val="single" w:sz="4" w:space="0" w:color="76CDD8"/>
+          <w:insideH w:val="single" w:sz="4" w:space="0" w:color="76CDD8"/>
+          <w:insideV w:val="single" w:sz="4" w:space="0" w:color="76CDD8"/>
+        </w:tblBorders>
+        <w:tblLayout w:type="fixed"/>
+        <w:tblLook w:val="0000" w:firstRow="0" w:lastRow="0" w:firstColumn="0" w:lastColumn="0" w:noHBand="0" w:noVBand="0"/>
+      </w:tblPr>
+      <w:tblGrid>
+        <w:gridCol w:w="3073"/>
+        <w:gridCol w:w="3330"/>
+        <w:gridCol w:w="2790"/>
+      </w:tblGrid>
+      <w:tr>
+        <w:trPr>
+          <w:trHeight w:val="292"/>
+        </w:trPr>
+        <w:tc>
+          <w:tcPr>
+            <w:tcW w:w="3073" w:type="dxa"/>
+            <w:shd w:val="clear" w:color="auto" w:fill="76CDD8"/>
+          </w:tcPr>
+          <w:p>
+            <w:pPr>
+              <w:pStyle w:val="BodyText"/>
+              <w:widowControl w:val="0"/>
+              <w:spacing w:line="360" w:lineRule="auto"/>
+              <w:jc w:val="center"/>
+              <w:rPr>
+                <w:color w:val="FFFFFF" w:themeColor="background1"/>
+                <w:sz w:val="18"/>
+                <w:szCs w:val="18"/>
+              </w:rPr>
+            </w:pPr>
+            <w:r>
+              <w:rPr>
+                <w:color w:val="FFFFFF" w:themeColor="background1"/>
+                <w:sz w:val="18"/>
+                <w:szCs w:val="18"/>
+              </w:rPr>
+              <w:t xml:space="preserve">Column </w:t>
+            </w:r>
+            <w:r>
+              <w:rPr>
+                <w:color w:val="FFFFFF" w:themeColor="background1"/>
+                <w:sz w:val="18"/>
+                <w:szCs w:val="18"/>
+              </w:rPr>
+              <w:t xml:space="preserve">name </w:t>
+            </w:r>
+          </w:p>
+        </w:tc>
+        <w:tc>
+          <w:tcPr>
+            <w:tcW w:w="3330" w:type="dxa"/>
+            <w:shd w:val="clear" w:color="auto" w:fill="76CDD8"/>
+          </w:tcPr>
+          <w:p>
+            <w:pPr>
+              <w:pStyle w:val="BodyText"/>
+              <w:widowControl w:val="0"/>
+              <w:spacing w:line="360" w:lineRule="auto"/>
+              <w:jc w:val="center"/>
+              <w:rPr>
+                <w:color w:val="FFFFFF" w:themeColor="background1"/>
+                <w:sz w:val="18"/>
+                <w:szCs w:val="18"/>
+              </w:rPr>
+            </w:pPr>
+            <w:r>
+              <w:rPr>
+                <w:color w:val="FFFFFF" w:themeColor="background1"/>
+                <w:sz w:val="18"/>
+                <w:szCs w:val="18"/>
+              </w:rPr>
+              <w:t xml:space="preserve">Description </w:t>
+            </w:r>
+          </w:p>
+        </w:tc>
+        <w:tc>
+          <w:tcPr>
+            <w:tcW w:w="2790" w:type="dxa"/>
+            <w:shd w:val="clear" w:color="auto" w:fill="76CDD8"/>
+          </w:tcPr>
+          <w:p>
+            <w:pPr>
+              <w:pStyle w:val="BodyText"/>
+              <w:widowControl w:val="0"/>
+              <w:spacing w:line="360" w:lineRule="auto"/>
+              <w:jc w:val="center"/>
+              <w:rPr>
+                <w:color w:val="FFFFFF" w:themeColor="background1"/>
+                <w:sz w:val="18"/>
+                <w:szCs w:val="18"/>
+              </w:rPr>
+            </w:pPr>
+            <w:r>
+              <w:rPr>
+                <w:color w:val="FFFFFF" w:themeColor="background1"/>
+                <w:sz w:val="18"/>
+                <w:szCs w:val="18"/>
+              </w:rPr>
+              <w:t xml:space="preserve">Data Type </w:t>
+            </w:r>
+          </w:p>
+        </w:tc>
+      </w:tr>
+      <w:tr>
+        <w:trPr>
+          <w:trHeight w:val="432"/>
+        </w:trPr>
+        <w:tc>
+          <w:tcPr>
+            <w:tcW w:w="3073" w:type="dxa"/>
+            <w:vAlign w:val="center"/>
+          </w:tcPr>
+          <w:p>
+            <w:pPr>
+              <w:pStyle w:val="BodyText"/>
+              <w:rPr>
+                <w:b/>
+                <w:bCs/>
+              </w:rPr>
+            </w:pPr>
+            <w:proofErr w:type="spellStart"/>
+            <w:r>
+              <w:rPr>
+                <w:b/>
+                <w:bCs/>
+              </w:rPr>
+              <w:t>promo_id</w:t>
+            </w:r>
+            <w:proofErr w:type="spellEnd"/>
+          </w:p>
+        </w:tc>
+        <w:tc>
+          <w:tcPr>
+            <w:tcW w:w="3330" w:type="dxa"/>
+            <w:vAlign w:val="center"/>
+          </w:tcPr>
+          <w:p>
+            <w:pPr>
+              <w:pStyle w:val="BodyText"/>
+            </w:pPr>
+            <w:r>
+              <w:t>Primary Key: Unique identifier for the promotion</w:t>
+            </w:r>
+          </w:p>
+        </w:tc>
+        <w:tc>
+          <w:tcPr>
+            <w:tcW w:w="2790" w:type="dxa"/>
+            <w:vAlign w:val="center"/>
+          </w:tcPr>
+          <w:p>
+            <w:pPr>
+              <w:pStyle w:val="BodyText"/>
+            </w:pPr>
+            <w:r>
+              <w:t>Int</w:t>
+            </w:r>
+          </w:p>
+        </w:tc>
+      </w:tr>
+      <w:tr>
+        <w:trPr>
+          <w:trHeight w:val="432"/>
+        </w:trPr>
+        <w:tc>
+          <w:tcPr>
+            <w:tcW w:w="3073" w:type="dxa"/>
+            <w:vAlign w:val="center"/>
+          </w:tcPr>
+          <w:p>
+            <w:pPr>
+              <w:pStyle w:val="BodyText"/>
+            </w:pPr>
+            <w:proofErr w:type="spellStart"/>
+            <w:r>
+              <w:rPr>
+                <w:b/>
+                <w:bCs/>
+              </w:rPr>
+              <w:t>promo_name</w:t>
+            </w:r>
+            <w:proofErr w:type="spellEnd"/>
+          </w:p>
+        </w:tc>
+        <w:tc>
+          <w:tcPr>
+            <w:tcW w:w="3330" w:type="dxa"/>
+            <w:vAlign w:val="center"/>
+          </w:tcPr>
+          <w:p>
+            <w:pPr>
+              <w:pStyle w:val="BodyText"/>
+            </w:pPr>
+            <w:r>
+              <w:t>The name of the promotional campaign</w:t>
+            </w:r>
+          </w:p>
+        </w:tc>
+        <w:tc>
+          <w:tcPr>
+            <w:tcW w:w="2790" w:type="dxa"/>
+            <w:vAlign w:val="center"/>
+          </w:tcPr>
+          <w:p>
+            <w:pPr>
+              <w:pStyle w:val="BodyText"/>
+              <w:rPr>
+                <w:lang w:val="ru-RU"/>
+              </w:rPr>
+            </w:pPr>
+            <w:proofErr w:type="gramStart"/>
+            <w:r>
+              <w:t>V</w:t>
+            </w:r>
+            <w:r>
+              <w:t>archar</w:t>
+            </w:r>
+            <w:r>
+              <w:t>(</w:t>
+            </w:r>
+            <w:proofErr w:type="gramEnd"/>
+            <w:r>
+              <w:t>20</w:t>
+            </w:r>
+            <w:r>
+              <w:t>)</w:t>
+            </w:r>
+          </w:p>
+        </w:tc>
+      </w:tr>
+      <w:tr>
+        <w:trPr>
+          <w:trHeight w:val="432"/>
+        </w:trPr>
+        <w:tc>
+          <w:tcPr>
+            <w:tcW w:w="3073" w:type="dxa"/>
+            <w:vAlign w:val="center"/>
+          </w:tcPr>
+          <w:p>
+            <w:pPr>
+              <w:pStyle w:val="BodyText"/>
+              <w:rPr>
+                <w:b/>
+                <w:bCs/>
+              </w:rPr>
+            </w:pPr>
+            <w:proofErr w:type="spellStart"/>
+            <w:r>
+              <w:rPr>
+                <w:b/>
+                <w:bCs/>
+              </w:rPr>
+              <w:t>discount_pct</w:t>
+            </w:r>
+            <w:proofErr w:type="spellEnd"/>
+          </w:p>
+        </w:tc>
+        <w:tc>
+          <w:tcPr>
+            <w:tcW w:w="3330" w:type="dxa"/>
+            <w:vAlign w:val="center"/>
+          </w:tcPr>
+          <w:p>
+            <w:pPr>
+              <w:pStyle w:val="BodyText"/>
+            </w:pPr>
+            <w:r>
+              <w:t>The discount percentage</w:t>
+            </w:r>
+          </w:p>
+        </w:tc>
+        <w:tc>
+          <w:tcPr>
+            <w:tcW w:w="2790" w:type="dxa"/>
+            <w:vAlign w:val="center"/>
+          </w:tcPr>
+          <w:p>
+            <w:pPr>
+              <w:pStyle w:val="BodyText"/>
+            </w:pPr>
+            <w:r>
+              <w:t>Int</w:t>
+            </w:r>
+          </w:p>
+        </w:tc>
+      </w:tr>
+    </w:tbl>
+    <w:p>
+      <w:pPr>
+        <w:pStyle w:val="BodyText"/>
+      </w:pPr>
+    </w:p>
+    <w:p>
+      <w:pPr>
+        <w:pStyle w:val="BodyText"/>
+      </w:pPr>
+      <w:r>
+        <w:t xml:space="preserve">Example </w:t>
+      </w:r>
+      <w:r>
+        <w:t>with filled data</w:t>
+      </w:r>
+      <w:r>
+        <w:t>:</w:t>
+      </w:r>
+    </w:p>
+    <w:tbl>
+      <w:tblPr>
+        <w:tblW w:w="5000" w:type="pct"/>
+        <w:tblBorders>
+          <w:top w:val="single" w:sz="4" w:space="0" w:color="76CDD8"/>
+          <w:left w:val="single" w:sz="4" w:space="0" w:color="76CDD8"/>
+          <w:bottom w:val="single" w:sz="4" w:space="0" w:color="76CDD8"/>
+          <w:right w:val="single" w:sz="4" w:space="0" w:color="76CDD8"/>
+          <w:insideH w:val="single" w:sz="4" w:space="0" w:color="76CDD8"/>
+          <w:insideV w:val="single" w:sz="4" w:space="0" w:color="76CDD8"/>
+        </w:tblBorders>
+        <w:tblLook w:val="0000" w:firstRow="0" w:lastRow="0" w:firstColumn="0" w:lastColumn="0" w:noHBand="0" w:noVBand="0"/>
+      </w:tblPr>
+      <w:tblGrid>
+        <w:gridCol w:w="3171"/>
+        <w:gridCol w:w="3445"/>
+        <w:gridCol w:w="2731"/>
+      </w:tblGrid>
+      <w:tr>
+        <w:trPr>
+          <w:trHeight w:val="328"/>
+        </w:trPr>
+        <w:tc>
+          <w:tcPr>
+            <w:tcW w:w="1696" w:type="pct"/>
+          </w:tcPr>
+          <w:p>
+            <w:pPr>
+              <w:pStyle w:val="BodyText"/>
+              <w:widowControl w:val="0"/>
+              <w:spacing w:line="360" w:lineRule="auto"/>
+              <w:jc w:val="center"/>
+              <w:rPr>
+                <w:b/>
+                <w:bCs/>
+                <w:color w:val="auto"/>
+                <w:sz w:val="18"/>
+                <w:szCs w:val="18"/>
+              </w:rPr>
+            </w:pPr>
+            <w:proofErr w:type="spellStart"/>
+            <w:r>
+              <w:rPr>
+                <w:b/>
+                <w:bCs/>
+                <w:color w:val="auto"/>
+                <w:sz w:val="18"/>
+                <w:szCs w:val="18"/>
+              </w:rPr>
+              <w:t>promo_id</w:t>
+            </w:r>
+            <w:proofErr w:type="spellEnd"/>
+          </w:p>
+        </w:tc>
+        <w:tc>
+          <w:tcPr>
+            <w:tcW w:w="1843" w:type="pct"/>
+          </w:tcPr>
+          <w:p>
+            <w:pPr>
+              <w:pStyle w:val="BodyText"/>
+              <w:widowControl w:val="0"/>
+              <w:spacing w:line="360" w:lineRule="auto"/>
+              <w:jc w:val="center"/>
+              <w:rPr>
+                <w:b/>
+                <w:bCs/>
+                <w:color w:val="auto"/>
+                <w:sz w:val="18"/>
+                <w:szCs w:val="18"/>
+              </w:rPr>
+            </w:pPr>
+            <w:proofErr w:type="spellStart"/>
+            <w:r>
+              <w:rPr>
+                <w:b/>
+                <w:bCs/>
+                <w:color w:val="auto"/>
+                <w:sz w:val="18"/>
+                <w:szCs w:val="18"/>
+              </w:rPr>
+              <w:t>promo_name</w:t>
+            </w:r>
+            <w:proofErr w:type="spellEnd"/>
+          </w:p>
+        </w:tc>
+        <w:tc>
+          <w:tcPr>
+            <w:tcW w:w="1461" w:type="pct"/>
+          </w:tcPr>
+          <w:p>
+            <w:pPr>
+              <w:pStyle w:val="BodyText"/>
+              <w:widowControl w:val="0"/>
+              <w:spacing w:line="360" w:lineRule="auto"/>
+              <w:jc w:val="center"/>
+              <w:rPr>
+                <w:b/>
+                <w:bCs/>
+                <w:color w:val="auto"/>
+                <w:sz w:val="18"/>
+                <w:szCs w:val="18"/>
+              </w:rPr>
+            </w:pPr>
+            <w:proofErr w:type="spellStart"/>
+            <w:r>
+              <w:rPr>
+                <w:b/>
+                <w:bCs/>
+                <w:color w:val="auto"/>
+                <w:sz w:val="18"/>
+                <w:szCs w:val="18"/>
+              </w:rPr>
+              <w:t>discount_pct</w:t>
+            </w:r>
+            <w:proofErr w:type="spellEnd"/>
+          </w:p>
+        </w:tc>
+      </w:tr>
+      <w:tr>
+        <w:trPr>
+          <w:trHeight w:val="485"/>
+        </w:trPr>
+        <w:tc>
+          <w:tcPr>
+            <w:tcW w:w="1696" w:type="pct"/>
+            <w:vAlign w:val="bottom"/>
+          </w:tcPr>
+          <w:p>
+            <w:pPr>
+              <w:pStyle w:val="BodyText"/>
+              <w:jc w:val="center"/>
+              <w:rPr>
+                <w:rFonts w:ascii="Aptos Narrow" w:hAnsi="Aptos Narrow"/>
+                <w:color w:val="000000"/>
+                <w:sz w:val="16"/>
+                <w:szCs w:val="16"/>
+              </w:rPr>
+            </w:pPr>
+            <w:r>
+              <w:rPr>
+                <w:rFonts w:ascii="Aptos Narrow" w:hAnsi="Aptos Narrow"/>
+                <w:color w:val="000000"/>
+                <w:sz w:val="22"/>
+                <w:szCs w:val="22"/>
+              </w:rPr>
+              <w:t>1000</w:t>
+            </w:r>
+          </w:p>
+        </w:tc>
+        <w:tc>
+          <w:tcPr>
+            <w:tcW w:w="1843" w:type="pct"/>
+            <w:vAlign w:val="bottom"/>
+          </w:tcPr>
+          <w:p>
+            <w:pPr>
+              <w:pStyle w:val="BodyText"/>
+              <w:jc w:val="center"/>
+              <w:rPr>
+                <w:rFonts w:ascii="Aptos Narrow" w:hAnsi="Aptos Narrow"/>
+                <w:color w:val="000000"/>
+                <w:sz w:val="16"/>
+                <w:szCs w:val="16"/>
+              </w:rPr>
+            </w:pPr>
+            <w:r>
+              <w:rPr>
+                <w:rFonts w:ascii="Aptos Narrow" w:hAnsi="Aptos Narrow"/>
+                <w:color w:val="000000"/>
+                <w:sz w:val="22"/>
+                <w:szCs w:val="22"/>
+              </w:rPr>
+              <w:t>Promo_000</w:t>
+            </w:r>
+          </w:p>
+        </w:tc>
+        <w:tc>
+          <w:tcPr>
+            <w:tcW w:w="1461" w:type="pct"/>
+            <w:vAlign w:val="bottom"/>
+          </w:tcPr>
+          <w:p>
+            <w:pPr>
+              <w:pStyle w:val="BodyText"/>
+              <w:jc w:val="center"/>
+              <w:rPr>
+                <w:rFonts w:ascii="Aptos Narrow" w:hAnsi="Aptos Narrow"/>
+                <w:color w:val="000000"/>
+                <w:sz w:val="16"/>
+                <w:szCs w:val="16"/>
+              </w:rPr>
+            </w:pPr>
+            <w:r>
+              <w:rPr>
+                <w:rFonts w:ascii="Aptos Narrow" w:hAnsi="Aptos Narrow"/>
+                <w:color w:val="000000"/>
+                <w:sz w:val="22"/>
+                <w:szCs w:val="22"/>
+              </w:rPr>
+              <w:t>5</w:t>
+            </w:r>
+          </w:p>
+        </w:tc>
+      </w:tr>
+      <w:tr>
+        <w:trPr>
+          <w:trHeight w:val="485"/>
+        </w:trPr>
+        <w:tc>
+          <w:tcPr>
+            <w:tcW w:w="1696" w:type="pct"/>
+            <w:vAlign w:val="bottom"/>
+          </w:tcPr>
+          <w:p>
+            <w:pPr>
+              <w:pStyle w:val="BodyText"/>
+              <w:jc w:val="center"/>
+              <w:rPr>
+                <w:rFonts w:ascii="Aptos Narrow" w:hAnsi="Aptos Narrow"/>
+                <w:color w:val="000000"/>
+                <w:sz w:val="16"/>
+                <w:szCs w:val="16"/>
+              </w:rPr>
+            </w:pPr>
+            <w:r>
+              <w:rPr>
+                <w:rFonts w:ascii="Aptos Narrow" w:hAnsi="Aptos Narrow"/>
+                <w:color w:val="000000"/>
+                <w:sz w:val="22"/>
+                <w:szCs w:val="22"/>
+              </w:rPr>
+              <w:t>1132</w:t>
+            </w:r>
+          </w:p>
+        </w:tc>
+        <w:tc>
+          <w:tcPr>
+            <w:tcW w:w="1843" w:type="pct"/>
+            <w:vAlign w:val="bottom"/>
+          </w:tcPr>
+          <w:p>
+            <w:pPr>
+              <w:pStyle w:val="BodyText"/>
+              <w:jc w:val="center"/>
+              <w:rPr>
+                <w:rFonts w:ascii="Aptos Narrow" w:hAnsi="Aptos Narrow"/>
+                <w:color w:val="000000"/>
+                <w:sz w:val="16"/>
+                <w:szCs w:val="16"/>
+              </w:rPr>
+            </w:pPr>
+            <w:r>
+              <w:rPr>
+                <w:rFonts w:ascii="Aptos Narrow" w:hAnsi="Aptos Narrow"/>
+                <w:color w:val="000000"/>
+                <w:sz w:val="22"/>
+                <w:szCs w:val="22"/>
+              </w:rPr>
+              <w:t>Promo_132</w:t>
+            </w:r>
+          </w:p>
+        </w:tc>
+        <w:tc>
+          <w:tcPr>
+            <w:tcW w:w="1461" w:type="pct"/>
+            <w:vAlign w:val="bottom"/>
+          </w:tcPr>
+          <w:p>
+            <w:pPr>
+              <w:pStyle w:val="BodyText"/>
+              <w:jc w:val="center"/>
+              <w:rPr>
+                <w:rFonts w:ascii="Aptos Narrow" w:hAnsi="Aptos Narrow"/>
+                <w:color w:val="000000"/>
+                <w:sz w:val="16"/>
+                <w:szCs w:val="16"/>
+              </w:rPr>
+            </w:pPr>
+            <w:r>
+              <w:rPr>
+                <w:rFonts w:ascii="Aptos Narrow" w:hAnsi="Aptos Narrow"/>
+                <w:color w:val="000000"/>
+                <w:sz w:val="22"/>
+                <w:szCs w:val="22"/>
+              </w:rPr>
+              <w:t>10</w:t>
+            </w:r>
+          </w:p>
+        </w:tc>
+      </w:tr>
+    </w:tbl>
+    <w:p>
+      <w:pPr>
+        <w:pStyle w:val="BodyText"/>
+      </w:pPr>
+    </w:p>
+    <w:p>
+      <w:pPr>
         <w:pStyle w:val="Heading1"/>
         <w:ind w:left="431" w:hanging="431"/>
       </w:pPr>
@@ -5467,6 +10506,7 @@
       <w:bookmarkStart w:id="20" w:name="_Hlk137549024"/>
       <w:bookmarkStart w:id="21" w:name="_Hlk314571188"/>
       <w:r>
+        <w:lastRenderedPageBreak/>
         <w:t>Business Layer 3NF</w:t>
       </w:r>
       <w:bookmarkEnd w:id="19"/>
@@ -9672,7 +14712,6 @@
   <w:style w:type="character" w:default="1" w:styleId="DefaultParagraphFont">
     <w:name w:val="Default Paragraph Font"/>
     <w:uiPriority w:val="1"/>
-    <w:semiHidden/>
     <w:unhideWhenUsed/>
   </w:style>
   <w:style w:type="table" w:default="1" w:styleId="TableNormal">
@@ -10574,29 +15613,6 @@
 </file>
 
 <file path=customXml/item1.xml><?xml version="1.0" encoding="utf-8"?>
-<?mso-contentType ?>
-<FormTemplates xmlns="http://schemas.microsoft.com/sharepoint/v3/contenttype/forms">
-  <Display>DocumentLibraryForm</Display>
-  <Edit>DocumentLibraryForm</Edit>
-  <New>DocumentLibraryForm</New>
-</FormTemplates>
-</file>
-
-<file path=customXml/item2.xml><?xml version="1.0" encoding="utf-8"?>
-<p:properties xmlns:p="http://schemas.microsoft.com/office/2006/metadata/properties" xmlns:xsi="http://www.w3.org/2001/XMLSchema-instance" xmlns:pc="http://schemas.microsoft.com/office/infopath/2007/PartnerControls">
-  <documentManagement>
-    <SharedWithUsers xmlns="7f0dcb33-685e-48d8-b644-2ef2786c1229">
-      <UserInfo>
-        <DisplayName/>
-        <AccountId xsi:nil="true"/>
-        <AccountType/>
-      </UserInfo>
-    </SharedWithUsers>
-  </documentManagement>
-</p:properties>
-</file>
-
-<file path=customXml/item3.xml><?xml version="1.0" encoding="utf-8"?>
 <ct:contentTypeSchema xmlns:ct="http://schemas.microsoft.com/office/2006/metadata/contentType" xmlns:ma="http://schemas.microsoft.com/office/2006/metadata/properties/metaAttributes" ct:_="" ma:_="" ma:contentTypeName="Document" ma:contentTypeID="0x010100B3483E581E535547A5C5133F57803043" ma:contentTypeVersion="7" ma:contentTypeDescription="Create a new document." ma:contentTypeScope="" ma:versionID="26f0e3c34181377a2b428b97b0aacf58">
   <xsd:schema xmlns:xsd="http://www.w3.org/2001/XMLSchema" xmlns:xs="http://www.w3.org/2001/XMLSchema" xmlns:p="http://schemas.microsoft.com/office/2006/metadata/properties" xmlns:ns2="0a074a96-e172-4849-a42b-0522bc04182b" xmlns:ns3="7f0dcb33-685e-48d8-b644-2ef2786c1229" targetNamespace="http://schemas.microsoft.com/office/2006/metadata/properties" ma:root="true" ma:fieldsID="c6eeec6c9df2cadb2fce64bd00511549" ns2:_="" ns3:_="">
     <xsd:import namespace="0a074a96-e172-4849-a42b-0522bc04182b"/>
@@ -10781,25 +15797,30 @@
 </ct:contentTypeSchema>
 </file>
 
-<file path=customXml/itemProps1.xml><?xml version="1.0" encoding="utf-8"?>
-<ds:datastoreItem xmlns:ds="http://schemas.openxmlformats.org/officeDocument/2006/customXml" ds:itemID="{CEAD825D-2413-46BA-BB1F-DCE637B19B0C}">
-  <ds:schemaRefs>
-    <ds:schemaRef ds:uri="http://schemas.microsoft.com/sharepoint/v3/contenttype/forms"/>
-  </ds:schemaRefs>
-</ds:datastoreItem>
+<file path=customXml/item2.xml><?xml version="1.0" encoding="utf-8"?>
+<p:properties xmlns:p="http://schemas.microsoft.com/office/2006/metadata/properties" xmlns:xsi="http://www.w3.org/2001/XMLSchema-instance" xmlns:pc="http://schemas.microsoft.com/office/infopath/2007/PartnerControls">
+  <documentManagement>
+    <SharedWithUsers xmlns="7f0dcb33-685e-48d8-b644-2ef2786c1229">
+      <UserInfo>
+        <DisplayName/>
+        <AccountId xsi:nil="true"/>
+        <AccountType/>
+      </UserInfo>
+    </SharedWithUsers>
+  </documentManagement>
+</p:properties>
 </file>
 
-<file path=customXml/itemProps2.xml><?xml version="1.0" encoding="utf-8"?>
-<ds:datastoreItem xmlns:ds="http://schemas.openxmlformats.org/officeDocument/2006/customXml" ds:itemID="{E4B4D352-B35B-4B3A-95D2-902933709BD2}">
-  <ds:schemaRefs>
-    <ds:schemaRef ds:uri="http://schemas.microsoft.com/office/2006/metadata/properties"/>
-    <ds:schemaRef ds:uri="http://schemas.microsoft.com/office/infopath/2007/PartnerControls"/>
-    <ds:schemaRef ds:uri="7f0dcb33-685e-48d8-b644-2ef2786c1229"/>
-  </ds:schemaRefs>
-</ds:datastoreItem>
+<file path=customXml/item3.xml><?xml version="1.0" encoding="utf-8"?>
+<?mso-contentType ?>
+<FormTemplates xmlns="http://schemas.microsoft.com/sharepoint/v3/contenttype/forms">
+  <Display>DocumentLibraryForm</Display>
+  <Edit>DocumentLibraryForm</Edit>
+  <New>DocumentLibraryForm</New>
+</FormTemplates>
 </file>
 
-<file path=customXml/itemProps3.xml><?xml version="1.0" encoding="utf-8"?>
+<file path=customXml/itemProps1.xml><?xml version="1.0" encoding="utf-8"?>
 <ds:datastoreItem xmlns:ds="http://schemas.openxmlformats.org/officeDocument/2006/customXml" ds:itemID="{2240CE2F-0274-489A-BA80-8887BFB6B269}">
   <ds:schemaRefs>
     <ds:schemaRef ds:uri="http://schemas.microsoft.com/office/2006/metadata/contentType"/>
@@ -10816,4 +15837,22 @@
     <ds:schemaRef ds:uri="http://schemas.microsoft.com/internal/obd"/>
   </ds:schemaRefs>
 </ds:datastoreItem>
+</file>
+
+<file path=customXml/itemProps2.xml><?xml version="1.0" encoding="utf-8"?>
+<ds:datastoreItem xmlns:ds="http://schemas.openxmlformats.org/officeDocument/2006/customXml" ds:itemID="{E4B4D352-B35B-4B3A-95D2-902933709BD2}">
+  <ds:schemaRefs>
+    <ds:schemaRef ds:uri="http://schemas.microsoft.com/office/2006/metadata/properties"/>
+    <ds:schemaRef ds:uri="http://schemas.microsoft.com/office/infopath/2007/PartnerControls"/>
+    <ds:schemaRef ds:uri="7f0dcb33-685e-48d8-b644-2ef2786c1229"/>
+  </ds:schemaRefs>
+</ds:datastoreItem>
+</file>
+
+<file path=customXml/itemProps3.xml><?xml version="1.0" encoding="utf-8"?>
+<ds:datastoreItem xmlns:ds="http://schemas.openxmlformats.org/officeDocument/2006/customXml" ds:itemID="{CEAD825D-2413-46BA-BB1F-DCE637B19B0C}">
+  <ds:schemaRefs>
+    <ds:schemaRef ds:uri="http://schemas.microsoft.com/sharepoint/v3/contenttype/forms"/>
+  </ds:schemaRefs>
+</ds:datastoreItem>
 </file>
--- a/Business_Template Bolatava lab.docx
+++ b/Business_Template Bolatava lab.docx
@@ -2735,45 +2735,107 @@
       <w:pPr>
         <w:pStyle w:val="BodyText"/>
         <w:ind w:left="720"/>
-      </w:pPr>
-      <w:r>
         <w:rPr>
-          <w:b/>
-          <w:bCs/>
+          <w:lang w:val="ru-RU"/>
         </w:rPr>
-        <w:t>Data Source:</w:t>
-      </w:r>
-      <w:r>
-        <w:t xml:space="preserve"> Source 1 originates from the </w:t>
-      </w:r>
-      <w:r>
-        <w:rPr>
-          <w:b/>
-          <w:bCs/>
-        </w:rPr>
-        <w:t>Legacy POS System</w:t>
-      </w:r>
-      <w:r>
-        <w:t xml:space="preserve">, while Source 2 originates from the </w:t>
-      </w:r>
-      <w:r>
-        <w:rPr>
-          <w:b/>
-          <w:bCs/>
-        </w:rPr>
-        <w:t>Cloud E-Commerce Platform</w:t>
-      </w:r>
-      <w:r>
-        <w:t>.</w:t>
+      </w:pPr>
+      <w:r>
+        <w:t xml:space="preserve">Both datasets contain 1,000,000 rows each, providing a comprehensive view of the liquor retail market </w:t>
+      </w:r>
+      <w:r>
+        <w:t>capturing key product and vendor characteristics, time-based attributes for analysis, numerical measurements of every product sold per invoice, and promotional campaign details.</w:t>
+      </w:r>
+      <w:r>
+        <w:t xml:space="preserve"> </w:t>
       </w:r>
     </w:p>
     <w:p>
       <w:pPr>
         <w:pStyle w:val="BodyText"/>
-      </w:pPr>
-      <w:r>
-        <w:t>The datasets provide a complete view of the liquor retail market, merging offline store transactions with online sales. This allows the business to analyze consumer behavior, regional demand, and brand performance. The data provides a solid foundation for optimizing inventory, refining omnichannel pricing, and improving vendor relationships through a unified Data Warehouse.</w:t>
-      </w:r>
+        <w:ind w:left="720"/>
+      </w:pPr>
+      <w:r>
+        <w:t xml:space="preserve">However, there is a notable difference between the </w:t>
+      </w:r>
+      <w:proofErr w:type="gramStart"/>
+      <w:r>
+        <w:t>datasets</w:t>
+      </w:r>
+      <w:proofErr w:type="gramEnd"/>
+      <w:r>
+        <w:t xml:space="preserve"> based on the point of sale. While the physical store dataset includes location-specific data (such as address, </w:t>
+      </w:r>
+      <w:proofErr w:type="spellStart"/>
+      <w:r>
+        <w:t>city_id</w:t>
+      </w:r>
+      <w:proofErr w:type="spellEnd"/>
+      <w:r>
+        <w:t xml:space="preserve">, </w:t>
+      </w:r>
+      <w:proofErr w:type="spellStart"/>
+      <w:r>
+        <w:t>city_name</w:t>
+      </w:r>
+      <w:proofErr w:type="spellEnd"/>
+      <w:r>
+        <w:t xml:space="preserve">, </w:t>
+      </w:r>
+      <w:proofErr w:type="spellStart"/>
+      <w:r>
+        <w:t>zip_code</w:t>
+      </w:r>
+      <w:proofErr w:type="spellEnd"/>
+      <w:r>
+        <w:t xml:space="preserve">, </w:t>
+      </w:r>
+      <w:proofErr w:type="spellStart"/>
+      <w:r>
+        <w:t>county_id</w:t>
+      </w:r>
+      <w:proofErr w:type="spellEnd"/>
+      <w:r>
+        <w:t xml:space="preserve">, and </w:t>
+      </w:r>
+      <w:proofErr w:type="spellStart"/>
+      <w:r>
+        <w:t>county_name</w:t>
+      </w:r>
+      <w:proofErr w:type="spellEnd"/>
+      <w:r>
+        <w:t xml:space="preserve">), the online store dataset excludes these fields, as they are not relevant to online transactions. Additionally, the </w:t>
+      </w:r>
+      <w:proofErr w:type="spellStart"/>
+      <w:r>
+        <w:t>store_type</w:t>
+      </w:r>
+      <w:proofErr w:type="spellEnd"/>
+      <w:r>
+        <w:t xml:space="preserve"> column </w:t>
+      </w:r>
+      <w:proofErr w:type="gramStart"/>
+      <w:r>
+        <w:t>differentiates</w:t>
+      </w:r>
+      <w:proofErr w:type="gramEnd"/>
+      <w:r>
+        <w:t xml:space="preserve"> the two datasets, with "Online" used for online transactions and "Physical" for in-store purchases.</w:t>
+      </w:r>
+    </w:p>
+    <w:p>
+      <w:pPr>
+        <w:pStyle w:val="BodyText"/>
+        <w:ind w:left="720"/>
+      </w:pPr>
+      <w:r>
+        <w:t>Despite these differences, the unified datasets offer a powerful foundation for analyzing both physical and online sales, helping to optimize inventory, refine pricing strategies, and improve vendor relationships.</w:t>
+      </w:r>
+    </w:p>
+    <w:p>
+      <w:pPr>
+        <w:pStyle w:val="BodyText"/>
+        <w:ind w:left="720"/>
+      </w:pPr>
     </w:p>
     <w:p>
       <w:pPr>
@@ -3154,9 +3216,12 @@
       </w:r>
       <w:proofErr w:type="spellStart"/>
       <w:r>
-        <w:t>category_id.</w:t>
+        <w:t>category_id</w:t>
       </w:r>
       <w:proofErr w:type="spellEnd"/>
+      <w:r>
+        <w:t>.</w:t>
+      </w:r>
     </w:p>
     <w:p>
       <w:pPr>
@@ -3447,6 +3512,7 @@
                 <w:b/>
                 <w:bCs/>
               </w:rPr>
+              <w:lastRenderedPageBreak/>
               <w:t>date</w:t>
             </w:r>
           </w:p>
@@ -3617,7 +3683,6 @@
                 <w:b/>
                 <w:bCs/>
               </w:rPr>
-              <w:lastRenderedPageBreak/>
               <w:t>vendor_id</w:t>
             </w:r>
             <w:proofErr w:type="spellEnd"/>
@@ -3693,10 +3758,7 @@
               <w:t xml:space="preserve">Foreign Key: Link to the </w:t>
             </w:r>
             <w:r>
-              <w:t>Promotion</w:t>
-            </w:r>
-            <w:r>
-              <w:t xml:space="preserve"> </w:t>
+              <w:t xml:space="preserve">Promotion </w:t>
             </w:r>
             <w:r>
               <w:t>dimension</w:t>
@@ -5808,6 +5870,7 @@
                 <w:b/>
                 <w:bCs/>
               </w:rPr>
+              <w:lastRenderedPageBreak/>
               <w:t>county_</w:t>
             </w:r>
             <w:r>
@@ -6017,7 +6080,6 @@
                 <w:sz w:val="18"/>
                 <w:szCs w:val="18"/>
               </w:rPr>
-              <w:lastRenderedPageBreak/>
               <w:t>store_id</w:t>
             </w:r>
             <w:proofErr w:type="spellEnd"/>
@@ -8471,7 +8533,6 @@
                 <w:sz w:val="16"/>
                 <w:szCs w:val="16"/>
               </w:rPr>
-              <w:lastRenderedPageBreak/>
               <w:t>260</w:t>
             </w:r>
           </w:p>
@@ -9079,13 +9140,7 @@
             </w:r>
             <w:proofErr w:type="gramEnd"/>
             <w:r>
-              <w:t>1</w:t>
-            </w:r>
-            <w:r>
-              <w:t>0</w:t>
-            </w:r>
-            <w:r>
-              <w:t>)</w:t>
+              <w:t>10)</w:t>
             </w:r>
           </w:p>
         </w:tc>
@@ -10115,10 +10170,7 @@
             </w:r>
             <w:proofErr w:type="gramEnd"/>
             <w:r>
-              <w:t>20</w:t>
-            </w:r>
-            <w:r>
-              <w:t>)</w:t>
+              <w:t>20)</w:t>
             </w:r>
           </w:p>
         </w:tc>
@@ -10249,6 +10301,7 @@
                 <w:sz w:val="18"/>
                 <w:szCs w:val="18"/>
               </w:rPr>
+              <w:lastRenderedPageBreak/>
               <w:t>promo_id</w:t>
             </w:r>
             <w:proofErr w:type="spellEnd"/>
@@ -10506,7 +10559,6 @@
       <w:bookmarkStart w:id="20" w:name="_Hlk137549024"/>
       <w:bookmarkStart w:id="21" w:name="_Hlk314571188"/>
       <w:r>
-        <w:lastRenderedPageBreak/>
         <w:t>Business Layer 3NF</w:t>
       </w:r>
       <w:bookmarkEnd w:id="19"/>
@@ -15613,6 +15665,29 @@
 </file>
 
 <file path=customXml/item1.xml><?xml version="1.0" encoding="utf-8"?>
+<?mso-contentType ?>
+<FormTemplates xmlns="http://schemas.microsoft.com/sharepoint/v3/contenttype/forms">
+  <Display>DocumentLibraryForm</Display>
+  <Edit>DocumentLibraryForm</Edit>
+  <New>DocumentLibraryForm</New>
+</FormTemplates>
+</file>
+
+<file path=customXml/item2.xml><?xml version="1.0" encoding="utf-8"?>
+<p:properties xmlns:p="http://schemas.microsoft.com/office/2006/metadata/properties" xmlns:xsi="http://www.w3.org/2001/XMLSchema-instance" xmlns:pc="http://schemas.microsoft.com/office/infopath/2007/PartnerControls">
+  <documentManagement>
+    <SharedWithUsers xmlns="7f0dcb33-685e-48d8-b644-2ef2786c1229">
+      <UserInfo>
+        <DisplayName/>
+        <AccountId xsi:nil="true"/>
+        <AccountType/>
+      </UserInfo>
+    </SharedWithUsers>
+  </documentManagement>
+</p:properties>
+</file>
+
+<file path=customXml/item3.xml><?xml version="1.0" encoding="utf-8"?>
 <ct:contentTypeSchema xmlns:ct="http://schemas.microsoft.com/office/2006/metadata/contentType" xmlns:ma="http://schemas.microsoft.com/office/2006/metadata/properties/metaAttributes" ct:_="" ma:_="" ma:contentTypeName="Document" ma:contentTypeID="0x010100B3483E581E535547A5C5133F57803043" ma:contentTypeVersion="7" ma:contentTypeDescription="Create a new document." ma:contentTypeScope="" ma:versionID="26f0e3c34181377a2b428b97b0aacf58">
   <xsd:schema xmlns:xsd="http://www.w3.org/2001/XMLSchema" xmlns:xs="http://www.w3.org/2001/XMLSchema" xmlns:p="http://schemas.microsoft.com/office/2006/metadata/properties" xmlns:ns2="0a074a96-e172-4849-a42b-0522bc04182b" xmlns:ns3="7f0dcb33-685e-48d8-b644-2ef2786c1229" targetNamespace="http://schemas.microsoft.com/office/2006/metadata/properties" ma:root="true" ma:fieldsID="c6eeec6c9df2cadb2fce64bd00511549" ns2:_="" ns3:_="">
     <xsd:import namespace="0a074a96-e172-4849-a42b-0522bc04182b"/>
@@ -15797,30 +15872,25 @@
 </ct:contentTypeSchema>
 </file>
 
-<file path=customXml/item2.xml><?xml version="1.0" encoding="utf-8"?>
-<p:properties xmlns:p="http://schemas.microsoft.com/office/2006/metadata/properties" xmlns:xsi="http://www.w3.org/2001/XMLSchema-instance" xmlns:pc="http://schemas.microsoft.com/office/infopath/2007/PartnerControls">
-  <documentManagement>
-    <SharedWithUsers xmlns="7f0dcb33-685e-48d8-b644-2ef2786c1229">
-      <UserInfo>
-        <DisplayName/>
-        <AccountId xsi:nil="true"/>
-        <AccountType/>
-      </UserInfo>
-    </SharedWithUsers>
-  </documentManagement>
-</p:properties>
+<file path=customXml/itemProps1.xml><?xml version="1.0" encoding="utf-8"?>
+<ds:datastoreItem xmlns:ds="http://schemas.openxmlformats.org/officeDocument/2006/customXml" ds:itemID="{CEAD825D-2413-46BA-BB1F-DCE637B19B0C}">
+  <ds:schemaRefs>
+    <ds:schemaRef ds:uri="http://schemas.microsoft.com/sharepoint/v3/contenttype/forms"/>
+  </ds:schemaRefs>
+</ds:datastoreItem>
 </file>
 
-<file path=customXml/item3.xml><?xml version="1.0" encoding="utf-8"?>
-<?mso-contentType ?>
-<FormTemplates xmlns="http://schemas.microsoft.com/sharepoint/v3/contenttype/forms">
-  <Display>DocumentLibraryForm</Display>
-  <Edit>DocumentLibraryForm</Edit>
-  <New>DocumentLibraryForm</New>
-</FormTemplates>
+<file path=customXml/itemProps2.xml><?xml version="1.0" encoding="utf-8"?>
+<ds:datastoreItem xmlns:ds="http://schemas.openxmlformats.org/officeDocument/2006/customXml" ds:itemID="{E4B4D352-B35B-4B3A-95D2-902933709BD2}">
+  <ds:schemaRefs>
+    <ds:schemaRef ds:uri="http://schemas.microsoft.com/office/2006/metadata/properties"/>
+    <ds:schemaRef ds:uri="http://schemas.microsoft.com/office/infopath/2007/PartnerControls"/>
+    <ds:schemaRef ds:uri="7f0dcb33-685e-48d8-b644-2ef2786c1229"/>
+  </ds:schemaRefs>
+</ds:datastoreItem>
 </file>
 
-<file path=customXml/itemProps1.xml><?xml version="1.0" encoding="utf-8"?>
+<file path=customXml/itemProps3.xml><?xml version="1.0" encoding="utf-8"?>
 <ds:datastoreItem xmlns:ds="http://schemas.openxmlformats.org/officeDocument/2006/customXml" ds:itemID="{2240CE2F-0274-489A-BA80-8887BFB6B269}">
   <ds:schemaRefs>
     <ds:schemaRef ds:uri="http://schemas.microsoft.com/office/2006/metadata/contentType"/>
@@ -15837,22 +15907,4 @@
     <ds:schemaRef ds:uri="http://schemas.microsoft.com/internal/obd"/>
   </ds:schemaRefs>
 </ds:datastoreItem>
-</file>
-
-<file path=customXml/itemProps2.xml><?xml version="1.0" encoding="utf-8"?>
-<ds:datastoreItem xmlns:ds="http://schemas.openxmlformats.org/officeDocument/2006/customXml" ds:itemID="{E4B4D352-B35B-4B3A-95D2-902933709BD2}">
-  <ds:schemaRefs>
-    <ds:schemaRef ds:uri="http://schemas.microsoft.com/office/2006/metadata/properties"/>
-    <ds:schemaRef ds:uri="http://schemas.microsoft.com/office/infopath/2007/PartnerControls"/>
-    <ds:schemaRef ds:uri="7f0dcb33-685e-48d8-b644-2ef2786c1229"/>
-  </ds:schemaRefs>
-</ds:datastoreItem>
-</file>
-
-<file path=customXml/itemProps3.xml><?xml version="1.0" encoding="utf-8"?>
-<ds:datastoreItem xmlns:ds="http://schemas.openxmlformats.org/officeDocument/2006/customXml" ds:itemID="{CEAD825D-2413-46BA-BB1F-DCE637B19B0C}">
-  <ds:schemaRefs>
-    <ds:schemaRef ds:uri="http://schemas.microsoft.com/sharepoint/v3/contenttype/forms"/>
-  </ds:schemaRefs>
-</ds:datastoreItem>
 </file>
--- a/Business_Template Bolatava lab.docx
+++ b/Business_Template Bolatava lab.docx
@@ -1447,15 +1447,7 @@
         </w:rPr>
       </w:pPr>
       <w:r>
-        <w:t xml:space="preserve">Currently, the company faces challenges due to fragmented data stored in separate systems (Offline POS and Online </w:t>
-      </w:r>
-      <w:proofErr w:type="gramStart"/>
-      <w:r>
-        <w:t>Web-store</w:t>
-      </w:r>
-      <w:proofErr w:type="gramEnd"/>
-      <w:r>
-        <w:t>). Poor data management leads to several issues:</w:t>
+        <w:t>Currently, the company faces challenges due to fragmented data stored in separate systems (Offline POS and Online Web-store). Poor data management leads to several issues:</w:t>
       </w:r>
     </w:p>
     <w:p>
@@ -2223,15 +2215,7 @@
       </w:r>
       <w:proofErr w:type="spellEnd"/>
       <w:r>
-        <w:t xml:space="preserve"> (total liquid volume). These are essential for calculating the "price per liter" and "sales </w:t>
-      </w:r>
-      <w:proofErr w:type="gramStart"/>
-      <w:r>
-        <w:t>density</w:t>
-      </w:r>
-      <w:proofErr w:type="gramEnd"/>
-      <w:r>
-        <w:t>.</w:t>
+        <w:t xml:space="preserve"> (total liquid volume). These are essential for calculating the "price per liter" and "sales density.</w:t>
       </w:r>
     </w:p>
     <w:p>
@@ -2495,15 +2479,7 @@
         <w:t xml:space="preserve"> </w:t>
       </w:r>
       <w:r>
-        <w:t xml:space="preserve">Shows type of </w:t>
-      </w:r>
-      <w:proofErr w:type="gramStart"/>
-      <w:r>
-        <w:t>the purchase</w:t>
-      </w:r>
-      <w:proofErr w:type="gramEnd"/>
-      <w:r>
-        <w:t xml:space="preserve"> (online). </w:t>
+        <w:t xml:space="preserve">Shows type of the purchase (online). </w:t>
       </w:r>
     </w:p>
     <w:p>
@@ -2688,15 +2664,7 @@
       </w:r>
       <w:proofErr w:type="spellEnd"/>
       <w:r>
-        <w:t xml:space="preserve"> (total liquid volume). These are essential for calculating the "price per liter" and "sales </w:t>
-      </w:r>
-      <w:proofErr w:type="gramStart"/>
-      <w:r>
-        <w:t>density</w:t>
-      </w:r>
-      <w:proofErr w:type="gramEnd"/>
-      <w:r>
-        <w:t>.</w:t>
+        <w:t xml:space="preserve"> (total liquid volume). These are essential for calculating the "price per liter" and "sales density.</w:t>
       </w:r>
     </w:p>
     <w:p>
@@ -2735,18 +2703,12 @@
       <w:pPr>
         <w:pStyle w:val="BodyText"/>
         <w:ind w:left="720"/>
-        <w:rPr>
-          <w:lang w:val="ru-RU"/>
-        </w:rPr>
       </w:pPr>
       <w:r>
         <w:t xml:space="preserve">Both datasets contain 1,000,000 rows each, providing a comprehensive view of the liquor retail market </w:t>
       </w:r>
       <w:r>
-        <w:t>capturing key product and vendor characteristics, time-based attributes for analysis, numerical measurements of every product sold per invoice, and promotional campaign details.</w:t>
-      </w:r>
-      <w:r>
-        <w:t xml:space="preserve"> </w:t>
+        <w:t xml:space="preserve">capturing key product and vendor characteristics, time-based attributes for analysis, numerical measurements of every product sold per invoice, and promotional campaign details. </w:t>
       </w:r>
     </w:p>
     <w:p>
@@ -2755,15 +2717,7 @@
         <w:ind w:left="720"/>
       </w:pPr>
       <w:r>
-        <w:t xml:space="preserve">However, there is a notable difference between the </w:t>
-      </w:r>
-      <w:proofErr w:type="gramStart"/>
-      <w:r>
-        <w:t>datasets</w:t>
-      </w:r>
-      <w:proofErr w:type="gramEnd"/>
-      <w:r>
-        <w:t xml:space="preserve"> based on the point of sale. While the physical store dataset includes location-specific data (such as address, </w:t>
+        <w:t xml:space="preserve">However, there is a notable difference between the datasets based on the point of sale. While the physical store dataset includes location-specific data (such as address, </w:t>
       </w:r>
       <w:proofErr w:type="spellStart"/>
       <w:r>
@@ -2811,15 +2765,7 @@
       </w:r>
       <w:proofErr w:type="spellEnd"/>
       <w:r>
-        <w:t xml:space="preserve"> column </w:t>
-      </w:r>
-      <w:proofErr w:type="gramStart"/>
-      <w:r>
-        <w:t>differentiates</w:t>
-      </w:r>
-      <w:proofErr w:type="gramEnd"/>
-      <w:r>
-        <w:t xml:space="preserve"> the two datasets, with "Online" used for online transactions and "Physical" for in-store purchases.</w:t>
+        <w:t xml:space="preserve"> column differentiates the two datasets, with "Online" used for online transactions and "Physical" for in-store purchases.</w:t>
       </w:r>
     </w:p>
     <w:p>
@@ -2897,23 +2843,7 @@
         <w:t xml:space="preserve"> </w:t>
       </w:r>
       <w:r>
-        <w:t xml:space="preserve">Retail and online sales of alcoholic </w:t>
-      </w:r>
-      <w:proofErr w:type="gramStart"/>
-      <w:r>
-        <w:t>beverages,</w:t>
-      </w:r>
-      <w:proofErr w:type="gramEnd"/>
-      <w:r>
-        <w:t xml:space="preserve"> </w:t>
-      </w:r>
-      <w:proofErr w:type="gramStart"/>
-      <w:r>
-        <w:t>includes</w:t>
-      </w:r>
-      <w:proofErr w:type="gramEnd"/>
-      <w:r>
-        <w:t xml:space="preserve"> tracking transactions across physical and digital stores.</w:t>
+        <w:t>Retail and online sales of alcoholic beverages, includes tracking transactions across physical and digital stores.</w:t>
       </w:r>
     </w:p>
     <w:p>
@@ -3086,22 +3016,14 @@
       </w:r>
       <w:proofErr w:type="spellStart"/>
       <w:r>
-        <w:t>sale_</w:t>
-      </w:r>
-      <w:proofErr w:type="gramStart"/>
-      <w:r>
-        <w:t>dollars</w:t>
+        <w:t>sale_dollars</w:t>
       </w:r>
       <w:proofErr w:type="spellEnd"/>
       <w:r>
         <w:t xml:space="preserve"> </w:t>
       </w:r>
       <w:r>
-        <w:t>,</w:t>
-      </w:r>
-      <w:proofErr w:type="gramEnd"/>
-      <w:r>
-        <w:t xml:space="preserve"> </w:t>
+        <w:t xml:space="preserve">, </w:t>
       </w:r>
       <w:proofErr w:type="spellStart"/>
       <w:r>
@@ -3357,27 +3279,7 @@
           <w:sz w:val="20"/>
           <w:szCs w:val="20"/>
         </w:rPr>
-        <w:t xml:space="preserve">Description: Captures the numerical measurements of every product sold </w:t>
-      </w:r>
-      <w:proofErr w:type="gramStart"/>
-      <w:r>
-        <w:rPr>
-          <w:rFonts w:ascii="Trebuchet MS" w:hAnsi="Trebuchet MS"/>
-          <w:color w:val="464547"/>
-          <w:sz w:val="20"/>
-          <w:szCs w:val="20"/>
-        </w:rPr>
-        <w:t>per</w:t>
-      </w:r>
-      <w:proofErr w:type="gramEnd"/>
-      <w:r>
-        <w:rPr>
-          <w:rFonts w:ascii="Trebuchet MS" w:hAnsi="Trebuchet MS"/>
-          <w:color w:val="464547"/>
-          <w:sz w:val="20"/>
-          <w:szCs w:val="20"/>
-        </w:rPr>
-        <w:t xml:space="preserve"> invoice.</w:t>
+        <w:t>Description: Captures the numerical measurements of every product sold per invoice.</w:t>
       </w:r>
     </w:p>
     <w:tbl>
@@ -7211,7 +7113,6 @@
                 <w:lang w:val="ru-RU"/>
               </w:rPr>
             </w:pPr>
-            <w:proofErr w:type="gramStart"/>
             <w:r>
               <w:t>V</w:t>
             </w:r>
@@ -7219,11 +7120,7 @@
               <w:t>archar</w:t>
             </w:r>
             <w:r>
-              <w:t>(</w:t>
-            </w:r>
-            <w:proofErr w:type="gramEnd"/>
-            <w:r>
-              <w:t>100)</w:t>
+              <w:t>(100)</w:t>
             </w:r>
           </w:p>
         </w:tc>
@@ -7459,7 +7356,6 @@
             <w:pPr>
               <w:pStyle w:val="BodyText"/>
             </w:pPr>
-            <w:proofErr w:type="gramStart"/>
             <w:r>
               <w:t>V</w:t>
             </w:r>
@@ -7467,11 +7363,7 @@
               <w:t>archar</w:t>
             </w:r>
             <w:r>
-              <w:t>(</w:t>
-            </w:r>
-            <w:proofErr w:type="gramEnd"/>
-            <w:r>
-              <w:t>50)</w:t>
+              <w:t>(50)</w:t>
             </w:r>
           </w:p>
         </w:tc>
@@ -8373,7 +8265,6 @@
                 <w:lang w:val="ru-RU"/>
               </w:rPr>
             </w:pPr>
-            <w:proofErr w:type="gramStart"/>
             <w:r>
               <w:t>V</w:t>
             </w:r>
@@ -8381,11 +8272,7 @@
               <w:t>archar</w:t>
             </w:r>
             <w:r>
-              <w:t>(</w:t>
-            </w:r>
-            <w:proofErr w:type="gramEnd"/>
-            <w:r>
-              <w:t>100)</w:t>
+              <w:t>(100)</w:t>
             </w:r>
           </w:p>
         </w:tc>
@@ -9128,7 +9015,6 @@
             <w:pPr>
               <w:pStyle w:val="BodyText"/>
             </w:pPr>
-            <w:proofErr w:type="gramStart"/>
             <w:r>
               <w:t>V</w:t>
             </w:r>
@@ -9136,11 +9022,7 @@
               <w:t>archar</w:t>
             </w:r>
             <w:r>
-              <w:t>(</w:t>
-            </w:r>
-            <w:proofErr w:type="gramEnd"/>
-            <w:r>
-              <w:t>10)</w:t>
+              <w:t>(10)</w:t>
             </w:r>
           </w:p>
         </w:tc>
@@ -10158,7 +10040,6 @@
                 <w:lang w:val="ru-RU"/>
               </w:rPr>
             </w:pPr>
-            <w:proofErr w:type="gramStart"/>
             <w:r>
               <w:t>V</w:t>
             </w:r>
@@ -10166,11 +10047,7 @@
               <w:t>archar</w:t>
             </w:r>
             <w:r>
-              <w:t>(</w:t>
-            </w:r>
-            <w:proofErr w:type="gramEnd"/>
-            <w:r>
-              <w:t>20)</w:t>
+              <w:t>(20)</w:t>
             </w:r>
           </w:p>
         </w:tc>
@@ -10554,6 +10431,9 @@
       <w:pPr>
         <w:pStyle w:val="Heading1"/>
         <w:ind w:left="431" w:hanging="431"/>
+        <w:rPr>
+          <w:lang w:val="ru-RU"/>
+        </w:rPr>
       </w:pPr>
       <w:bookmarkStart w:id="19" w:name="_Toc155614192"/>
       <w:bookmarkStart w:id="20" w:name="_Hlk137549024"/>
@@ -10565,6 +10445,347 @@
     </w:p>
     <w:p>
       <w:pPr>
+        <w:pStyle w:val="BodyText"/>
+      </w:pPr>
+      <w:r>
+        <w:t xml:space="preserve">The Business Layer represents the data in </w:t>
+      </w:r>
+      <w:r>
+        <w:rPr>
+          <w:b/>
+          <w:bCs/>
+        </w:rPr>
+        <w:t>Third Normal Form (3NF)</w:t>
+      </w:r>
+      <w:r>
+        <w:t>. The primary goal of this layer is to provide a clean</w:t>
+      </w:r>
+      <w:r>
+        <w:t>ed</w:t>
+      </w:r>
+      <w:r>
+        <w:t xml:space="preserve"> and normalized version of the data integrated from Online and Offline source systems</w:t>
+      </w:r>
+      <w:r>
+        <w:t xml:space="preserve">. </w:t>
+      </w:r>
+    </w:p>
+    <w:p>
+      <w:pPr>
+        <w:pStyle w:val="BodyText"/>
+      </w:pPr>
+      <w:r>
+        <w:rPr>
+          <w:b/>
+          <w:bCs/>
+        </w:rPr>
+        <w:t>BL_3NF</w:t>
+      </w:r>
+      <w:r>
+        <w:t xml:space="preserve"> schema is presented below:</w:t>
+      </w:r>
+    </w:p>
+    <w:p>
+      <w:pPr>
+        <w:pStyle w:val="BodyText"/>
+      </w:pPr>
+      <w:r>
+        <w:drawing>
+          <wp:inline distT="0" distB="0" distL="0" distR="0" wp14:anchorId="50A73466" wp14:editId="62E18279">
+            <wp:extent cx="5941695" cy="4745990"/>
+            <wp:effectExtent l="0" t="0" r="1905" b="0"/>
+            <wp:docPr id="1412785804" name="Picture 4"/>
+            <wp:cNvGraphicFramePr>
+              <a:graphicFrameLocks xmlns:a="http://schemas.openxmlformats.org/drawingml/2006/main" noChangeAspect="1"/>
+            </wp:cNvGraphicFramePr>
+            <a:graphic xmlns:a="http://schemas.openxmlformats.org/drawingml/2006/main">
+              <a:graphicData uri="http://schemas.openxmlformats.org/drawingml/2006/picture">
+                <pic:pic xmlns:pic="http://schemas.openxmlformats.org/drawingml/2006/picture">
+                  <pic:nvPicPr>
+                    <pic:cNvPr id="0" name="Picture 13"/>
+                    <pic:cNvPicPr>
+                      <a:picLocks noChangeAspect="1" noChangeArrowheads="1"/>
+                    </pic:cNvPicPr>
+                  </pic:nvPicPr>
+                  <pic:blipFill>
+                    <a:blip r:embed="rId11" cstate="print">
+                      <a:extLst>
+                        <a:ext uri="{28A0092B-C50C-407E-A947-70E740481C1C}">
+                          <a14:useLocalDpi xmlns:a14="http://schemas.microsoft.com/office/drawing/2010/main" val="0"/>
+                        </a:ext>
+                      </a:extLst>
+                    </a:blip>
+                    <a:srcRect/>
+                    <a:stretch>
+                      <a:fillRect/>
+                    </a:stretch>
+                  </pic:blipFill>
+                  <pic:spPr bwMode="auto">
+                    <a:xfrm>
+                      <a:off x="0" y="0"/>
+                      <a:ext cx="5941695" cy="4745990"/>
+                    </a:xfrm>
+                    <a:prstGeom prst="rect">
+                      <a:avLst/>
+                    </a:prstGeom>
+                    <a:noFill/>
+                    <a:ln>
+                      <a:noFill/>
+                    </a:ln>
+                  </pic:spPr>
+                </pic:pic>
+              </a:graphicData>
+            </a:graphic>
+          </wp:inline>
+        </w:drawing>
+      </w:r>
+    </w:p>
+    <w:p>
+      <w:pPr>
+        <w:pStyle w:val="BodyText"/>
+      </w:pPr>
+      <w:r>
+        <w:br/>
+        <w:t xml:space="preserve">Main </w:t>
+      </w:r>
+      <w:r>
+        <w:t>design decisions made during the modelling process</w:t>
+      </w:r>
+      <w:r>
+        <w:t xml:space="preserve"> are presented below:</w:t>
+      </w:r>
+    </w:p>
+    <w:p>
+      <w:pPr>
+        <w:pStyle w:val="BodyText"/>
+        <w:rPr>
+          <w:b/>
+          <w:bCs/>
+        </w:rPr>
+      </w:pPr>
+      <w:r>
+        <w:t xml:space="preserve">1. </w:t>
+      </w:r>
+      <w:r>
+        <w:rPr>
+          <w:b/>
+          <w:bCs/>
+        </w:rPr>
+        <w:t>Normalization</w:t>
+      </w:r>
+      <w:r>
+        <w:t xml:space="preserve">: All transitive dependencies were removed. Geography is fully normalized into a hierarchy: CE_COUNTIES </w:t>
+      </w:r>
+      <w:r>
+        <w:rPr>
+          <w:rFonts w:ascii="Arial" w:hAnsi="Arial" w:cs="Arial"/>
+        </w:rPr>
+        <w:t>-</w:t>
+      </w:r>
+      <w:r>
+        <w:t xml:space="preserve"> CE_CITIES </w:t>
+      </w:r>
+      <w:r>
+        <w:rPr>
+          <w:rFonts w:ascii="Arial" w:hAnsi="Arial" w:cs="Arial"/>
+        </w:rPr>
+        <w:t>-</w:t>
+      </w:r>
+      <w:r>
+        <w:t xml:space="preserve"> CE_STREETS </w:t>
+      </w:r>
+      <w:r>
+        <w:rPr>
+          <w:rFonts w:ascii="Arial" w:hAnsi="Arial" w:cs="Arial"/>
+        </w:rPr>
+        <w:t>-</w:t>
+      </w:r>
+      <w:r>
+        <w:t xml:space="preserve"> CE_ADDRESSES.</w:t>
+      </w:r>
+    </w:p>
+    <w:p>
+      <w:pPr>
+        <w:pStyle w:val="BodyText"/>
+      </w:pPr>
+      <w:r>
+        <w:t>2.</w:t>
+      </w:r>
+      <w:r>
+        <w:t xml:space="preserve"> </w:t>
+      </w:r>
+      <w:r>
+        <w:rPr>
+          <w:b/>
+          <w:bCs/>
+        </w:rPr>
+        <w:t>Unified Entities</w:t>
+      </w:r>
+      <w:r>
+        <w:t xml:space="preserve">: </w:t>
+      </w:r>
+      <w:r>
+        <w:t>Data</w:t>
+      </w:r>
+      <w:r>
+        <w:t xml:space="preserve"> from different sources (Online/Offline) describing the same business entity are stored in a single table.</w:t>
+      </w:r>
+    </w:p>
+    <w:p>
+      <w:pPr>
+        <w:pStyle w:val="BodyText"/>
+      </w:pPr>
+      <w:r>
+        <w:t xml:space="preserve">3. </w:t>
+      </w:r>
+      <w:r>
+        <w:rPr>
+          <w:b/>
+          <w:bCs/>
+        </w:rPr>
+        <w:t>Surrogate Keys</w:t>
+      </w:r>
+      <w:r>
+        <w:t>: Every table uses a BIGINT surrogate key (e.g., SALE_ID, ITEM_ID) generated by sequences to ensure independence from source system changes.</w:t>
+      </w:r>
+    </w:p>
+    <w:p>
+      <w:pPr>
+        <w:pStyle w:val="BodyText"/>
+      </w:pPr>
+      <w:r>
+        <w:lastRenderedPageBreak/>
+        <w:t xml:space="preserve">4. </w:t>
+      </w:r>
+      <w:r>
+        <w:rPr>
+          <w:b/>
+          <w:bCs/>
+        </w:rPr>
+        <w:t>Natural Keys</w:t>
+      </w:r>
+      <w:r>
+        <w:t>: Original business keys from source systems are preserved in &lt;Entity&gt;_SRC_ID columns to maintain traceability.</w:t>
+      </w:r>
+      <w:r>
+        <w:t xml:space="preserve"> </w:t>
+      </w:r>
+      <w:r>
+        <w:t>For entities CE_CITIES and CE_ADDRESSES, these keys are stored as VARCHAR(100) to accommodate alphanumeric identifiers or composite keys from source systems, ensuring no loss of granularity during integration.</w:t>
+      </w:r>
+    </w:p>
+    <w:p>
+      <w:pPr>
+        <w:pStyle w:val="BodyText"/>
+      </w:pPr>
+      <w:r>
+        <w:t xml:space="preserve">5. </w:t>
+      </w:r>
+      <w:r>
+        <w:rPr>
+          <w:b/>
+          <w:bCs/>
+        </w:rPr>
+        <w:t>Source triplet</w:t>
+      </w:r>
+      <w:r>
+        <w:rPr>
+          <w:b/>
+          <w:bCs/>
+        </w:rPr>
+        <w:t xml:space="preserve"> and metadata columns</w:t>
+      </w:r>
+      <w:r>
+        <w:t xml:space="preserve">: </w:t>
+      </w:r>
+      <w:r>
+        <w:t>Three metadata fields (TA_SOURCE_SYSTEM, TA_SOURCE_ENTITY</w:t>
+      </w:r>
+      <w:r>
+        <w:t xml:space="preserve"> and </w:t>
+      </w:r>
+      <w:r>
+        <w:t xml:space="preserve">&lt;Entity&gt;_SRC_ID) </w:t>
+      </w:r>
+      <w:r>
+        <w:t>and audit timestamps (TA_INSERT_DT, TA_UPDATE_DT)</w:t>
+      </w:r>
+      <w:r>
+        <w:t xml:space="preserve"> enable full lineage tracking across multiple source datasets.</w:t>
+      </w:r>
+    </w:p>
+    <w:p>
+      <w:pPr>
+        <w:pStyle w:val="BodyText"/>
+        <w:rPr>
+          <w:lang w:val="ru-RU"/>
+        </w:rPr>
+      </w:pPr>
+      <w:r>
+        <w:t xml:space="preserve">6. </w:t>
+      </w:r>
+      <w:r>
+        <w:rPr>
+          <w:b/>
+          <w:bCs/>
+        </w:rPr>
+        <w:t>SCD Type 2 for CE_ITEMS_SCD</w:t>
+      </w:r>
+      <w:r>
+        <w:t xml:space="preserve">: </w:t>
+      </w:r>
+      <w:r>
+        <w:t>Item attributes (price, volume, vendor, category) change over time. SCD2 preserves the complete history; the fact table FK points to the exact item version that was current at the time of sale.</w:t>
+      </w:r>
+    </w:p>
+    <w:p>
+      <w:pPr>
+        <w:pStyle w:val="BodyText"/>
+      </w:pPr>
+      <w:r>
+        <w:t xml:space="preserve">7. </w:t>
+      </w:r>
+      <w:r>
+        <w:rPr>
+          <w:b/>
+          <w:bCs/>
+        </w:rPr>
+        <w:t>Naming Convention</w:t>
+      </w:r>
+      <w:r>
+        <w:rPr>
+          <w:b/>
+          <w:bCs/>
+        </w:rPr>
+        <w:t>:</w:t>
+      </w:r>
+      <w:r>
+        <w:t xml:space="preserve"> A</w:t>
+      </w:r>
+      <w:r>
+        <w:t>ll entities and attributes follow the established naming standards</w:t>
+      </w:r>
+      <w:r>
+        <w:t xml:space="preserve"> t</w:t>
+      </w:r>
+      <w:r>
+        <w:t>o ensure consistency and high maintainability across the entire Business Layer</w:t>
+      </w:r>
+      <w:r>
+        <w:t>.</w:t>
+      </w:r>
+    </w:p>
+    <w:p>
+      <w:pPr>
+        <w:pStyle w:val="BodyText"/>
+        <w:rPr>
+          <w:b/>
+          <w:bCs/>
+        </w:rPr>
+      </w:pPr>
+    </w:p>
+    <w:p>
+      <w:pPr>
         <w:pStyle w:val="Heading1"/>
         <w:ind w:left="431" w:hanging="431"/>
       </w:pPr>
@@ -10627,9 +10848,9 @@
       </w:pPr>
     </w:p>
     <w:sectPr>
-      <w:headerReference w:type="default" r:id="rId11"/>
-      <w:footerReference w:type="default" r:id="rId12"/>
-      <w:footerReference w:type="first" r:id="rId13"/>
+      <w:headerReference w:type="default" r:id="rId12"/>
+      <w:footerReference w:type="default" r:id="rId13"/>
+      <w:footerReference w:type="first" r:id="rId14"/>
       <w:pgSz w:w="11909" w:h="16834" w:code="9"/>
       <w:pgMar w:top="1134" w:right="851" w:bottom="1134" w:left="1134" w:header="720" w:footer="720" w:gutter="567"/>
       <w:cols w:space="720"/>
@@ -12493,7 +12714,7 @@
   <w:abstractNum w:abstractNumId="11" w15:restartNumberingAfterBreak="0">
     <w:nsid w:val="2D39150F"/>
     <w:multiLevelType w:val="hybridMultilevel"/>
-    <w:tmpl w:val="180E56BC"/>
+    <w:tmpl w:val="1EB0BD4A"/>
     <w:lvl w:ilvl="0" w:tplc="04090001">
       <w:start w:val="1"/>
       <w:numFmt w:val="bullet"/>
@@ -15665,29 +15886,6 @@
 </file>
 
 <file path=customXml/item1.xml><?xml version="1.0" encoding="utf-8"?>
-<?mso-contentType ?>
-<FormTemplates xmlns="http://schemas.microsoft.com/sharepoint/v3/contenttype/forms">
-  <Display>DocumentLibraryForm</Display>
-  <Edit>DocumentLibraryForm</Edit>
-  <New>DocumentLibraryForm</New>
-</FormTemplates>
-</file>
-
-<file path=customXml/item2.xml><?xml version="1.0" encoding="utf-8"?>
-<p:properties xmlns:p="http://schemas.microsoft.com/office/2006/metadata/properties" xmlns:xsi="http://www.w3.org/2001/XMLSchema-instance" xmlns:pc="http://schemas.microsoft.com/office/infopath/2007/PartnerControls">
-  <documentManagement>
-    <SharedWithUsers xmlns="7f0dcb33-685e-48d8-b644-2ef2786c1229">
-      <UserInfo>
-        <DisplayName/>
-        <AccountId xsi:nil="true"/>
-        <AccountType/>
-      </UserInfo>
-    </SharedWithUsers>
-  </documentManagement>
-</p:properties>
-</file>
-
-<file path=customXml/item3.xml><?xml version="1.0" encoding="utf-8"?>
 <ct:contentTypeSchema xmlns:ct="http://schemas.microsoft.com/office/2006/metadata/contentType" xmlns:ma="http://schemas.microsoft.com/office/2006/metadata/properties/metaAttributes" ct:_="" ma:_="" ma:contentTypeName="Document" ma:contentTypeID="0x010100B3483E581E535547A5C5133F57803043" ma:contentTypeVersion="7" ma:contentTypeDescription="Create a new document." ma:contentTypeScope="" ma:versionID="26f0e3c34181377a2b428b97b0aacf58">
   <xsd:schema xmlns:xsd="http://www.w3.org/2001/XMLSchema" xmlns:xs="http://www.w3.org/2001/XMLSchema" xmlns:p="http://schemas.microsoft.com/office/2006/metadata/properties" xmlns:ns2="0a074a96-e172-4849-a42b-0522bc04182b" xmlns:ns3="7f0dcb33-685e-48d8-b644-2ef2786c1229" targetNamespace="http://schemas.microsoft.com/office/2006/metadata/properties" ma:root="true" ma:fieldsID="c6eeec6c9df2cadb2fce64bd00511549" ns2:_="" ns3:_="">
     <xsd:import namespace="0a074a96-e172-4849-a42b-0522bc04182b"/>
@@ -15872,25 +16070,30 @@
 </ct:contentTypeSchema>
 </file>
 
-<file path=customXml/itemProps1.xml><?xml version="1.0" encoding="utf-8"?>
-<ds:datastoreItem xmlns:ds="http://schemas.openxmlformats.org/officeDocument/2006/customXml" ds:itemID="{CEAD825D-2413-46BA-BB1F-DCE637B19B0C}">
-  <ds:schemaRefs>
-    <ds:schemaRef ds:uri="http://schemas.microsoft.com/sharepoint/v3/contenttype/forms"/>
-  </ds:schemaRefs>
-</ds:datastoreItem>
+<file path=customXml/item2.xml><?xml version="1.0" encoding="utf-8"?>
+<p:properties xmlns:p="http://schemas.microsoft.com/office/2006/metadata/properties" xmlns:xsi="http://www.w3.org/2001/XMLSchema-instance" xmlns:pc="http://schemas.microsoft.com/office/infopath/2007/PartnerControls">
+  <documentManagement>
+    <SharedWithUsers xmlns="7f0dcb33-685e-48d8-b644-2ef2786c1229">
+      <UserInfo>
+        <DisplayName/>
+        <AccountId xsi:nil="true"/>
+        <AccountType/>
+      </UserInfo>
+    </SharedWithUsers>
+  </documentManagement>
+</p:properties>
 </file>
 
-<file path=customXml/itemProps2.xml><?xml version="1.0" encoding="utf-8"?>
-<ds:datastoreItem xmlns:ds="http://schemas.openxmlformats.org/officeDocument/2006/customXml" ds:itemID="{E4B4D352-B35B-4B3A-95D2-902933709BD2}">
-  <ds:schemaRefs>
-    <ds:schemaRef ds:uri="http://schemas.microsoft.com/office/2006/metadata/properties"/>
-    <ds:schemaRef ds:uri="http://schemas.microsoft.com/office/infopath/2007/PartnerControls"/>
-    <ds:schemaRef ds:uri="7f0dcb33-685e-48d8-b644-2ef2786c1229"/>
-  </ds:schemaRefs>
-</ds:datastoreItem>
+<file path=customXml/item3.xml><?xml version="1.0" encoding="utf-8"?>
+<?mso-contentType ?>
+<FormTemplates xmlns="http://schemas.microsoft.com/sharepoint/v3/contenttype/forms">
+  <Display>DocumentLibraryForm</Display>
+  <Edit>DocumentLibraryForm</Edit>
+  <New>DocumentLibraryForm</New>
+</FormTemplates>
 </file>
 
-<file path=customXml/itemProps3.xml><?xml version="1.0" encoding="utf-8"?>
+<file path=customXml/itemProps1.xml><?xml version="1.0" encoding="utf-8"?>
 <ds:datastoreItem xmlns:ds="http://schemas.openxmlformats.org/officeDocument/2006/customXml" ds:itemID="{2240CE2F-0274-489A-BA80-8887BFB6B269}">
   <ds:schemaRefs>
     <ds:schemaRef ds:uri="http://schemas.microsoft.com/office/2006/metadata/contentType"/>
@@ -15907,4 +16110,22 @@
     <ds:schemaRef ds:uri="http://schemas.microsoft.com/internal/obd"/>
   </ds:schemaRefs>
 </ds:datastoreItem>
+</file>
+
+<file path=customXml/itemProps2.xml><?xml version="1.0" encoding="utf-8"?>
+<ds:datastoreItem xmlns:ds="http://schemas.openxmlformats.org/officeDocument/2006/customXml" ds:itemID="{E4B4D352-B35B-4B3A-95D2-902933709BD2}">
+  <ds:schemaRefs>
+    <ds:schemaRef ds:uri="http://schemas.microsoft.com/office/2006/metadata/properties"/>
+    <ds:schemaRef ds:uri="http://schemas.microsoft.com/office/infopath/2007/PartnerControls"/>
+    <ds:schemaRef ds:uri="7f0dcb33-685e-48d8-b644-2ef2786c1229"/>
+  </ds:schemaRefs>
+</ds:datastoreItem>
+</file>
+
+<file path=customXml/itemProps3.xml><?xml version="1.0" encoding="utf-8"?>
+<ds:datastoreItem xmlns:ds="http://schemas.openxmlformats.org/officeDocument/2006/customXml" ds:itemID="{CEAD825D-2413-46BA-BB1F-DCE637B19B0C}">
+  <ds:schemaRefs>
+    <ds:schemaRef ds:uri="http://schemas.microsoft.com/sharepoint/v3/contenttype/forms"/>
+  </ds:schemaRefs>
+</ds:datastoreItem>
 </file>
--- a/Business_Template Bolatava lab.docx
+++ b/Business_Template Bolatava lab.docx
@@ -1783,27 +1783,17 @@
         <w:t>Item Identification:</w:t>
       </w:r>
       <w:r>
-        <w:t xml:space="preserve"> Includes </w:t>
-      </w:r>
-      <w:proofErr w:type="spellStart"/>
-      <w:r>
-        <w:t>item_</w:t>
+        <w:t xml:space="preserve"> Includes item_</w:t>
       </w:r>
       <w:r>
         <w:t>id</w:t>
       </w:r>
-      <w:proofErr w:type="spellEnd"/>
-      <w:r>
-        <w:t xml:space="preserve"> and </w:t>
-      </w:r>
-      <w:proofErr w:type="spellStart"/>
-      <w:r>
-        <w:t>item_</w:t>
+      <w:r>
+        <w:t xml:space="preserve"> and item_</w:t>
       </w:r>
       <w:r>
         <w:t>name</w:t>
       </w:r>
-      <w:proofErr w:type="spellEnd"/>
       <w:r>
         <w:t>.</w:t>
       </w:r>
@@ -1821,11 +1811,7 @@
         <w:t>Product Category:</w:t>
       </w:r>
       <w:r>
-        <w:t xml:space="preserve"> Consists of </w:t>
-      </w:r>
-      <w:proofErr w:type="spellStart"/>
-      <w:r>
-        <w:t>category</w:t>
+        <w:t xml:space="preserve"> Consists of category</w:t>
       </w:r>
       <w:r>
         <w:t>_</w:t>
@@ -1833,17 +1819,8 @@
       <w:r>
         <w:t>id</w:t>
       </w:r>
-      <w:proofErr w:type="spellEnd"/>
-      <w:r>
-        <w:t xml:space="preserve"> and </w:t>
-      </w:r>
-      <w:proofErr w:type="spellStart"/>
-      <w:r>
-        <w:t>category_name</w:t>
-      </w:r>
-      <w:proofErr w:type="spellEnd"/>
-      <w:r>
-        <w:t xml:space="preserve">. </w:t>
+      <w:r>
+        <w:t xml:space="preserve"> and category_name. </w:t>
       </w:r>
     </w:p>
     <w:p>
@@ -1859,26 +1836,13 @@
         <w:t>Vendor Details:</w:t>
       </w:r>
       <w:r>
-        <w:t xml:space="preserve"> Includes </w:t>
-      </w:r>
-      <w:proofErr w:type="spellStart"/>
-      <w:r>
-        <w:t>vendor_</w:t>
+        <w:t xml:space="preserve"> Includes vendor_</w:t>
       </w:r>
       <w:r>
         <w:t>id</w:t>
       </w:r>
-      <w:proofErr w:type="spellEnd"/>
-      <w:r>
-        <w:t xml:space="preserve"> and </w:t>
-      </w:r>
-      <w:proofErr w:type="spellStart"/>
-      <w:r>
-        <w:t>vendor_name</w:t>
-      </w:r>
-      <w:proofErr w:type="spellEnd"/>
-      <w:r>
-        <w:t>.</w:t>
+      <w:r>
+        <w:t xml:space="preserve"> and vendor_name.</w:t>
       </w:r>
     </w:p>
     <w:p>
@@ -1894,15 +1858,7 @@
         <w:t>Packaging &amp; Unit Details:</w:t>
       </w:r>
       <w:r>
-        <w:t xml:space="preserve"> Captures technical specifications such as pack (quantity per case) and </w:t>
-      </w:r>
-      <w:proofErr w:type="spellStart"/>
-      <w:r>
-        <w:t>bottle_volume</w:t>
-      </w:r>
-      <w:proofErr w:type="spellEnd"/>
-      <w:r>
-        <w:t xml:space="preserve"> (size of the individual unit)</w:t>
+        <w:t xml:space="preserve"> Captures technical specifications such as pack (quantity per case) and bottle_volume (size of the individual unit)</w:t>
       </w:r>
       <w:r>
         <w:t xml:space="preserve">. </w:t>
@@ -1988,7 +1944,6 @@
         </w:rPr>
         <w:t>(</w:t>
       </w:r>
-      <w:proofErr w:type="spellStart"/>
       <w:r>
         <w:rPr>
           <w:b/>
@@ -2003,29 +1958,12 @@
         </w:rPr>
         <w:t>id</w:t>
       </w:r>
-      <w:proofErr w:type="spellEnd"/>
       <w:r>
         <w:rPr>
           <w:b/>
           <w:bCs/>
         </w:rPr>
-        <w:t xml:space="preserve">, </w:t>
-      </w:r>
-      <w:proofErr w:type="spellStart"/>
-      <w:r>
-        <w:rPr>
-          <w:b/>
-          <w:bCs/>
-        </w:rPr>
-        <w:t>store_name</w:t>
-      </w:r>
-      <w:proofErr w:type="spellEnd"/>
-      <w:r>
-        <w:rPr>
-          <w:b/>
-          <w:bCs/>
-        </w:rPr>
-        <w:t>, address</w:t>
+        <w:t>, store_name, address</w:t>
       </w:r>
       <w:r>
         <w:rPr>
@@ -2051,24 +1989,11 @@
         <w:t>Geography:</w:t>
       </w:r>
       <w:r>
-        <w:t xml:space="preserve"> city, </w:t>
-      </w:r>
-      <w:proofErr w:type="spellStart"/>
-      <w:r>
-        <w:t>zip_code</w:t>
-      </w:r>
-      <w:proofErr w:type="spellEnd"/>
-      <w:r>
-        <w:t xml:space="preserve">, county, </w:t>
-      </w:r>
-      <w:proofErr w:type="spellStart"/>
-      <w:r>
-        <w:t>county_</w:t>
+        <w:t xml:space="preserve"> city, zip_code, county, county_</w:t>
       </w:r>
       <w:r>
         <w:t>id</w:t>
       </w:r>
-      <w:proofErr w:type="spellEnd"/>
       <w:r>
         <w:t>.</w:t>
       </w:r>
@@ -2100,17 +2025,227 @@
           <w:b/>
           <w:bCs/>
         </w:rPr>
-        <w:t>Cost Measure (</w:t>
-      </w:r>
-      <w:proofErr w:type="spellStart"/>
+        <w:t>Cost Measure (state_bottle_cost):</w:t>
+      </w:r>
+      <w:r>
+        <w:t xml:space="preserve"> The wholesale price the retailer pays per bottle. </w:t>
+      </w:r>
+    </w:p>
+    <w:p>
+      <w:pPr>
+        <w:pStyle w:val="BodyText"/>
+        <w:ind w:left="720"/>
+      </w:pPr>
       <w:r>
         <w:rPr>
           <w:b/>
           <w:bCs/>
         </w:rPr>
-        <w:t>state_bottle_cost</w:t>
-      </w:r>
-      <w:proofErr w:type="spellEnd"/>
+        <w:t>Retail Price (state_bottle_retail):</w:t>
+      </w:r>
+      <w:r>
+        <w:t xml:space="preserve"> The standard suggested retail price per bottle. </w:t>
+      </w:r>
+    </w:p>
+    <w:p>
+      <w:pPr>
+        <w:pStyle w:val="BodyText"/>
+        <w:ind w:left="720"/>
+      </w:pPr>
+      <w:r>
+        <w:rPr>
+          <w:b/>
+          <w:bCs/>
+        </w:rPr>
+        <w:t>Sales Measure (sale_dollars):</w:t>
+      </w:r>
+      <w:r>
+        <w:t xml:space="preserve"> The actual total revenue generated from the transaction (after any discounts or promotions).</w:t>
+      </w:r>
+    </w:p>
+    <w:p>
+      <w:pPr>
+        <w:pStyle w:val="BodyText"/>
+        <w:ind w:left="720"/>
+      </w:pPr>
+      <w:r>
+        <w:rPr>
+          <w:b/>
+          <w:bCs/>
+        </w:rPr>
+        <w:t>Volume Metrics:</w:t>
+      </w:r>
+      <w:r>
+        <w:t xml:space="preserve"> bottles_sold (quantity) and volume_sold_liters (total liquid volume). These are essential for calculating the "price per liter" and "sales density.</w:t>
+      </w:r>
+    </w:p>
+    <w:p>
+      <w:pPr>
+        <w:pStyle w:val="BodyText"/>
+      </w:pPr>
+    </w:p>
+    <w:p>
+      <w:pPr>
+        <w:pStyle w:val="BodyText"/>
+      </w:pPr>
+      <w:r>
+        <w:rPr>
+          <w:b/>
+          <w:bCs/>
+        </w:rPr>
+        <w:t>The second dataset (Online Sales)</w:t>
+      </w:r>
+      <w:r>
+        <w:t xml:space="preserve"> contains information from the E-commerce platform (Web and Mobile App).</w:t>
+      </w:r>
+    </w:p>
+    <w:p>
+      <w:pPr>
+        <w:pStyle w:val="BodyText"/>
+      </w:pPr>
+    </w:p>
+    <w:p>
+      <w:pPr>
+        <w:pStyle w:val="BodyText"/>
+      </w:pPr>
+      <w:r>
+        <w:t>Product Information:</w:t>
+      </w:r>
+    </w:p>
+    <w:p>
+      <w:pPr>
+        <w:pStyle w:val="BodyText"/>
+        <w:ind w:left="720"/>
+      </w:pPr>
+      <w:r>
+        <w:rPr>
+          <w:b/>
+          <w:bCs/>
+        </w:rPr>
+        <w:t>Item Identification:</w:t>
+      </w:r>
+      <w:r>
+        <w:t xml:space="preserve"> Includes item_</w:t>
+      </w:r>
+      <w:r>
+        <w:t>id</w:t>
+      </w:r>
+      <w:r>
+        <w:t xml:space="preserve"> and item_</w:t>
+      </w:r>
+      <w:r>
+        <w:t>name</w:t>
+      </w:r>
+      <w:r>
+        <w:t>.</w:t>
+      </w:r>
+    </w:p>
+    <w:p>
+      <w:pPr>
+        <w:pStyle w:val="BodyText"/>
+        <w:ind w:left="720"/>
+      </w:pPr>
+      <w:r>
+        <w:rPr>
+          <w:b/>
+          <w:bCs/>
+        </w:rPr>
+        <w:t>Product Category:</w:t>
+      </w:r>
+      <w:r>
+        <w:t xml:space="preserve"> Consists of category </w:t>
+      </w:r>
+      <w:r>
+        <w:t>id</w:t>
+      </w:r>
+      <w:r>
+        <w:t xml:space="preserve"> and category_name. </w:t>
+      </w:r>
+    </w:p>
+    <w:p>
+      <w:pPr>
+        <w:pStyle w:val="BodyText"/>
+        <w:ind w:left="720"/>
+      </w:pPr>
+      <w:r>
+        <w:rPr>
+          <w:b/>
+          <w:bCs/>
+        </w:rPr>
+        <w:t>Vendor Details:</w:t>
+      </w:r>
+      <w:r>
+        <w:t xml:space="preserve"> Includes vendor_</w:t>
+      </w:r>
+      <w:r>
+        <w:t xml:space="preserve"> </w:t>
+      </w:r>
+      <w:r>
+        <w:t>id</w:t>
+      </w:r>
+      <w:r>
+        <w:t xml:space="preserve"> and vendor_name.</w:t>
+      </w:r>
+    </w:p>
+    <w:p>
+      <w:pPr>
+        <w:pStyle w:val="BodyText"/>
+        <w:ind w:left="720"/>
+      </w:pPr>
+      <w:r>
+        <w:rPr>
+          <w:b/>
+          <w:bCs/>
+        </w:rPr>
+        <w:t>Packaging &amp; Unit Details:</w:t>
+      </w:r>
+      <w:r>
+        <w:t xml:space="preserve"> Captures technical specifications such as pack (quantity per case) and bottle_volume (size of the individual unit)</w:t>
+      </w:r>
+      <w:r>
+        <w:t xml:space="preserve">. </w:t>
+      </w:r>
+    </w:p>
+    <w:p>
+      <w:pPr>
+        <w:pStyle w:val="BodyText"/>
+        <w:ind w:left="720"/>
+      </w:pPr>
+    </w:p>
+    <w:p>
+      <w:pPr>
+        <w:pStyle w:val="BodyText"/>
+      </w:pPr>
+      <w:r>
+        <w:t>Sales &amp; Location Information:</w:t>
+      </w:r>
+    </w:p>
+    <w:p>
+      <w:pPr>
+        <w:pStyle w:val="BodyText"/>
+        <w:ind w:left="720"/>
+      </w:pPr>
+      <w:r>
+        <w:rPr>
+          <w:b/>
+          <w:bCs/>
+        </w:rPr>
+        <w:t>Date</w:t>
+      </w:r>
+      <w:r>
+        <w:rPr>
+          <w:b/>
+          <w:bCs/>
+        </w:rPr>
+        <w:t>(</w:t>
+      </w:r>
+      <w:r>
+        <w:rPr>
+          <w:b/>
+          <w:bCs/>
+        </w:rPr>
+        <w:t>date</w:t>
+      </w:r>
       <w:r>
         <w:rPr>
           <w:b/>
@@ -2119,7 +2254,10 @@
         <w:t>):</w:t>
       </w:r>
       <w:r>
-        <w:t xml:space="preserve"> The wholesale price the retailer pays per bottle. </w:t>
+        <w:t xml:space="preserve"> The timestamp of the retail transaction</w:t>
+      </w:r>
+      <w:r>
+        <w:t>.</w:t>
       </w:r>
     </w:p>
     <w:p>
@@ -2132,55 +2270,128 @@
           <w:b/>
           <w:bCs/>
         </w:rPr>
-        <w:t>Retail Price (</w:t>
-      </w:r>
-      <w:proofErr w:type="spellStart"/>
+        <w:t>Sales Channel (store_</w:t>
+      </w:r>
       <w:r>
         <w:rPr>
           <w:b/>
           <w:bCs/>
         </w:rPr>
-        <w:t>state_bottle_retail</w:t>
-      </w:r>
-      <w:proofErr w:type="spellEnd"/>
+        <w:t>type</w:t>
+      </w:r>
       <w:r>
         <w:rPr>
           <w:b/>
           <w:bCs/>
         </w:rPr>
-        <w:t>):</w:t>
-      </w:r>
-      <w:r>
-        <w:t xml:space="preserve"> The standard suggested retail price per bottle. </w:t>
-      </w:r>
-    </w:p>
-    <w:p>
-      <w:pPr>
-        <w:pStyle w:val="BodyText"/>
-        <w:ind w:left="720"/>
-      </w:pPr>
+        <w:t>)</w:t>
+      </w:r>
       <w:r>
         <w:rPr>
           <w:b/>
           <w:bCs/>
         </w:rPr>
-        <w:t>Sales Measure (</w:t>
-      </w:r>
-      <w:proofErr w:type="spellStart"/>
+        <w:t>:</w:t>
+      </w:r>
+      <w:r>
+        <w:t xml:space="preserve"> </w:t>
+      </w:r>
+      <w:r>
+        <w:t xml:space="preserve">Shows type of the purchase (online). </w:t>
+      </w:r>
+    </w:p>
+    <w:p>
+      <w:pPr>
+        <w:pStyle w:val="BodyText"/>
+        <w:ind w:left="720"/>
+      </w:pPr>
       <w:r>
         <w:rPr>
           <w:b/>
           <w:bCs/>
         </w:rPr>
-        <w:t>sale_dollars</w:t>
-      </w:r>
-      <w:proofErr w:type="spellEnd"/>
+        <w:t>Geography</w:t>
+      </w:r>
       <w:r>
         <w:rPr>
           <w:b/>
           <w:bCs/>
         </w:rPr>
-        <w:t>):</w:t>
+        <w:t xml:space="preserve"> (Delivery Destination):</w:t>
+      </w:r>
+      <w:r>
+        <w:t xml:space="preserve"> city, zip_code, county, county_</w:t>
+      </w:r>
+      <w:r>
+        <w:t xml:space="preserve"> </w:t>
+      </w:r>
+      <w:r>
+        <w:t>id</w:t>
+      </w:r>
+      <w:r>
+        <w:t>.</w:t>
+      </w:r>
+    </w:p>
+    <w:p>
+      <w:pPr>
+        <w:pStyle w:val="BodyText"/>
+        <w:ind w:left="720"/>
+      </w:pPr>
+    </w:p>
+    <w:p>
+      <w:pPr>
+        <w:pStyle w:val="BodyText"/>
+      </w:pPr>
+      <w:r>
+        <w:t>Cost &amp; Sales Measures</w:t>
+      </w:r>
+      <w:r>
+        <w:t>:</w:t>
+      </w:r>
+    </w:p>
+    <w:p>
+      <w:pPr>
+        <w:pStyle w:val="BodyText"/>
+        <w:ind w:left="720"/>
+      </w:pPr>
+      <w:r>
+        <w:rPr>
+          <w:b/>
+          <w:bCs/>
+        </w:rPr>
+        <w:t>Cost Measure (state_bottle_cost):</w:t>
+      </w:r>
+      <w:r>
+        <w:t xml:space="preserve"> The wholesale price the retailer pays per bottle. </w:t>
+      </w:r>
+    </w:p>
+    <w:p>
+      <w:pPr>
+        <w:pStyle w:val="BodyText"/>
+        <w:ind w:left="720"/>
+      </w:pPr>
+      <w:r>
+        <w:rPr>
+          <w:b/>
+          <w:bCs/>
+        </w:rPr>
+        <w:t>Retail Price (state_bottle_retail):</w:t>
+      </w:r>
+      <w:r>
+        <w:t xml:space="preserve"> The retail price per bottle. </w:t>
+      </w:r>
+    </w:p>
+    <w:p>
+      <w:pPr>
+        <w:pStyle w:val="BodyText"/>
+        <w:ind w:left="720"/>
+      </w:pPr>
+      <w:r>
+        <w:rPr>
+          <w:b/>
+          <w:bCs/>
+        </w:rPr>
+        <w:t>Sales Measure (sale_dollars):</w:t>
       </w:r>
       <w:r>
         <w:t xml:space="preserve"> The actual total revenue generated from the transaction (after any discounts or promotions).</w:t>
@@ -2199,472 +2410,7 @@
         <w:t>Volume Metrics:</w:t>
       </w:r>
       <w:r>
-        <w:t xml:space="preserve"> </w:t>
-      </w:r>
-      <w:proofErr w:type="spellStart"/>
-      <w:r>
-        <w:t>bottles_sold</w:t>
-      </w:r>
-      <w:proofErr w:type="spellEnd"/>
-      <w:r>
-        <w:t xml:space="preserve"> (quantity) and </w:t>
-      </w:r>
-      <w:proofErr w:type="spellStart"/>
-      <w:r>
-        <w:t>volume_sold_liters</w:t>
-      </w:r>
-      <w:proofErr w:type="spellEnd"/>
-      <w:r>
-        <w:t xml:space="preserve"> (total liquid volume). These are essential for calculating the "price per liter" and "sales density.</w:t>
-      </w:r>
-    </w:p>
-    <w:p>
-      <w:pPr>
-        <w:pStyle w:val="BodyText"/>
-      </w:pPr>
-    </w:p>
-    <w:p>
-      <w:pPr>
-        <w:pStyle w:val="BodyText"/>
-      </w:pPr>
-      <w:r>
-        <w:rPr>
-          <w:b/>
-          <w:bCs/>
-        </w:rPr>
-        <w:t>The second dataset (Online Sales)</w:t>
-      </w:r>
-      <w:r>
-        <w:t xml:space="preserve"> contains information from the E-commerce platform (Web and Mobile App).</w:t>
-      </w:r>
-    </w:p>
-    <w:p>
-      <w:pPr>
-        <w:pStyle w:val="BodyText"/>
-      </w:pPr>
-    </w:p>
-    <w:p>
-      <w:pPr>
-        <w:pStyle w:val="BodyText"/>
-      </w:pPr>
-      <w:r>
-        <w:t>Product Information:</w:t>
-      </w:r>
-    </w:p>
-    <w:p>
-      <w:pPr>
-        <w:pStyle w:val="BodyText"/>
-        <w:ind w:left="720"/>
-      </w:pPr>
-      <w:r>
-        <w:rPr>
-          <w:b/>
-          <w:bCs/>
-        </w:rPr>
-        <w:t>Item Identification:</w:t>
-      </w:r>
-      <w:r>
-        <w:t xml:space="preserve"> Includes </w:t>
-      </w:r>
-      <w:proofErr w:type="spellStart"/>
-      <w:r>
-        <w:t>item_</w:t>
-      </w:r>
-      <w:r>
-        <w:t>id</w:t>
-      </w:r>
-      <w:proofErr w:type="spellEnd"/>
-      <w:r>
-        <w:t xml:space="preserve"> and </w:t>
-      </w:r>
-      <w:proofErr w:type="spellStart"/>
-      <w:r>
-        <w:t>item_</w:t>
-      </w:r>
-      <w:r>
-        <w:t>name</w:t>
-      </w:r>
-      <w:proofErr w:type="spellEnd"/>
-      <w:r>
-        <w:t>.</w:t>
-      </w:r>
-    </w:p>
-    <w:p>
-      <w:pPr>
-        <w:pStyle w:val="BodyText"/>
-        <w:ind w:left="720"/>
-      </w:pPr>
-      <w:r>
-        <w:rPr>
-          <w:b/>
-          <w:bCs/>
-        </w:rPr>
-        <w:t>Product Category:</w:t>
-      </w:r>
-      <w:r>
-        <w:t xml:space="preserve"> Consists of category </w:t>
-      </w:r>
-      <w:r>
-        <w:t>id</w:t>
-      </w:r>
-      <w:r>
-        <w:t xml:space="preserve"> and </w:t>
-      </w:r>
-      <w:proofErr w:type="spellStart"/>
-      <w:r>
-        <w:t>category_name</w:t>
-      </w:r>
-      <w:proofErr w:type="spellEnd"/>
-      <w:r>
-        <w:t xml:space="preserve">. </w:t>
-      </w:r>
-    </w:p>
-    <w:p>
-      <w:pPr>
-        <w:pStyle w:val="BodyText"/>
-        <w:ind w:left="720"/>
-      </w:pPr>
-      <w:r>
-        <w:rPr>
-          <w:b/>
-          <w:bCs/>
-        </w:rPr>
-        <w:t>Vendor Details:</w:t>
-      </w:r>
-      <w:r>
-        <w:t xml:space="preserve"> Includes vendor_</w:t>
-      </w:r>
-      <w:r>
-        <w:t xml:space="preserve"> </w:t>
-      </w:r>
-      <w:r>
-        <w:t>id</w:t>
-      </w:r>
-      <w:r>
-        <w:t xml:space="preserve"> and </w:t>
-      </w:r>
-      <w:proofErr w:type="spellStart"/>
-      <w:r>
-        <w:t>vendor_name</w:t>
-      </w:r>
-      <w:proofErr w:type="spellEnd"/>
-      <w:r>
-        <w:t>.</w:t>
-      </w:r>
-    </w:p>
-    <w:p>
-      <w:pPr>
-        <w:pStyle w:val="BodyText"/>
-        <w:ind w:left="720"/>
-      </w:pPr>
-      <w:r>
-        <w:rPr>
-          <w:b/>
-          <w:bCs/>
-        </w:rPr>
-        <w:t>Packaging &amp; Unit Details:</w:t>
-      </w:r>
-      <w:r>
-        <w:t xml:space="preserve"> Captures technical specifications such as pack (quantity per case) and </w:t>
-      </w:r>
-      <w:proofErr w:type="spellStart"/>
-      <w:r>
-        <w:t>bottle_volume</w:t>
-      </w:r>
-      <w:proofErr w:type="spellEnd"/>
-      <w:r>
-        <w:t xml:space="preserve"> (size of the individual unit)</w:t>
-      </w:r>
-      <w:r>
-        <w:t xml:space="preserve">. </w:t>
-      </w:r>
-    </w:p>
-    <w:p>
-      <w:pPr>
-        <w:pStyle w:val="BodyText"/>
-        <w:ind w:left="720"/>
-      </w:pPr>
-    </w:p>
-    <w:p>
-      <w:pPr>
-        <w:pStyle w:val="BodyText"/>
-      </w:pPr>
-      <w:r>
-        <w:t>Sales &amp; Location Information:</w:t>
-      </w:r>
-    </w:p>
-    <w:p>
-      <w:pPr>
-        <w:pStyle w:val="BodyText"/>
-        <w:ind w:left="720"/>
-      </w:pPr>
-      <w:r>
-        <w:rPr>
-          <w:b/>
-          <w:bCs/>
-        </w:rPr>
-        <w:t>Date</w:t>
-      </w:r>
-      <w:r>
-        <w:rPr>
-          <w:b/>
-          <w:bCs/>
-        </w:rPr>
-        <w:t>(</w:t>
-      </w:r>
-      <w:r>
-        <w:rPr>
-          <w:b/>
-          <w:bCs/>
-        </w:rPr>
-        <w:t>date</w:t>
-      </w:r>
-      <w:r>
-        <w:rPr>
-          <w:b/>
-          <w:bCs/>
-        </w:rPr>
-        <w:t>):</w:t>
-      </w:r>
-      <w:r>
-        <w:t xml:space="preserve"> The timestamp of the retail transaction</w:t>
-      </w:r>
-      <w:r>
-        <w:t>.</w:t>
-      </w:r>
-    </w:p>
-    <w:p>
-      <w:pPr>
-        <w:pStyle w:val="BodyText"/>
-        <w:ind w:left="720"/>
-      </w:pPr>
-      <w:r>
-        <w:rPr>
-          <w:b/>
-          <w:bCs/>
-        </w:rPr>
-        <w:t>Sales Channel (</w:t>
-      </w:r>
-      <w:proofErr w:type="spellStart"/>
-      <w:r>
-        <w:rPr>
-          <w:b/>
-          <w:bCs/>
-        </w:rPr>
-        <w:t>store_</w:t>
-      </w:r>
-      <w:r>
-        <w:rPr>
-          <w:b/>
-          <w:bCs/>
-        </w:rPr>
-        <w:t>type</w:t>
-      </w:r>
-      <w:proofErr w:type="spellEnd"/>
-      <w:r>
-        <w:rPr>
-          <w:b/>
-          <w:bCs/>
-        </w:rPr>
-        <w:t>)</w:t>
-      </w:r>
-      <w:r>
-        <w:rPr>
-          <w:b/>
-          <w:bCs/>
-        </w:rPr>
-        <w:t>:</w:t>
-      </w:r>
-      <w:r>
-        <w:t xml:space="preserve"> </w:t>
-      </w:r>
-      <w:r>
-        <w:t xml:space="preserve">Shows type of the purchase (online). </w:t>
-      </w:r>
-    </w:p>
-    <w:p>
-      <w:pPr>
-        <w:pStyle w:val="BodyText"/>
-        <w:ind w:left="720"/>
-      </w:pPr>
-      <w:r>
-        <w:rPr>
-          <w:b/>
-          <w:bCs/>
-        </w:rPr>
-        <w:t>Geography</w:t>
-      </w:r>
-      <w:r>
-        <w:rPr>
-          <w:b/>
-          <w:bCs/>
-        </w:rPr>
-        <w:t xml:space="preserve"> (Delivery Destination):</w:t>
-      </w:r>
-      <w:r>
-        <w:t xml:space="preserve"> city, </w:t>
-      </w:r>
-      <w:proofErr w:type="spellStart"/>
-      <w:r>
-        <w:t>zip_code</w:t>
-      </w:r>
-      <w:proofErr w:type="spellEnd"/>
-      <w:r>
-        <w:t>, county, county_</w:t>
-      </w:r>
-      <w:r>
-        <w:t xml:space="preserve"> </w:t>
-      </w:r>
-      <w:r>
-        <w:t>id</w:t>
-      </w:r>
-      <w:r>
-        <w:t>.</w:t>
-      </w:r>
-    </w:p>
-    <w:p>
-      <w:pPr>
-        <w:pStyle w:val="BodyText"/>
-        <w:ind w:left="720"/>
-      </w:pPr>
-    </w:p>
-    <w:p>
-      <w:pPr>
-        <w:pStyle w:val="BodyText"/>
-      </w:pPr>
-      <w:r>
-        <w:t>Cost &amp; Sales Measures</w:t>
-      </w:r>
-      <w:r>
-        <w:t>:</w:t>
-      </w:r>
-    </w:p>
-    <w:p>
-      <w:pPr>
-        <w:pStyle w:val="BodyText"/>
-        <w:ind w:left="720"/>
-      </w:pPr>
-      <w:r>
-        <w:rPr>
-          <w:b/>
-          <w:bCs/>
-        </w:rPr>
-        <w:t>Cost Measure (</w:t>
-      </w:r>
-      <w:proofErr w:type="spellStart"/>
-      <w:r>
-        <w:rPr>
-          <w:b/>
-          <w:bCs/>
-        </w:rPr>
-        <w:t>state_bottle_cost</w:t>
-      </w:r>
-      <w:proofErr w:type="spellEnd"/>
-      <w:r>
-        <w:rPr>
-          <w:b/>
-          <w:bCs/>
-        </w:rPr>
-        <w:t>):</w:t>
-      </w:r>
-      <w:r>
-        <w:t xml:space="preserve"> The wholesale price the retailer pays per bottle. </w:t>
-      </w:r>
-    </w:p>
-    <w:p>
-      <w:pPr>
-        <w:pStyle w:val="BodyText"/>
-        <w:ind w:left="720"/>
-      </w:pPr>
-      <w:r>
-        <w:rPr>
-          <w:b/>
-          <w:bCs/>
-        </w:rPr>
-        <w:t>Retail Price (</w:t>
-      </w:r>
-      <w:proofErr w:type="spellStart"/>
-      <w:r>
-        <w:rPr>
-          <w:b/>
-          <w:bCs/>
-        </w:rPr>
-        <w:t>state_bottle_retail</w:t>
-      </w:r>
-      <w:proofErr w:type="spellEnd"/>
-      <w:r>
-        <w:rPr>
-          <w:b/>
-          <w:bCs/>
-        </w:rPr>
-        <w:t>):</w:t>
-      </w:r>
-      <w:r>
-        <w:t xml:space="preserve"> The retail price per bottle. </w:t>
-      </w:r>
-    </w:p>
-    <w:p>
-      <w:pPr>
-        <w:pStyle w:val="BodyText"/>
-        <w:ind w:left="720"/>
-      </w:pPr>
-      <w:r>
-        <w:rPr>
-          <w:b/>
-          <w:bCs/>
-        </w:rPr>
-        <w:t>Sales Measure (</w:t>
-      </w:r>
-      <w:proofErr w:type="spellStart"/>
-      <w:r>
-        <w:rPr>
-          <w:b/>
-          <w:bCs/>
-        </w:rPr>
-        <w:t>sale_dollars</w:t>
-      </w:r>
-      <w:proofErr w:type="spellEnd"/>
-      <w:r>
-        <w:rPr>
-          <w:b/>
-          <w:bCs/>
-        </w:rPr>
-        <w:t>):</w:t>
-      </w:r>
-      <w:r>
-        <w:t xml:space="preserve"> The actual total revenue generated from the transaction (after any discounts or promotions).</w:t>
-      </w:r>
-    </w:p>
-    <w:p>
-      <w:pPr>
-        <w:pStyle w:val="BodyText"/>
-        <w:ind w:left="720"/>
-      </w:pPr>
-      <w:r>
-        <w:rPr>
-          <w:b/>
-          <w:bCs/>
-        </w:rPr>
-        <w:t>Volume Metrics:</w:t>
-      </w:r>
-      <w:r>
-        <w:t xml:space="preserve"> </w:t>
-      </w:r>
-      <w:proofErr w:type="spellStart"/>
-      <w:r>
-        <w:t>bottles_sold</w:t>
-      </w:r>
-      <w:proofErr w:type="spellEnd"/>
-      <w:r>
-        <w:t xml:space="preserve"> (quantity) and </w:t>
-      </w:r>
-      <w:proofErr w:type="spellStart"/>
-      <w:r>
-        <w:t>volume_sold_liters</w:t>
-      </w:r>
-      <w:proofErr w:type="spellEnd"/>
-      <w:r>
-        <w:t xml:space="preserve"> (total liquid volume). These are essential for calculating the "price per liter" and "sales density.</w:t>
+        <w:t xml:space="preserve"> bottles_sold (quantity) and volume_sold_liters (total liquid volume). These are essential for calculating the "price per liter" and "sales density.</w:t>
       </w:r>
     </w:p>
     <w:p>
@@ -2717,55 +2463,13 @@
         <w:ind w:left="720"/>
       </w:pPr>
       <w:r>
-        <w:t xml:space="preserve">However, there is a notable difference between the datasets based on the point of sale. While the physical store dataset includes location-specific data (such as address, </w:t>
-      </w:r>
-      <w:proofErr w:type="spellStart"/>
-      <w:r>
-        <w:t>city_id</w:t>
-      </w:r>
-      <w:proofErr w:type="spellEnd"/>
-      <w:r>
-        <w:t xml:space="preserve">, </w:t>
-      </w:r>
-      <w:proofErr w:type="spellStart"/>
-      <w:r>
-        <w:t>city_name</w:t>
-      </w:r>
-      <w:proofErr w:type="spellEnd"/>
-      <w:r>
-        <w:t xml:space="preserve">, </w:t>
-      </w:r>
-      <w:proofErr w:type="spellStart"/>
-      <w:r>
-        <w:t>zip_code</w:t>
-      </w:r>
-      <w:proofErr w:type="spellEnd"/>
-      <w:r>
-        <w:t xml:space="preserve">, </w:t>
-      </w:r>
-      <w:proofErr w:type="spellStart"/>
-      <w:r>
-        <w:t>county_id</w:t>
-      </w:r>
-      <w:proofErr w:type="spellEnd"/>
-      <w:r>
-        <w:t xml:space="preserve">, and </w:t>
-      </w:r>
-      <w:proofErr w:type="spellStart"/>
-      <w:r>
-        <w:t>county_name</w:t>
-      </w:r>
-      <w:proofErr w:type="spellEnd"/>
-      <w:r>
-        <w:t xml:space="preserve">), the online store dataset excludes these fields, as they are not relevant to online transactions. Additionally, the </w:t>
-      </w:r>
-      <w:proofErr w:type="spellStart"/>
-      <w:r>
-        <w:t>store_type</w:t>
-      </w:r>
-      <w:proofErr w:type="spellEnd"/>
-      <w:r>
-        <w:t xml:space="preserve"> column differentiates the two datasets, with "Online" used for online transactions and "Physical" for in-store purchases.</w:t>
+        <w:t xml:space="preserve">However, there is a notable difference between the datasets based on the point of sale. While the physical store dataset includes location-specific data (such as address, city_id, city_name, </w:t>
+      </w:r>
+      <w:r>
+        <w:t>zip_code, county_id, and county_name</w:t>
+      </w:r>
+      <w:r>
+        <w:t>), the online store dataset excludes these fields, as they are not relevant to online transactions. Additionally, the store_type column differentiates the two datasets, with "Online" used for online transactions and "Physical" for in-store purchases.</w:t>
       </w:r>
     </w:p>
     <w:p>
@@ -2907,13 +2611,8 @@
           <w:numId w:val="31"/>
         </w:numPr>
       </w:pPr>
-      <w:proofErr w:type="spellStart"/>
-      <w:r>
-        <w:t>Dim_Store</w:t>
-      </w:r>
-      <w:proofErr w:type="spellEnd"/>
-      <w:r>
-        <w:t>: Contains physical and digital store attributes (name, city, address).</w:t>
+      <w:r>
+        <w:t>Dim_Store: Contains physical and digital store attributes (name, city, address).</w:t>
       </w:r>
     </w:p>
     <w:p>
@@ -2924,13 +2623,8 @@
           <w:numId w:val="30"/>
         </w:numPr>
       </w:pPr>
-      <w:proofErr w:type="spellStart"/>
-      <w:r>
-        <w:t>Dim_Item</w:t>
-      </w:r>
-      <w:proofErr w:type="spellEnd"/>
-      <w:r>
-        <w:t>: Contains product descriptions and category information.</w:t>
+      <w:r>
+        <w:t>Dim_Item: Contains product descriptions and category information.</w:t>
       </w:r>
     </w:p>
     <w:p>
@@ -2941,13 +2635,8 @@
           <w:numId w:val="30"/>
         </w:numPr>
       </w:pPr>
-      <w:proofErr w:type="spellStart"/>
-      <w:r>
-        <w:t>Dim_Vendor</w:t>
-      </w:r>
-      <w:proofErr w:type="spellEnd"/>
-      <w:r>
-        <w:t>: Contains information about product suppliers.</w:t>
+      <w:r>
+        <w:t>Dim_Vendor: Contains information about product suppliers.</w:t>
       </w:r>
     </w:p>
     <w:p>
@@ -2958,13 +2647,8 @@
           <w:numId w:val="30"/>
         </w:numPr>
       </w:pPr>
-      <w:proofErr w:type="spellStart"/>
-      <w:r>
-        <w:t>Dim_Date</w:t>
-      </w:r>
-      <w:proofErr w:type="spellEnd"/>
-      <w:r>
-        <w:t>:</w:t>
+      <w:r>
+        <w:t>Dim_Date:</w:t>
       </w:r>
       <w:r>
         <w:rPr>
@@ -2985,13 +2669,8 @@
           <w:numId w:val="30"/>
         </w:numPr>
       </w:pPr>
-      <w:proofErr w:type="spellStart"/>
-      <w:r>
-        <w:t>Dim_Promotion</w:t>
-      </w:r>
-      <w:proofErr w:type="spellEnd"/>
-      <w:r>
-        <w:t xml:space="preserve">: </w:t>
+      <w:r>
+        <w:t xml:space="preserve">Dim_Promotion: </w:t>
       </w:r>
       <w:r>
         <w:t>Contains promotional campaign details including promotion name and discount percentage.</w:t>
@@ -3012,58 +2691,13 @@
         <w:t>Facts:</w:t>
       </w:r>
       <w:r>
-        <w:t xml:space="preserve"> The quantitative measures include </w:t>
-      </w:r>
-      <w:proofErr w:type="spellStart"/>
-      <w:r>
-        <w:t>sale_dollars</w:t>
-      </w:r>
-      <w:proofErr w:type="spellEnd"/>
-      <w:r>
-        <w:t xml:space="preserve"> </w:t>
+        <w:t xml:space="preserve"> The quantitative measures include sale_dollars </w:t>
       </w:r>
       <w:r>
         <w:t xml:space="preserve">, </w:t>
       </w:r>
-      <w:proofErr w:type="spellStart"/>
-      <w:r>
-        <w:t>bottles_sold</w:t>
-      </w:r>
-      <w:proofErr w:type="spellEnd"/>
-      <w:r>
-        <w:t xml:space="preserve">, </w:t>
-      </w:r>
-      <w:proofErr w:type="spellStart"/>
-      <w:r>
-        <w:t>volume_sold_liters</w:t>
-      </w:r>
-      <w:proofErr w:type="spellEnd"/>
-      <w:r>
-        <w:t xml:space="preserve">, </w:t>
-      </w:r>
-      <w:proofErr w:type="spellStart"/>
-      <w:r>
-        <w:t>volume_sold_gallons</w:t>
-      </w:r>
-      <w:proofErr w:type="spellEnd"/>
-      <w:r>
-        <w:t>, and pricing data (</w:t>
-      </w:r>
-      <w:proofErr w:type="spellStart"/>
-      <w:r>
-        <w:t>state_bottle_cost</w:t>
-      </w:r>
-      <w:proofErr w:type="spellEnd"/>
-      <w:r>
-        <w:t xml:space="preserve"> and </w:t>
-      </w:r>
-      <w:proofErr w:type="spellStart"/>
-      <w:r>
-        <w:t>state_bottle_retail</w:t>
-      </w:r>
-      <w:proofErr w:type="spellEnd"/>
-      <w:r>
-        <w:t>)</w:t>
+      <w:r>
+        <w:t>bottles_sold, volume_sold_liters, volume_sold_gallons, and pricing data (state_bottle_cost and state_bottle_retail)</w:t>
       </w:r>
       <w:r>
         <w:t>.</w:t>
@@ -3107,42 +2741,13 @@
         </w:numPr>
       </w:pPr>
       <w:r>
-        <w:t xml:space="preserve">Normalization of the Item Dimension: The </w:t>
-      </w:r>
-      <w:proofErr w:type="spellStart"/>
-      <w:r>
-        <w:t>category_</w:t>
+        <w:t>Normalization of the Item Dimension: The category_</w:t>
       </w:r>
       <w:r>
         <w:t>id</w:t>
       </w:r>
-      <w:proofErr w:type="spellEnd"/>
-      <w:r>
-        <w:t xml:space="preserve"> was extracted from the </w:t>
-      </w:r>
-      <w:proofErr w:type="spellStart"/>
-      <w:r>
-        <w:t>Dim_Item</w:t>
-      </w:r>
-      <w:proofErr w:type="spellEnd"/>
-      <w:r>
-        <w:t xml:space="preserve"> table into a new sub-dimension </w:t>
-      </w:r>
-      <w:proofErr w:type="spellStart"/>
-      <w:r>
-        <w:t>Dim_Category</w:t>
-      </w:r>
-      <w:proofErr w:type="spellEnd"/>
-      <w:r>
-        <w:t xml:space="preserve">. This ensures each category name is stored only once, referencing the items via a </w:t>
-      </w:r>
-      <w:proofErr w:type="spellStart"/>
-      <w:r>
-        <w:t>category_id</w:t>
-      </w:r>
-      <w:proofErr w:type="spellEnd"/>
-      <w:r>
-        <w:t>.</w:t>
+      <w:r>
+        <w:t xml:space="preserve"> was extracted from the Dim_Item table into a new sub-dimension Dim_Category. This ensures each category name is stored only once, referencing the items via a category_id.</w:t>
       </w:r>
     </w:p>
     <w:p>
@@ -3170,47 +2775,7 @@
         <w:t xml:space="preserve"> </w:t>
       </w:r>
       <w:r>
-        <w:t xml:space="preserve">The </w:t>
-      </w:r>
-      <w:proofErr w:type="spellStart"/>
-      <w:r>
-        <w:t>city_name</w:t>
-      </w:r>
-      <w:proofErr w:type="spellEnd"/>
-      <w:r>
-        <w:t xml:space="preserve"> and </w:t>
-      </w:r>
-      <w:proofErr w:type="spellStart"/>
-      <w:r>
-        <w:t>county_name</w:t>
-      </w:r>
-      <w:proofErr w:type="spellEnd"/>
-      <w:r>
-        <w:t xml:space="preserve"> were removed from the </w:t>
-      </w:r>
-      <w:proofErr w:type="spellStart"/>
-      <w:r>
-        <w:t>Dim_Store</w:t>
-      </w:r>
-      <w:proofErr w:type="spellEnd"/>
-      <w:r>
-        <w:t xml:space="preserve"> table and moved to separate </w:t>
-      </w:r>
-      <w:proofErr w:type="spellStart"/>
-      <w:r>
-        <w:t>Dim_City</w:t>
-      </w:r>
-      <w:proofErr w:type="spellEnd"/>
-      <w:r>
-        <w:t xml:space="preserve"> and </w:t>
-      </w:r>
-      <w:proofErr w:type="spellStart"/>
-      <w:r>
-        <w:t>Dim_County</w:t>
-      </w:r>
-      <w:proofErr w:type="spellEnd"/>
-      <w:r>
-        <w:t xml:space="preserve"> tables.</w:t>
+        <w:t>The city_name and county_name were removed from the Dim_Store table and moved to separate Dim_City and Dim_County tables.</w:t>
       </w:r>
       <w:r>
         <w:t xml:space="preserve"> </w:t>
@@ -3465,7 +3030,6 @@
                 <w:bCs/>
               </w:rPr>
             </w:pPr>
-            <w:proofErr w:type="spellStart"/>
             <w:r>
               <w:rPr>
                 <w:b/>
@@ -3473,7 +3037,6 @@
               </w:rPr>
               <w:t>store_id</w:t>
             </w:r>
-            <w:proofErr w:type="spellEnd"/>
           </w:p>
         </w:tc>
         <w:tc>
@@ -3522,7 +3085,6 @@
                 <w:bCs/>
               </w:rPr>
             </w:pPr>
-            <w:proofErr w:type="spellStart"/>
             <w:r>
               <w:rPr>
                 <w:b/>
@@ -3530,7 +3092,6 @@
               </w:rPr>
               <w:t>item_id</w:t>
             </w:r>
-            <w:proofErr w:type="spellEnd"/>
           </w:p>
         </w:tc>
         <w:tc>
@@ -3579,7 +3140,6 @@
                 <w:bCs/>
               </w:rPr>
             </w:pPr>
-            <w:proofErr w:type="spellStart"/>
             <w:r>
               <w:rPr>
                 <w:b/>
@@ -3587,7 +3147,6 @@
               </w:rPr>
               <w:t>vendor_id</w:t>
             </w:r>
-            <w:proofErr w:type="spellEnd"/>
           </w:p>
         </w:tc>
         <w:tc>
@@ -3636,7 +3195,6 @@
                 <w:bCs/>
               </w:rPr>
             </w:pPr>
-            <w:proofErr w:type="spellStart"/>
             <w:r>
               <w:rPr>
                 <w:b/>
@@ -3644,7 +3202,6 @@
               </w:rPr>
               <w:t>promo_id</w:t>
             </w:r>
-            <w:proofErr w:type="spellEnd"/>
           </w:p>
         </w:tc>
         <w:tc>
@@ -3699,7 +3256,6 @@
                 <w:bCs/>
               </w:rPr>
             </w:pPr>
-            <w:proofErr w:type="spellStart"/>
             <w:r>
               <w:rPr>
                 <w:b/>
@@ -3707,7 +3263,6 @@
               </w:rPr>
               <w:t>state_bottle_cost</w:t>
             </w:r>
-            <w:proofErr w:type="spellEnd"/>
           </w:p>
         </w:tc>
         <w:tc>
@@ -3766,7 +3321,6 @@
                 <w:bCs/>
               </w:rPr>
             </w:pPr>
-            <w:proofErr w:type="spellStart"/>
             <w:r>
               <w:rPr>
                 <w:b/>
@@ -3774,7 +3328,6 @@
               </w:rPr>
               <w:t>state_bottle_retail</w:t>
             </w:r>
-            <w:proofErr w:type="spellEnd"/>
           </w:p>
         </w:tc>
         <w:tc>
@@ -3833,7 +3386,6 @@
                 <w:bCs/>
               </w:rPr>
             </w:pPr>
-            <w:proofErr w:type="spellStart"/>
             <w:r>
               <w:rPr>
                 <w:b/>
@@ -3841,7 +3393,6 @@
               </w:rPr>
               <w:t>bottles_sold</w:t>
             </w:r>
-            <w:proofErr w:type="spellEnd"/>
           </w:p>
         </w:tc>
         <w:tc>
@@ -3890,7 +3441,6 @@
                 <w:bCs/>
               </w:rPr>
             </w:pPr>
-            <w:proofErr w:type="spellStart"/>
             <w:r>
               <w:rPr>
                 <w:b/>
@@ -3898,7 +3448,6 @@
               </w:rPr>
               <w:t>sale_dollars</w:t>
             </w:r>
-            <w:proofErr w:type="spellEnd"/>
           </w:p>
         </w:tc>
         <w:tc>
@@ -3957,7 +3506,6 @@
                 <w:bCs/>
               </w:rPr>
             </w:pPr>
-            <w:proofErr w:type="spellStart"/>
             <w:r>
               <w:rPr>
                 <w:b/>
@@ -3965,7 +3513,6 @@
               </w:rPr>
               <w:t>volume_sold_liters</w:t>
             </w:r>
-            <w:proofErr w:type="spellEnd"/>
           </w:p>
         </w:tc>
         <w:tc>
@@ -4024,7 +3571,6 @@
                 <w:bCs/>
               </w:rPr>
             </w:pPr>
-            <w:proofErr w:type="spellStart"/>
             <w:r>
               <w:rPr>
                 <w:b/>
@@ -4032,7 +3578,6 @@
               </w:rPr>
               <w:t>volume_sold_gallons</w:t>
             </w:r>
-            <w:proofErr w:type="spellEnd"/>
           </w:p>
         </w:tc>
         <w:tc>
@@ -4179,7 +3724,6 @@
                 <w:szCs w:val="18"/>
               </w:rPr>
             </w:pPr>
-            <w:proofErr w:type="spellStart"/>
             <w:r>
               <w:rPr>
                 <w:b/>
@@ -4190,7 +3734,6 @@
               </w:rPr>
               <w:t>store_id</w:t>
             </w:r>
-            <w:proofErr w:type="spellEnd"/>
           </w:p>
         </w:tc>
         <w:tc>
@@ -4211,7 +3754,6 @@
                 <w:szCs w:val="18"/>
               </w:rPr>
             </w:pPr>
-            <w:proofErr w:type="spellStart"/>
             <w:r>
               <w:rPr>
                 <w:b/>
@@ -4222,7 +3764,6 @@
               </w:rPr>
               <w:t>item_id</w:t>
             </w:r>
-            <w:proofErr w:type="spellEnd"/>
           </w:p>
         </w:tc>
         <w:tc>
@@ -4243,7 +3784,6 @@
                 <w:szCs w:val="18"/>
               </w:rPr>
             </w:pPr>
-            <w:proofErr w:type="spellStart"/>
             <w:r>
               <w:rPr>
                 <w:b/>
@@ -4254,7 +3794,6 @@
               </w:rPr>
               <w:t>vendor_id</w:t>
             </w:r>
-            <w:proofErr w:type="spellEnd"/>
           </w:p>
         </w:tc>
         <w:tc>
@@ -4275,7 +3814,6 @@
                 <w:szCs w:val="18"/>
               </w:rPr>
             </w:pPr>
-            <w:proofErr w:type="spellStart"/>
             <w:r>
               <w:rPr>
                 <w:b/>
@@ -4286,7 +3824,6 @@
               </w:rPr>
               <w:t>promo_id</w:t>
             </w:r>
-            <w:proofErr w:type="spellEnd"/>
           </w:p>
         </w:tc>
         <w:tc>
@@ -4307,7 +3844,6 @@
                 <w:szCs w:val="18"/>
               </w:rPr>
             </w:pPr>
-            <w:proofErr w:type="spellStart"/>
             <w:r>
               <w:rPr>
                 <w:b/>
@@ -4318,7 +3854,6 @@
               </w:rPr>
               <w:t>state_bottle_cost</w:t>
             </w:r>
-            <w:proofErr w:type="spellEnd"/>
           </w:p>
         </w:tc>
         <w:tc>
@@ -4339,7 +3874,6 @@
                 <w:szCs w:val="18"/>
               </w:rPr>
             </w:pPr>
-            <w:proofErr w:type="spellStart"/>
             <w:r>
               <w:rPr>
                 <w:b/>
@@ -4350,7 +3884,6 @@
               </w:rPr>
               <w:t>state_bottle_retail</w:t>
             </w:r>
-            <w:proofErr w:type="spellEnd"/>
           </w:p>
         </w:tc>
         <w:tc>
@@ -4371,7 +3904,6 @@
                 <w:szCs w:val="18"/>
               </w:rPr>
             </w:pPr>
-            <w:proofErr w:type="spellStart"/>
             <w:r>
               <w:rPr>
                 <w:b/>
@@ -4382,7 +3914,6 @@
               </w:rPr>
               <w:t>bottles_sold</w:t>
             </w:r>
-            <w:proofErr w:type="spellEnd"/>
           </w:p>
         </w:tc>
         <w:tc>
@@ -4403,7 +3934,6 @@
                 <w:szCs w:val="18"/>
               </w:rPr>
             </w:pPr>
-            <w:proofErr w:type="spellStart"/>
             <w:r>
               <w:rPr>
                 <w:b/>
@@ -4414,7 +3944,6 @@
               </w:rPr>
               <w:t>sale_dollars</w:t>
             </w:r>
-            <w:proofErr w:type="spellEnd"/>
           </w:p>
         </w:tc>
         <w:tc>
@@ -4435,7 +3964,6 @@
                 <w:szCs w:val="18"/>
               </w:rPr>
             </w:pPr>
-            <w:proofErr w:type="spellStart"/>
             <w:r>
               <w:rPr>
                 <w:b/>
@@ -4446,7 +3974,6 @@
               </w:rPr>
               <w:t>volume_sold_liters</w:t>
             </w:r>
-            <w:proofErr w:type="spellEnd"/>
           </w:p>
         </w:tc>
         <w:tc>
@@ -4467,7 +3994,6 @@
                 <w:szCs w:val="18"/>
               </w:rPr>
             </w:pPr>
-            <w:proofErr w:type="spellStart"/>
             <w:r>
               <w:rPr>
                 <w:b/>
@@ -4478,7 +4004,6 @@
               </w:rPr>
               <w:t>volume_sold_gallons</w:t>
             </w:r>
-            <w:proofErr w:type="spellEnd"/>
           </w:p>
         </w:tc>
       </w:tr>
@@ -5277,7 +4802,6 @@
                 <w:bCs/>
               </w:rPr>
             </w:pPr>
-            <w:proofErr w:type="spellStart"/>
             <w:r>
               <w:rPr>
                 <w:b/>
@@ -5285,7 +4809,6 @@
               </w:rPr>
               <w:t>store_id</w:t>
             </w:r>
-            <w:proofErr w:type="spellEnd"/>
           </w:p>
         </w:tc>
         <w:tc>
@@ -5330,7 +4853,6 @@
             <w:pPr>
               <w:pStyle w:val="BodyText"/>
             </w:pPr>
-            <w:proofErr w:type="spellStart"/>
             <w:r>
               <w:rPr>
                 <w:b/>
@@ -5338,7 +4860,6 @@
               </w:rPr>
               <w:t>store_name</w:t>
             </w:r>
-            <w:proofErr w:type="spellEnd"/>
           </w:p>
         </w:tc>
         <w:tc>
@@ -5396,7 +4917,6 @@
                 <w:bCs/>
               </w:rPr>
             </w:pPr>
-            <w:proofErr w:type="spellStart"/>
             <w:r>
               <w:rPr>
                 <w:b/>
@@ -5404,7 +4924,6 @@
               </w:rPr>
               <w:t>store_type</w:t>
             </w:r>
-            <w:proofErr w:type="spellEnd"/>
           </w:p>
         </w:tc>
         <w:tc>
@@ -5534,7 +5053,6 @@
                 <w:bCs/>
               </w:rPr>
             </w:pPr>
-            <w:proofErr w:type="spellStart"/>
             <w:r>
               <w:rPr>
                 <w:b/>
@@ -5542,7 +5060,6 @@
               </w:rPr>
               <w:t>zip_code</w:t>
             </w:r>
-            <w:proofErr w:type="spellEnd"/>
           </w:p>
         </w:tc>
         <w:tc>
@@ -5684,7 +5201,6 @@
                 <w:bCs/>
               </w:rPr>
             </w:pPr>
-            <w:proofErr w:type="spellStart"/>
             <w:r>
               <w:rPr>
                 <w:b/>
@@ -5692,7 +5208,6 @@
               </w:rPr>
               <w:t>city_name</w:t>
             </w:r>
-            <w:proofErr w:type="spellEnd"/>
           </w:p>
         </w:tc>
         <w:tc>
@@ -5766,7 +5281,6 @@
                 <w:bCs/>
               </w:rPr>
             </w:pPr>
-            <w:proofErr w:type="spellStart"/>
             <w:r>
               <w:rPr>
                 <w:b/>
@@ -5782,7 +5296,6 @@
               </w:rPr>
               <w:t>id</w:t>
             </w:r>
-            <w:proofErr w:type="spellEnd"/>
           </w:p>
         </w:tc>
         <w:tc>
@@ -5973,7 +5486,6 @@
                 <w:szCs w:val="18"/>
               </w:rPr>
             </w:pPr>
-            <w:proofErr w:type="spellStart"/>
             <w:r>
               <w:rPr>
                 <w:b/>
@@ -5984,7 +5496,6 @@
               </w:rPr>
               <w:t>store_id</w:t>
             </w:r>
-            <w:proofErr w:type="spellEnd"/>
           </w:p>
         </w:tc>
         <w:tc>
@@ -6005,7 +5516,6 @@
                 <w:szCs w:val="18"/>
               </w:rPr>
             </w:pPr>
-            <w:proofErr w:type="spellStart"/>
             <w:r>
               <w:rPr>
                 <w:b/>
@@ -6016,7 +5526,6 @@
               </w:rPr>
               <w:t>store_name</w:t>
             </w:r>
-            <w:proofErr w:type="spellEnd"/>
           </w:p>
         </w:tc>
         <w:tc>
@@ -6037,7 +5546,6 @@
                 <w:szCs w:val="18"/>
               </w:rPr>
             </w:pPr>
-            <w:proofErr w:type="spellStart"/>
             <w:r>
               <w:rPr>
                 <w:b/>
@@ -6048,7 +5556,6 @@
               </w:rPr>
               <w:t>item_id</w:t>
             </w:r>
-            <w:proofErr w:type="spellEnd"/>
           </w:p>
         </w:tc>
         <w:tc>
@@ -6069,7 +5576,6 @@
                 <w:szCs w:val="18"/>
               </w:rPr>
             </w:pPr>
-            <w:proofErr w:type="spellStart"/>
             <w:r>
               <w:rPr>
                 <w:b/>
@@ -6080,7 +5586,6 @@
               </w:rPr>
               <w:t>store_type</w:t>
             </w:r>
-            <w:proofErr w:type="spellEnd"/>
           </w:p>
         </w:tc>
         <w:tc>
@@ -6131,7 +5636,6 @@
                 <w:szCs w:val="18"/>
               </w:rPr>
             </w:pPr>
-            <w:proofErr w:type="spellStart"/>
             <w:r>
               <w:rPr>
                 <w:b/>
@@ -6142,7 +5646,6 @@
               </w:rPr>
               <w:t>zip_code</w:t>
             </w:r>
-            <w:proofErr w:type="spellEnd"/>
           </w:p>
         </w:tc>
         <w:tc>
@@ -6163,7 +5666,6 @@
                 <w:szCs w:val="18"/>
               </w:rPr>
             </w:pPr>
-            <w:proofErr w:type="spellStart"/>
             <w:r>
               <w:rPr>
                 <w:b/>
@@ -6174,7 +5676,6 @@
               </w:rPr>
               <w:t>city_id</w:t>
             </w:r>
-            <w:proofErr w:type="spellEnd"/>
           </w:p>
         </w:tc>
         <w:tc>
@@ -6195,7 +5696,6 @@
                 <w:szCs w:val="18"/>
               </w:rPr>
             </w:pPr>
-            <w:proofErr w:type="spellStart"/>
             <w:r>
               <w:rPr>
                 <w:b/>
@@ -6206,7 +5706,6 @@
               </w:rPr>
               <w:t>city_name</w:t>
             </w:r>
-            <w:proofErr w:type="spellEnd"/>
           </w:p>
         </w:tc>
         <w:tc>
@@ -6227,7 +5726,6 @@
                 <w:szCs w:val="18"/>
               </w:rPr>
             </w:pPr>
-            <w:proofErr w:type="spellStart"/>
             <w:r>
               <w:rPr>
                 <w:b/>
@@ -6238,7 +5736,6 @@
               </w:rPr>
               <w:t>county_id</w:t>
             </w:r>
-            <w:proofErr w:type="spellEnd"/>
           </w:p>
         </w:tc>
         <w:tc>
@@ -6259,7 +5756,6 @@
                 <w:szCs w:val="18"/>
               </w:rPr>
             </w:pPr>
-            <w:proofErr w:type="spellStart"/>
             <w:r>
               <w:rPr>
                 <w:b/>
@@ -6270,7 +5766,6 @@
               </w:rPr>
               <w:t>county_name</w:t>
             </w:r>
-            <w:proofErr w:type="spellEnd"/>
           </w:p>
         </w:tc>
       </w:tr>
@@ -7016,7 +6511,6 @@
                 <w:bCs/>
               </w:rPr>
             </w:pPr>
-            <w:proofErr w:type="spellStart"/>
             <w:r>
               <w:rPr>
                 <w:b/>
@@ -7024,7 +6518,6 @@
               </w:rPr>
               <w:t>item_id</w:t>
             </w:r>
-            <w:proofErr w:type="spellEnd"/>
           </w:p>
         </w:tc>
         <w:tc>
@@ -7069,7 +6562,6 @@
             <w:pPr>
               <w:pStyle w:val="BodyText"/>
             </w:pPr>
-            <w:proofErr w:type="spellStart"/>
             <w:r>
               <w:rPr>
                 <w:b/>
@@ -7084,7 +6576,6 @@
               </w:rPr>
               <w:t>name</w:t>
             </w:r>
-            <w:proofErr w:type="spellEnd"/>
           </w:p>
         </w:tc>
         <w:tc>
@@ -7197,7 +6688,6 @@
                 <w:bCs/>
               </w:rPr>
             </w:pPr>
-            <w:proofErr w:type="spellStart"/>
             <w:r>
               <w:rPr>
                 <w:b/>
@@ -7205,7 +6695,6 @@
               </w:rPr>
               <w:t>bottle_volume_ml</w:t>
             </w:r>
-            <w:proofErr w:type="spellEnd"/>
           </w:p>
         </w:tc>
         <w:tc>
@@ -7254,7 +6743,6 @@
                 <w:bCs/>
               </w:rPr>
             </w:pPr>
-            <w:proofErr w:type="spellStart"/>
             <w:r>
               <w:rPr>
                 <w:b/>
@@ -7262,7 +6750,6 @@
               </w:rPr>
               <w:t>category_id</w:t>
             </w:r>
-            <w:proofErr w:type="spellEnd"/>
           </w:p>
         </w:tc>
         <w:tc>
@@ -7315,7 +6802,6 @@
                 <w:lang w:val="ru-RU"/>
               </w:rPr>
             </w:pPr>
-            <w:proofErr w:type="spellStart"/>
             <w:r>
               <w:rPr>
                 <w:b/>
@@ -7330,7 +6816,6 @@
               </w:rPr>
               <w:t>name</w:t>
             </w:r>
-            <w:proofErr w:type="spellEnd"/>
           </w:p>
         </w:tc>
         <w:tc>
@@ -7432,7 +6917,6 @@
                 <w:szCs w:val="18"/>
               </w:rPr>
             </w:pPr>
-            <w:proofErr w:type="spellStart"/>
             <w:r>
               <w:rPr>
                 <w:b/>
@@ -7443,7 +6927,6 @@
               </w:rPr>
               <w:t>item_id</w:t>
             </w:r>
-            <w:proofErr w:type="spellEnd"/>
           </w:p>
         </w:tc>
         <w:tc>
@@ -7464,7 +6947,6 @@
                 <w:szCs w:val="18"/>
               </w:rPr>
             </w:pPr>
-            <w:proofErr w:type="spellStart"/>
             <w:r>
               <w:rPr>
                 <w:b/>
@@ -7475,7 +6957,6 @@
               </w:rPr>
               <w:t>item_name</w:t>
             </w:r>
-            <w:proofErr w:type="spellEnd"/>
           </w:p>
         </w:tc>
         <w:tc>
@@ -7526,7 +7007,6 @@
                 <w:szCs w:val="18"/>
               </w:rPr>
             </w:pPr>
-            <w:proofErr w:type="spellStart"/>
             <w:r>
               <w:rPr>
                 <w:b/>
@@ -7537,7 +7017,6 @@
               </w:rPr>
               <w:t>bottle_volume_ml</w:t>
             </w:r>
-            <w:proofErr w:type="spellEnd"/>
           </w:p>
         </w:tc>
         <w:tc>
@@ -7558,7 +7037,6 @@
                 <w:szCs w:val="18"/>
               </w:rPr>
             </w:pPr>
-            <w:proofErr w:type="spellStart"/>
             <w:r>
               <w:rPr>
                 <w:b/>
@@ -7569,7 +7047,6 @@
               </w:rPr>
               <w:t>category_id</w:t>
             </w:r>
-            <w:proofErr w:type="spellEnd"/>
           </w:p>
         </w:tc>
         <w:tc>
@@ -7590,7 +7067,6 @@
                 <w:szCs w:val="18"/>
               </w:rPr>
             </w:pPr>
-            <w:proofErr w:type="spellStart"/>
             <w:r>
               <w:rPr>
                 <w:b/>
@@ -7601,7 +7077,6 @@
               </w:rPr>
               <w:t>category_name</w:t>
             </w:r>
-            <w:proofErr w:type="spellEnd"/>
           </w:p>
         </w:tc>
       </w:tr>
@@ -8142,7 +7617,6 @@
                 <w:bCs/>
               </w:rPr>
             </w:pPr>
-            <w:proofErr w:type="spellStart"/>
             <w:r>
               <w:rPr>
                 <w:b/>
@@ -8157,7 +7631,6 @@
               </w:rPr>
               <w:t>_id</w:t>
             </w:r>
-            <w:proofErr w:type="spellEnd"/>
           </w:p>
         </w:tc>
         <w:tc>
@@ -8205,7 +7678,6 @@
             <w:pPr>
               <w:pStyle w:val="BodyText"/>
             </w:pPr>
-            <w:proofErr w:type="spellStart"/>
             <w:r>
               <w:rPr>
                 <w:b/>
@@ -8227,7 +7699,6 @@
               </w:rPr>
               <w:t>name</w:t>
             </w:r>
-            <w:proofErr w:type="spellEnd"/>
           </w:p>
         </w:tc>
         <w:tc>
@@ -8346,7 +7817,6 @@
                 <w:szCs w:val="18"/>
               </w:rPr>
             </w:pPr>
-            <w:proofErr w:type="spellStart"/>
             <w:r>
               <w:rPr>
                 <w:b/>
@@ -8357,7 +7827,6 @@
               </w:rPr>
               <w:t>vendor_id</w:t>
             </w:r>
-            <w:proofErr w:type="spellEnd"/>
           </w:p>
         </w:tc>
         <w:tc>
@@ -8378,7 +7847,6 @@
                 <w:szCs w:val="18"/>
               </w:rPr>
             </w:pPr>
-            <w:proofErr w:type="spellStart"/>
             <w:r>
               <w:rPr>
                 <w:b/>
@@ -8389,7 +7857,6 @@
               </w:rPr>
               <w:t>vendor_name</w:t>
             </w:r>
-            <w:proofErr w:type="spellEnd"/>
           </w:p>
         </w:tc>
       </w:tr>
@@ -8981,7 +8448,6 @@
                 <w:bCs/>
               </w:rPr>
             </w:pPr>
-            <w:proofErr w:type="spellStart"/>
             <w:r>
               <w:rPr>
                 <w:b/>
@@ -8989,7 +8455,6 @@
               </w:rPr>
               <w:t>day_of_week</w:t>
             </w:r>
-            <w:proofErr w:type="spellEnd"/>
           </w:p>
         </w:tc>
         <w:tc>
@@ -9045,7 +8510,6 @@
                 <w:lang w:val="ru-RU"/>
               </w:rPr>
             </w:pPr>
-            <w:proofErr w:type="spellStart"/>
             <w:r>
               <w:rPr>
                 <w:b/>
@@ -9053,7 +8517,6 @@
               </w:rPr>
               <w:t>is_weekend</w:t>
             </w:r>
-            <w:proofErr w:type="spellEnd"/>
           </w:p>
         </w:tc>
         <w:tc>
@@ -9311,7 +8774,6 @@
                 <w:szCs w:val="18"/>
               </w:rPr>
             </w:pPr>
-            <w:proofErr w:type="spellStart"/>
             <w:r>
               <w:rPr>
                 <w:b/>
@@ -9322,7 +8784,6 @@
               </w:rPr>
               <w:t>day_of_week</w:t>
             </w:r>
-            <w:proofErr w:type="spellEnd"/>
           </w:p>
         </w:tc>
         <w:tc>
@@ -9343,7 +8804,6 @@
                 <w:szCs w:val="18"/>
               </w:rPr>
             </w:pPr>
-            <w:proofErr w:type="spellStart"/>
             <w:r>
               <w:rPr>
                 <w:b/>
@@ -9354,7 +8814,6 @@
               </w:rPr>
               <w:t>is_weekend</w:t>
             </w:r>
-            <w:proofErr w:type="spellEnd"/>
           </w:p>
         </w:tc>
       </w:tr>
@@ -9950,7 +9409,6 @@
                 <w:bCs/>
               </w:rPr>
             </w:pPr>
-            <w:proofErr w:type="spellStart"/>
             <w:r>
               <w:rPr>
                 <w:b/>
@@ -9958,7 +9416,6 @@
               </w:rPr>
               <w:t>promo_id</w:t>
             </w:r>
-            <w:proofErr w:type="spellEnd"/>
           </w:p>
         </w:tc>
         <w:tc>
@@ -10003,7 +9460,6 @@
             <w:pPr>
               <w:pStyle w:val="BodyText"/>
             </w:pPr>
-            <w:proofErr w:type="spellStart"/>
             <w:r>
               <w:rPr>
                 <w:b/>
@@ -10011,7 +9467,6 @@
               </w:rPr>
               <w:t>promo_name</w:t>
             </w:r>
-            <w:proofErr w:type="spellEnd"/>
           </w:p>
         </w:tc>
         <w:tc>
@@ -10069,7 +9524,6 @@
                 <w:bCs/>
               </w:rPr>
             </w:pPr>
-            <w:proofErr w:type="spellStart"/>
             <w:r>
               <w:rPr>
                 <w:b/>
@@ -10077,7 +9531,6 @@
               </w:rPr>
               <w:t>discount_pct</w:t>
             </w:r>
-            <w:proofErr w:type="spellEnd"/>
           </w:p>
         </w:tc>
         <w:tc>
@@ -10169,7 +9622,6 @@
                 <w:szCs w:val="18"/>
               </w:rPr>
             </w:pPr>
-            <w:proofErr w:type="spellStart"/>
             <w:r>
               <w:rPr>
                 <w:b/>
@@ -10181,7 +9633,6 @@
               <w:lastRenderedPageBreak/>
               <w:t>promo_id</w:t>
             </w:r>
-            <w:proofErr w:type="spellEnd"/>
           </w:p>
         </w:tc>
         <w:tc>
@@ -10202,7 +9653,6 @@
                 <w:szCs w:val="18"/>
               </w:rPr>
             </w:pPr>
-            <w:proofErr w:type="spellStart"/>
             <w:r>
               <w:rPr>
                 <w:b/>
@@ -10213,7 +9663,6 @@
               </w:rPr>
               <w:t>promo_name</w:t>
             </w:r>
-            <w:proofErr w:type="spellEnd"/>
           </w:p>
         </w:tc>
         <w:tc>
@@ -10234,7 +9683,6 @@
                 <w:szCs w:val="18"/>
               </w:rPr>
             </w:pPr>
-            <w:proofErr w:type="spellStart"/>
             <w:r>
               <w:rPr>
                 <w:b/>
@@ -10245,7 +9693,6 @@
               </w:rPr>
               <w:t>discount_pct</w:t>
             </w:r>
-            <w:proofErr w:type="spellEnd"/>
           </w:p>
         </w:tc>
       </w:tr>
@@ -10490,11 +9937,14 @@
         <w:pStyle w:val="BodyText"/>
       </w:pPr>
       <w:r>
+        <w:rPr>
+          <w:noProof/>
+        </w:rPr>
         <w:drawing>
-          <wp:inline distT="0" distB="0" distL="0" distR="0" wp14:anchorId="50A73466" wp14:editId="62E18279">
+          <wp:inline distT="0" distB="0" distL="0" distR="0" wp14:anchorId="2BAEAA1B" wp14:editId="29E32523">
             <wp:extent cx="5941695" cy="4745990"/>
             <wp:effectExtent l="0" t="0" r="1905" b="0"/>
-            <wp:docPr id="1412785804" name="Picture 4"/>
+            <wp:docPr id="812943037" name="Picture 2"/>
             <wp:cNvGraphicFramePr>
               <a:graphicFrameLocks xmlns:a="http://schemas.openxmlformats.org/drawingml/2006/main" noChangeAspect="1"/>
             </wp:cNvGraphicFramePr>
@@ -10502,7 +9952,7 @@
               <a:graphicData uri="http://schemas.openxmlformats.org/drawingml/2006/picture">
                 <pic:pic xmlns:pic="http://schemas.openxmlformats.org/drawingml/2006/picture">
                   <pic:nvPicPr>
-                    <pic:cNvPr id="0" name="Picture 13"/>
+                    <pic:cNvPr id="0" name="Picture 6"/>
                     <pic:cNvPicPr>
                       <a:picLocks noChangeAspect="1" noChangeArrowheads="1"/>
                     </pic:cNvPicPr>
@@ -10668,10 +10118,7 @@
         <w:t>: Original business keys from source systems are preserved in &lt;Entity&gt;_SRC_ID columns to maintain traceability.</w:t>
       </w:r>
       <w:r>
-        <w:t xml:space="preserve"> </w:t>
-      </w:r>
-      <w:r>
-        <w:t>For entities CE_CITIES and CE_ADDRESSES, these keys are stored as VARCHAR(100) to accommodate alphanumeric identifiers or composite keys from source systems, ensuring no loss of granularity during integration.</w:t>
+        <w:t xml:space="preserve"> For entities CE_CITIES and CE_ADDRESSES, these keys are stored as VARCHAR(100) to accommodate alphanumeric identifiers or composite keys from source systems, ensuring no loss of granularity during integration.</w:t>
       </w:r>
     </w:p>
     <w:p>
@@ -10713,16 +10160,189 @@
       <w:r>
         <w:t xml:space="preserve"> enable full lineage tracking across multiple source datasets.</w:t>
       </w:r>
+      <w:r>
+        <w:t xml:space="preserve"> </w:t>
+      </w:r>
+      <w:r>
+        <w:t xml:space="preserve">However, these fields are omitted for </w:t>
+      </w:r>
+      <w:r>
+        <w:rPr>
+          <w:b/>
+          <w:bCs/>
+        </w:rPr>
+        <w:t>CE_DATES</w:t>
+      </w:r>
+      <w:r>
+        <w:t xml:space="preserve"> and </w:t>
+      </w:r>
+      <w:r>
+        <w:rPr>
+          <w:b/>
+          <w:bCs/>
+        </w:rPr>
+        <w:t>CE_SALES</w:t>
+      </w:r>
+      <w:r>
+        <w:t xml:space="preserve"> due to the following architectural decisions:</w:t>
+      </w:r>
     </w:p>
     <w:p>
       <w:pPr>
         <w:pStyle w:val="BodyText"/>
+        <w:numPr>
+          <w:ilvl w:val="0"/>
+          <w:numId w:val="33"/>
+        </w:numPr>
+      </w:pPr>
+      <w:r>
         <w:rPr>
-          <w:lang w:val="ru-RU"/>
+          <w:b/>
+          <w:bCs/>
         </w:rPr>
-      </w:pPr>
-      <w:r>
-        <w:t xml:space="preserve">6. </w:t>
+        <w:t>CE_DATES</w:t>
+      </w:r>
+      <w:r>
+        <w:t>: This is a system-generated calendar dimension</w:t>
+      </w:r>
+      <w:r>
+        <w:t>. S</w:t>
+      </w:r>
+      <w:r>
+        <w:t>ince it does not originate from an external source, source triplet metadata is not applicable.</w:t>
+      </w:r>
+    </w:p>
+    <w:p>
+      <w:pPr>
+        <w:pStyle w:val="BodyText"/>
+        <w:numPr>
+          <w:ilvl w:val="0"/>
+          <w:numId w:val="33"/>
+        </w:numPr>
+      </w:pPr>
+      <w:r>
+        <w:rPr>
+          <w:b/>
+          <w:bCs/>
+        </w:rPr>
+        <w:t>CE_SALES</w:t>
+      </w:r>
+      <w:r>
+        <w:t>: As an immutable transactional fact table with high data volume, these columns were removed to optimize storage performance</w:t>
+      </w:r>
+    </w:p>
+    <w:p>
+      <w:pPr>
+        <w:pStyle w:val="BodyText"/>
+      </w:pPr>
+      <w:r>
+        <w:t>6.</w:t>
+      </w:r>
+      <w:r>
+        <w:rPr>
+          <w:rFonts w:ascii="Times New Roman" w:hAnsi="Times New Roman"/>
+          <w:b/>
+          <w:bCs/>
+          <w:color w:val="auto"/>
+        </w:rPr>
+        <w:t xml:space="preserve"> </w:t>
+      </w:r>
+      <w:r>
+        <w:rPr>
+          <w:b/>
+          <w:bCs/>
+        </w:rPr>
+        <w:t>SCD Type 1:</w:t>
+      </w:r>
+      <w:r>
+        <w:t xml:space="preserve"> For entities where historical tracking of attribute changes is not required (CE_STORES, CE_VENDORS, CE_CITIES</w:t>
+      </w:r>
+      <w:r>
+        <w:t xml:space="preserve">, </w:t>
+      </w:r>
+      <w:r>
+        <w:t>CE_STREETS</w:t>
+      </w:r>
+      <w:r>
+        <w:t>,</w:t>
+      </w:r>
+      <w:r>
+        <w:rPr>
+          <w:rFonts w:ascii="Consolas" w:hAnsi="Consolas"/>
+          <w:color w:val="D4D4D4"/>
+          <w:sz w:val="21"/>
+          <w:szCs w:val="21"/>
+        </w:rPr>
+        <w:t xml:space="preserve"> </w:t>
+      </w:r>
+      <w:r>
+        <w:t>CE_ADDRESSES</w:t>
+      </w:r>
+      <w:r>
+        <w:t>,</w:t>
+      </w:r>
+      <w:r>
+        <w:rPr>
+          <w:rFonts w:ascii="Consolas" w:hAnsi="Consolas"/>
+          <w:color w:val="D4D4D4"/>
+          <w:sz w:val="21"/>
+          <w:szCs w:val="21"/>
+        </w:rPr>
+        <w:t xml:space="preserve"> </w:t>
+      </w:r>
+      <w:r>
+        <w:t>CE_COUNTIES</w:t>
+      </w:r>
+      <w:r>
+        <w:t>,</w:t>
+      </w:r>
+      <w:r>
+        <w:t xml:space="preserve"> </w:t>
+      </w:r>
+      <w:r>
+        <w:t>CE_PROMOTIONS</w:t>
+      </w:r>
+      <w:r>
+        <w:t>,</w:t>
+      </w:r>
+      <w:r>
+        <w:rPr>
+          <w:rFonts w:ascii="Consolas" w:hAnsi="Consolas"/>
+          <w:color w:val="D4D4D4"/>
+          <w:sz w:val="21"/>
+          <w:szCs w:val="21"/>
+        </w:rPr>
+        <w:t xml:space="preserve"> </w:t>
+      </w:r>
+      <w:r>
+        <w:t>CE_CATEGORIES</w:t>
+      </w:r>
+      <w:r>
+        <w:t xml:space="preserve">), the </w:t>
+      </w:r>
+      <w:r>
+        <w:rPr>
+          <w:b/>
+          <w:bCs/>
+        </w:rPr>
+        <w:t>SCD Type 1</w:t>
+      </w:r>
+      <w:r>
+        <w:t xml:space="preserve"> strategy is applied. This ensures the Business Layer always reflects the most recent and accurate state by overwriting old data with new values from the source.</w:t>
+      </w:r>
+      <w:r>
+        <w:t xml:space="preserve"> </w:t>
+      </w:r>
+    </w:p>
+    <w:p>
+      <w:pPr>
+        <w:pStyle w:val="BodyText"/>
+      </w:pPr>
+      <w:r>
+        <w:t>7</w:t>
+      </w:r>
+      <w:r>
+        <w:t xml:space="preserve">. </w:t>
       </w:r>
       <w:r>
         <w:rPr>
@@ -10743,21 +10363,17 @@
         <w:pStyle w:val="BodyText"/>
       </w:pPr>
       <w:r>
-        <w:t xml:space="preserve">7. </w:t>
+        <w:t>8</w:t>
+      </w:r>
+      <w:r>
+        <w:t xml:space="preserve">. </w:t>
       </w:r>
       <w:r>
         <w:rPr>
           <w:b/>
           <w:bCs/>
         </w:rPr>
-        <w:t>Naming Convention</w:t>
-      </w:r>
-      <w:r>
-        <w:rPr>
-          <w:b/>
-          <w:bCs/>
-        </w:rPr>
-        <w:t>:</w:t>
+        <w:t>Naming Convention:</w:t>
       </w:r>
       <w:r>
         <w:t xml:space="preserve"> A</w:t>
@@ -11454,6 +11070,155 @@
 <file path=word/numbering.xml><?xml version="1.0" encoding="utf-8"?>
 <w:numbering xmlns:wpc="http://schemas.microsoft.com/office/word/2010/wordprocessingCanvas" xmlns:cx="http://schemas.microsoft.com/office/drawing/2014/chartex" xmlns:cx1="http://schemas.microsoft.com/office/drawing/2015/9/8/chartex" xmlns:cx2="http://schemas.microsoft.com/office/drawing/2015/10/21/chartex" xmlns:cx3="http://schemas.microsoft.com/office/drawing/2016/5/9/chartex" xmlns:cx4="http://schemas.microsoft.com/office/drawing/2016/5/10/chartex" xmlns:cx5="http://schemas.microsoft.com/office/drawing/2016/5/11/chartex" xmlns:cx6="http://schemas.microsoft.com/office/drawing/2016/5/12/chartex" xmlns:cx7="http://schemas.microsoft.com/office/drawing/2016/5/13/chartex" xmlns:cx8="http://schemas.microsoft.com/office/drawing/2016/5/14/chartex" xmlns:mc="http://schemas.openxmlformats.org/markup-compatibility/2006" xmlns:aink="http://schemas.microsoft.com/office/drawing/2016/ink" xmlns:am3d="http://schemas.microsoft.com/office/drawing/2017/model3d" xmlns:o="urn:schemas-microsoft-com:office:office" xmlns:oel="http://schemas.microsoft.com/office/2019/extlst" xmlns:r="http://schemas.openxmlformats.org/officeDocument/2006/relationships" xmlns:m="http://schemas.openxmlformats.org/officeDocument/2006/math" xmlns:v="urn:schemas-microsoft-com:vml" xmlns:wp14="http://schemas.microsoft.com/office/word/2010/wordprocessingDrawing" xmlns:wp="http://schemas.openxmlformats.org/drawingml/2006/wordprocessingDrawing" xmlns:w10="urn:schemas-microsoft-com:office:word" xmlns:w="http://schemas.openxmlformats.org/wordprocessingml/2006/main" xmlns:w14="http://schemas.microsoft.com/office/word/2010/wordml" xmlns:w15="http://schemas.microsoft.com/office/word/2012/wordml" xmlns:w16cex="http://schemas.microsoft.com/office/word/2018/wordml/cex" xmlns:w16cid="http://schemas.microsoft.com/office/word/2016/wordml/cid" xmlns:w16="http://schemas.microsoft.com/office/word/2018/wordml" xmlns:w16du="http://schemas.microsoft.com/office/word/2023/wordml/word16du" xmlns:w16sdtdh="http://schemas.microsoft.com/office/word/2020/wordml/sdtdatahash" xmlns:w16sdtfl="http://schemas.microsoft.com/office/word/2024/wordml/sdtformatlock" xmlns:w16se="http://schemas.microsoft.com/office/word/2015/wordml/symex" xmlns:wpg="http://schemas.microsoft.com/office/word/2010/wordprocessingGroup" xmlns:wpi="http://schemas.microsoft.com/office/word/2010/wordprocessingInk" xmlns:wne="http://schemas.microsoft.com/office/word/2006/wordml" xmlns:wps="http://schemas.microsoft.com/office/word/2010/wordprocessingShape" mc:Ignorable="w14 w15 w16se w16cid w16 w16cex w16sdtdh w16sdtfl w16du wp14">
   <w:abstractNum w:abstractNumId="0" w15:restartNumberingAfterBreak="0">
+    <w:nsid w:val="00AF5A05"/>
+    <w:multiLevelType w:val="multilevel"/>
+    <w:tmpl w:val="5EC06B8E"/>
+    <w:lvl w:ilvl="0">
+      <w:start w:val="1"/>
+      <w:numFmt w:val="bullet"/>
+      <w:lvlText w:val=""/>
+      <w:lvlJc w:val="left"/>
+      <w:pPr>
+        <w:tabs>
+          <w:tab w:val="num" w:pos="720"/>
+        </w:tabs>
+        <w:ind w:left="720" w:hanging="360"/>
+      </w:pPr>
+      <w:rPr>
+        <w:rFonts w:ascii="Symbol" w:hAnsi="Symbol" w:hint="default"/>
+        <w:sz w:val="20"/>
+      </w:rPr>
+    </w:lvl>
+    <w:lvl w:ilvl="1" w:tentative="1">
+      <w:start w:val="1"/>
+      <w:numFmt w:val="bullet"/>
+      <w:lvlText w:val="o"/>
+      <w:lvlJc w:val="left"/>
+      <w:pPr>
+        <w:tabs>
+          <w:tab w:val="num" w:pos="1440"/>
+        </w:tabs>
+        <w:ind w:left="1440" w:hanging="360"/>
+      </w:pPr>
+      <w:rPr>
+        <w:rFonts w:ascii="Courier New" w:hAnsi="Courier New" w:hint="default"/>
+        <w:sz w:val="20"/>
+      </w:rPr>
+    </w:lvl>
+    <w:lvl w:ilvl="2" w:tentative="1">
+      <w:start w:val="1"/>
+      <w:numFmt w:val="bullet"/>
+      <w:lvlText w:val=""/>
+      <w:lvlJc w:val="left"/>
+      <w:pPr>
+        <w:tabs>
+          <w:tab w:val="num" w:pos="2160"/>
+        </w:tabs>
+        <w:ind w:left="2160" w:hanging="360"/>
+      </w:pPr>
+      <w:rPr>
+        <w:rFonts w:ascii="Wingdings" w:hAnsi="Wingdings" w:hint="default"/>
+        <w:sz w:val="20"/>
+      </w:rPr>
+    </w:lvl>
+    <w:lvl w:ilvl="3" w:tentative="1">
+      <w:start w:val="1"/>
+      <w:numFmt w:val="bullet"/>
+      <w:lvlText w:val=""/>
+      <w:lvlJc w:val="left"/>
+      <w:pPr>
+        <w:tabs>
+          <w:tab w:val="num" w:pos="2880"/>
+        </w:tabs>
+        <w:ind w:left="2880" w:hanging="360"/>
+      </w:pPr>
+      <w:rPr>
+        <w:rFonts w:ascii="Wingdings" w:hAnsi="Wingdings" w:hint="default"/>
+        <w:sz w:val="20"/>
+      </w:rPr>
+    </w:lvl>
+    <w:lvl w:ilvl="4" w:tentative="1">
+      <w:start w:val="1"/>
+      <w:numFmt w:val="bullet"/>
+      <w:lvlText w:val=""/>
+      <w:lvlJc w:val="left"/>
+      <w:pPr>
+        <w:tabs>
+          <w:tab w:val="num" w:pos="3600"/>
+        </w:tabs>
+        <w:ind w:left="3600" w:hanging="360"/>
+      </w:pPr>
+      <w:rPr>
+        <w:rFonts w:ascii="Wingdings" w:hAnsi="Wingdings" w:hint="default"/>
+        <w:sz w:val="20"/>
+      </w:rPr>
+    </w:lvl>
+    <w:lvl w:ilvl="5" w:tentative="1">
+      <w:start w:val="1"/>
+      <w:numFmt w:val="bullet"/>
+      <w:lvlText w:val=""/>
+      <w:lvlJc w:val="left"/>
+      <w:pPr>
+        <w:tabs>
+          <w:tab w:val="num" w:pos="4320"/>
+        </w:tabs>
+        <w:ind w:left="4320" w:hanging="360"/>
+      </w:pPr>
+      <w:rPr>
+        <w:rFonts w:ascii="Wingdings" w:hAnsi="Wingdings" w:hint="default"/>
+        <w:sz w:val="20"/>
+      </w:rPr>
+    </w:lvl>
+    <w:lvl w:ilvl="6" w:tentative="1">
+      <w:start w:val="1"/>
+      <w:numFmt w:val="bullet"/>
+      <w:lvlText w:val=""/>
+      <w:lvlJc w:val="left"/>
+      <w:pPr>
+        <w:tabs>
+          <w:tab w:val="num" w:pos="5040"/>
+        </w:tabs>
+        <w:ind w:left="5040" w:hanging="360"/>
+      </w:pPr>
+      <w:rPr>
+        <w:rFonts w:ascii="Wingdings" w:hAnsi="Wingdings" w:hint="default"/>
+        <w:sz w:val="20"/>
+      </w:rPr>
+    </w:lvl>
+    <w:lvl w:ilvl="7" w:tentative="1">
+      <w:start w:val="1"/>
+      <w:numFmt w:val="bullet"/>
+      <w:lvlText w:val=""/>
+      <w:lvlJc w:val="left"/>
+      <w:pPr>
+        <w:tabs>
+          <w:tab w:val="num" w:pos="5760"/>
+        </w:tabs>
+        <w:ind w:left="5760" w:hanging="360"/>
+      </w:pPr>
+      <w:rPr>
+        <w:rFonts w:ascii="Wingdings" w:hAnsi="Wingdings" w:hint="default"/>
+        <w:sz w:val="20"/>
+      </w:rPr>
+    </w:lvl>
+    <w:lvl w:ilvl="8" w:tentative="1">
+      <w:start w:val="1"/>
+      <w:numFmt w:val="bullet"/>
+      <w:lvlText w:val=""/>
+      <w:lvlJc w:val="left"/>
+      <w:pPr>
+        <w:tabs>
+          <w:tab w:val="num" w:pos="6480"/>
+        </w:tabs>
+        <w:ind w:left="6480" w:hanging="360"/>
+      </w:pPr>
+      <w:rPr>
+        <w:rFonts w:ascii="Wingdings" w:hAnsi="Wingdings" w:hint="default"/>
+        <w:sz w:val="20"/>
+      </w:rPr>
+    </w:lvl>
+  </w:abstractNum>
+  <w:abstractNum w:abstractNumId="1" w15:restartNumberingAfterBreak="0">
     <w:nsid w:val="017A52B3"/>
     <w:multiLevelType w:val="hybridMultilevel"/>
     <w:tmpl w:val="629EE53E"/>
@@ -11543,7 +11308,7 @@
       </w:pPr>
     </w:lvl>
   </w:abstractNum>
-  <w:abstractNum w:abstractNumId="1" w15:restartNumberingAfterBreak="0">
+  <w:abstractNum w:abstractNumId="2" w15:restartNumberingAfterBreak="0">
     <w:nsid w:val="06D82E21"/>
     <w:multiLevelType w:val="multilevel"/>
     <w:tmpl w:val="CF8CACEA"/>
@@ -11692,7 +11457,7 @@
       </w:rPr>
     </w:lvl>
   </w:abstractNum>
-  <w:abstractNum w:abstractNumId="2" w15:restartNumberingAfterBreak="0">
+  <w:abstractNum w:abstractNumId="3" w15:restartNumberingAfterBreak="0">
     <w:nsid w:val="06DA0CA8"/>
     <w:multiLevelType w:val="hybridMultilevel"/>
     <w:tmpl w:val="7D964CB6"/>
@@ -11805,7 +11570,7 @@
       </w:rPr>
     </w:lvl>
   </w:abstractNum>
-  <w:abstractNum w:abstractNumId="3" w15:restartNumberingAfterBreak="0">
+  <w:abstractNum w:abstractNumId="4" w15:restartNumberingAfterBreak="0">
     <w:nsid w:val="12B44983"/>
     <w:multiLevelType w:val="multilevel"/>
     <w:tmpl w:val="1436B0F0"/>
@@ -11914,7 +11679,7 @@
       </w:pPr>
     </w:lvl>
   </w:abstractNum>
-  <w:abstractNum w:abstractNumId="4" w15:restartNumberingAfterBreak="0">
+  <w:abstractNum w:abstractNumId="5" w15:restartNumberingAfterBreak="0">
     <w:nsid w:val="184F4EE4"/>
     <w:multiLevelType w:val="multilevel"/>
     <w:tmpl w:val="71962ACC"/>
@@ -12063,7 +11828,7 @@
       </w:rPr>
     </w:lvl>
   </w:abstractNum>
-  <w:abstractNum w:abstractNumId="5" w15:restartNumberingAfterBreak="0">
+  <w:abstractNum w:abstractNumId="6" w15:restartNumberingAfterBreak="0">
     <w:nsid w:val="195A4727"/>
     <w:multiLevelType w:val="hybridMultilevel"/>
     <w:tmpl w:val="A55AFE38"/>
@@ -12152,7 +11917,7 @@
       </w:pPr>
     </w:lvl>
   </w:abstractNum>
-  <w:abstractNum w:abstractNumId="6" w15:restartNumberingAfterBreak="0">
+  <w:abstractNum w:abstractNumId="7" w15:restartNumberingAfterBreak="0">
     <w:nsid w:val="195D43B9"/>
     <w:multiLevelType w:val="multilevel"/>
     <w:tmpl w:val="CAD271F8"/>
@@ -12287,7 +12052,7 @@
       </w:rPr>
     </w:lvl>
   </w:abstractNum>
-  <w:abstractNum w:abstractNumId="7" w15:restartNumberingAfterBreak="0">
+  <w:abstractNum w:abstractNumId="8" w15:restartNumberingAfterBreak="0">
     <w:nsid w:val="1E293D5E"/>
     <w:multiLevelType w:val="hybridMultilevel"/>
     <w:tmpl w:val="1F9AC738"/>
@@ -12373,7 +12138,7 @@
       </w:pPr>
     </w:lvl>
   </w:abstractNum>
-  <w:abstractNum w:abstractNumId="8" w15:restartNumberingAfterBreak="0">
+  <w:abstractNum w:abstractNumId="9" w15:restartNumberingAfterBreak="0">
     <w:nsid w:val="23A944B1"/>
     <w:multiLevelType w:val="hybridMultilevel"/>
     <w:tmpl w:val="F2869934"/>
@@ -12485,7 +12250,7 @@
       </w:rPr>
     </w:lvl>
   </w:abstractNum>
-  <w:abstractNum w:abstractNumId="9" w15:restartNumberingAfterBreak="0">
+  <w:abstractNum w:abstractNumId="10" w15:restartNumberingAfterBreak="0">
     <w:nsid w:val="288B0C11"/>
     <w:multiLevelType w:val="hybridMultilevel"/>
     <w:tmpl w:val="0F601464"/>
@@ -12598,7 +12363,7 @@
       </w:rPr>
     </w:lvl>
   </w:abstractNum>
-  <w:abstractNum w:abstractNumId="10" w15:restartNumberingAfterBreak="0">
+  <w:abstractNum w:abstractNumId="11" w15:restartNumberingAfterBreak="0">
     <w:nsid w:val="2B0C1E43"/>
     <w:multiLevelType w:val="hybridMultilevel"/>
     <w:tmpl w:val="2ABA9C58"/>
@@ -12711,7 +12476,7 @@
       </w:rPr>
     </w:lvl>
   </w:abstractNum>
-  <w:abstractNum w:abstractNumId="11" w15:restartNumberingAfterBreak="0">
+  <w:abstractNum w:abstractNumId="12" w15:restartNumberingAfterBreak="0">
     <w:nsid w:val="2D39150F"/>
     <w:multiLevelType w:val="hybridMultilevel"/>
     <w:tmpl w:val="1EB0BD4A"/>
@@ -12824,7 +12589,7 @@
       </w:rPr>
     </w:lvl>
   </w:abstractNum>
-  <w:abstractNum w:abstractNumId="12" w15:restartNumberingAfterBreak="0">
+  <w:abstractNum w:abstractNumId="13" w15:restartNumberingAfterBreak="0">
     <w:nsid w:val="2E3432A8"/>
     <w:multiLevelType w:val="hybridMultilevel"/>
     <w:tmpl w:val="F2E286F2"/>
@@ -12917,7 +12682,7 @@
       </w:pPr>
     </w:lvl>
   </w:abstractNum>
-  <w:abstractNum w:abstractNumId="13" w15:restartNumberingAfterBreak="0">
+  <w:abstractNum w:abstractNumId="14" w15:restartNumberingAfterBreak="0">
     <w:nsid w:val="2F980CEB"/>
     <w:multiLevelType w:val="multilevel"/>
     <w:tmpl w:val="7F9AC5AC"/>
@@ -13066,7 +12831,7 @@
       </w:rPr>
     </w:lvl>
   </w:abstractNum>
-  <w:abstractNum w:abstractNumId="14" w15:restartNumberingAfterBreak="0">
+  <w:abstractNum w:abstractNumId="15" w15:restartNumberingAfterBreak="0">
     <w:nsid w:val="3267610B"/>
     <w:multiLevelType w:val="hybridMultilevel"/>
     <w:tmpl w:val="7CAC42BE"/>
@@ -13155,7 +12920,7 @@
       </w:pPr>
     </w:lvl>
   </w:abstractNum>
-  <w:abstractNum w:abstractNumId="15" w15:restartNumberingAfterBreak="0">
+  <w:abstractNum w:abstractNumId="16" w15:restartNumberingAfterBreak="0">
     <w:nsid w:val="33FD3863"/>
     <w:multiLevelType w:val="hybridMultilevel"/>
     <w:tmpl w:val="54E2D8BC"/>
@@ -13244,7 +13009,7 @@
       </w:pPr>
     </w:lvl>
   </w:abstractNum>
-  <w:abstractNum w:abstractNumId="16" w15:restartNumberingAfterBreak="0">
+  <w:abstractNum w:abstractNumId="17" w15:restartNumberingAfterBreak="0">
     <w:nsid w:val="360F1D76"/>
     <w:multiLevelType w:val="multilevel"/>
     <w:tmpl w:val="BEE4DBA2"/>
@@ -13357,7 +13122,7 @@
       </w:pPr>
     </w:lvl>
   </w:abstractNum>
-  <w:abstractNum w:abstractNumId="17" w15:restartNumberingAfterBreak="0">
+  <w:abstractNum w:abstractNumId="18" w15:restartNumberingAfterBreak="0">
     <w:nsid w:val="3C5A0EF0"/>
     <w:multiLevelType w:val="hybridMultilevel"/>
     <w:tmpl w:val="3C502EE8"/>
@@ -13497,7 +13262,7 @@
       </w:rPr>
     </w:lvl>
   </w:abstractNum>
-  <w:abstractNum w:abstractNumId="18" w15:restartNumberingAfterBreak="0">
+  <w:abstractNum w:abstractNumId="19" w15:restartNumberingAfterBreak="0">
     <w:nsid w:val="486A47FD"/>
     <w:multiLevelType w:val="multilevel"/>
     <w:tmpl w:val="04090023"/>
@@ -13611,7 +13376,7 @@
       </w:pPr>
     </w:lvl>
   </w:abstractNum>
-  <w:abstractNum w:abstractNumId="19" w15:restartNumberingAfterBreak="0">
+  <w:abstractNum w:abstractNumId="20" w15:restartNumberingAfterBreak="0">
     <w:nsid w:val="49D41F63"/>
     <w:multiLevelType w:val="multilevel"/>
     <w:tmpl w:val="9FC6E80E"/>
@@ -13760,7 +13525,7 @@
       </w:rPr>
     </w:lvl>
   </w:abstractNum>
-  <w:abstractNum w:abstractNumId="20" w15:restartNumberingAfterBreak="0">
+  <w:abstractNum w:abstractNumId="21" w15:restartNumberingAfterBreak="0">
     <w:nsid w:val="4D3F3451"/>
     <w:multiLevelType w:val="multilevel"/>
     <w:tmpl w:val="8FC61E7C"/>
@@ -13909,13 +13674,13 @@
       </w:rPr>
     </w:lvl>
   </w:abstractNum>
-  <w:abstractNum w:abstractNumId="21" w15:restartNumberingAfterBreak="0">
+  <w:abstractNum w:abstractNumId="22" w15:restartNumberingAfterBreak="0">
     <w:nsid w:val="57DD6F34"/>
     <w:multiLevelType w:val="multilevel"/>
     <w:tmpl w:val="1436B0F0"/>
     <w:numStyleLink w:val="NumberList"/>
   </w:abstractNum>
-  <w:abstractNum w:abstractNumId="22" w15:restartNumberingAfterBreak="0">
+  <w:abstractNum w:abstractNumId="23" w15:restartNumberingAfterBreak="0">
     <w:nsid w:val="58155A8A"/>
     <w:multiLevelType w:val="multilevel"/>
     <w:tmpl w:val="EE7A7A12"/>
@@ -14017,7 +13782,7 @@
       </w:pPr>
     </w:lvl>
   </w:abstractNum>
-  <w:abstractNum w:abstractNumId="23" w15:restartNumberingAfterBreak="0">
+  <w:abstractNum w:abstractNumId="24" w15:restartNumberingAfterBreak="0">
     <w:nsid w:val="6B0C0518"/>
     <w:multiLevelType w:val="multilevel"/>
     <w:tmpl w:val="1244338A"/>
@@ -14166,7 +13931,7 @@
       </w:rPr>
     </w:lvl>
   </w:abstractNum>
-  <w:abstractNum w:abstractNumId="24" w15:restartNumberingAfterBreak="0">
+  <w:abstractNum w:abstractNumId="25" w15:restartNumberingAfterBreak="0">
     <w:nsid w:val="7ECA4DDE"/>
     <w:multiLevelType w:val="hybridMultilevel"/>
     <w:tmpl w:val="220478B4"/>
@@ -14253,31 +14018,31 @@
     </w:lvl>
   </w:abstractNum>
   <w:num w:numId="1" w16cid:durableId="1355501660">
+    <w:abstractNumId w:val="7"/>
+  </w:num>
+  <w:num w:numId="2" w16cid:durableId="401415250">
+    <w:abstractNumId w:val="1"/>
+  </w:num>
+  <w:num w:numId="3" w16cid:durableId="2145733634">
+    <w:abstractNumId w:val="3"/>
+  </w:num>
+  <w:num w:numId="4" w16cid:durableId="1602491445">
+    <w:abstractNumId w:val="10"/>
+  </w:num>
+  <w:num w:numId="5" w16cid:durableId="1764492637">
+    <w:abstractNumId w:val="8"/>
+  </w:num>
+  <w:num w:numId="6" w16cid:durableId="1705255523">
     <w:abstractNumId w:val="6"/>
   </w:num>
-  <w:num w:numId="2" w16cid:durableId="401415250">
-    <w:abstractNumId w:val="0"/>
-  </w:num>
-  <w:num w:numId="3" w16cid:durableId="2145733634">
-    <w:abstractNumId w:val="2"/>
-  </w:num>
-  <w:num w:numId="4" w16cid:durableId="1602491445">
-    <w:abstractNumId w:val="9"/>
-  </w:num>
-  <w:num w:numId="5" w16cid:durableId="1764492637">
-    <w:abstractNumId w:val="7"/>
-  </w:num>
-  <w:num w:numId="6" w16cid:durableId="1705255523">
-    <w:abstractNumId w:val="5"/>
-  </w:num>
   <w:num w:numId="7" w16cid:durableId="1617325366">
-    <w:abstractNumId w:val="24"/>
+    <w:abstractNumId w:val="25"/>
   </w:num>
   <w:num w:numId="8" w16cid:durableId="2131194476">
-    <w:abstractNumId w:val="15"/>
+    <w:abstractNumId w:val="16"/>
   </w:num>
   <w:num w:numId="9" w16cid:durableId="1562717750">
-    <w:abstractNumId w:val="6"/>
+    <w:abstractNumId w:val="7"/>
     <w:lvlOverride w:ilvl="0">
       <w:startOverride w:val="1"/>
     </w:lvlOverride>
@@ -14307,10 +14072,10 @@
     </w:lvlOverride>
   </w:num>
   <w:num w:numId="10" w16cid:durableId="1239826050">
-    <w:abstractNumId w:val="22"/>
+    <w:abstractNumId w:val="23"/>
   </w:num>
   <w:num w:numId="11" w16cid:durableId="1047994370">
-    <w:abstractNumId w:val="22"/>
+    <w:abstractNumId w:val="23"/>
     <w:lvlOverride w:ilvl="0"/>
     <w:lvlOverride w:ilvl="1"/>
     <w:lvlOverride w:ilvl="2"/>
@@ -14334,7 +14099,7 @@
     </w:lvlOverride>
   </w:num>
   <w:num w:numId="12" w16cid:durableId="139814723">
-    <w:abstractNumId w:val="21"/>
+    <w:abstractNumId w:val="22"/>
     <w:lvlOverride w:ilvl="0">
       <w:startOverride w:val="1"/>
     </w:lvlOverride>
@@ -14364,43 +14129,43 @@
     </w:lvlOverride>
   </w:num>
   <w:num w:numId="13" w16cid:durableId="1402560041">
-    <w:abstractNumId w:val="3"/>
+    <w:abstractNumId w:val="4"/>
   </w:num>
   <w:num w:numId="14" w16cid:durableId="697778143">
+    <w:abstractNumId w:val="19"/>
+  </w:num>
+  <w:num w:numId="15" w16cid:durableId="1997491479">
     <w:abstractNumId w:val="18"/>
   </w:num>
-  <w:num w:numId="15" w16cid:durableId="1997491479">
-    <w:abstractNumId w:val="17"/>
-  </w:num>
   <w:num w:numId="16" w16cid:durableId="1198546483">
-    <w:abstractNumId w:val="12"/>
+    <w:abstractNumId w:val="13"/>
   </w:num>
   <w:num w:numId="17" w16cid:durableId="1801000362">
-    <w:abstractNumId w:val="12"/>
+    <w:abstractNumId w:val="13"/>
     <w:lvlOverride w:ilvl="0">
       <w:startOverride w:val="1"/>
     </w:lvlOverride>
   </w:num>
   <w:num w:numId="18" w16cid:durableId="1045984528">
-    <w:abstractNumId w:val="8"/>
+    <w:abstractNumId w:val="9"/>
   </w:num>
   <w:num w:numId="19" w16cid:durableId="355159004">
-    <w:abstractNumId w:val="6"/>
+    <w:abstractNumId w:val="7"/>
   </w:num>
   <w:num w:numId="20" w16cid:durableId="937755645">
-    <w:abstractNumId w:val="6"/>
+    <w:abstractNumId w:val="7"/>
   </w:num>
   <w:num w:numId="21" w16cid:durableId="1563902871">
-    <w:abstractNumId w:val="14"/>
+    <w:abstractNumId w:val="15"/>
   </w:num>
   <w:num w:numId="22" w16cid:durableId="1436485292">
-    <w:abstractNumId w:val="10"/>
+    <w:abstractNumId w:val="11"/>
   </w:num>
   <w:num w:numId="23" w16cid:durableId="329675502">
-    <w:abstractNumId w:val="19"/>
+    <w:abstractNumId w:val="20"/>
   </w:num>
   <w:num w:numId="24" w16cid:durableId="143476166">
-    <w:abstractNumId w:val="6"/>
+    <w:abstractNumId w:val="7"/>
     <w:lvlOverride w:ilvl="0">
       <w:startOverride w:val="1"/>
     </w:lvlOverride>
@@ -14430,19 +14195,19 @@
     </w:lvlOverride>
   </w:num>
   <w:num w:numId="25" w16cid:durableId="1655530842">
-    <w:abstractNumId w:val="23"/>
+    <w:abstractNumId w:val="24"/>
   </w:num>
   <w:num w:numId="26" w16cid:durableId="2035112836">
-    <w:abstractNumId w:val="20"/>
+    <w:abstractNumId w:val="21"/>
   </w:num>
   <w:num w:numId="27" w16cid:durableId="1696727899">
-    <w:abstractNumId w:val="13"/>
+    <w:abstractNumId w:val="14"/>
   </w:num>
   <w:num w:numId="28" w16cid:durableId="1207452660">
-    <w:abstractNumId w:val="16"/>
+    <w:abstractNumId w:val="17"/>
   </w:num>
   <w:num w:numId="29" w16cid:durableId="1554195885">
-    <w:abstractNumId w:val="6"/>
+    <w:abstractNumId w:val="7"/>
     <w:lvlOverride w:ilvl="0">
       <w:startOverride w:val="1"/>
     </w:lvlOverride>
@@ -14472,13 +14237,16 @@
     </w:lvlOverride>
   </w:num>
   <w:num w:numId="30" w16cid:durableId="269045739">
-    <w:abstractNumId w:val="1"/>
+    <w:abstractNumId w:val="2"/>
   </w:num>
   <w:num w:numId="31" w16cid:durableId="1151557252">
-    <w:abstractNumId w:val="11"/>
+    <w:abstractNumId w:val="12"/>
   </w:num>
   <w:num w:numId="32" w16cid:durableId="303778647">
-    <w:abstractNumId w:val="4"/>
+    <w:abstractNumId w:val="5"/>
+  </w:num>
+  <w:num w:numId="33" w16cid:durableId="1216359398">
+    <w:abstractNumId w:val="0"/>
   </w:num>
 </w:numbering>
 </file>
@@ -14985,6 +14753,7 @@
   <w:style w:type="character" w:default="1" w:styleId="DefaultParagraphFont">
     <w:name w:val="Default Paragraph Font"/>
     <w:uiPriority w:val="1"/>
+    <w:semiHidden/>
     <w:unhideWhenUsed/>
   </w:style>
   <w:style w:type="table" w:default="1" w:styleId="TableNormal">

--- a/Business_Template Bolatava lab.docx
+++ b/Business_Template Bolatava lab.docx
@@ -1783,17 +1783,27 @@
         <w:t>Item Identification:</w:t>
       </w:r>
       <w:r>
-        <w:t xml:space="preserve"> Includes item_</w:t>
+        <w:t xml:space="preserve"> Includes </w:t>
+      </w:r>
+      <w:proofErr w:type="spellStart"/>
+      <w:r>
+        <w:t>item_</w:t>
       </w:r>
       <w:r>
         <w:t>id</w:t>
       </w:r>
-      <w:r>
-        <w:t xml:space="preserve"> and item_</w:t>
+      <w:proofErr w:type="spellEnd"/>
+      <w:r>
+        <w:t xml:space="preserve"> and </w:t>
+      </w:r>
+      <w:proofErr w:type="spellStart"/>
+      <w:r>
+        <w:t>item_</w:t>
       </w:r>
       <w:r>
         <w:t>name</w:t>
       </w:r>
+      <w:proofErr w:type="spellEnd"/>
       <w:r>
         <w:t>.</w:t>
       </w:r>
@@ -1811,7 +1821,11 @@
         <w:t>Product Category:</w:t>
       </w:r>
       <w:r>
-        <w:t xml:space="preserve"> Consists of category</w:t>
+        <w:t xml:space="preserve"> Consists of </w:t>
+      </w:r>
+      <w:proofErr w:type="spellStart"/>
+      <w:r>
+        <w:t>category</w:t>
       </w:r>
       <w:r>
         <w:t>_</w:t>
@@ -1819,8 +1833,17 @@
       <w:r>
         <w:t>id</w:t>
       </w:r>
-      <w:r>
-        <w:t xml:space="preserve"> and category_name. </w:t>
+      <w:proofErr w:type="spellEnd"/>
+      <w:r>
+        <w:t xml:space="preserve"> and </w:t>
+      </w:r>
+      <w:proofErr w:type="spellStart"/>
+      <w:r>
+        <w:t>category_name</w:t>
+      </w:r>
+      <w:proofErr w:type="spellEnd"/>
+      <w:r>
+        <w:t xml:space="preserve">. </w:t>
       </w:r>
     </w:p>
     <w:p>
@@ -1836,13 +1859,26 @@
         <w:t>Vendor Details:</w:t>
       </w:r>
       <w:r>
-        <w:t xml:space="preserve"> Includes vendor_</w:t>
+        <w:t xml:space="preserve"> Includes </w:t>
+      </w:r>
+      <w:proofErr w:type="spellStart"/>
+      <w:r>
+        <w:t>vendor_</w:t>
       </w:r>
       <w:r>
         <w:t>id</w:t>
       </w:r>
-      <w:r>
-        <w:t xml:space="preserve"> and vendor_name.</w:t>
+      <w:proofErr w:type="spellEnd"/>
+      <w:r>
+        <w:t xml:space="preserve"> and </w:t>
+      </w:r>
+      <w:proofErr w:type="spellStart"/>
+      <w:r>
+        <w:t>vendor_name</w:t>
+      </w:r>
+      <w:proofErr w:type="spellEnd"/>
+      <w:r>
+        <w:t>.</w:t>
       </w:r>
     </w:p>
     <w:p>
@@ -1858,7 +1894,15 @@
         <w:t>Packaging &amp; Unit Details:</w:t>
       </w:r>
       <w:r>
-        <w:t xml:space="preserve"> Captures technical specifications such as pack (quantity per case) and bottle_volume (size of the individual unit)</w:t>
+        <w:t xml:space="preserve"> Captures technical specifications such as pack (quantity per case) and </w:t>
+      </w:r>
+      <w:proofErr w:type="spellStart"/>
+      <w:r>
+        <w:t>bottle_volume</w:t>
+      </w:r>
+      <w:proofErr w:type="spellEnd"/>
+      <w:r>
+        <w:t xml:space="preserve"> (size of the individual unit)</w:t>
       </w:r>
       <w:r>
         <w:t xml:space="preserve">. </w:t>
@@ -1944,6 +1988,7 @@
         </w:rPr>
         <w:t>(</w:t>
       </w:r>
+      <w:proofErr w:type="spellStart"/>
       <w:r>
         <w:rPr>
           <w:b/>
@@ -1958,12 +2003,29 @@
         </w:rPr>
         <w:t>id</w:t>
       </w:r>
+      <w:proofErr w:type="spellEnd"/>
       <w:r>
         <w:rPr>
           <w:b/>
           <w:bCs/>
         </w:rPr>
-        <w:t>, store_name, address</w:t>
+        <w:t xml:space="preserve">, </w:t>
+      </w:r>
+      <w:proofErr w:type="spellStart"/>
+      <w:r>
+        <w:rPr>
+          <w:b/>
+          <w:bCs/>
+        </w:rPr>
+        <w:t>store_name</w:t>
+      </w:r>
+      <w:proofErr w:type="spellEnd"/>
+      <w:r>
+        <w:rPr>
+          <w:b/>
+          <w:bCs/>
+        </w:rPr>
+        <w:t>, address</w:t>
       </w:r>
       <w:r>
         <w:rPr>
@@ -1989,11 +2051,24 @@
         <w:t>Geography:</w:t>
       </w:r>
       <w:r>
-        <w:t xml:space="preserve"> city, zip_code, county, county_</w:t>
+        <w:t xml:space="preserve"> city, </w:t>
+      </w:r>
+      <w:proofErr w:type="spellStart"/>
+      <w:r>
+        <w:t>zip_code</w:t>
+      </w:r>
+      <w:proofErr w:type="spellEnd"/>
+      <w:r>
+        <w:t xml:space="preserve">, county, </w:t>
+      </w:r>
+      <w:proofErr w:type="spellStart"/>
+      <w:r>
+        <w:t>county_</w:t>
       </w:r>
       <w:r>
         <w:t>id</w:t>
       </w:r>
+      <w:proofErr w:type="spellEnd"/>
       <w:r>
         <w:t>.</w:t>
       </w:r>
@@ -2025,39 +2100,87 @@
           <w:b/>
           <w:bCs/>
         </w:rPr>
-        <w:t>Cost Measure (state_bottle_cost):</w:t>
-      </w:r>
-      <w:r>
-        <w:t xml:space="preserve"> The wholesale price the retailer pays per bottle. </w:t>
-      </w:r>
-    </w:p>
-    <w:p>
-      <w:pPr>
-        <w:pStyle w:val="BodyText"/>
-        <w:ind w:left="720"/>
-      </w:pPr>
+        <w:t>Cost Measure (</w:t>
+      </w:r>
+      <w:proofErr w:type="spellStart"/>
       <w:r>
         <w:rPr>
           <w:b/>
           <w:bCs/>
         </w:rPr>
-        <w:t>Retail Price (state_bottle_retail):</w:t>
-      </w:r>
-      <w:r>
-        <w:t xml:space="preserve"> The standard suggested retail price per bottle. </w:t>
-      </w:r>
-    </w:p>
-    <w:p>
-      <w:pPr>
-        <w:pStyle w:val="BodyText"/>
-        <w:ind w:left="720"/>
-      </w:pPr>
+        <w:t>state_bottle_cost</w:t>
+      </w:r>
+      <w:proofErr w:type="spellEnd"/>
       <w:r>
         <w:rPr>
           <w:b/>
           <w:bCs/>
         </w:rPr>
-        <w:t>Sales Measure (sale_dollars):</w:t>
+        <w:t>):</w:t>
+      </w:r>
+      <w:r>
+        <w:t xml:space="preserve"> The wholesale price the retailer pays per bottle. </w:t>
+      </w:r>
+    </w:p>
+    <w:p>
+      <w:pPr>
+        <w:pStyle w:val="BodyText"/>
+        <w:ind w:left="720"/>
+      </w:pPr>
+      <w:r>
+        <w:rPr>
+          <w:b/>
+          <w:bCs/>
+        </w:rPr>
+        <w:t>Retail Price (</w:t>
+      </w:r>
+      <w:proofErr w:type="spellStart"/>
+      <w:r>
+        <w:rPr>
+          <w:b/>
+          <w:bCs/>
+        </w:rPr>
+        <w:t>state_bottle_retail</w:t>
+      </w:r>
+      <w:proofErr w:type="spellEnd"/>
+      <w:r>
+        <w:rPr>
+          <w:b/>
+          <w:bCs/>
+        </w:rPr>
+        <w:t>):</w:t>
+      </w:r>
+      <w:r>
+        <w:t xml:space="preserve"> The standard suggested retail price per bottle. </w:t>
+      </w:r>
+    </w:p>
+    <w:p>
+      <w:pPr>
+        <w:pStyle w:val="BodyText"/>
+        <w:ind w:left="720"/>
+      </w:pPr>
+      <w:r>
+        <w:rPr>
+          <w:b/>
+          <w:bCs/>
+        </w:rPr>
+        <w:t>Sales Measure (</w:t>
+      </w:r>
+      <w:proofErr w:type="spellStart"/>
+      <w:r>
+        <w:rPr>
+          <w:b/>
+          <w:bCs/>
+        </w:rPr>
+        <w:t>sale_dollars</w:t>
+      </w:r>
+      <w:proofErr w:type="spellEnd"/>
+      <w:r>
+        <w:rPr>
+          <w:b/>
+          <w:bCs/>
+        </w:rPr>
+        <w:t>):</w:t>
       </w:r>
       <w:r>
         <w:t xml:space="preserve"> The actual total revenue generated from the transaction (after any discounts or promotions).</w:t>
@@ -2076,7 +2199,23 @@
         <w:t>Volume Metrics:</w:t>
       </w:r>
       <w:r>
-        <w:t xml:space="preserve"> bottles_sold (quantity) and volume_sold_liters (total liquid volume). These are essential for calculating the "price per liter" and "sales density.</w:t>
+        <w:t xml:space="preserve"> </w:t>
+      </w:r>
+      <w:proofErr w:type="spellStart"/>
+      <w:r>
+        <w:t>bottles_sold</w:t>
+      </w:r>
+      <w:proofErr w:type="spellEnd"/>
+      <w:r>
+        <w:t xml:space="preserve"> (quantity) and </w:t>
+      </w:r>
+      <w:proofErr w:type="spellStart"/>
+      <w:r>
+        <w:t>volume_sold_liters</w:t>
+      </w:r>
+      <w:proofErr w:type="spellEnd"/>
+      <w:r>
+        <w:t xml:space="preserve"> (total liquid volume). These are essential for calculating the "price per liter" and "sales density.</w:t>
       </w:r>
     </w:p>
     <w:p>
@@ -2125,17 +2264,27 @@
         <w:t>Item Identification:</w:t>
       </w:r>
       <w:r>
-        <w:t xml:space="preserve"> Includes item_</w:t>
+        <w:t xml:space="preserve"> Includes </w:t>
+      </w:r>
+      <w:proofErr w:type="spellStart"/>
+      <w:r>
+        <w:t>item_</w:t>
       </w:r>
       <w:r>
         <w:t>id</w:t>
       </w:r>
-      <w:r>
-        <w:t xml:space="preserve"> and item_</w:t>
+      <w:proofErr w:type="spellEnd"/>
+      <w:r>
+        <w:t xml:space="preserve"> and </w:t>
+      </w:r>
+      <w:proofErr w:type="spellStart"/>
+      <w:r>
+        <w:t>item_</w:t>
       </w:r>
       <w:r>
         <w:t>name</w:t>
       </w:r>
+      <w:proofErr w:type="spellEnd"/>
       <w:r>
         <w:t>.</w:t>
       </w:r>
@@ -2159,7 +2308,15 @@
         <w:t>id</w:t>
       </w:r>
       <w:r>
-        <w:t xml:space="preserve"> and category_name. </w:t>
+        <w:t xml:space="preserve"> and </w:t>
+      </w:r>
+      <w:proofErr w:type="spellStart"/>
+      <w:r>
+        <w:t>category_name</w:t>
+      </w:r>
+      <w:proofErr w:type="spellEnd"/>
+      <w:r>
+        <w:t xml:space="preserve">. </w:t>
       </w:r>
     </w:p>
     <w:p>
@@ -2184,7 +2341,15 @@
         <w:t>id</w:t>
       </w:r>
       <w:r>
-        <w:t xml:space="preserve"> and vendor_name.</w:t>
+        <w:t xml:space="preserve"> and </w:t>
+      </w:r>
+      <w:proofErr w:type="spellStart"/>
+      <w:r>
+        <w:t>vendor_name</w:t>
+      </w:r>
+      <w:proofErr w:type="spellEnd"/>
+      <w:r>
+        <w:t>.</w:t>
       </w:r>
     </w:p>
     <w:p>
@@ -2200,7 +2365,15 @@
         <w:t>Packaging &amp; Unit Details:</w:t>
       </w:r>
       <w:r>
-        <w:t xml:space="preserve"> Captures technical specifications such as pack (quantity per case) and bottle_volume (size of the individual unit)</w:t>
+        <w:t xml:space="preserve"> Captures technical specifications such as pack (quantity per case) and </w:t>
+      </w:r>
+      <w:proofErr w:type="spellStart"/>
+      <w:r>
+        <w:t>bottle_volume</w:t>
+      </w:r>
+      <w:proofErr w:type="spellEnd"/>
+      <w:r>
+        <w:t xml:space="preserve"> (size of the individual unit)</w:t>
       </w:r>
       <w:r>
         <w:t xml:space="preserve">. </w:t>
@@ -2270,7 +2443,15 @@
           <w:b/>
           <w:bCs/>
         </w:rPr>
-        <w:t>Sales Channel (store_</w:t>
+        <w:t>Sales Channel (</w:t>
+      </w:r>
+      <w:proofErr w:type="spellStart"/>
+      <w:r>
+        <w:rPr>
+          <w:b/>
+          <w:bCs/>
+        </w:rPr>
+        <w:t>store_</w:t>
       </w:r>
       <w:r>
         <w:rPr>
@@ -2279,6 +2460,7 @@
         </w:rPr>
         <w:t>type</w:t>
       </w:r>
+      <w:proofErr w:type="spellEnd"/>
       <w:r>
         <w:rPr>
           <w:b/>
@@ -2320,7 +2502,15 @@
         <w:t xml:space="preserve"> (Delivery Destination):</w:t>
       </w:r>
       <w:r>
-        <w:t xml:space="preserve"> city, zip_code, county, county_</w:t>
+        <w:t xml:space="preserve"> city, </w:t>
+      </w:r>
+      <w:proofErr w:type="spellStart"/>
+      <w:r>
+        <w:t>zip_code</w:t>
+      </w:r>
+      <w:proofErr w:type="spellEnd"/>
+      <w:r>
+        <w:t>, county, county_</w:t>
       </w:r>
       <w:r>
         <w:t xml:space="preserve"> </w:t>
@@ -2359,39 +2549,87 @@
           <w:b/>
           <w:bCs/>
         </w:rPr>
-        <w:t>Cost Measure (state_bottle_cost):</w:t>
-      </w:r>
-      <w:r>
-        <w:t xml:space="preserve"> The wholesale price the retailer pays per bottle. </w:t>
-      </w:r>
-    </w:p>
-    <w:p>
-      <w:pPr>
-        <w:pStyle w:val="BodyText"/>
-        <w:ind w:left="720"/>
-      </w:pPr>
+        <w:t>Cost Measure (</w:t>
+      </w:r>
+      <w:proofErr w:type="spellStart"/>
       <w:r>
         <w:rPr>
           <w:b/>
           <w:bCs/>
         </w:rPr>
-        <w:t>Retail Price (state_bottle_retail):</w:t>
-      </w:r>
-      <w:r>
-        <w:t xml:space="preserve"> The retail price per bottle. </w:t>
-      </w:r>
-    </w:p>
-    <w:p>
-      <w:pPr>
-        <w:pStyle w:val="BodyText"/>
-        <w:ind w:left="720"/>
-      </w:pPr>
+        <w:t>state_bottle_cost</w:t>
+      </w:r>
+      <w:proofErr w:type="spellEnd"/>
       <w:r>
         <w:rPr>
           <w:b/>
           <w:bCs/>
         </w:rPr>
-        <w:t>Sales Measure (sale_dollars):</w:t>
+        <w:t>):</w:t>
+      </w:r>
+      <w:r>
+        <w:t xml:space="preserve"> The wholesale price the retailer pays per bottle. </w:t>
+      </w:r>
+    </w:p>
+    <w:p>
+      <w:pPr>
+        <w:pStyle w:val="BodyText"/>
+        <w:ind w:left="720"/>
+      </w:pPr>
+      <w:r>
+        <w:rPr>
+          <w:b/>
+          <w:bCs/>
+        </w:rPr>
+        <w:t>Retail Price (</w:t>
+      </w:r>
+      <w:proofErr w:type="spellStart"/>
+      <w:r>
+        <w:rPr>
+          <w:b/>
+          <w:bCs/>
+        </w:rPr>
+        <w:t>state_bottle_retail</w:t>
+      </w:r>
+      <w:proofErr w:type="spellEnd"/>
+      <w:r>
+        <w:rPr>
+          <w:b/>
+          <w:bCs/>
+        </w:rPr>
+        <w:t>):</w:t>
+      </w:r>
+      <w:r>
+        <w:t xml:space="preserve"> The retail price per bottle. </w:t>
+      </w:r>
+    </w:p>
+    <w:p>
+      <w:pPr>
+        <w:pStyle w:val="BodyText"/>
+        <w:ind w:left="720"/>
+      </w:pPr>
+      <w:r>
+        <w:rPr>
+          <w:b/>
+          <w:bCs/>
+        </w:rPr>
+        <w:t>Sales Measure (</w:t>
+      </w:r>
+      <w:proofErr w:type="spellStart"/>
+      <w:r>
+        <w:rPr>
+          <w:b/>
+          <w:bCs/>
+        </w:rPr>
+        <w:t>sale_dollars</w:t>
+      </w:r>
+      <w:proofErr w:type="spellEnd"/>
+      <w:r>
+        <w:rPr>
+          <w:b/>
+          <w:bCs/>
+        </w:rPr>
+        <w:t>):</w:t>
       </w:r>
       <w:r>
         <w:t xml:space="preserve"> The actual total revenue generated from the transaction (after any discounts or promotions).</w:t>
@@ -2410,7 +2648,23 @@
         <w:t>Volume Metrics:</w:t>
       </w:r>
       <w:r>
-        <w:t xml:space="preserve"> bottles_sold (quantity) and volume_sold_liters (total liquid volume). These are essential for calculating the "price per liter" and "sales density.</w:t>
+        <w:t xml:space="preserve"> </w:t>
+      </w:r>
+      <w:proofErr w:type="spellStart"/>
+      <w:r>
+        <w:t>bottles_sold</w:t>
+      </w:r>
+      <w:proofErr w:type="spellEnd"/>
+      <w:r>
+        <w:t xml:space="preserve"> (quantity) and </w:t>
+      </w:r>
+      <w:proofErr w:type="spellStart"/>
+      <w:r>
+        <w:t>volume_sold_liters</w:t>
+      </w:r>
+      <w:proofErr w:type="spellEnd"/>
+      <w:r>
+        <w:t xml:space="preserve"> (total liquid volume). These are essential for calculating the "price per liter" and "sales density.</w:t>
       </w:r>
     </w:p>
     <w:p>
@@ -2463,13 +2717,55 @@
         <w:ind w:left="720"/>
       </w:pPr>
       <w:r>
-        <w:t xml:space="preserve">However, there is a notable difference between the datasets based on the point of sale. While the physical store dataset includes location-specific data (such as address, city_id, city_name, </w:t>
-      </w:r>
-      <w:r>
-        <w:t>zip_code, county_id, and county_name</w:t>
-      </w:r>
-      <w:r>
-        <w:t>), the online store dataset excludes these fields, as they are not relevant to online transactions. Additionally, the store_type column differentiates the two datasets, with "Online" used for online transactions and "Physical" for in-store purchases.</w:t>
+        <w:t xml:space="preserve">However, there is a notable difference between the datasets based on the point of sale. While the physical store dataset includes location-specific data (such as address, </w:t>
+      </w:r>
+      <w:proofErr w:type="spellStart"/>
+      <w:r>
+        <w:t>city_id</w:t>
+      </w:r>
+      <w:proofErr w:type="spellEnd"/>
+      <w:r>
+        <w:t xml:space="preserve">, </w:t>
+      </w:r>
+      <w:proofErr w:type="spellStart"/>
+      <w:r>
+        <w:t>city_name</w:t>
+      </w:r>
+      <w:proofErr w:type="spellEnd"/>
+      <w:r>
+        <w:t xml:space="preserve">, </w:t>
+      </w:r>
+      <w:proofErr w:type="spellStart"/>
+      <w:r>
+        <w:t>zip_code</w:t>
+      </w:r>
+      <w:proofErr w:type="spellEnd"/>
+      <w:r>
+        <w:t xml:space="preserve">, </w:t>
+      </w:r>
+      <w:proofErr w:type="spellStart"/>
+      <w:r>
+        <w:t>county_id</w:t>
+      </w:r>
+      <w:proofErr w:type="spellEnd"/>
+      <w:r>
+        <w:t xml:space="preserve">, and </w:t>
+      </w:r>
+      <w:proofErr w:type="spellStart"/>
+      <w:r>
+        <w:t>county_name</w:t>
+      </w:r>
+      <w:proofErr w:type="spellEnd"/>
+      <w:r>
+        <w:t xml:space="preserve">), the online store dataset excludes these fields, as they are not relevant to online transactions. Additionally, the </w:t>
+      </w:r>
+      <w:proofErr w:type="spellStart"/>
+      <w:r>
+        <w:t>store_type</w:t>
+      </w:r>
+      <w:proofErr w:type="spellEnd"/>
+      <w:r>
+        <w:t xml:space="preserve"> column differentiates the two datasets, with "Online" used for online transactions and "Physical" for in-store purchases.</w:t>
       </w:r>
     </w:p>
     <w:p>
@@ -2611,8 +2907,13 @@
           <w:numId w:val="31"/>
         </w:numPr>
       </w:pPr>
-      <w:r>
-        <w:t>Dim_Store: Contains physical and digital store attributes (name, city, address).</w:t>
+      <w:proofErr w:type="spellStart"/>
+      <w:r>
+        <w:t>Dim_Store</w:t>
+      </w:r>
+      <w:proofErr w:type="spellEnd"/>
+      <w:r>
+        <w:t>: Contains physical and digital store attributes (name, city, address).</w:t>
       </w:r>
     </w:p>
     <w:p>
@@ -2623,8 +2924,13 @@
           <w:numId w:val="30"/>
         </w:numPr>
       </w:pPr>
-      <w:r>
-        <w:t>Dim_Item: Contains product descriptions and category information.</w:t>
+      <w:proofErr w:type="spellStart"/>
+      <w:r>
+        <w:t>Dim_Item</w:t>
+      </w:r>
+      <w:proofErr w:type="spellEnd"/>
+      <w:r>
+        <w:t>: Contains product descriptions and category information.</w:t>
       </w:r>
     </w:p>
     <w:p>
@@ -2635,8 +2941,13 @@
           <w:numId w:val="30"/>
         </w:numPr>
       </w:pPr>
-      <w:r>
-        <w:t>Dim_Vendor: Contains information about product suppliers.</w:t>
+      <w:proofErr w:type="spellStart"/>
+      <w:r>
+        <w:t>Dim_Vendor</w:t>
+      </w:r>
+      <w:proofErr w:type="spellEnd"/>
+      <w:r>
+        <w:t>: Contains information about product suppliers.</w:t>
       </w:r>
     </w:p>
     <w:p>
@@ -2647,8 +2958,13 @@
           <w:numId w:val="30"/>
         </w:numPr>
       </w:pPr>
-      <w:r>
-        <w:t>Dim_Date:</w:t>
+      <w:proofErr w:type="spellStart"/>
+      <w:r>
+        <w:t>Dim_Date</w:t>
+      </w:r>
+      <w:proofErr w:type="spellEnd"/>
+      <w:r>
+        <w:t>:</w:t>
       </w:r>
       <w:r>
         <w:rPr>
@@ -2669,8 +2985,13 @@
           <w:numId w:val="30"/>
         </w:numPr>
       </w:pPr>
-      <w:r>
-        <w:t xml:space="preserve">Dim_Promotion: </w:t>
+      <w:proofErr w:type="spellStart"/>
+      <w:r>
+        <w:t>Dim_Promotion</w:t>
+      </w:r>
+      <w:proofErr w:type="spellEnd"/>
+      <w:r>
+        <w:t xml:space="preserve">: </w:t>
       </w:r>
       <w:r>
         <w:t>Contains promotional campaign details including promotion name and discount percentage.</w:t>
@@ -2691,13 +3012,58 @@
         <w:t>Facts:</w:t>
       </w:r>
       <w:r>
-        <w:t xml:space="preserve"> The quantitative measures include sale_dollars </w:t>
+        <w:t xml:space="preserve"> The quantitative measures include </w:t>
+      </w:r>
+      <w:proofErr w:type="spellStart"/>
+      <w:r>
+        <w:t>sale_dollars</w:t>
+      </w:r>
+      <w:proofErr w:type="spellEnd"/>
+      <w:r>
+        <w:t xml:space="preserve"> </w:t>
       </w:r>
       <w:r>
         <w:t xml:space="preserve">, </w:t>
       </w:r>
-      <w:r>
-        <w:t>bottles_sold, volume_sold_liters, volume_sold_gallons, and pricing data (state_bottle_cost and state_bottle_retail)</w:t>
+      <w:proofErr w:type="spellStart"/>
+      <w:r>
+        <w:t>bottles_sold</w:t>
+      </w:r>
+      <w:proofErr w:type="spellEnd"/>
+      <w:r>
+        <w:t xml:space="preserve">, </w:t>
+      </w:r>
+      <w:proofErr w:type="spellStart"/>
+      <w:r>
+        <w:t>volume_sold_liters</w:t>
+      </w:r>
+      <w:proofErr w:type="spellEnd"/>
+      <w:r>
+        <w:t xml:space="preserve">, </w:t>
+      </w:r>
+      <w:proofErr w:type="spellStart"/>
+      <w:r>
+        <w:t>volume_sold_gallons</w:t>
+      </w:r>
+      <w:proofErr w:type="spellEnd"/>
+      <w:r>
+        <w:t>, and pricing data (</w:t>
+      </w:r>
+      <w:proofErr w:type="spellStart"/>
+      <w:r>
+        <w:t>state_bottle_cost</w:t>
+      </w:r>
+      <w:proofErr w:type="spellEnd"/>
+      <w:r>
+        <w:t xml:space="preserve"> and </w:t>
+      </w:r>
+      <w:proofErr w:type="spellStart"/>
+      <w:r>
+        <w:t>state_bottle_retail</w:t>
+      </w:r>
+      <w:proofErr w:type="spellEnd"/>
+      <w:r>
+        <w:t>)</w:t>
       </w:r>
       <w:r>
         <w:t>.</w:t>
@@ -2741,13 +3107,42 @@
         </w:numPr>
       </w:pPr>
       <w:r>
-        <w:t>Normalization of the Item Dimension: The category_</w:t>
+        <w:t xml:space="preserve">Normalization of the Item Dimension: The </w:t>
+      </w:r>
+      <w:proofErr w:type="spellStart"/>
+      <w:r>
+        <w:t>category_</w:t>
       </w:r>
       <w:r>
         <w:t>id</w:t>
       </w:r>
-      <w:r>
-        <w:t xml:space="preserve"> was extracted from the Dim_Item table into a new sub-dimension Dim_Category. This ensures each category name is stored only once, referencing the items via a category_id.</w:t>
+      <w:proofErr w:type="spellEnd"/>
+      <w:r>
+        <w:t xml:space="preserve"> was extracted from the </w:t>
+      </w:r>
+      <w:proofErr w:type="spellStart"/>
+      <w:r>
+        <w:t>Dim_Item</w:t>
+      </w:r>
+      <w:proofErr w:type="spellEnd"/>
+      <w:r>
+        <w:t xml:space="preserve"> table into a new sub-dimension </w:t>
+      </w:r>
+      <w:proofErr w:type="spellStart"/>
+      <w:r>
+        <w:t>Dim_Category</w:t>
+      </w:r>
+      <w:proofErr w:type="spellEnd"/>
+      <w:r>
+        <w:t xml:space="preserve">. This ensures each category name is stored only once, referencing the items via a </w:t>
+      </w:r>
+      <w:proofErr w:type="spellStart"/>
+      <w:r>
+        <w:t>category_id</w:t>
+      </w:r>
+      <w:proofErr w:type="spellEnd"/>
+      <w:r>
+        <w:t>.</w:t>
       </w:r>
     </w:p>
     <w:p>
@@ -2775,7 +3170,47 @@
         <w:t xml:space="preserve"> </w:t>
       </w:r>
       <w:r>
-        <w:t>The city_name and county_name were removed from the Dim_Store table and moved to separate Dim_City and Dim_County tables.</w:t>
+        <w:t xml:space="preserve">The </w:t>
+      </w:r>
+      <w:proofErr w:type="spellStart"/>
+      <w:r>
+        <w:t>city_name</w:t>
+      </w:r>
+      <w:proofErr w:type="spellEnd"/>
+      <w:r>
+        <w:t xml:space="preserve"> and </w:t>
+      </w:r>
+      <w:proofErr w:type="spellStart"/>
+      <w:r>
+        <w:t>county_name</w:t>
+      </w:r>
+      <w:proofErr w:type="spellEnd"/>
+      <w:r>
+        <w:t xml:space="preserve"> were removed from the </w:t>
+      </w:r>
+      <w:proofErr w:type="spellStart"/>
+      <w:r>
+        <w:t>Dim_Store</w:t>
+      </w:r>
+      <w:proofErr w:type="spellEnd"/>
+      <w:r>
+        <w:t xml:space="preserve"> table and moved to separate </w:t>
+      </w:r>
+      <w:proofErr w:type="spellStart"/>
+      <w:r>
+        <w:t>Dim_City</w:t>
+      </w:r>
+      <w:proofErr w:type="spellEnd"/>
+      <w:r>
+        <w:t xml:space="preserve"> and </w:t>
+      </w:r>
+      <w:proofErr w:type="spellStart"/>
+      <w:r>
+        <w:t>Dim_County</w:t>
+      </w:r>
+      <w:proofErr w:type="spellEnd"/>
+      <w:r>
+        <w:t xml:space="preserve"> tables.</w:t>
       </w:r>
       <w:r>
         <w:t xml:space="preserve"> </w:t>
@@ -3030,6 +3465,7 @@
                 <w:bCs/>
               </w:rPr>
             </w:pPr>
+            <w:proofErr w:type="spellStart"/>
             <w:r>
               <w:rPr>
                 <w:b/>
@@ -3037,6 +3473,7 @@
               </w:rPr>
               <w:t>store_id</w:t>
             </w:r>
+            <w:proofErr w:type="spellEnd"/>
           </w:p>
         </w:tc>
         <w:tc>
@@ -3085,6 +3522,7 @@
                 <w:bCs/>
               </w:rPr>
             </w:pPr>
+            <w:proofErr w:type="spellStart"/>
             <w:r>
               <w:rPr>
                 <w:b/>
@@ -3092,6 +3530,7 @@
               </w:rPr>
               <w:t>item_id</w:t>
             </w:r>
+            <w:proofErr w:type="spellEnd"/>
           </w:p>
         </w:tc>
         <w:tc>
@@ -3140,6 +3579,7 @@
                 <w:bCs/>
               </w:rPr>
             </w:pPr>
+            <w:proofErr w:type="spellStart"/>
             <w:r>
               <w:rPr>
                 <w:b/>
@@ -3147,6 +3587,7 @@
               </w:rPr>
               <w:t>vendor_id</w:t>
             </w:r>
+            <w:proofErr w:type="spellEnd"/>
           </w:p>
         </w:tc>
         <w:tc>
@@ -3195,6 +3636,7 @@
                 <w:bCs/>
               </w:rPr>
             </w:pPr>
+            <w:proofErr w:type="spellStart"/>
             <w:r>
               <w:rPr>
                 <w:b/>
@@ -3202,6 +3644,7 @@
               </w:rPr>
               <w:t>promo_id</w:t>
             </w:r>
+            <w:proofErr w:type="spellEnd"/>
           </w:p>
         </w:tc>
         <w:tc>
@@ -3256,6 +3699,7 @@
                 <w:bCs/>
               </w:rPr>
             </w:pPr>
+            <w:proofErr w:type="spellStart"/>
             <w:r>
               <w:rPr>
                 <w:b/>
@@ -3263,6 +3707,7 @@
               </w:rPr>
               <w:t>state_bottle_cost</w:t>
             </w:r>
+            <w:proofErr w:type="spellEnd"/>
           </w:p>
         </w:tc>
         <w:tc>
@@ -3321,6 +3766,7 @@
                 <w:bCs/>
               </w:rPr>
             </w:pPr>
+            <w:proofErr w:type="spellStart"/>
             <w:r>
               <w:rPr>
                 <w:b/>
@@ -3328,6 +3774,7 @@
               </w:rPr>
               <w:t>state_bottle_retail</w:t>
             </w:r>
+            <w:proofErr w:type="spellEnd"/>
           </w:p>
         </w:tc>
         <w:tc>
@@ -3386,6 +3833,7 @@
                 <w:bCs/>
               </w:rPr>
             </w:pPr>
+            <w:proofErr w:type="spellStart"/>
             <w:r>
               <w:rPr>
                 <w:b/>
@@ -3393,6 +3841,7 @@
               </w:rPr>
               <w:t>bottles_sold</w:t>
             </w:r>
+            <w:proofErr w:type="spellEnd"/>
           </w:p>
         </w:tc>
         <w:tc>
@@ -3441,6 +3890,7 @@
                 <w:bCs/>
               </w:rPr>
             </w:pPr>
+            <w:proofErr w:type="spellStart"/>
             <w:r>
               <w:rPr>
                 <w:b/>
@@ -3448,6 +3898,7 @@
               </w:rPr>
               <w:t>sale_dollars</w:t>
             </w:r>
+            <w:proofErr w:type="spellEnd"/>
           </w:p>
         </w:tc>
         <w:tc>
@@ -3506,6 +3957,7 @@
                 <w:bCs/>
               </w:rPr>
             </w:pPr>
+            <w:proofErr w:type="spellStart"/>
             <w:r>
               <w:rPr>
                 <w:b/>
@@ -3513,6 +3965,7 @@
               </w:rPr>
               <w:t>volume_sold_liters</w:t>
             </w:r>
+            <w:proofErr w:type="spellEnd"/>
           </w:p>
         </w:tc>
         <w:tc>
@@ -3571,6 +4024,7 @@
                 <w:bCs/>
               </w:rPr>
             </w:pPr>
+            <w:proofErr w:type="spellStart"/>
             <w:r>
               <w:rPr>
                 <w:b/>
@@ -3578,6 +4032,7 @@
               </w:rPr>
               <w:t>volume_sold_gallons</w:t>
             </w:r>
+            <w:proofErr w:type="spellEnd"/>
           </w:p>
         </w:tc>
         <w:tc>
@@ -3724,6 +4179,7 @@
                 <w:szCs w:val="18"/>
               </w:rPr>
             </w:pPr>
+            <w:proofErr w:type="spellStart"/>
             <w:r>
               <w:rPr>
                 <w:b/>
@@ -3734,6 +4190,7 @@
               </w:rPr>
               <w:t>store_id</w:t>
             </w:r>
+            <w:proofErr w:type="spellEnd"/>
           </w:p>
         </w:tc>
         <w:tc>
@@ -3754,6 +4211,7 @@
                 <w:szCs w:val="18"/>
               </w:rPr>
             </w:pPr>
+            <w:proofErr w:type="spellStart"/>
             <w:r>
               <w:rPr>
                 <w:b/>
@@ -3764,6 +4222,7 @@
               </w:rPr>
               <w:t>item_id</w:t>
             </w:r>
+            <w:proofErr w:type="spellEnd"/>
           </w:p>
         </w:tc>
         <w:tc>
@@ -3784,6 +4243,7 @@
                 <w:szCs w:val="18"/>
               </w:rPr>
             </w:pPr>
+            <w:proofErr w:type="spellStart"/>
             <w:r>
               <w:rPr>
                 <w:b/>
@@ -3794,6 +4254,7 @@
               </w:rPr>
               <w:t>vendor_id</w:t>
             </w:r>
+            <w:proofErr w:type="spellEnd"/>
           </w:p>
         </w:tc>
         <w:tc>
@@ -3814,6 +4275,7 @@
                 <w:szCs w:val="18"/>
               </w:rPr>
             </w:pPr>
+            <w:proofErr w:type="spellStart"/>
             <w:r>
               <w:rPr>
                 <w:b/>
@@ -3824,6 +4286,7 @@
               </w:rPr>
               <w:t>promo_id</w:t>
             </w:r>
+            <w:proofErr w:type="spellEnd"/>
           </w:p>
         </w:tc>
         <w:tc>
@@ -3844,6 +4307,7 @@
                 <w:szCs w:val="18"/>
               </w:rPr>
             </w:pPr>
+            <w:proofErr w:type="spellStart"/>
             <w:r>
               <w:rPr>
                 <w:b/>
@@ -3854,6 +4318,7 @@
               </w:rPr>
               <w:t>state_bottle_cost</w:t>
             </w:r>
+            <w:proofErr w:type="spellEnd"/>
           </w:p>
         </w:tc>
         <w:tc>
@@ -3874,6 +4339,7 @@
                 <w:szCs w:val="18"/>
               </w:rPr>
             </w:pPr>
+            <w:proofErr w:type="spellStart"/>
             <w:r>
               <w:rPr>
                 <w:b/>
@@ -3884,6 +4350,7 @@
               </w:rPr>
               <w:t>state_bottle_retail</w:t>
             </w:r>
+            <w:proofErr w:type="spellEnd"/>
           </w:p>
         </w:tc>
         <w:tc>
@@ -3904,6 +4371,7 @@
                 <w:szCs w:val="18"/>
               </w:rPr>
             </w:pPr>
+            <w:proofErr w:type="spellStart"/>
             <w:r>
               <w:rPr>
                 <w:b/>
@@ -3914,6 +4382,7 @@
               </w:rPr>
               <w:t>bottles_sold</w:t>
             </w:r>
+            <w:proofErr w:type="spellEnd"/>
           </w:p>
         </w:tc>
         <w:tc>
@@ -3934,6 +4403,7 @@
                 <w:szCs w:val="18"/>
               </w:rPr>
             </w:pPr>
+            <w:proofErr w:type="spellStart"/>
             <w:r>
               <w:rPr>
                 <w:b/>
@@ -3944,6 +4414,7 @@
               </w:rPr>
               <w:t>sale_dollars</w:t>
             </w:r>
+            <w:proofErr w:type="spellEnd"/>
           </w:p>
         </w:tc>
         <w:tc>
@@ -3964,6 +4435,7 @@
                 <w:szCs w:val="18"/>
               </w:rPr>
             </w:pPr>
+            <w:proofErr w:type="spellStart"/>
             <w:r>
               <w:rPr>
                 <w:b/>
@@ -3974,6 +4446,7 @@
               </w:rPr>
               <w:t>volume_sold_liters</w:t>
             </w:r>
+            <w:proofErr w:type="spellEnd"/>
           </w:p>
         </w:tc>
         <w:tc>
@@ -3994,6 +4467,7 @@
                 <w:szCs w:val="18"/>
               </w:rPr>
             </w:pPr>
+            <w:proofErr w:type="spellStart"/>
             <w:r>
               <w:rPr>
                 <w:b/>
@@ -4004,6 +4478,7 @@
               </w:rPr>
               <w:t>volume_sold_gallons</w:t>
             </w:r>
+            <w:proofErr w:type="spellEnd"/>
           </w:p>
         </w:tc>
       </w:tr>
@@ -4802,6 +5277,7 @@
                 <w:bCs/>
               </w:rPr>
             </w:pPr>
+            <w:proofErr w:type="spellStart"/>
             <w:r>
               <w:rPr>
                 <w:b/>
@@ -4809,6 +5285,7 @@
               </w:rPr>
               <w:t>store_id</w:t>
             </w:r>
+            <w:proofErr w:type="spellEnd"/>
           </w:p>
         </w:tc>
         <w:tc>
@@ -4853,6 +5330,7 @@
             <w:pPr>
               <w:pStyle w:val="BodyText"/>
             </w:pPr>
+            <w:proofErr w:type="spellStart"/>
             <w:r>
               <w:rPr>
                 <w:b/>
@@ -4860,6 +5338,7 @@
               </w:rPr>
               <w:t>store_name</w:t>
             </w:r>
+            <w:proofErr w:type="spellEnd"/>
           </w:p>
         </w:tc>
         <w:tc>
@@ -4917,6 +5396,7 @@
                 <w:bCs/>
               </w:rPr>
             </w:pPr>
+            <w:proofErr w:type="spellStart"/>
             <w:r>
               <w:rPr>
                 <w:b/>
@@ -4924,6 +5404,7 @@
               </w:rPr>
               <w:t>store_type</w:t>
             </w:r>
+            <w:proofErr w:type="spellEnd"/>
           </w:p>
         </w:tc>
         <w:tc>
@@ -5053,6 +5534,7 @@
                 <w:bCs/>
               </w:rPr>
             </w:pPr>
+            <w:proofErr w:type="spellStart"/>
             <w:r>
               <w:rPr>
                 <w:b/>
@@ -5060,6 +5542,7 @@
               </w:rPr>
               <w:t>zip_code</w:t>
             </w:r>
+            <w:proofErr w:type="spellEnd"/>
           </w:p>
         </w:tc>
         <w:tc>
@@ -5201,6 +5684,7 @@
                 <w:bCs/>
               </w:rPr>
             </w:pPr>
+            <w:proofErr w:type="spellStart"/>
             <w:r>
               <w:rPr>
                 <w:b/>
@@ -5208,6 +5692,7 @@
               </w:rPr>
               <w:t>city_name</w:t>
             </w:r>
+            <w:proofErr w:type="spellEnd"/>
           </w:p>
         </w:tc>
         <w:tc>
@@ -5281,6 +5766,7 @@
                 <w:bCs/>
               </w:rPr>
             </w:pPr>
+            <w:proofErr w:type="spellStart"/>
             <w:r>
               <w:rPr>
                 <w:b/>
@@ -5296,6 +5782,7 @@
               </w:rPr>
               <w:t>id</w:t>
             </w:r>
+            <w:proofErr w:type="spellEnd"/>
           </w:p>
         </w:tc>
         <w:tc>
@@ -5486,6 +5973,7 @@
                 <w:szCs w:val="18"/>
               </w:rPr>
             </w:pPr>
+            <w:proofErr w:type="spellStart"/>
             <w:r>
               <w:rPr>
                 <w:b/>
@@ -5496,6 +5984,7 @@
               </w:rPr>
               <w:t>store_id</w:t>
             </w:r>
+            <w:proofErr w:type="spellEnd"/>
           </w:p>
         </w:tc>
         <w:tc>
@@ -5516,6 +6005,7 @@
                 <w:szCs w:val="18"/>
               </w:rPr>
             </w:pPr>
+            <w:proofErr w:type="spellStart"/>
             <w:r>
               <w:rPr>
                 <w:b/>
@@ -5526,6 +6016,7 @@
               </w:rPr>
               <w:t>store_name</w:t>
             </w:r>
+            <w:proofErr w:type="spellEnd"/>
           </w:p>
         </w:tc>
         <w:tc>
@@ -5546,6 +6037,7 @@
                 <w:szCs w:val="18"/>
               </w:rPr>
             </w:pPr>
+            <w:proofErr w:type="spellStart"/>
             <w:r>
               <w:rPr>
                 <w:b/>
@@ -5556,6 +6048,7 @@
               </w:rPr>
               <w:t>item_id</w:t>
             </w:r>
+            <w:proofErr w:type="spellEnd"/>
           </w:p>
         </w:tc>
         <w:tc>
@@ -5576,6 +6069,7 @@
                 <w:szCs w:val="18"/>
               </w:rPr>
             </w:pPr>
+            <w:proofErr w:type="spellStart"/>
             <w:r>
               <w:rPr>
                 <w:b/>
@@ -5586,6 +6080,7 @@
               </w:rPr>
               <w:t>store_type</w:t>
             </w:r>
+            <w:proofErr w:type="spellEnd"/>
           </w:p>
         </w:tc>
         <w:tc>
@@ -5636,6 +6131,7 @@
                 <w:szCs w:val="18"/>
               </w:rPr>
             </w:pPr>
+            <w:proofErr w:type="spellStart"/>
             <w:r>
               <w:rPr>
                 <w:b/>
@@ -5646,6 +6142,7 @@
               </w:rPr>
               <w:t>zip_code</w:t>
             </w:r>
+            <w:proofErr w:type="spellEnd"/>
           </w:p>
         </w:tc>
         <w:tc>
@@ -5666,6 +6163,7 @@
                 <w:szCs w:val="18"/>
               </w:rPr>
             </w:pPr>
+            <w:proofErr w:type="spellStart"/>
             <w:r>
               <w:rPr>
                 <w:b/>
@@ -5676,6 +6174,7 @@
               </w:rPr>
               <w:t>city_id</w:t>
             </w:r>
+            <w:proofErr w:type="spellEnd"/>
           </w:p>
         </w:tc>
         <w:tc>
@@ -5696,6 +6195,7 @@
                 <w:szCs w:val="18"/>
               </w:rPr>
             </w:pPr>
+            <w:proofErr w:type="spellStart"/>
             <w:r>
               <w:rPr>
                 <w:b/>
@@ -5706,6 +6206,7 @@
               </w:rPr>
               <w:t>city_name</w:t>
             </w:r>
+            <w:proofErr w:type="spellEnd"/>
           </w:p>
         </w:tc>
         <w:tc>
@@ -5726,6 +6227,7 @@
                 <w:szCs w:val="18"/>
               </w:rPr>
             </w:pPr>
+            <w:proofErr w:type="spellStart"/>
             <w:r>
               <w:rPr>
                 <w:b/>
@@ -5736,6 +6238,7 @@
               </w:rPr>
               <w:t>county_id</w:t>
             </w:r>
+            <w:proofErr w:type="spellEnd"/>
           </w:p>
         </w:tc>
         <w:tc>
@@ -5756,6 +6259,7 @@
                 <w:szCs w:val="18"/>
               </w:rPr>
             </w:pPr>
+            <w:proofErr w:type="spellStart"/>
             <w:r>
               <w:rPr>
                 <w:b/>
@@ -5766,6 +6270,7 @@
               </w:rPr>
               <w:t>county_name</w:t>
             </w:r>
+            <w:proofErr w:type="spellEnd"/>
           </w:p>
         </w:tc>
       </w:tr>
@@ -6511,6 +7016,7 @@
                 <w:bCs/>
               </w:rPr>
             </w:pPr>
+            <w:proofErr w:type="spellStart"/>
             <w:r>
               <w:rPr>
                 <w:b/>
@@ -6518,6 +7024,7 @@
               </w:rPr>
               <w:t>item_id</w:t>
             </w:r>
+            <w:proofErr w:type="spellEnd"/>
           </w:p>
         </w:tc>
         <w:tc>
@@ -6562,6 +7069,7 @@
             <w:pPr>
               <w:pStyle w:val="BodyText"/>
             </w:pPr>
+            <w:proofErr w:type="spellStart"/>
             <w:r>
               <w:rPr>
                 <w:b/>
@@ -6576,6 +7084,7 @@
               </w:rPr>
               <w:t>name</w:t>
             </w:r>
+            <w:proofErr w:type="spellEnd"/>
           </w:p>
         </w:tc>
         <w:tc>
@@ -6688,6 +7197,7 @@
                 <w:bCs/>
               </w:rPr>
             </w:pPr>
+            <w:proofErr w:type="spellStart"/>
             <w:r>
               <w:rPr>
                 <w:b/>
@@ -6695,6 +7205,7 @@
               </w:rPr>
               <w:t>bottle_volume_ml</w:t>
             </w:r>
+            <w:proofErr w:type="spellEnd"/>
           </w:p>
         </w:tc>
         <w:tc>
@@ -6743,6 +7254,7 @@
                 <w:bCs/>
               </w:rPr>
             </w:pPr>
+            <w:proofErr w:type="spellStart"/>
             <w:r>
               <w:rPr>
                 <w:b/>
@@ -6750,6 +7262,7 @@
               </w:rPr>
               <w:t>category_id</w:t>
             </w:r>
+            <w:proofErr w:type="spellEnd"/>
           </w:p>
         </w:tc>
         <w:tc>
@@ -6802,6 +7315,7 @@
                 <w:lang w:val="ru-RU"/>
               </w:rPr>
             </w:pPr>
+            <w:proofErr w:type="spellStart"/>
             <w:r>
               <w:rPr>
                 <w:b/>
@@ -6816,6 +7330,7 @@
               </w:rPr>
               <w:t>name</w:t>
             </w:r>
+            <w:proofErr w:type="spellEnd"/>
           </w:p>
         </w:tc>
         <w:tc>
@@ -6917,6 +7432,7 @@
                 <w:szCs w:val="18"/>
               </w:rPr>
             </w:pPr>
+            <w:proofErr w:type="spellStart"/>
             <w:r>
               <w:rPr>
                 <w:b/>
@@ -6927,6 +7443,7 @@
               </w:rPr>
               <w:t>item_id</w:t>
             </w:r>
+            <w:proofErr w:type="spellEnd"/>
           </w:p>
         </w:tc>
         <w:tc>
@@ -6947,6 +7464,7 @@
                 <w:szCs w:val="18"/>
               </w:rPr>
             </w:pPr>
+            <w:proofErr w:type="spellStart"/>
             <w:r>
               <w:rPr>
                 <w:b/>
@@ -6957,6 +7475,7 @@
               </w:rPr>
               <w:t>item_name</w:t>
             </w:r>
+            <w:proofErr w:type="spellEnd"/>
           </w:p>
         </w:tc>
         <w:tc>
@@ -7007,6 +7526,7 @@
                 <w:szCs w:val="18"/>
               </w:rPr>
             </w:pPr>
+            <w:proofErr w:type="spellStart"/>
             <w:r>
               <w:rPr>
                 <w:b/>
@@ -7017,6 +7537,7 @@
               </w:rPr>
               <w:t>bottle_volume_ml</w:t>
             </w:r>
+            <w:proofErr w:type="spellEnd"/>
           </w:p>
         </w:tc>
         <w:tc>
@@ -7037,6 +7558,7 @@
                 <w:szCs w:val="18"/>
               </w:rPr>
             </w:pPr>
+            <w:proofErr w:type="spellStart"/>
             <w:r>
               <w:rPr>
                 <w:b/>
@@ -7047,6 +7569,7 @@
               </w:rPr>
               <w:t>category_id</w:t>
             </w:r>
+            <w:proofErr w:type="spellEnd"/>
           </w:p>
         </w:tc>
         <w:tc>
@@ -7067,6 +7590,7 @@
                 <w:szCs w:val="18"/>
               </w:rPr>
             </w:pPr>
+            <w:proofErr w:type="spellStart"/>
             <w:r>
               <w:rPr>
                 <w:b/>
@@ -7077,6 +7601,7 @@
               </w:rPr>
               <w:t>category_name</w:t>
             </w:r>
+            <w:proofErr w:type="spellEnd"/>
           </w:p>
         </w:tc>
       </w:tr>
@@ -7617,6 +8142,7 @@
                 <w:bCs/>
               </w:rPr>
             </w:pPr>
+            <w:proofErr w:type="spellStart"/>
             <w:r>
               <w:rPr>
                 <w:b/>
@@ -7631,6 +8157,7 @@
               </w:rPr>
               <w:t>_id</w:t>
             </w:r>
+            <w:proofErr w:type="spellEnd"/>
           </w:p>
         </w:tc>
         <w:tc>
@@ -7678,6 +8205,7 @@
             <w:pPr>
               <w:pStyle w:val="BodyText"/>
             </w:pPr>
+            <w:proofErr w:type="spellStart"/>
             <w:r>
               <w:rPr>
                 <w:b/>
@@ -7699,6 +8227,7 @@
               </w:rPr>
               <w:t>name</w:t>
             </w:r>
+            <w:proofErr w:type="spellEnd"/>
           </w:p>
         </w:tc>
         <w:tc>
@@ -7817,6 +8346,7 @@
                 <w:szCs w:val="18"/>
               </w:rPr>
             </w:pPr>
+            <w:proofErr w:type="spellStart"/>
             <w:r>
               <w:rPr>
                 <w:b/>
@@ -7827,6 +8357,7 @@
               </w:rPr>
               <w:t>vendor_id</w:t>
             </w:r>
+            <w:proofErr w:type="spellEnd"/>
           </w:p>
         </w:tc>
         <w:tc>
@@ -7847,6 +8378,7 @@
                 <w:szCs w:val="18"/>
               </w:rPr>
             </w:pPr>
+            <w:proofErr w:type="spellStart"/>
             <w:r>
               <w:rPr>
                 <w:b/>
@@ -7857,6 +8389,7 @@
               </w:rPr>
               <w:t>vendor_name</w:t>
             </w:r>
+            <w:proofErr w:type="spellEnd"/>
           </w:p>
         </w:tc>
       </w:tr>
@@ -8448,6 +8981,7 @@
                 <w:bCs/>
               </w:rPr>
             </w:pPr>
+            <w:proofErr w:type="spellStart"/>
             <w:r>
               <w:rPr>
                 <w:b/>
@@ -8455,6 +8989,7 @@
               </w:rPr>
               <w:t>day_of_week</w:t>
             </w:r>
+            <w:proofErr w:type="spellEnd"/>
           </w:p>
         </w:tc>
         <w:tc>
@@ -8510,6 +9045,7 @@
                 <w:lang w:val="ru-RU"/>
               </w:rPr>
             </w:pPr>
+            <w:proofErr w:type="spellStart"/>
             <w:r>
               <w:rPr>
                 <w:b/>
@@ -8517,6 +9053,7 @@
               </w:rPr>
               <w:t>is_weekend</w:t>
             </w:r>
+            <w:proofErr w:type="spellEnd"/>
           </w:p>
         </w:tc>
         <w:tc>
@@ -8774,6 +9311,7 @@
                 <w:szCs w:val="18"/>
               </w:rPr>
             </w:pPr>
+            <w:proofErr w:type="spellStart"/>
             <w:r>
               <w:rPr>
                 <w:b/>
@@ -8784,6 +9322,7 @@
               </w:rPr>
               <w:t>day_of_week</w:t>
             </w:r>
+            <w:proofErr w:type="spellEnd"/>
           </w:p>
         </w:tc>
         <w:tc>
@@ -8804,6 +9343,7 @@
                 <w:szCs w:val="18"/>
               </w:rPr>
             </w:pPr>
+            <w:proofErr w:type="spellStart"/>
             <w:r>
               <w:rPr>
                 <w:b/>
@@ -8814,6 +9354,7 @@
               </w:rPr>
               <w:t>is_weekend</w:t>
             </w:r>
+            <w:proofErr w:type="spellEnd"/>
           </w:p>
         </w:tc>
       </w:tr>
@@ -9409,6 +9950,7 @@
                 <w:bCs/>
               </w:rPr>
             </w:pPr>
+            <w:proofErr w:type="spellStart"/>
             <w:r>
               <w:rPr>
                 <w:b/>
@@ -9416,6 +9958,7 @@
               </w:rPr>
               <w:t>promo_id</w:t>
             </w:r>
+            <w:proofErr w:type="spellEnd"/>
           </w:p>
         </w:tc>
         <w:tc>
@@ -9460,6 +10003,7 @@
             <w:pPr>
               <w:pStyle w:val="BodyText"/>
             </w:pPr>
+            <w:proofErr w:type="spellStart"/>
             <w:r>
               <w:rPr>
                 <w:b/>
@@ -9467,6 +10011,7 @@
               </w:rPr>
               <w:t>promo_name</w:t>
             </w:r>
+            <w:proofErr w:type="spellEnd"/>
           </w:p>
         </w:tc>
         <w:tc>
@@ -9524,6 +10069,7 @@
                 <w:bCs/>
               </w:rPr>
             </w:pPr>
+            <w:proofErr w:type="spellStart"/>
             <w:r>
               <w:rPr>
                 <w:b/>
@@ -9531,6 +10077,7 @@
               </w:rPr>
               <w:t>discount_pct</w:t>
             </w:r>
+            <w:proofErr w:type="spellEnd"/>
           </w:p>
         </w:tc>
         <w:tc>
@@ -9622,6 +10169,7 @@
                 <w:szCs w:val="18"/>
               </w:rPr>
             </w:pPr>
+            <w:proofErr w:type="spellStart"/>
             <w:r>
               <w:rPr>
                 <w:b/>
@@ -9633,6 +10181,7 @@
               <w:lastRenderedPageBreak/>
               <w:t>promo_id</w:t>
             </w:r>
+            <w:proofErr w:type="spellEnd"/>
           </w:p>
         </w:tc>
         <w:tc>
@@ -9653,6 +10202,7 @@
                 <w:szCs w:val="18"/>
               </w:rPr>
             </w:pPr>
+            <w:proofErr w:type="spellStart"/>
             <w:r>
               <w:rPr>
                 <w:b/>
@@ -9663,6 +10213,7 @@
               </w:rPr>
               <w:t>promo_name</w:t>
             </w:r>
+            <w:proofErr w:type="spellEnd"/>
           </w:p>
         </w:tc>
         <w:tc>
@@ -9683,6 +10234,7 @@
                 <w:szCs w:val="18"/>
               </w:rPr>
             </w:pPr>
+            <w:proofErr w:type="spellStart"/>
             <w:r>
               <w:rPr>
                 <w:b/>
@@ -9693,6 +10245,7 @@
               </w:rPr>
               <w:t>discount_pct</w:t>
             </w:r>
+            <w:proofErr w:type="spellEnd"/>
           </w:p>
         </w:tc>
       </w:tr>
@@ -9937,14 +10490,11 @@
         <w:pStyle w:val="BodyText"/>
       </w:pPr>
       <w:r>
-        <w:rPr>
-          <w:noProof/>
-        </w:rPr>
         <w:drawing>
-          <wp:inline distT="0" distB="0" distL="0" distR="0" wp14:anchorId="2BAEAA1B" wp14:editId="29E32523">
-            <wp:extent cx="5941695" cy="4745990"/>
-            <wp:effectExtent l="0" t="0" r="1905" b="0"/>
-            <wp:docPr id="812943037" name="Picture 2"/>
+          <wp:inline distT="0" distB="0" distL="0" distR="0" wp14:anchorId="15F8A997" wp14:editId="72291D39">
+            <wp:extent cx="5941695" cy="5478145"/>
+            <wp:effectExtent l="0" t="0" r="1905" b="8255"/>
+            <wp:docPr id="373200472" name="Picture 4"/>
             <wp:cNvGraphicFramePr>
               <a:graphicFrameLocks xmlns:a="http://schemas.openxmlformats.org/drawingml/2006/main" noChangeAspect="1"/>
             </wp:cNvGraphicFramePr>
@@ -9952,7 +10502,7 @@
               <a:graphicData uri="http://schemas.openxmlformats.org/drawingml/2006/picture">
                 <pic:pic xmlns:pic="http://schemas.openxmlformats.org/drawingml/2006/picture">
                   <pic:nvPicPr>
-                    <pic:cNvPr id="0" name="Picture 6"/>
+                    <pic:cNvPr id="0" name="Picture 16"/>
                     <pic:cNvPicPr>
                       <a:picLocks noChangeAspect="1" noChangeArrowheads="1"/>
                     </pic:cNvPicPr>
@@ -9973,7 +10523,7 @@
                   <pic:spPr bwMode="auto">
                     <a:xfrm>
                       <a:off x="0" y="0"/>
-                      <a:ext cx="5941695" cy="4745990"/>
+                      <a:ext cx="5941695" cy="5478145"/>
                     </a:xfrm>
                     <a:prstGeom prst="rect">
                       <a:avLst/>
@@ -10086,6 +10636,7 @@
         <w:pStyle w:val="BodyText"/>
       </w:pPr>
       <w:r>
+        <w:lastRenderedPageBreak/>
         <w:t xml:space="preserve">3. </w:t>
       </w:r>
       <w:r>
@@ -10104,7 +10655,6 @@
         <w:pStyle w:val="BodyText"/>
       </w:pPr>
       <w:r>
-        <w:lastRenderedPageBreak/>
         <w:t xml:space="preserve">4. </w:t>
       </w:r>
       <w:r>
@@ -14753,7 +15303,6 @@
   <w:style w:type="character" w:default="1" w:styleId="DefaultParagraphFont">
     <w:name w:val="Default Paragraph Font"/>
     <w:uiPriority w:val="1"/>
-    <w:semiHidden/>
     <w:unhideWhenUsed/>
   </w:style>
   <w:style w:type="table" w:default="1" w:styleId="TableNormal">
@@ -15655,6 +16204,29 @@
 </file>
 
 <file path=customXml/item1.xml><?xml version="1.0" encoding="utf-8"?>
+<?mso-contentType ?>
+<FormTemplates xmlns="http://schemas.microsoft.com/sharepoint/v3/contenttype/forms">
+  <Display>DocumentLibraryForm</Display>
+  <Edit>DocumentLibraryForm</Edit>
+  <New>DocumentLibraryForm</New>
+</FormTemplates>
+</file>
+
+<file path=customXml/item2.xml><?xml version="1.0" encoding="utf-8"?>
+<p:properties xmlns:p="http://schemas.microsoft.com/office/2006/metadata/properties" xmlns:xsi="http://www.w3.org/2001/XMLSchema-instance" xmlns:pc="http://schemas.microsoft.com/office/infopath/2007/PartnerControls">
+  <documentManagement>
+    <SharedWithUsers xmlns="7f0dcb33-685e-48d8-b644-2ef2786c1229">
+      <UserInfo>
+        <DisplayName/>
+        <AccountId xsi:nil="true"/>
+        <AccountType/>
+      </UserInfo>
+    </SharedWithUsers>
+  </documentManagement>
+</p:properties>
+</file>
+
+<file path=customXml/item3.xml><?xml version="1.0" encoding="utf-8"?>
 <ct:contentTypeSchema xmlns:ct="http://schemas.microsoft.com/office/2006/metadata/contentType" xmlns:ma="http://schemas.microsoft.com/office/2006/metadata/properties/metaAttributes" ct:_="" ma:_="" ma:contentTypeName="Document" ma:contentTypeID="0x010100B3483E581E535547A5C5133F57803043" ma:contentTypeVersion="7" ma:contentTypeDescription="Create a new document." ma:contentTypeScope="" ma:versionID="26f0e3c34181377a2b428b97b0aacf58">
   <xsd:schema xmlns:xsd="http://www.w3.org/2001/XMLSchema" xmlns:xs="http://www.w3.org/2001/XMLSchema" xmlns:p="http://schemas.microsoft.com/office/2006/metadata/properties" xmlns:ns2="0a074a96-e172-4849-a42b-0522bc04182b" xmlns:ns3="7f0dcb33-685e-48d8-b644-2ef2786c1229" targetNamespace="http://schemas.microsoft.com/office/2006/metadata/properties" ma:root="true" ma:fieldsID="c6eeec6c9df2cadb2fce64bd00511549" ns2:_="" ns3:_="">
     <xsd:import namespace="0a074a96-e172-4849-a42b-0522bc04182b"/>
@@ -15839,30 +16411,25 @@
 </ct:contentTypeSchema>
 </file>
 
-<file path=customXml/item2.xml><?xml version="1.0" encoding="utf-8"?>
-<p:properties xmlns:p="http://schemas.microsoft.com/office/2006/metadata/properties" xmlns:xsi="http://www.w3.org/2001/XMLSchema-instance" xmlns:pc="http://schemas.microsoft.com/office/infopath/2007/PartnerControls">
-  <documentManagement>
-    <SharedWithUsers xmlns="7f0dcb33-685e-48d8-b644-2ef2786c1229">
-      <UserInfo>
-        <DisplayName/>
-        <AccountId xsi:nil="true"/>
-        <AccountType/>
-      </UserInfo>
-    </SharedWithUsers>
-  </documentManagement>
-</p:properties>
+<file path=customXml/itemProps1.xml><?xml version="1.0" encoding="utf-8"?>
+<ds:datastoreItem xmlns:ds="http://schemas.openxmlformats.org/officeDocument/2006/customXml" ds:itemID="{CEAD825D-2413-46BA-BB1F-DCE637B19B0C}">
+  <ds:schemaRefs>
+    <ds:schemaRef ds:uri="http://schemas.microsoft.com/sharepoint/v3/contenttype/forms"/>
+  </ds:schemaRefs>
+</ds:datastoreItem>
 </file>
 
-<file path=customXml/item3.xml><?xml version="1.0" encoding="utf-8"?>
-<?mso-contentType ?>
-<FormTemplates xmlns="http://schemas.microsoft.com/sharepoint/v3/contenttype/forms">
-  <Display>DocumentLibraryForm</Display>
-  <Edit>DocumentLibraryForm</Edit>
-  <New>DocumentLibraryForm</New>
-</FormTemplates>
+<file path=customXml/itemProps2.xml><?xml version="1.0" encoding="utf-8"?>
+<ds:datastoreItem xmlns:ds="http://schemas.openxmlformats.org/officeDocument/2006/customXml" ds:itemID="{E4B4D352-B35B-4B3A-95D2-902933709BD2}">
+  <ds:schemaRefs>
+    <ds:schemaRef ds:uri="http://schemas.microsoft.com/office/2006/metadata/properties"/>
+    <ds:schemaRef ds:uri="http://schemas.microsoft.com/office/infopath/2007/PartnerControls"/>
+    <ds:schemaRef ds:uri="7f0dcb33-685e-48d8-b644-2ef2786c1229"/>
+  </ds:schemaRefs>
+</ds:datastoreItem>
 </file>
 
-<file path=customXml/itemProps1.xml><?xml version="1.0" encoding="utf-8"?>
+<file path=customXml/itemProps3.xml><?xml version="1.0" encoding="utf-8"?>
 <ds:datastoreItem xmlns:ds="http://schemas.openxmlformats.org/officeDocument/2006/customXml" ds:itemID="{2240CE2F-0274-489A-BA80-8887BFB6B269}">
   <ds:schemaRefs>
     <ds:schemaRef ds:uri="http://schemas.microsoft.com/office/2006/metadata/contentType"/>
@@ -15879,22 +16446,4 @@
     <ds:schemaRef ds:uri="http://schemas.microsoft.com/internal/obd"/>
   </ds:schemaRefs>
 </ds:datastoreItem>
-</file>
-
-<file path=customXml/itemProps2.xml><?xml version="1.0" encoding="utf-8"?>
-<ds:datastoreItem xmlns:ds="http://schemas.openxmlformats.org/officeDocument/2006/customXml" ds:itemID="{E4B4D352-B35B-4B3A-95D2-902933709BD2}">
-  <ds:schemaRefs>
-    <ds:schemaRef ds:uri="http://schemas.microsoft.com/office/2006/metadata/properties"/>
-    <ds:schemaRef ds:uri="http://schemas.microsoft.com/office/infopath/2007/PartnerControls"/>
-    <ds:schemaRef ds:uri="7f0dcb33-685e-48d8-b644-2ef2786c1229"/>
-  </ds:schemaRefs>
-</ds:datastoreItem>
-</file>
-
-<file path=customXml/itemProps3.xml><?xml version="1.0" encoding="utf-8"?>
-<ds:datastoreItem xmlns:ds="http://schemas.openxmlformats.org/officeDocument/2006/customXml" ds:itemID="{CEAD825D-2413-46BA-BB1F-DCE637B19B0C}">
-  <ds:schemaRefs>
-    <ds:schemaRef ds:uri="http://schemas.microsoft.com/sharepoint/v3/contenttype/forms"/>
-  </ds:schemaRefs>
-</ds:datastoreItem>
 </file>
--- a/Business_Template Bolatava lab.docx
+++ b/Business_Template Bolatava lab.docx
@@ -1447,7 +1447,15 @@
         </w:rPr>
       </w:pPr>
       <w:r>
-        <w:t>Currently, the company faces challenges due to fragmented data stored in separate systems (Offline POS and Online Web-store). Poor data management leads to several issues:</w:t>
+        <w:t xml:space="preserve">Currently, the company faces challenges due to fragmented data stored in separate systems (Offline POS and Online </w:t>
+      </w:r>
+      <w:proofErr w:type="gramStart"/>
+      <w:r>
+        <w:t>Web-store</w:t>
+      </w:r>
+      <w:proofErr w:type="gramEnd"/>
+      <w:r>
+        <w:t>). Poor data management leads to several issues:</w:t>
       </w:r>
     </w:p>
     <w:p>
@@ -2215,7 +2223,15 @@
       </w:r>
       <w:proofErr w:type="spellEnd"/>
       <w:r>
-        <w:t xml:space="preserve"> (total liquid volume). These are essential for calculating the "price per liter" and "sales density.</w:t>
+        <w:t xml:space="preserve"> (total liquid volume). These are essential for calculating the "price per liter" and "sales </w:t>
+      </w:r>
+      <w:proofErr w:type="gramStart"/>
+      <w:r>
+        <w:t>density</w:t>
+      </w:r>
+      <w:proofErr w:type="gramEnd"/>
+      <w:r>
+        <w:t>.</w:t>
       </w:r>
     </w:p>
     <w:p>
@@ -2479,7 +2495,15 @@
         <w:t xml:space="preserve"> </w:t>
       </w:r>
       <w:r>
-        <w:t xml:space="preserve">Shows type of the purchase (online). </w:t>
+        <w:t xml:space="preserve">Shows type of </w:t>
+      </w:r>
+      <w:proofErr w:type="gramStart"/>
+      <w:r>
+        <w:t>the purchase</w:t>
+      </w:r>
+      <w:proofErr w:type="gramEnd"/>
+      <w:r>
+        <w:t xml:space="preserve"> (online). </w:t>
       </w:r>
     </w:p>
     <w:p>
@@ -2664,7 +2688,15 @@
       </w:r>
       <w:proofErr w:type="spellEnd"/>
       <w:r>
-        <w:t xml:space="preserve"> (total liquid volume). These are essential for calculating the "price per liter" and "sales density.</w:t>
+        <w:t xml:space="preserve"> (total liquid volume). These are essential for calculating the "price per liter" and "sales </w:t>
+      </w:r>
+      <w:proofErr w:type="gramStart"/>
+      <w:r>
+        <w:t>density</w:t>
+      </w:r>
+      <w:proofErr w:type="gramEnd"/>
+      <w:r>
+        <w:t>.</w:t>
       </w:r>
     </w:p>
     <w:p>
@@ -2717,7 +2749,15 @@
         <w:ind w:left="720"/>
       </w:pPr>
       <w:r>
-        <w:t xml:space="preserve">However, there is a notable difference between the datasets based on the point of sale. While the physical store dataset includes location-specific data (such as address, </w:t>
+        <w:t xml:space="preserve">However, there is a notable difference between the </w:t>
+      </w:r>
+      <w:proofErr w:type="gramStart"/>
+      <w:r>
+        <w:t>datasets</w:t>
+      </w:r>
+      <w:proofErr w:type="gramEnd"/>
+      <w:r>
+        <w:t xml:space="preserve"> based on the point of sale. While the physical store dataset includes location-specific data (such as address, </w:t>
       </w:r>
       <w:proofErr w:type="spellStart"/>
       <w:r>
@@ -2765,7 +2805,15 @@
       </w:r>
       <w:proofErr w:type="spellEnd"/>
       <w:r>
-        <w:t xml:space="preserve"> column differentiates the two datasets, with "Online" used for online transactions and "Physical" for in-store purchases.</w:t>
+        <w:t xml:space="preserve"> column </w:t>
+      </w:r>
+      <w:proofErr w:type="gramStart"/>
+      <w:r>
+        <w:t>differentiates</w:t>
+      </w:r>
+      <w:proofErr w:type="gramEnd"/>
+      <w:r>
+        <w:t xml:space="preserve"> the two datasets, with "Online" used for online transactions and "Physical" for in-store purchases.</w:t>
       </w:r>
     </w:p>
     <w:p>
@@ -2843,7 +2891,23 @@
         <w:t xml:space="preserve"> </w:t>
       </w:r>
       <w:r>
-        <w:t>Retail and online sales of alcoholic beverages, includes tracking transactions across physical and digital stores.</w:t>
+        <w:t xml:space="preserve">Retail and online sales of alcoholic </w:t>
+      </w:r>
+      <w:proofErr w:type="gramStart"/>
+      <w:r>
+        <w:t>beverages,</w:t>
+      </w:r>
+      <w:proofErr w:type="gramEnd"/>
+      <w:r>
+        <w:t xml:space="preserve"> </w:t>
+      </w:r>
+      <w:proofErr w:type="gramStart"/>
+      <w:r>
+        <w:t>includes</w:t>
+      </w:r>
+      <w:proofErr w:type="gramEnd"/>
+      <w:r>
+        <w:t xml:space="preserve"> tracking transactions across physical and digital stores.</w:t>
       </w:r>
     </w:p>
     <w:p>
@@ -3016,14 +3080,22 @@
       </w:r>
       <w:proofErr w:type="spellStart"/>
       <w:r>
-        <w:t>sale_dollars</w:t>
+        <w:t>sale_</w:t>
+      </w:r>
+      <w:proofErr w:type="gramStart"/>
+      <w:r>
+        <w:t>dollars</w:t>
       </w:r>
       <w:proofErr w:type="spellEnd"/>
       <w:r>
         <w:t xml:space="preserve"> </w:t>
       </w:r>
       <w:r>
-        <w:t xml:space="preserve">, </w:t>
+        <w:t>,</w:t>
+      </w:r>
+      <w:proofErr w:type="gramEnd"/>
+      <w:r>
+        <w:t xml:space="preserve"> </w:t>
       </w:r>
       <w:proofErr w:type="spellStart"/>
       <w:r>
@@ -3279,7 +3351,27 @@
           <w:sz w:val="20"/>
           <w:szCs w:val="20"/>
         </w:rPr>
-        <w:t>Description: Captures the numerical measurements of every product sold per invoice.</w:t>
+        <w:t xml:space="preserve">Description: Captures the numerical measurements of every product sold </w:t>
+      </w:r>
+      <w:proofErr w:type="gramStart"/>
+      <w:r>
+        <w:rPr>
+          <w:rFonts w:ascii="Trebuchet MS" w:hAnsi="Trebuchet MS"/>
+          <w:color w:val="464547"/>
+          <w:sz w:val="20"/>
+          <w:szCs w:val="20"/>
+        </w:rPr>
+        <w:t>per</w:t>
+      </w:r>
+      <w:proofErr w:type="gramEnd"/>
+      <w:r>
+        <w:rPr>
+          <w:rFonts w:ascii="Trebuchet MS" w:hAnsi="Trebuchet MS"/>
+          <w:color w:val="464547"/>
+          <w:sz w:val="20"/>
+          <w:szCs w:val="20"/>
+        </w:rPr>
+        <w:t xml:space="preserve"> invoice.</w:t>
       </w:r>
     </w:p>
     <w:tbl>
@@ -7113,6 +7205,7 @@
                 <w:lang w:val="ru-RU"/>
               </w:rPr>
             </w:pPr>
+            <w:proofErr w:type="gramStart"/>
             <w:r>
               <w:t>V</w:t>
             </w:r>
@@ -7120,7 +7213,11 @@
               <w:t>archar</w:t>
             </w:r>
             <w:r>
-              <w:t>(100)</w:t>
+              <w:t>(</w:t>
+            </w:r>
+            <w:proofErr w:type="gramEnd"/>
+            <w:r>
+              <w:t>100)</w:t>
             </w:r>
           </w:p>
         </w:tc>
@@ -7356,6 +7453,7 @@
             <w:pPr>
               <w:pStyle w:val="BodyText"/>
             </w:pPr>
+            <w:proofErr w:type="gramStart"/>
             <w:r>
               <w:t>V</w:t>
             </w:r>
@@ -7363,7 +7461,11 @@
               <w:t>archar</w:t>
             </w:r>
             <w:r>
-              <w:t>(50)</w:t>
+              <w:t>(</w:t>
+            </w:r>
+            <w:proofErr w:type="gramEnd"/>
+            <w:r>
+              <w:t>50)</w:t>
             </w:r>
           </w:p>
         </w:tc>
@@ -8265,6 +8367,7 @@
                 <w:lang w:val="ru-RU"/>
               </w:rPr>
             </w:pPr>
+            <w:proofErr w:type="gramStart"/>
             <w:r>
               <w:t>V</w:t>
             </w:r>
@@ -8272,7 +8375,11 @@
               <w:t>archar</w:t>
             </w:r>
             <w:r>
-              <w:t>(100)</w:t>
+              <w:t>(</w:t>
+            </w:r>
+            <w:proofErr w:type="gramEnd"/>
+            <w:r>
+              <w:t>100)</w:t>
             </w:r>
           </w:p>
         </w:tc>
@@ -9015,6 +9122,7 @@
             <w:pPr>
               <w:pStyle w:val="BodyText"/>
             </w:pPr>
+            <w:proofErr w:type="gramStart"/>
             <w:r>
               <w:t>V</w:t>
             </w:r>
@@ -9022,7 +9130,11 @@
               <w:t>archar</w:t>
             </w:r>
             <w:r>
-              <w:t>(10)</w:t>
+              <w:t>(</w:t>
+            </w:r>
+            <w:proofErr w:type="gramEnd"/>
+            <w:r>
+              <w:t>10)</w:t>
             </w:r>
           </w:p>
         </w:tc>
@@ -10040,6 +10152,7 @@
                 <w:lang w:val="ru-RU"/>
               </w:rPr>
             </w:pPr>
+            <w:proofErr w:type="gramStart"/>
             <w:r>
               <w:t>V</w:t>
             </w:r>
@@ -10047,7 +10160,11 @@
               <w:t>archar</w:t>
             </w:r>
             <w:r>
-              <w:t>(20)</w:t>
+              <w:t>(</w:t>
+            </w:r>
+            <w:proofErr w:type="gramEnd"/>
+            <w:r>
+              <w:t>20)</w:t>
             </w:r>
           </w:p>
         </w:tc>
@@ -10490,6 +10607,9 @@
         <w:pStyle w:val="BodyText"/>
       </w:pPr>
       <w:r>
+        <w:rPr>
+          <w:noProof/>
+        </w:rPr>
         <w:drawing>
           <wp:inline distT="0" distB="0" distL="0" distR="0" wp14:anchorId="15F8A997" wp14:editId="72291D39">
             <wp:extent cx="5941695" cy="5478145"/>
@@ -10668,7 +10788,15 @@
         <w:t>: Original business keys from source systems are preserved in &lt;Entity&gt;_SRC_ID columns to maintain traceability.</w:t>
       </w:r>
       <w:r>
-        <w:t xml:space="preserve"> For entities CE_CITIES and CE_ADDRESSES, these keys are stored as VARCHAR(100) to accommodate alphanumeric identifiers or composite keys from source systems, ensuring no loss of granularity during integration.</w:t>
+        <w:t xml:space="preserve"> For entities CE_CITIES and CE_ADDRESSES, these keys are stored as </w:t>
+      </w:r>
+      <w:proofErr w:type="gramStart"/>
+      <w:r>
+        <w:t>VARCHAR(</w:t>
+      </w:r>
+      <w:proofErr w:type="gramEnd"/>
+      <w:r>
+        <w:t>100) to accommodate alphanumeric identifiers or composite keys from source systems, ensuring no loss of granularity during integration.</w:t>
       </w:r>
     </w:p>
     <w:p>
@@ -10964,6 +11092,1403 @@
     </w:p>
     <w:p>
       <w:pPr>
+        <w:pStyle w:val="BodyText"/>
+      </w:pPr>
+      <w:r>
+        <w:t>The dimensional layer is designed to support high-performance analytical queries. It transforms normalized data into a structure centered around a core business process: Sales.</w:t>
+      </w:r>
+    </w:p>
+    <w:p>
+      <w:pPr>
+        <w:pStyle w:val="BodyText"/>
+      </w:pPr>
+      <w:r>
+        <w:t>The model consists of one central Fact table and five supporting Dimension tables</w:t>
+      </w:r>
+      <w:r>
+        <w:t>:</w:t>
+      </w:r>
+    </w:p>
+    <w:p>
+      <w:pPr>
+        <w:pStyle w:val="BodyText"/>
+        <w:numPr>
+          <w:ilvl w:val="0"/>
+          <w:numId w:val="34"/>
+        </w:numPr>
+      </w:pPr>
+      <w:r>
+        <w:rPr>
+          <w:b/>
+          <w:bCs/>
+        </w:rPr>
+        <w:t>Fact Table (FCT_SALES_DD):</w:t>
+      </w:r>
+      <w:r>
+        <w:t xml:space="preserve"> Captures daily sales transactions at the</w:t>
+      </w:r>
+      <w:r>
+        <w:t xml:space="preserve"> </w:t>
+      </w:r>
+      <w:r>
+        <w:t>granular level (per Store, Vendor, Item, and Promotion).</w:t>
+      </w:r>
+    </w:p>
+    <w:p>
+      <w:pPr>
+        <w:pStyle w:val="BodyText"/>
+        <w:numPr>
+          <w:ilvl w:val="0"/>
+          <w:numId w:val="34"/>
+        </w:numPr>
+      </w:pPr>
+      <w:r>
+        <w:rPr>
+          <w:b/>
+          <w:bCs/>
+        </w:rPr>
+        <w:t>Dimensions:</w:t>
+      </w:r>
+      <w:r>
+        <w:t xml:space="preserve"> </w:t>
+      </w:r>
+    </w:p>
+    <w:p>
+      <w:pPr>
+        <w:pStyle w:val="BodyText"/>
+        <w:numPr>
+          <w:ilvl w:val="1"/>
+          <w:numId w:val="34"/>
+        </w:numPr>
+      </w:pPr>
+      <w:r>
+        <w:rPr>
+          <w:b/>
+          <w:bCs/>
+        </w:rPr>
+        <w:t>SCD Type 1:</w:t>
+      </w:r>
+      <w:r>
+        <w:t xml:space="preserve"> DIM_STORES, DIM_VENDORS, and DIM_PROMOTIONS (Overwrites history to maintain current state).</w:t>
+      </w:r>
+    </w:p>
+    <w:p>
+      <w:pPr>
+        <w:pStyle w:val="BodyText"/>
+        <w:numPr>
+          <w:ilvl w:val="1"/>
+          <w:numId w:val="34"/>
+        </w:numPr>
+      </w:pPr>
+      <w:r>
+        <w:rPr>
+          <w:b/>
+          <w:bCs/>
+        </w:rPr>
+        <w:t>SCD Type 2:</w:t>
+      </w:r>
+      <w:r>
+        <w:t xml:space="preserve"> DIM_ITEMS_SCD (Maintains historical versions of items using TA_START_DT and TA_END_DT).</w:t>
+      </w:r>
+    </w:p>
+    <w:p>
+      <w:pPr>
+        <w:pStyle w:val="BodyText"/>
+        <w:numPr>
+          <w:ilvl w:val="1"/>
+          <w:numId w:val="34"/>
+        </w:numPr>
+      </w:pPr>
+      <w:r>
+        <w:rPr>
+          <w:b/>
+          <w:bCs/>
+        </w:rPr>
+        <w:t>Static:</w:t>
+      </w:r>
+      <w:r>
+        <w:t xml:space="preserve"> </w:t>
+      </w:r>
+      <w:r>
+        <w:t>DIM_DATES</w:t>
+      </w:r>
+      <w:r>
+        <w:t>_DAY (</w:t>
+      </w:r>
+      <w:r>
+        <w:t>T</w:t>
+      </w:r>
+      <w:r>
+        <w:t>ime hierarchy).</w:t>
+      </w:r>
+    </w:p>
+    <w:p>
+      <w:pPr>
+        <w:pStyle w:val="BodyText"/>
+      </w:pPr>
+    </w:p>
+    <w:p>
+      <w:pPr>
+        <w:pStyle w:val="BodyText"/>
+      </w:pPr>
+      <w:r>
+        <w:t xml:space="preserve">The </w:t>
+      </w:r>
+      <w:r>
+        <w:rPr>
+          <w:b/>
+          <w:bCs/>
+        </w:rPr>
+        <w:t>DIM_</w:t>
+      </w:r>
+      <w:r>
+        <w:rPr>
+          <w:b/>
+          <w:bCs/>
+        </w:rPr>
+        <w:t>DATES</w:t>
+      </w:r>
+      <w:r>
+        <w:rPr>
+          <w:b/>
+          <w:bCs/>
+        </w:rPr>
+        <w:t>_DAY</w:t>
+      </w:r>
+      <w:r>
+        <w:t xml:space="preserve"> table is populated via a one-time script</w:t>
+      </w:r>
+      <w:r>
+        <w:t>:</w:t>
+      </w:r>
+      <w:r>
+        <w:br/>
+      </w:r>
+    </w:p>
+    <w:p>
+      <w:pPr>
+        <w:pStyle w:val="BodyText"/>
+        <w:rPr>
+          <w:sz w:val="24"/>
+          <w:szCs w:val="24"/>
+        </w:rPr>
+      </w:pPr>
+      <w:r>
+        <w:rPr>
+          <w:sz w:val="24"/>
+          <w:szCs w:val="24"/>
+        </w:rPr>
+        <w:t>Create Table BL_DM.DIM_DATES_DAY (</w:t>
+      </w:r>
+    </w:p>
+    <w:p>
+      <w:pPr>
+        <w:pStyle w:val="BodyText"/>
+        <w:rPr>
+          <w:sz w:val="24"/>
+          <w:szCs w:val="24"/>
+        </w:rPr>
+      </w:pPr>
+      <w:r>
+        <w:rPr>
+          <w:sz w:val="24"/>
+          <w:szCs w:val="24"/>
+        </w:rPr>
+        <w:tab/>
+        <w:t xml:space="preserve">DATE_ID    BIGINT PRIMARY KEY, </w:t>
+      </w:r>
+    </w:p>
+    <w:p>
+      <w:pPr>
+        <w:pStyle w:val="BodyText"/>
+        <w:rPr>
+          <w:sz w:val="24"/>
+          <w:szCs w:val="24"/>
+        </w:rPr>
+      </w:pPr>
+      <w:r>
+        <w:rPr>
+          <w:sz w:val="24"/>
+          <w:szCs w:val="24"/>
+        </w:rPr>
+        <w:t xml:space="preserve">    </w:t>
+      </w:r>
+      <w:r>
+        <w:rPr>
+          <w:sz w:val="24"/>
+          <w:szCs w:val="24"/>
+        </w:rPr>
+        <w:tab/>
+        <w:t xml:space="preserve">DATE_DT    DATE NOT NULL,      </w:t>
+      </w:r>
+    </w:p>
+    <w:p>
+      <w:pPr>
+        <w:pStyle w:val="BodyText"/>
+        <w:rPr>
+          <w:sz w:val="24"/>
+          <w:szCs w:val="24"/>
+        </w:rPr>
+      </w:pPr>
+      <w:r>
+        <w:rPr>
+          <w:sz w:val="24"/>
+          <w:szCs w:val="24"/>
+        </w:rPr>
+        <w:tab/>
+        <w:t>"DAY"     INTEGER NOT NULL,</w:t>
+      </w:r>
+    </w:p>
+    <w:p>
+      <w:pPr>
+        <w:pStyle w:val="BodyText"/>
+        <w:rPr>
+          <w:sz w:val="24"/>
+          <w:szCs w:val="24"/>
+        </w:rPr>
+      </w:pPr>
+      <w:r>
+        <w:rPr>
+          <w:sz w:val="24"/>
+          <w:szCs w:val="24"/>
+        </w:rPr>
+        <w:t xml:space="preserve">  </w:t>
+      </w:r>
+      <w:r>
+        <w:rPr>
+          <w:sz w:val="24"/>
+          <w:szCs w:val="24"/>
+        </w:rPr>
+        <w:tab/>
+        <w:t>DAY_OF_</w:t>
+      </w:r>
+      <w:proofErr w:type="gramStart"/>
+      <w:r>
+        <w:rPr>
+          <w:sz w:val="24"/>
+          <w:szCs w:val="24"/>
+        </w:rPr>
+        <w:t>WEEK  VARCHAR</w:t>
+      </w:r>
+      <w:proofErr w:type="gramEnd"/>
+      <w:r>
+        <w:rPr>
+          <w:sz w:val="24"/>
+          <w:szCs w:val="24"/>
+        </w:rPr>
+        <w:t>(10) NOT NULL,</w:t>
+      </w:r>
+    </w:p>
+    <w:p>
+      <w:pPr>
+        <w:pStyle w:val="BodyText"/>
+        <w:rPr>
+          <w:sz w:val="24"/>
+          <w:szCs w:val="24"/>
+        </w:rPr>
+      </w:pPr>
+      <w:r>
+        <w:rPr>
+          <w:sz w:val="24"/>
+          <w:szCs w:val="24"/>
+        </w:rPr>
+        <w:t xml:space="preserve">  </w:t>
+      </w:r>
+      <w:r>
+        <w:rPr>
+          <w:sz w:val="24"/>
+          <w:szCs w:val="24"/>
+        </w:rPr>
+        <w:tab/>
+        <w:t xml:space="preserve">IS_WEEKEND   Boolean NOT NULL,  </w:t>
+      </w:r>
+    </w:p>
+    <w:p>
+      <w:pPr>
+        <w:pStyle w:val="BodyText"/>
+        <w:rPr>
+          <w:sz w:val="24"/>
+          <w:szCs w:val="24"/>
+        </w:rPr>
+      </w:pPr>
+      <w:r>
+        <w:rPr>
+          <w:sz w:val="24"/>
+          <w:szCs w:val="24"/>
+        </w:rPr>
+        <w:lastRenderedPageBreak/>
+        <w:t xml:space="preserve">    </w:t>
+      </w:r>
+      <w:r>
+        <w:rPr>
+          <w:sz w:val="24"/>
+          <w:szCs w:val="24"/>
+        </w:rPr>
+        <w:tab/>
+        <w:t xml:space="preserve">"MONTH"   INTEGER NOT NULL,   </w:t>
+      </w:r>
+    </w:p>
+    <w:p>
+      <w:pPr>
+        <w:pStyle w:val="BodyText"/>
+        <w:rPr>
+          <w:sz w:val="24"/>
+          <w:szCs w:val="24"/>
+        </w:rPr>
+      </w:pPr>
+      <w:r>
+        <w:rPr>
+          <w:sz w:val="24"/>
+          <w:szCs w:val="24"/>
+        </w:rPr>
+        <w:t xml:space="preserve">    </w:t>
+      </w:r>
+      <w:r>
+        <w:rPr>
+          <w:sz w:val="24"/>
+          <w:szCs w:val="24"/>
+        </w:rPr>
+        <w:tab/>
+        <w:t xml:space="preserve">"QUARTER" INTEGER NOT NULL,   </w:t>
+      </w:r>
+    </w:p>
+    <w:p>
+      <w:pPr>
+        <w:pStyle w:val="BodyText"/>
+        <w:rPr>
+          <w:sz w:val="24"/>
+          <w:szCs w:val="24"/>
+        </w:rPr>
+      </w:pPr>
+      <w:r>
+        <w:rPr>
+          <w:sz w:val="24"/>
+          <w:szCs w:val="24"/>
+        </w:rPr>
+        <w:t xml:space="preserve">    </w:t>
+      </w:r>
+      <w:r>
+        <w:rPr>
+          <w:sz w:val="24"/>
+          <w:szCs w:val="24"/>
+        </w:rPr>
+        <w:tab/>
+        <w:t>"YEAR"    INTEGER NOT NULL</w:t>
+      </w:r>
+    </w:p>
+    <w:p>
+      <w:pPr>
+        <w:pStyle w:val="BodyText"/>
+        <w:rPr>
+          <w:sz w:val="24"/>
+          <w:szCs w:val="24"/>
+        </w:rPr>
+      </w:pPr>
+      <w:proofErr w:type="gramStart"/>
+      <w:r>
+        <w:rPr>
+          <w:sz w:val="24"/>
+          <w:szCs w:val="24"/>
+        </w:rPr>
+        <w:t>);</w:t>
+      </w:r>
+      <w:proofErr w:type="gramEnd"/>
+    </w:p>
+    <w:p>
+      <w:pPr>
+        <w:pStyle w:val="BodyText"/>
+        <w:rPr>
+          <w:sz w:val="24"/>
+          <w:szCs w:val="24"/>
+        </w:rPr>
+      </w:pPr>
+    </w:p>
+    <w:p>
+      <w:pPr>
+        <w:pStyle w:val="BodyText"/>
+        <w:rPr>
+          <w:sz w:val="24"/>
+          <w:szCs w:val="24"/>
+        </w:rPr>
+      </w:pPr>
+      <w:r>
+        <w:rPr>
+          <w:sz w:val="24"/>
+          <w:szCs w:val="24"/>
+        </w:rPr>
+        <w:t>INSERT INTO BL_DM.DIM_DATES_DAY (</w:t>
+      </w:r>
+    </w:p>
+    <w:p>
+      <w:pPr>
+        <w:pStyle w:val="BodyText"/>
+        <w:rPr>
+          <w:sz w:val="24"/>
+          <w:szCs w:val="24"/>
+        </w:rPr>
+      </w:pPr>
+      <w:r>
+        <w:rPr>
+          <w:sz w:val="24"/>
+          <w:szCs w:val="24"/>
+        </w:rPr>
+        <w:t xml:space="preserve">    </w:t>
+      </w:r>
+      <w:r>
+        <w:rPr>
+          <w:sz w:val="24"/>
+          <w:szCs w:val="24"/>
+        </w:rPr>
+        <w:tab/>
+        <w:t xml:space="preserve">DATE_ID, </w:t>
+      </w:r>
+    </w:p>
+    <w:p>
+      <w:pPr>
+        <w:pStyle w:val="BodyText"/>
+        <w:rPr>
+          <w:sz w:val="24"/>
+          <w:szCs w:val="24"/>
+        </w:rPr>
+      </w:pPr>
+      <w:r>
+        <w:rPr>
+          <w:sz w:val="24"/>
+          <w:szCs w:val="24"/>
+        </w:rPr>
+        <w:t xml:space="preserve">    </w:t>
+      </w:r>
+      <w:r>
+        <w:rPr>
+          <w:sz w:val="24"/>
+          <w:szCs w:val="24"/>
+        </w:rPr>
+        <w:tab/>
+        <w:t xml:space="preserve">DATE_DT, </w:t>
+      </w:r>
+    </w:p>
+    <w:p>
+      <w:pPr>
+        <w:pStyle w:val="BodyText"/>
+        <w:rPr>
+          <w:sz w:val="24"/>
+          <w:szCs w:val="24"/>
+        </w:rPr>
+      </w:pPr>
+      <w:r>
+        <w:rPr>
+          <w:sz w:val="24"/>
+          <w:szCs w:val="24"/>
+        </w:rPr>
+        <w:tab/>
+        <w:t>"DAY",</w:t>
+      </w:r>
+    </w:p>
+    <w:p>
+      <w:pPr>
+        <w:pStyle w:val="BodyText"/>
+        <w:rPr>
+          <w:sz w:val="24"/>
+          <w:szCs w:val="24"/>
+        </w:rPr>
+      </w:pPr>
+      <w:r>
+        <w:rPr>
+          <w:sz w:val="24"/>
+          <w:szCs w:val="24"/>
+        </w:rPr>
+        <w:tab/>
+        <w:t>DAY_OF_WEEK,</w:t>
+      </w:r>
+    </w:p>
+    <w:p>
+      <w:pPr>
+        <w:pStyle w:val="BodyText"/>
+        <w:rPr>
+          <w:sz w:val="24"/>
+          <w:szCs w:val="24"/>
+        </w:rPr>
+      </w:pPr>
+      <w:r>
+        <w:rPr>
+          <w:sz w:val="24"/>
+          <w:szCs w:val="24"/>
+        </w:rPr>
+        <w:tab/>
+        <w:t>IS_WEEKEND,</w:t>
+      </w:r>
+    </w:p>
+    <w:p>
+      <w:pPr>
+        <w:pStyle w:val="BodyText"/>
+        <w:rPr>
+          <w:sz w:val="24"/>
+          <w:szCs w:val="24"/>
+        </w:rPr>
+      </w:pPr>
+      <w:r>
+        <w:rPr>
+          <w:sz w:val="24"/>
+          <w:szCs w:val="24"/>
+        </w:rPr>
+        <w:t xml:space="preserve">    </w:t>
+      </w:r>
+      <w:r>
+        <w:rPr>
+          <w:sz w:val="24"/>
+          <w:szCs w:val="24"/>
+        </w:rPr>
+        <w:tab/>
+        <w:t xml:space="preserve">"MONTH", </w:t>
+      </w:r>
+    </w:p>
+    <w:p>
+      <w:pPr>
+        <w:pStyle w:val="BodyText"/>
+        <w:rPr>
+          <w:sz w:val="24"/>
+          <w:szCs w:val="24"/>
+        </w:rPr>
+      </w:pPr>
+      <w:r>
+        <w:rPr>
+          <w:sz w:val="24"/>
+          <w:szCs w:val="24"/>
+        </w:rPr>
+        <w:t xml:space="preserve">    </w:t>
+      </w:r>
+      <w:r>
+        <w:rPr>
+          <w:sz w:val="24"/>
+          <w:szCs w:val="24"/>
+        </w:rPr>
+        <w:tab/>
+        <w:t xml:space="preserve">"QUARTER", </w:t>
+      </w:r>
+    </w:p>
+    <w:p>
+      <w:pPr>
+        <w:pStyle w:val="BodyText"/>
+        <w:rPr>
+          <w:sz w:val="24"/>
+          <w:szCs w:val="24"/>
+        </w:rPr>
+      </w:pPr>
+      <w:r>
+        <w:rPr>
+          <w:sz w:val="24"/>
+          <w:szCs w:val="24"/>
+        </w:rPr>
+        <w:t xml:space="preserve">    </w:t>
+      </w:r>
+      <w:r>
+        <w:rPr>
+          <w:sz w:val="24"/>
+          <w:szCs w:val="24"/>
+        </w:rPr>
+        <w:tab/>
+        <w:t>"YEAR"</w:t>
+      </w:r>
+    </w:p>
+    <w:p>
+      <w:pPr>
+        <w:pStyle w:val="BodyText"/>
+        <w:rPr>
+          <w:sz w:val="24"/>
+          <w:szCs w:val="24"/>
+        </w:rPr>
+      </w:pPr>
+      <w:r>
+        <w:rPr>
+          <w:sz w:val="24"/>
+          <w:szCs w:val="24"/>
+        </w:rPr>
+        <w:t>)</w:t>
+      </w:r>
+    </w:p>
+    <w:p>
+      <w:pPr>
+        <w:pStyle w:val="BodyText"/>
+        <w:rPr>
+          <w:sz w:val="24"/>
+          <w:szCs w:val="24"/>
+        </w:rPr>
+      </w:pPr>
+      <w:r>
+        <w:rPr>
+          <w:sz w:val="24"/>
+          <w:szCs w:val="24"/>
+        </w:rPr>
+        <w:t>SELECT</w:t>
+      </w:r>
+    </w:p>
+    <w:p>
+      <w:pPr>
+        <w:pStyle w:val="BodyText"/>
+        <w:rPr>
+          <w:sz w:val="24"/>
+          <w:szCs w:val="24"/>
+        </w:rPr>
+      </w:pPr>
+      <w:r>
+        <w:rPr>
+          <w:sz w:val="24"/>
+          <w:szCs w:val="24"/>
+        </w:rPr>
+        <w:tab/>
+      </w:r>
+      <w:proofErr w:type="gramStart"/>
+      <w:r>
+        <w:rPr>
+          <w:sz w:val="24"/>
+          <w:szCs w:val="24"/>
+        </w:rPr>
+        <w:t>CAST(</w:t>
+      </w:r>
+      <w:proofErr w:type="gramEnd"/>
+      <w:r>
+        <w:rPr>
+          <w:sz w:val="24"/>
+          <w:szCs w:val="24"/>
+        </w:rPr>
+        <w:t>TO_</w:t>
+      </w:r>
+      <w:proofErr w:type="gramStart"/>
+      <w:r>
+        <w:rPr>
+          <w:sz w:val="24"/>
+          <w:szCs w:val="24"/>
+        </w:rPr>
+        <w:t>CHAR(</w:t>
+      </w:r>
+      <w:proofErr w:type="gramEnd"/>
+      <w:r>
+        <w:rPr>
+          <w:sz w:val="24"/>
+          <w:szCs w:val="24"/>
+        </w:rPr>
+        <w:t>datum, 'YYYYMMDD') AS BIGINT) AS DATE_ID,</w:t>
+      </w:r>
+    </w:p>
+    <w:p>
+      <w:pPr>
+        <w:pStyle w:val="BodyText"/>
+        <w:rPr>
+          <w:sz w:val="24"/>
+          <w:szCs w:val="24"/>
+        </w:rPr>
+      </w:pPr>
+      <w:r>
+        <w:rPr>
+          <w:sz w:val="24"/>
+          <w:szCs w:val="24"/>
+        </w:rPr>
+        <w:t xml:space="preserve">    </w:t>
+      </w:r>
+      <w:r>
+        <w:rPr>
+          <w:sz w:val="24"/>
+          <w:szCs w:val="24"/>
+        </w:rPr>
+        <w:tab/>
+        <w:t>datum DATE_DT,</w:t>
+      </w:r>
+    </w:p>
+    <w:p>
+      <w:pPr>
+        <w:pStyle w:val="BodyText"/>
+        <w:rPr>
+          <w:sz w:val="24"/>
+          <w:szCs w:val="24"/>
+        </w:rPr>
+      </w:pPr>
+      <w:r>
+        <w:rPr>
+          <w:sz w:val="24"/>
+          <w:szCs w:val="24"/>
+        </w:rPr>
+        <w:tab/>
+      </w:r>
+      <w:proofErr w:type="gramStart"/>
+      <w:r>
+        <w:rPr>
+          <w:sz w:val="24"/>
+          <w:szCs w:val="24"/>
+        </w:rPr>
+        <w:t>EXTRACT(</w:t>
+      </w:r>
+      <w:proofErr w:type="gramEnd"/>
+      <w:r>
+        <w:rPr>
+          <w:sz w:val="24"/>
+          <w:szCs w:val="24"/>
+        </w:rPr>
+        <w:t>DAY FROM datum) "DAY",</w:t>
+      </w:r>
+    </w:p>
+    <w:p>
+      <w:pPr>
+        <w:pStyle w:val="BodyText"/>
+        <w:rPr>
+          <w:sz w:val="24"/>
+          <w:szCs w:val="24"/>
+        </w:rPr>
+      </w:pPr>
+      <w:r>
+        <w:rPr>
+          <w:sz w:val="24"/>
+          <w:szCs w:val="24"/>
+        </w:rPr>
+        <w:tab/>
+      </w:r>
+      <w:proofErr w:type="gramStart"/>
+      <w:r>
+        <w:rPr>
+          <w:sz w:val="24"/>
+          <w:szCs w:val="24"/>
+        </w:rPr>
+        <w:t>TRIM(</w:t>
+      </w:r>
+      <w:proofErr w:type="gramEnd"/>
+      <w:r>
+        <w:rPr>
+          <w:sz w:val="24"/>
+          <w:szCs w:val="24"/>
+        </w:rPr>
+        <w:t>TO_</w:t>
+      </w:r>
+      <w:proofErr w:type="gramStart"/>
+      <w:r>
+        <w:rPr>
+          <w:sz w:val="24"/>
+          <w:szCs w:val="24"/>
+        </w:rPr>
+        <w:t>CHAR(</w:t>
+      </w:r>
+      <w:proofErr w:type="gramEnd"/>
+      <w:r>
+        <w:rPr>
+          <w:sz w:val="24"/>
+          <w:szCs w:val="24"/>
+        </w:rPr>
+        <w:t>datum, 'Day')) DAY_OF_WEEK,</w:t>
+      </w:r>
+    </w:p>
+    <w:p>
+      <w:pPr>
+        <w:pStyle w:val="BodyText"/>
+        <w:rPr>
+          <w:sz w:val="24"/>
+          <w:szCs w:val="24"/>
+        </w:rPr>
+      </w:pPr>
+      <w:r>
+        <w:rPr>
+          <w:sz w:val="24"/>
+          <w:szCs w:val="24"/>
+        </w:rPr>
+        <w:tab/>
+        <w:t>(</w:t>
+      </w:r>
+      <w:proofErr w:type="gramStart"/>
+      <w:r>
+        <w:rPr>
+          <w:sz w:val="24"/>
+          <w:szCs w:val="24"/>
+        </w:rPr>
+        <w:t>EXTRACT(</w:t>
+      </w:r>
+      <w:proofErr w:type="gramEnd"/>
+      <w:r>
+        <w:rPr>
+          <w:sz w:val="24"/>
+          <w:szCs w:val="24"/>
+        </w:rPr>
+        <w:t>ISODOW FROM datum) &gt; 5) AS IS_WEEKEND,</w:t>
+      </w:r>
+    </w:p>
+    <w:p>
+      <w:pPr>
+        <w:pStyle w:val="BodyText"/>
+        <w:rPr>
+          <w:sz w:val="24"/>
+          <w:szCs w:val="24"/>
+        </w:rPr>
+      </w:pPr>
+      <w:r>
+        <w:rPr>
+          <w:sz w:val="24"/>
+          <w:szCs w:val="24"/>
+        </w:rPr>
+        <w:tab/>
+      </w:r>
+      <w:proofErr w:type="gramStart"/>
+      <w:r>
+        <w:rPr>
+          <w:sz w:val="24"/>
+          <w:szCs w:val="24"/>
+        </w:rPr>
+        <w:t>EXTRACT(</w:t>
+      </w:r>
+      <w:proofErr w:type="gramEnd"/>
+      <w:r>
+        <w:rPr>
+          <w:sz w:val="24"/>
+          <w:szCs w:val="24"/>
+        </w:rPr>
+        <w:t>MONTH FROM datum) "MONTH",</w:t>
+      </w:r>
+    </w:p>
+    <w:p>
+      <w:pPr>
+        <w:pStyle w:val="BodyText"/>
+        <w:rPr>
+          <w:sz w:val="24"/>
+          <w:szCs w:val="24"/>
+        </w:rPr>
+      </w:pPr>
+      <w:r>
+        <w:rPr>
+          <w:sz w:val="24"/>
+          <w:szCs w:val="24"/>
+        </w:rPr>
+        <w:t xml:space="preserve">   </w:t>
+      </w:r>
+      <w:r>
+        <w:rPr>
+          <w:sz w:val="24"/>
+          <w:szCs w:val="24"/>
+        </w:rPr>
+        <w:tab/>
+      </w:r>
+      <w:proofErr w:type="gramStart"/>
+      <w:r>
+        <w:rPr>
+          <w:sz w:val="24"/>
+          <w:szCs w:val="24"/>
+        </w:rPr>
+        <w:t>EXTRACT(</w:t>
+      </w:r>
+      <w:proofErr w:type="gramEnd"/>
+      <w:r>
+        <w:rPr>
+          <w:sz w:val="24"/>
+          <w:szCs w:val="24"/>
+        </w:rPr>
+        <w:t>QUARTER FROM datum) "QUARTER",</w:t>
+      </w:r>
+    </w:p>
+    <w:p>
+      <w:pPr>
+        <w:pStyle w:val="BodyText"/>
+        <w:rPr>
+          <w:sz w:val="24"/>
+          <w:szCs w:val="24"/>
+        </w:rPr>
+      </w:pPr>
+      <w:r>
+        <w:rPr>
+          <w:sz w:val="24"/>
+          <w:szCs w:val="24"/>
+        </w:rPr>
+        <w:t xml:space="preserve">    </w:t>
+      </w:r>
+      <w:r>
+        <w:rPr>
+          <w:sz w:val="24"/>
+          <w:szCs w:val="24"/>
+        </w:rPr>
+        <w:tab/>
+      </w:r>
+      <w:proofErr w:type="gramStart"/>
+      <w:r>
+        <w:rPr>
+          <w:sz w:val="24"/>
+          <w:szCs w:val="24"/>
+        </w:rPr>
+        <w:t>EXTRACT(</w:t>
+      </w:r>
+      <w:proofErr w:type="gramEnd"/>
+      <w:r>
+        <w:rPr>
+          <w:sz w:val="24"/>
+          <w:szCs w:val="24"/>
+        </w:rPr>
+        <w:t>YEAR FROM datum) "YEAR"</w:t>
+      </w:r>
+    </w:p>
+    <w:p>
+      <w:pPr>
+        <w:pStyle w:val="BodyText"/>
+        <w:rPr>
+          <w:sz w:val="24"/>
+          <w:szCs w:val="24"/>
+          <w:lang w:val="ru-RU"/>
+        </w:rPr>
+      </w:pPr>
+      <w:r>
+        <w:rPr>
+          <w:sz w:val="24"/>
+          <w:szCs w:val="24"/>
+        </w:rPr>
+        <w:t>FROM GENERATE_</w:t>
+      </w:r>
+      <w:proofErr w:type="gramStart"/>
+      <w:r>
+        <w:rPr>
+          <w:sz w:val="24"/>
+          <w:szCs w:val="24"/>
+        </w:rPr>
+        <w:t>SERIES(</w:t>
+      </w:r>
+      <w:proofErr w:type="gramEnd"/>
+      <w:r>
+        <w:rPr>
+          <w:sz w:val="24"/>
+          <w:szCs w:val="24"/>
+        </w:rPr>
+        <w:t>'2010-01-01</w:t>
+      </w:r>
+      <w:proofErr w:type="gramStart"/>
+      <w:r>
+        <w:rPr>
+          <w:sz w:val="24"/>
+          <w:szCs w:val="24"/>
+        </w:rPr>
+        <w:t>'::</w:t>
+      </w:r>
+      <w:proofErr w:type="gramEnd"/>
+      <w:r>
+        <w:rPr>
+          <w:sz w:val="24"/>
+          <w:szCs w:val="24"/>
+        </w:rPr>
+        <w:t>DATE,'2030-12-31</w:t>
+      </w:r>
+      <w:proofErr w:type="gramStart"/>
+      <w:r>
+        <w:rPr>
+          <w:sz w:val="24"/>
+          <w:szCs w:val="24"/>
+        </w:rPr>
+        <w:t>'::</w:t>
+      </w:r>
+      <w:proofErr w:type="gramEnd"/>
+      <w:r>
+        <w:rPr>
+          <w:sz w:val="24"/>
+          <w:szCs w:val="24"/>
+        </w:rPr>
+        <w:t>DATE,'1 day</w:t>
+      </w:r>
+      <w:proofErr w:type="gramStart"/>
+      <w:r>
+        <w:rPr>
+          <w:sz w:val="24"/>
+          <w:szCs w:val="24"/>
+        </w:rPr>
+        <w:t>'::</w:t>
+      </w:r>
+      <w:proofErr w:type="gramEnd"/>
+      <w:r>
+        <w:rPr>
+          <w:sz w:val="24"/>
+          <w:szCs w:val="24"/>
+        </w:rPr>
+        <w:t>INTERVAL) datum</w:t>
+      </w:r>
+    </w:p>
+    <w:p>
+      <w:pPr>
+        <w:pStyle w:val="BodyText"/>
+        <w:rPr>
+          <w:sz w:val="22"/>
+          <w:szCs w:val="22"/>
+          <w:lang w:val="ru-RU"/>
+        </w:rPr>
+      </w:pPr>
+    </w:p>
+    <w:p>
+      <w:pPr>
+        <w:pStyle w:val="BodyText"/>
+      </w:pPr>
+      <w:r>
+        <w:lastRenderedPageBreak/>
+        <w:t>The dimensional layer</w:t>
+      </w:r>
+      <w:r>
+        <w:t xml:space="preserve"> </w:t>
+      </w:r>
+      <w:r>
+        <w:t>is represented below.</w:t>
+      </w:r>
+      <w:r>
+        <w:br/>
+      </w:r>
+      <w:r>
+        <w:br/>
+      </w:r>
+      <w:r>
+        <w:drawing>
+          <wp:inline distT="0" distB="0" distL="0" distR="0" wp14:anchorId="19964191" wp14:editId="0C51BDF9">
+            <wp:extent cx="5941695" cy="4627245"/>
+            <wp:effectExtent l="0" t="0" r="1905" b="1905"/>
+            <wp:docPr id="60483763" name="Picture 2"/>
+            <wp:cNvGraphicFramePr>
+              <a:graphicFrameLocks xmlns:a="http://schemas.openxmlformats.org/drawingml/2006/main" noChangeAspect="1"/>
+            </wp:cNvGraphicFramePr>
+            <a:graphic xmlns:a="http://schemas.openxmlformats.org/drawingml/2006/main">
+              <a:graphicData uri="http://schemas.openxmlformats.org/drawingml/2006/picture">
+                <pic:pic xmlns:pic="http://schemas.openxmlformats.org/drawingml/2006/picture">
+                  <pic:nvPicPr>
+                    <pic:cNvPr id="0" name="Picture 6"/>
+                    <pic:cNvPicPr>
+                      <a:picLocks noChangeAspect="1" noChangeArrowheads="1"/>
+                    </pic:cNvPicPr>
+                  </pic:nvPicPr>
+                  <pic:blipFill>
+                    <a:blip r:embed="rId12" cstate="print">
+                      <a:extLst>
+                        <a:ext uri="{28A0092B-C50C-407E-A947-70E740481C1C}">
+                          <a14:useLocalDpi xmlns:a14="http://schemas.microsoft.com/office/drawing/2010/main" val="0"/>
+                        </a:ext>
+                      </a:extLst>
+                    </a:blip>
+                    <a:srcRect/>
+                    <a:stretch>
+                      <a:fillRect/>
+                    </a:stretch>
+                  </pic:blipFill>
+                  <pic:spPr bwMode="auto">
+                    <a:xfrm>
+                      <a:off x="0" y="0"/>
+                      <a:ext cx="5941695" cy="4627245"/>
+                    </a:xfrm>
+                    <a:prstGeom prst="rect">
+                      <a:avLst/>
+                    </a:prstGeom>
+                    <a:noFill/>
+                    <a:ln>
+                      <a:noFill/>
+                    </a:ln>
+                  </pic:spPr>
+                </pic:pic>
+              </a:graphicData>
+            </a:graphic>
+          </wp:inline>
+        </w:drawing>
+      </w:r>
+    </w:p>
+    <w:p>
+      <w:pPr>
+        <w:pStyle w:val="BodyText"/>
+        <w:rPr>
+          <w:lang w:val="ru-RU"/>
+        </w:rPr>
+      </w:pPr>
+    </w:p>
+    <w:p>
+      <w:pPr>
+        <w:pStyle w:val="BodyText"/>
+        <w:rPr>
+          <w:lang w:val="ru-RU"/>
+        </w:rPr>
+      </w:pPr>
+      <w:r>
+        <w:t>The metrics in the Fact table represent the quantitative data used for business analysis.</w:t>
+      </w:r>
+    </w:p>
+    <w:tbl>
+      <w:tblPr>
+        <w:tblStyle w:val="TableGrid"/>
+        <w:tblW w:w="0" w:type="auto"/>
+        <w:tblLook w:val="04A0" w:firstRow="1" w:lastRow="0" w:firstColumn="1" w:lastColumn="0" w:noHBand="0" w:noVBand="1"/>
+      </w:tblPr>
+      <w:tblGrid>
+        <w:gridCol w:w="2629"/>
+        <w:gridCol w:w="1172"/>
+        <w:gridCol w:w="5546"/>
+      </w:tblGrid>
+      <w:tr>
+        <w:tc>
+          <w:tcPr>
+            <w:tcW w:w="0" w:type="auto"/>
+            <w:hideMark/>
+          </w:tcPr>
+          <w:p>
+            <w:pPr>
+              <w:pStyle w:val="BodyText"/>
+              <w:jc w:val="center"/>
+            </w:pPr>
+            <w:r>
+              <w:rPr>
+                <w:b/>
+                <w:bCs/>
+              </w:rPr>
+              <w:t>Metric Name</w:t>
+            </w:r>
+          </w:p>
+        </w:tc>
+        <w:tc>
+          <w:tcPr>
+            <w:tcW w:w="0" w:type="auto"/>
+            <w:hideMark/>
+          </w:tcPr>
+          <w:p>
+            <w:pPr>
+              <w:pStyle w:val="BodyText"/>
+              <w:jc w:val="center"/>
+            </w:pPr>
+            <w:r>
+              <w:rPr>
+                <w:b/>
+                <w:bCs/>
+              </w:rPr>
+              <w:t>Type</w:t>
+            </w:r>
+          </w:p>
+        </w:tc>
+        <w:tc>
+          <w:tcPr>
+            <w:tcW w:w="0" w:type="auto"/>
+            <w:hideMark/>
+          </w:tcPr>
+          <w:p>
+            <w:pPr>
+              <w:pStyle w:val="BodyText"/>
+              <w:jc w:val="center"/>
+            </w:pPr>
+            <w:r>
+              <w:rPr>
+                <w:b/>
+                <w:bCs/>
+              </w:rPr>
+              <w:t>Description</w:t>
+            </w:r>
+          </w:p>
+        </w:tc>
+      </w:tr>
+      <w:tr>
+        <w:tc>
+          <w:tcPr>
+            <w:tcW w:w="0" w:type="auto"/>
+            <w:hideMark/>
+          </w:tcPr>
+          <w:p>
+            <w:pPr>
+              <w:pStyle w:val="BodyText"/>
+            </w:pPr>
+            <w:r>
+              <w:rPr>
+                <w:b/>
+                <w:bCs/>
+              </w:rPr>
+              <w:t>FCT_BOTTLES_SOLD_QTY</w:t>
+            </w:r>
+          </w:p>
+        </w:tc>
+        <w:tc>
+          <w:tcPr>
+            <w:tcW w:w="0" w:type="auto"/>
+            <w:hideMark/>
+          </w:tcPr>
+          <w:p>
+            <w:pPr>
+              <w:pStyle w:val="BodyText"/>
+            </w:pPr>
+            <w:r>
+              <w:t>Base</w:t>
+            </w:r>
+          </w:p>
+        </w:tc>
+        <w:tc>
+          <w:tcPr>
+            <w:tcW w:w="0" w:type="auto"/>
+            <w:hideMark/>
+          </w:tcPr>
+          <w:p>
+            <w:pPr>
+              <w:pStyle w:val="BodyText"/>
+            </w:pPr>
+            <w:r>
+              <w:t>Count of individual units sold.</w:t>
+            </w:r>
+          </w:p>
+        </w:tc>
+      </w:tr>
+      <w:tr>
+        <w:tc>
+          <w:tcPr>
+            <w:tcW w:w="0" w:type="auto"/>
+            <w:hideMark/>
+          </w:tcPr>
+          <w:p>
+            <w:pPr>
+              <w:pStyle w:val="BodyText"/>
+            </w:pPr>
+            <w:r>
+              <w:rPr>
+                <w:b/>
+                <w:bCs/>
+              </w:rPr>
+              <w:t>FCT_SALE_AMT_USD</w:t>
+            </w:r>
+          </w:p>
+        </w:tc>
+        <w:tc>
+          <w:tcPr>
+            <w:tcW w:w="0" w:type="auto"/>
+            <w:hideMark/>
+          </w:tcPr>
+          <w:p>
+            <w:pPr>
+              <w:pStyle w:val="BodyText"/>
+            </w:pPr>
+            <w:r>
+              <w:t>Base</w:t>
+            </w:r>
+          </w:p>
+        </w:tc>
+        <w:tc>
+          <w:tcPr>
+            <w:tcW w:w="0" w:type="auto"/>
+            <w:hideMark/>
+          </w:tcPr>
+          <w:p>
+            <w:pPr>
+              <w:pStyle w:val="BodyText"/>
+            </w:pPr>
+            <w:r>
+              <w:t>Discounted gross revenue.</w:t>
+            </w:r>
+            <w:r>
+              <w:rPr>
+                <w:rFonts w:ascii="Times New Roman" w:hAnsi="Times New Roman"/>
+                <w:color w:val="000000"/>
+                <w:sz w:val="18"/>
+                <w:szCs w:val="18"/>
+              </w:rPr>
+              <w:t xml:space="preserve"> </w:t>
+            </w:r>
+            <w:r>
+              <w:t>Reflects actual revenue after any promotion discount is applied.</w:t>
+            </w:r>
+          </w:p>
+        </w:tc>
+      </w:tr>
+      <w:tr>
+        <w:tc>
+          <w:tcPr>
+            <w:tcW w:w="0" w:type="auto"/>
+            <w:hideMark/>
+          </w:tcPr>
+          <w:p>
+            <w:pPr>
+              <w:pStyle w:val="BodyText"/>
+            </w:pPr>
+            <w:r>
+              <w:rPr>
+                <w:b/>
+                <w:bCs/>
+              </w:rPr>
+              <w:t>FCT_VOLUME_SOLD_LTR</w:t>
+            </w:r>
+          </w:p>
+        </w:tc>
+        <w:tc>
+          <w:tcPr>
+            <w:tcW w:w="0" w:type="auto"/>
+            <w:hideMark/>
+          </w:tcPr>
+          <w:p>
+            <w:pPr>
+              <w:pStyle w:val="BodyText"/>
+            </w:pPr>
+            <w:r>
+              <w:t>Base</w:t>
+            </w:r>
+          </w:p>
+        </w:tc>
+        <w:tc>
+          <w:tcPr>
+            <w:tcW w:w="0" w:type="auto"/>
+            <w:hideMark/>
+          </w:tcPr>
+          <w:p>
+            <w:pPr>
+              <w:pStyle w:val="BodyText"/>
+            </w:pPr>
+            <w:r>
+              <w:t>Total liquid volume in Liters.</w:t>
+            </w:r>
+          </w:p>
+        </w:tc>
+      </w:tr>
+      <w:tr>
+        <w:tc>
+          <w:tcPr>
+            <w:tcW w:w="0" w:type="auto"/>
+            <w:hideMark/>
+          </w:tcPr>
+          <w:p>
+            <w:pPr>
+              <w:pStyle w:val="BodyText"/>
+            </w:pPr>
+            <w:r>
+              <w:rPr>
+                <w:b/>
+                <w:bCs/>
+              </w:rPr>
+              <w:t>FCT_PROFIT_AMT_USD</w:t>
+            </w:r>
+          </w:p>
+        </w:tc>
+        <w:tc>
+          <w:tcPr>
+            <w:tcW w:w="0" w:type="auto"/>
+            <w:hideMark/>
+          </w:tcPr>
+          <w:p>
+            <w:pPr>
+              <w:pStyle w:val="BodyText"/>
+            </w:pPr>
+            <w:r>
+              <w:t>Calculated</w:t>
+            </w:r>
+          </w:p>
+        </w:tc>
+        <w:tc>
+          <w:tcPr>
+            <w:tcW w:w="0" w:type="auto"/>
+            <w:hideMark/>
+          </w:tcPr>
+          <w:p>
+            <w:pPr>
+              <w:pStyle w:val="BodyText"/>
+            </w:pPr>
+            <w:r>
+              <w:t>Net margin</w:t>
+            </w:r>
+            <w:r>
+              <w:t xml:space="preserve">. </w:t>
+            </w:r>
+            <w:r>
+              <w:br/>
+            </w:r>
+            <w:r>
+              <w:t>FCT_SALE_AMT_USD − (FCT_BOTTLES_SOLD_QTY × STATE_BOTTLE_COST)</w:t>
+            </w:r>
+          </w:p>
+        </w:tc>
+      </w:tr>
+    </w:tbl>
+    <w:p>
+      <w:pPr>
+        <w:pStyle w:val="BodyText"/>
+      </w:pPr>
+    </w:p>
+    <w:p>
+      <w:pPr>
         <w:pStyle w:val="Heading1"/>
         <w:ind w:left="431" w:hanging="431"/>
       </w:pPr>
@@ -11014,9 +12539,9 @@
       </w:pPr>
     </w:p>
     <w:sectPr>
-      <w:headerReference w:type="default" r:id="rId12"/>
-      <w:footerReference w:type="default" r:id="rId13"/>
-      <w:footerReference w:type="first" r:id="rId14"/>
+      <w:headerReference w:type="default" r:id="rId13"/>
+      <w:footerReference w:type="default" r:id="rId14"/>
+      <w:footerReference w:type="first" r:id="rId15"/>
       <w:pgSz w:w="11909" w:h="16834" w:code="9"/>
       <w:pgMar w:top="1134" w:right="851" w:bottom="1134" w:left="1134" w:header="720" w:footer="720" w:gutter="567"/>
       <w:cols w:space="720"/>
@@ -13027,6 +14552,155 @@
     </w:lvl>
   </w:abstractNum>
   <w:abstractNum w:abstractNumId="12" w15:restartNumberingAfterBreak="0">
+    <w:nsid w:val="2B2326F1"/>
+    <w:multiLevelType w:val="multilevel"/>
+    <w:tmpl w:val="44887BA6"/>
+    <w:lvl w:ilvl="0">
+      <w:start w:val="1"/>
+      <w:numFmt w:val="bullet"/>
+      <w:lvlText w:val=""/>
+      <w:lvlJc w:val="left"/>
+      <w:pPr>
+        <w:tabs>
+          <w:tab w:val="num" w:pos="720"/>
+        </w:tabs>
+        <w:ind w:left="720" w:hanging="360"/>
+      </w:pPr>
+      <w:rPr>
+        <w:rFonts w:ascii="Symbol" w:hAnsi="Symbol" w:hint="default"/>
+        <w:sz w:val="20"/>
+      </w:rPr>
+    </w:lvl>
+    <w:lvl w:ilvl="1">
+      <w:start w:val="1"/>
+      <w:numFmt w:val="bullet"/>
+      <w:lvlText w:val="o"/>
+      <w:lvlJc w:val="left"/>
+      <w:pPr>
+        <w:tabs>
+          <w:tab w:val="num" w:pos="1440"/>
+        </w:tabs>
+        <w:ind w:left="1440" w:hanging="360"/>
+      </w:pPr>
+      <w:rPr>
+        <w:rFonts w:ascii="Courier New" w:hAnsi="Courier New" w:hint="default"/>
+        <w:sz w:val="20"/>
+      </w:rPr>
+    </w:lvl>
+    <w:lvl w:ilvl="2" w:tentative="1">
+      <w:start w:val="1"/>
+      <w:numFmt w:val="bullet"/>
+      <w:lvlText w:val=""/>
+      <w:lvlJc w:val="left"/>
+      <w:pPr>
+        <w:tabs>
+          <w:tab w:val="num" w:pos="2160"/>
+        </w:tabs>
+        <w:ind w:left="2160" w:hanging="360"/>
+      </w:pPr>
+      <w:rPr>
+        <w:rFonts w:ascii="Wingdings" w:hAnsi="Wingdings" w:hint="default"/>
+        <w:sz w:val="20"/>
+      </w:rPr>
+    </w:lvl>
+    <w:lvl w:ilvl="3" w:tentative="1">
+      <w:start w:val="1"/>
+      <w:numFmt w:val="bullet"/>
+      <w:lvlText w:val=""/>
+      <w:lvlJc w:val="left"/>
+      <w:pPr>
+        <w:tabs>
+          <w:tab w:val="num" w:pos="2880"/>
+        </w:tabs>
+        <w:ind w:left="2880" w:hanging="360"/>
+      </w:pPr>
+      <w:rPr>
+        <w:rFonts w:ascii="Wingdings" w:hAnsi="Wingdings" w:hint="default"/>
+        <w:sz w:val="20"/>
+      </w:rPr>
+    </w:lvl>
+    <w:lvl w:ilvl="4" w:tentative="1">
+      <w:start w:val="1"/>
+      <w:numFmt w:val="bullet"/>
+      <w:lvlText w:val=""/>
+      <w:lvlJc w:val="left"/>
+      <w:pPr>
+        <w:tabs>
+          <w:tab w:val="num" w:pos="3600"/>
+        </w:tabs>
+        <w:ind w:left="3600" w:hanging="360"/>
+      </w:pPr>
+      <w:rPr>
+        <w:rFonts w:ascii="Wingdings" w:hAnsi="Wingdings" w:hint="default"/>
+        <w:sz w:val="20"/>
+      </w:rPr>
+    </w:lvl>
+    <w:lvl w:ilvl="5" w:tentative="1">
+      <w:start w:val="1"/>
+      <w:numFmt w:val="bullet"/>
+      <w:lvlText w:val=""/>
+      <w:lvlJc w:val="left"/>
+      <w:pPr>
+        <w:tabs>
+          <w:tab w:val="num" w:pos="4320"/>
+        </w:tabs>
+        <w:ind w:left="4320" w:hanging="360"/>
+      </w:pPr>
+      <w:rPr>
+        <w:rFonts w:ascii="Wingdings" w:hAnsi="Wingdings" w:hint="default"/>
+        <w:sz w:val="20"/>
+      </w:rPr>
+    </w:lvl>
+    <w:lvl w:ilvl="6" w:tentative="1">
+      <w:start w:val="1"/>
+      <w:numFmt w:val="bullet"/>
+      <w:lvlText w:val=""/>
+      <w:lvlJc w:val="left"/>
+      <w:pPr>
+        <w:tabs>
+          <w:tab w:val="num" w:pos="5040"/>
+        </w:tabs>
+        <w:ind w:left="5040" w:hanging="360"/>
+      </w:pPr>
+      <w:rPr>
+        <w:rFonts w:ascii="Wingdings" w:hAnsi="Wingdings" w:hint="default"/>
+        <w:sz w:val="20"/>
+      </w:rPr>
+    </w:lvl>
+    <w:lvl w:ilvl="7" w:tentative="1">
+      <w:start w:val="1"/>
+      <w:numFmt w:val="bullet"/>
+      <w:lvlText w:val=""/>
+      <w:lvlJc w:val="left"/>
+      <w:pPr>
+        <w:tabs>
+          <w:tab w:val="num" w:pos="5760"/>
+        </w:tabs>
+        <w:ind w:left="5760" w:hanging="360"/>
+      </w:pPr>
+      <w:rPr>
+        <w:rFonts w:ascii="Wingdings" w:hAnsi="Wingdings" w:hint="default"/>
+        <w:sz w:val="20"/>
+      </w:rPr>
+    </w:lvl>
+    <w:lvl w:ilvl="8" w:tentative="1">
+      <w:start w:val="1"/>
+      <w:numFmt w:val="bullet"/>
+      <w:lvlText w:val=""/>
+      <w:lvlJc w:val="left"/>
+      <w:pPr>
+        <w:tabs>
+          <w:tab w:val="num" w:pos="6480"/>
+        </w:tabs>
+        <w:ind w:left="6480" w:hanging="360"/>
+      </w:pPr>
+      <w:rPr>
+        <w:rFonts w:ascii="Wingdings" w:hAnsi="Wingdings" w:hint="default"/>
+        <w:sz w:val="20"/>
+      </w:rPr>
+    </w:lvl>
+  </w:abstractNum>
+  <w:abstractNum w:abstractNumId="13" w15:restartNumberingAfterBreak="0">
     <w:nsid w:val="2D39150F"/>
     <w:multiLevelType w:val="hybridMultilevel"/>
     <w:tmpl w:val="1EB0BD4A"/>
@@ -13139,7 +14813,7 @@
       </w:rPr>
     </w:lvl>
   </w:abstractNum>
-  <w:abstractNum w:abstractNumId="13" w15:restartNumberingAfterBreak="0">
+  <w:abstractNum w:abstractNumId="14" w15:restartNumberingAfterBreak="0">
     <w:nsid w:val="2E3432A8"/>
     <w:multiLevelType w:val="hybridMultilevel"/>
     <w:tmpl w:val="F2E286F2"/>
@@ -13232,7 +14906,7 @@
       </w:pPr>
     </w:lvl>
   </w:abstractNum>
-  <w:abstractNum w:abstractNumId="14" w15:restartNumberingAfterBreak="0">
+  <w:abstractNum w:abstractNumId="15" w15:restartNumberingAfterBreak="0">
     <w:nsid w:val="2F980CEB"/>
     <w:multiLevelType w:val="multilevel"/>
     <w:tmpl w:val="7F9AC5AC"/>
@@ -13381,7 +15055,7 @@
       </w:rPr>
     </w:lvl>
   </w:abstractNum>
-  <w:abstractNum w:abstractNumId="15" w15:restartNumberingAfterBreak="0">
+  <w:abstractNum w:abstractNumId="16" w15:restartNumberingAfterBreak="0">
     <w:nsid w:val="3267610B"/>
     <w:multiLevelType w:val="hybridMultilevel"/>
     <w:tmpl w:val="7CAC42BE"/>
@@ -13470,7 +15144,7 @@
       </w:pPr>
     </w:lvl>
   </w:abstractNum>
-  <w:abstractNum w:abstractNumId="16" w15:restartNumberingAfterBreak="0">
+  <w:abstractNum w:abstractNumId="17" w15:restartNumberingAfterBreak="0">
     <w:nsid w:val="33FD3863"/>
     <w:multiLevelType w:val="hybridMultilevel"/>
     <w:tmpl w:val="54E2D8BC"/>
@@ -13559,7 +15233,7 @@
       </w:pPr>
     </w:lvl>
   </w:abstractNum>
-  <w:abstractNum w:abstractNumId="17" w15:restartNumberingAfterBreak="0">
+  <w:abstractNum w:abstractNumId="18" w15:restartNumberingAfterBreak="0">
     <w:nsid w:val="360F1D76"/>
     <w:multiLevelType w:val="multilevel"/>
     <w:tmpl w:val="BEE4DBA2"/>
@@ -13672,7 +15346,7 @@
       </w:pPr>
     </w:lvl>
   </w:abstractNum>
-  <w:abstractNum w:abstractNumId="18" w15:restartNumberingAfterBreak="0">
+  <w:abstractNum w:abstractNumId="19" w15:restartNumberingAfterBreak="0">
     <w:nsid w:val="3C5A0EF0"/>
     <w:multiLevelType w:val="hybridMultilevel"/>
     <w:tmpl w:val="3C502EE8"/>
@@ -13812,7 +15486,7 @@
       </w:rPr>
     </w:lvl>
   </w:abstractNum>
-  <w:abstractNum w:abstractNumId="19" w15:restartNumberingAfterBreak="0">
+  <w:abstractNum w:abstractNumId="20" w15:restartNumberingAfterBreak="0">
     <w:nsid w:val="486A47FD"/>
     <w:multiLevelType w:val="multilevel"/>
     <w:tmpl w:val="04090023"/>
@@ -13926,7 +15600,7 @@
       </w:pPr>
     </w:lvl>
   </w:abstractNum>
-  <w:abstractNum w:abstractNumId="20" w15:restartNumberingAfterBreak="0">
+  <w:abstractNum w:abstractNumId="21" w15:restartNumberingAfterBreak="0">
     <w:nsid w:val="49D41F63"/>
     <w:multiLevelType w:val="multilevel"/>
     <w:tmpl w:val="9FC6E80E"/>
@@ -14075,7 +15749,7 @@
       </w:rPr>
     </w:lvl>
   </w:abstractNum>
-  <w:abstractNum w:abstractNumId="21" w15:restartNumberingAfterBreak="0">
+  <w:abstractNum w:abstractNumId="22" w15:restartNumberingAfterBreak="0">
     <w:nsid w:val="4D3F3451"/>
     <w:multiLevelType w:val="multilevel"/>
     <w:tmpl w:val="8FC61E7C"/>
@@ -14224,13 +15898,13 @@
       </w:rPr>
     </w:lvl>
   </w:abstractNum>
-  <w:abstractNum w:abstractNumId="22" w15:restartNumberingAfterBreak="0">
+  <w:abstractNum w:abstractNumId="23" w15:restartNumberingAfterBreak="0">
     <w:nsid w:val="57DD6F34"/>
     <w:multiLevelType w:val="multilevel"/>
     <w:tmpl w:val="1436B0F0"/>
     <w:numStyleLink w:val="NumberList"/>
   </w:abstractNum>
-  <w:abstractNum w:abstractNumId="23" w15:restartNumberingAfterBreak="0">
+  <w:abstractNum w:abstractNumId="24" w15:restartNumberingAfterBreak="0">
     <w:nsid w:val="58155A8A"/>
     <w:multiLevelType w:val="multilevel"/>
     <w:tmpl w:val="EE7A7A12"/>
@@ -14332,7 +16006,7 @@
       </w:pPr>
     </w:lvl>
   </w:abstractNum>
-  <w:abstractNum w:abstractNumId="24" w15:restartNumberingAfterBreak="0">
+  <w:abstractNum w:abstractNumId="25" w15:restartNumberingAfterBreak="0">
     <w:nsid w:val="6B0C0518"/>
     <w:multiLevelType w:val="multilevel"/>
     <w:tmpl w:val="1244338A"/>
@@ -14481,7 +16155,7 @@
       </w:rPr>
     </w:lvl>
   </w:abstractNum>
-  <w:abstractNum w:abstractNumId="25" w15:restartNumberingAfterBreak="0">
+  <w:abstractNum w:abstractNumId="26" w15:restartNumberingAfterBreak="0">
     <w:nsid w:val="7ECA4DDE"/>
     <w:multiLevelType w:val="hybridMultilevel"/>
     <w:tmpl w:val="220478B4"/>
@@ -14586,10 +16260,10 @@
     <w:abstractNumId w:val="6"/>
   </w:num>
   <w:num w:numId="7" w16cid:durableId="1617325366">
-    <w:abstractNumId w:val="25"/>
+    <w:abstractNumId w:val="26"/>
   </w:num>
   <w:num w:numId="8" w16cid:durableId="2131194476">
-    <w:abstractNumId w:val="16"/>
+    <w:abstractNumId w:val="17"/>
   </w:num>
   <w:num w:numId="9" w16cid:durableId="1562717750">
     <w:abstractNumId w:val="7"/>
@@ -14622,10 +16296,10 @@
     </w:lvlOverride>
   </w:num>
   <w:num w:numId="10" w16cid:durableId="1239826050">
-    <w:abstractNumId w:val="23"/>
+    <w:abstractNumId w:val="24"/>
   </w:num>
   <w:num w:numId="11" w16cid:durableId="1047994370">
-    <w:abstractNumId w:val="23"/>
+    <w:abstractNumId w:val="24"/>
     <w:lvlOverride w:ilvl="0"/>
     <w:lvlOverride w:ilvl="1"/>
     <w:lvlOverride w:ilvl="2"/>
@@ -14649,7 +16323,7 @@
     </w:lvlOverride>
   </w:num>
   <w:num w:numId="12" w16cid:durableId="139814723">
-    <w:abstractNumId w:val="22"/>
+    <w:abstractNumId w:val="23"/>
     <w:lvlOverride w:ilvl="0">
       <w:startOverride w:val="1"/>
     </w:lvlOverride>
@@ -14682,16 +16356,16 @@
     <w:abstractNumId w:val="4"/>
   </w:num>
   <w:num w:numId="14" w16cid:durableId="697778143">
+    <w:abstractNumId w:val="20"/>
+  </w:num>
+  <w:num w:numId="15" w16cid:durableId="1997491479">
     <w:abstractNumId w:val="19"/>
   </w:num>
-  <w:num w:numId="15" w16cid:durableId="1997491479">
-    <w:abstractNumId w:val="18"/>
-  </w:num>
   <w:num w:numId="16" w16cid:durableId="1198546483">
-    <w:abstractNumId w:val="13"/>
+    <w:abstractNumId w:val="14"/>
   </w:num>
   <w:num w:numId="17" w16cid:durableId="1801000362">
-    <w:abstractNumId w:val="13"/>
+    <w:abstractNumId w:val="14"/>
     <w:lvlOverride w:ilvl="0">
       <w:startOverride w:val="1"/>
     </w:lvlOverride>
@@ -14706,13 +16380,13 @@
     <w:abstractNumId w:val="7"/>
   </w:num>
   <w:num w:numId="21" w16cid:durableId="1563902871">
-    <w:abstractNumId w:val="15"/>
+    <w:abstractNumId w:val="16"/>
   </w:num>
   <w:num w:numId="22" w16cid:durableId="1436485292">
     <w:abstractNumId w:val="11"/>
   </w:num>
   <w:num w:numId="23" w16cid:durableId="329675502">
-    <w:abstractNumId w:val="20"/>
+    <w:abstractNumId w:val="21"/>
   </w:num>
   <w:num w:numId="24" w16cid:durableId="143476166">
     <w:abstractNumId w:val="7"/>
@@ -14745,16 +16419,16 @@
     </w:lvlOverride>
   </w:num>
   <w:num w:numId="25" w16cid:durableId="1655530842">
-    <w:abstractNumId w:val="24"/>
+    <w:abstractNumId w:val="25"/>
   </w:num>
   <w:num w:numId="26" w16cid:durableId="2035112836">
-    <w:abstractNumId w:val="21"/>
+    <w:abstractNumId w:val="22"/>
   </w:num>
   <w:num w:numId="27" w16cid:durableId="1696727899">
-    <w:abstractNumId w:val="14"/>
+    <w:abstractNumId w:val="15"/>
   </w:num>
   <w:num w:numId="28" w16cid:durableId="1207452660">
-    <w:abstractNumId w:val="17"/>
+    <w:abstractNumId w:val="18"/>
   </w:num>
   <w:num w:numId="29" w16cid:durableId="1554195885">
     <w:abstractNumId w:val="7"/>
@@ -14790,13 +16464,16 @@
     <w:abstractNumId w:val="2"/>
   </w:num>
   <w:num w:numId="31" w16cid:durableId="1151557252">
-    <w:abstractNumId w:val="12"/>
+    <w:abstractNumId w:val="13"/>
   </w:num>
   <w:num w:numId="32" w16cid:durableId="303778647">
     <w:abstractNumId w:val="5"/>
   </w:num>
   <w:num w:numId="33" w16cid:durableId="1216359398">
     <w:abstractNumId w:val="0"/>
+  </w:num>
+  <w:num w:numId="34" w16cid:durableId="91555439">
+    <w:abstractNumId w:val="12"/>
   </w:num>
 </w:numbering>
 </file>
@@ -15905,6 +17582,25 @@
       <w:szCs w:val="24"/>
     </w:rPr>
   </w:style>
+  <w:style w:type="table" w:styleId="TableGrid">
+    <w:name w:val="Table Grid"/>
+    <w:basedOn w:val="TableNormal"/>
+    <w:uiPriority w:val="39"/>
+    <w:rsid w:val="001C19BA"/>
+    <w:pPr>
+      <w:spacing w:after="0" w:line="240" w:lineRule="auto"/>
+    </w:pPr>
+    <w:tblPr>
+      <w:tblBorders>
+        <w:top w:val="single" w:sz="4" w:space="0" w:color="auto"/>
+        <w:left w:val="single" w:sz="4" w:space="0" w:color="auto"/>
+        <w:bottom w:val="single" w:sz="4" w:space="0" w:color="auto"/>
+        <w:right w:val="single" w:sz="4" w:space="0" w:color="auto"/>
+        <w:insideH w:val="single" w:sz="4" w:space="0" w:color="auto"/>
+        <w:insideV w:val="single" w:sz="4" w:space="0" w:color="auto"/>
+      </w:tblBorders>
+    </w:tblPr>
+  </w:style>
 </w:styles>
 </file>
 

--- a/Business_Template Bolatava lab.docx
+++ b/Business_Template Bolatava lab.docx
@@ -1447,15 +1447,7 @@
         </w:rPr>
       </w:pPr>
       <w:r>
-        <w:t xml:space="preserve">Currently, the company faces challenges due to fragmented data stored in separate systems (Offline POS and Online </w:t>
-      </w:r>
-      <w:proofErr w:type="gramStart"/>
-      <w:r>
-        <w:t>Web-store</w:t>
-      </w:r>
-      <w:proofErr w:type="gramEnd"/>
-      <w:r>
-        <w:t>). Poor data management leads to several issues:</w:t>
+        <w:t>Currently, the company faces challenges due to fragmented data stored in separate systems (Offline POS and Online Web-store). Poor data management leads to several issues:</w:t>
       </w:r>
     </w:p>
     <w:p>
@@ -1791,27 +1783,17 @@
         <w:t>Item Identification:</w:t>
       </w:r>
       <w:r>
-        <w:t xml:space="preserve"> Includes </w:t>
-      </w:r>
-      <w:proofErr w:type="spellStart"/>
-      <w:r>
-        <w:t>item_</w:t>
+        <w:t xml:space="preserve"> Includes item_</w:t>
       </w:r>
       <w:r>
         <w:t>id</w:t>
       </w:r>
-      <w:proofErr w:type="spellEnd"/>
-      <w:r>
-        <w:t xml:space="preserve"> and </w:t>
-      </w:r>
-      <w:proofErr w:type="spellStart"/>
-      <w:r>
-        <w:t>item_</w:t>
+      <w:r>
+        <w:t xml:space="preserve"> and item_</w:t>
       </w:r>
       <w:r>
         <w:t>name</w:t>
       </w:r>
-      <w:proofErr w:type="spellEnd"/>
       <w:r>
         <w:t>.</w:t>
       </w:r>
@@ -1829,11 +1811,7 @@
         <w:t>Product Category:</w:t>
       </w:r>
       <w:r>
-        <w:t xml:space="preserve"> Consists of </w:t>
-      </w:r>
-      <w:proofErr w:type="spellStart"/>
-      <w:r>
-        <w:t>category</w:t>
+        <w:t xml:space="preserve"> Consists of category</w:t>
       </w:r>
       <w:r>
         <w:t>_</w:t>
@@ -1841,17 +1819,8 @@
       <w:r>
         <w:t>id</w:t>
       </w:r>
-      <w:proofErr w:type="spellEnd"/>
-      <w:r>
-        <w:t xml:space="preserve"> and </w:t>
-      </w:r>
-      <w:proofErr w:type="spellStart"/>
-      <w:r>
-        <w:t>category_name</w:t>
-      </w:r>
-      <w:proofErr w:type="spellEnd"/>
-      <w:r>
-        <w:t xml:space="preserve">. </w:t>
+      <w:r>
+        <w:t xml:space="preserve"> and category_name. </w:t>
       </w:r>
     </w:p>
     <w:p>
@@ -1867,26 +1836,13 @@
         <w:t>Vendor Details:</w:t>
       </w:r>
       <w:r>
-        <w:t xml:space="preserve"> Includes </w:t>
-      </w:r>
-      <w:proofErr w:type="spellStart"/>
-      <w:r>
-        <w:t>vendor_</w:t>
+        <w:t xml:space="preserve"> Includes vendor_</w:t>
       </w:r>
       <w:r>
         <w:t>id</w:t>
       </w:r>
-      <w:proofErr w:type="spellEnd"/>
-      <w:r>
-        <w:t xml:space="preserve"> and </w:t>
-      </w:r>
-      <w:proofErr w:type="spellStart"/>
-      <w:r>
-        <w:t>vendor_name</w:t>
-      </w:r>
-      <w:proofErr w:type="spellEnd"/>
-      <w:r>
-        <w:t>.</w:t>
+      <w:r>
+        <w:t xml:space="preserve"> and vendor_name.</w:t>
       </w:r>
     </w:p>
     <w:p>
@@ -1902,15 +1858,7 @@
         <w:t>Packaging &amp; Unit Details:</w:t>
       </w:r>
       <w:r>
-        <w:t xml:space="preserve"> Captures technical specifications such as pack (quantity per case) and </w:t>
-      </w:r>
-      <w:proofErr w:type="spellStart"/>
-      <w:r>
-        <w:t>bottle_volume</w:t>
-      </w:r>
-      <w:proofErr w:type="spellEnd"/>
-      <w:r>
-        <w:t xml:space="preserve"> (size of the individual unit)</w:t>
+        <w:t xml:space="preserve"> Captures technical specifications such as pack (quantity per case) and bottle_volume (size of the individual unit)</w:t>
       </w:r>
       <w:r>
         <w:t xml:space="preserve">. </w:t>
@@ -1996,7 +1944,6 @@
         </w:rPr>
         <w:t>(</w:t>
       </w:r>
-      <w:proofErr w:type="spellStart"/>
       <w:r>
         <w:rPr>
           <w:b/>
@@ -2011,29 +1958,12 @@
         </w:rPr>
         <w:t>id</w:t>
       </w:r>
-      <w:proofErr w:type="spellEnd"/>
       <w:r>
         <w:rPr>
           <w:b/>
           <w:bCs/>
         </w:rPr>
-        <w:t xml:space="preserve">, </w:t>
-      </w:r>
-      <w:proofErr w:type="spellStart"/>
-      <w:r>
-        <w:rPr>
-          <w:b/>
-          <w:bCs/>
-        </w:rPr>
-        <w:t>store_name</w:t>
-      </w:r>
-      <w:proofErr w:type="spellEnd"/>
-      <w:r>
-        <w:rPr>
-          <w:b/>
-          <w:bCs/>
-        </w:rPr>
-        <w:t>, address</w:t>
+        <w:t>, store_name, address</w:t>
       </w:r>
       <w:r>
         <w:rPr>
@@ -2059,24 +1989,11 @@
         <w:t>Geography:</w:t>
       </w:r>
       <w:r>
-        <w:t xml:space="preserve"> city, </w:t>
-      </w:r>
-      <w:proofErr w:type="spellStart"/>
-      <w:r>
-        <w:t>zip_code</w:t>
-      </w:r>
-      <w:proofErr w:type="spellEnd"/>
-      <w:r>
-        <w:t xml:space="preserve">, county, </w:t>
-      </w:r>
-      <w:proofErr w:type="spellStart"/>
-      <w:r>
-        <w:t>county_</w:t>
+        <w:t xml:space="preserve"> city, zip_code, county, county_</w:t>
       </w:r>
       <w:r>
         <w:t>id</w:t>
       </w:r>
-      <w:proofErr w:type="spellEnd"/>
       <w:r>
         <w:t>.</w:t>
       </w:r>
@@ -2108,17 +2025,227 @@
           <w:b/>
           <w:bCs/>
         </w:rPr>
-        <w:t>Cost Measure (</w:t>
-      </w:r>
-      <w:proofErr w:type="spellStart"/>
+        <w:t>Cost Measure (state_bottle_cost):</w:t>
+      </w:r>
+      <w:r>
+        <w:t xml:space="preserve"> The wholesale price the retailer pays per bottle. </w:t>
+      </w:r>
+    </w:p>
+    <w:p>
+      <w:pPr>
+        <w:pStyle w:val="BodyText"/>
+        <w:ind w:left="720"/>
+      </w:pPr>
       <w:r>
         <w:rPr>
           <w:b/>
           <w:bCs/>
         </w:rPr>
-        <w:t>state_bottle_cost</w:t>
-      </w:r>
-      <w:proofErr w:type="spellEnd"/>
+        <w:t>Retail Price (state_bottle_retail):</w:t>
+      </w:r>
+      <w:r>
+        <w:t xml:space="preserve"> The standard suggested retail price per bottle. </w:t>
+      </w:r>
+    </w:p>
+    <w:p>
+      <w:pPr>
+        <w:pStyle w:val="BodyText"/>
+        <w:ind w:left="720"/>
+      </w:pPr>
+      <w:r>
+        <w:rPr>
+          <w:b/>
+          <w:bCs/>
+        </w:rPr>
+        <w:t>Sales Measure (sale_dollars):</w:t>
+      </w:r>
+      <w:r>
+        <w:t xml:space="preserve"> The actual total revenue generated from the transaction (after any discounts or promotions).</w:t>
+      </w:r>
+    </w:p>
+    <w:p>
+      <w:pPr>
+        <w:pStyle w:val="BodyText"/>
+        <w:ind w:left="720"/>
+      </w:pPr>
+      <w:r>
+        <w:rPr>
+          <w:b/>
+          <w:bCs/>
+        </w:rPr>
+        <w:t>Volume Metrics:</w:t>
+      </w:r>
+      <w:r>
+        <w:t xml:space="preserve"> bottles_sold (quantity) and volume_sold_liters (total liquid volume). These are essential for calculating the "price per liter" and "sales density.</w:t>
+      </w:r>
+    </w:p>
+    <w:p>
+      <w:pPr>
+        <w:pStyle w:val="BodyText"/>
+      </w:pPr>
+    </w:p>
+    <w:p>
+      <w:pPr>
+        <w:pStyle w:val="BodyText"/>
+      </w:pPr>
+      <w:r>
+        <w:rPr>
+          <w:b/>
+          <w:bCs/>
+        </w:rPr>
+        <w:t>The second dataset (Online Sales)</w:t>
+      </w:r>
+      <w:r>
+        <w:t xml:space="preserve"> contains information from the E-commerce platform (Web and Mobile App).</w:t>
+      </w:r>
+    </w:p>
+    <w:p>
+      <w:pPr>
+        <w:pStyle w:val="BodyText"/>
+      </w:pPr>
+    </w:p>
+    <w:p>
+      <w:pPr>
+        <w:pStyle w:val="BodyText"/>
+      </w:pPr>
+      <w:r>
+        <w:t>Product Information:</w:t>
+      </w:r>
+    </w:p>
+    <w:p>
+      <w:pPr>
+        <w:pStyle w:val="BodyText"/>
+        <w:ind w:left="720"/>
+      </w:pPr>
+      <w:r>
+        <w:rPr>
+          <w:b/>
+          <w:bCs/>
+        </w:rPr>
+        <w:t>Item Identification:</w:t>
+      </w:r>
+      <w:r>
+        <w:t xml:space="preserve"> Includes item_</w:t>
+      </w:r>
+      <w:r>
+        <w:t>id</w:t>
+      </w:r>
+      <w:r>
+        <w:t xml:space="preserve"> and item_</w:t>
+      </w:r>
+      <w:r>
+        <w:t>name</w:t>
+      </w:r>
+      <w:r>
+        <w:t>.</w:t>
+      </w:r>
+    </w:p>
+    <w:p>
+      <w:pPr>
+        <w:pStyle w:val="BodyText"/>
+        <w:ind w:left="720"/>
+      </w:pPr>
+      <w:r>
+        <w:rPr>
+          <w:b/>
+          <w:bCs/>
+        </w:rPr>
+        <w:t>Product Category:</w:t>
+      </w:r>
+      <w:r>
+        <w:t xml:space="preserve"> Consists of category </w:t>
+      </w:r>
+      <w:r>
+        <w:t>id</w:t>
+      </w:r>
+      <w:r>
+        <w:t xml:space="preserve"> and category_name. </w:t>
+      </w:r>
+    </w:p>
+    <w:p>
+      <w:pPr>
+        <w:pStyle w:val="BodyText"/>
+        <w:ind w:left="720"/>
+      </w:pPr>
+      <w:r>
+        <w:rPr>
+          <w:b/>
+          <w:bCs/>
+        </w:rPr>
+        <w:t>Vendor Details:</w:t>
+      </w:r>
+      <w:r>
+        <w:t xml:space="preserve"> Includes vendor_</w:t>
+      </w:r>
+      <w:r>
+        <w:t xml:space="preserve"> </w:t>
+      </w:r>
+      <w:r>
+        <w:t>id</w:t>
+      </w:r>
+      <w:r>
+        <w:t xml:space="preserve"> and vendor_name.</w:t>
+      </w:r>
+    </w:p>
+    <w:p>
+      <w:pPr>
+        <w:pStyle w:val="BodyText"/>
+        <w:ind w:left="720"/>
+      </w:pPr>
+      <w:r>
+        <w:rPr>
+          <w:b/>
+          <w:bCs/>
+        </w:rPr>
+        <w:t>Packaging &amp; Unit Details:</w:t>
+      </w:r>
+      <w:r>
+        <w:t xml:space="preserve"> Captures technical specifications such as pack (quantity per case) and bottle_volume (size of the individual unit)</w:t>
+      </w:r>
+      <w:r>
+        <w:t xml:space="preserve">. </w:t>
+      </w:r>
+    </w:p>
+    <w:p>
+      <w:pPr>
+        <w:pStyle w:val="BodyText"/>
+        <w:ind w:left="720"/>
+      </w:pPr>
+    </w:p>
+    <w:p>
+      <w:pPr>
+        <w:pStyle w:val="BodyText"/>
+      </w:pPr>
+      <w:r>
+        <w:t>Sales &amp; Location Information:</w:t>
+      </w:r>
+    </w:p>
+    <w:p>
+      <w:pPr>
+        <w:pStyle w:val="BodyText"/>
+        <w:ind w:left="720"/>
+      </w:pPr>
+      <w:r>
+        <w:rPr>
+          <w:b/>
+          <w:bCs/>
+        </w:rPr>
+        <w:t>Date</w:t>
+      </w:r>
+      <w:r>
+        <w:rPr>
+          <w:b/>
+          <w:bCs/>
+        </w:rPr>
+        <w:t>(</w:t>
+      </w:r>
+      <w:r>
+        <w:rPr>
+          <w:b/>
+          <w:bCs/>
+        </w:rPr>
+        <w:t>date</w:t>
+      </w:r>
       <w:r>
         <w:rPr>
           <w:b/>
@@ -2127,7 +2254,10 @@
         <w:t>):</w:t>
       </w:r>
       <w:r>
-        <w:t xml:space="preserve"> The wholesale price the retailer pays per bottle. </w:t>
+        <w:t xml:space="preserve"> The timestamp of the retail transaction</w:t>
+      </w:r>
+      <w:r>
+        <w:t>.</w:t>
       </w:r>
     </w:p>
     <w:p>
@@ -2140,55 +2270,128 @@
           <w:b/>
           <w:bCs/>
         </w:rPr>
-        <w:t>Retail Price (</w:t>
-      </w:r>
-      <w:proofErr w:type="spellStart"/>
+        <w:t>Sales Channel (store_</w:t>
+      </w:r>
       <w:r>
         <w:rPr>
           <w:b/>
           <w:bCs/>
         </w:rPr>
-        <w:t>state_bottle_retail</w:t>
-      </w:r>
-      <w:proofErr w:type="spellEnd"/>
+        <w:t>type</w:t>
+      </w:r>
       <w:r>
         <w:rPr>
           <w:b/>
           <w:bCs/>
         </w:rPr>
-        <w:t>):</w:t>
-      </w:r>
-      <w:r>
-        <w:t xml:space="preserve"> The standard suggested retail price per bottle. </w:t>
-      </w:r>
-    </w:p>
-    <w:p>
-      <w:pPr>
-        <w:pStyle w:val="BodyText"/>
-        <w:ind w:left="720"/>
-      </w:pPr>
+        <w:t>)</w:t>
+      </w:r>
       <w:r>
         <w:rPr>
           <w:b/>
           <w:bCs/>
         </w:rPr>
-        <w:t>Sales Measure (</w:t>
-      </w:r>
-      <w:proofErr w:type="spellStart"/>
+        <w:t>:</w:t>
+      </w:r>
+      <w:r>
+        <w:t xml:space="preserve"> </w:t>
+      </w:r>
+      <w:r>
+        <w:t xml:space="preserve">Shows type of the purchase (online). </w:t>
+      </w:r>
+    </w:p>
+    <w:p>
+      <w:pPr>
+        <w:pStyle w:val="BodyText"/>
+        <w:ind w:left="720"/>
+      </w:pPr>
       <w:r>
         <w:rPr>
           <w:b/>
           <w:bCs/>
         </w:rPr>
-        <w:t>sale_dollars</w:t>
-      </w:r>
-      <w:proofErr w:type="spellEnd"/>
+        <w:t>Geography</w:t>
+      </w:r>
       <w:r>
         <w:rPr>
           <w:b/>
           <w:bCs/>
         </w:rPr>
-        <w:t>):</w:t>
+        <w:t xml:space="preserve"> (Delivery Destination):</w:t>
+      </w:r>
+      <w:r>
+        <w:t xml:space="preserve"> city, zip_code, county, county_</w:t>
+      </w:r>
+      <w:r>
+        <w:t xml:space="preserve"> </w:t>
+      </w:r>
+      <w:r>
+        <w:t>id</w:t>
+      </w:r>
+      <w:r>
+        <w:t>.</w:t>
+      </w:r>
+    </w:p>
+    <w:p>
+      <w:pPr>
+        <w:pStyle w:val="BodyText"/>
+        <w:ind w:left="720"/>
+      </w:pPr>
+    </w:p>
+    <w:p>
+      <w:pPr>
+        <w:pStyle w:val="BodyText"/>
+      </w:pPr>
+      <w:r>
+        <w:t>Cost &amp; Sales Measures</w:t>
+      </w:r>
+      <w:r>
+        <w:t>:</w:t>
+      </w:r>
+    </w:p>
+    <w:p>
+      <w:pPr>
+        <w:pStyle w:val="BodyText"/>
+        <w:ind w:left="720"/>
+      </w:pPr>
+      <w:r>
+        <w:rPr>
+          <w:b/>
+          <w:bCs/>
+        </w:rPr>
+        <w:t>Cost Measure (state_bottle_cost):</w:t>
+      </w:r>
+      <w:r>
+        <w:t xml:space="preserve"> The wholesale price the retailer pays per bottle. </w:t>
+      </w:r>
+    </w:p>
+    <w:p>
+      <w:pPr>
+        <w:pStyle w:val="BodyText"/>
+        <w:ind w:left="720"/>
+      </w:pPr>
+      <w:r>
+        <w:rPr>
+          <w:b/>
+          <w:bCs/>
+        </w:rPr>
+        <w:t>Retail Price (state_bottle_retail):</w:t>
+      </w:r>
+      <w:r>
+        <w:t xml:space="preserve"> The retail price per bottle. </w:t>
+      </w:r>
+    </w:p>
+    <w:p>
+      <w:pPr>
+        <w:pStyle w:val="BodyText"/>
+        <w:ind w:left="720"/>
+      </w:pPr>
+      <w:r>
+        <w:rPr>
+          <w:b/>
+          <w:bCs/>
+        </w:rPr>
+        <w:t>Sales Measure (sale_dollars):</w:t>
       </w:r>
       <w:r>
         <w:t xml:space="preserve"> The actual total revenue generated from the transaction (after any discounts or promotions).</w:t>
@@ -2207,496 +2410,7 @@
         <w:t>Volume Metrics:</w:t>
       </w:r>
       <w:r>
-        <w:t xml:space="preserve"> </w:t>
-      </w:r>
-      <w:proofErr w:type="spellStart"/>
-      <w:r>
-        <w:t>bottles_sold</w:t>
-      </w:r>
-      <w:proofErr w:type="spellEnd"/>
-      <w:r>
-        <w:t xml:space="preserve"> (quantity) and </w:t>
-      </w:r>
-      <w:proofErr w:type="spellStart"/>
-      <w:r>
-        <w:t>volume_sold_liters</w:t>
-      </w:r>
-      <w:proofErr w:type="spellEnd"/>
-      <w:r>
-        <w:t xml:space="preserve"> (total liquid volume). These are essential for calculating the "price per liter" and "sales </w:t>
-      </w:r>
-      <w:proofErr w:type="gramStart"/>
-      <w:r>
-        <w:t>density</w:t>
-      </w:r>
-      <w:proofErr w:type="gramEnd"/>
-      <w:r>
-        <w:t>.</w:t>
-      </w:r>
-    </w:p>
-    <w:p>
-      <w:pPr>
-        <w:pStyle w:val="BodyText"/>
-      </w:pPr>
-    </w:p>
-    <w:p>
-      <w:pPr>
-        <w:pStyle w:val="BodyText"/>
-      </w:pPr>
-      <w:r>
-        <w:rPr>
-          <w:b/>
-          <w:bCs/>
-        </w:rPr>
-        <w:t>The second dataset (Online Sales)</w:t>
-      </w:r>
-      <w:r>
-        <w:t xml:space="preserve"> contains information from the E-commerce platform (Web and Mobile App).</w:t>
-      </w:r>
-    </w:p>
-    <w:p>
-      <w:pPr>
-        <w:pStyle w:val="BodyText"/>
-      </w:pPr>
-    </w:p>
-    <w:p>
-      <w:pPr>
-        <w:pStyle w:val="BodyText"/>
-      </w:pPr>
-      <w:r>
-        <w:t>Product Information:</w:t>
-      </w:r>
-    </w:p>
-    <w:p>
-      <w:pPr>
-        <w:pStyle w:val="BodyText"/>
-        <w:ind w:left="720"/>
-      </w:pPr>
-      <w:r>
-        <w:rPr>
-          <w:b/>
-          <w:bCs/>
-        </w:rPr>
-        <w:t>Item Identification:</w:t>
-      </w:r>
-      <w:r>
-        <w:t xml:space="preserve"> Includes </w:t>
-      </w:r>
-      <w:proofErr w:type="spellStart"/>
-      <w:r>
-        <w:t>item_</w:t>
-      </w:r>
-      <w:r>
-        <w:t>id</w:t>
-      </w:r>
-      <w:proofErr w:type="spellEnd"/>
-      <w:r>
-        <w:t xml:space="preserve"> and </w:t>
-      </w:r>
-      <w:proofErr w:type="spellStart"/>
-      <w:r>
-        <w:t>item_</w:t>
-      </w:r>
-      <w:r>
-        <w:t>name</w:t>
-      </w:r>
-      <w:proofErr w:type="spellEnd"/>
-      <w:r>
-        <w:t>.</w:t>
-      </w:r>
-    </w:p>
-    <w:p>
-      <w:pPr>
-        <w:pStyle w:val="BodyText"/>
-        <w:ind w:left="720"/>
-      </w:pPr>
-      <w:r>
-        <w:rPr>
-          <w:b/>
-          <w:bCs/>
-        </w:rPr>
-        <w:t>Product Category:</w:t>
-      </w:r>
-      <w:r>
-        <w:t xml:space="preserve"> Consists of category </w:t>
-      </w:r>
-      <w:r>
-        <w:t>id</w:t>
-      </w:r>
-      <w:r>
-        <w:t xml:space="preserve"> and </w:t>
-      </w:r>
-      <w:proofErr w:type="spellStart"/>
-      <w:r>
-        <w:t>category_name</w:t>
-      </w:r>
-      <w:proofErr w:type="spellEnd"/>
-      <w:r>
-        <w:t xml:space="preserve">. </w:t>
-      </w:r>
-    </w:p>
-    <w:p>
-      <w:pPr>
-        <w:pStyle w:val="BodyText"/>
-        <w:ind w:left="720"/>
-      </w:pPr>
-      <w:r>
-        <w:rPr>
-          <w:b/>
-          <w:bCs/>
-        </w:rPr>
-        <w:t>Vendor Details:</w:t>
-      </w:r>
-      <w:r>
-        <w:t xml:space="preserve"> Includes vendor_</w:t>
-      </w:r>
-      <w:r>
-        <w:t xml:space="preserve"> </w:t>
-      </w:r>
-      <w:r>
-        <w:t>id</w:t>
-      </w:r>
-      <w:r>
-        <w:t xml:space="preserve"> and </w:t>
-      </w:r>
-      <w:proofErr w:type="spellStart"/>
-      <w:r>
-        <w:t>vendor_name</w:t>
-      </w:r>
-      <w:proofErr w:type="spellEnd"/>
-      <w:r>
-        <w:t>.</w:t>
-      </w:r>
-    </w:p>
-    <w:p>
-      <w:pPr>
-        <w:pStyle w:val="BodyText"/>
-        <w:ind w:left="720"/>
-      </w:pPr>
-      <w:r>
-        <w:rPr>
-          <w:b/>
-          <w:bCs/>
-        </w:rPr>
-        <w:t>Packaging &amp; Unit Details:</w:t>
-      </w:r>
-      <w:r>
-        <w:t xml:space="preserve"> Captures technical specifications such as pack (quantity per case) and </w:t>
-      </w:r>
-      <w:proofErr w:type="spellStart"/>
-      <w:r>
-        <w:t>bottle_volume</w:t>
-      </w:r>
-      <w:proofErr w:type="spellEnd"/>
-      <w:r>
-        <w:t xml:space="preserve"> (size of the individual unit)</w:t>
-      </w:r>
-      <w:r>
-        <w:t xml:space="preserve">. </w:t>
-      </w:r>
-    </w:p>
-    <w:p>
-      <w:pPr>
-        <w:pStyle w:val="BodyText"/>
-        <w:ind w:left="720"/>
-      </w:pPr>
-    </w:p>
-    <w:p>
-      <w:pPr>
-        <w:pStyle w:val="BodyText"/>
-      </w:pPr>
-      <w:r>
-        <w:t>Sales &amp; Location Information:</w:t>
-      </w:r>
-    </w:p>
-    <w:p>
-      <w:pPr>
-        <w:pStyle w:val="BodyText"/>
-        <w:ind w:left="720"/>
-      </w:pPr>
-      <w:r>
-        <w:rPr>
-          <w:b/>
-          <w:bCs/>
-        </w:rPr>
-        <w:t>Date</w:t>
-      </w:r>
-      <w:r>
-        <w:rPr>
-          <w:b/>
-          <w:bCs/>
-        </w:rPr>
-        <w:t>(</w:t>
-      </w:r>
-      <w:r>
-        <w:rPr>
-          <w:b/>
-          <w:bCs/>
-        </w:rPr>
-        <w:t>date</w:t>
-      </w:r>
-      <w:r>
-        <w:rPr>
-          <w:b/>
-          <w:bCs/>
-        </w:rPr>
-        <w:t>):</w:t>
-      </w:r>
-      <w:r>
-        <w:t xml:space="preserve"> The timestamp of the retail transaction</w:t>
-      </w:r>
-      <w:r>
-        <w:t>.</w:t>
-      </w:r>
-    </w:p>
-    <w:p>
-      <w:pPr>
-        <w:pStyle w:val="BodyText"/>
-        <w:ind w:left="720"/>
-      </w:pPr>
-      <w:r>
-        <w:rPr>
-          <w:b/>
-          <w:bCs/>
-        </w:rPr>
-        <w:t>Sales Channel (</w:t>
-      </w:r>
-      <w:proofErr w:type="spellStart"/>
-      <w:r>
-        <w:rPr>
-          <w:b/>
-          <w:bCs/>
-        </w:rPr>
-        <w:t>store_</w:t>
-      </w:r>
-      <w:r>
-        <w:rPr>
-          <w:b/>
-          <w:bCs/>
-        </w:rPr>
-        <w:t>type</w:t>
-      </w:r>
-      <w:proofErr w:type="spellEnd"/>
-      <w:r>
-        <w:rPr>
-          <w:b/>
-          <w:bCs/>
-        </w:rPr>
-        <w:t>)</w:t>
-      </w:r>
-      <w:r>
-        <w:rPr>
-          <w:b/>
-          <w:bCs/>
-        </w:rPr>
-        <w:t>:</w:t>
-      </w:r>
-      <w:r>
-        <w:t xml:space="preserve"> </w:t>
-      </w:r>
-      <w:r>
-        <w:t xml:space="preserve">Shows type of </w:t>
-      </w:r>
-      <w:proofErr w:type="gramStart"/>
-      <w:r>
-        <w:t>the purchase</w:t>
-      </w:r>
-      <w:proofErr w:type="gramEnd"/>
-      <w:r>
-        <w:t xml:space="preserve"> (online). </w:t>
-      </w:r>
-    </w:p>
-    <w:p>
-      <w:pPr>
-        <w:pStyle w:val="BodyText"/>
-        <w:ind w:left="720"/>
-      </w:pPr>
-      <w:r>
-        <w:rPr>
-          <w:b/>
-          <w:bCs/>
-        </w:rPr>
-        <w:t>Geography</w:t>
-      </w:r>
-      <w:r>
-        <w:rPr>
-          <w:b/>
-          <w:bCs/>
-        </w:rPr>
-        <w:t xml:space="preserve"> (Delivery Destination):</w:t>
-      </w:r>
-      <w:r>
-        <w:t xml:space="preserve"> city, </w:t>
-      </w:r>
-      <w:proofErr w:type="spellStart"/>
-      <w:r>
-        <w:t>zip_code</w:t>
-      </w:r>
-      <w:proofErr w:type="spellEnd"/>
-      <w:r>
-        <w:t>, county, county_</w:t>
-      </w:r>
-      <w:r>
-        <w:t xml:space="preserve"> </w:t>
-      </w:r>
-      <w:r>
-        <w:t>id</w:t>
-      </w:r>
-      <w:r>
-        <w:t>.</w:t>
-      </w:r>
-    </w:p>
-    <w:p>
-      <w:pPr>
-        <w:pStyle w:val="BodyText"/>
-        <w:ind w:left="720"/>
-      </w:pPr>
-    </w:p>
-    <w:p>
-      <w:pPr>
-        <w:pStyle w:val="BodyText"/>
-      </w:pPr>
-      <w:r>
-        <w:t>Cost &amp; Sales Measures</w:t>
-      </w:r>
-      <w:r>
-        <w:t>:</w:t>
-      </w:r>
-    </w:p>
-    <w:p>
-      <w:pPr>
-        <w:pStyle w:val="BodyText"/>
-        <w:ind w:left="720"/>
-      </w:pPr>
-      <w:r>
-        <w:rPr>
-          <w:b/>
-          <w:bCs/>
-        </w:rPr>
-        <w:t>Cost Measure (</w:t>
-      </w:r>
-      <w:proofErr w:type="spellStart"/>
-      <w:r>
-        <w:rPr>
-          <w:b/>
-          <w:bCs/>
-        </w:rPr>
-        <w:t>state_bottle_cost</w:t>
-      </w:r>
-      <w:proofErr w:type="spellEnd"/>
-      <w:r>
-        <w:rPr>
-          <w:b/>
-          <w:bCs/>
-        </w:rPr>
-        <w:t>):</w:t>
-      </w:r>
-      <w:r>
-        <w:t xml:space="preserve"> The wholesale price the retailer pays per bottle. </w:t>
-      </w:r>
-    </w:p>
-    <w:p>
-      <w:pPr>
-        <w:pStyle w:val="BodyText"/>
-        <w:ind w:left="720"/>
-      </w:pPr>
-      <w:r>
-        <w:rPr>
-          <w:b/>
-          <w:bCs/>
-        </w:rPr>
-        <w:t>Retail Price (</w:t>
-      </w:r>
-      <w:proofErr w:type="spellStart"/>
-      <w:r>
-        <w:rPr>
-          <w:b/>
-          <w:bCs/>
-        </w:rPr>
-        <w:t>state_bottle_retail</w:t>
-      </w:r>
-      <w:proofErr w:type="spellEnd"/>
-      <w:r>
-        <w:rPr>
-          <w:b/>
-          <w:bCs/>
-        </w:rPr>
-        <w:t>):</w:t>
-      </w:r>
-      <w:r>
-        <w:t xml:space="preserve"> The retail price per bottle. </w:t>
-      </w:r>
-    </w:p>
-    <w:p>
-      <w:pPr>
-        <w:pStyle w:val="BodyText"/>
-        <w:ind w:left="720"/>
-      </w:pPr>
-      <w:r>
-        <w:rPr>
-          <w:b/>
-          <w:bCs/>
-        </w:rPr>
-        <w:t>Sales Measure (</w:t>
-      </w:r>
-      <w:proofErr w:type="spellStart"/>
-      <w:r>
-        <w:rPr>
-          <w:b/>
-          <w:bCs/>
-        </w:rPr>
-        <w:t>sale_dollars</w:t>
-      </w:r>
-      <w:proofErr w:type="spellEnd"/>
-      <w:r>
-        <w:rPr>
-          <w:b/>
-          <w:bCs/>
-        </w:rPr>
-        <w:t>):</w:t>
-      </w:r>
-      <w:r>
-        <w:t xml:space="preserve"> The actual total revenue generated from the transaction (after any discounts or promotions).</w:t>
-      </w:r>
-    </w:p>
-    <w:p>
-      <w:pPr>
-        <w:pStyle w:val="BodyText"/>
-        <w:ind w:left="720"/>
-      </w:pPr>
-      <w:r>
-        <w:rPr>
-          <w:b/>
-          <w:bCs/>
-        </w:rPr>
-        <w:t>Volume Metrics:</w:t>
-      </w:r>
-      <w:r>
-        <w:t xml:space="preserve"> </w:t>
-      </w:r>
-      <w:proofErr w:type="spellStart"/>
-      <w:r>
-        <w:t>bottles_sold</w:t>
-      </w:r>
-      <w:proofErr w:type="spellEnd"/>
-      <w:r>
-        <w:t xml:space="preserve"> (quantity) and </w:t>
-      </w:r>
-      <w:proofErr w:type="spellStart"/>
-      <w:r>
-        <w:t>volume_sold_liters</w:t>
-      </w:r>
-      <w:proofErr w:type="spellEnd"/>
-      <w:r>
-        <w:t xml:space="preserve"> (total liquid volume). These are essential for calculating the "price per liter" and "sales </w:t>
-      </w:r>
-      <w:proofErr w:type="gramStart"/>
-      <w:r>
-        <w:t>density</w:t>
-      </w:r>
-      <w:proofErr w:type="gramEnd"/>
-      <w:r>
-        <w:t>.</w:t>
+        <w:t xml:space="preserve"> bottles_sold (quantity) and volume_sold_liters (total liquid volume). These are essential for calculating the "price per liter" and "sales density.</w:t>
       </w:r>
     </w:p>
     <w:p>
@@ -2749,71 +2463,13 @@
         <w:ind w:left="720"/>
       </w:pPr>
       <w:r>
-        <w:t xml:space="preserve">However, there is a notable difference between the </w:t>
-      </w:r>
-      <w:proofErr w:type="gramStart"/>
-      <w:r>
-        <w:t>datasets</w:t>
-      </w:r>
-      <w:proofErr w:type="gramEnd"/>
-      <w:r>
-        <w:t xml:space="preserve"> based on the point of sale. While the physical store dataset includes location-specific data (such as address, </w:t>
-      </w:r>
-      <w:proofErr w:type="spellStart"/>
-      <w:r>
-        <w:t>city_id</w:t>
-      </w:r>
-      <w:proofErr w:type="spellEnd"/>
-      <w:r>
-        <w:t xml:space="preserve">, </w:t>
-      </w:r>
-      <w:proofErr w:type="spellStart"/>
-      <w:r>
-        <w:t>city_name</w:t>
-      </w:r>
-      <w:proofErr w:type="spellEnd"/>
-      <w:r>
-        <w:t xml:space="preserve">, </w:t>
-      </w:r>
-      <w:proofErr w:type="spellStart"/>
-      <w:r>
-        <w:t>zip_code</w:t>
-      </w:r>
-      <w:proofErr w:type="spellEnd"/>
-      <w:r>
-        <w:t xml:space="preserve">, </w:t>
-      </w:r>
-      <w:proofErr w:type="spellStart"/>
-      <w:r>
-        <w:t>county_id</w:t>
-      </w:r>
-      <w:proofErr w:type="spellEnd"/>
-      <w:r>
-        <w:t xml:space="preserve">, and </w:t>
-      </w:r>
-      <w:proofErr w:type="spellStart"/>
-      <w:r>
-        <w:t>county_name</w:t>
-      </w:r>
-      <w:proofErr w:type="spellEnd"/>
-      <w:r>
-        <w:t xml:space="preserve">), the online store dataset excludes these fields, as they are not relevant to online transactions. Additionally, the </w:t>
-      </w:r>
-      <w:proofErr w:type="spellStart"/>
-      <w:r>
-        <w:t>store_type</w:t>
-      </w:r>
-      <w:proofErr w:type="spellEnd"/>
-      <w:r>
-        <w:t xml:space="preserve"> column </w:t>
-      </w:r>
-      <w:proofErr w:type="gramStart"/>
-      <w:r>
-        <w:t>differentiates</w:t>
-      </w:r>
-      <w:proofErr w:type="gramEnd"/>
-      <w:r>
-        <w:t xml:space="preserve"> the two datasets, with "Online" used for online transactions and "Physical" for in-store purchases.</w:t>
+        <w:t xml:space="preserve">However, there is a notable difference between the datasets based on the point of sale. While the physical store dataset includes location-specific data (such as address, city_id, city_name, </w:t>
+      </w:r>
+      <w:r>
+        <w:t>zip_code, county_id, and county_name</w:t>
+      </w:r>
+      <w:r>
+        <w:t>), the online store dataset excludes these fields, as they are not relevant to online transactions. Additionally, the store_type column differentiates the two datasets, with "Online" used for online transactions and "Physical" for in-store purchases.</w:t>
       </w:r>
     </w:p>
     <w:p>
@@ -2891,23 +2547,7 @@
         <w:t xml:space="preserve"> </w:t>
       </w:r>
       <w:r>
-        <w:t xml:space="preserve">Retail and online sales of alcoholic </w:t>
-      </w:r>
-      <w:proofErr w:type="gramStart"/>
-      <w:r>
-        <w:t>beverages,</w:t>
-      </w:r>
-      <w:proofErr w:type="gramEnd"/>
-      <w:r>
-        <w:t xml:space="preserve"> </w:t>
-      </w:r>
-      <w:proofErr w:type="gramStart"/>
-      <w:r>
-        <w:t>includes</w:t>
-      </w:r>
-      <w:proofErr w:type="gramEnd"/>
-      <w:r>
-        <w:t xml:space="preserve"> tracking transactions across physical and digital stores.</w:t>
+        <w:t>Retail and online sales of alcoholic beverages, includes tracking transactions across physical and digital stores.</w:t>
       </w:r>
     </w:p>
     <w:p>
@@ -2971,13 +2611,8 @@
           <w:numId w:val="31"/>
         </w:numPr>
       </w:pPr>
-      <w:proofErr w:type="spellStart"/>
-      <w:r>
-        <w:t>Dim_Store</w:t>
-      </w:r>
-      <w:proofErr w:type="spellEnd"/>
-      <w:r>
-        <w:t>: Contains physical and digital store attributes (name, city, address).</w:t>
+      <w:r>
+        <w:t>Dim_Store: Contains physical and digital store attributes (name, city, address).</w:t>
       </w:r>
     </w:p>
     <w:p>
@@ -2988,13 +2623,8 @@
           <w:numId w:val="30"/>
         </w:numPr>
       </w:pPr>
-      <w:proofErr w:type="spellStart"/>
-      <w:r>
-        <w:t>Dim_Item</w:t>
-      </w:r>
-      <w:proofErr w:type="spellEnd"/>
-      <w:r>
-        <w:t>: Contains product descriptions and category information.</w:t>
+      <w:r>
+        <w:t>Dim_Item: Contains product descriptions and category information.</w:t>
       </w:r>
     </w:p>
     <w:p>
@@ -3005,13 +2635,8 @@
           <w:numId w:val="30"/>
         </w:numPr>
       </w:pPr>
-      <w:proofErr w:type="spellStart"/>
-      <w:r>
-        <w:t>Dim_Vendor</w:t>
-      </w:r>
-      <w:proofErr w:type="spellEnd"/>
-      <w:r>
-        <w:t>: Contains information about product suppliers.</w:t>
+      <w:r>
+        <w:t>Dim_Vendor: Contains information about product suppliers.</w:t>
       </w:r>
     </w:p>
     <w:p>
@@ -3022,13 +2647,8 @@
           <w:numId w:val="30"/>
         </w:numPr>
       </w:pPr>
-      <w:proofErr w:type="spellStart"/>
-      <w:r>
-        <w:t>Dim_Date</w:t>
-      </w:r>
-      <w:proofErr w:type="spellEnd"/>
-      <w:r>
-        <w:t>:</w:t>
+      <w:r>
+        <w:t>Dim_Date:</w:t>
       </w:r>
       <w:r>
         <w:rPr>
@@ -3049,13 +2669,8 @@
           <w:numId w:val="30"/>
         </w:numPr>
       </w:pPr>
-      <w:proofErr w:type="spellStart"/>
-      <w:r>
-        <w:t>Dim_Promotion</w:t>
-      </w:r>
-      <w:proofErr w:type="spellEnd"/>
-      <w:r>
-        <w:t xml:space="preserve">: </w:t>
+      <w:r>
+        <w:t xml:space="preserve">Dim_Promotion: </w:t>
       </w:r>
       <w:r>
         <w:t>Contains promotional campaign details including promotion name and discount percentage.</w:t>
@@ -3076,66 +2691,13 @@
         <w:t>Facts:</w:t>
       </w:r>
       <w:r>
-        <w:t xml:space="preserve"> The quantitative measures include </w:t>
-      </w:r>
-      <w:proofErr w:type="spellStart"/>
-      <w:r>
-        <w:t>sale_</w:t>
-      </w:r>
-      <w:proofErr w:type="gramStart"/>
-      <w:r>
-        <w:t>dollars</w:t>
-      </w:r>
-      <w:proofErr w:type="spellEnd"/>
-      <w:r>
-        <w:t xml:space="preserve"> </w:t>
-      </w:r>
-      <w:r>
-        <w:t>,</w:t>
-      </w:r>
-      <w:proofErr w:type="gramEnd"/>
-      <w:r>
-        <w:t xml:space="preserve"> </w:t>
-      </w:r>
-      <w:proofErr w:type="spellStart"/>
-      <w:r>
-        <w:t>bottles_sold</w:t>
-      </w:r>
-      <w:proofErr w:type="spellEnd"/>
+        <w:t xml:space="preserve"> The quantitative measures include sale_dollars </w:t>
+      </w:r>
       <w:r>
         <w:t xml:space="preserve">, </w:t>
       </w:r>
-      <w:proofErr w:type="spellStart"/>
-      <w:r>
-        <w:t>volume_sold_liters</w:t>
-      </w:r>
-      <w:proofErr w:type="spellEnd"/>
-      <w:r>
-        <w:t xml:space="preserve">, </w:t>
-      </w:r>
-      <w:proofErr w:type="spellStart"/>
-      <w:r>
-        <w:t>volume_sold_gallons</w:t>
-      </w:r>
-      <w:proofErr w:type="spellEnd"/>
-      <w:r>
-        <w:t>, and pricing data (</w:t>
-      </w:r>
-      <w:proofErr w:type="spellStart"/>
-      <w:r>
-        <w:t>state_bottle_cost</w:t>
-      </w:r>
-      <w:proofErr w:type="spellEnd"/>
-      <w:r>
-        <w:t xml:space="preserve"> and </w:t>
-      </w:r>
-      <w:proofErr w:type="spellStart"/>
-      <w:r>
-        <w:t>state_bottle_retail</w:t>
-      </w:r>
-      <w:proofErr w:type="spellEnd"/>
-      <w:r>
-        <w:t>)</w:t>
+      <w:r>
+        <w:t>bottles_sold, volume_sold_liters, volume_sold_gallons, and pricing data (state_bottle_cost and state_bottle_retail)</w:t>
       </w:r>
       <w:r>
         <w:t>.</w:t>
@@ -3179,42 +2741,13 @@
         </w:numPr>
       </w:pPr>
       <w:r>
-        <w:t xml:space="preserve">Normalization of the Item Dimension: The </w:t>
-      </w:r>
-      <w:proofErr w:type="spellStart"/>
-      <w:r>
-        <w:t>category_</w:t>
+        <w:t>Normalization of the Item Dimension: The category_</w:t>
       </w:r>
       <w:r>
         <w:t>id</w:t>
       </w:r>
-      <w:proofErr w:type="spellEnd"/>
-      <w:r>
-        <w:t xml:space="preserve"> was extracted from the </w:t>
-      </w:r>
-      <w:proofErr w:type="spellStart"/>
-      <w:r>
-        <w:t>Dim_Item</w:t>
-      </w:r>
-      <w:proofErr w:type="spellEnd"/>
-      <w:r>
-        <w:t xml:space="preserve"> table into a new sub-dimension </w:t>
-      </w:r>
-      <w:proofErr w:type="spellStart"/>
-      <w:r>
-        <w:t>Dim_Category</w:t>
-      </w:r>
-      <w:proofErr w:type="spellEnd"/>
-      <w:r>
-        <w:t xml:space="preserve">. This ensures each category name is stored only once, referencing the items via a </w:t>
-      </w:r>
-      <w:proofErr w:type="spellStart"/>
-      <w:r>
-        <w:t>category_id</w:t>
-      </w:r>
-      <w:proofErr w:type="spellEnd"/>
-      <w:r>
-        <w:t>.</w:t>
+      <w:r>
+        <w:t xml:space="preserve"> was extracted from the Dim_Item table into a new sub-dimension Dim_Category. This ensures each category name is stored only once, referencing the items via a category_id.</w:t>
       </w:r>
     </w:p>
     <w:p>
@@ -3242,47 +2775,7 @@
         <w:t xml:space="preserve"> </w:t>
       </w:r>
       <w:r>
-        <w:t xml:space="preserve">The </w:t>
-      </w:r>
-      <w:proofErr w:type="spellStart"/>
-      <w:r>
-        <w:t>city_name</w:t>
-      </w:r>
-      <w:proofErr w:type="spellEnd"/>
-      <w:r>
-        <w:t xml:space="preserve"> and </w:t>
-      </w:r>
-      <w:proofErr w:type="spellStart"/>
-      <w:r>
-        <w:t>county_name</w:t>
-      </w:r>
-      <w:proofErr w:type="spellEnd"/>
-      <w:r>
-        <w:t xml:space="preserve"> were removed from the </w:t>
-      </w:r>
-      <w:proofErr w:type="spellStart"/>
-      <w:r>
-        <w:t>Dim_Store</w:t>
-      </w:r>
-      <w:proofErr w:type="spellEnd"/>
-      <w:r>
-        <w:t xml:space="preserve"> table and moved to separate </w:t>
-      </w:r>
-      <w:proofErr w:type="spellStart"/>
-      <w:r>
-        <w:t>Dim_City</w:t>
-      </w:r>
-      <w:proofErr w:type="spellEnd"/>
-      <w:r>
-        <w:t xml:space="preserve"> and </w:t>
-      </w:r>
-      <w:proofErr w:type="spellStart"/>
-      <w:r>
-        <w:t>Dim_County</w:t>
-      </w:r>
-      <w:proofErr w:type="spellEnd"/>
-      <w:r>
-        <w:t xml:space="preserve"> tables.</w:t>
+        <w:t>The city_name and county_name were removed from the Dim_Store table and moved to separate Dim_City and Dim_County tables.</w:t>
       </w:r>
       <w:r>
         <w:t xml:space="preserve"> </w:t>
@@ -3351,27 +2844,7 @@
           <w:sz w:val="20"/>
           <w:szCs w:val="20"/>
         </w:rPr>
-        <w:t xml:space="preserve">Description: Captures the numerical measurements of every product sold </w:t>
-      </w:r>
-      <w:proofErr w:type="gramStart"/>
-      <w:r>
-        <w:rPr>
-          <w:rFonts w:ascii="Trebuchet MS" w:hAnsi="Trebuchet MS"/>
-          <w:color w:val="464547"/>
-          <w:sz w:val="20"/>
-          <w:szCs w:val="20"/>
-        </w:rPr>
-        <w:t>per</w:t>
-      </w:r>
-      <w:proofErr w:type="gramEnd"/>
-      <w:r>
-        <w:rPr>
-          <w:rFonts w:ascii="Trebuchet MS" w:hAnsi="Trebuchet MS"/>
-          <w:color w:val="464547"/>
-          <w:sz w:val="20"/>
-          <w:szCs w:val="20"/>
-        </w:rPr>
-        <w:t xml:space="preserve"> invoice.</w:t>
+        <w:t>Description: Captures the numerical measurements of every product sold per invoice.</w:t>
       </w:r>
     </w:p>
     <w:tbl>
@@ -3557,7 +3030,6 @@
                 <w:bCs/>
               </w:rPr>
             </w:pPr>
-            <w:proofErr w:type="spellStart"/>
             <w:r>
               <w:rPr>
                 <w:b/>
@@ -3565,7 +3037,6 @@
               </w:rPr>
               <w:t>store_id</w:t>
             </w:r>
-            <w:proofErr w:type="spellEnd"/>
           </w:p>
         </w:tc>
         <w:tc>
@@ -3614,7 +3085,6 @@
                 <w:bCs/>
               </w:rPr>
             </w:pPr>
-            <w:proofErr w:type="spellStart"/>
             <w:r>
               <w:rPr>
                 <w:b/>
@@ -3622,7 +3092,6 @@
               </w:rPr>
               <w:t>item_id</w:t>
             </w:r>
-            <w:proofErr w:type="spellEnd"/>
           </w:p>
         </w:tc>
         <w:tc>
@@ -3671,7 +3140,6 @@
                 <w:bCs/>
               </w:rPr>
             </w:pPr>
-            <w:proofErr w:type="spellStart"/>
             <w:r>
               <w:rPr>
                 <w:b/>
@@ -3679,7 +3147,6 @@
               </w:rPr>
               <w:t>vendor_id</w:t>
             </w:r>
-            <w:proofErr w:type="spellEnd"/>
           </w:p>
         </w:tc>
         <w:tc>
@@ -3728,7 +3195,6 @@
                 <w:bCs/>
               </w:rPr>
             </w:pPr>
-            <w:proofErr w:type="spellStart"/>
             <w:r>
               <w:rPr>
                 <w:b/>
@@ -3736,7 +3202,6 @@
               </w:rPr>
               <w:t>promo_id</w:t>
             </w:r>
-            <w:proofErr w:type="spellEnd"/>
           </w:p>
         </w:tc>
         <w:tc>
@@ -3791,7 +3256,6 @@
                 <w:bCs/>
               </w:rPr>
             </w:pPr>
-            <w:proofErr w:type="spellStart"/>
             <w:r>
               <w:rPr>
                 <w:b/>
@@ -3799,7 +3263,6 @@
               </w:rPr>
               <w:t>state_bottle_cost</w:t>
             </w:r>
-            <w:proofErr w:type="spellEnd"/>
           </w:p>
         </w:tc>
         <w:tc>
@@ -3858,7 +3321,6 @@
                 <w:bCs/>
               </w:rPr>
             </w:pPr>
-            <w:proofErr w:type="spellStart"/>
             <w:r>
               <w:rPr>
                 <w:b/>
@@ -3866,7 +3328,6 @@
               </w:rPr>
               <w:t>state_bottle_retail</w:t>
             </w:r>
-            <w:proofErr w:type="spellEnd"/>
           </w:p>
         </w:tc>
         <w:tc>
@@ -3925,7 +3386,6 @@
                 <w:bCs/>
               </w:rPr>
             </w:pPr>
-            <w:proofErr w:type="spellStart"/>
             <w:r>
               <w:rPr>
                 <w:b/>
@@ -3933,7 +3393,6 @@
               </w:rPr>
               <w:t>bottles_sold</w:t>
             </w:r>
-            <w:proofErr w:type="spellEnd"/>
           </w:p>
         </w:tc>
         <w:tc>
@@ -3982,7 +3441,6 @@
                 <w:bCs/>
               </w:rPr>
             </w:pPr>
-            <w:proofErr w:type="spellStart"/>
             <w:r>
               <w:rPr>
                 <w:b/>
@@ -3990,7 +3448,6 @@
               </w:rPr>
               <w:t>sale_dollars</w:t>
             </w:r>
-            <w:proofErr w:type="spellEnd"/>
           </w:p>
         </w:tc>
         <w:tc>
@@ -4049,7 +3506,6 @@
                 <w:bCs/>
               </w:rPr>
             </w:pPr>
-            <w:proofErr w:type="spellStart"/>
             <w:r>
               <w:rPr>
                 <w:b/>
@@ -4057,7 +3513,6 @@
               </w:rPr>
               <w:t>volume_sold_liters</w:t>
             </w:r>
-            <w:proofErr w:type="spellEnd"/>
           </w:p>
         </w:tc>
         <w:tc>
@@ -4116,7 +3571,6 @@
                 <w:bCs/>
               </w:rPr>
             </w:pPr>
-            <w:proofErr w:type="spellStart"/>
             <w:r>
               <w:rPr>
                 <w:b/>
@@ -4124,7 +3578,6 @@
               </w:rPr>
               <w:t>volume_sold_gallons</w:t>
             </w:r>
-            <w:proofErr w:type="spellEnd"/>
           </w:p>
         </w:tc>
         <w:tc>
@@ -4271,7 +3724,6 @@
                 <w:szCs w:val="18"/>
               </w:rPr>
             </w:pPr>
-            <w:proofErr w:type="spellStart"/>
             <w:r>
               <w:rPr>
                 <w:b/>
@@ -4282,7 +3734,6 @@
               </w:rPr>
               <w:t>store_id</w:t>
             </w:r>
-            <w:proofErr w:type="spellEnd"/>
           </w:p>
         </w:tc>
         <w:tc>
@@ -4303,7 +3754,6 @@
                 <w:szCs w:val="18"/>
               </w:rPr>
             </w:pPr>
-            <w:proofErr w:type="spellStart"/>
             <w:r>
               <w:rPr>
                 <w:b/>
@@ -4314,7 +3764,6 @@
               </w:rPr>
               <w:t>item_id</w:t>
             </w:r>
-            <w:proofErr w:type="spellEnd"/>
           </w:p>
         </w:tc>
         <w:tc>
@@ -4335,7 +3784,6 @@
                 <w:szCs w:val="18"/>
               </w:rPr>
             </w:pPr>
-            <w:proofErr w:type="spellStart"/>
             <w:r>
               <w:rPr>
                 <w:b/>
@@ -4346,7 +3794,6 @@
               </w:rPr>
               <w:t>vendor_id</w:t>
             </w:r>
-            <w:proofErr w:type="spellEnd"/>
           </w:p>
         </w:tc>
         <w:tc>
@@ -4367,7 +3814,6 @@
                 <w:szCs w:val="18"/>
               </w:rPr>
             </w:pPr>
-            <w:proofErr w:type="spellStart"/>
             <w:r>
               <w:rPr>
                 <w:b/>
@@ -4378,7 +3824,6 @@
               </w:rPr>
               <w:t>promo_id</w:t>
             </w:r>
-            <w:proofErr w:type="spellEnd"/>
           </w:p>
         </w:tc>
         <w:tc>
@@ -4399,7 +3844,6 @@
                 <w:szCs w:val="18"/>
               </w:rPr>
             </w:pPr>
-            <w:proofErr w:type="spellStart"/>
             <w:r>
               <w:rPr>
                 <w:b/>
@@ -4410,7 +3854,6 @@
               </w:rPr>
               <w:t>state_bottle_cost</w:t>
             </w:r>
-            <w:proofErr w:type="spellEnd"/>
           </w:p>
         </w:tc>
         <w:tc>
@@ -4431,7 +3874,6 @@
                 <w:szCs w:val="18"/>
               </w:rPr>
             </w:pPr>
-            <w:proofErr w:type="spellStart"/>
             <w:r>
               <w:rPr>
                 <w:b/>
@@ -4442,7 +3884,6 @@
               </w:rPr>
               <w:t>state_bottle_retail</w:t>
             </w:r>
-            <w:proofErr w:type="spellEnd"/>
           </w:p>
         </w:tc>
         <w:tc>
@@ -4463,7 +3904,6 @@
                 <w:szCs w:val="18"/>
               </w:rPr>
             </w:pPr>
-            <w:proofErr w:type="spellStart"/>
             <w:r>
               <w:rPr>
                 <w:b/>
@@ -4474,7 +3914,6 @@
               </w:rPr>
               <w:t>bottles_sold</w:t>
             </w:r>
-            <w:proofErr w:type="spellEnd"/>
           </w:p>
         </w:tc>
         <w:tc>
@@ -4495,7 +3934,6 @@
                 <w:szCs w:val="18"/>
               </w:rPr>
             </w:pPr>
-            <w:proofErr w:type="spellStart"/>
             <w:r>
               <w:rPr>
                 <w:b/>
@@ -4506,7 +3944,6 @@
               </w:rPr>
               <w:t>sale_dollars</w:t>
             </w:r>
-            <w:proofErr w:type="spellEnd"/>
           </w:p>
         </w:tc>
         <w:tc>
@@ -4527,7 +3964,6 @@
                 <w:szCs w:val="18"/>
               </w:rPr>
             </w:pPr>
-            <w:proofErr w:type="spellStart"/>
             <w:r>
               <w:rPr>
                 <w:b/>
@@ -4538,7 +3974,6 @@
               </w:rPr>
               <w:t>volume_sold_liters</w:t>
             </w:r>
-            <w:proofErr w:type="spellEnd"/>
           </w:p>
         </w:tc>
         <w:tc>
@@ -4559,7 +3994,6 @@
                 <w:szCs w:val="18"/>
               </w:rPr>
             </w:pPr>
-            <w:proofErr w:type="spellStart"/>
             <w:r>
               <w:rPr>
                 <w:b/>
@@ -4570,7 +4004,6 @@
               </w:rPr>
               <w:t>volume_sold_gallons</w:t>
             </w:r>
-            <w:proofErr w:type="spellEnd"/>
           </w:p>
         </w:tc>
       </w:tr>
@@ -5369,7 +4802,6 @@
                 <w:bCs/>
               </w:rPr>
             </w:pPr>
-            <w:proofErr w:type="spellStart"/>
             <w:r>
               <w:rPr>
                 <w:b/>
@@ -5377,7 +4809,6 @@
               </w:rPr>
               <w:t>store_id</w:t>
             </w:r>
-            <w:proofErr w:type="spellEnd"/>
           </w:p>
         </w:tc>
         <w:tc>
@@ -5422,7 +4853,6 @@
             <w:pPr>
               <w:pStyle w:val="BodyText"/>
             </w:pPr>
-            <w:proofErr w:type="spellStart"/>
             <w:r>
               <w:rPr>
                 <w:b/>
@@ -5430,7 +4860,6 @@
               </w:rPr>
               <w:t>store_name</w:t>
             </w:r>
-            <w:proofErr w:type="spellEnd"/>
           </w:p>
         </w:tc>
         <w:tc>
@@ -5488,7 +4917,6 @@
                 <w:bCs/>
               </w:rPr>
             </w:pPr>
-            <w:proofErr w:type="spellStart"/>
             <w:r>
               <w:rPr>
                 <w:b/>
@@ -5496,7 +4924,6 @@
               </w:rPr>
               <w:t>store_type</w:t>
             </w:r>
-            <w:proofErr w:type="spellEnd"/>
           </w:p>
         </w:tc>
         <w:tc>
@@ -5626,7 +5053,6 @@
                 <w:bCs/>
               </w:rPr>
             </w:pPr>
-            <w:proofErr w:type="spellStart"/>
             <w:r>
               <w:rPr>
                 <w:b/>
@@ -5634,7 +5060,6 @@
               </w:rPr>
               <w:t>zip_code</w:t>
             </w:r>
-            <w:proofErr w:type="spellEnd"/>
           </w:p>
         </w:tc>
         <w:tc>
@@ -5776,7 +5201,6 @@
                 <w:bCs/>
               </w:rPr>
             </w:pPr>
-            <w:proofErr w:type="spellStart"/>
             <w:r>
               <w:rPr>
                 <w:b/>
@@ -5784,7 +5208,6 @@
               </w:rPr>
               <w:t>city_name</w:t>
             </w:r>
-            <w:proofErr w:type="spellEnd"/>
           </w:p>
         </w:tc>
         <w:tc>
@@ -5858,7 +5281,6 @@
                 <w:bCs/>
               </w:rPr>
             </w:pPr>
-            <w:proofErr w:type="spellStart"/>
             <w:r>
               <w:rPr>
                 <w:b/>
@@ -5874,7 +5296,6 @@
               </w:rPr>
               <w:t>id</w:t>
             </w:r>
-            <w:proofErr w:type="spellEnd"/>
           </w:p>
         </w:tc>
         <w:tc>
@@ -6065,7 +5486,6 @@
                 <w:szCs w:val="18"/>
               </w:rPr>
             </w:pPr>
-            <w:proofErr w:type="spellStart"/>
             <w:r>
               <w:rPr>
                 <w:b/>
@@ -6076,7 +5496,6 @@
               </w:rPr>
               <w:t>store_id</w:t>
             </w:r>
-            <w:proofErr w:type="spellEnd"/>
           </w:p>
         </w:tc>
         <w:tc>
@@ -6097,7 +5516,6 @@
                 <w:szCs w:val="18"/>
               </w:rPr>
             </w:pPr>
-            <w:proofErr w:type="spellStart"/>
             <w:r>
               <w:rPr>
                 <w:b/>
@@ -6108,7 +5526,6 @@
               </w:rPr>
               <w:t>store_name</w:t>
             </w:r>
-            <w:proofErr w:type="spellEnd"/>
           </w:p>
         </w:tc>
         <w:tc>
@@ -6129,7 +5546,6 @@
                 <w:szCs w:val="18"/>
               </w:rPr>
             </w:pPr>
-            <w:proofErr w:type="spellStart"/>
             <w:r>
               <w:rPr>
                 <w:b/>
@@ -6140,7 +5556,6 @@
               </w:rPr>
               <w:t>item_id</w:t>
             </w:r>
-            <w:proofErr w:type="spellEnd"/>
           </w:p>
         </w:tc>
         <w:tc>
@@ -6161,7 +5576,6 @@
                 <w:szCs w:val="18"/>
               </w:rPr>
             </w:pPr>
-            <w:proofErr w:type="spellStart"/>
             <w:r>
               <w:rPr>
                 <w:b/>
@@ -6172,7 +5586,6 @@
               </w:rPr>
               <w:t>store_type</w:t>
             </w:r>
-            <w:proofErr w:type="spellEnd"/>
           </w:p>
         </w:tc>
         <w:tc>
@@ -6223,7 +5636,6 @@
                 <w:szCs w:val="18"/>
               </w:rPr>
             </w:pPr>
-            <w:proofErr w:type="spellStart"/>
             <w:r>
               <w:rPr>
                 <w:b/>
@@ -6234,7 +5646,6 @@
               </w:rPr>
               <w:t>zip_code</w:t>
             </w:r>
-            <w:proofErr w:type="spellEnd"/>
           </w:p>
         </w:tc>
         <w:tc>
@@ -6255,7 +5666,6 @@
                 <w:szCs w:val="18"/>
               </w:rPr>
             </w:pPr>
-            <w:proofErr w:type="spellStart"/>
             <w:r>
               <w:rPr>
                 <w:b/>
@@ -6266,7 +5676,6 @@
               </w:rPr>
               <w:t>city_id</w:t>
             </w:r>
-            <w:proofErr w:type="spellEnd"/>
           </w:p>
         </w:tc>
         <w:tc>
@@ -6287,7 +5696,6 @@
                 <w:szCs w:val="18"/>
               </w:rPr>
             </w:pPr>
-            <w:proofErr w:type="spellStart"/>
             <w:r>
               <w:rPr>
                 <w:b/>
@@ -6298,7 +5706,6 @@
               </w:rPr>
               <w:t>city_name</w:t>
             </w:r>
-            <w:proofErr w:type="spellEnd"/>
           </w:p>
         </w:tc>
         <w:tc>
@@ -6319,7 +5726,6 @@
                 <w:szCs w:val="18"/>
               </w:rPr>
             </w:pPr>
-            <w:proofErr w:type="spellStart"/>
             <w:r>
               <w:rPr>
                 <w:b/>
@@ -6330,7 +5736,6 @@
               </w:rPr>
               <w:t>county_id</w:t>
             </w:r>
-            <w:proofErr w:type="spellEnd"/>
           </w:p>
         </w:tc>
         <w:tc>
@@ -6351,7 +5756,6 @@
                 <w:szCs w:val="18"/>
               </w:rPr>
             </w:pPr>
-            <w:proofErr w:type="spellStart"/>
             <w:r>
               <w:rPr>
                 <w:b/>
@@ -6362,7 +5766,6 @@
               </w:rPr>
               <w:t>county_name</w:t>
             </w:r>
-            <w:proofErr w:type="spellEnd"/>
           </w:p>
         </w:tc>
       </w:tr>
@@ -7108,7 +6511,6 @@
                 <w:bCs/>
               </w:rPr>
             </w:pPr>
-            <w:proofErr w:type="spellStart"/>
             <w:r>
               <w:rPr>
                 <w:b/>
@@ -7116,7 +6518,6 @@
               </w:rPr>
               <w:t>item_id</w:t>
             </w:r>
-            <w:proofErr w:type="spellEnd"/>
           </w:p>
         </w:tc>
         <w:tc>
@@ -7161,7 +6562,6 @@
             <w:pPr>
               <w:pStyle w:val="BodyText"/>
             </w:pPr>
-            <w:proofErr w:type="spellStart"/>
             <w:r>
               <w:rPr>
                 <w:b/>
@@ -7176,7 +6576,6 @@
               </w:rPr>
               <w:t>name</w:t>
             </w:r>
-            <w:proofErr w:type="spellEnd"/>
           </w:p>
         </w:tc>
         <w:tc>
@@ -7205,7 +6604,6 @@
                 <w:lang w:val="ru-RU"/>
               </w:rPr>
             </w:pPr>
-            <w:proofErr w:type="gramStart"/>
             <w:r>
               <w:t>V</w:t>
             </w:r>
@@ -7213,11 +6611,7 @@
               <w:t>archar</w:t>
             </w:r>
             <w:r>
-              <w:t>(</w:t>
-            </w:r>
-            <w:proofErr w:type="gramEnd"/>
-            <w:r>
-              <w:t>100)</w:t>
+              <w:t>(100)</w:t>
             </w:r>
           </w:p>
         </w:tc>
@@ -7294,7 +6688,6 @@
                 <w:bCs/>
               </w:rPr>
             </w:pPr>
-            <w:proofErr w:type="spellStart"/>
             <w:r>
               <w:rPr>
                 <w:b/>
@@ -7302,7 +6695,6 @@
               </w:rPr>
               <w:t>bottle_volume_ml</w:t>
             </w:r>
-            <w:proofErr w:type="spellEnd"/>
           </w:p>
         </w:tc>
         <w:tc>
@@ -7351,7 +6743,6 @@
                 <w:bCs/>
               </w:rPr>
             </w:pPr>
-            <w:proofErr w:type="spellStart"/>
             <w:r>
               <w:rPr>
                 <w:b/>
@@ -7359,7 +6750,6 @@
               </w:rPr>
               <w:t>category_id</w:t>
             </w:r>
-            <w:proofErr w:type="spellEnd"/>
           </w:p>
         </w:tc>
         <w:tc>
@@ -7412,7 +6802,6 @@
                 <w:lang w:val="ru-RU"/>
               </w:rPr>
             </w:pPr>
-            <w:proofErr w:type="spellStart"/>
             <w:r>
               <w:rPr>
                 <w:b/>
@@ -7427,7 +6816,6 @@
               </w:rPr>
               <w:t>name</w:t>
             </w:r>
-            <w:proofErr w:type="spellEnd"/>
           </w:p>
         </w:tc>
         <w:tc>
@@ -7453,7 +6841,6 @@
             <w:pPr>
               <w:pStyle w:val="BodyText"/>
             </w:pPr>
-            <w:proofErr w:type="gramStart"/>
             <w:r>
               <w:t>V</w:t>
             </w:r>
@@ -7461,11 +6848,7 @@
               <w:t>archar</w:t>
             </w:r>
             <w:r>
-              <w:t>(</w:t>
-            </w:r>
-            <w:proofErr w:type="gramEnd"/>
-            <w:r>
-              <w:t>50)</w:t>
+              <w:t>(50)</w:t>
             </w:r>
           </w:p>
         </w:tc>
@@ -7534,7 +6917,6 @@
                 <w:szCs w:val="18"/>
               </w:rPr>
             </w:pPr>
-            <w:proofErr w:type="spellStart"/>
             <w:r>
               <w:rPr>
                 <w:b/>
@@ -7545,7 +6927,6 @@
               </w:rPr>
               <w:t>item_id</w:t>
             </w:r>
-            <w:proofErr w:type="spellEnd"/>
           </w:p>
         </w:tc>
         <w:tc>
@@ -7566,7 +6947,6 @@
                 <w:szCs w:val="18"/>
               </w:rPr>
             </w:pPr>
-            <w:proofErr w:type="spellStart"/>
             <w:r>
               <w:rPr>
                 <w:b/>
@@ -7577,7 +6957,6 @@
               </w:rPr>
               <w:t>item_name</w:t>
             </w:r>
-            <w:proofErr w:type="spellEnd"/>
           </w:p>
         </w:tc>
         <w:tc>
@@ -7628,7 +7007,6 @@
                 <w:szCs w:val="18"/>
               </w:rPr>
             </w:pPr>
-            <w:proofErr w:type="spellStart"/>
             <w:r>
               <w:rPr>
                 <w:b/>
@@ -7639,7 +7017,6 @@
               </w:rPr>
               <w:t>bottle_volume_ml</w:t>
             </w:r>
-            <w:proofErr w:type="spellEnd"/>
           </w:p>
         </w:tc>
         <w:tc>
@@ -7660,7 +7037,6 @@
                 <w:szCs w:val="18"/>
               </w:rPr>
             </w:pPr>
-            <w:proofErr w:type="spellStart"/>
             <w:r>
               <w:rPr>
                 <w:b/>
@@ -7671,7 +7047,6 @@
               </w:rPr>
               <w:t>category_id</w:t>
             </w:r>
-            <w:proofErr w:type="spellEnd"/>
           </w:p>
         </w:tc>
         <w:tc>
@@ -7692,7 +7067,6 @@
                 <w:szCs w:val="18"/>
               </w:rPr>
             </w:pPr>
-            <w:proofErr w:type="spellStart"/>
             <w:r>
               <w:rPr>
                 <w:b/>
@@ -7703,7 +7077,6 @@
               </w:rPr>
               <w:t>category_name</w:t>
             </w:r>
-            <w:proofErr w:type="spellEnd"/>
           </w:p>
         </w:tc>
       </w:tr>
@@ -8244,7 +7617,6 @@
                 <w:bCs/>
               </w:rPr>
             </w:pPr>
-            <w:proofErr w:type="spellStart"/>
             <w:r>
               <w:rPr>
                 <w:b/>
@@ -8259,7 +7631,6 @@
               </w:rPr>
               <w:t>_id</w:t>
             </w:r>
-            <w:proofErr w:type="spellEnd"/>
           </w:p>
         </w:tc>
         <w:tc>
@@ -8307,7 +7678,6 @@
             <w:pPr>
               <w:pStyle w:val="BodyText"/>
             </w:pPr>
-            <w:proofErr w:type="spellStart"/>
             <w:r>
               <w:rPr>
                 <w:b/>
@@ -8329,7 +7699,6 @@
               </w:rPr>
               <w:t>name</w:t>
             </w:r>
-            <w:proofErr w:type="spellEnd"/>
           </w:p>
         </w:tc>
         <w:tc>
@@ -8367,7 +7736,6 @@
                 <w:lang w:val="ru-RU"/>
               </w:rPr>
             </w:pPr>
-            <w:proofErr w:type="gramStart"/>
             <w:r>
               <w:t>V</w:t>
             </w:r>
@@ -8375,11 +7743,7 @@
               <w:t>archar</w:t>
             </w:r>
             <w:r>
-              <w:t>(</w:t>
-            </w:r>
-            <w:proofErr w:type="gramEnd"/>
-            <w:r>
-              <w:t>100)</w:t>
+              <w:t>(100)</w:t>
             </w:r>
           </w:p>
         </w:tc>
@@ -8453,7 +7817,6 @@
                 <w:szCs w:val="18"/>
               </w:rPr>
             </w:pPr>
-            <w:proofErr w:type="spellStart"/>
             <w:r>
               <w:rPr>
                 <w:b/>
@@ -8464,7 +7827,6 @@
               </w:rPr>
               <w:t>vendor_id</w:t>
             </w:r>
-            <w:proofErr w:type="spellEnd"/>
           </w:p>
         </w:tc>
         <w:tc>
@@ -8485,7 +7847,6 @@
                 <w:szCs w:val="18"/>
               </w:rPr>
             </w:pPr>
-            <w:proofErr w:type="spellStart"/>
             <w:r>
               <w:rPr>
                 <w:b/>
@@ -8496,7 +7857,6 @@
               </w:rPr>
               <w:t>vendor_name</w:t>
             </w:r>
-            <w:proofErr w:type="spellEnd"/>
           </w:p>
         </w:tc>
       </w:tr>
@@ -9088,7 +8448,6 @@
                 <w:bCs/>
               </w:rPr>
             </w:pPr>
-            <w:proofErr w:type="spellStart"/>
             <w:r>
               <w:rPr>
                 <w:b/>
@@ -9096,7 +8455,6 @@
               </w:rPr>
               <w:t>day_of_week</w:t>
             </w:r>
-            <w:proofErr w:type="spellEnd"/>
           </w:p>
         </w:tc>
         <w:tc>
@@ -9122,7 +8480,6 @@
             <w:pPr>
               <w:pStyle w:val="BodyText"/>
             </w:pPr>
-            <w:proofErr w:type="gramStart"/>
             <w:r>
               <w:t>V</w:t>
             </w:r>
@@ -9130,11 +8487,7 @@
               <w:t>archar</w:t>
             </w:r>
             <w:r>
-              <w:t>(</w:t>
-            </w:r>
-            <w:proofErr w:type="gramEnd"/>
-            <w:r>
-              <w:t>10)</w:t>
+              <w:t>(10)</w:t>
             </w:r>
           </w:p>
         </w:tc>
@@ -9157,7 +8510,6 @@
                 <w:lang w:val="ru-RU"/>
               </w:rPr>
             </w:pPr>
-            <w:proofErr w:type="spellStart"/>
             <w:r>
               <w:rPr>
                 <w:b/>
@@ -9165,7 +8517,6 @@
               </w:rPr>
               <w:t>is_weekend</w:t>
             </w:r>
-            <w:proofErr w:type="spellEnd"/>
           </w:p>
         </w:tc>
         <w:tc>
@@ -9423,7 +8774,6 @@
                 <w:szCs w:val="18"/>
               </w:rPr>
             </w:pPr>
-            <w:proofErr w:type="spellStart"/>
             <w:r>
               <w:rPr>
                 <w:b/>
@@ -9434,7 +8784,6 @@
               </w:rPr>
               <w:t>day_of_week</w:t>
             </w:r>
-            <w:proofErr w:type="spellEnd"/>
           </w:p>
         </w:tc>
         <w:tc>
@@ -9455,7 +8804,6 @@
                 <w:szCs w:val="18"/>
               </w:rPr>
             </w:pPr>
-            <w:proofErr w:type="spellStart"/>
             <w:r>
               <w:rPr>
                 <w:b/>
@@ -9466,7 +8814,6 @@
               </w:rPr>
               <w:t>is_weekend</w:t>
             </w:r>
-            <w:proofErr w:type="spellEnd"/>
           </w:p>
         </w:tc>
       </w:tr>
@@ -10062,7 +9409,6 @@
                 <w:bCs/>
               </w:rPr>
             </w:pPr>
-            <w:proofErr w:type="spellStart"/>
             <w:r>
               <w:rPr>
                 <w:b/>
@@ -10070,7 +9416,6 @@
               </w:rPr>
               <w:t>promo_id</w:t>
             </w:r>
-            <w:proofErr w:type="spellEnd"/>
           </w:p>
         </w:tc>
         <w:tc>
@@ -10115,7 +9460,6 @@
             <w:pPr>
               <w:pStyle w:val="BodyText"/>
             </w:pPr>
-            <w:proofErr w:type="spellStart"/>
             <w:r>
               <w:rPr>
                 <w:b/>
@@ -10123,7 +9467,6 @@
               </w:rPr>
               <w:t>promo_name</w:t>
             </w:r>
-            <w:proofErr w:type="spellEnd"/>
           </w:p>
         </w:tc>
         <w:tc>
@@ -10152,7 +9495,6 @@
                 <w:lang w:val="ru-RU"/>
               </w:rPr>
             </w:pPr>
-            <w:proofErr w:type="gramStart"/>
             <w:r>
               <w:t>V</w:t>
             </w:r>
@@ -10160,11 +9502,7 @@
               <w:t>archar</w:t>
             </w:r>
             <w:r>
-              <w:t>(</w:t>
-            </w:r>
-            <w:proofErr w:type="gramEnd"/>
-            <w:r>
-              <w:t>20)</w:t>
+              <w:t>(20)</w:t>
             </w:r>
           </w:p>
         </w:tc>
@@ -10186,7 +9524,6 @@
                 <w:bCs/>
               </w:rPr>
             </w:pPr>
-            <w:proofErr w:type="spellStart"/>
             <w:r>
               <w:rPr>
                 <w:b/>
@@ -10194,7 +9531,6 @@
               </w:rPr>
               <w:t>discount_pct</w:t>
             </w:r>
-            <w:proofErr w:type="spellEnd"/>
           </w:p>
         </w:tc>
         <w:tc>
@@ -10286,7 +9622,6 @@
                 <w:szCs w:val="18"/>
               </w:rPr>
             </w:pPr>
-            <w:proofErr w:type="spellStart"/>
             <w:r>
               <w:rPr>
                 <w:b/>
@@ -10298,7 +9633,6 @@
               <w:lastRenderedPageBreak/>
               <w:t>promo_id</w:t>
             </w:r>
-            <w:proofErr w:type="spellEnd"/>
           </w:p>
         </w:tc>
         <w:tc>
@@ -10319,7 +9653,6 @@
                 <w:szCs w:val="18"/>
               </w:rPr>
             </w:pPr>
-            <w:proofErr w:type="spellStart"/>
             <w:r>
               <w:rPr>
                 <w:b/>
@@ -10330,7 +9663,6 @@
               </w:rPr>
               <w:t>promo_name</w:t>
             </w:r>
-            <w:proofErr w:type="spellEnd"/>
           </w:p>
         </w:tc>
         <w:tc>
@@ -10351,7 +9683,6 @@
                 <w:szCs w:val="18"/>
               </w:rPr>
             </w:pPr>
-            <w:proofErr w:type="spellStart"/>
             <w:r>
               <w:rPr>
                 <w:b/>
@@ -10362,7 +9693,6 @@
               </w:rPr>
               <w:t>discount_pct</w:t>
             </w:r>
-            <w:proofErr w:type="spellEnd"/>
           </w:p>
         </w:tc>
       </w:tr>
@@ -10788,15 +10118,7 @@
         <w:t>: Original business keys from source systems are preserved in &lt;Entity&gt;_SRC_ID columns to maintain traceability.</w:t>
       </w:r>
       <w:r>
-        <w:t xml:space="preserve"> For entities CE_CITIES and CE_ADDRESSES, these keys are stored as </w:t>
-      </w:r>
-      <w:proofErr w:type="gramStart"/>
-      <w:r>
-        <w:t>VARCHAR(</w:t>
-      </w:r>
-      <w:proofErr w:type="gramEnd"/>
-      <w:r>
-        <w:t>100) to accommodate alphanumeric identifiers or composite keys from source systems, ensuring no loss of granularity during integration.</w:t>
+        <w:t xml:space="preserve"> For entities CE_CITIES and CE_ADDRESSES, these keys are stored as VARCHAR(100) to accommodate alphanumeric identifiers or composite keys from source systems, ensuring no loss of granularity during integration.</w:t>
       </w:r>
     </w:p>
     <w:p>
@@ -11226,892 +10548,6 @@
       <w:pPr>
         <w:pStyle w:val="BodyText"/>
       </w:pPr>
-    </w:p>
-    <w:p>
-      <w:pPr>
-        <w:pStyle w:val="BodyText"/>
-      </w:pPr>
-      <w:r>
-        <w:t xml:space="preserve">The </w:t>
-      </w:r>
-      <w:r>
-        <w:rPr>
-          <w:b/>
-          <w:bCs/>
-        </w:rPr>
-        <w:t>DIM_</w:t>
-      </w:r>
-      <w:r>
-        <w:rPr>
-          <w:b/>
-          <w:bCs/>
-        </w:rPr>
-        <w:t>DATES</w:t>
-      </w:r>
-      <w:r>
-        <w:rPr>
-          <w:b/>
-          <w:bCs/>
-        </w:rPr>
-        <w:t>_DAY</w:t>
-      </w:r>
-      <w:r>
-        <w:t xml:space="preserve"> table is populated via a one-time script</w:t>
-      </w:r>
-      <w:r>
-        <w:t>:</w:t>
-      </w:r>
-      <w:r>
-        <w:br/>
-      </w:r>
-    </w:p>
-    <w:p>
-      <w:pPr>
-        <w:pStyle w:val="BodyText"/>
-        <w:rPr>
-          <w:sz w:val="24"/>
-          <w:szCs w:val="24"/>
-        </w:rPr>
-      </w:pPr>
-      <w:r>
-        <w:rPr>
-          <w:sz w:val="24"/>
-          <w:szCs w:val="24"/>
-        </w:rPr>
-        <w:t>Create Table BL_DM.DIM_DATES_DAY (</w:t>
-      </w:r>
-    </w:p>
-    <w:p>
-      <w:pPr>
-        <w:pStyle w:val="BodyText"/>
-        <w:rPr>
-          <w:sz w:val="24"/>
-          <w:szCs w:val="24"/>
-        </w:rPr>
-      </w:pPr>
-      <w:r>
-        <w:rPr>
-          <w:sz w:val="24"/>
-          <w:szCs w:val="24"/>
-        </w:rPr>
-        <w:tab/>
-        <w:t xml:space="preserve">DATE_ID    BIGINT PRIMARY KEY, </w:t>
-      </w:r>
-    </w:p>
-    <w:p>
-      <w:pPr>
-        <w:pStyle w:val="BodyText"/>
-        <w:rPr>
-          <w:sz w:val="24"/>
-          <w:szCs w:val="24"/>
-        </w:rPr>
-      </w:pPr>
-      <w:r>
-        <w:rPr>
-          <w:sz w:val="24"/>
-          <w:szCs w:val="24"/>
-        </w:rPr>
-        <w:t xml:space="preserve">    </w:t>
-      </w:r>
-      <w:r>
-        <w:rPr>
-          <w:sz w:val="24"/>
-          <w:szCs w:val="24"/>
-        </w:rPr>
-        <w:tab/>
-        <w:t xml:space="preserve">DATE_DT    DATE NOT NULL,      </w:t>
-      </w:r>
-    </w:p>
-    <w:p>
-      <w:pPr>
-        <w:pStyle w:val="BodyText"/>
-        <w:rPr>
-          <w:sz w:val="24"/>
-          <w:szCs w:val="24"/>
-        </w:rPr>
-      </w:pPr>
-      <w:r>
-        <w:rPr>
-          <w:sz w:val="24"/>
-          <w:szCs w:val="24"/>
-        </w:rPr>
-        <w:tab/>
-        <w:t>"DAY"     INTEGER NOT NULL,</w:t>
-      </w:r>
-    </w:p>
-    <w:p>
-      <w:pPr>
-        <w:pStyle w:val="BodyText"/>
-        <w:rPr>
-          <w:sz w:val="24"/>
-          <w:szCs w:val="24"/>
-        </w:rPr>
-      </w:pPr>
-      <w:r>
-        <w:rPr>
-          <w:sz w:val="24"/>
-          <w:szCs w:val="24"/>
-        </w:rPr>
-        <w:t xml:space="preserve">  </w:t>
-      </w:r>
-      <w:r>
-        <w:rPr>
-          <w:sz w:val="24"/>
-          <w:szCs w:val="24"/>
-        </w:rPr>
-        <w:tab/>
-        <w:t>DAY_OF_</w:t>
-      </w:r>
-      <w:proofErr w:type="gramStart"/>
-      <w:r>
-        <w:rPr>
-          <w:sz w:val="24"/>
-          <w:szCs w:val="24"/>
-        </w:rPr>
-        <w:t>WEEK  VARCHAR</w:t>
-      </w:r>
-      <w:proofErr w:type="gramEnd"/>
-      <w:r>
-        <w:rPr>
-          <w:sz w:val="24"/>
-          <w:szCs w:val="24"/>
-        </w:rPr>
-        <w:t>(10) NOT NULL,</w:t>
-      </w:r>
-    </w:p>
-    <w:p>
-      <w:pPr>
-        <w:pStyle w:val="BodyText"/>
-        <w:rPr>
-          <w:sz w:val="24"/>
-          <w:szCs w:val="24"/>
-        </w:rPr>
-      </w:pPr>
-      <w:r>
-        <w:rPr>
-          <w:sz w:val="24"/>
-          <w:szCs w:val="24"/>
-        </w:rPr>
-        <w:t xml:space="preserve">  </w:t>
-      </w:r>
-      <w:r>
-        <w:rPr>
-          <w:sz w:val="24"/>
-          <w:szCs w:val="24"/>
-        </w:rPr>
-        <w:tab/>
-        <w:t xml:space="preserve">IS_WEEKEND   Boolean NOT NULL,  </w:t>
-      </w:r>
-    </w:p>
-    <w:p>
-      <w:pPr>
-        <w:pStyle w:val="BodyText"/>
-        <w:rPr>
-          <w:sz w:val="24"/>
-          <w:szCs w:val="24"/>
-        </w:rPr>
-      </w:pPr>
-      <w:r>
-        <w:rPr>
-          <w:sz w:val="24"/>
-          <w:szCs w:val="24"/>
-        </w:rPr>
-        <w:lastRenderedPageBreak/>
-        <w:t xml:space="preserve">    </w:t>
-      </w:r>
-      <w:r>
-        <w:rPr>
-          <w:sz w:val="24"/>
-          <w:szCs w:val="24"/>
-        </w:rPr>
-        <w:tab/>
-        <w:t xml:space="preserve">"MONTH"   INTEGER NOT NULL,   </w:t>
-      </w:r>
-    </w:p>
-    <w:p>
-      <w:pPr>
-        <w:pStyle w:val="BodyText"/>
-        <w:rPr>
-          <w:sz w:val="24"/>
-          <w:szCs w:val="24"/>
-        </w:rPr>
-      </w:pPr>
-      <w:r>
-        <w:rPr>
-          <w:sz w:val="24"/>
-          <w:szCs w:val="24"/>
-        </w:rPr>
-        <w:t xml:space="preserve">    </w:t>
-      </w:r>
-      <w:r>
-        <w:rPr>
-          <w:sz w:val="24"/>
-          <w:szCs w:val="24"/>
-        </w:rPr>
-        <w:tab/>
-        <w:t xml:space="preserve">"QUARTER" INTEGER NOT NULL,   </w:t>
-      </w:r>
-    </w:p>
-    <w:p>
-      <w:pPr>
-        <w:pStyle w:val="BodyText"/>
-        <w:rPr>
-          <w:sz w:val="24"/>
-          <w:szCs w:val="24"/>
-        </w:rPr>
-      </w:pPr>
-      <w:r>
-        <w:rPr>
-          <w:sz w:val="24"/>
-          <w:szCs w:val="24"/>
-        </w:rPr>
-        <w:t xml:space="preserve">    </w:t>
-      </w:r>
-      <w:r>
-        <w:rPr>
-          <w:sz w:val="24"/>
-          <w:szCs w:val="24"/>
-        </w:rPr>
-        <w:tab/>
-        <w:t>"YEAR"    INTEGER NOT NULL</w:t>
-      </w:r>
-    </w:p>
-    <w:p>
-      <w:pPr>
-        <w:pStyle w:val="BodyText"/>
-        <w:rPr>
-          <w:sz w:val="24"/>
-          <w:szCs w:val="24"/>
-        </w:rPr>
-      </w:pPr>
-      <w:proofErr w:type="gramStart"/>
-      <w:r>
-        <w:rPr>
-          <w:sz w:val="24"/>
-          <w:szCs w:val="24"/>
-        </w:rPr>
-        <w:t>);</w:t>
-      </w:r>
-      <w:proofErr w:type="gramEnd"/>
-    </w:p>
-    <w:p>
-      <w:pPr>
-        <w:pStyle w:val="BodyText"/>
-        <w:rPr>
-          <w:sz w:val="24"/>
-          <w:szCs w:val="24"/>
-        </w:rPr>
-      </w:pPr>
-    </w:p>
-    <w:p>
-      <w:pPr>
-        <w:pStyle w:val="BodyText"/>
-        <w:rPr>
-          <w:sz w:val="24"/>
-          <w:szCs w:val="24"/>
-        </w:rPr>
-      </w:pPr>
-      <w:r>
-        <w:rPr>
-          <w:sz w:val="24"/>
-          <w:szCs w:val="24"/>
-        </w:rPr>
-        <w:t>INSERT INTO BL_DM.DIM_DATES_DAY (</w:t>
-      </w:r>
-    </w:p>
-    <w:p>
-      <w:pPr>
-        <w:pStyle w:val="BodyText"/>
-        <w:rPr>
-          <w:sz w:val="24"/>
-          <w:szCs w:val="24"/>
-        </w:rPr>
-      </w:pPr>
-      <w:r>
-        <w:rPr>
-          <w:sz w:val="24"/>
-          <w:szCs w:val="24"/>
-        </w:rPr>
-        <w:t xml:space="preserve">    </w:t>
-      </w:r>
-      <w:r>
-        <w:rPr>
-          <w:sz w:val="24"/>
-          <w:szCs w:val="24"/>
-        </w:rPr>
-        <w:tab/>
-        <w:t xml:space="preserve">DATE_ID, </w:t>
-      </w:r>
-    </w:p>
-    <w:p>
-      <w:pPr>
-        <w:pStyle w:val="BodyText"/>
-        <w:rPr>
-          <w:sz w:val="24"/>
-          <w:szCs w:val="24"/>
-        </w:rPr>
-      </w:pPr>
-      <w:r>
-        <w:rPr>
-          <w:sz w:val="24"/>
-          <w:szCs w:val="24"/>
-        </w:rPr>
-        <w:t xml:space="preserve">    </w:t>
-      </w:r>
-      <w:r>
-        <w:rPr>
-          <w:sz w:val="24"/>
-          <w:szCs w:val="24"/>
-        </w:rPr>
-        <w:tab/>
-        <w:t xml:space="preserve">DATE_DT, </w:t>
-      </w:r>
-    </w:p>
-    <w:p>
-      <w:pPr>
-        <w:pStyle w:val="BodyText"/>
-        <w:rPr>
-          <w:sz w:val="24"/>
-          <w:szCs w:val="24"/>
-        </w:rPr>
-      </w:pPr>
-      <w:r>
-        <w:rPr>
-          <w:sz w:val="24"/>
-          <w:szCs w:val="24"/>
-        </w:rPr>
-        <w:tab/>
-        <w:t>"DAY",</w:t>
-      </w:r>
-    </w:p>
-    <w:p>
-      <w:pPr>
-        <w:pStyle w:val="BodyText"/>
-        <w:rPr>
-          <w:sz w:val="24"/>
-          <w:szCs w:val="24"/>
-        </w:rPr>
-      </w:pPr>
-      <w:r>
-        <w:rPr>
-          <w:sz w:val="24"/>
-          <w:szCs w:val="24"/>
-        </w:rPr>
-        <w:tab/>
-        <w:t>DAY_OF_WEEK,</w:t>
-      </w:r>
-    </w:p>
-    <w:p>
-      <w:pPr>
-        <w:pStyle w:val="BodyText"/>
-        <w:rPr>
-          <w:sz w:val="24"/>
-          <w:szCs w:val="24"/>
-        </w:rPr>
-      </w:pPr>
-      <w:r>
-        <w:rPr>
-          <w:sz w:val="24"/>
-          <w:szCs w:val="24"/>
-        </w:rPr>
-        <w:tab/>
-        <w:t>IS_WEEKEND,</w:t>
-      </w:r>
-    </w:p>
-    <w:p>
-      <w:pPr>
-        <w:pStyle w:val="BodyText"/>
-        <w:rPr>
-          <w:sz w:val="24"/>
-          <w:szCs w:val="24"/>
-        </w:rPr>
-      </w:pPr>
-      <w:r>
-        <w:rPr>
-          <w:sz w:val="24"/>
-          <w:szCs w:val="24"/>
-        </w:rPr>
-        <w:t xml:space="preserve">    </w:t>
-      </w:r>
-      <w:r>
-        <w:rPr>
-          <w:sz w:val="24"/>
-          <w:szCs w:val="24"/>
-        </w:rPr>
-        <w:tab/>
-        <w:t xml:space="preserve">"MONTH", </w:t>
-      </w:r>
-    </w:p>
-    <w:p>
-      <w:pPr>
-        <w:pStyle w:val="BodyText"/>
-        <w:rPr>
-          <w:sz w:val="24"/>
-          <w:szCs w:val="24"/>
-        </w:rPr>
-      </w:pPr>
-      <w:r>
-        <w:rPr>
-          <w:sz w:val="24"/>
-          <w:szCs w:val="24"/>
-        </w:rPr>
-        <w:t xml:space="preserve">    </w:t>
-      </w:r>
-      <w:r>
-        <w:rPr>
-          <w:sz w:val="24"/>
-          <w:szCs w:val="24"/>
-        </w:rPr>
-        <w:tab/>
-        <w:t xml:space="preserve">"QUARTER", </w:t>
-      </w:r>
-    </w:p>
-    <w:p>
-      <w:pPr>
-        <w:pStyle w:val="BodyText"/>
-        <w:rPr>
-          <w:sz w:val="24"/>
-          <w:szCs w:val="24"/>
-        </w:rPr>
-      </w:pPr>
-      <w:r>
-        <w:rPr>
-          <w:sz w:val="24"/>
-          <w:szCs w:val="24"/>
-        </w:rPr>
-        <w:t xml:space="preserve">    </w:t>
-      </w:r>
-      <w:r>
-        <w:rPr>
-          <w:sz w:val="24"/>
-          <w:szCs w:val="24"/>
-        </w:rPr>
-        <w:tab/>
-        <w:t>"YEAR"</w:t>
-      </w:r>
-    </w:p>
-    <w:p>
-      <w:pPr>
-        <w:pStyle w:val="BodyText"/>
-        <w:rPr>
-          <w:sz w:val="24"/>
-          <w:szCs w:val="24"/>
-        </w:rPr>
-      </w:pPr>
-      <w:r>
-        <w:rPr>
-          <w:sz w:val="24"/>
-          <w:szCs w:val="24"/>
-        </w:rPr>
-        <w:t>)</w:t>
-      </w:r>
-    </w:p>
-    <w:p>
-      <w:pPr>
-        <w:pStyle w:val="BodyText"/>
-        <w:rPr>
-          <w:sz w:val="24"/>
-          <w:szCs w:val="24"/>
-        </w:rPr>
-      </w:pPr>
-      <w:r>
-        <w:rPr>
-          <w:sz w:val="24"/>
-          <w:szCs w:val="24"/>
-        </w:rPr>
-        <w:t>SELECT</w:t>
-      </w:r>
-    </w:p>
-    <w:p>
-      <w:pPr>
-        <w:pStyle w:val="BodyText"/>
-        <w:rPr>
-          <w:sz w:val="24"/>
-          <w:szCs w:val="24"/>
-        </w:rPr>
-      </w:pPr>
-      <w:r>
-        <w:rPr>
-          <w:sz w:val="24"/>
-          <w:szCs w:val="24"/>
-        </w:rPr>
-        <w:tab/>
-      </w:r>
-      <w:proofErr w:type="gramStart"/>
-      <w:r>
-        <w:rPr>
-          <w:sz w:val="24"/>
-          <w:szCs w:val="24"/>
-        </w:rPr>
-        <w:t>CAST(</w:t>
-      </w:r>
-      <w:proofErr w:type="gramEnd"/>
-      <w:r>
-        <w:rPr>
-          <w:sz w:val="24"/>
-          <w:szCs w:val="24"/>
-        </w:rPr>
-        <w:t>TO_</w:t>
-      </w:r>
-      <w:proofErr w:type="gramStart"/>
-      <w:r>
-        <w:rPr>
-          <w:sz w:val="24"/>
-          <w:szCs w:val="24"/>
-        </w:rPr>
-        <w:t>CHAR(</w:t>
-      </w:r>
-      <w:proofErr w:type="gramEnd"/>
-      <w:r>
-        <w:rPr>
-          <w:sz w:val="24"/>
-          <w:szCs w:val="24"/>
-        </w:rPr>
-        <w:t>datum, 'YYYYMMDD') AS BIGINT) AS DATE_ID,</w:t>
-      </w:r>
-    </w:p>
-    <w:p>
-      <w:pPr>
-        <w:pStyle w:val="BodyText"/>
-        <w:rPr>
-          <w:sz w:val="24"/>
-          <w:szCs w:val="24"/>
-        </w:rPr>
-      </w:pPr>
-      <w:r>
-        <w:rPr>
-          <w:sz w:val="24"/>
-          <w:szCs w:val="24"/>
-        </w:rPr>
-        <w:t xml:space="preserve">    </w:t>
-      </w:r>
-      <w:r>
-        <w:rPr>
-          <w:sz w:val="24"/>
-          <w:szCs w:val="24"/>
-        </w:rPr>
-        <w:tab/>
-        <w:t>datum DATE_DT,</w:t>
-      </w:r>
-    </w:p>
-    <w:p>
-      <w:pPr>
-        <w:pStyle w:val="BodyText"/>
-        <w:rPr>
-          <w:sz w:val="24"/>
-          <w:szCs w:val="24"/>
-        </w:rPr>
-      </w:pPr>
-      <w:r>
-        <w:rPr>
-          <w:sz w:val="24"/>
-          <w:szCs w:val="24"/>
-        </w:rPr>
-        <w:tab/>
-      </w:r>
-      <w:proofErr w:type="gramStart"/>
-      <w:r>
-        <w:rPr>
-          <w:sz w:val="24"/>
-          <w:szCs w:val="24"/>
-        </w:rPr>
-        <w:t>EXTRACT(</w:t>
-      </w:r>
-      <w:proofErr w:type="gramEnd"/>
-      <w:r>
-        <w:rPr>
-          <w:sz w:val="24"/>
-          <w:szCs w:val="24"/>
-        </w:rPr>
-        <w:t>DAY FROM datum) "DAY",</w:t>
-      </w:r>
-    </w:p>
-    <w:p>
-      <w:pPr>
-        <w:pStyle w:val="BodyText"/>
-        <w:rPr>
-          <w:sz w:val="24"/>
-          <w:szCs w:val="24"/>
-        </w:rPr>
-      </w:pPr>
-      <w:r>
-        <w:rPr>
-          <w:sz w:val="24"/>
-          <w:szCs w:val="24"/>
-        </w:rPr>
-        <w:tab/>
-      </w:r>
-      <w:proofErr w:type="gramStart"/>
-      <w:r>
-        <w:rPr>
-          <w:sz w:val="24"/>
-          <w:szCs w:val="24"/>
-        </w:rPr>
-        <w:t>TRIM(</w:t>
-      </w:r>
-      <w:proofErr w:type="gramEnd"/>
-      <w:r>
-        <w:rPr>
-          <w:sz w:val="24"/>
-          <w:szCs w:val="24"/>
-        </w:rPr>
-        <w:t>TO_</w:t>
-      </w:r>
-      <w:proofErr w:type="gramStart"/>
-      <w:r>
-        <w:rPr>
-          <w:sz w:val="24"/>
-          <w:szCs w:val="24"/>
-        </w:rPr>
-        <w:t>CHAR(</w:t>
-      </w:r>
-      <w:proofErr w:type="gramEnd"/>
-      <w:r>
-        <w:rPr>
-          <w:sz w:val="24"/>
-          <w:szCs w:val="24"/>
-        </w:rPr>
-        <w:t>datum, 'Day')) DAY_OF_WEEK,</w:t>
-      </w:r>
-    </w:p>
-    <w:p>
-      <w:pPr>
-        <w:pStyle w:val="BodyText"/>
-        <w:rPr>
-          <w:sz w:val="24"/>
-          <w:szCs w:val="24"/>
-        </w:rPr>
-      </w:pPr>
-      <w:r>
-        <w:rPr>
-          <w:sz w:val="24"/>
-          <w:szCs w:val="24"/>
-        </w:rPr>
-        <w:tab/>
-        <w:t>(</w:t>
-      </w:r>
-      <w:proofErr w:type="gramStart"/>
-      <w:r>
-        <w:rPr>
-          <w:sz w:val="24"/>
-          <w:szCs w:val="24"/>
-        </w:rPr>
-        <w:t>EXTRACT(</w:t>
-      </w:r>
-      <w:proofErr w:type="gramEnd"/>
-      <w:r>
-        <w:rPr>
-          <w:sz w:val="24"/>
-          <w:szCs w:val="24"/>
-        </w:rPr>
-        <w:t>ISODOW FROM datum) &gt; 5) AS IS_WEEKEND,</w:t>
-      </w:r>
-    </w:p>
-    <w:p>
-      <w:pPr>
-        <w:pStyle w:val="BodyText"/>
-        <w:rPr>
-          <w:sz w:val="24"/>
-          <w:szCs w:val="24"/>
-        </w:rPr>
-      </w:pPr>
-      <w:r>
-        <w:rPr>
-          <w:sz w:val="24"/>
-          <w:szCs w:val="24"/>
-        </w:rPr>
-        <w:tab/>
-      </w:r>
-      <w:proofErr w:type="gramStart"/>
-      <w:r>
-        <w:rPr>
-          <w:sz w:val="24"/>
-          <w:szCs w:val="24"/>
-        </w:rPr>
-        <w:t>EXTRACT(</w:t>
-      </w:r>
-      <w:proofErr w:type="gramEnd"/>
-      <w:r>
-        <w:rPr>
-          <w:sz w:val="24"/>
-          <w:szCs w:val="24"/>
-        </w:rPr>
-        <w:t>MONTH FROM datum) "MONTH",</w:t>
-      </w:r>
-    </w:p>
-    <w:p>
-      <w:pPr>
-        <w:pStyle w:val="BodyText"/>
-        <w:rPr>
-          <w:sz w:val="24"/>
-          <w:szCs w:val="24"/>
-        </w:rPr>
-      </w:pPr>
-      <w:r>
-        <w:rPr>
-          <w:sz w:val="24"/>
-          <w:szCs w:val="24"/>
-        </w:rPr>
-        <w:t xml:space="preserve">   </w:t>
-      </w:r>
-      <w:r>
-        <w:rPr>
-          <w:sz w:val="24"/>
-          <w:szCs w:val="24"/>
-        </w:rPr>
-        <w:tab/>
-      </w:r>
-      <w:proofErr w:type="gramStart"/>
-      <w:r>
-        <w:rPr>
-          <w:sz w:val="24"/>
-          <w:szCs w:val="24"/>
-        </w:rPr>
-        <w:t>EXTRACT(</w:t>
-      </w:r>
-      <w:proofErr w:type="gramEnd"/>
-      <w:r>
-        <w:rPr>
-          <w:sz w:val="24"/>
-          <w:szCs w:val="24"/>
-        </w:rPr>
-        <w:t>QUARTER FROM datum) "QUARTER",</w:t>
-      </w:r>
-    </w:p>
-    <w:p>
-      <w:pPr>
-        <w:pStyle w:val="BodyText"/>
-        <w:rPr>
-          <w:sz w:val="24"/>
-          <w:szCs w:val="24"/>
-        </w:rPr>
-      </w:pPr>
-      <w:r>
-        <w:rPr>
-          <w:sz w:val="24"/>
-          <w:szCs w:val="24"/>
-        </w:rPr>
-        <w:t xml:space="preserve">    </w:t>
-      </w:r>
-      <w:r>
-        <w:rPr>
-          <w:sz w:val="24"/>
-          <w:szCs w:val="24"/>
-        </w:rPr>
-        <w:tab/>
-      </w:r>
-      <w:proofErr w:type="gramStart"/>
-      <w:r>
-        <w:rPr>
-          <w:sz w:val="24"/>
-          <w:szCs w:val="24"/>
-        </w:rPr>
-        <w:t>EXTRACT(</w:t>
-      </w:r>
-      <w:proofErr w:type="gramEnd"/>
-      <w:r>
-        <w:rPr>
-          <w:sz w:val="24"/>
-          <w:szCs w:val="24"/>
-        </w:rPr>
-        <w:t>YEAR FROM datum) "YEAR"</w:t>
-      </w:r>
-    </w:p>
-    <w:p>
-      <w:pPr>
-        <w:pStyle w:val="BodyText"/>
-        <w:rPr>
-          <w:sz w:val="24"/>
-          <w:szCs w:val="24"/>
-          <w:lang w:val="ru-RU"/>
-        </w:rPr>
-      </w:pPr>
-      <w:r>
-        <w:rPr>
-          <w:sz w:val="24"/>
-          <w:szCs w:val="24"/>
-        </w:rPr>
-        <w:t>FROM GENERATE_</w:t>
-      </w:r>
-      <w:proofErr w:type="gramStart"/>
-      <w:r>
-        <w:rPr>
-          <w:sz w:val="24"/>
-          <w:szCs w:val="24"/>
-        </w:rPr>
-        <w:t>SERIES(</w:t>
-      </w:r>
-      <w:proofErr w:type="gramEnd"/>
-      <w:r>
-        <w:rPr>
-          <w:sz w:val="24"/>
-          <w:szCs w:val="24"/>
-        </w:rPr>
-        <w:t>'2010-01-01</w:t>
-      </w:r>
-      <w:proofErr w:type="gramStart"/>
-      <w:r>
-        <w:rPr>
-          <w:sz w:val="24"/>
-          <w:szCs w:val="24"/>
-        </w:rPr>
-        <w:t>'::</w:t>
-      </w:r>
-      <w:proofErr w:type="gramEnd"/>
-      <w:r>
-        <w:rPr>
-          <w:sz w:val="24"/>
-          <w:szCs w:val="24"/>
-        </w:rPr>
-        <w:t>DATE,'2030-12-31</w:t>
-      </w:r>
-      <w:proofErr w:type="gramStart"/>
-      <w:r>
-        <w:rPr>
-          <w:sz w:val="24"/>
-          <w:szCs w:val="24"/>
-        </w:rPr>
-        <w:t>'::</w:t>
-      </w:r>
-      <w:proofErr w:type="gramEnd"/>
-      <w:r>
-        <w:rPr>
-          <w:sz w:val="24"/>
-          <w:szCs w:val="24"/>
-        </w:rPr>
-        <w:t>DATE,'1 day</w:t>
-      </w:r>
-      <w:proofErr w:type="gramStart"/>
-      <w:r>
-        <w:rPr>
-          <w:sz w:val="24"/>
-          <w:szCs w:val="24"/>
-        </w:rPr>
-        <w:t>'::</w:t>
-      </w:r>
-      <w:proofErr w:type="gramEnd"/>
-      <w:r>
-        <w:rPr>
-          <w:sz w:val="24"/>
-          <w:szCs w:val="24"/>
-        </w:rPr>
-        <w:t>INTERVAL) datum</w:t>
-      </w:r>
-    </w:p>
-    <w:p>
-      <w:pPr>
-        <w:pStyle w:val="BodyText"/>
-        <w:rPr>
-          <w:sz w:val="22"/>
-          <w:szCs w:val="22"/>
-          <w:lang w:val="ru-RU"/>
-        </w:rPr>
-      </w:pPr>
-    </w:p>
-    <w:p>
-      <w:pPr>
-        <w:pStyle w:val="BodyText"/>
-      </w:pPr>
       <w:r>
         <w:lastRenderedPageBreak/>
         <w:t>The dimensional layer</w:t>
@@ -12130,10 +10566,10 @@
       </w:r>
       <w:r>
         <w:drawing>
-          <wp:inline distT="0" distB="0" distL="0" distR="0" wp14:anchorId="19964191" wp14:editId="0C51BDF9">
-            <wp:extent cx="5941695" cy="4627245"/>
-            <wp:effectExtent l="0" t="0" r="1905" b="1905"/>
-            <wp:docPr id="60483763" name="Picture 2"/>
+          <wp:inline distT="0" distB="0" distL="0" distR="0" wp14:anchorId="0A4E5018" wp14:editId="7E20441D">
+            <wp:extent cx="5848350" cy="4554550"/>
+            <wp:effectExtent l="0" t="0" r="0" b="0"/>
+            <wp:docPr id="1902779846" name="Picture 2"/>
             <wp:cNvGraphicFramePr>
               <a:graphicFrameLocks xmlns:a="http://schemas.openxmlformats.org/drawingml/2006/main" noChangeAspect="1"/>
             </wp:cNvGraphicFramePr>
@@ -12162,7 +10598,7 @@
                   <pic:spPr bwMode="auto">
                     <a:xfrm>
                       <a:off x="0" y="0"/>
-                      <a:ext cx="5941695" cy="4627245"/>
+                      <a:ext cx="5886465" cy="4584233"/>
                     </a:xfrm>
                     <a:prstGeom prst="rect">
                       <a:avLst/>
@@ -12190,13 +10626,15 @@
     <w:p>
       <w:pPr>
         <w:pStyle w:val="BodyText"/>
-        <w:rPr>
-          <w:lang w:val="ru-RU"/>
-        </w:rPr>
       </w:pPr>
       <w:r>
         <w:t>The metrics in the Fact table represent the quantitative data used for business analysis.</w:t>
       </w:r>
+    </w:p>
+    <w:p>
+      <w:pPr>
+        <w:pStyle w:val="BodyText"/>
+      </w:pPr>
     </w:p>
     <w:tbl>
       <w:tblPr>
@@ -17900,29 +16338,6 @@
 </file>
 
 <file path=customXml/item1.xml><?xml version="1.0" encoding="utf-8"?>
-<?mso-contentType ?>
-<FormTemplates xmlns="http://schemas.microsoft.com/sharepoint/v3/contenttype/forms">
-  <Display>DocumentLibraryForm</Display>
-  <Edit>DocumentLibraryForm</Edit>
-  <New>DocumentLibraryForm</New>
-</FormTemplates>
-</file>
-
-<file path=customXml/item2.xml><?xml version="1.0" encoding="utf-8"?>
-<p:properties xmlns:p="http://schemas.microsoft.com/office/2006/metadata/properties" xmlns:xsi="http://www.w3.org/2001/XMLSchema-instance" xmlns:pc="http://schemas.microsoft.com/office/infopath/2007/PartnerControls">
-  <documentManagement>
-    <SharedWithUsers xmlns="7f0dcb33-685e-48d8-b644-2ef2786c1229">
-      <UserInfo>
-        <DisplayName/>
-        <AccountId xsi:nil="true"/>
-        <AccountType/>
-      </UserInfo>
-    </SharedWithUsers>
-  </documentManagement>
-</p:properties>
-</file>
-
-<file path=customXml/item3.xml><?xml version="1.0" encoding="utf-8"?>
 <ct:contentTypeSchema xmlns:ct="http://schemas.microsoft.com/office/2006/metadata/contentType" xmlns:ma="http://schemas.microsoft.com/office/2006/metadata/properties/metaAttributes" ct:_="" ma:_="" ma:contentTypeName="Document" ma:contentTypeID="0x010100B3483E581E535547A5C5133F57803043" ma:contentTypeVersion="7" ma:contentTypeDescription="Create a new document." ma:contentTypeScope="" ma:versionID="26f0e3c34181377a2b428b97b0aacf58">
   <xsd:schema xmlns:xsd="http://www.w3.org/2001/XMLSchema" xmlns:xs="http://www.w3.org/2001/XMLSchema" xmlns:p="http://schemas.microsoft.com/office/2006/metadata/properties" xmlns:ns2="0a074a96-e172-4849-a42b-0522bc04182b" xmlns:ns3="7f0dcb33-685e-48d8-b644-2ef2786c1229" targetNamespace="http://schemas.microsoft.com/office/2006/metadata/properties" ma:root="true" ma:fieldsID="c6eeec6c9df2cadb2fce64bd00511549" ns2:_="" ns3:_="">
     <xsd:import namespace="0a074a96-e172-4849-a42b-0522bc04182b"/>
@@ -18107,25 +16522,30 @@
 </ct:contentTypeSchema>
 </file>
 
-<file path=customXml/itemProps1.xml><?xml version="1.0" encoding="utf-8"?>
-<ds:datastoreItem xmlns:ds="http://schemas.openxmlformats.org/officeDocument/2006/customXml" ds:itemID="{CEAD825D-2413-46BA-BB1F-DCE637B19B0C}">
-  <ds:schemaRefs>
-    <ds:schemaRef ds:uri="http://schemas.microsoft.com/sharepoint/v3/contenttype/forms"/>
-  </ds:schemaRefs>
-</ds:datastoreItem>
+<file path=customXml/item2.xml><?xml version="1.0" encoding="utf-8"?>
+<p:properties xmlns:p="http://schemas.microsoft.com/office/2006/metadata/properties" xmlns:xsi="http://www.w3.org/2001/XMLSchema-instance" xmlns:pc="http://schemas.microsoft.com/office/infopath/2007/PartnerControls">
+  <documentManagement>
+    <SharedWithUsers xmlns="7f0dcb33-685e-48d8-b644-2ef2786c1229">
+      <UserInfo>
+        <DisplayName/>
+        <AccountId xsi:nil="true"/>
+        <AccountType/>
+      </UserInfo>
+    </SharedWithUsers>
+  </documentManagement>
+</p:properties>
 </file>
 
-<file path=customXml/itemProps2.xml><?xml version="1.0" encoding="utf-8"?>
-<ds:datastoreItem xmlns:ds="http://schemas.openxmlformats.org/officeDocument/2006/customXml" ds:itemID="{E4B4D352-B35B-4B3A-95D2-902933709BD2}">
-  <ds:schemaRefs>
-    <ds:schemaRef ds:uri="http://schemas.microsoft.com/office/2006/metadata/properties"/>
-    <ds:schemaRef ds:uri="http://schemas.microsoft.com/office/infopath/2007/PartnerControls"/>
-    <ds:schemaRef ds:uri="7f0dcb33-685e-48d8-b644-2ef2786c1229"/>
-  </ds:schemaRefs>
-</ds:datastoreItem>
+<file path=customXml/item3.xml><?xml version="1.0" encoding="utf-8"?>
+<?mso-contentType ?>
+<FormTemplates xmlns="http://schemas.microsoft.com/sharepoint/v3/contenttype/forms">
+  <Display>DocumentLibraryForm</Display>
+  <Edit>DocumentLibraryForm</Edit>
+  <New>DocumentLibraryForm</New>
+</FormTemplates>
 </file>
 
-<file path=customXml/itemProps3.xml><?xml version="1.0" encoding="utf-8"?>
+<file path=customXml/itemProps1.xml><?xml version="1.0" encoding="utf-8"?>
 <ds:datastoreItem xmlns:ds="http://schemas.openxmlformats.org/officeDocument/2006/customXml" ds:itemID="{2240CE2F-0274-489A-BA80-8887BFB6B269}">
   <ds:schemaRefs>
     <ds:schemaRef ds:uri="http://schemas.microsoft.com/office/2006/metadata/contentType"/>
@@ -18142,4 +16562,22 @@
     <ds:schemaRef ds:uri="http://schemas.microsoft.com/internal/obd"/>
   </ds:schemaRefs>
 </ds:datastoreItem>
+</file>
+
+<file path=customXml/itemProps2.xml><?xml version="1.0" encoding="utf-8"?>
+<ds:datastoreItem xmlns:ds="http://schemas.openxmlformats.org/officeDocument/2006/customXml" ds:itemID="{E4B4D352-B35B-4B3A-95D2-902933709BD2}">
+  <ds:schemaRefs>
+    <ds:schemaRef ds:uri="http://schemas.microsoft.com/office/2006/metadata/properties"/>
+    <ds:schemaRef ds:uri="http://schemas.microsoft.com/office/infopath/2007/PartnerControls"/>
+    <ds:schemaRef ds:uri="7f0dcb33-685e-48d8-b644-2ef2786c1229"/>
+  </ds:schemaRefs>
+</ds:datastoreItem>
+</file>
+
+<file path=customXml/itemProps3.xml><?xml version="1.0" encoding="utf-8"?>
+<ds:datastoreItem xmlns:ds="http://schemas.openxmlformats.org/officeDocument/2006/customXml" ds:itemID="{CEAD825D-2413-46BA-BB1F-DCE637B19B0C}">
+  <ds:schemaRefs>
+    <ds:schemaRef ds:uri="http://schemas.microsoft.com/sharepoint/v3/contenttype/forms"/>
+  </ds:schemaRefs>
+</ds:datastoreItem>
 </file>
--- a/Business_Template Bolatava lab.docx
+++ b/Business_Template Bolatava lab.docx
@@ -1783,17 +1783,27 @@
         <w:t>Item Identification:</w:t>
       </w:r>
       <w:r>
-        <w:t xml:space="preserve"> Includes item_</w:t>
+        <w:t xml:space="preserve"> Includes </w:t>
+      </w:r>
+      <w:proofErr w:type="spellStart"/>
+      <w:r>
+        <w:t>item_</w:t>
       </w:r>
       <w:r>
         <w:t>id</w:t>
       </w:r>
-      <w:r>
-        <w:t xml:space="preserve"> and item_</w:t>
+      <w:proofErr w:type="spellEnd"/>
+      <w:r>
+        <w:t xml:space="preserve"> and </w:t>
+      </w:r>
+      <w:proofErr w:type="spellStart"/>
+      <w:r>
+        <w:t>item_</w:t>
       </w:r>
       <w:r>
         <w:t>name</w:t>
       </w:r>
+      <w:proofErr w:type="spellEnd"/>
       <w:r>
         <w:t>.</w:t>
       </w:r>
@@ -1811,7 +1821,11 @@
         <w:t>Product Category:</w:t>
       </w:r>
       <w:r>
-        <w:t xml:space="preserve"> Consists of category</w:t>
+        <w:t xml:space="preserve"> Consists of </w:t>
+      </w:r>
+      <w:proofErr w:type="spellStart"/>
+      <w:r>
+        <w:t>category</w:t>
       </w:r>
       <w:r>
         <w:t>_</w:t>
@@ -1819,8 +1833,17 @@
       <w:r>
         <w:t>id</w:t>
       </w:r>
-      <w:r>
-        <w:t xml:space="preserve"> and category_name. </w:t>
+      <w:proofErr w:type="spellEnd"/>
+      <w:r>
+        <w:t xml:space="preserve"> and </w:t>
+      </w:r>
+      <w:proofErr w:type="spellStart"/>
+      <w:r>
+        <w:t>category_name</w:t>
+      </w:r>
+      <w:proofErr w:type="spellEnd"/>
+      <w:r>
+        <w:t xml:space="preserve">. </w:t>
       </w:r>
     </w:p>
     <w:p>
@@ -1836,13 +1859,26 @@
         <w:t>Vendor Details:</w:t>
       </w:r>
       <w:r>
-        <w:t xml:space="preserve"> Includes vendor_</w:t>
+        <w:t xml:space="preserve"> Includes </w:t>
+      </w:r>
+      <w:proofErr w:type="spellStart"/>
+      <w:r>
+        <w:t>vendor_</w:t>
       </w:r>
       <w:r>
         <w:t>id</w:t>
       </w:r>
-      <w:r>
-        <w:t xml:space="preserve"> and vendor_name.</w:t>
+      <w:proofErr w:type="spellEnd"/>
+      <w:r>
+        <w:t xml:space="preserve"> and </w:t>
+      </w:r>
+      <w:proofErr w:type="spellStart"/>
+      <w:r>
+        <w:t>vendor_name</w:t>
+      </w:r>
+      <w:proofErr w:type="spellEnd"/>
+      <w:r>
+        <w:t>.</w:t>
       </w:r>
     </w:p>
     <w:p>
@@ -1858,7 +1894,15 @@
         <w:t>Packaging &amp; Unit Details:</w:t>
       </w:r>
       <w:r>
-        <w:t xml:space="preserve"> Captures technical specifications such as pack (quantity per case) and bottle_volume (size of the individual unit)</w:t>
+        <w:t xml:space="preserve"> Captures technical specifications such as pack (quantity per case) and </w:t>
+      </w:r>
+      <w:proofErr w:type="spellStart"/>
+      <w:r>
+        <w:t>bottle_volume</w:t>
+      </w:r>
+      <w:proofErr w:type="spellEnd"/>
+      <w:r>
+        <w:t xml:space="preserve"> (size of the individual unit)</w:t>
       </w:r>
       <w:r>
         <w:t xml:space="preserve">. </w:t>
@@ -1944,6 +1988,7 @@
         </w:rPr>
         <w:t>(</w:t>
       </w:r>
+      <w:proofErr w:type="spellStart"/>
       <w:r>
         <w:rPr>
           <w:b/>
@@ -1958,18 +2003,35 @@
         </w:rPr>
         <w:t>id</w:t>
       </w:r>
+      <w:proofErr w:type="spellEnd"/>
       <w:r>
         <w:rPr>
           <w:b/>
           <w:bCs/>
         </w:rPr>
-        <w:t>, store_name, address</w:t>
-      </w:r>
+        <w:t xml:space="preserve">, </w:t>
+      </w:r>
+      <w:proofErr w:type="spellStart"/>
       <w:r>
         <w:rPr>
           <w:b/>
           <w:bCs/>
         </w:rPr>
+        <w:t>store_name</w:t>
+      </w:r>
+      <w:proofErr w:type="spellEnd"/>
+      <w:r>
+        <w:rPr>
+          <w:b/>
+          <w:bCs/>
+        </w:rPr>
+        <w:t>, address</w:t>
+      </w:r>
+      <w:r>
+        <w:rPr>
+          <w:b/>
+          <w:bCs/>
+        </w:rPr>
         <w:t>):</w:t>
       </w:r>
       <w:r>
@@ -1989,11 +2051,24 @@
         <w:t>Geography:</w:t>
       </w:r>
       <w:r>
-        <w:t xml:space="preserve"> city, zip_code, county, county_</w:t>
+        <w:t xml:space="preserve"> city, </w:t>
+      </w:r>
+      <w:proofErr w:type="spellStart"/>
+      <w:r>
+        <w:t>zip_code</w:t>
+      </w:r>
+      <w:proofErr w:type="spellEnd"/>
+      <w:r>
+        <w:t xml:space="preserve">, county, </w:t>
+      </w:r>
+      <w:proofErr w:type="spellStart"/>
+      <w:r>
+        <w:t>county_</w:t>
       </w:r>
       <w:r>
         <w:t>id</w:t>
       </w:r>
+      <w:proofErr w:type="spellEnd"/>
       <w:r>
         <w:t>.</w:t>
       </w:r>
@@ -2025,7 +2100,23 @@
           <w:b/>
           <w:bCs/>
         </w:rPr>
-        <w:t>Cost Measure (state_bottle_cost):</w:t>
+        <w:t>Cost Measure (</w:t>
+      </w:r>
+      <w:proofErr w:type="spellStart"/>
+      <w:r>
+        <w:rPr>
+          <w:b/>
+          <w:bCs/>
+        </w:rPr>
+        <w:t>state_bottle_cost</w:t>
+      </w:r>
+      <w:proofErr w:type="spellEnd"/>
+      <w:r>
+        <w:rPr>
+          <w:b/>
+          <w:bCs/>
+        </w:rPr>
+        <w:t>):</w:t>
       </w:r>
       <w:r>
         <w:t xml:space="preserve"> The wholesale price the retailer pays per bottle. </w:t>
@@ -2041,7 +2132,23 @@
           <w:b/>
           <w:bCs/>
         </w:rPr>
-        <w:t>Retail Price (state_bottle_retail):</w:t>
+        <w:t>Retail Price (</w:t>
+      </w:r>
+      <w:proofErr w:type="spellStart"/>
+      <w:r>
+        <w:rPr>
+          <w:b/>
+          <w:bCs/>
+        </w:rPr>
+        <w:t>state_bottle_retail</w:t>
+      </w:r>
+      <w:proofErr w:type="spellEnd"/>
+      <w:r>
+        <w:rPr>
+          <w:b/>
+          <w:bCs/>
+        </w:rPr>
+        <w:t>):</w:t>
       </w:r>
       <w:r>
         <w:t xml:space="preserve"> The standard suggested retail price per bottle. </w:t>
@@ -2057,7 +2164,23 @@
           <w:b/>
           <w:bCs/>
         </w:rPr>
-        <w:t>Sales Measure (sale_dollars):</w:t>
+        <w:t>Sales Measure (</w:t>
+      </w:r>
+      <w:proofErr w:type="spellStart"/>
+      <w:r>
+        <w:rPr>
+          <w:b/>
+          <w:bCs/>
+        </w:rPr>
+        <w:t>sale_dollars</w:t>
+      </w:r>
+      <w:proofErr w:type="spellEnd"/>
+      <w:r>
+        <w:rPr>
+          <w:b/>
+          <w:bCs/>
+        </w:rPr>
+        <w:t>):</w:t>
       </w:r>
       <w:r>
         <w:t xml:space="preserve"> The actual total revenue generated from the transaction (after any discounts or promotions).</w:t>
@@ -2076,7 +2199,23 @@
         <w:t>Volume Metrics:</w:t>
       </w:r>
       <w:r>
-        <w:t xml:space="preserve"> bottles_sold (quantity) and volume_sold_liters (total liquid volume). These are essential for calculating the "price per liter" and "sales density.</w:t>
+        <w:t xml:space="preserve"> </w:t>
+      </w:r>
+      <w:proofErr w:type="spellStart"/>
+      <w:r>
+        <w:t>bottles_sold</w:t>
+      </w:r>
+      <w:proofErr w:type="spellEnd"/>
+      <w:r>
+        <w:t xml:space="preserve"> (quantity) and </w:t>
+      </w:r>
+      <w:proofErr w:type="spellStart"/>
+      <w:r>
+        <w:t>volume_sold_liters</w:t>
+      </w:r>
+      <w:proofErr w:type="spellEnd"/>
+      <w:r>
+        <w:t xml:space="preserve"> (total liquid volume). These are essential for calculating the "price per liter" and "sales density.</w:t>
       </w:r>
     </w:p>
     <w:p>
@@ -2125,17 +2264,27 @@
         <w:t>Item Identification:</w:t>
       </w:r>
       <w:r>
-        <w:t xml:space="preserve"> Includes item_</w:t>
+        <w:t xml:space="preserve"> Includes </w:t>
+      </w:r>
+      <w:proofErr w:type="spellStart"/>
+      <w:r>
+        <w:t>item_</w:t>
       </w:r>
       <w:r>
         <w:t>id</w:t>
       </w:r>
-      <w:r>
-        <w:t xml:space="preserve"> and item_</w:t>
+      <w:proofErr w:type="spellEnd"/>
+      <w:r>
+        <w:t xml:space="preserve"> and </w:t>
+      </w:r>
+      <w:proofErr w:type="spellStart"/>
+      <w:r>
+        <w:t>item_</w:t>
       </w:r>
       <w:r>
         <w:t>name</w:t>
       </w:r>
+      <w:proofErr w:type="spellEnd"/>
       <w:r>
         <w:t>.</w:t>
       </w:r>
@@ -2159,7 +2308,15 @@
         <w:t>id</w:t>
       </w:r>
       <w:r>
-        <w:t xml:space="preserve"> and category_name. </w:t>
+        <w:t xml:space="preserve"> and </w:t>
+      </w:r>
+      <w:proofErr w:type="spellStart"/>
+      <w:r>
+        <w:t>category_name</w:t>
+      </w:r>
+      <w:proofErr w:type="spellEnd"/>
+      <w:r>
+        <w:t xml:space="preserve">. </w:t>
       </w:r>
     </w:p>
     <w:p>
@@ -2184,7 +2341,15 @@
         <w:t>id</w:t>
       </w:r>
       <w:r>
-        <w:t xml:space="preserve"> and vendor_name.</w:t>
+        <w:t xml:space="preserve"> and </w:t>
+      </w:r>
+      <w:proofErr w:type="spellStart"/>
+      <w:r>
+        <w:t>vendor_name</w:t>
+      </w:r>
+      <w:proofErr w:type="spellEnd"/>
+      <w:r>
+        <w:t>.</w:t>
       </w:r>
     </w:p>
     <w:p>
@@ -2200,7 +2365,15 @@
         <w:t>Packaging &amp; Unit Details:</w:t>
       </w:r>
       <w:r>
-        <w:t xml:space="preserve"> Captures technical specifications such as pack (quantity per case) and bottle_volume (size of the individual unit)</w:t>
+        <w:t xml:space="preserve"> Captures technical specifications such as pack (quantity per case) and </w:t>
+      </w:r>
+      <w:proofErr w:type="spellStart"/>
+      <w:r>
+        <w:t>bottle_volume</w:t>
+      </w:r>
+      <w:proofErr w:type="spellEnd"/>
+      <w:r>
+        <w:t xml:space="preserve"> (size of the individual unit)</w:t>
       </w:r>
       <w:r>
         <w:t xml:space="preserve">. </w:t>
@@ -2270,27 +2443,36 @@
           <w:b/>
           <w:bCs/>
         </w:rPr>
-        <w:t>Sales Channel (store_</w:t>
-      </w:r>
+        <w:t>Sales Channel (</w:t>
+      </w:r>
+      <w:proofErr w:type="spellStart"/>
       <w:r>
         <w:rPr>
           <w:b/>
           <w:bCs/>
         </w:rPr>
-        <w:t>type</w:t>
+        <w:t>store_</w:t>
       </w:r>
       <w:r>
         <w:rPr>
           <w:b/>
           <w:bCs/>
         </w:rPr>
-        <w:t>)</w:t>
-      </w:r>
+        <w:t>type</w:t>
+      </w:r>
+      <w:proofErr w:type="spellEnd"/>
       <w:r>
         <w:rPr>
           <w:b/>
           <w:bCs/>
         </w:rPr>
+        <w:t>)</w:t>
+      </w:r>
+      <w:r>
+        <w:rPr>
+          <w:b/>
+          <w:bCs/>
+        </w:rPr>
         <w:t>:</w:t>
       </w:r>
       <w:r>
@@ -2320,7 +2502,15 @@
         <w:t xml:space="preserve"> (Delivery Destination):</w:t>
       </w:r>
       <w:r>
-        <w:t xml:space="preserve"> city, zip_code, county, county_</w:t>
+        <w:t xml:space="preserve"> city, </w:t>
+      </w:r>
+      <w:proofErr w:type="spellStart"/>
+      <w:r>
+        <w:t>zip_code</w:t>
+      </w:r>
+      <w:proofErr w:type="spellEnd"/>
+      <w:r>
+        <w:t>, county, county_</w:t>
       </w:r>
       <w:r>
         <w:t xml:space="preserve"> </w:t>
@@ -2359,7 +2549,23 @@
           <w:b/>
           <w:bCs/>
         </w:rPr>
-        <w:t>Cost Measure (state_bottle_cost):</w:t>
+        <w:t>Cost Measure (</w:t>
+      </w:r>
+      <w:proofErr w:type="spellStart"/>
+      <w:r>
+        <w:rPr>
+          <w:b/>
+          <w:bCs/>
+        </w:rPr>
+        <w:t>state_bottle_cost</w:t>
+      </w:r>
+      <w:proofErr w:type="spellEnd"/>
+      <w:r>
+        <w:rPr>
+          <w:b/>
+          <w:bCs/>
+        </w:rPr>
+        <w:t>):</w:t>
       </w:r>
       <w:r>
         <w:t xml:space="preserve"> The wholesale price the retailer pays per bottle. </w:t>
@@ -2375,7 +2581,23 @@
           <w:b/>
           <w:bCs/>
         </w:rPr>
-        <w:t>Retail Price (state_bottle_retail):</w:t>
+        <w:t>Retail Price (</w:t>
+      </w:r>
+      <w:proofErr w:type="spellStart"/>
+      <w:r>
+        <w:rPr>
+          <w:b/>
+          <w:bCs/>
+        </w:rPr>
+        <w:t>state_bottle_retail</w:t>
+      </w:r>
+      <w:proofErr w:type="spellEnd"/>
+      <w:r>
+        <w:rPr>
+          <w:b/>
+          <w:bCs/>
+        </w:rPr>
+        <w:t>):</w:t>
       </w:r>
       <w:r>
         <w:t xml:space="preserve"> The retail price per bottle. </w:t>
@@ -2391,7 +2613,23 @@
           <w:b/>
           <w:bCs/>
         </w:rPr>
-        <w:t>Sales Measure (sale_dollars):</w:t>
+        <w:t>Sales Measure (</w:t>
+      </w:r>
+      <w:proofErr w:type="spellStart"/>
+      <w:r>
+        <w:rPr>
+          <w:b/>
+          <w:bCs/>
+        </w:rPr>
+        <w:t>sale_dollars</w:t>
+      </w:r>
+      <w:proofErr w:type="spellEnd"/>
+      <w:r>
+        <w:rPr>
+          <w:b/>
+          <w:bCs/>
+        </w:rPr>
+        <w:t>):</w:t>
       </w:r>
       <w:r>
         <w:t xml:space="preserve"> The actual total revenue generated from the transaction (after any discounts or promotions).</w:t>
@@ -2410,7 +2648,23 @@
         <w:t>Volume Metrics:</w:t>
       </w:r>
       <w:r>
-        <w:t xml:space="preserve"> bottles_sold (quantity) and volume_sold_liters (total liquid volume). These are essential for calculating the "price per liter" and "sales density.</w:t>
+        <w:t xml:space="preserve"> </w:t>
+      </w:r>
+      <w:proofErr w:type="spellStart"/>
+      <w:r>
+        <w:t>bottles_sold</w:t>
+      </w:r>
+      <w:proofErr w:type="spellEnd"/>
+      <w:r>
+        <w:t xml:space="preserve"> (quantity) and </w:t>
+      </w:r>
+      <w:proofErr w:type="spellStart"/>
+      <w:r>
+        <w:t>volume_sold_liters</w:t>
+      </w:r>
+      <w:proofErr w:type="spellEnd"/>
+      <w:r>
+        <w:t xml:space="preserve"> (total liquid volume). These are essential for calculating the "price per liter" and "sales density.</w:t>
       </w:r>
     </w:p>
     <w:p>
@@ -2463,13 +2717,55 @@
         <w:ind w:left="720"/>
       </w:pPr>
       <w:r>
-        <w:t xml:space="preserve">However, there is a notable difference between the datasets based on the point of sale. While the physical store dataset includes location-specific data (such as address, city_id, city_name, </w:t>
-      </w:r>
-      <w:r>
-        <w:t>zip_code, county_id, and county_name</w:t>
-      </w:r>
-      <w:r>
-        <w:t>), the online store dataset excludes these fields, as they are not relevant to online transactions. Additionally, the store_type column differentiates the two datasets, with "Online" used for online transactions and "Physical" for in-store purchases.</w:t>
+        <w:t xml:space="preserve">However, there is a notable difference between the datasets based on the point of sale. While the physical store dataset includes location-specific data (such as address, </w:t>
+      </w:r>
+      <w:proofErr w:type="spellStart"/>
+      <w:r>
+        <w:t>city_id</w:t>
+      </w:r>
+      <w:proofErr w:type="spellEnd"/>
+      <w:r>
+        <w:t xml:space="preserve">, </w:t>
+      </w:r>
+      <w:proofErr w:type="spellStart"/>
+      <w:r>
+        <w:t>city_name</w:t>
+      </w:r>
+      <w:proofErr w:type="spellEnd"/>
+      <w:r>
+        <w:t xml:space="preserve">, </w:t>
+      </w:r>
+      <w:proofErr w:type="spellStart"/>
+      <w:r>
+        <w:t>zip_code</w:t>
+      </w:r>
+      <w:proofErr w:type="spellEnd"/>
+      <w:r>
+        <w:t xml:space="preserve">, </w:t>
+      </w:r>
+      <w:proofErr w:type="spellStart"/>
+      <w:r>
+        <w:t>county_id</w:t>
+      </w:r>
+      <w:proofErr w:type="spellEnd"/>
+      <w:r>
+        <w:t xml:space="preserve">, and </w:t>
+      </w:r>
+      <w:proofErr w:type="spellStart"/>
+      <w:r>
+        <w:t>county_name</w:t>
+      </w:r>
+      <w:proofErr w:type="spellEnd"/>
+      <w:r>
+        <w:t xml:space="preserve">), the online store dataset excludes these fields, as they are not relevant to online transactions. Additionally, the </w:t>
+      </w:r>
+      <w:proofErr w:type="spellStart"/>
+      <w:r>
+        <w:t>store_type</w:t>
+      </w:r>
+      <w:proofErr w:type="spellEnd"/>
+      <w:r>
+        <w:t xml:space="preserve"> column differentiates the two datasets, with "Online" used for online transactions and "Physical" for in-store purchases.</w:t>
       </w:r>
     </w:p>
     <w:p>
@@ -2611,8 +2907,13 @@
           <w:numId w:val="31"/>
         </w:numPr>
       </w:pPr>
-      <w:r>
-        <w:t>Dim_Store: Contains physical and digital store attributes (name, city, address).</w:t>
+      <w:proofErr w:type="spellStart"/>
+      <w:r>
+        <w:t>Dim_Store</w:t>
+      </w:r>
+      <w:proofErr w:type="spellEnd"/>
+      <w:r>
+        <w:t>: Contains physical and digital store attributes (name, city, address).</w:t>
       </w:r>
     </w:p>
     <w:p>
@@ -2623,8 +2924,13 @@
           <w:numId w:val="30"/>
         </w:numPr>
       </w:pPr>
-      <w:r>
-        <w:t>Dim_Item: Contains product descriptions and category information.</w:t>
+      <w:proofErr w:type="spellStart"/>
+      <w:r>
+        <w:t>Dim_Item</w:t>
+      </w:r>
+      <w:proofErr w:type="spellEnd"/>
+      <w:r>
+        <w:t>: Contains product descriptions and category information.</w:t>
       </w:r>
     </w:p>
     <w:p>
@@ -2635,8 +2941,13 @@
           <w:numId w:val="30"/>
         </w:numPr>
       </w:pPr>
-      <w:r>
-        <w:t>Dim_Vendor: Contains information about product suppliers.</w:t>
+      <w:proofErr w:type="spellStart"/>
+      <w:r>
+        <w:t>Dim_Vendor</w:t>
+      </w:r>
+      <w:proofErr w:type="spellEnd"/>
+      <w:r>
+        <w:t>: Contains information about product suppliers.</w:t>
       </w:r>
     </w:p>
     <w:p>
@@ -2647,8 +2958,13 @@
           <w:numId w:val="30"/>
         </w:numPr>
       </w:pPr>
-      <w:r>
-        <w:t>Dim_Date:</w:t>
+      <w:proofErr w:type="spellStart"/>
+      <w:r>
+        <w:t>Dim_Date</w:t>
+      </w:r>
+      <w:proofErr w:type="spellEnd"/>
+      <w:r>
+        <w:t>:</w:t>
       </w:r>
       <w:r>
         <w:rPr>
@@ -2669,8 +2985,13 @@
           <w:numId w:val="30"/>
         </w:numPr>
       </w:pPr>
-      <w:r>
-        <w:t xml:space="preserve">Dim_Promotion: </w:t>
+      <w:proofErr w:type="spellStart"/>
+      <w:r>
+        <w:t>Dim_Promotion</w:t>
+      </w:r>
+      <w:proofErr w:type="spellEnd"/>
+      <w:r>
+        <w:t xml:space="preserve">: </w:t>
       </w:r>
       <w:r>
         <w:t>Contains promotional campaign details including promotion name and discount percentage.</w:t>
@@ -2691,13 +3012,58 @@
         <w:t>Facts:</w:t>
       </w:r>
       <w:r>
-        <w:t xml:space="preserve"> The quantitative measures include sale_dollars </w:t>
+        <w:t xml:space="preserve"> The quantitative measures include </w:t>
+      </w:r>
+      <w:proofErr w:type="spellStart"/>
+      <w:r>
+        <w:t>sale_dollars</w:t>
+      </w:r>
+      <w:proofErr w:type="spellEnd"/>
+      <w:r>
+        <w:t xml:space="preserve"> </w:t>
       </w:r>
       <w:r>
         <w:t xml:space="preserve">, </w:t>
       </w:r>
-      <w:r>
-        <w:t>bottles_sold, volume_sold_liters, volume_sold_gallons, and pricing data (state_bottle_cost and state_bottle_retail)</w:t>
+      <w:proofErr w:type="spellStart"/>
+      <w:r>
+        <w:t>bottles_sold</w:t>
+      </w:r>
+      <w:proofErr w:type="spellEnd"/>
+      <w:r>
+        <w:t xml:space="preserve">, </w:t>
+      </w:r>
+      <w:proofErr w:type="spellStart"/>
+      <w:r>
+        <w:t>volume_sold_liters</w:t>
+      </w:r>
+      <w:proofErr w:type="spellEnd"/>
+      <w:r>
+        <w:t xml:space="preserve">, </w:t>
+      </w:r>
+      <w:proofErr w:type="spellStart"/>
+      <w:r>
+        <w:t>volume_sold_gallons</w:t>
+      </w:r>
+      <w:proofErr w:type="spellEnd"/>
+      <w:r>
+        <w:t>, and pricing data (</w:t>
+      </w:r>
+      <w:proofErr w:type="spellStart"/>
+      <w:r>
+        <w:t>state_bottle_cost</w:t>
+      </w:r>
+      <w:proofErr w:type="spellEnd"/>
+      <w:r>
+        <w:t xml:space="preserve"> and </w:t>
+      </w:r>
+      <w:proofErr w:type="spellStart"/>
+      <w:r>
+        <w:t>state_bottle_retail</w:t>
+      </w:r>
+      <w:proofErr w:type="spellEnd"/>
+      <w:r>
+        <w:t>)</w:t>
       </w:r>
       <w:r>
         <w:t>.</w:t>
@@ -2741,13 +3107,42 @@
         </w:numPr>
       </w:pPr>
       <w:r>
-        <w:t>Normalization of the Item Dimension: The category_</w:t>
+        <w:t xml:space="preserve">Normalization of the Item Dimension: The </w:t>
+      </w:r>
+      <w:proofErr w:type="spellStart"/>
+      <w:r>
+        <w:t>category_</w:t>
       </w:r>
       <w:r>
         <w:t>id</w:t>
       </w:r>
-      <w:r>
-        <w:t xml:space="preserve"> was extracted from the Dim_Item table into a new sub-dimension Dim_Category. This ensures each category name is stored only once, referencing the items via a category_id.</w:t>
+      <w:proofErr w:type="spellEnd"/>
+      <w:r>
+        <w:t xml:space="preserve"> was extracted from the </w:t>
+      </w:r>
+      <w:proofErr w:type="spellStart"/>
+      <w:r>
+        <w:t>Dim_Item</w:t>
+      </w:r>
+      <w:proofErr w:type="spellEnd"/>
+      <w:r>
+        <w:t xml:space="preserve"> table into a new sub-dimension </w:t>
+      </w:r>
+      <w:proofErr w:type="spellStart"/>
+      <w:r>
+        <w:t>Dim_Category</w:t>
+      </w:r>
+      <w:proofErr w:type="spellEnd"/>
+      <w:r>
+        <w:t xml:space="preserve">. This ensures each category name is stored only once, referencing the items via a </w:t>
+      </w:r>
+      <w:proofErr w:type="spellStart"/>
+      <w:r>
+        <w:t>category_id</w:t>
+      </w:r>
+      <w:proofErr w:type="spellEnd"/>
+      <w:r>
+        <w:t>.</w:t>
       </w:r>
     </w:p>
     <w:p>
@@ -2775,7 +3170,47 @@
         <w:t xml:space="preserve"> </w:t>
       </w:r>
       <w:r>
-        <w:t>The city_name and county_name were removed from the Dim_Store table and moved to separate Dim_City and Dim_County tables.</w:t>
+        <w:t xml:space="preserve">The </w:t>
+      </w:r>
+      <w:proofErr w:type="spellStart"/>
+      <w:r>
+        <w:t>city_name</w:t>
+      </w:r>
+      <w:proofErr w:type="spellEnd"/>
+      <w:r>
+        <w:t xml:space="preserve"> and </w:t>
+      </w:r>
+      <w:proofErr w:type="spellStart"/>
+      <w:r>
+        <w:t>county_name</w:t>
+      </w:r>
+      <w:proofErr w:type="spellEnd"/>
+      <w:r>
+        <w:t xml:space="preserve"> were removed from the </w:t>
+      </w:r>
+      <w:proofErr w:type="spellStart"/>
+      <w:r>
+        <w:t>Dim_Store</w:t>
+      </w:r>
+      <w:proofErr w:type="spellEnd"/>
+      <w:r>
+        <w:t xml:space="preserve"> table and moved to separate </w:t>
+      </w:r>
+      <w:proofErr w:type="spellStart"/>
+      <w:r>
+        <w:t>Dim_City</w:t>
+      </w:r>
+      <w:proofErr w:type="spellEnd"/>
+      <w:r>
+        <w:t xml:space="preserve"> and </w:t>
+      </w:r>
+      <w:proofErr w:type="spellStart"/>
+      <w:r>
+        <w:t>Dim_County</w:t>
+      </w:r>
+      <w:proofErr w:type="spellEnd"/>
+      <w:r>
+        <w:t xml:space="preserve"> tables.</w:t>
       </w:r>
       <w:r>
         <w:t xml:space="preserve"> </w:t>
@@ -3030,6 +3465,7 @@
                 <w:bCs/>
               </w:rPr>
             </w:pPr>
+            <w:proofErr w:type="spellStart"/>
             <w:r>
               <w:rPr>
                 <w:b/>
@@ -3037,6 +3473,7 @@
               </w:rPr>
               <w:t>store_id</w:t>
             </w:r>
+            <w:proofErr w:type="spellEnd"/>
           </w:p>
         </w:tc>
         <w:tc>
@@ -3085,6 +3522,7 @@
                 <w:bCs/>
               </w:rPr>
             </w:pPr>
+            <w:proofErr w:type="spellStart"/>
             <w:r>
               <w:rPr>
                 <w:b/>
@@ -3092,6 +3530,7 @@
               </w:rPr>
               <w:t>item_id</w:t>
             </w:r>
+            <w:proofErr w:type="spellEnd"/>
           </w:p>
         </w:tc>
         <w:tc>
@@ -3140,6 +3579,7 @@
                 <w:bCs/>
               </w:rPr>
             </w:pPr>
+            <w:proofErr w:type="spellStart"/>
             <w:r>
               <w:rPr>
                 <w:b/>
@@ -3147,6 +3587,7 @@
               </w:rPr>
               <w:t>vendor_id</w:t>
             </w:r>
+            <w:proofErr w:type="spellEnd"/>
           </w:p>
         </w:tc>
         <w:tc>
@@ -3195,6 +3636,7 @@
                 <w:bCs/>
               </w:rPr>
             </w:pPr>
+            <w:proofErr w:type="spellStart"/>
             <w:r>
               <w:rPr>
                 <w:b/>
@@ -3202,6 +3644,7 @@
               </w:rPr>
               <w:t>promo_id</w:t>
             </w:r>
+            <w:proofErr w:type="spellEnd"/>
           </w:p>
         </w:tc>
         <w:tc>
@@ -3256,6 +3699,7 @@
                 <w:bCs/>
               </w:rPr>
             </w:pPr>
+            <w:proofErr w:type="spellStart"/>
             <w:r>
               <w:rPr>
                 <w:b/>
@@ -3263,6 +3707,7 @@
               </w:rPr>
               <w:t>state_bottle_cost</w:t>
             </w:r>
+            <w:proofErr w:type="spellEnd"/>
           </w:p>
         </w:tc>
         <w:tc>
@@ -3321,6 +3766,7 @@
                 <w:bCs/>
               </w:rPr>
             </w:pPr>
+            <w:proofErr w:type="spellStart"/>
             <w:r>
               <w:rPr>
                 <w:b/>
@@ -3328,6 +3774,7 @@
               </w:rPr>
               <w:t>state_bottle_retail</w:t>
             </w:r>
+            <w:proofErr w:type="spellEnd"/>
           </w:p>
         </w:tc>
         <w:tc>
@@ -3386,6 +3833,7 @@
                 <w:bCs/>
               </w:rPr>
             </w:pPr>
+            <w:proofErr w:type="spellStart"/>
             <w:r>
               <w:rPr>
                 <w:b/>
@@ -3393,6 +3841,7 @@
               </w:rPr>
               <w:t>bottles_sold</w:t>
             </w:r>
+            <w:proofErr w:type="spellEnd"/>
           </w:p>
         </w:tc>
         <w:tc>
@@ -3441,6 +3890,7 @@
                 <w:bCs/>
               </w:rPr>
             </w:pPr>
+            <w:proofErr w:type="spellStart"/>
             <w:r>
               <w:rPr>
                 <w:b/>
@@ -3448,6 +3898,7 @@
               </w:rPr>
               <w:t>sale_dollars</w:t>
             </w:r>
+            <w:proofErr w:type="spellEnd"/>
           </w:p>
         </w:tc>
         <w:tc>
@@ -3506,6 +3957,7 @@
                 <w:bCs/>
               </w:rPr>
             </w:pPr>
+            <w:proofErr w:type="spellStart"/>
             <w:r>
               <w:rPr>
                 <w:b/>
@@ -3513,6 +3965,7 @@
               </w:rPr>
               <w:t>volume_sold_liters</w:t>
             </w:r>
+            <w:proofErr w:type="spellEnd"/>
           </w:p>
         </w:tc>
         <w:tc>
@@ -3571,6 +4024,7 @@
                 <w:bCs/>
               </w:rPr>
             </w:pPr>
+            <w:proofErr w:type="spellStart"/>
             <w:r>
               <w:rPr>
                 <w:b/>
@@ -3578,6 +4032,7 @@
               </w:rPr>
               <w:t>volume_sold_gallons</w:t>
             </w:r>
+            <w:proofErr w:type="spellEnd"/>
           </w:p>
         </w:tc>
         <w:tc>
@@ -3724,6 +4179,7 @@
                 <w:szCs w:val="18"/>
               </w:rPr>
             </w:pPr>
+            <w:proofErr w:type="spellStart"/>
             <w:r>
               <w:rPr>
                 <w:b/>
@@ -3734,6 +4190,7 @@
               </w:rPr>
               <w:t>store_id</w:t>
             </w:r>
+            <w:proofErr w:type="spellEnd"/>
           </w:p>
         </w:tc>
         <w:tc>
@@ -3754,6 +4211,7 @@
                 <w:szCs w:val="18"/>
               </w:rPr>
             </w:pPr>
+            <w:proofErr w:type="spellStart"/>
             <w:r>
               <w:rPr>
                 <w:b/>
@@ -3764,6 +4222,7 @@
               </w:rPr>
               <w:t>item_id</w:t>
             </w:r>
+            <w:proofErr w:type="spellEnd"/>
           </w:p>
         </w:tc>
         <w:tc>
@@ -3784,6 +4243,7 @@
                 <w:szCs w:val="18"/>
               </w:rPr>
             </w:pPr>
+            <w:proofErr w:type="spellStart"/>
             <w:r>
               <w:rPr>
                 <w:b/>
@@ -3794,6 +4254,7 @@
               </w:rPr>
               <w:t>vendor_id</w:t>
             </w:r>
+            <w:proofErr w:type="spellEnd"/>
           </w:p>
         </w:tc>
         <w:tc>
@@ -3814,6 +4275,7 @@
                 <w:szCs w:val="18"/>
               </w:rPr>
             </w:pPr>
+            <w:proofErr w:type="spellStart"/>
             <w:r>
               <w:rPr>
                 <w:b/>
@@ -3824,6 +4286,7 @@
               </w:rPr>
               <w:t>promo_id</w:t>
             </w:r>
+            <w:proofErr w:type="spellEnd"/>
           </w:p>
         </w:tc>
         <w:tc>
@@ -3844,6 +4307,7 @@
                 <w:szCs w:val="18"/>
               </w:rPr>
             </w:pPr>
+            <w:proofErr w:type="spellStart"/>
             <w:r>
               <w:rPr>
                 <w:b/>
@@ -3854,6 +4318,7 @@
               </w:rPr>
               <w:t>state_bottle_cost</w:t>
             </w:r>
+            <w:proofErr w:type="spellEnd"/>
           </w:p>
         </w:tc>
         <w:tc>
@@ -3874,6 +4339,7 @@
                 <w:szCs w:val="18"/>
               </w:rPr>
             </w:pPr>
+            <w:proofErr w:type="spellStart"/>
             <w:r>
               <w:rPr>
                 <w:b/>
@@ -3884,6 +4350,7 @@
               </w:rPr>
               <w:t>state_bottle_retail</w:t>
             </w:r>
+            <w:proofErr w:type="spellEnd"/>
           </w:p>
         </w:tc>
         <w:tc>
@@ -3904,6 +4371,7 @@
                 <w:szCs w:val="18"/>
               </w:rPr>
             </w:pPr>
+            <w:proofErr w:type="spellStart"/>
             <w:r>
               <w:rPr>
                 <w:b/>
@@ -3914,6 +4382,7 @@
               </w:rPr>
               <w:t>bottles_sold</w:t>
             </w:r>
+            <w:proofErr w:type="spellEnd"/>
           </w:p>
         </w:tc>
         <w:tc>
@@ -3934,6 +4403,7 @@
                 <w:szCs w:val="18"/>
               </w:rPr>
             </w:pPr>
+            <w:proofErr w:type="spellStart"/>
             <w:r>
               <w:rPr>
                 <w:b/>
@@ -3944,6 +4414,7 @@
               </w:rPr>
               <w:t>sale_dollars</w:t>
             </w:r>
+            <w:proofErr w:type="spellEnd"/>
           </w:p>
         </w:tc>
         <w:tc>
@@ -3964,6 +4435,7 @@
                 <w:szCs w:val="18"/>
               </w:rPr>
             </w:pPr>
+            <w:proofErr w:type="spellStart"/>
             <w:r>
               <w:rPr>
                 <w:b/>
@@ -3974,6 +4446,7 @@
               </w:rPr>
               <w:t>volume_sold_liters</w:t>
             </w:r>
+            <w:proofErr w:type="spellEnd"/>
           </w:p>
         </w:tc>
         <w:tc>
@@ -3994,6 +4467,7 @@
                 <w:szCs w:val="18"/>
               </w:rPr>
             </w:pPr>
+            <w:proofErr w:type="spellStart"/>
             <w:r>
               <w:rPr>
                 <w:b/>
@@ -4004,6 +4478,7 @@
               </w:rPr>
               <w:t>volume_sold_gallons</w:t>
             </w:r>
+            <w:proofErr w:type="spellEnd"/>
           </w:p>
         </w:tc>
       </w:tr>
@@ -4802,6 +5277,7 @@
                 <w:bCs/>
               </w:rPr>
             </w:pPr>
+            <w:proofErr w:type="spellStart"/>
             <w:r>
               <w:rPr>
                 <w:b/>
@@ -4809,6 +5285,7 @@
               </w:rPr>
               <w:t>store_id</w:t>
             </w:r>
+            <w:proofErr w:type="spellEnd"/>
           </w:p>
         </w:tc>
         <w:tc>
@@ -4853,6 +5330,7 @@
             <w:pPr>
               <w:pStyle w:val="BodyText"/>
             </w:pPr>
+            <w:proofErr w:type="spellStart"/>
             <w:r>
               <w:rPr>
                 <w:b/>
@@ -4860,6 +5338,7 @@
               </w:rPr>
               <w:t>store_name</w:t>
             </w:r>
+            <w:proofErr w:type="spellEnd"/>
           </w:p>
         </w:tc>
         <w:tc>
@@ -4917,6 +5396,7 @@
                 <w:bCs/>
               </w:rPr>
             </w:pPr>
+            <w:proofErr w:type="spellStart"/>
             <w:r>
               <w:rPr>
                 <w:b/>
@@ -4924,6 +5404,7 @@
               </w:rPr>
               <w:t>store_type</w:t>
             </w:r>
+            <w:proofErr w:type="spellEnd"/>
           </w:p>
         </w:tc>
         <w:tc>
@@ -5053,6 +5534,7 @@
                 <w:bCs/>
               </w:rPr>
             </w:pPr>
+            <w:proofErr w:type="spellStart"/>
             <w:r>
               <w:rPr>
                 <w:b/>
@@ -5060,6 +5542,7 @@
               </w:rPr>
               <w:t>zip_code</w:t>
             </w:r>
+            <w:proofErr w:type="spellEnd"/>
           </w:p>
         </w:tc>
         <w:tc>
@@ -5201,6 +5684,7 @@
                 <w:bCs/>
               </w:rPr>
             </w:pPr>
+            <w:proofErr w:type="spellStart"/>
             <w:r>
               <w:rPr>
                 <w:b/>
@@ -5208,6 +5692,7 @@
               </w:rPr>
               <w:t>city_name</w:t>
             </w:r>
+            <w:proofErr w:type="spellEnd"/>
           </w:p>
         </w:tc>
         <w:tc>
@@ -5281,6 +5766,7 @@
                 <w:bCs/>
               </w:rPr>
             </w:pPr>
+            <w:proofErr w:type="spellStart"/>
             <w:r>
               <w:rPr>
                 <w:b/>
@@ -5296,6 +5782,7 @@
               </w:rPr>
               <w:t>id</w:t>
             </w:r>
+            <w:proofErr w:type="spellEnd"/>
           </w:p>
         </w:tc>
         <w:tc>
@@ -5486,6 +5973,7 @@
                 <w:szCs w:val="18"/>
               </w:rPr>
             </w:pPr>
+            <w:proofErr w:type="spellStart"/>
             <w:r>
               <w:rPr>
                 <w:b/>
@@ -5496,6 +5984,7 @@
               </w:rPr>
               <w:t>store_id</w:t>
             </w:r>
+            <w:proofErr w:type="spellEnd"/>
           </w:p>
         </w:tc>
         <w:tc>
@@ -5516,6 +6005,7 @@
                 <w:szCs w:val="18"/>
               </w:rPr>
             </w:pPr>
+            <w:proofErr w:type="spellStart"/>
             <w:r>
               <w:rPr>
                 <w:b/>
@@ -5526,6 +6016,7 @@
               </w:rPr>
               <w:t>store_name</w:t>
             </w:r>
+            <w:proofErr w:type="spellEnd"/>
           </w:p>
         </w:tc>
         <w:tc>
@@ -5546,6 +6037,7 @@
                 <w:szCs w:val="18"/>
               </w:rPr>
             </w:pPr>
+            <w:proofErr w:type="spellStart"/>
             <w:r>
               <w:rPr>
                 <w:b/>
@@ -5556,6 +6048,7 @@
               </w:rPr>
               <w:t>item_id</w:t>
             </w:r>
+            <w:proofErr w:type="spellEnd"/>
           </w:p>
         </w:tc>
         <w:tc>
@@ -5576,6 +6069,7 @@
                 <w:szCs w:val="18"/>
               </w:rPr>
             </w:pPr>
+            <w:proofErr w:type="spellStart"/>
             <w:r>
               <w:rPr>
                 <w:b/>
@@ -5586,6 +6080,7 @@
               </w:rPr>
               <w:t>store_type</w:t>
             </w:r>
+            <w:proofErr w:type="spellEnd"/>
           </w:p>
         </w:tc>
         <w:tc>
@@ -5636,6 +6131,7 @@
                 <w:szCs w:val="18"/>
               </w:rPr>
             </w:pPr>
+            <w:proofErr w:type="spellStart"/>
             <w:r>
               <w:rPr>
                 <w:b/>
@@ -5646,6 +6142,7 @@
               </w:rPr>
               <w:t>zip_code</w:t>
             </w:r>
+            <w:proofErr w:type="spellEnd"/>
           </w:p>
         </w:tc>
         <w:tc>
@@ -5666,6 +6163,7 @@
                 <w:szCs w:val="18"/>
               </w:rPr>
             </w:pPr>
+            <w:proofErr w:type="spellStart"/>
             <w:r>
               <w:rPr>
                 <w:b/>
@@ -5676,6 +6174,7 @@
               </w:rPr>
               <w:t>city_id</w:t>
             </w:r>
+            <w:proofErr w:type="spellEnd"/>
           </w:p>
         </w:tc>
         <w:tc>
@@ -5696,6 +6195,7 @@
                 <w:szCs w:val="18"/>
               </w:rPr>
             </w:pPr>
+            <w:proofErr w:type="spellStart"/>
             <w:r>
               <w:rPr>
                 <w:b/>
@@ -5706,6 +6206,7 @@
               </w:rPr>
               <w:t>city_name</w:t>
             </w:r>
+            <w:proofErr w:type="spellEnd"/>
           </w:p>
         </w:tc>
         <w:tc>
@@ -5726,6 +6227,7 @@
                 <w:szCs w:val="18"/>
               </w:rPr>
             </w:pPr>
+            <w:proofErr w:type="spellStart"/>
             <w:r>
               <w:rPr>
                 <w:b/>
@@ -5736,6 +6238,7 @@
               </w:rPr>
               <w:t>county_id</w:t>
             </w:r>
+            <w:proofErr w:type="spellEnd"/>
           </w:p>
         </w:tc>
         <w:tc>
@@ -5756,6 +6259,7 @@
                 <w:szCs w:val="18"/>
               </w:rPr>
             </w:pPr>
+            <w:proofErr w:type="spellStart"/>
             <w:r>
               <w:rPr>
                 <w:b/>
@@ -5766,6 +6270,7 @@
               </w:rPr>
               <w:t>county_name</w:t>
             </w:r>
+            <w:proofErr w:type="spellEnd"/>
           </w:p>
         </w:tc>
       </w:tr>
@@ -6511,6 +7016,7 @@
                 <w:bCs/>
               </w:rPr>
             </w:pPr>
+            <w:proofErr w:type="spellStart"/>
             <w:r>
               <w:rPr>
                 <w:b/>
@@ -6518,6 +7024,7 @@
               </w:rPr>
               <w:t>item_id</w:t>
             </w:r>
+            <w:proofErr w:type="spellEnd"/>
           </w:p>
         </w:tc>
         <w:tc>
@@ -6562,6 +7069,7 @@
             <w:pPr>
               <w:pStyle w:val="BodyText"/>
             </w:pPr>
+            <w:proofErr w:type="spellStart"/>
             <w:r>
               <w:rPr>
                 <w:b/>
@@ -6576,6 +7084,7 @@
               </w:rPr>
               <w:t>name</w:t>
             </w:r>
+            <w:proofErr w:type="spellEnd"/>
           </w:p>
         </w:tc>
         <w:tc>
@@ -6688,6 +7197,7 @@
                 <w:bCs/>
               </w:rPr>
             </w:pPr>
+            <w:proofErr w:type="spellStart"/>
             <w:r>
               <w:rPr>
                 <w:b/>
@@ -6695,6 +7205,7 @@
               </w:rPr>
               <w:t>bottle_volume_ml</w:t>
             </w:r>
+            <w:proofErr w:type="spellEnd"/>
           </w:p>
         </w:tc>
         <w:tc>
@@ -6743,6 +7254,7 @@
                 <w:bCs/>
               </w:rPr>
             </w:pPr>
+            <w:proofErr w:type="spellStart"/>
             <w:r>
               <w:rPr>
                 <w:b/>
@@ -6750,6 +7262,7 @@
               </w:rPr>
               <w:t>category_id</w:t>
             </w:r>
+            <w:proofErr w:type="spellEnd"/>
           </w:p>
         </w:tc>
         <w:tc>
@@ -6802,6 +7315,7 @@
                 <w:lang w:val="ru-RU"/>
               </w:rPr>
             </w:pPr>
+            <w:proofErr w:type="spellStart"/>
             <w:r>
               <w:rPr>
                 <w:b/>
@@ -6816,6 +7330,7 @@
               </w:rPr>
               <w:t>name</w:t>
             </w:r>
+            <w:proofErr w:type="spellEnd"/>
           </w:p>
         </w:tc>
         <w:tc>
@@ -6917,6 +7432,7 @@
                 <w:szCs w:val="18"/>
               </w:rPr>
             </w:pPr>
+            <w:proofErr w:type="spellStart"/>
             <w:r>
               <w:rPr>
                 <w:b/>
@@ -6927,6 +7443,7 @@
               </w:rPr>
               <w:t>item_id</w:t>
             </w:r>
+            <w:proofErr w:type="spellEnd"/>
           </w:p>
         </w:tc>
         <w:tc>
@@ -6947,6 +7464,7 @@
                 <w:szCs w:val="18"/>
               </w:rPr>
             </w:pPr>
+            <w:proofErr w:type="spellStart"/>
             <w:r>
               <w:rPr>
                 <w:b/>
@@ -6957,6 +7475,7 @@
               </w:rPr>
               <w:t>item_name</w:t>
             </w:r>
+            <w:proofErr w:type="spellEnd"/>
           </w:p>
         </w:tc>
         <w:tc>
@@ -7007,6 +7526,7 @@
                 <w:szCs w:val="18"/>
               </w:rPr>
             </w:pPr>
+            <w:proofErr w:type="spellStart"/>
             <w:r>
               <w:rPr>
                 <w:b/>
@@ -7017,6 +7537,7 @@
               </w:rPr>
               <w:t>bottle_volume_ml</w:t>
             </w:r>
+            <w:proofErr w:type="spellEnd"/>
           </w:p>
         </w:tc>
         <w:tc>
@@ -7037,6 +7558,7 @@
                 <w:szCs w:val="18"/>
               </w:rPr>
             </w:pPr>
+            <w:proofErr w:type="spellStart"/>
             <w:r>
               <w:rPr>
                 <w:b/>
@@ -7047,6 +7569,7 @@
               </w:rPr>
               <w:t>category_id</w:t>
             </w:r>
+            <w:proofErr w:type="spellEnd"/>
           </w:p>
         </w:tc>
         <w:tc>
@@ -7067,6 +7590,7 @@
                 <w:szCs w:val="18"/>
               </w:rPr>
             </w:pPr>
+            <w:proofErr w:type="spellStart"/>
             <w:r>
               <w:rPr>
                 <w:b/>
@@ -7077,6 +7601,7 @@
               </w:rPr>
               <w:t>category_name</w:t>
             </w:r>
+            <w:proofErr w:type="spellEnd"/>
           </w:p>
         </w:tc>
       </w:tr>
@@ -7617,6 +8142,7 @@
                 <w:bCs/>
               </w:rPr>
             </w:pPr>
+            <w:proofErr w:type="spellStart"/>
             <w:r>
               <w:rPr>
                 <w:b/>
@@ -7631,6 +8157,7 @@
               </w:rPr>
               <w:t>_id</w:t>
             </w:r>
+            <w:proofErr w:type="spellEnd"/>
           </w:p>
         </w:tc>
         <w:tc>
@@ -7678,6 +8205,7 @@
             <w:pPr>
               <w:pStyle w:val="BodyText"/>
             </w:pPr>
+            <w:proofErr w:type="spellStart"/>
             <w:r>
               <w:rPr>
                 <w:b/>
@@ -7699,6 +8227,7 @@
               </w:rPr>
               <w:t>name</w:t>
             </w:r>
+            <w:proofErr w:type="spellEnd"/>
           </w:p>
         </w:tc>
         <w:tc>
@@ -7817,6 +8346,7 @@
                 <w:szCs w:val="18"/>
               </w:rPr>
             </w:pPr>
+            <w:proofErr w:type="spellStart"/>
             <w:r>
               <w:rPr>
                 <w:b/>
@@ -7827,6 +8357,7 @@
               </w:rPr>
               <w:t>vendor_id</w:t>
             </w:r>
+            <w:proofErr w:type="spellEnd"/>
           </w:p>
         </w:tc>
         <w:tc>
@@ -7847,6 +8378,7 @@
                 <w:szCs w:val="18"/>
               </w:rPr>
             </w:pPr>
+            <w:proofErr w:type="spellStart"/>
             <w:r>
               <w:rPr>
                 <w:b/>
@@ -7857,6 +8389,7 @@
               </w:rPr>
               <w:t>vendor_name</w:t>
             </w:r>
+            <w:proofErr w:type="spellEnd"/>
           </w:p>
         </w:tc>
       </w:tr>
@@ -8448,6 +8981,7 @@
                 <w:bCs/>
               </w:rPr>
             </w:pPr>
+            <w:proofErr w:type="spellStart"/>
             <w:r>
               <w:rPr>
                 <w:b/>
@@ -8455,6 +8989,7 @@
               </w:rPr>
               <w:t>day_of_week</w:t>
             </w:r>
+            <w:proofErr w:type="spellEnd"/>
           </w:p>
         </w:tc>
         <w:tc>
@@ -8510,6 +9045,7 @@
                 <w:lang w:val="ru-RU"/>
               </w:rPr>
             </w:pPr>
+            <w:proofErr w:type="spellStart"/>
             <w:r>
               <w:rPr>
                 <w:b/>
@@ -8517,6 +9053,7 @@
               </w:rPr>
               <w:t>is_weekend</w:t>
             </w:r>
+            <w:proofErr w:type="spellEnd"/>
           </w:p>
         </w:tc>
         <w:tc>
@@ -8774,6 +9311,7 @@
                 <w:szCs w:val="18"/>
               </w:rPr>
             </w:pPr>
+            <w:proofErr w:type="spellStart"/>
             <w:r>
               <w:rPr>
                 <w:b/>
@@ -8784,6 +9322,7 @@
               </w:rPr>
               <w:t>day_of_week</w:t>
             </w:r>
+            <w:proofErr w:type="spellEnd"/>
           </w:p>
         </w:tc>
         <w:tc>
@@ -8804,6 +9343,7 @@
                 <w:szCs w:val="18"/>
               </w:rPr>
             </w:pPr>
+            <w:proofErr w:type="spellStart"/>
             <w:r>
               <w:rPr>
                 <w:b/>
@@ -8814,6 +9354,7 @@
               </w:rPr>
               <w:t>is_weekend</w:t>
             </w:r>
+            <w:proofErr w:type="spellEnd"/>
           </w:p>
         </w:tc>
       </w:tr>
@@ -9409,6 +9950,7 @@
                 <w:bCs/>
               </w:rPr>
             </w:pPr>
+            <w:proofErr w:type="spellStart"/>
             <w:r>
               <w:rPr>
                 <w:b/>
@@ -9416,6 +9958,7 @@
               </w:rPr>
               <w:t>promo_id</w:t>
             </w:r>
+            <w:proofErr w:type="spellEnd"/>
           </w:p>
         </w:tc>
         <w:tc>
@@ -9460,6 +10003,7 @@
             <w:pPr>
               <w:pStyle w:val="BodyText"/>
             </w:pPr>
+            <w:proofErr w:type="spellStart"/>
             <w:r>
               <w:rPr>
                 <w:b/>
@@ -9467,6 +10011,7 @@
               </w:rPr>
               <w:t>promo_name</w:t>
             </w:r>
+            <w:proofErr w:type="spellEnd"/>
           </w:p>
         </w:tc>
         <w:tc>
@@ -9524,6 +10069,7 @@
                 <w:bCs/>
               </w:rPr>
             </w:pPr>
+            <w:proofErr w:type="spellStart"/>
             <w:r>
               <w:rPr>
                 <w:b/>
@@ -9531,6 +10077,7 @@
               </w:rPr>
               <w:t>discount_pct</w:t>
             </w:r>
+            <w:proofErr w:type="spellEnd"/>
           </w:p>
         </w:tc>
         <w:tc>
@@ -9622,6 +10169,7 @@
                 <w:szCs w:val="18"/>
               </w:rPr>
             </w:pPr>
+            <w:proofErr w:type="spellStart"/>
             <w:r>
               <w:rPr>
                 <w:b/>
@@ -9633,6 +10181,7 @@
               <w:lastRenderedPageBreak/>
               <w:t>promo_id</w:t>
             </w:r>
+            <w:proofErr w:type="spellEnd"/>
           </w:p>
         </w:tc>
         <w:tc>
@@ -9653,6 +10202,7 @@
                 <w:szCs w:val="18"/>
               </w:rPr>
             </w:pPr>
+            <w:proofErr w:type="spellStart"/>
             <w:r>
               <w:rPr>
                 <w:b/>
@@ -9663,6 +10213,7 @@
               </w:rPr>
               <w:t>promo_name</w:t>
             </w:r>
+            <w:proofErr w:type="spellEnd"/>
           </w:p>
         </w:tc>
         <w:tc>
@@ -9683,6 +10234,7 @@
                 <w:szCs w:val="18"/>
               </w:rPr>
             </w:pPr>
+            <w:proofErr w:type="spellStart"/>
             <w:r>
               <w:rPr>
                 <w:b/>
@@ -9693,6 +10245,7 @@
               </w:rPr>
               <w:t>discount_pct</w:t>
             </w:r>
+            <w:proofErr w:type="spellEnd"/>
           </w:p>
         </w:tc>
       </w:tr>
@@ -10565,6 +11118,9 @@
         <w:br/>
       </w:r>
       <w:r>
+        <w:rPr>
+          <w:noProof/>
+        </w:rPr>
         <w:drawing>
           <wp:inline distT="0" distB="0" distL="0" distR="0" wp14:anchorId="0A4E5018" wp14:editId="7E20441D">
             <wp:extent cx="5848350" cy="4554550"/>
@@ -10618,9 +11174,6 @@
     <w:p>
       <w:pPr>
         <w:pStyle w:val="BodyText"/>
-        <w:rPr>
-          <w:lang w:val="ru-RU"/>
-        </w:rPr>
       </w:pPr>
     </w:p>
     <w:p>
@@ -10929,6 +11482,9 @@
       <w:pPr>
         <w:pStyle w:val="Heading1"/>
         <w:ind w:left="431" w:hanging="431"/>
+        <w:rPr>
+          <w:lang w:val="ru-RU"/>
+        </w:rPr>
       </w:pPr>
       <w:bookmarkStart w:id="23" w:name="_Toc412572574"/>
       <w:bookmarkStart w:id="24" w:name="_Toc509167638"/>
@@ -10942,6 +11498,288 @@
     </w:p>
     <w:p>
       <w:pPr>
+        <w:pStyle w:val="BodyText"/>
+      </w:pPr>
+      <w:r>
+        <w:t xml:space="preserve">The </w:t>
+      </w:r>
+      <w:r>
+        <w:t>section describes the architectural design of the Data Warehouse, organized into functional layers to ensure data integrity and scalability.</w:t>
+      </w:r>
+    </w:p>
+    <w:p>
+      <w:pPr>
+        <w:pStyle w:val="BodyText"/>
+        <w:numPr>
+          <w:ilvl w:val="0"/>
+          <w:numId w:val="35"/>
+        </w:numPr>
+      </w:pPr>
+      <w:r>
+        <w:rPr>
+          <w:b/>
+          <w:bCs/>
+        </w:rPr>
+        <w:t>Data Sources</w:t>
+      </w:r>
+      <w:r>
+        <w:t xml:space="preserve">: The ingestion layer consists of raw data provided in CSV format from two distinct channels: </w:t>
+      </w:r>
+      <w:r>
+        <w:rPr>
+          <w:b/>
+          <w:bCs/>
+        </w:rPr>
+        <w:t>Offline</w:t>
+      </w:r>
+      <w:r>
+        <w:t xml:space="preserve"> and </w:t>
+      </w:r>
+      <w:r>
+        <w:rPr>
+          <w:b/>
+          <w:bCs/>
+        </w:rPr>
+        <w:t>Online</w:t>
+      </w:r>
+      <w:r>
+        <w:t xml:space="preserve"> sales systems.</w:t>
+      </w:r>
+    </w:p>
+    <w:p>
+      <w:pPr>
+        <w:pStyle w:val="BodyText"/>
+        <w:numPr>
+          <w:ilvl w:val="0"/>
+          <w:numId w:val="35"/>
+        </w:numPr>
+      </w:pPr>
+      <w:r>
+        <w:rPr>
+          <w:b/>
+          <w:bCs/>
+        </w:rPr>
+        <w:lastRenderedPageBreak/>
+        <w:t>Staging Area (SA)</w:t>
+      </w:r>
+      <w:r>
+        <w:t xml:space="preserve">: This layer acts as a landing zone where data is extracted using </w:t>
+      </w:r>
+      <w:proofErr w:type="spellStart"/>
+      <w:r>
+        <w:t>file_fdw</w:t>
+      </w:r>
+      <w:proofErr w:type="spellEnd"/>
+      <w:r>
+        <w:t xml:space="preserve"> into foreign tables (</w:t>
+      </w:r>
+      <w:proofErr w:type="spellStart"/>
+      <w:r>
+        <w:t>ext</w:t>
+      </w:r>
+      <w:proofErr w:type="spellEnd"/>
+      <w:r>
+        <w:t>_...) and subsequently loaded into physical source tables (</w:t>
+      </w:r>
+      <w:proofErr w:type="spellStart"/>
+      <w:r>
+        <w:t>src</w:t>
+      </w:r>
+      <w:proofErr w:type="spellEnd"/>
+      <w:r>
+        <w:t>_...). This separation allows for initial data validation and deduplication without affecting the source files.</w:t>
+      </w:r>
+    </w:p>
+    <w:p>
+      <w:pPr>
+        <w:pStyle w:val="BodyText"/>
+        <w:numPr>
+          <w:ilvl w:val="0"/>
+          <w:numId w:val="35"/>
+        </w:numPr>
+      </w:pPr>
+      <w:r>
+        <w:rPr>
+          <w:b/>
+          <w:bCs/>
+        </w:rPr>
+        <w:t>Cleansing &amp; Mapping (BL_CL)</w:t>
+      </w:r>
+      <w:r>
+        <w:t>: A specialized layer used for Master Data Management. The T_MAP_STORES entity consolidates store information from both sources, applying cleaning</w:t>
+      </w:r>
+      <w:r>
+        <w:t xml:space="preserve"> and deduplication </w:t>
+      </w:r>
+      <w:r>
+        <w:t>logic</w:t>
+      </w:r>
+      <w:r>
+        <w:t>.</w:t>
+      </w:r>
+    </w:p>
+    <w:p>
+      <w:pPr>
+        <w:pStyle w:val="BodyText"/>
+        <w:numPr>
+          <w:ilvl w:val="0"/>
+          <w:numId w:val="35"/>
+        </w:numPr>
+      </w:pPr>
+      <w:r>
+        <w:rPr>
+          <w:b/>
+          <w:bCs/>
+        </w:rPr>
+        <w:t>3NF Layer (Core)</w:t>
+      </w:r>
+      <w:r>
+        <w:t xml:space="preserve">: The data is normalized into the Third Normal Form (3NF) to minimize redundancy. </w:t>
+      </w:r>
+    </w:p>
+    <w:p>
+      <w:pPr>
+        <w:pStyle w:val="BodyText"/>
+        <w:numPr>
+          <w:ilvl w:val="0"/>
+          <w:numId w:val="35"/>
+        </w:numPr>
+      </w:pPr>
+      <w:r>
+        <w:rPr>
+          <w:b/>
+          <w:bCs/>
+        </w:rPr>
+        <w:t>Dimension Layer (BL_DM)</w:t>
+      </w:r>
+      <w:r>
+        <w:t>: Data is transformed into a Star Schema, consisting of a central Fact table (FCT_SALES_DD) surrounded by Dimension tables.</w:t>
+      </w:r>
+    </w:p>
+    <w:p>
+      <w:pPr>
+        <w:pStyle w:val="BodyText"/>
+        <w:numPr>
+          <w:ilvl w:val="0"/>
+          <w:numId w:val="35"/>
+        </w:numPr>
+      </w:pPr>
+      <w:r>
+        <w:rPr>
+          <w:b/>
+          <w:bCs/>
+        </w:rPr>
+        <w:t>Data Marts &amp; BI</w:t>
+      </w:r>
+      <w:r>
+        <w:t xml:space="preserve">: The final layer provides business-oriented views such as </w:t>
+      </w:r>
+      <w:r>
+        <w:rPr>
+          <w:b/>
+          <w:bCs/>
+        </w:rPr>
+        <w:t>Sales Performance</w:t>
+      </w:r>
+      <w:r>
+        <w:t xml:space="preserve"> and </w:t>
+      </w:r>
+      <w:r>
+        <w:rPr>
+          <w:b/>
+          <w:bCs/>
+        </w:rPr>
+        <w:t>Vendor Analytics</w:t>
+      </w:r>
+      <w:r>
+        <w:t xml:space="preserve">, which are consumed by BI tools like </w:t>
+      </w:r>
+      <w:r>
+        <w:rPr>
+          <w:b/>
+          <w:bCs/>
+        </w:rPr>
+        <w:t>Tableau</w:t>
+      </w:r>
+      <w:r>
+        <w:t xml:space="preserve"> and </w:t>
+      </w:r>
+      <w:r>
+        <w:rPr>
+          <w:b/>
+          <w:bCs/>
+        </w:rPr>
+        <w:t>Power BI</w:t>
+      </w:r>
+      <w:r>
+        <w:t>.</w:t>
+      </w:r>
+    </w:p>
+    <w:p>
+      <w:pPr>
+        <w:pStyle w:val="BodyText"/>
+        <w:ind w:left="720"/>
+      </w:pPr>
+      <w:r>
+        <w:t>The described schema is presented below.</w:t>
+      </w:r>
+      <w:r>
+        <w:t xml:space="preserve"> </w:t>
+      </w:r>
+    </w:p>
+    <w:p>
+      <w:pPr>
+        <w:pStyle w:val="BodyText"/>
+      </w:pPr>
+      <w:r>
+        <w:rPr>
+          <w:noProof/>
+        </w:rPr>
+        <w:drawing>
+          <wp:inline distT="0" distB="0" distL="0" distR="0" wp14:anchorId="05AF26E7" wp14:editId="08AC3D03">
+            <wp:extent cx="6267450" cy="2872105"/>
+            <wp:effectExtent l="0" t="0" r="0" b="4445"/>
+            <wp:docPr id="1766411522" name="Picture 1"/>
+            <wp:cNvGraphicFramePr>
+              <a:graphicFrameLocks xmlns:a="http://schemas.openxmlformats.org/drawingml/2006/main" noChangeAspect="1"/>
+            </wp:cNvGraphicFramePr>
+            <a:graphic xmlns:a="http://schemas.openxmlformats.org/drawingml/2006/main">
+              <a:graphicData uri="http://schemas.openxmlformats.org/drawingml/2006/picture">
+                <pic:pic xmlns:pic="http://schemas.openxmlformats.org/drawingml/2006/picture">
+                  <pic:nvPicPr>
+                    <pic:cNvPr id="1766411522" name="Picture 1766411522"/>
+                    <pic:cNvPicPr/>
+                  </pic:nvPicPr>
+                  <pic:blipFill>
+                    <a:blip r:embed="rId13" cstate="print">
+                      <a:extLst>
+                        <a:ext uri="{28A0092B-C50C-407E-A947-70E740481C1C}">
+                          <a14:useLocalDpi xmlns:a14="http://schemas.microsoft.com/office/drawing/2010/main" val="0"/>
+                        </a:ext>
+                      </a:extLst>
+                    </a:blip>
+                    <a:stretch>
+                      <a:fillRect/>
+                    </a:stretch>
+                  </pic:blipFill>
+                  <pic:spPr>
+                    <a:xfrm>
+                      <a:off x="0" y="0"/>
+                      <a:ext cx="6272504" cy="2874421"/>
+                    </a:xfrm>
+                    <a:prstGeom prst="rect">
+                      <a:avLst/>
+                    </a:prstGeom>
+                  </pic:spPr>
+                </pic:pic>
+              </a:graphicData>
+            </a:graphic>
+          </wp:inline>
+        </w:drawing>
+      </w:r>
+    </w:p>
+    <w:p>
+      <w:pPr>
         <w:pStyle w:val="Heading1"/>
         <w:ind w:left="431" w:hanging="431"/>
       </w:pPr>
@@ -10957,6 +11795,260 @@
     </w:p>
     <w:p>
       <w:pPr>
+        <w:pStyle w:val="BodyText"/>
+      </w:pPr>
+      <w:r>
+        <w:t xml:space="preserve">The Data Flow Diagram (DFD), designed in </w:t>
+      </w:r>
+      <w:r>
+        <w:rPr>
+          <w:b/>
+          <w:bCs/>
+        </w:rPr>
+        <w:t>Gane-Sarson notation</w:t>
+      </w:r>
+      <w:r>
+        <w:t>, illustrates the dynamic movement and transformation of data through the ETL pipeline.</w:t>
+      </w:r>
+    </w:p>
+    <w:p>
+      <w:pPr>
+        <w:pStyle w:val="BodyText"/>
+        <w:numPr>
+          <w:ilvl w:val="0"/>
+          <w:numId w:val="36"/>
+        </w:numPr>
+      </w:pPr>
+      <w:r>
+        <w:rPr>
+          <w:b/>
+          <w:bCs/>
+        </w:rPr>
+        <w:t>Extraction (Processes 1.1 / 2.1)</w:t>
+      </w:r>
+      <w:r>
+        <w:t>: Data is streamed from external CSV entities into the staging foreign tables.</w:t>
+      </w:r>
+    </w:p>
+    <w:p>
+      <w:pPr>
+        <w:pStyle w:val="BodyText"/>
+        <w:numPr>
+          <w:ilvl w:val="0"/>
+          <w:numId w:val="36"/>
+        </w:numPr>
+      </w:pPr>
+      <w:r>
+        <w:rPr>
+          <w:b/>
+          <w:bCs/>
+        </w:rPr>
+        <w:t>Staging &amp; Deduplication (Processes 1.2 / 2.2)</w:t>
+      </w:r>
+      <w:r>
+        <w:t>: This stage involves physical data insertion into the warehouse while performing essential deduplication checks to ensure data quality.</w:t>
+      </w:r>
+    </w:p>
+    <w:p>
+      <w:pPr>
+        <w:pStyle w:val="BodyText"/>
+        <w:numPr>
+          <w:ilvl w:val="0"/>
+          <w:numId w:val="36"/>
+        </w:numPr>
+      </w:pPr>
+      <w:r>
+        <w:rPr>
+          <w:b/>
+          <w:bCs/>
+        </w:rPr>
+        <w:t>Centralized Mapping (Process 3.0)</w:t>
+      </w:r>
+      <w:r>
+        <w:t>: Store data from sources is unified within the BL_CL.T_MAP_STORES data store to create a single version of truth for store entities.</w:t>
+      </w:r>
+    </w:p>
+    <w:p>
+      <w:pPr>
+        <w:pStyle w:val="BodyText"/>
+        <w:numPr>
+          <w:ilvl w:val="0"/>
+          <w:numId w:val="36"/>
+        </w:numPr>
+      </w:pPr>
+      <w:r>
+        <w:rPr>
+          <w:b/>
+          <w:bCs/>
+        </w:rPr>
+        <w:t>Normalization (Process 5.0)</w:t>
+      </w:r>
+      <w:r>
+        <w:t>: A complex transformation process that distributes staged data into the 3NF relational structure, ensuring all business entities (</w:t>
+      </w:r>
+      <w:r>
+        <w:t xml:space="preserve">like </w:t>
+      </w:r>
+      <w:r>
+        <w:t>Items, Vendors, Locations) are correctly linked.</w:t>
+      </w:r>
+    </w:p>
+    <w:p>
+      <w:pPr>
+        <w:pStyle w:val="BodyText"/>
+        <w:numPr>
+          <w:ilvl w:val="0"/>
+          <w:numId w:val="36"/>
+        </w:numPr>
+      </w:pPr>
+      <w:r>
+        <w:rPr>
+          <w:b/>
+          <w:bCs/>
+        </w:rPr>
+        <w:t>Dimensional Transformation (Processes 6.0 / 7.0)</w:t>
+      </w:r>
+      <w:r>
+        <w:t>:</w:t>
+      </w:r>
+    </w:p>
+    <w:p>
+      <w:pPr>
+        <w:pStyle w:val="BodyText"/>
+        <w:numPr>
+          <w:ilvl w:val="1"/>
+          <w:numId w:val="36"/>
+        </w:numPr>
+      </w:pPr>
+      <w:r>
+        <w:rPr>
+          <w:b/>
+          <w:bCs/>
+        </w:rPr>
+        <w:t>Process 6.0</w:t>
+      </w:r>
+      <w:r>
+        <w:t xml:space="preserve"> </w:t>
+      </w:r>
+      <w:proofErr w:type="spellStart"/>
+      <w:r>
+        <w:t>denormalizes</w:t>
+      </w:r>
+      <w:proofErr w:type="spellEnd"/>
+      <w:r>
+        <w:t xml:space="preserve"> core entities into easy-to-query Dimension tables.</w:t>
+      </w:r>
+    </w:p>
+    <w:p>
+      <w:pPr>
+        <w:pStyle w:val="BodyText"/>
+        <w:numPr>
+          <w:ilvl w:val="1"/>
+          <w:numId w:val="36"/>
+        </w:numPr>
+      </w:pPr>
+      <w:r>
+        <w:rPr>
+          <w:b/>
+          <w:bCs/>
+        </w:rPr>
+        <w:t>Process 7.0</w:t>
+      </w:r>
+      <w:r>
+        <w:t xml:space="preserve"> aggregates transaction records to populate the FCT_SALES_DD fact table.</w:t>
+      </w:r>
+    </w:p>
+    <w:p>
+      <w:pPr>
+        <w:pStyle w:val="BodyText"/>
+        <w:numPr>
+          <w:ilvl w:val="0"/>
+          <w:numId w:val="36"/>
+        </w:numPr>
+      </w:pPr>
+      <w:r>
+        <w:rPr>
+          <w:b/>
+          <w:bCs/>
+        </w:rPr>
+        <w:t>Data Consumption</w:t>
+      </w:r>
+      <w:r>
+        <w:t>: The final flow moves from the Dimensional layer to analytical reports, providing actionable insights for end-users.</w:t>
+      </w:r>
+    </w:p>
+    <w:p>
+      <w:pPr>
+        <w:pStyle w:val="BodyText"/>
+        <w:ind w:left="720"/>
+      </w:pPr>
+      <w:r>
+        <w:lastRenderedPageBreak/>
+        <w:t>The described schema is presented below.</w:t>
+      </w:r>
+      <w:r>
+        <w:t xml:space="preserve"> </w:t>
+      </w:r>
+    </w:p>
+    <w:p>
+      <w:pPr>
+        <w:pStyle w:val="NormalWeb"/>
+        <w:ind w:left="720"/>
+      </w:pPr>
+      <w:r>
+        <w:rPr>
+          <w:noProof/>
+        </w:rPr>
+        <w:drawing>
+          <wp:inline distT="0" distB="0" distL="0" distR="0" wp14:anchorId="6461B09E" wp14:editId="53395A85">
+            <wp:extent cx="5941695" cy="1752600"/>
+            <wp:effectExtent l="0" t="0" r="1905" b="0"/>
+            <wp:docPr id="889136781" name="Picture 3"/>
+            <wp:cNvGraphicFramePr>
+              <a:graphicFrameLocks xmlns:a="http://schemas.openxmlformats.org/drawingml/2006/main" noChangeAspect="1"/>
+            </wp:cNvGraphicFramePr>
+            <a:graphic xmlns:a="http://schemas.openxmlformats.org/drawingml/2006/main">
+              <a:graphicData uri="http://schemas.openxmlformats.org/drawingml/2006/picture">
+                <pic:pic xmlns:pic="http://schemas.openxmlformats.org/drawingml/2006/picture">
+                  <pic:nvPicPr>
+                    <pic:cNvPr id="889136781" name="Picture 889136781"/>
+                    <pic:cNvPicPr/>
+                  </pic:nvPicPr>
+                  <pic:blipFill>
+                    <a:blip r:embed="rId14" cstate="print">
+                      <a:extLst>
+                        <a:ext uri="{28A0092B-C50C-407E-A947-70E740481C1C}">
+                          <a14:useLocalDpi xmlns:a14="http://schemas.microsoft.com/office/drawing/2010/main" val="0"/>
+                        </a:ext>
+                      </a:extLst>
+                    </a:blip>
+                    <a:stretch>
+                      <a:fillRect/>
+                    </a:stretch>
+                  </pic:blipFill>
+                  <pic:spPr>
+                    <a:xfrm>
+                      <a:off x="0" y="0"/>
+                      <a:ext cx="5954721" cy="1756442"/>
+                    </a:xfrm>
+                    <a:prstGeom prst="rect">
+                      <a:avLst/>
+                    </a:prstGeom>
+                  </pic:spPr>
+                </pic:pic>
+              </a:graphicData>
+            </a:graphic>
+          </wp:inline>
+        </w:drawing>
+      </w:r>
+    </w:p>
+    <w:p>
+      <w:pPr>
+        <w:pStyle w:val="BodyText"/>
+      </w:pPr>
+    </w:p>
+    <w:p>
+      <w:pPr>
         <w:pStyle w:val="Heading1"/>
         <w:ind w:left="431" w:hanging="431"/>
       </w:pPr>
@@ -10977,9 +12069,9 @@
       </w:pPr>
     </w:p>
     <w:sectPr>
-      <w:headerReference w:type="default" r:id="rId13"/>
-      <w:footerReference w:type="default" r:id="rId14"/>
-      <w:footerReference w:type="first" r:id="rId15"/>
+      <w:headerReference w:type="default" r:id="rId15"/>
+      <w:footerReference w:type="default" r:id="rId16"/>
+      <w:footerReference w:type="first" r:id="rId17"/>
       <w:pgSz w:w="11909" w:h="16834" w:code="9"/>
       <w:pgMar w:top="1134" w:right="851" w:bottom="1134" w:left="1134" w:header="720" w:footer="720" w:gutter="567"/>
       <w:cols w:space="720"/>
@@ -12084,6 +13176,155 @@
     </w:lvl>
   </w:abstractNum>
   <w:abstractNum w:abstractNumId="4" w15:restartNumberingAfterBreak="0">
+    <w:nsid w:val="0E7A14A7"/>
+    <w:multiLevelType w:val="multilevel"/>
+    <w:tmpl w:val="E562843C"/>
+    <w:lvl w:ilvl="0">
+      <w:start w:val="1"/>
+      <w:numFmt w:val="bullet"/>
+      <w:lvlText w:val=""/>
+      <w:lvlJc w:val="left"/>
+      <w:pPr>
+        <w:tabs>
+          <w:tab w:val="num" w:pos="720"/>
+        </w:tabs>
+        <w:ind w:left="720" w:hanging="360"/>
+      </w:pPr>
+      <w:rPr>
+        <w:rFonts w:ascii="Symbol" w:hAnsi="Symbol" w:hint="default"/>
+        <w:sz w:val="20"/>
+      </w:rPr>
+    </w:lvl>
+    <w:lvl w:ilvl="1">
+      <w:start w:val="1"/>
+      <w:numFmt w:val="bullet"/>
+      <w:lvlText w:val="o"/>
+      <w:lvlJc w:val="left"/>
+      <w:pPr>
+        <w:tabs>
+          <w:tab w:val="num" w:pos="1440"/>
+        </w:tabs>
+        <w:ind w:left="1440" w:hanging="360"/>
+      </w:pPr>
+      <w:rPr>
+        <w:rFonts w:ascii="Courier New" w:hAnsi="Courier New" w:hint="default"/>
+        <w:sz w:val="20"/>
+      </w:rPr>
+    </w:lvl>
+    <w:lvl w:ilvl="2" w:tentative="1">
+      <w:start w:val="1"/>
+      <w:numFmt w:val="bullet"/>
+      <w:lvlText w:val=""/>
+      <w:lvlJc w:val="left"/>
+      <w:pPr>
+        <w:tabs>
+          <w:tab w:val="num" w:pos="2160"/>
+        </w:tabs>
+        <w:ind w:left="2160" w:hanging="360"/>
+      </w:pPr>
+      <w:rPr>
+        <w:rFonts w:ascii="Wingdings" w:hAnsi="Wingdings" w:hint="default"/>
+        <w:sz w:val="20"/>
+      </w:rPr>
+    </w:lvl>
+    <w:lvl w:ilvl="3" w:tentative="1">
+      <w:start w:val="1"/>
+      <w:numFmt w:val="bullet"/>
+      <w:lvlText w:val=""/>
+      <w:lvlJc w:val="left"/>
+      <w:pPr>
+        <w:tabs>
+          <w:tab w:val="num" w:pos="2880"/>
+        </w:tabs>
+        <w:ind w:left="2880" w:hanging="360"/>
+      </w:pPr>
+      <w:rPr>
+        <w:rFonts w:ascii="Wingdings" w:hAnsi="Wingdings" w:hint="default"/>
+        <w:sz w:val="20"/>
+      </w:rPr>
+    </w:lvl>
+    <w:lvl w:ilvl="4" w:tentative="1">
+      <w:start w:val="1"/>
+      <w:numFmt w:val="bullet"/>
+      <w:lvlText w:val=""/>
+      <w:lvlJc w:val="left"/>
+      <w:pPr>
+        <w:tabs>
+          <w:tab w:val="num" w:pos="3600"/>
+        </w:tabs>
+        <w:ind w:left="3600" w:hanging="360"/>
+      </w:pPr>
+      <w:rPr>
+        <w:rFonts w:ascii="Wingdings" w:hAnsi="Wingdings" w:hint="default"/>
+        <w:sz w:val="20"/>
+      </w:rPr>
+    </w:lvl>
+    <w:lvl w:ilvl="5" w:tentative="1">
+      <w:start w:val="1"/>
+      <w:numFmt w:val="bullet"/>
+      <w:lvlText w:val=""/>
+      <w:lvlJc w:val="left"/>
+      <w:pPr>
+        <w:tabs>
+          <w:tab w:val="num" w:pos="4320"/>
+        </w:tabs>
+        <w:ind w:left="4320" w:hanging="360"/>
+      </w:pPr>
+      <w:rPr>
+        <w:rFonts w:ascii="Wingdings" w:hAnsi="Wingdings" w:hint="default"/>
+        <w:sz w:val="20"/>
+      </w:rPr>
+    </w:lvl>
+    <w:lvl w:ilvl="6" w:tentative="1">
+      <w:start w:val="1"/>
+      <w:numFmt w:val="bullet"/>
+      <w:lvlText w:val=""/>
+      <w:lvlJc w:val="left"/>
+      <w:pPr>
+        <w:tabs>
+          <w:tab w:val="num" w:pos="5040"/>
+        </w:tabs>
+        <w:ind w:left="5040" w:hanging="360"/>
+      </w:pPr>
+      <w:rPr>
+        <w:rFonts w:ascii="Wingdings" w:hAnsi="Wingdings" w:hint="default"/>
+        <w:sz w:val="20"/>
+      </w:rPr>
+    </w:lvl>
+    <w:lvl w:ilvl="7" w:tentative="1">
+      <w:start w:val="1"/>
+      <w:numFmt w:val="bullet"/>
+      <w:lvlText w:val=""/>
+      <w:lvlJc w:val="left"/>
+      <w:pPr>
+        <w:tabs>
+          <w:tab w:val="num" w:pos="5760"/>
+        </w:tabs>
+        <w:ind w:left="5760" w:hanging="360"/>
+      </w:pPr>
+      <w:rPr>
+        <w:rFonts w:ascii="Wingdings" w:hAnsi="Wingdings" w:hint="default"/>
+        <w:sz w:val="20"/>
+      </w:rPr>
+    </w:lvl>
+    <w:lvl w:ilvl="8" w:tentative="1">
+      <w:start w:val="1"/>
+      <w:numFmt w:val="bullet"/>
+      <w:lvlText w:val=""/>
+      <w:lvlJc w:val="left"/>
+      <w:pPr>
+        <w:tabs>
+          <w:tab w:val="num" w:pos="6480"/>
+        </w:tabs>
+        <w:ind w:left="6480" w:hanging="360"/>
+      </w:pPr>
+      <w:rPr>
+        <w:rFonts w:ascii="Wingdings" w:hAnsi="Wingdings" w:hint="default"/>
+        <w:sz w:val="20"/>
+      </w:rPr>
+    </w:lvl>
+  </w:abstractNum>
+  <w:abstractNum w:abstractNumId="5" w15:restartNumberingAfterBreak="0">
     <w:nsid w:val="12B44983"/>
     <w:multiLevelType w:val="multilevel"/>
     <w:tmpl w:val="1436B0F0"/>
@@ -12192,7 +13433,7 @@
       </w:pPr>
     </w:lvl>
   </w:abstractNum>
-  <w:abstractNum w:abstractNumId="5" w15:restartNumberingAfterBreak="0">
+  <w:abstractNum w:abstractNumId="6" w15:restartNumberingAfterBreak="0">
     <w:nsid w:val="184F4EE4"/>
     <w:multiLevelType w:val="multilevel"/>
     <w:tmpl w:val="71962ACC"/>
@@ -12341,7 +13582,7 @@
       </w:rPr>
     </w:lvl>
   </w:abstractNum>
-  <w:abstractNum w:abstractNumId="6" w15:restartNumberingAfterBreak="0">
+  <w:abstractNum w:abstractNumId="7" w15:restartNumberingAfterBreak="0">
     <w:nsid w:val="195A4727"/>
     <w:multiLevelType w:val="hybridMultilevel"/>
     <w:tmpl w:val="A55AFE38"/>
@@ -12430,7 +13671,7 @@
       </w:pPr>
     </w:lvl>
   </w:abstractNum>
-  <w:abstractNum w:abstractNumId="7" w15:restartNumberingAfterBreak="0">
+  <w:abstractNum w:abstractNumId="8" w15:restartNumberingAfterBreak="0">
     <w:nsid w:val="195D43B9"/>
     <w:multiLevelType w:val="multilevel"/>
     <w:tmpl w:val="CAD271F8"/>
@@ -12565,7 +13806,7 @@
       </w:rPr>
     </w:lvl>
   </w:abstractNum>
-  <w:abstractNum w:abstractNumId="8" w15:restartNumberingAfterBreak="0">
+  <w:abstractNum w:abstractNumId="9" w15:restartNumberingAfterBreak="0">
     <w:nsid w:val="1E293D5E"/>
     <w:multiLevelType w:val="hybridMultilevel"/>
     <w:tmpl w:val="1F9AC738"/>
@@ -12651,7 +13892,156 @@
       </w:pPr>
     </w:lvl>
   </w:abstractNum>
-  <w:abstractNum w:abstractNumId="9" w15:restartNumberingAfterBreak="0">
+  <w:abstractNum w:abstractNumId="10" w15:restartNumberingAfterBreak="0">
+    <w:nsid w:val="21E45089"/>
+    <w:multiLevelType w:val="multilevel"/>
+    <w:tmpl w:val="B95EF636"/>
+    <w:lvl w:ilvl="0">
+      <w:start w:val="1"/>
+      <w:numFmt w:val="bullet"/>
+      <w:lvlText w:val=""/>
+      <w:lvlJc w:val="left"/>
+      <w:pPr>
+        <w:tabs>
+          <w:tab w:val="num" w:pos="720"/>
+        </w:tabs>
+        <w:ind w:left="720" w:hanging="360"/>
+      </w:pPr>
+      <w:rPr>
+        <w:rFonts w:ascii="Symbol" w:hAnsi="Symbol" w:hint="default"/>
+        <w:sz w:val="20"/>
+      </w:rPr>
+    </w:lvl>
+    <w:lvl w:ilvl="1" w:tentative="1">
+      <w:start w:val="1"/>
+      <w:numFmt w:val="bullet"/>
+      <w:lvlText w:val="o"/>
+      <w:lvlJc w:val="left"/>
+      <w:pPr>
+        <w:tabs>
+          <w:tab w:val="num" w:pos="1440"/>
+        </w:tabs>
+        <w:ind w:left="1440" w:hanging="360"/>
+      </w:pPr>
+      <w:rPr>
+        <w:rFonts w:ascii="Courier New" w:hAnsi="Courier New" w:hint="default"/>
+        <w:sz w:val="20"/>
+      </w:rPr>
+    </w:lvl>
+    <w:lvl w:ilvl="2" w:tentative="1">
+      <w:start w:val="1"/>
+      <w:numFmt w:val="bullet"/>
+      <w:lvlText w:val=""/>
+      <w:lvlJc w:val="left"/>
+      <w:pPr>
+        <w:tabs>
+          <w:tab w:val="num" w:pos="2160"/>
+        </w:tabs>
+        <w:ind w:left="2160" w:hanging="360"/>
+      </w:pPr>
+      <w:rPr>
+        <w:rFonts w:ascii="Wingdings" w:hAnsi="Wingdings" w:hint="default"/>
+        <w:sz w:val="20"/>
+      </w:rPr>
+    </w:lvl>
+    <w:lvl w:ilvl="3" w:tentative="1">
+      <w:start w:val="1"/>
+      <w:numFmt w:val="bullet"/>
+      <w:lvlText w:val=""/>
+      <w:lvlJc w:val="left"/>
+      <w:pPr>
+        <w:tabs>
+          <w:tab w:val="num" w:pos="2880"/>
+        </w:tabs>
+        <w:ind w:left="2880" w:hanging="360"/>
+      </w:pPr>
+      <w:rPr>
+        <w:rFonts w:ascii="Wingdings" w:hAnsi="Wingdings" w:hint="default"/>
+        <w:sz w:val="20"/>
+      </w:rPr>
+    </w:lvl>
+    <w:lvl w:ilvl="4" w:tentative="1">
+      <w:start w:val="1"/>
+      <w:numFmt w:val="bullet"/>
+      <w:lvlText w:val=""/>
+      <w:lvlJc w:val="left"/>
+      <w:pPr>
+        <w:tabs>
+          <w:tab w:val="num" w:pos="3600"/>
+        </w:tabs>
+        <w:ind w:left="3600" w:hanging="360"/>
+      </w:pPr>
+      <w:rPr>
+        <w:rFonts w:ascii="Wingdings" w:hAnsi="Wingdings" w:hint="default"/>
+        <w:sz w:val="20"/>
+      </w:rPr>
+    </w:lvl>
+    <w:lvl w:ilvl="5" w:tentative="1">
+      <w:start w:val="1"/>
+      <w:numFmt w:val="bullet"/>
+      <w:lvlText w:val=""/>
+      <w:lvlJc w:val="left"/>
+      <w:pPr>
+        <w:tabs>
+          <w:tab w:val="num" w:pos="4320"/>
+        </w:tabs>
+        <w:ind w:left="4320" w:hanging="360"/>
+      </w:pPr>
+      <w:rPr>
+        <w:rFonts w:ascii="Wingdings" w:hAnsi="Wingdings" w:hint="default"/>
+        <w:sz w:val="20"/>
+      </w:rPr>
+    </w:lvl>
+    <w:lvl w:ilvl="6" w:tentative="1">
+      <w:start w:val="1"/>
+      <w:numFmt w:val="bullet"/>
+      <w:lvlText w:val=""/>
+      <w:lvlJc w:val="left"/>
+      <w:pPr>
+        <w:tabs>
+          <w:tab w:val="num" w:pos="5040"/>
+        </w:tabs>
+        <w:ind w:left="5040" w:hanging="360"/>
+      </w:pPr>
+      <w:rPr>
+        <w:rFonts w:ascii="Wingdings" w:hAnsi="Wingdings" w:hint="default"/>
+        <w:sz w:val="20"/>
+      </w:rPr>
+    </w:lvl>
+    <w:lvl w:ilvl="7" w:tentative="1">
+      <w:start w:val="1"/>
+      <w:numFmt w:val="bullet"/>
+      <w:lvlText w:val=""/>
+      <w:lvlJc w:val="left"/>
+      <w:pPr>
+        <w:tabs>
+          <w:tab w:val="num" w:pos="5760"/>
+        </w:tabs>
+        <w:ind w:left="5760" w:hanging="360"/>
+      </w:pPr>
+      <w:rPr>
+        <w:rFonts w:ascii="Wingdings" w:hAnsi="Wingdings" w:hint="default"/>
+        <w:sz w:val="20"/>
+      </w:rPr>
+    </w:lvl>
+    <w:lvl w:ilvl="8" w:tentative="1">
+      <w:start w:val="1"/>
+      <w:numFmt w:val="bullet"/>
+      <w:lvlText w:val=""/>
+      <w:lvlJc w:val="left"/>
+      <w:pPr>
+        <w:tabs>
+          <w:tab w:val="num" w:pos="6480"/>
+        </w:tabs>
+        <w:ind w:left="6480" w:hanging="360"/>
+      </w:pPr>
+      <w:rPr>
+        <w:rFonts w:ascii="Wingdings" w:hAnsi="Wingdings" w:hint="default"/>
+        <w:sz w:val="20"/>
+      </w:rPr>
+    </w:lvl>
+  </w:abstractNum>
+  <w:abstractNum w:abstractNumId="11" w15:restartNumberingAfterBreak="0">
     <w:nsid w:val="23A944B1"/>
     <w:multiLevelType w:val="hybridMultilevel"/>
     <w:tmpl w:val="F2869934"/>
@@ -12763,7 +14153,7 @@
       </w:rPr>
     </w:lvl>
   </w:abstractNum>
-  <w:abstractNum w:abstractNumId="10" w15:restartNumberingAfterBreak="0">
+  <w:abstractNum w:abstractNumId="12" w15:restartNumberingAfterBreak="0">
     <w:nsid w:val="288B0C11"/>
     <w:multiLevelType w:val="hybridMultilevel"/>
     <w:tmpl w:val="0F601464"/>
@@ -12876,7 +14266,7 @@
       </w:rPr>
     </w:lvl>
   </w:abstractNum>
-  <w:abstractNum w:abstractNumId="11" w15:restartNumberingAfterBreak="0">
+  <w:abstractNum w:abstractNumId="13" w15:restartNumberingAfterBreak="0">
     <w:nsid w:val="2B0C1E43"/>
     <w:multiLevelType w:val="hybridMultilevel"/>
     <w:tmpl w:val="2ABA9C58"/>
@@ -12989,7 +14379,7 @@
       </w:rPr>
     </w:lvl>
   </w:abstractNum>
-  <w:abstractNum w:abstractNumId="12" w15:restartNumberingAfterBreak="0">
+  <w:abstractNum w:abstractNumId="14" w15:restartNumberingAfterBreak="0">
     <w:nsid w:val="2B2326F1"/>
     <w:multiLevelType w:val="multilevel"/>
     <w:tmpl w:val="44887BA6"/>
@@ -13138,7 +14528,7 @@
       </w:rPr>
     </w:lvl>
   </w:abstractNum>
-  <w:abstractNum w:abstractNumId="13" w15:restartNumberingAfterBreak="0">
+  <w:abstractNum w:abstractNumId="15" w15:restartNumberingAfterBreak="0">
     <w:nsid w:val="2D39150F"/>
     <w:multiLevelType w:val="hybridMultilevel"/>
     <w:tmpl w:val="1EB0BD4A"/>
@@ -13251,7 +14641,7 @@
       </w:rPr>
     </w:lvl>
   </w:abstractNum>
-  <w:abstractNum w:abstractNumId="14" w15:restartNumberingAfterBreak="0">
+  <w:abstractNum w:abstractNumId="16" w15:restartNumberingAfterBreak="0">
     <w:nsid w:val="2E3432A8"/>
     <w:multiLevelType w:val="hybridMultilevel"/>
     <w:tmpl w:val="F2E286F2"/>
@@ -13344,7 +14734,7 @@
       </w:pPr>
     </w:lvl>
   </w:abstractNum>
-  <w:abstractNum w:abstractNumId="15" w15:restartNumberingAfterBreak="0">
+  <w:abstractNum w:abstractNumId="17" w15:restartNumberingAfterBreak="0">
     <w:nsid w:val="2F980CEB"/>
     <w:multiLevelType w:val="multilevel"/>
     <w:tmpl w:val="7F9AC5AC"/>
@@ -13493,7 +14883,7 @@
       </w:rPr>
     </w:lvl>
   </w:abstractNum>
-  <w:abstractNum w:abstractNumId="16" w15:restartNumberingAfterBreak="0">
+  <w:abstractNum w:abstractNumId="18" w15:restartNumberingAfterBreak="0">
     <w:nsid w:val="3267610B"/>
     <w:multiLevelType w:val="hybridMultilevel"/>
     <w:tmpl w:val="7CAC42BE"/>
@@ -13582,7 +14972,7 @@
       </w:pPr>
     </w:lvl>
   </w:abstractNum>
-  <w:abstractNum w:abstractNumId="17" w15:restartNumberingAfterBreak="0">
+  <w:abstractNum w:abstractNumId="19" w15:restartNumberingAfterBreak="0">
     <w:nsid w:val="33FD3863"/>
     <w:multiLevelType w:val="hybridMultilevel"/>
     <w:tmpl w:val="54E2D8BC"/>
@@ -13671,7 +15061,7 @@
       </w:pPr>
     </w:lvl>
   </w:abstractNum>
-  <w:abstractNum w:abstractNumId="18" w15:restartNumberingAfterBreak="0">
+  <w:abstractNum w:abstractNumId="20" w15:restartNumberingAfterBreak="0">
     <w:nsid w:val="360F1D76"/>
     <w:multiLevelType w:val="multilevel"/>
     <w:tmpl w:val="BEE4DBA2"/>
@@ -13784,7 +15174,7 @@
       </w:pPr>
     </w:lvl>
   </w:abstractNum>
-  <w:abstractNum w:abstractNumId="19" w15:restartNumberingAfterBreak="0">
+  <w:abstractNum w:abstractNumId="21" w15:restartNumberingAfterBreak="0">
     <w:nsid w:val="3C5A0EF0"/>
     <w:multiLevelType w:val="hybridMultilevel"/>
     <w:tmpl w:val="3C502EE8"/>
@@ -13924,7 +15314,7 @@
       </w:rPr>
     </w:lvl>
   </w:abstractNum>
-  <w:abstractNum w:abstractNumId="20" w15:restartNumberingAfterBreak="0">
+  <w:abstractNum w:abstractNumId="22" w15:restartNumberingAfterBreak="0">
     <w:nsid w:val="486A47FD"/>
     <w:multiLevelType w:val="multilevel"/>
     <w:tmpl w:val="04090023"/>
@@ -14038,7 +15428,7 @@
       </w:pPr>
     </w:lvl>
   </w:abstractNum>
-  <w:abstractNum w:abstractNumId="21" w15:restartNumberingAfterBreak="0">
+  <w:abstractNum w:abstractNumId="23" w15:restartNumberingAfterBreak="0">
     <w:nsid w:val="49D41F63"/>
     <w:multiLevelType w:val="multilevel"/>
     <w:tmpl w:val="9FC6E80E"/>
@@ -14187,7 +15577,7 @@
       </w:rPr>
     </w:lvl>
   </w:abstractNum>
-  <w:abstractNum w:abstractNumId="22" w15:restartNumberingAfterBreak="0">
+  <w:abstractNum w:abstractNumId="24" w15:restartNumberingAfterBreak="0">
     <w:nsid w:val="4D3F3451"/>
     <w:multiLevelType w:val="multilevel"/>
     <w:tmpl w:val="8FC61E7C"/>
@@ -14336,13 +15726,13 @@
       </w:rPr>
     </w:lvl>
   </w:abstractNum>
-  <w:abstractNum w:abstractNumId="23" w15:restartNumberingAfterBreak="0">
+  <w:abstractNum w:abstractNumId="25" w15:restartNumberingAfterBreak="0">
     <w:nsid w:val="57DD6F34"/>
     <w:multiLevelType w:val="multilevel"/>
     <w:tmpl w:val="1436B0F0"/>
     <w:numStyleLink w:val="NumberList"/>
   </w:abstractNum>
-  <w:abstractNum w:abstractNumId="24" w15:restartNumberingAfterBreak="0">
+  <w:abstractNum w:abstractNumId="26" w15:restartNumberingAfterBreak="0">
     <w:nsid w:val="58155A8A"/>
     <w:multiLevelType w:val="multilevel"/>
     <w:tmpl w:val="EE7A7A12"/>
@@ -14444,7 +15834,7 @@
       </w:pPr>
     </w:lvl>
   </w:abstractNum>
-  <w:abstractNum w:abstractNumId="25" w15:restartNumberingAfterBreak="0">
+  <w:abstractNum w:abstractNumId="27" w15:restartNumberingAfterBreak="0">
     <w:nsid w:val="6B0C0518"/>
     <w:multiLevelType w:val="multilevel"/>
     <w:tmpl w:val="1244338A"/>
@@ -14593,7 +15983,7 @@
       </w:rPr>
     </w:lvl>
   </w:abstractNum>
-  <w:abstractNum w:abstractNumId="26" w15:restartNumberingAfterBreak="0">
+  <w:abstractNum w:abstractNumId="28" w15:restartNumberingAfterBreak="0">
     <w:nsid w:val="7ECA4DDE"/>
     <w:multiLevelType w:val="hybridMultilevel"/>
     <w:tmpl w:val="220478B4"/>
@@ -14680,7 +16070,7 @@
     </w:lvl>
   </w:abstractNum>
   <w:num w:numId="1" w16cid:durableId="1355501660">
-    <w:abstractNumId w:val="7"/>
+    <w:abstractNumId w:val="8"/>
   </w:num>
   <w:num w:numId="2" w16cid:durableId="401415250">
     <w:abstractNumId w:val="1"/>
@@ -14689,22 +16079,22 @@
     <w:abstractNumId w:val="3"/>
   </w:num>
   <w:num w:numId="4" w16cid:durableId="1602491445">
-    <w:abstractNumId w:val="10"/>
+    <w:abstractNumId w:val="12"/>
   </w:num>
   <w:num w:numId="5" w16cid:durableId="1764492637">
-    <w:abstractNumId w:val="8"/>
+    <w:abstractNumId w:val="9"/>
   </w:num>
   <w:num w:numId="6" w16cid:durableId="1705255523">
-    <w:abstractNumId w:val="6"/>
+    <w:abstractNumId w:val="7"/>
   </w:num>
   <w:num w:numId="7" w16cid:durableId="1617325366">
-    <w:abstractNumId w:val="26"/>
+    <w:abstractNumId w:val="28"/>
   </w:num>
   <w:num w:numId="8" w16cid:durableId="2131194476">
-    <w:abstractNumId w:val="17"/>
+    <w:abstractNumId w:val="19"/>
   </w:num>
   <w:num w:numId="9" w16cid:durableId="1562717750">
-    <w:abstractNumId w:val="7"/>
+    <w:abstractNumId w:val="8"/>
     <w:lvlOverride w:ilvl="0">
       <w:startOverride w:val="1"/>
     </w:lvlOverride>
@@ -14734,10 +16124,10 @@
     </w:lvlOverride>
   </w:num>
   <w:num w:numId="10" w16cid:durableId="1239826050">
-    <w:abstractNumId w:val="24"/>
+    <w:abstractNumId w:val="26"/>
   </w:num>
   <w:num w:numId="11" w16cid:durableId="1047994370">
-    <w:abstractNumId w:val="24"/>
+    <w:abstractNumId w:val="26"/>
     <w:lvlOverride w:ilvl="0"/>
     <w:lvlOverride w:ilvl="1"/>
     <w:lvlOverride w:ilvl="2"/>
@@ -14761,7 +16151,7 @@
     </w:lvlOverride>
   </w:num>
   <w:num w:numId="12" w16cid:durableId="139814723">
-    <w:abstractNumId w:val="23"/>
+    <w:abstractNumId w:val="25"/>
     <w:lvlOverride w:ilvl="0">
       <w:startOverride w:val="1"/>
     </w:lvlOverride>
@@ -14791,43 +16181,43 @@
     </w:lvlOverride>
   </w:num>
   <w:num w:numId="13" w16cid:durableId="1402560041">
-    <w:abstractNumId w:val="4"/>
+    <w:abstractNumId w:val="5"/>
   </w:num>
   <w:num w:numId="14" w16cid:durableId="697778143">
-    <w:abstractNumId w:val="20"/>
+    <w:abstractNumId w:val="22"/>
   </w:num>
   <w:num w:numId="15" w16cid:durableId="1997491479">
-    <w:abstractNumId w:val="19"/>
+    <w:abstractNumId w:val="21"/>
   </w:num>
   <w:num w:numId="16" w16cid:durableId="1198546483">
-    <w:abstractNumId w:val="14"/>
+    <w:abstractNumId w:val="16"/>
   </w:num>
   <w:num w:numId="17" w16cid:durableId="1801000362">
-    <w:abstractNumId w:val="14"/>
+    <w:abstractNumId w:val="16"/>
     <w:lvlOverride w:ilvl="0">
       <w:startOverride w:val="1"/>
     </w:lvlOverride>
   </w:num>
   <w:num w:numId="18" w16cid:durableId="1045984528">
-    <w:abstractNumId w:val="9"/>
+    <w:abstractNumId w:val="11"/>
   </w:num>
   <w:num w:numId="19" w16cid:durableId="355159004">
-    <w:abstractNumId w:val="7"/>
+    <w:abstractNumId w:val="8"/>
   </w:num>
   <w:num w:numId="20" w16cid:durableId="937755645">
-    <w:abstractNumId w:val="7"/>
+    <w:abstractNumId w:val="8"/>
   </w:num>
   <w:num w:numId="21" w16cid:durableId="1563902871">
-    <w:abstractNumId w:val="16"/>
+    <w:abstractNumId w:val="18"/>
   </w:num>
   <w:num w:numId="22" w16cid:durableId="1436485292">
-    <w:abstractNumId w:val="11"/>
+    <w:abstractNumId w:val="13"/>
   </w:num>
   <w:num w:numId="23" w16cid:durableId="329675502">
-    <w:abstractNumId w:val="21"/>
+    <w:abstractNumId w:val="23"/>
   </w:num>
   <w:num w:numId="24" w16cid:durableId="143476166">
-    <w:abstractNumId w:val="7"/>
+    <w:abstractNumId w:val="8"/>
     <w:lvlOverride w:ilvl="0">
       <w:startOverride w:val="1"/>
     </w:lvlOverride>
@@ -14857,19 +16247,19 @@
     </w:lvlOverride>
   </w:num>
   <w:num w:numId="25" w16cid:durableId="1655530842">
-    <w:abstractNumId w:val="25"/>
+    <w:abstractNumId w:val="27"/>
   </w:num>
   <w:num w:numId="26" w16cid:durableId="2035112836">
-    <w:abstractNumId w:val="22"/>
+    <w:abstractNumId w:val="24"/>
   </w:num>
   <w:num w:numId="27" w16cid:durableId="1696727899">
-    <w:abstractNumId w:val="15"/>
+    <w:abstractNumId w:val="17"/>
   </w:num>
   <w:num w:numId="28" w16cid:durableId="1207452660">
-    <w:abstractNumId w:val="18"/>
+    <w:abstractNumId w:val="20"/>
   </w:num>
   <w:num w:numId="29" w16cid:durableId="1554195885">
-    <w:abstractNumId w:val="7"/>
+    <w:abstractNumId w:val="8"/>
     <w:lvlOverride w:ilvl="0">
       <w:startOverride w:val="1"/>
     </w:lvlOverride>
@@ -14902,16 +16292,22 @@
     <w:abstractNumId w:val="2"/>
   </w:num>
   <w:num w:numId="31" w16cid:durableId="1151557252">
-    <w:abstractNumId w:val="13"/>
+    <w:abstractNumId w:val="15"/>
   </w:num>
   <w:num w:numId="32" w16cid:durableId="303778647">
-    <w:abstractNumId w:val="5"/>
+    <w:abstractNumId w:val="6"/>
   </w:num>
   <w:num w:numId="33" w16cid:durableId="1216359398">
     <w:abstractNumId w:val="0"/>
   </w:num>
   <w:num w:numId="34" w16cid:durableId="91555439">
-    <w:abstractNumId w:val="12"/>
+    <w:abstractNumId w:val="14"/>
+  </w:num>
+  <w:num w:numId="35" w16cid:durableId="251820315">
+    <w:abstractNumId w:val="10"/>
+  </w:num>
+  <w:num w:numId="36" w16cid:durableId="1295717625">
+    <w:abstractNumId w:val="4"/>
   </w:num>
 </w:numbering>
 </file>
@@ -16338,6 +17734,20 @@
 </file>
 
 <file path=customXml/item1.xml><?xml version="1.0" encoding="utf-8"?>
+<p:properties xmlns:p="http://schemas.microsoft.com/office/2006/metadata/properties" xmlns:xsi="http://www.w3.org/2001/XMLSchema-instance" xmlns:pc="http://schemas.microsoft.com/office/infopath/2007/PartnerControls">
+  <documentManagement>
+    <SharedWithUsers xmlns="7f0dcb33-685e-48d8-b644-2ef2786c1229">
+      <UserInfo>
+        <DisplayName/>
+        <AccountId xsi:nil="true"/>
+        <AccountType/>
+      </UserInfo>
+    </SharedWithUsers>
+  </documentManagement>
+</p:properties>
+</file>
+
+<file path=customXml/item2.xml><?xml version="1.0" encoding="utf-8"?>
 <ct:contentTypeSchema xmlns:ct="http://schemas.microsoft.com/office/2006/metadata/contentType" xmlns:ma="http://schemas.microsoft.com/office/2006/metadata/properties/metaAttributes" ct:_="" ma:_="" ma:contentTypeName="Document" ma:contentTypeID="0x010100B3483E581E535547A5C5133F57803043" ma:contentTypeVersion="7" ma:contentTypeDescription="Create a new document." ma:contentTypeScope="" ma:versionID="26f0e3c34181377a2b428b97b0aacf58">
   <xsd:schema xmlns:xsd="http://www.w3.org/2001/XMLSchema" xmlns:xs="http://www.w3.org/2001/XMLSchema" xmlns:p="http://schemas.microsoft.com/office/2006/metadata/properties" xmlns:ns2="0a074a96-e172-4849-a42b-0522bc04182b" xmlns:ns3="7f0dcb33-685e-48d8-b644-2ef2786c1229" targetNamespace="http://schemas.microsoft.com/office/2006/metadata/properties" ma:root="true" ma:fieldsID="c6eeec6c9df2cadb2fce64bd00511549" ns2:_="" ns3:_="">
     <xsd:import namespace="0a074a96-e172-4849-a42b-0522bc04182b"/>
@@ -16522,20 +17932,6 @@
 </ct:contentTypeSchema>
 </file>
 
-<file path=customXml/item2.xml><?xml version="1.0" encoding="utf-8"?>
-<p:properties xmlns:p="http://schemas.microsoft.com/office/2006/metadata/properties" xmlns:xsi="http://www.w3.org/2001/XMLSchema-instance" xmlns:pc="http://schemas.microsoft.com/office/infopath/2007/PartnerControls">
-  <documentManagement>
-    <SharedWithUsers xmlns="7f0dcb33-685e-48d8-b644-2ef2786c1229">
-      <UserInfo>
-        <DisplayName/>
-        <AccountId xsi:nil="true"/>
-        <AccountType/>
-      </UserInfo>
-    </SharedWithUsers>
-  </documentManagement>
-</p:properties>
-</file>
-
 <file path=customXml/item3.xml><?xml version="1.0" encoding="utf-8"?>
 <?mso-contentType ?>
 <FormTemplates xmlns="http://schemas.microsoft.com/sharepoint/v3/contenttype/forms">
@@ -16546,6 +17942,16 @@
 </file>
 
 <file path=customXml/itemProps1.xml><?xml version="1.0" encoding="utf-8"?>
+<ds:datastoreItem xmlns:ds="http://schemas.openxmlformats.org/officeDocument/2006/customXml" ds:itemID="{E4B4D352-B35B-4B3A-95D2-902933709BD2}">
+  <ds:schemaRefs>
+    <ds:schemaRef ds:uri="http://schemas.microsoft.com/office/2006/metadata/properties"/>
+    <ds:schemaRef ds:uri="http://schemas.microsoft.com/office/infopath/2007/PartnerControls"/>
+    <ds:schemaRef ds:uri="7f0dcb33-685e-48d8-b644-2ef2786c1229"/>
+  </ds:schemaRefs>
+</ds:datastoreItem>
+</file>
+
+<file path=customXml/itemProps2.xml><?xml version="1.0" encoding="utf-8"?>
 <ds:datastoreItem xmlns:ds="http://schemas.openxmlformats.org/officeDocument/2006/customXml" ds:itemID="{2240CE2F-0274-489A-BA80-8887BFB6B269}">
   <ds:schemaRefs>
     <ds:schemaRef ds:uri="http://schemas.microsoft.com/office/2006/metadata/contentType"/>
@@ -16564,16 +17970,6 @@
 </ds:datastoreItem>
 </file>
 
-<file path=customXml/itemProps2.xml><?xml version="1.0" encoding="utf-8"?>
-<ds:datastoreItem xmlns:ds="http://schemas.openxmlformats.org/officeDocument/2006/customXml" ds:itemID="{E4B4D352-B35B-4B3A-95D2-902933709BD2}">
-  <ds:schemaRefs>
-    <ds:schemaRef ds:uri="http://schemas.microsoft.com/office/2006/metadata/properties"/>
-    <ds:schemaRef ds:uri="http://schemas.microsoft.com/office/infopath/2007/PartnerControls"/>
-    <ds:schemaRef ds:uri="7f0dcb33-685e-48d8-b644-2ef2786c1229"/>
-  </ds:schemaRefs>
-</ds:datastoreItem>
-</file>
-
 <file path=customXml/itemProps3.xml><?xml version="1.0" encoding="utf-8"?>
 <ds:datastoreItem xmlns:ds="http://schemas.openxmlformats.org/officeDocument/2006/customXml" ds:itemID="{CEAD825D-2413-46BA-BB1F-DCE637B19B0C}">
   <ds:schemaRefs>
